--- a/docs/design/cc_ep_deliverable2_verification_reliability_ha.docx
+++ b/docs/design/cc_ep_deliverable2_verification_reliability_ha.docx
@@ -384,8 +384,7 @@
     <w:p>
       <w:pPr>
         <w:jc w:val="center"/>
-        <w:keepNext/>
-        <w:spacing w:before="100" w:after="40"/>
+        <w:spacing w:before="100" w:after="40" w:line="240" w:lineRule="auto"/>
       </w:pPr>
       <w:r>
         <w:drawing>
@@ -957,18 +956,6 @@
     </w:p>
     <w:p>
       <w:pPr>
-        <w:pStyle w:val="Heading2"/>
-        <w:keepNext/>
-      </w:pPr>
-      <w:r>
-        <w:rPr>
-          <w:rFonts w:ascii="Calibri" w:hAnsi="Calibri" w:eastAsia="SimHei" w:cs="Calibri"/>
-        </w:rPr>
-        <w:t xml:space="preserve">2. 验证方法</w:t>
-      </w:r>
-    </w:p>
-    <w:p>
-      <w:pPr>
         <w:pStyle w:val="Heading3"/>
         <w:keepNext/>
       </w:pPr>
@@ -976,296 +963,7 @@
         <w:rPr>
           <w:rFonts w:ascii="Calibri" w:hAnsi="Calibri" w:eastAsia="SimHei" w:cs="Calibri"/>
         </w:rPr>
-        <w:t xml:space="preserve">2.1 模型分层</w:t>
-      </w:r>
-    </w:p>
-    <w:p>
-      <w:pPr>
-        <w:ind w:left="0" w:firstLine="420"/>
-      </w:pPr>
-      <w:r>
-        <w:rPr>
-          <w:rFonts w:ascii="Calibri" w:hAnsi="Calibri" w:eastAsia="Microsoft YaHei" w:cs="Calibri"/>
-        </w:rPr>
-        <w:t xml:space="preserve">验证模型按职责划分为四层：</w:t>
-      </w:r>
-    </w:p>
-    <w:p>
-      <w:pPr>
-        <w:ind w:left="0" w:firstLine="420"/>
-      </w:pPr>
-      <w:r>
-        <w:rPr>
-          <w:rFonts w:ascii="Calibri" w:hAnsi="Calibri" w:eastAsia="Microsoft YaHei" w:cs="Calibri"/>
-        </w:rPr>
-        <w:t xml:space="preserve">1. 目录核心层：请求、授权、Clear、Recall、Invalidate 和目录提交；</w:t>
-      </w:r>
-    </w:p>
-    <w:p>
-      <w:pPr>
-        <w:ind w:left="0" w:firstLine="420"/>
-      </w:pPr>
-      <w:r>
-        <w:rPr>
-          <w:rFonts w:ascii="Calibri" w:hAnsi="Calibri" w:eastAsia="Microsoft YaHei" w:cs="Calibri"/>
-        </w:rPr>
-        <w:t xml:space="preserve">2. 并发机制层：同址 outstanding、waiter、partial Ack 和 snoop 仲裁；</w:t>
-      </w:r>
-    </w:p>
-    <w:p>
-      <w:pPr>
-        <w:ind w:left="0" w:firstLine="420"/>
-      </w:pPr>
-      <w:r>
-        <w:rPr>
-          <w:rFonts w:ascii="Calibri" w:hAnsi="Calibri" w:eastAsia="Microsoft YaHei" w:cs="Calibri"/>
-        </w:rPr>
-        <w:t xml:space="preserve">3. 拓扑隔离层：多 PA、多节点和多 Socket 状态隔离；</w:t>
-      </w:r>
-    </w:p>
-    <w:p>
-      <w:pPr>
-        <w:ind w:left="0" w:firstLine="420"/>
-      </w:pPr>
-      <w:r>
-        <w:rPr>
-          <w:rFonts w:ascii="Calibri" w:hAnsi="Calibri" w:eastAsia="Microsoft YaHei" w:cs="Calibri"/>
-        </w:rPr>
-        <w:t xml:space="preserve">4. 故障传输层：消息丢失、重复、延迟和乱序。</w:t>
-      </w:r>
-    </w:p>
-    <w:p>
-      <w:pPr>
-        <w:ind w:left="0" w:firstLine="420"/>
-      </w:pPr>
-      <w:r>
-        <w:rPr>
-          <w:rFonts w:ascii="Calibri" w:hAnsi="Calibri" w:eastAsia="Microsoft YaHei" w:cs="Calibri"/>
-        </w:rPr>
-        <w:t xml:space="preserve">每个模型只承担明确的协议论证职责，最终由端到端测试补充真实数据路径、缓存容量和运行拓扑。</w:t>
-      </w:r>
-    </w:p>
-    <w:p>
-      <w:pPr>
-        <w:pStyle w:val="Heading3"/>
-        <w:keepNext/>
-      </w:pPr>
-      <w:r>
-        <w:rPr>
-          <w:rFonts w:ascii="Calibri" w:hAnsi="Calibri" w:eastAsia="SimHei" w:cs="Calibri"/>
-        </w:rPr>
-        <w:t xml:space="preserve">2.2 Safety 属性</w:t>
-      </w:r>
-    </w:p>
-    <w:p>
-      <w:pPr>
-        <w:ind w:left="0" w:firstLine="420"/>
-      </w:pPr>
-      <w:r>
-        <w:rPr>
-          <w:rFonts w:ascii="Calibri" w:hAnsi="Calibri" w:eastAsia="Microsoft YaHei" w:cs="Calibri"/>
-        </w:rPr>
-        <w:t xml:space="preserve">形式化验证中的主要 Safety 属性包括：</w:t>
-      </w:r>
-    </w:p>
-    <w:p>
-      <w:pPr>
-        <w:ind w:left="360" w:firstLine="0"/>
-      </w:pPr>
-      <w:r>
-        <w:rPr>
-          <w:rFonts w:ascii="Calibri" w:hAnsi="Calibri" w:eastAsia="Microsoft YaHei" w:cs="Calibri"/>
-        </w:rPr>
-        <w:t xml:space="preserve">• 同一缓存行至多存在一个有效写 owner；</w:t>
-      </w:r>
-    </w:p>
-    <w:p>
-      <w:pPr>
-        <w:ind w:left="360" w:firstLine="0"/>
-      </w:pPr>
-      <w:r>
-        <w:rPr>
-          <w:rFonts w:ascii="Calibri" w:hAnsi="Calibri" w:eastAsia="Microsoft YaHei" w:cs="Calibri"/>
-        </w:rPr>
-        <w:t xml:space="preserve">• owner 与 sharer 集合满足状态约束；</w:t>
-      </w:r>
-    </w:p>
-    <w:p>
-      <w:pPr>
-        <w:ind w:left="360" w:firstLine="0"/>
-      </w:pPr>
-      <w:r>
-        <w:rPr>
-          <w:rFonts w:ascii="Calibri" w:hAnsi="Calibri" w:eastAsia="Microsoft YaHei" w:cs="Calibri"/>
-        </w:rPr>
-        <w:t xml:space="preserve">• committed epoch 不回退；</w:t>
-      </w:r>
-    </w:p>
-    <w:p>
-      <w:pPr>
-        <w:ind w:left="360" w:firstLine="0"/>
-      </w:pPr>
-      <w:r>
-        <w:rPr>
-          <w:rFonts w:ascii="Calibri" w:hAnsi="Calibri" w:eastAsia="Microsoft YaHei" w:cs="Calibri"/>
-        </w:rPr>
-        <w:t xml:space="preserve">• 过期消息不能覆盖新目录状态；</w:t>
-      </w:r>
-    </w:p>
-    <w:p>
-      <w:pPr>
-        <w:ind w:left="360" w:firstLine="0"/>
-      </w:pPr>
-      <w:r>
-        <w:rPr>
-          <w:rFonts w:ascii="Calibri" w:hAnsi="Calibri" w:eastAsia="Microsoft YaHei" w:cs="Calibri"/>
-        </w:rPr>
-        <w:t xml:space="preserve">• 重复 Ack 不重复推进事务；</w:t>
-      </w:r>
-    </w:p>
-    <w:p>
-      <w:pPr>
-        <w:ind w:left="360" w:firstLine="0"/>
-      </w:pPr>
-      <w:r>
-        <w:rPr>
-          <w:rFonts w:ascii="Calibri" w:hAnsi="Calibri" w:eastAsia="Microsoft YaHei" w:cs="Calibri"/>
-        </w:rPr>
-        <w:t xml:space="preserve">• Clear 只提交匹配的 epoch、reqId 和 requester；</w:t>
-      </w:r>
-    </w:p>
-    <w:p>
-      <w:pPr>
-        <w:ind w:left="360" w:firstLine="0"/>
-      </w:pPr>
-      <w:r>
-        <w:rPr>
-          <w:rFonts w:ascii="Calibri" w:hAnsi="Calibri" w:eastAsia="Microsoft YaHei" w:cs="Calibri"/>
-        </w:rPr>
-        <w:t xml:space="preserve">• 不同 PA 和不同 Socket 的事务互不污染；</w:t>
-      </w:r>
-    </w:p>
-    <w:p>
-      <w:pPr>
-        <w:ind w:left="360" w:firstLine="0"/>
-      </w:pPr>
-      <w:r>
-        <w:rPr>
-          <w:rFonts w:ascii="Calibri" w:hAnsi="Calibri" w:eastAsia="Microsoft YaHei" w:cs="Calibri"/>
-        </w:rPr>
-        <w:t xml:space="preserve">• 已完成 waiter 不被重复重放。</w:t>
-      </w:r>
-    </w:p>
-    <w:p>
-      <w:pPr>
-        <w:pStyle w:val="Heading3"/>
-        <w:keepNext/>
-      </w:pPr>
-      <w:r>
-        <w:rPr>
-          <w:rFonts w:ascii="Calibri" w:hAnsi="Calibri" w:eastAsia="SimHei" w:cs="Calibri"/>
-        </w:rPr>
-        <w:t xml:space="preserve">2.3 Liveness 属性</w:t>
-      </w:r>
-    </w:p>
-    <w:p>
-      <w:pPr>
-        <w:ind w:left="0" w:firstLine="420"/>
-      </w:pPr>
-      <w:r>
-        <w:rPr>
-          <w:rFonts w:ascii="Calibri" w:hAnsi="Calibri" w:eastAsia="Microsoft YaHei" w:cs="Calibri"/>
-        </w:rPr>
-        <w:t xml:space="preserve">主要 Liveness 属性包括：</w:t>
-      </w:r>
-    </w:p>
-    <w:p>
-      <w:pPr>
-        <w:ind w:left="360" w:firstLine="0"/>
-      </w:pPr>
-      <w:r>
-        <w:rPr>
-          <w:rFonts w:ascii="Calibri" w:hAnsi="Calibri" w:eastAsia="Microsoft YaHei" w:cs="Calibri"/>
-        </w:rPr>
-        <w:t xml:space="preserve">• 在消息最终可达的条件下，请求最终获得授权或明确重试；</w:t>
-      </w:r>
-    </w:p>
-    <w:p>
-      <w:pPr>
-        <w:ind w:left="360" w:firstLine="0"/>
-      </w:pPr>
-      <w:r>
-        <w:rPr>
-          <w:rFonts w:ascii="Calibri" w:hAnsi="Calibri" w:eastAsia="Microsoft YaHei" w:cs="Calibri"/>
-        </w:rPr>
-        <w:t xml:space="preserve">• Recall 最终返回数据或完成 owner 降级；</w:t>
-      </w:r>
-    </w:p>
-    <w:p>
-      <w:pPr>
-        <w:ind w:left="360" w:firstLine="0"/>
-      </w:pPr>
-      <w:r>
-        <w:rPr>
-          <w:rFonts w:ascii="Calibri" w:hAnsi="Calibri" w:eastAsia="Microsoft YaHei" w:cs="Calibri"/>
-        </w:rPr>
-        <w:t xml:space="preserve">• Invalidate 在目标 Ack 收敛后完成；</w:t>
-      </w:r>
-    </w:p>
-    <w:p>
-      <w:pPr>
-        <w:ind w:left="360" w:firstLine="0"/>
-      </w:pPr>
-      <w:r>
-        <w:rPr>
-          <w:rFonts w:ascii="Calibri" w:hAnsi="Calibri" w:eastAsia="Microsoft YaHei" w:cs="Calibri"/>
-        </w:rPr>
-        <w:t xml:space="preserve">• Clear 完成后 outstanding 被退役；</w:t>
-      </w:r>
-    </w:p>
-    <w:p>
-      <w:pPr>
-        <w:ind w:left="360" w:firstLine="0"/>
-      </w:pPr>
-      <w:r>
-        <w:rPr>
-          <w:rFonts w:ascii="Calibri" w:hAnsi="Calibri" w:eastAsia="Microsoft YaHei" w:cs="Calibri"/>
-        </w:rPr>
-        <w:t xml:space="preserve">• waiter 在阻塞条件解除后得到重放；</w:t>
-      </w:r>
-    </w:p>
-    <w:p>
-      <w:pPr>
-        <w:ind w:left="360" w:firstLine="0"/>
-      </w:pPr>
-      <w:r>
-        <w:rPr>
-          <w:rFonts w:ascii="Calibri" w:hAnsi="Calibri" w:eastAsia="Microsoft YaHei" w:cs="Calibri"/>
-        </w:rPr>
-        <w:t xml:space="preserve">• EP-RNF 同址 snoop 不形成循环等待。</w:t>
-      </w:r>
-    </w:p>
-    <w:p>
-      <w:pPr>
-        <w:pStyle w:val="Heading3"/>
-        <w:keepNext/>
-      </w:pPr>
-      <w:r>
-        <w:rPr>
-          <w:rFonts w:ascii="Calibri" w:hAnsi="Calibri" w:eastAsia="SimHei" w:cs="Calibri"/>
-        </w:rPr>
-        <w:t xml:space="preserve">2.4 模型与实现对应</w:t>
-      </w:r>
-    </w:p>
-    <w:p>
-      <w:pPr>
-        <w:ind w:left="0" w:firstLine="420"/>
-      </w:pPr>
-      <w:r>
-        <w:rPr>
-          <w:rFonts w:ascii="Calibri" w:hAnsi="Calibri" w:eastAsia="Microsoft YaHei" w:cs="Calibri"/>
-        </w:rPr>
-        <w:t xml:space="preserve">模型动作与实现机制采用稳定语义对应，而不依赖源码行号：</w:t>
+        <w:t xml:space="preserve">1.4 结论与范围</w:t>
       </w:r>
     </w:p>
     <w:tbl>
@@ -1302,7 +1000,7 @@
                 <w:sz w:val="18"/>
                 <w:szCs w:val="18"/>
               </w:rPr>
-              <w:t xml:space="preserve">模型动作</w:t>
+              <w:t xml:space="preserve">项目</w:t>
             </w:r>
           </w:p>
         </w:tc>
@@ -1323,294 +1021,264 @@
                 <w:sz w:val="18"/>
                 <w:szCs w:val="18"/>
               </w:rPr>
-              <w:t xml:space="preserve">实现机制</w:t>
-            </w:r>
-          </w:p>
-        </w:tc>
-      </w:tr>
-      <w:tr>
-        <w:trPr>
-          <w:cantSplit/>
-        </w:trPr>
-        <w:tc>
-          <w:tcPr/>
-          <w:p>
-            <w:pPr>
-              <w:pStyle w:val="TableText"/>
-              <w:jc w:val="left"/>
-              <w:spacing w:before="0" w:after="0" w:line="320" w:lineRule="exact"/>
-            </w:pPr>
-            <w:r>
-              <w:rPr>
-                <w:rFonts w:ascii="Calibri" w:hAnsi="Calibri" w:eastAsia="Microsoft YaHei" w:cs="Calibri"/>
-                <w:sz w:val="18"/>
-                <w:szCs w:val="18"/>
-              </w:rPr>
-              <w:t xml:space="preserve">RequestGrant</w:t>
-            </w:r>
-          </w:p>
-        </w:tc>
-        <w:tc>
-          <w:tcPr/>
-          <w:p>
-            <w:pPr>
-              <w:pStyle w:val="TableText"/>
-              <w:jc w:val="left"/>
-              <w:spacing w:before="0" w:after="0" w:line="320" w:lineRule="exact"/>
-            </w:pPr>
-            <w:r>
-              <w:rPr>
-                <w:rFonts w:ascii="Calibri" w:hAnsi="Calibri" w:eastAsia="Microsoft YaHei" w:cs="Calibri"/>
-                <w:sz w:val="18"/>
-                <w:szCs w:val="18"/>
-              </w:rPr>
-              <w:t xml:space="preserve">UBCC 请求仲裁与 intended state 建立</w:t>
-            </w:r>
-          </w:p>
-        </w:tc>
-      </w:tr>
-      <w:tr>
-        <w:trPr>
-          <w:cantSplit/>
-        </w:trPr>
-        <w:tc>
-          <w:tcPr/>
-          <w:p>
-            <w:pPr>
-              <w:pStyle w:val="TableText"/>
-              <w:jc w:val="left"/>
-              <w:spacing w:before="0" w:after="0" w:line="320" w:lineRule="exact"/>
-            </w:pPr>
-            <w:r>
-              <w:rPr>
-                <w:rFonts w:ascii="Calibri" w:hAnsi="Calibri" w:eastAsia="Microsoft YaHei" w:cs="Calibri"/>
-                <w:sz w:val="18"/>
-                <w:szCs w:val="18"/>
-              </w:rPr>
-              <w:t xml:space="preserve">RecallOwner</w:t>
-            </w:r>
-          </w:p>
-        </w:tc>
-        <w:tc>
-          <w:tcPr/>
-          <w:p>
-            <w:pPr>
-              <w:pStyle w:val="TableText"/>
-              <w:jc w:val="left"/>
-              <w:spacing w:before="0" w:after="0" w:line="320" w:lineRule="exact"/>
-            </w:pPr>
-            <w:r>
-              <w:rPr>
-                <w:rFonts w:ascii="Calibri" w:hAnsi="Calibri" w:eastAsia="Microsoft YaHei" w:cs="Calibri"/>
-                <w:sz w:val="18"/>
-                <w:szCs w:val="18"/>
-              </w:rPr>
-              <w:t xml:space="preserve">RecallReq / RecallResp 数据回收</w:t>
-            </w:r>
-          </w:p>
-        </w:tc>
-      </w:tr>
-      <w:tr>
-        <w:trPr>
-          <w:cantSplit/>
-        </w:trPr>
-        <w:tc>
-          <w:tcPr/>
-          <w:p>
-            <w:pPr>
-              <w:pStyle w:val="TableText"/>
-              <w:jc w:val="left"/>
-              <w:spacing w:before="0" w:after="0" w:line="320" w:lineRule="exact"/>
-            </w:pPr>
-            <w:r>
-              <w:rPr>
-                <w:rFonts w:ascii="Calibri" w:hAnsi="Calibri" w:eastAsia="Microsoft YaHei" w:cs="Calibri"/>
-                <w:sz w:val="18"/>
-                <w:szCs w:val="18"/>
-              </w:rPr>
-              <w:t xml:space="preserve">InvalidateSharers</w:t>
-            </w:r>
-          </w:p>
-        </w:tc>
-        <w:tc>
-          <w:tcPr/>
-          <w:p>
-            <w:pPr>
-              <w:pStyle w:val="TableText"/>
-              <w:jc w:val="left"/>
-              <w:spacing w:before="0" w:after="0" w:line="320" w:lineRule="exact"/>
-            </w:pPr>
-            <w:r>
-              <w:rPr>
-                <w:rFonts w:ascii="Calibri" w:hAnsi="Calibri" w:eastAsia="Microsoft YaHei" w:cs="Calibri"/>
-                <w:sz w:val="18"/>
-                <w:szCs w:val="18"/>
-              </w:rPr>
-              <w:t xml:space="preserve">目标集合冻结、InvalidateReq 和 Ack 位图</w:t>
-            </w:r>
-          </w:p>
-        </w:tc>
-      </w:tr>
-      <w:tr>
-        <w:trPr>
-          <w:cantSplit/>
-        </w:trPr>
-        <w:tc>
-          <w:tcPr/>
-          <w:p>
-            <w:pPr>
-              <w:pStyle w:val="TableText"/>
-              <w:jc w:val="left"/>
-              <w:spacing w:before="0" w:after="0" w:line="320" w:lineRule="exact"/>
-            </w:pPr>
-            <w:r>
-              <w:rPr>
-                <w:rFonts w:ascii="Calibri" w:hAnsi="Calibri" w:eastAsia="Microsoft YaHei" w:cs="Calibri"/>
-                <w:sz w:val="18"/>
-                <w:szCs w:val="18"/>
-              </w:rPr>
-              <w:t xml:space="preserve">ClearCommit</w:t>
-            </w:r>
-          </w:p>
-        </w:tc>
-        <w:tc>
-          <w:tcPr/>
-          <w:p>
-            <w:pPr>
-              <w:pStyle w:val="TableText"/>
-              <w:jc w:val="left"/>
-              <w:spacing w:before="0" w:after="0" w:line="320" w:lineRule="exact"/>
-            </w:pPr>
-            <w:r>
-              <w:rPr>
-                <w:rFonts w:ascii="Calibri" w:hAnsi="Calibri" w:eastAsia="Microsoft YaHei" w:cs="Calibri"/>
-                <w:sz w:val="18"/>
-                <w:szCs w:val="18"/>
-              </w:rPr>
-              <w:t xml:space="preserve">Clear 身份校验与目录提交</w:t>
-            </w:r>
-          </w:p>
-        </w:tc>
-      </w:tr>
-      <w:tr>
-        <w:trPr>
-          <w:cantSplit/>
-        </w:trPr>
-        <w:tc>
-          <w:tcPr/>
-          <w:p>
-            <w:pPr>
-              <w:pStyle w:val="TableText"/>
-              <w:jc w:val="left"/>
-              <w:spacing w:before="0" w:after="0" w:line="320" w:lineRule="exact"/>
-            </w:pPr>
-            <w:r>
-              <w:rPr>
-                <w:rFonts w:ascii="Calibri" w:hAnsi="Calibri" w:eastAsia="Microsoft YaHei" w:cs="Calibri"/>
-                <w:sz w:val="18"/>
-                <w:szCs w:val="18"/>
-              </w:rPr>
-              <w:t xml:space="preserve">RetireWaiter</w:t>
-            </w:r>
-          </w:p>
-        </w:tc>
-        <w:tc>
-          <w:tcPr/>
-          <w:p>
-            <w:pPr>
-              <w:pStyle w:val="TableText"/>
-              <w:jc w:val="left"/>
-              <w:spacing w:before="0" w:after="0" w:line="320" w:lineRule="exact"/>
-            </w:pPr>
-            <w:r>
-              <w:rPr>
-                <w:rFonts w:ascii="Calibri" w:hAnsi="Calibri" w:eastAsia="Microsoft YaHei" w:cs="Calibri"/>
-                <w:sz w:val="18"/>
-                <w:szCs w:val="18"/>
-              </w:rPr>
-              <w:t xml:space="preserve">已完成 Read waiter 精确退役</w:t>
-            </w:r>
-          </w:p>
-        </w:tc>
-      </w:tr>
-      <w:tr>
-        <w:trPr>
-          <w:cantSplit/>
-        </w:trPr>
-        <w:tc>
-          <w:tcPr/>
-          <w:p>
-            <w:pPr>
-              <w:pStyle w:val="TableText"/>
-              <w:jc w:val="left"/>
-              <w:spacing w:before="0" w:after="0" w:line="320" w:lineRule="exact"/>
-            </w:pPr>
-            <w:r>
-              <w:rPr>
-                <w:rFonts w:ascii="Calibri" w:hAnsi="Calibri" w:eastAsia="Microsoft YaHei" w:cs="Calibri"/>
-                <w:sz w:val="18"/>
-                <w:szCs w:val="18"/>
-              </w:rPr>
-              <w:t xml:space="preserve">ReplayWaiter</w:t>
-            </w:r>
-          </w:p>
-        </w:tc>
-        <w:tc>
-          <w:tcPr/>
-          <w:p>
-            <w:pPr>
-              <w:pStyle w:val="TableText"/>
-              <w:jc w:val="left"/>
-              <w:spacing w:before="0" w:after="0" w:line="320" w:lineRule="exact"/>
-            </w:pPr>
-            <w:r>
-              <w:rPr>
-                <w:rFonts w:ascii="Calibri" w:hAnsi="Calibri" w:eastAsia="Microsoft YaHei" w:cs="Calibri"/>
-                <w:sz w:val="18"/>
-                <w:szCs w:val="18"/>
-              </w:rPr>
-              <w:t xml:space="preserve">阻塞条件解除后的请求重放</w:t>
-            </w:r>
-          </w:p>
-        </w:tc>
-      </w:tr>
-      <w:tr>
-        <w:trPr>
-          <w:cantSplit/>
-        </w:trPr>
-        <w:tc>
-          <w:tcPr/>
-          <w:p>
-            <w:pPr>
-              <w:pStyle w:val="TableText"/>
-              <w:jc w:val="left"/>
-              <w:spacing w:before="0" w:after="0" w:line="320" w:lineRule="exact"/>
-            </w:pPr>
-            <w:r>
-              <w:rPr>
-                <w:rFonts w:ascii="Calibri" w:hAnsi="Calibri" w:eastAsia="Microsoft YaHei" w:cs="Calibri"/>
-                <w:sz w:val="18"/>
-                <w:szCs w:val="18"/>
-              </w:rPr>
-              <w:t xml:space="preserve">SnoopArbitrate</w:t>
-            </w:r>
-          </w:p>
-        </w:tc>
-        <w:tc>
-          <w:tcPr/>
-          <w:p>
-            <w:pPr>
-              <w:pStyle w:val="TableText"/>
-              <w:jc w:val="left"/>
-              <w:spacing w:before="0" w:after="0" w:line="320" w:lineRule="exact"/>
-            </w:pPr>
-            <w:r>
-              <w:rPr>
-                <w:rFonts w:ascii="Calibri" w:hAnsi="Calibri" w:eastAsia="Microsoft YaHei" w:cs="Calibri"/>
-                <w:sz w:val="18"/>
-                <w:szCs w:val="18"/>
-              </w:rPr>
-              <w:t xml:space="preserve">EP-RNF 对同址 snoop 的 immediate/stale 仲裁</w:t>
+              <w:t xml:space="preserve">结论</w:t>
+            </w:r>
+          </w:p>
+        </w:tc>
+        <w:tc>
+          <w:tcPr>
+            <w:shd w:val="clear" w:color="auto" w:fill="D9E2F3"/>
+          </w:tcPr>
+          <w:p>
+            <w:pPr>
+              <w:pStyle w:val="TableText"/>
+              <w:jc w:val="left"/>
+              <w:spacing w:before="0" w:after="0" w:line="320" w:lineRule="exact"/>
+            </w:pPr>
+            <w:r>
+              <w:rPr>
+                <w:rFonts w:ascii="Calibri" w:hAnsi="Calibri" w:eastAsia="SimHei" w:cs="Calibri"/>
+                <w:b/>
+                <w:sz w:val="18"/>
+                <w:szCs w:val="18"/>
+              </w:rPr>
+              <w:t xml:space="preserve">适用范围</w:t>
+            </w:r>
+          </w:p>
+        </w:tc>
+      </w:tr>
+      <w:tr>
+        <w:trPr>
+          <w:cantSplit/>
+        </w:trPr>
+        <w:tc>
+          <w:tcPr/>
+          <w:p>
+            <w:pPr>
+              <w:pStyle w:val="TableText"/>
+              <w:jc w:val="left"/>
+              <w:spacing w:before="0" w:after="0" w:line="320" w:lineRule="exact"/>
+            </w:pPr>
+            <w:r>
+              <w:rPr>
+                <w:rFonts w:ascii="Calibri" w:hAnsi="Calibri" w:eastAsia="Microsoft YaHei" w:cs="Calibri"/>
+                <w:sz w:val="18"/>
+                <w:szCs w:val="18"/>
+              </w:rPr>
+              <w:t xml:space="preserve">实现验证</w:t>
+            </w:r>
+          </w:p>
+        </w:tc>
+        <w:tc>
+          <w:tcPr/>
+          <w:p>
+            <w:pPr>
+              <w:pStyle w:val="TableText"/>
+              <w:jc w:val="left"/>
+              <w:spacing w:before="0" w:after="0" w:line="320" w:lineRule="exact"/>
+            </w:pPr>
+            <w:r>
+              <w:rPr>
+                <w:rFonts w:ascii="Calibri" w:hAnsi="Calibri" w:eastAsia="Microsoft YaHei" w:cs="Calibri"/>
+                <w:sz w:val="18"/>
+                <w:szCs w:val="18"/>
+              </w:rPr>
+              <w:t xml:space="preserve">端到端、O3、多拓扑与 Q1-Q5 资格结果通过</w:t>
+            </w:r>
+          </w:p>
+        </w:tc>
+        <w:tc>
+          <w:tcPr/>
+          <w:p>
+            <w:pPr>
+              <w:pStyle w:val="TableText"/>
+              <w:jc w:val="left"/>
+              <w:spacing w:before="0" w:after="0" w:line="320" w:lineRule="exact"/>
+            </w:pPr>
+            <w:r>
+              <w:rPr>
+                <w:rFonts w:ascii="Calibri" w:hAnsi="Calibri" w:eastAsia="Microsoft YaHei" w:cs="Calibri"/>
+                <w:sz w:val="18"/>
+                <w:szCs w:val="18"/>
+              </w:rPr>
+              <w:t xml:space="preserve">当前实现及冻结可执行场景</w:t>
+            </w:r>
+          </w:p>
+        </w:tc>
+      </w:tr>
+      <w:tr>
+        <w:trPr>
+          <w:cantSplit/>
+        </w:trPr>
+        <w:tc>
+          <w:tcPr/>
+          <w:p>
+            <w:pPr>
+              <w:pStyle w:val="TableText"/>
+              <w:jc w:val="left"/>
+              <w:spacing w:before="0" w:after="0" w:line="320" w:lineRule="exact"/>
+            </w:pPr>
+            <w:r>
+              <w:rPr>
+                <w:rFonts w:ascii="Calibri" w:hAnsi="Calibri" w:eastAsia="Microsoft YaHei" w:cs="Calibri"/>
+                <w:sz w:val="18"/>
+                <w:szCs w:val="18"/>
+              </w:rPr>
+              <w:t xml:space="preserve">形式化验证</w:t>
+            </w:r>
+          </w:p>
+        </w:tc>
+        <w:tc>
+          <w:tcPr/>
+          <w:p>
+            <w:pPr>
+              <w:pStyle w:val="TableText"/>
+              <w:jc w:val="left"/>
+              <w:spacing w:before="0" w:after="0" w:line="320" w:lineRule="exact"/>
+            </w:pPr>
+            <w:r>
+              <w:rPr>
+                <w:rFonts w:ascii="Calibri" w:hAnsi="Calibri" w:eastAsia="Microsoft YaHei" w:cs="Calibri"/>
+                <w:sz w:val="18"/>
+                <w:szCs w:val="18"/>
+              </w:rPr>
+              <w:t xml:space="preserve">核心模型与 focused 模型覆盖各自声明的 Safety/Liveness 性质</w:t>
+            </w:r>
+          </w:p>
+        </w:tc>
+        <w:tc>
+          <w:tcPr/>
+          <w:p>
+            <w:pPr>
+              <w:pStyle w:val="TableText"/>
+              <w:jc w:val="left"/>
+              <w:spacing w:before="0" w:after="0" w:line="320" w:lineRule="exact"/>
+            </w:pPr>
+            <w:r>
+              <w:rPr>
+                <w:rFonts w:ascii="Calibri" w:hAnsi="Calibri" w:eastAsia="Microsoft YaHei" w:cs="Calibri"/>
+                <w:sz w:val="18"/>
+                <w:szCs w:val="18"/>
+              </w:rPr>
+              <w:t xml:space="preserve">有界状态、抽象环境与模型公平性假设</w:t>
+            </w:r>
+          </w:p>
+        </w:tc>
+      </w:tr>
+      <w:tr>
+        <w:trPr>
+          <w:cantSplit/>
+        </w:trPr>
+        <w:tc>
+          <w:tcPr/>
+          <w:p>
+            <w:pPr>
+              <w:pStyle w:val="TableText"/>
+              <w:jc w:val="left"/>
+              <w:spacing w:before="0" w:after="0" w:line="320" w:lineRule="exact"/>
+            </w:pPr>
+            <w:r>
+              <w:rPr>
+                <w:rFonts w:ascii="Calibri" w:hAnsi="Calibri" w:eastAsia="Microsoft YaHei" w:cs="Calibri"/>
+                <w:sz w:val="18"/>
+                <w:szCs w:val="18"/>
+              </w:rPr>
+              <w:t xml:space="preserve">HA 比较</w:t>
+            </w:r>
+          </w:p>
+        </w:tc>
+        <w:tc>
+          <w:tcPr/>
+          <w:p>
+            <w:pPr>
+              <w:pStyle w:val="TableText"/>
+              <w:jc w:val="left"/>
+              <w:spacing w:before="0" w:after="0" w:line="320" w:lineRule="exact"/>
+            </w:pPr>
+            <w:r>
+              <w:rPr>
+                <w:rFonts w:ascii="Calibri" w:hAnsi="Calibri" w:eastAsia="Microsoft YaHei" w:cs="Calibri"/>
+                <w:sz w:val="18"/>
+                <w:szCs w:val="18"/>
+              </w:rPr>
+              <w:t xml:space="preserve">冻结 HA-VI 参考范围内聚合结果支持 UBCC 优势</w:t>
+            </w:r>
+          </w:p>
+        </w:tc>
+        <w:tc>
+          <w:tcPr/>
+          <w:p>
+            <w:pPr>
+              <w:pStyle w:val="TableText"/>
+              <w:jc w:val="left"/>
+              <w:spacing w:before="0" w:after="0" w:line="320" w:lineRule="exact"/>
+            </w:pPr>
+            <w:r>
+              <w:rPr>
+                <w:rFonts w:ascii="Calibri" w:hAnsi="Calibri" w:eastAsia="Microsoft YaHei" w:cs="Calibri"/>
+                <w:sz w:val="18"/>
+                <w:szCs w:val="18"/>
+              </w:rPr>
+              <w:t xml:space="preserve">2N1S、O3、单向完成语义和两个 L3 压力点</w:t>
+            </w:r>
+          </w:p>
+        </w:tc>
+      </w:tr>
+      <w:tr>
+        <w:trPr>
+          <w:cantSplit/>
+        </w:trPr>
+        <w:tc>
+          <w:tcPr/>
+          <w:p>
+            <w:pPr>
+              <w:pStyle w:val="TableText"/>
+              <w:jc w:val="left"/>
+              <w:spacing w:before="0" w:after="0" w:line="320" w:lineRule="exact"/>
+            </w:pPr>
+            <w:r>
+              <w:rPr>
+                <w:rFonts w:ascii="Calibri" w:hAnsi="Calibri" w:eastAsia="Microsoft YaHei" w:cs="Calibri"/>
+                <w:sz w:val="18"/>
+                <w:szCs w:val="18"/>
+              </w:rPr>
+              <w:t xml:space="preserve">范围外</w:t>
+            </w:r>
+          </w:p>
+        </w:tc>
+        <w:tc>
+          <w:tcPr/>
+          <w:p>
+            <w:pPr>
+              <w:pStyle w:val="TableText"/>
+              <w:jc w:val="left"/>
+              <w:spacing w:before="0" w:after="0" w:line="320" w:lineRule="exact"/>
+            </w:pPr>
+            <w:r>
+              <w:rPr>
+                <w:rFonts w:ascii="Calibri" w:hAnsi="Calibri" w:eastAsia="Microsoft YaHei" w:cs="Calibri"/>
+                <w:sz w:val="18"/>
+                <w:szCs w:val="18"/>
+              </w:rPr>
+              <w:t xml:space="preserve">不作本次交付能力主张</w:t>
+            </w:r>
+          </w:p>
+        </w:tc>
+        <w:tc>
+          <w:tcPr/>
+          <w:p>
+            <w:pPr>
+              <w:pStyle w:val="TableText"/>
+              <w:jc w:val="left"/>
+              <w:spacing w:before="0" w:after="0" w:line="320" w:lineRule="exact"/>
+            </w:pPr>
+            <w:r>
+              <w:rPr>
+                <w:rFonts w:ascii="Calibri" w:hAnsi="Calibri" w:eastAsia="Microsoft YaHei" w:cs="Calibri"/>
+                <w:sz w:val="18"/>
+                <w:szCs w:val="18"/>
+              </w:rPr>
+              <w:t xml:space="preserve">永久 Home 故障在线恢复、物理芯片和端口级 Switch 微体系结构</w:t>
             </w:r>
           </w:p>
         </w:tc>
@@ -1625,7 +1293,7 @@
         <w:rPr>
           <w:rFonts w:ascii="Calibri" w:hAnsi="Calibri" w:eastAsia="SimHei" w:cs="Calibri"/>
         </w:rPr>
-        <w:t xml:space="preserve">3. 形式化验证结果</w:t>
+        <w:t xml:space="preserve">2. 验证方法</w:t>
       </w:r>
     </w:p>
     <w:p>
@@ -1637,7 +1305,7 @@
         <w:rPr>
           <w:rFonts w:ascii="Calibri" w:hAnsi="Calibri" w:eastAsia="SimHei" w:cs="Calibri"/>
         </w:rPr>
-        <w:t xml:space="preserve">3.1 UBCC 目录核心</w:t>
+        <w:t xml:space="preserve">2.1 模型分层</w:t>
       </w:r>
     </w:p>
     <w:p>
@@ -1648,7 +1316,7 @@
         <w:rPr>
           <w:rFonts w:ascii="Calibri" w:hAnsi="Calibri" w:eastAsia="Microsoft YaHei" w:cs="Calibri"/>
         </w:rPr>
-        <w:t xml:space="preserve">目录核心模型覆盖请求、授权、Clear、Recall 和 Invalidate 的状态迁移，验证目录提交前后</w:t>
+        <w:t xml:space="preserve">验证模型按职责划分为四层：</w:t>
       </w:r>
     </w:p>
     <w:p>
@@ -1659,7 +1327,7 @@
         <w:rPr>
           <w:rFonts w:ascii="Calibri" w:hAnsi="Calibri" w:eastAsia="Microsoft YaHei" w:cs="Calibri"/>
         </w:rPr>
-        <w:t xml:space="preserve">owner、sharer、epoch 和 outstanding 关系保持一致。</w:t>
+        <w:t xml:space="preserve">1. 目录核心层：请求、授权、Clear、Recall、Invalidate 和目录提交；</w:t>
       </w:r>
     </w:p>
     <w:p>
@@ -1670,51 +1338,40 @@
         <w:rPr>
           <w:rFonts w:ascii="Calibri" w:hAnsi="Calibri" w:eastAsia="Microsoft YaHei" w:cs="Calibri"/>
         </w:rPr>
-        <w:t xml:space="preserve">验证结果表明：</w:t>
-      </w:r>
-    </w:p>
-    <w:p>
-      <w:pPr>
-        <w:ind w:left="360" w:firstLine="0"/>
-      </w:pPr>
-      <w:r>
-        <w:rPr>
-          <w:rFonts w:ascii="Calibri" w:hAnsi="Calibri" w:eastAsia="Microsoft YaHei" w:cs="Calibri"/>
-        </w:rPr>
-        <w:t xml:space="preserve">• 授权在途期间 committed state 保持安全；</w:t>
-      </w:r>
-    </w:p>
-    <w:p>
-      <w:pPr>
-        <w:ind w:left="360" w:firstLine="0"/>
-      </w:pPr>
-      <w:r>
-        <w:rPr>
-          <w:rFonts w:ascii="Calibri" w:hAnsi="Calibri" w:eastAsia="Microsoft YaHei" w:cs="Calibri"/>
-        </w:rPr>
-        <w:t xml:space="preserve">• Clear 只提交匹配事务；</w:t>
-      </w:r>
-    </w:p>
-    <w:p>
-      <w:pPr>
-        <w:ind w:left="360" w:firstLine="0"/>
-      </w:pPr>
-      <w:r>
-        <w:rPr>
-          <w:rFonts w:ascii="Calibri" w:hAnsi="Calibri" w:eastAsia="Microsoft YaHei" w:cs="Calibri"/>
-        </w:rPr>
-        <w:t xml:space="preserve">• Recall 与 Invalidate 不产生双 owner；</w:t>
-      </w:r>
-    </w:p>
-    <w:p>
-      <w:pPr>
-        <w:ind w:left="360" w:firstLine="0"/>
-      </w:pPr>
-      <w:r>
-        <w:rPr>
-          <w:rFonts w:ascii="Calibri" w:hAnsi="Calibri" w:eastAsia="Microsoft YaHei" w:cs="Calibri"/>
-        </w:rPr>
-        <w:t xml:space="preserve">• 重复和延迟消息不会改变已完成事务结果。</w:t>
+        <w:t xml:space="preserve">2. 并发机制层：同址 outstanding、waiter、partial Ack 和 snoop 仲裁；</w:t>
+      </w:r>
+    </w:p>
+    <w:p>
+      <w:pPr>
+        <w:ind w:left="0" w:firstLine="420"/>
+      </w:pPr>
+      <w:r>
+        <w:rPr>
+          <w:rFonts w:ascii="Calibri" w:hAnsi="Calibri" w:eastAsia="Microsoft YaHei" w:cs="Calibri"/>
+        </w:rPr>
+        <w:t xml:space="preserve">3. 拓扑隔离层：多 PA、多节点和多 Socket 状态隔离；</w:t>
+      </w:r>
+    </w:p>
+    <w:p>
+      <w:pPr>
+        <w:ind w:left="0" w:firstLine="420"/>
+      </w:pPr>
+      <w:r>
+        <w:rPr>
+          <w:rFonts w:ascii="Calibri" w:hAnsi="Calibri" w:eastAsia="Microsoft YaHei" w:cs="Calibri"/>
+        </w:rPr>
+        <w:t xml:space="preserve">4. 故障传输层：消息丢失、重复、延迟和乱序。</w:t>
+      </w:r>
+    </w:p>
+    <w:p>
+      <w:pPr>
+        <w:ind w:left="0" w:firstLine="420"/>
+      </w:pPr>
+      <w:r>
+        <w:rPr>
+          <w:rFonts w:ascii="Calibri" w:hAnsi="Calibri" w:eastAsia="Microsoft YaHei" w:cs="Calibri"/>
+        </w:rPr>
+        <w:t xml:space="preserve">每个模型只承担明确的协议论证职责，最终由端到端测试补充真实数据路径、缓存容量和运行拓扑。</w:t>
       </w:r>
     </w:p>
     <w:p>
@@ -1726,209 +1383,7 @@
         <w:rPr>
           <w:rFonts w:ascii="Calibri" w:hAnsi="Calibri" w:eastAsia="SimHei" w:cs="Calibri"/>
         </w:rPr>
-        <w:t xml:space="preserve">3.2 传输故障模型</w:t>
-      </w:r>
-    </w:p>
-    <w:p>
-      <w:pPr>
-        <w:ind w:left="0" w:firstLine="420"/>
-      </w:pPr>
-      <w:r>
-        <w:rPr>
-          <w:rFonts w:ascii="Calibri" w:hAnsi="Calibri" w:eastAsia="Microsoft YaHei" w:cs="Calibri"/>
-        </w:rPr>
-        <w:t xml:space="preserve">传输故障模型枚举丢失、重复和乱序消息，验证 epoch、reqId、Ack 位图和幂等确认能够阻止</w:t>
-      </w:r>
-    </w:p>
-    <w:p>
-      <w:pPr>
-        <w:ind w:left="0" w:firstLine="420"/>
-      </w:pPr>
-      <w:r>
-        <w:rPr>
-          <w:rFonts w:ascii="Calibri" w:hAnsi="Calibri" w:eastAsia="Microsoft YaHei" w:cs="Calibri"/>
-        </w:rPr>
-        <w:t xml:space="preserve">重复提交与过期状态覆盖。</w:t>
-      </w:r>
-    </w:p>
-    <w:p>
-      <w:pPr>
-        <w:pStyle w:val="Heading3"/>
-        <w:keepNext/>
-      </w:pPr>
-      <w:r>
-        <w:rPr>
-          <w:rFonts w:ascii="Calibri" w:hAnsi="Calibri" w:eastAsia="SimHei" w:cs="Calibri"/>
-        </w:rPr>
-        <w:t xml:space="preserve">3.3 多 PA 与多 Socket 隔离</w:t>
-      </w:r>
-    </w:p>
-    <w:p>
-      <w:pPr>
-        <w:ind w:left="0" w:firstLine="420"/>
-      </w:pPr>
-      <w:r>
-        <w:rPr>
-          <w:rFonts w:ascii="Calibri" w:hAnsi="Calibri" w:eastAsia="Microsoft YaHei" w:cs="Calibri"/>
-        </w:rPr>
-        <w:t xml:space="preserve">多 PA 和多 Socket 模型验证不同地址、不同 Home Socket 和不同 requester 的状态独立性。</w:t>
-      </w:r>
-    </w:p>
-    <w:p>
-      <w:pPr>
-        <w:ind w:left="0" w:firstLine="420"/>
-      </w:pPr>
-      <w:r>
-        <w:rPr>
-          <w:rFonts w:ascii="Calibri" w:hAnsi="Calibri" w:eastAsia="Microsoft YaHei" w:cs="Calibri"/>
-        </w:rPr>
-        <w:t xml:space="preserve">任一事务的 outstanding、waiter、Ack 集合和提交结果不会污染其他事务。</w:t>
-      </w:r>
-    </w:p>
-    <w:p>
-      <w:pPr>
-        <w:pStyle w:val="Heading3"/>
-        <w:keepNext/>
-      </w:pPr>
-      <w:r>
-        <w:rPr>
-          <w:rFonts w:ascii="Calibri" w:hAnsi="Calibri" w:eastAsia="SimHei" w:cs="Calibri"/>
-        </w:rPr>
-        <w:t xml:space="preserve">3.4 EP-RNF snoop 仲裁</w:t>
-      </w:r>
-    </w:p>
-    <w:p>
-      <w:pPr>
-        <w:ind w:left="0" w:firstLine="420"/>
-      </w:pPr>
-      <w:r>
-        <w:rPr>
-          <w:rFonts w:ascii="Calibri" w:hAnsi="Calibri" w:eastAsia="Microsoft YaHei" w:cs="Calibri"/>
-        </w:rPr>
-        <w:t xml:space="preserve">EP-RNF focused 模型覆盖 active Recall、ReadShared、ReadUnique、CleanUnique 与多类 snoop</w:t>
-      </w:r>
-    </w:p>
-    <w:p>
-      <w:pPr>
-        <w:ind w:left="0" w:firstLine="420"/>
-      </w:pPr>
-      <w:r>
-        <w:rPr>
-          <w:rFonts w:ascii="Calibri" w:hAnsi="Calibri" w:eastAsia="Microsoft YaHei" w:cs="Calibri"/>
-        </w:rPr>
-        <w:t xml:space="preserve">组合。模型验证 immediate 和 stale 响应规则能够打破同址循环等待，同时保持数据权限约束。</w:t>
-      </w:r>
-    </w:p>
-    <w:p>
-      <w:pPr>
-        <w:ind w:left="0" w:firstLine="420"/>
-      </w:pPr>
-      <w:r>
-        <w:rPr>
-          <w:rFonts w:ascii="Calibri" w:hAnsi="Calibri" w:eastAsia="Microsoft YaHei" w:cs="Calibri"/>
-        </w:rPr>
-        <w:t xml:space="preserve">该模型完成 328 个状态的全空间检查，Safety 属性全部通过。</w:t>
-      </w:r>
-    </w:p>
-    <w:p>
-      <w:pPr>
-        <w:pStyle w:val="Heading3"/>
-        <w:keepNext/>
-      </w:pPr>
-      <w:r>
-        <w:rPr>
-          <w:rFonts w:ascii="Calibri" w:hAnsi="Calibri" w:eastAsia="SimHei" w:cs="Calibri"/>
-        </w:rPr>
-        <w:t xml:space="preserve">3.5 committed waiter 精确退役</w:t>
-      </w:r>
-    </w:p>
-    <w:p>
-      <w:pPr>
-        <w:ind w:left="0" w:firstLine="420"/>
-      </w:pPr>
-      <w:r>
-        <w:rPr>
-          <w:rFonts w:ascii="Calibri" w:hAnsi="Calibri" w:eastAsia="Microsoft YaHei" w:cs="Calibri"/>
-        </w:rPr>
-        <w:t xml:space="preserve">成功提交 Clear 后，UBCC 按 (PA, node, socket, reqId) 精确退役已经完成的 Read waiter，</w:t>
-      </w:r>
-    </w:p>
-    <w:p>
-      <w:pPr>
-        <w:ind w:left="0" w:firstLine="420"/>
-      </w:pPr>
-      <w:r>
-        <w:rPr>
-          <w:rFonts w:ascii="Calibri" w:hAnsi="Calibri" w:eastAsia="Microsoft YaHei" w:cs="Calibri"/>
-        </w:rPr>
-        <w:t xml:space="preserve">保留其他 requester、事务身份和操作类型，再安全重放剩余请求。</w:t>
-      </w:r>
-    </w:p>
-    <w:p>
-      <w:pPr>
-        <w:ind w:left="0" w:firstLine="420"/>
-      </w:pPr>
-      <w:r>
-        <w:rPr>
-          <w:rFonts w:ascii="Calibri" w:hAnsi="Calibri" w:eastAsia="Microsoft YaHei" w:cs="Calibri"/>
-        </w:rPr>
-        <w:t xml:space="preserve">该 focused 模型完成 274,593 个状态的检查，验证以下性质：</w:t>
-      </w:r>
-    </w:p>
-    <w:p>
-      <w:pPr>
-        <w:ind w:left="360" w:firstLine="0"/>
-      </w:pPr>
-      <w:r>
-        <w:rPr>
-          <w:rFonts w:ascii="Calibri" w:hAnsi="Calibri" w:eastAsia="Microsoft YaHei" w:cs="Calibri"/>
-        </w:rPr>
-        <w:t xml:space="preserve">• 已完成 waiter 不会再次创建同类 outstanding；</w:t>
-      </w:r>
-    </w:p>
-    <w:p>
-      <w:pPr>
-        <w:ind w:left="360" w:firstLine="0"/>
-      </w:pPr>
-      <w:r>
-        <w:rPr>
-          <w:rFonts w:ascii="Calibri" w:hAnsi="Calibri" w:eastAsia="Microsoft YaHei" w:cs="Calibri"/>
-        </w:rPr>
-        <w:t xml:space="preserve">• 非匹配 waiter 不被误删；</w:t>
-      </w:r>
-    </w:p>
-    <w:p>
-      <w:pPr>
-        <w:ind w:left="360" w:firstLine="0"/>
-      </w:pPr>
-      <w:r>
-        <w:rPr>
-          <w:rFonts w:ascii="Calibri" w:hAnsi="Calibri" w:eastAsia="Microsoft YaHei" w:cs="Calibri"/>
-        </w:rPr>
-        <w:t xml:space="preserve">• Writeback、Upgrade 和 Evict waiter 保持独立；</w:t>
-      </w:r>
-    </w:p>
-    <w:p>
-      <w:pPr>
-        <w:ind w:left="360" w:firstLine="0"/>
-      </w:pPr>
-      <w:r>
-        <w:rPr>
-          <w:rFonts w:ascii="Calibri" w:hAnsi="Calibri" w:eastAsia="Microsoft YaHei" w:cs="Calibri"/>
-        </w:rPr>
-        <w:t xml:space="preserve">• replay 不改变已提交目录状态。</w:t>
-      </w:r>
-    </w:p>
-    <w:p>
-      <w:pPr>
-        <w:pStyle w:val="Heading3"/>
-        <w:keepNext/>
-      </w:pPr>
-      <w:r>
-        <w:rPr>
-          <w:rFonts w:ascii="Calibri" w:hAnsi="Calibri" w:eastAsia="SimHei" w:cs="Calibri"/>
-        </w:rPr>
-        <w:t xml:space="preserve">3.6 结果汇总</w:t>
+        <w:t xml:space="preserve">2.2 形式化验证证据层级</w:t>
       </w:r>
     </w:p>
     <w:tbl>
@@ -1965,7 +1420,7 @@
                 <w:sz w:val="18"/>
                 <w:szCs w:val="18"/>
               </w:rPr>
-              <w:t xml:space="preserve">模型组</w:t>
+              <w:t xml:space="preserve">证据层级</w:t>
             </w:r>
           </w:p>
         </w:tc>
@@ -1986,7 +1441,7 @@
                 <w:sz w:val="18"/>
                 <w:szCs w:val="18"/>
               </w:rPr>
-              <w:t xml:space="preserve">核心论证</w:t>
+              <w:t xml:space="preserve">当前证据</w:t>
             </w:r>
           </w:p>
         </w:tc>
@@ -2007,7 +1462,7 @@
                 <w:sz w:val="18"/>
                 <w:szCs w:val="18"/>
               </w:rPr>
-              <w:t xml:space="preserve">Safety</w:t>
+              <w:t xml:space="preserve">可支持的结论</w:t>
             </w:r>
           </w:p>
         </w:tc>
@@ -2028,392 +1483,886 @@
                 <w:sz w:val="18"/>
                 <w:szCs w:val="18"/>
               </w:rPr>
-              <w:t xml:space="preserve">Liveness</w:t>
-            </w:r>
-          </w:p>
-        </w:tc>
-      </w:tr>
-      <w:tr>
-        <w:trPr>
-          <w:cantSplit/>
-        </w:trPr>
-        <w:tc>
-          <w:tcPr/>
-          <w:p>
-            <w:pPr>
-              <w:pStyle w:val="TableText"/>
-              <w:jc w:val="left"/>
-              <w:spacing w:before="0" w:after="0" w:line="320" w:lineRule="exact"/>
-            </w:pPr>
-            <w:r>
-              <w:rPr>
-                <w:rFonts w:ascii="Calibri" w:hAnsi="Calibri" w:eastAsia="Microsoft YaHei" w:cs="Calibri"/>
-                <w:sz w:val="18"/>
-                <w:szCs w:val="18"/>
-              </w:rPr>
-              <w:t xml:space="preserve">UBCC 目录核心</w:t>
-            </w:r>
-          </w:p>
-        </w:tc>
-        <w:tc>
-          <w:tcPr/>
-          <w:p>
-            <w:pPr>
-              <w:pStyle w:val="TableText"/>
-              <w:jc w:val="left"/>
-              <w:spacing w:before="0" w:after="0" w:line="320" w:lineRule="exact"/>
-            </w:pPr>
-            <w:r>
-              <w:rPr>
-                <w:rFonts w:ascii="Calibri" w:hAnsi="Calibri" w:eastAsia="Microsoft YaHei" w:cs="Calibri"/>
-                <w:sz w:val="18"/>
-                <w:szCs w:val="18"/>
-              </w:rPr>
-              <w:t xml:space="preserve">目录状态、授权与提交</w:t>
-            </w:r>
-          </w:p>
-        </w:tc>
-        <w:tc>
-          <w:tcPr/>
-          <w:p>
-            <w:pPr>
-              <w:pStyle w:val="TableText"/>
-              <w:jc w:val="left"/>
-              <w:spacing w:before="0" w:after="0" w:line="320" w:lineRule="exact"/>
-            </w:pPr>
-            <w:r>
-              <w:rPr>
-                <w:rFonts w:ascii="Calibri" w:hAnsi="Calibri" w:eastAsia="Microsoft YaHei" w:cs="Calibri"/>
-                <w:sz w:val="18"/>
-                <w:szCs w:val="18"/>
-              </w:rPr>
-              <w:t xml:space="preserve">通过</w:t>
-            </w:r>
-          </w:p>
-        </w:tc>
-        <w:tc>
-          <w:tcPr/>
-          <w:p>
-            <w:pPr>
-              <w:pStyle w:val="TableText"/>
-              <w:jc w:val="left"/>
-              <w:spacing w:before="0" w:after="0" w:line="320" w:lineRule="exact"/>
-            </w:pPr>
-            <w:r>
-              <w:rPr>
-                <w:rFonts w:ascii="Calibri" w:hAnsi="Calibri" w:eastAsia="Microsoft YaHei" w:cs="Calibri"/>
-                <w:sz w:val="18"/>
-                <w:szCs w:val="18"/>
-              </w:rPr>
-              <w:t xml:space="preserve">通过</w:t>
-            </w:r>
-          </w:p>
-        </w:tc>
-      </w:tr>
-      <w:tr>
-        <w:trPr>
-          <w:cantSplit/>
-        </w:trPr>
-        <w:tc>
-          <w:tcPr/>
-          <w:p>
-            <w:pPr>
-              <w:pStyle w:val="TableText"/>
-              <w:jc w:val="left"/>
-              <w:spacing w:before="0" w:after="0" w:line="320" w:lineRule="exact"/>
-            </w:pPr>
-            <w:r>
-              <w:rPr>
-                <w:rFonts w:ascii="Calibri" w:hAnsi="Calibri" w:eastAsia="Microsoft YaHei" w:cs="Calibri"/>
-                <w:sz w:val="18"/>
-                <w:szCs w:val="18"/>
-              </w:rPr>
-              <w:t xml:space="preserve">传输故障</w:t>
-            </w:r>
-          </w:p>
-        </w:tc>
-        <w:tc>
-          <w:tcPr/>
-          <w:p>
-            <w:pPr>
-              <w:pStyle w:val="TableText"/>
-              <w:jc w:val="left"/>
-              <w:spacing w:before="0" w:after="0" w:line="320" w:lineRule="exact"/>
-            </w:pPr>
-            <w:r>
-              <w:rPr>
-                <w:rFonts w:ascii="Calibri" w:hAnsi="Calibri" w:eastAsia="Microsoft YaHei" w:cs="Calibri"/>
-                <w:sz w:val="18"/>
-                <w:szCs w:val="18"/>
-              </w:rPr>
-              <w:t xml:space="preserve">丢失、重复、乱序</w:t>
-            </w:r>
-          </w:p>
-        </w:tc>
-        <w:tc>
-          <w:tcPr/>
-          <w:p>
-            <w:pPr>
-              <w:pStyle w:val="TableText"/>
-              <w:jc w:val="left"/>
-              <w:spacing w:before="0" w:after="0" w:line="320" w:lineRule="exact"/>
-            </w:pPr>
-            <w:r>
-              <w:rPr>
-                <w:rFonts w:ascii="Calibri" w:hAnsi="Calibri" w:eastAsia="Microsoft YaHei" w:cs="Calibri"/>
-                <w:sz w:val="18"/>
-                <w:szCs w:val="18"/>
-              </w:rPr>
-              <w:t xml:space="preserve">通过</w:t>
-            </w:r>
-          </w:p>
-        </w:tc>
-        <w:tc>
-          <w:tcPr/>
-          <w:p>
-            <w:pPr>
-              <w:pStyle w:val="TableText"/>
-              <w:jc w:val="left"/>
-              <w:spacing w:before="0" w:after="0" w:line="320" w:lineRule="exact"/>
-            </w:pPr>
-            <w:r>
-              <w:rPr>
-                <w:rFonts w:ascii="Calibri" w:hAnsi="Calibri" w:eastAsia="Microsoft YaHei" w:cs="Calibri"/>
-                <w:sz w:val="18"/>
-                <w:szCs w:val="18"/>
-              </w:rPr>
-              <w:t xml:space="preserve">通过</w:t>
-            </w:r>
-          </w:p>
-        </w:tc>
-      </w:tr>
-      <w:tr>
-        <w:trPr>
-          <w:cantSplit/>
-        </w:trPr>
-        <w:tc>
-          <w:tcPr/>
-          <w:p>
-            <w:pPr>
-              <w:pStyle w:val="TableText"/>
-              <w:jc w:val="left"/>
-              <w:spacing w:before="0" w:after="0" w:line="320" w:lineRule="exact"/>
-            </w:pPr>
-            <w:r>
-              <w:rPr>
-                <w:rFonts w:ascii="Calibri" w:hAnsi="Calibri" w:eastAsia="Microsoft YaHei" w:cs="Calibri"/>
-                <w:sz w:val="18"/>
-                <w:szCs w:val="18"/>
-              </w:rPr>
-              <w:t xml:space="preserve">多 PA / 多 Socket</w:t>
-            </w:r>
-          </w:p>
-        </w:tc>
-        <w:tc>
-          <w:tcPr/>
-          <w:p>
-            <w:pPr>
-              <w:pStyle w:val="TableText"/>
-              <w:jc w:val="left"/>
-              <w:spacing w:before="0" w:after="0" w:line="320" w:lineRule="exact"/>
-            </w:pPr>
-            <w:r>
-              <w:rPr>
-                <w:rFonts w:ascii="Calibri" w:hAnsi="Calibri" w:eastAsia="Microsoft YaHei" w:cs="Calibri"/>
-                <w:sz w:val="18"/>
-                <w:szCs w:val="18"/>
-              </w:rPr>
-              <w:t xml:space="preserve">状态隔离</w:t>
-            </w:r>
-          </w:p>
-        </w:tc>
-        <w:tc>
-          <w:tcPr/>
-          <w:p>
-            <w:pPr>
-              <w:pStyle w:val="TableText"/>
-              <w:jc w:val="left"/>
-              <w:spacing w:before="0" w:after="0" w:line="320" w:lineRule="exact"/>
-            </w:pPr>
-            <w:r>
-              <w:rPr>
-                <w:rFonts w:ascii="Calibri" w:hAnsi="Calibri" w:eastAsia="Microsoft YaHei" w:cs="Calibri"/>
-                <w:sz w:val="18"/>
-                <w:szCs w:val="18"/>
-              </w:rPr>
-              <w:t xml:space="preserve">通过</w:t>
-            </w:r>
-          </w:p>
-        </w:tc>
-        <w:tc>
-          <w:tcPr/>
-          <w:p>
-            <w:pPr>
-              <w:pStyle w:val="TableText"/>
-              <w:jc w:val="left"/>
-              <w:spacing w:before="0" w:after="0" w:line="320" w:lineRule="exact"/>
-            </w:pPr>
-            <w:r>
-              <w:rPr>
-                <w:rFonts w:ascii="Calibri" w:hAnsi="Calibri" w:eastAsia="Microsoft YaHei" w:cs="Calibri"/>
-                <w:sz w:val="18"/>
-                <w:szCs w:val="18"/>
-              </w:rPr>
-              <w:t xml:space="preserve">通过</w:t>
-            </w:r>
-          </w:p>
-        </w:tc>
-      </w:tr>
-      <w:tr>
-        <w:trPr>
-          <w:cantSplit/>
-        </w:trPr>
-        <w:tc>
-          <w:tcPr/>
-          <w:p>
-            <w:pPr>
-              <w:pStyle w:val="TableText"/>
-              <w:jc w:val="left"/>
-              <w:spacing w:before="0" w:after="0" w:line="320" w:lineRule="exact"/>
-            </w:pPr>
-            <w:r>
-              <w:rPr>
-                <w:rFonts w:ascii="Calibri" w:hAnsi="Calibri" w:eastAsia="Microsoft YaHei" w:cs="Calibri"/>
-                <w:sz w:val="18"/>
-                <w:szCs w:val="18"/>
-              </w:rPr>
-              <w:t xml:space="preserve">EP-RNF 仲裁</w:t>
-            </w:r>
-          </w:p>
-        </w:tc>
-        <w:tc>
-          <w:tcPr/>
-          <w:p>
-            <w:pPr>
-              <w:pStyle w:val="TableText"/>
-              <w:jc w:val="left"/>
-              <w:spacing w:before="0" w:after="0" w:line="320" w:lineRule="exact"/>
-            </w:pPr>
-            <w:r>
-              <w:rPr>
-                <w:rFonts w:ascii="Calibri" w:hAnsi="Calibri" w:eastAsia="Microsoft YaHei" w:cs="Calibri"/>
-                <w:sz w:val="18"/>
-                <w:szCs w:val="18"/>
-              </w:rPr>
-              <w:t xml:space="preserve">同址 snoop 收敛</w:t>
-            </w:r>
-          </w:p>
-        </w:tc>
-        <w:tc>
-          <w:tcPr/>
-          <w:p>
-            <w:pPr>
-              <w:pStyle w:val="TableText"/>
-              <w:jc w:val="left"/>
-              <w:spacing w:before="0" w:after="0" w:line="320" w:lineRule="exact"/>
-            </w:pPr>
-            <w:r>
-              <w:rPr>
-                <w:rFonts w:ascii="Calibri" w:hAnsi="Calibri" w:eastAsia="Microsoft YaHei" w:cs="Calibri"/>
-                <w:sz w:val="18"/>
-                <w:szCs w:val="18"/>
-              </w:rPr>
-              <w:t xml:space="preserve">通过</w:t>
-            </w:r>
-          </w:p>
-        </w:tc>
-        <w:tc>
-          <w:tcPr/>
-          <w:p>
-            <w:pPr>
-              <w:pStyle w:val="TableText"/>
-              <w:jc w:val="left"/>
-              <w:spacing w:before="0" w:after="0" w:line="320" w:lineRule="exact"/>
-            </w:pPr>
-            <w:r>
-              <w:rPr>
-                <w:rFonts w:ascii="Calibri" w:hAnsi="Calibri" w:eastAsia="Microsoft YaHei" w:cs="Calibri"/>
-                <w:sz w:val="18"/>
-                <w:szCs w:val="18"/>
-              </w:rPr>
-              <w:t xml:space="preserve">通过</w:t>
-            </w:r>
-          </w:p>
-        </w:tc>
-      </w:tr>
-      <w:tr>
-        <w:trPr>
-          <w:cantSplit/>
-        </w:trPr>
-        <w:tc>
-          <w:tcPr/>
-          <w:p>
-            <w:pPr>
-              <w:pStyle w:val="TableText"/>
-              <w:jc w:val="left"/>
-              <w:spacing w:before="0" w:after="0" w:line="320" w:lineRule="exact"/>
-            </w:pPr>
-            <w:r>
-              <w:rPr>
-                <w:rFonts w:ascii="Calibri" w:hAnsi="Calibri" w:eastAsia="Microsoft YaHei" w:cs="Calibri"/>
-                <w:sz w:val="18"/>
-                <w:szCs w:val="18"/>
-              </w:rPr>
-              <w:t xml:space="preserve">waiter 退役</w:t>
-            </w:r>
-          </w:p>
-        </w:tc>
-        <w:tc>
-          <w:tcPr/>
-          <w:p>
-            <w:pPr>
-              <w:pStyle w:val="TableText"/>
-              <w:jc w:val="left"/>
-              <w:spacing w:before="0" w:after="0" w:line="320" w:lineRule="exact"/>
-            </w:pPr>
-            <w:r>
-              <w:rPr>
-                <w:rFonts w:ascii="Calibri" w:hAnsi="Calibri" w:eastAsia="Microsoft YaHei" w:cs="Calibri"/>
-                <w:sz w:val="18"/>
-                <w:szCs w:val="18"/>
-              </w:rPr>
-              <w:t xml:space="preserve">精确退役与重放</w:t>
-            </w:r>
-          </w:p>
-        </w:tc>
-        <w:tc>
-          <w:tcPr/>
-          <w:p>
-            <w:pPr>
-              <w:pStyle w:val="TableText"/>
-              <w:jc w:val="left"/>
-              <w:spacing w:before="0" w:after="0" w:line="320" w:lineRule="exact"/>
-            </w:pPr>
-            <w:r>
-              <w:rPr>
-                <w:rFonts w:ascii="Calibri" w:hAnsi="Calibri" w:eastAsia="Microsoft YaHei" w:cs="Calibri"/>
-                <w:sz w:val="18"/>
-                <w:szCs w:val="18"/>
-              </w:rPr>
-              <w:t xml:space="preserve">通过</w:t>
-            </w:r>
-          </w:p>
-        </w:tc>
-        <w:tc>
-          <w:tcPr/>
-          <w:p>
-            <w:pPr>
-              <w:pStyle w:val="TableText"/>
-              <w:jc w:val="left"/>
-              <w:spacing w:before="0" w:after="0" w:line="320" w:lineRule="exact"/>
-            </w:pPr>
-            <w:r>
-              <w:rPr>
-                <w:rFonts w:ascii="Calibri" w:hAnsi="Calibri" w:eastAsia="Microsoft YaHei" w:cs="Calibri"/>
-                <w:sz w:val="18"/>
-                <w:szCs w:val="18"/>
-              </w:rPr>
-              <w:t xml:space="preserve">通过</w:t>
+              <w:t xml:space="preserve">不应外推为</w:t>
+            </w:r>
+          </w:p>
+        </w:tc>
+      </w:tr>
+      <w:tr>
+        <w:trPr>
+          <w:cantSplit/>
+        </w:trPr>
+        <w:tc>
+          <w:tcPr/>
+          <w:p>
+            <w:pPr>
+              <w:pStyle w:val="TableText"/>
+              <w:jc w:val="left"/>
+              <w:spacing w:before="0" w:after="0" w:line="320" w:lineRule="exact"/>
+            </w:pPr>
+            <w:r>
+              <w:rPr>
+                <w:rFonts w:ascii="Calibri" w:hAnsi="Calibri" w:eastAsia="Microsoft YaHei" w:cs="Calibri"/>
+                <w:sz w:val="18"/>
+                <w:szCs w:val="18"/>
+              </w:rPr>
+              <w:t xml:space="preserve">当前实现 + 端到端执行</w:t>
+            </w:r>
+          </w:p>
+        </w:tc>
+        <w:tc>
+          <w:tcPr/>
+          <w:p>
+            <w:pPr>
+              <w:pStyle w:val="TableText"/>
+              <w:jc w:val="left"/>
+              <w:spacing w:before="0" w:after="0" w:line="320" w:lineRule="exact"/>
+            </w:pPr>
+            <w:r>
+              <w:rPr>
+                <w:rFonts w:ascii="Calibri" w:hAnsi="Calibri" w:eastAsia="Microsoft YaHei" w:cs="Calibri"/>
+                <w:sz w:val="18"/>
+                <w:szCs w:val="18"/>
+              </w:rPr>
+              <w:t xml:space="preserve">协议实现、定向机制测试、O3、多拓扑、性能正确性门禁和 Q1-Q5</w:t>
+            </w:r>
+          </w:p>
+        </w:tc>
+        <w:tc>
+          <w:tcPr/>
+          <w:p>
+            <w:pPr>
+              <w:pStyle w:val="TableText"/>
+              <w:jc w:val="left"/>
+              <w:spacing w:before="0" w:after="0" w:line="320" w:lineRule="exact"/>
+            </w:pPr>
+            <w:r>
+              <w:rPr>
+                <w:rFonts w:ascii="Calibri" w:hAnsi="Calibri" w:eastAsia="Microsoft YaHei" w:cs="Calibri"/>
+                <w:sz w:val="18"/>
+                <w:szCs w:val="18"/>
+              </w:rPr>
+              <w:t xml:space="preserve">已执行场景中的数据、权限、收敛与故障恢复结果</w:t>
+            </w:r>
+          </w:p>
+        </w:tc>
+        <w:tc>
+          <w:tcPr/>
+          <w:p>
+            <w:pPr>
+              <w:pStyle w:val="TableText"/>
+              <w:jc w:val="left"/>
+              <w:spacing w:before="0" w:after="0" w:line="320" w:lineRule="exact"/>
+            </w:pPr>
+            <w:r>
+              <w:rPr>
+                <w:rFonts w:ascii="Calibri" w:hAnsi="Calibri" w:eastAsia="Microsoft YaHei" w:cs="Calibri"/>
+                <w:sz w:val="18"/>
+                <w:szCs w:val="18"/>
+              </w:rPr>
+              <w:t xml:space="preserve">对所有环境和所有故障的穷尽证明</w:t>
+            </w:r>
+          </w:p>
+        </w:tc>
+      </w:tr>
+      <w:tr>
+        <w:trPr>
+          <w:cantSplit/>
+        </w:trPr>
+        <w:tc>
+          <w:tcPr/>
+          <w:p>
+            <w:pPr>
+              <w:pStyle w:val="TableText"/>
+              <w:jc w:val="left"/>
+              <w:spacing w:before="0" w:after="0" w:line="320" w:lineRule="exact"/>
+            </w:pPr>
+            <w:r>
+              <w:rPr>
+                <w:rFonts w:ascii="Calibri" w:hAnsi="Calibri" w:eastAsia="Microsoft YaHei" w:cs="Calibri"/>
+                <w:sz w:val="18"/>
+                <w:szCs w:val="18"/>
+              </w:rPr>
+              <w:t xml:space="preserve">有界 / focused 形式化模型</w:t>
+            </w:r>
+          </w:p>
+        </w:tc>
+        <w:tc>
+          <w:tcPr/>
+          <w:p>
+            <w:pPr>
+              <w:pStyle w:val="TableText"/>
+              <w:jc w:val="left"/>
+              <w:spacing w:before="0" w:after="0" w:line="320" w:lineRule="exact"/>
+            </w:pPr>
+            <w:r>
+              <w:rPr>
+                <w:rFonts w:ascii="Calibri" w:hAnsi="Calibri" w:eastAsia="Microsoft YaHei" w:cs="Calibri"/>
+                <w:sz w:val="18"/>
+                <w:szCs w:val="18"/>
+              </w:rPr>
+              <w:t xml:space="preserve">目录核心、传输故障、多 PA/Socket、snoop 仲裁与 waiter 退役模型</w:t>
+            </w:r>
+          </w:p>
+        </w:tc>
+        <w:tc>
+          <w:tcPr/>
+          <w:p>
+            <w:pPr>
+              <w:pStyle w:val="TableText"/>
+              <w:jc w:val="left"/>
+              <w:spacing w:before="0" w:after="0" w:line="320" w:lineRule="exact"/>
+            </w:pPr>
+            <w:r>
+              <w:rPr>
+                <w:rFonts w:ascii="Calibri" w:hAnsi="Calibri" w:eastAsia="Microsoft YaHei" w:cs="Calibri"/>
+                <w:sz w:val="18"/>
+                <w:szCs w:val="18"/>
+              </w:rPr>
+              <w:t xml:space="preserve">各模型状态空间和公平性假设内的 Safety/Liveness 性质</w:t>
+            </w:r>
+          </w:p>
+        </w:tc>
+        <w:tc>
+          <w:tcPr/>
+          <w:p>
+            <w:pPr>
+              <w:pStyle w:val="TableText"/>
+              <w:jc w:val="left"/>
+              <w:spacing w:before="0" w:after="0" w:line="320" w:lineRule="exact"/>
+            </w:pPr>
+            <w:r>
+              <w:rPr>
+                <w:rFonts w:ascii="Calibri" w:hAnsi="Calibri" w:eastAsia="Microsoft YaHei" w:cs="Calibri"/>
+                <w:sz w:val="18"/>
+                <w:szCs w:val="18"/>
+              </w:rPr>
+              <w:t xml:space="preserve">未建模硬件细节或完整系统的无界证明</w:t>
+            </w:r>
+          </w:p>
+        </w:tc>
+      </w:tr>
+      <w:tr>
+        <w:trPr>
+          <w:cantSplit/>
+        </w:trPr>
+        <w:tc>
+          <w:tcPr/>
+          <w:p>
+            <w:pPr>
+              <w:pStyle w:val="TableText"/>
+              <w:jc w:val="left"/>
+              <w:spacing w:before="0" w:after="0" w:line="320" w:lineRule="exact"/>
+            </w:pPr>
+            <w:r>
+              <w:rPr>
+                <w:rFonts w:ascii="Calibri" w:hAnsi="Calibri" w:eastAsia="Microsoft YaHei" w:cs="Calibri"/>
+                <w:sz w:val="18"/>
+                <w:szCs w:val="18"/>
+              </w:rPr>
+              <w:t xml:space="preserve">理论分析</w:t>
+            </w:r>
+          </w:p>
+        </w:tc>
+        <w:tc>
+          <w:tcPr/>
+          <w:p>
+            <w:pPr>
+              <w:pStyle w:val="TableText"/>
+              <w:jc w:val="left"/>
+              <w:spacing w:before="0" w:after="0" w:line="320" w:lineRule="exact"/>
+            </w:pPr>
+            <w:r>
+              <w:rPr>
+                <w:rFonts w:ascii="Calibri" w:hAnsi="Calibri" w:eastAsia="Microsoft YaHei" w:cs="Calibri"/>
+                <w:sz w:val="18"/>
+                <w:szCs w:val="18"/>
+              </w:rPr>
+              <w:t xml:space="preserve">协议路径、目录组织、HA-VI 结构差异与复杂度解释</w:t>
+            </w:r>
+          </w:p>
+        </w:tc>
+        <w:tc>
+          <w:tcPr/>
+          <w:p>
+            <w:pPr>
+              <w:pStyle w:val="TableText"/>
+              <w:jc w:val="left"/>
+              <w:spacing w:before="0" w:after="0" w:line="320" w:lineRule="exact"/>
+            </w:pPr>
+            <w:r>
+              <w:rPr>
+                <w:rFonts w:ascii="Calibri" w:hAnsi="Calibri" w:eastAsia="Microsoft YaHei" w:cs="Calibri"/>
+                <w:sz w:val="18"/>
+                <w:szCs w:val="18"/>
+              </w:rPr>
+              <w:t xml:space="preserve">解释机制差异和实验结果来源</w:t>
+            </w:r>
+          </w:p>
+        </w:tc>
+        <w:tc>
+          <w:tcPr/>
+          <w:p>
+            <w:pPr>
+              <w:pStyle w:val="TableText"/>
+              <w:jc w:val="left"/>
+              <w:spacing w:before="0" w:after="0" w:line="320" w:lineRule="exact"/>
+            </w:pPr>
+            <w:r>
+              <w:rPr>
+                <w:rFonts w:ascii="Calibri" w:hAnsi="Calibri" w:eastAsia="Microsoft YaHei" w:cs="Calibri"/>
+                <w:sz w:val="18"/>
+                <w:szCs w:val="18"/>
+              </w:rPr>
+              <w:t xml:space="preserve">实现通过、性能胜负或物理芯片测量</w:t>
+            </w:r>
+          </w:p>
+        </w:tc>
+      </w:tr>
+      <w:tr>
+        <w:trPr>
+          <w:cantSplit/>
+        </w:trPr>
+        <w:tc>
+          <w:tcPr/>
+          <w:p>
+            <w:pPr>
+              <w:pStyle w:val="TableText"/>
+              <w:jc w:val="left"/>
+              <w:spacing w:before="0" w:after="0" w:line="320" w:lineRule="exact"/>
+            </w:pPr>
+            <w:r>
+              <w:rPr>
+                <w:rFonts w:ascii="Calibri" w:hAnsi="Calibri" w:eastAsia="Microsoft YaHei" w:cs="Calibri"/>
+                <w:sz w:val="18"/>
+                <w:szCs w:val="18"/>
+              </w:rPr>
+              <w:t xml:space="preserve">本次范围外</w:t>
+            </w:r>
+          </w:p>
+        </w:tc>
+        <w:tc>
+          <w:tcPr/>
+          <w:p>
+            <w:pPr>
+              <w:pStyle w:val="TableText"/>
+              <w:jc w:val="left"/>
+              <w:spacing w:before="0" w:after="0" w:line="320" w:lineRule="exact"/>
+            </w:pPr>
+            <w:r>
+              <w:rPr>
+                <w:rFonts w:ascii="Calibri" w:hAnsi="Calibri" w:eastAsia="Microsoft YaHei" w:cs="Calibri"/>
+                <w:sz w:val="18"/>
+                <w:szCs w:val="18"/>
+              </w:rPr>
+              <w:t xml:space="preserve">永久 Home 失效恢复、客户物理 HA 和端口级 Switch 微体系结构</w:t>
+            </w:r>
+          </w:p>
+        </w:tc>
+        <w:tc>
+          <w:tcPr/>
+          <w:p>
+            <w:pPr>
+              <w:pStyle w:val="TableText"/>
+              <w:jc w:val="left"/>
+              <w:spacing w:before="0" w:after="0" w:line="320" w:lineRule="exact"/>
+            </w:pPr>
+            <w:r>
+              <w:rPr>
+                <w:rFonts w:ascii="Calibri" w:hAnsi="Calibri" w:eastAsia="Microsoft YaHei" w:cs="Calibri"/>
+                <w:sz w:val="18"/>
+                <w:szCs w:val="18"/>
+              </w:rPr>
+              <w:t xml:space="preserve">明确交付边界</w:t>
+            </w:r>
+          </w:p>
+        </w:tc>
+        <w:tc>
+          <w:tcPr/>
+          <w:p>
+            <w:pPr>
+              <w:pStyle w:val="TableText"/>
+              <w:jc w:val="left"/>
+              <w:spacing w:before="0" w:after="0" w:line="320" w:lineRule="exact"/>
+            </w:pPr>
+            <w:r>
+              <w:rPr>
+                <w:rFonts w:ascii="Calibri" w:hAnsi="Calibri" w:eastAsia="Microsoft YaHei" w:cs="Calibri"/>
+                <w:sz w:val="18"/>
+                <w:szCs w:val="18"/>
+              </w:rPr>
+              <w:t xml:space="preserve">已验证或已实现能力</w:t>
+            </w:r>
+          </w:p>
+        </w:tc>
+      </w:tr>
+    </w:tbl>
+    <w:p>
+      <w:pPr>
+        <w:pStyle w:val="Heading3"/>
+        <w:keepNext/>
+      </w:pPr>
+      <w:r>
+        <w:rPr>
+          <w:rFonts w:ascii="Calibri" w:hAnsi="Calibri" w:eastAsia="SimHei" w:cs="Calibri"/>
+        </w:rPr>
+        <w:t xml:space="preserve">2.3 Safety 属性</w:t>
+      </w:r>
+    </w:p>
+    <w:p>
+      <w:pPr>
+        <w:ind w:left="0" w:firstLine="420"/>
+      </w:pPr>
+      <w:r>
+        <w:rPr>
+          <w:rFonts w:ascii="Calibri" w:hAnsi="Calibri" w:eastAsia="Microsoft YaHei" w:cs="Calibri"/>
+        </w:rPr>
+        <w:t xml:space="preserve">形式化验证中的主要 Safety 属性包括：</w:t>
+      </w:r>
+    </w:p>
+    <w:p>
+      <w:pPr>
+        <w:ind w:left="360" w:firstLine="0"/>
+      </w:pPr>
+      <w:r>
+        <w:rPr>
+          <w:rFonts w:ascii="Calibri" w:hAnsi="Calibri" w:eastAsia="Microsoft YaHei" w:cs="Calibri"/>
+        </w:rPr>
+        <w:t xml:space="preserve">• 同一缓存行至多存在一个有效写 owner；</w:t>
+      </w:r>
+    </w:p>
+    <w:p>
+      <w:pPr>
+        <w:ind w:left="360" w:firstLine="0"/>
+      </w:pPr>
+      <w:r>
+        <w:rPr>
+          <w:rFonts w:ascii="Calibri" w:hAnsi="Calibri" w:eastAsia="Microsoft YaHei" w:cs="Calibri"/>
+        </w:rPr>
+        <w:t xml:space="preserve">• owner 与 sharer 集合满足状态约束；</w:t>
+      </w:r>
+    </w:p>
+    <w:p>
+      <w:pPr>
+        <w:ind w:left="360" w:firstLine="0"/>
+      </w:pPr>
+      <w:r>
+        <w:rPr>
+          <w:rFonts w:ascii="Calibri" w:hAnsi="Calibri" w:eastAsia="Microsoft YaHei" w:cs="Calibri"/>
+        </w:rPr>
+        <w:t xml:space="preserve">• committed epoch 不回退；</w:t>
+      </w:r>
+    </w:p>
+    <w:p>
+      <w:pPr>
+        <w:ind w:left="360" w:firstLine="0"/>
+      </w:pPr>
+      <w:r>
+        <w:rPr>
+          <w:rFonts w:ascii="Calibri" w:hAnsi="Calibri" w:eastAsia="Microsoft YaHei" w:cs="Calibri"/>
+        </w:rPr>
+        <w:t xml:space="preserve">• 过期消息不能覆盖新目录状态；</w:t>
+      </w:r>
+    </w:p>
+    <w:p>
+      <w:pPr>
+        <w:ind w:left="360" w:firstLine="0"/>
+      </w:pPr>
+      <w:r>
+        <w:rPr>
+          <w:rFonts w:ascii="Calibri" w:hAnsi="Calibri" w:eastAsia="Microsoft YaHei" w:cs="Calibri"/>
+        </w:rPr>
+        <w:t xml:space="preserve">• 重复 Ack 不重复推进事务；</w:t>
+      </w:r>
+    </w:p>
+    <w:p>
+      <w:pPr>
+        <w:ind w:left="360" w:firstLine="0"/>
+      </w:pPr>
+      <w:r>
+        <w:rPr>
+          <w:rFonts w:ascii="Calibri" w:hAnsi="Calibri" w:eastAsia="Microsoft YaHei" w:cs="Calibri"/>
+        </w:rPr>
+        <w:t xml:space="preserve">• Clear 只提交匹配的 epoch、reqId 和 requester；</w:t>
+      </w:r>
+    </w:p>
+    <w:p>
+      <w:pPr>
+        <w:ind w:left="360" w:firstLine="0"/>
+      </w:pPr>
+      <w:r>
+        <w:rPr>
+          <w:rFonts w:ascii="Calibri" w:hAnsi="Calibri" w:eastAsia="Microsoft YaHei" w:cs="Calibri"/>
+        </w:rPr>
+        <w:t xml:space="preserve">• 不同 PA 和不同 Socket 的事务互不污染；</w:t>
+      </w:r>
+    </w:p>
+    <w:p>
+      <w:pPr>
+        <w:ind w:left="360" w:firstLine="0"/>
+      </w:pPr>
+      <w:r>
+        <w:rPr>
+          <w:rFonts w:ascii="Calibri" w:hAnsi="Calibri" w:eastAsia="Microsoft YaHei" w:cs="Calibri"/>
+        </w:rPr>
+        <w:t xml:space="preserve">• 已完成 waiter 不被重复重放。</w:t>
+      </w:r>
+    </w:p>
+    <w:p>
+      <w:pPr>
+        <w:pStyle w:val="Heading3"/>
+        <w:keepNext/>
+      </w:pPr>
+      <w:r>
+        <w:rPr>
+          <w:rFonts w:ascii="Calibri" w:hAnsi="Calibri" w:eastAsia="SimHei" w:cs="Calibri"/>
+        </w:rPr>
+        <w:t xml:space="preserve">2.4 Liveness 属性</w:t>
+      </w:r>
+    </w:p>
+    <w:p>
+      <w:pPr>
+        <w:ind w:left="0" w:firstLine="420"/>
+      </w:pPr>
+      <w:r>
+        <w:rPr>
+          <w:rFonts w:ascii="Calibri" w:hAnsi="Calibri" w:eastAsia="Microsoft YaHei" w:cs="Calibri"/>
+        </w:rPr>
+        <w:t xml:space="preserve">主要 Liveness 属性包括：</w:t>
+      </w:r>
+    </w:p>
+    <w:p>
+      <w:pPr>
+        <w:ind w:left="360" w:firstLine="0"/>
+      </w:pPr>
+      <w:r>
+        <w:rPr>
+          <w:rFonts w:ascii="Calibri" w:hAnsi="Calibri" w:eastAsia="Microsoft YaHei" w:cs="Calibri"/>
+        </w:rPr>
+        <w:t xml:space="preserve">• 在消息最终可达的条件下，请求最终获得授权或明确重试；</w:t>
+      </w:r>
+    </w:p>
+    <w:p>
+      <w:pPr>
+        <w:ind w:left="360" w:firstLine="0"/>
+      </w:pPr>
+      <w:r>
+        <w:rPr>
+          <w:rFonts w:ascii="Calibri" w:hAnsi="Calibri" w:eastAsia="Microsoft YaHei" w:cs="Calibri"/>
+        </w:rPr>
+        <w:t xml:space="preserve">• Recall 最终返回数据或完成 owner 降级；</w:t>
+      </w:r>
+    </w:p>
+    <w:p>
+      <w:pPr>
+        <w:ind w:left="360" w:firstLine="0"/>
+      </w:pPr>
+      <w:r>
+        <w:rPr>
+          <w:rFonts w:ascii="Calibri" w:hAnsi="Calibri" w:eastAsia="Microsoft YaHei" w:cs="Calibri"/>
+        </w:rPr>
+        <w:t xml:space="preserve">• Invalidate 在目标 Ack 收敛后完成；</w:t>
+      </w:r>
+    </w:p>
+    <w:p>
+      <w:pPr>
+        <w:ind w:left="360" w:firstLine="0"/>
+      </w:pPr>
+      <w:r>
+        <w:rPr>
+          <w:rFonts w:ascii="Calibri" w:hAnsi="Calibri" w:eastAsia="Microsoft YaHei" w:cs="Calibri"/>
+        </w:rPr>
+        <w:t xml:space="preserve">• Clear 完成后 outstanding 被退役；</w:t>
+      </w:r>
+    </w:p>
+    <w:p>
+      <w:pPr>
+        <w:ind w:left="360" w:firstLine="0"/>
+      </w:pPr>
+      <w:r>
+        <w:rPr>
+          <w:rFonts w:ascii="Calibri" w:hAnsi="Calibri" w:eastAsia="Microsoft YaHei" w:cs="Calibri"/>
+        </w:rPr>
+        <w:t xml:space="preserve">• waiter 在阻塞条件解除后得到重放；</w:t>
+      </w:r>
+    </w:p>
+    <w:p>
+      <w:pPr>
+        <w:ind w:left="360" w:firstLine="0"/>
+      </w:pPr>
+      <w:r>
+        <w:rPr>
+          <w:rFonts w:ascii="Calibri" w:hAnsi="Calibri" w:eastAsia="Microsoft YaHei" w:cs="Calibri"/>
+        </w:rPr>
+        <w:t xml:space="preserve">• EP-RNF 同址 snoop 不形成循环等待。</w:t>
+      </w:r>
+    </w:p>
+    <w:p>
+      <w:pPr>
+        <w:pStyle w:val="Heading3"/>
+        <w:keepNext/>
+      </w:pPr>
+      <w:r>
+        <w:rPr>
+          <w:rFonts w:ascii="Calibri" w:hAnsi="Calibri" w:eastAsia="SimHei" w:cs="Calibri"/>
+        </w:rPr>
+        <w:t xml:space="preserve">2.5 模型与实现对应</w:t>
+      </w:r>
+    </w:p>
+    <w:p>
+      <w:pPr>
+        <w:ind w:left="0" w:firstLine="420"/>
+      </w:pPr>
+      <w:r>
+        <w:rPr>
+          <w:rFonts w:ascii="Calibri" w:hAnsi="Calibri" w:eastAsia="Microsoft YaHei" w:cs="Calibri"/>
+        </w:rPr>
+        <w:t xml:space="preserve">模型动作与实现机制采用稳定语义对应，而不依赖源码行号：</w:t>
+      </w:r>
+    </w:p>
+    <w:tbl>
+      <w:tblPr>
+        <w:tblStyle w:val="TableGrid"/>
+        <w:tblW w:w="5000" w:type="pct"/>
+        <w:tblLayout w:type="autofit"/>
+        <w:tblCellMar>
+          <w:top w:w="60" w:type="dxa"/>
+          <w:left w:w="90" w:type="dxa"/>
+          <w:bottom w:w="60" w:type="dxa"/>
+          <w:right w:w="90" w:type="dxa"/>
+        </w:tblCellMar>
+      </w:tblPr>
+      <w:tr>
+        <w:trPr>
+          <w:cantSplit/>
+          <w:tblHeader/>
+        </w:trPr>
+        <w:tc>
+          <w:tcPr>
+            <w:shd w:val="clear" w:color="auto" w:fill="D9E2F3"/>
+          </w:tcPr>
+          <w:p>
+            <w:pPr>
+              <w:pStyle w:val="TableText"/>
+              <w:jc w:val="left"/>
+              <w:spacing w:before="0" w:after="0" w:line="320" w:lineRule="exact"/>
+            </w:pPr>
+            <w:r>
+              <w:rPr>
+                <w:rFonts w:ascii="Calibri" w:hAnsi="Calibri" w:eastAsia="SimHei" w:cs="Calibri"/>
+                <w:b/>
+                <w:sz w:val="18"/>
+                <w:szCs w:val="18"/>
+              </w:rPr>
+              <w:t xml:space="preserve">模型动作</w:t>
+            </w:r>
+          </w:p>
+        </w:tc>
+        <w:tc>
+          <w:tcPr>
+            <w:shd w:val="clear" w:color="auto" w:fill="D9E2F3"/>
+          </w:tcPr>
+          <w:p>
+            <w:pPr>
+              <w:pStyle w:val="TableText"/>
+              <w:jc w:val="left"/>
+              <w:spacing w:before="0" w:after="0" w:line="320" w:lineRule="exact"/>
+            </w:pPr>
+            <w:r>
+              <w:rPr>
+                <w:rFonts w:ascii="Calibri" w:hAnsi="Calibri" w:eastAsia="SimHei" w:cs="Calibri"/>
+                <w:b/>
+                <w:sz w:val="18"/>
+                <w:szCs w:val="18"/>
+              </w:rPr>
+              <w:t xml:space="preserve">实现机制</w:t>
+            </w:r>
+          </w:p>
+        </w:tc>
+      </w:tr>
+      <w:tr>
+        <w:trPr>
+          <w:cantSplit/>
+        </w:trPr>
+        <w:tc>
+          <w:tcPr/>
+          <w:p>
+            <w:pPr>
+              <w:pStyle w:val="TableText"/>
+              <w:jc w:val="left"/>
+              <w:spacing w:before="0" w:after="0" w:line="320" w:lineRule="exact"/>
+            </w:pPr>
+            <w:r>
+              <w:rPr>
+                <w:rFonts w:ascii="Calibri" w:hAnsi="Calibri" w:eastAsia="Microsoft YaHei" w:cs="Calibri"/>
+                <w:sz w:val="18"/>
+                <w:szCs w:val="18"/>
+              </w:rPr>
+              <w:t xml:space="preserve">RequestGrant</w:t>
+            </w:r>
+          </w:p>
+        </w:tc>
+        <w:tc>
+          <w:tcPr/>
+          <w:p>
+            <w:pPr>
+              <w:pStyle w:val="TableText"/>
+              <w:jc w:val="left"/>
+              <w:spacing w:before="0" w:after="0" w:line="320" w:lineRule="exact"/>
+            </w:pPr>
+            <w:r>
+              <w:rPr>
+                <w:rFonts w:ascii="Calibri" w:hAnsi="Calibri" w:eastAsia="Microsoft YaHei" w:cs="Calibri"/>
+                <w:sz w:val="18"/>
+                <w:szCs w:val="18"/>
+              </w:rPr>
+              <w:t xml:space="preserve">UBCC 请求仲裁与 intended state 建立</w:t>
+            </w:r>
+          </w:p>
+        </w:tc>
+      </w:tr>
+      <w:tr>
+        <w:trPr>
+          <w:cantSplit/>
+        </w:trPr>
+        <w:tc>
+          <w:tcPr/>
+          <w:p>
+            <w:pPr>
+              <w:pStyle w:val="TableText"/>
+              <w:jc w:val="left"/>
+              <w:spacing w:before="0" w:after="0" w:line="320" w:lineRule="exact"/>
+            </w:pPr>
+            <w:r>
+              <w:rPr>
+                <w:rFonts w:ascii="Calibri" w:hAnsi="Calibri" w:eastAsia="Microsoft YaHei" w:cs="Calibri"/>
+                <w:sz w:val="18"/>
+                <w:szCs w:val="18"/>
+              </w:rPr>
+              <w:t xml:space="preserve">RecallOwner</w:t>
+            </w:r>
+          </w:p>
+        </w:tc>
+        <w:tc>
+          <w:tcPr/>
+          <w:p>
+            <w:pPr>
+              <w:pStyle w:val="TableText"/>
+              <w:jc w:val="left"/>
+              <w:spacing w:before="0" w:after="0" w:line="320" w:lineRule="exact"/>
+            </w:pPr>
+            <w:r>
+              <w:rPr>
+                <w:rFonts w:ascii="Calibri" w:hAnsi="Calibri" w:eastAsia="Microsoft YaHei" w:cs="Calibri"/>
+                <w:sz w:val="18"/>
+                <w:szCs w:val="18"/>
+              </w:rPr>
+              <w:t xml:space="preserve">RecallReq / RecallResp 数据回收</w:t>
+            </w:r>
+          </w:p>
+        </w:tc>
+      </w:tr>
+      <w:tr>
+        <w:trPr>
+          <w:cantSplit/>
+        </w:trPr>
+        <w:tc>
+          <w:tcPr/>
+          <w:p>
+            <w:pPr>
+              <w:pStyle w:val="TableText"/>
+              <w:jc w:val="left"/>
+              <w:spacing w:before="0" w:after="0" w:line="320" w:lineRule="exact"/>
+            </w:pPr>
+            <w:r>
+              <w:rPr>
+                <w:rFonts w:ascii="Calibri" w:hAnsi="Calibri" w:eastAsia="Microsoft YaHei" w:cs="Calibri"/>
+                <w:sz w:val="18"/>
+                <w:szCs w:val="18"/>
+              </w:rPr>
+              <w:t xml:space="preserve">InvalidateSharers</w:t>
+            </w:r>
+          </w:p>
+        </w:tc>
+        <w:tc>
+          <w:tcPr/>
+          <w:p>
+            <w:pPr>
+              <w:pStyle w:val="TableText"/>
+              <w:jc w:val="left"/>
+              <w:spacing w:before="0" w:after="0" w:line="320" w:lineRule="exact"/>
+            </w:pPr>
+            <w:r>
+              <w:rPr>
+                <w:rFonts w:ascii="Calibri" w:hAnsi="Calibri" w:eastAsia="Microsoft YaHei" w:cs="Calibri"/>
+                <w:sz w:val="18"/>
+                <w:szCs w:val="18"/>
+              </w:rPr>
+              <w:t xml:space="preserve">目标集合冻结、InvalidateReq 和 Ack 位图</w:t>
+            </w:r>
+          </w:p>
+        </w:tc>
+      </w:tr>
+      <w:tr>
+        <w:trPr>
+          <w:cantSplit/>
+        </w:trPr>
+        <w:tc>
+          <w:tcPr/>
+          <w:p>
+            <w:pPr>
+              <w:pStyle w:val="TableText"/>
+              <w:jc w:val="left"/>
+              <w:spacing w:before="0" w:after="0" w:line="320" w:lineRule="exact"/>
+            </w:pPr>
+            <w:r>
+              <w:rPr>
+                <w:rFonts w:ascii="Calibri" w:hAnsi="Calibri" w:eastAsia="Microsoft YaHei" w:cs="Calibri"/>
+                <w:sz w:val="18"/>
+                <w:szCs w:val="18"/>
+              </w:rPr>
+              <w:t xml:space="preserve">ClearCommit</w:t>
+            </w:r>
+          </w:p>
+        </w:tc>
+        <w:tc>
+          <w:tcPr/>
+          <w:p>
+            <w:pPr>
+              <w:pStyle w:val="TableText"/>
+              <w:jc w:val="left"/>
+              <w:spacing w:before="0" w:after="0" w:line="320" w:lineRule="exact"/>
+            </w:pPr>
+            <w:r>
+              <w:rPr>
+                <w:rFonts w:ascii="Calibri" w:hAnsi="Calibri" w:eastAsia="Microsoft YaHei" w:cs="Calibri"/>
+                <w:sz w:val="18"/>
+                <w:szCs w:val="18"/>
+              </w:rPr>
+              <w:t xml:space="preserve">Clear 身份校验与目录提交</w:t>
+            </w:r>
+          </w:p>
+        </w:tc>
+      </w:tr>
+      <w:tr>
+        <w:trPr>
+          <w:cantSplit/>
+        </w:trPr>
+        <w:tc>
+          <w:tcPr/>
+          <w:p>
+            <w:pPr>
+              <w:pStyle w:val="TableText"/>
+              <w:jc w:val="left"/>
+              <w:spacing w:before="0" w:after="0" w:line="320" w:lineRule="exact"/>
+            </w:pPr>
+            <w:r>
+              <w:rPr>
+                <w:rFonts w:ascii="Calibri" w:hAnsi="Calibri" w:eastAsia="Microsoft YaHei" w:cs="Calibri"/>
+                <w:sz w:val="18"/>
+                <w:szCs w:val="18"/>
+              </w:rPr>
+              <w:t xml:space="preserve">RetireWaiter</w:t>
+            </w:r>
+          </w:p>
+        </w:tc>
+        <w:tc>
+          <w:tcPr/>
+          <w:p>
+            <w:pPr>
+              <w:pStyle w:val="TableText"/>
+              <w:jc w:val="left"/>
+              <w:spacing w:before="0" w:after="0" w:line="320" w:lineRule="exact"/>
+            </w:pPr>
+            <w:r>
+              <w:rPr>
+                <w:rFonts w:ascii="Calibri" w:hAnsi="Calibri" w:eastAsia="Microsoft YaHei" w:cs="Calibri"/>
+                <w:sz w:val="18"/>
+                <w:szCs w:val="18"/>
+              </w:rPr>
+              <w:t xml:space="preserve">已完成 Read waiter 精确退役</w:t>
+            </w:r>
+          </w:p>
+        </w:tc>
+      </w:tr>
+      <w:tr>
+        <w:trPr>
+          <w:cantSplit/>
+        </w:trPr>
+        <w:tc>
+          <w:tcPr/>
+          <w:p>
+            <w:pPr>
+              <w:pStyle w:val="TableText"/>
+              <w:jc w:val="left"/>
+              <w:spacing w:before="0" w:after="0" w:line="320" w:lineRule="exact"/>
+            </w:pPr>
+            <w:r>
+              <w:rPr>
+                <w:rFonts w:ascii="Calibri" w:hAnsi="Calibri" w:eastAsia="Microsoft YaHei" w:cs="Calibri"/>
+                <w:sz w:val="18"/>
+                <w:szCs w:val="18"/>
+              </w:rPr>
+              <w:t xml:space="preserve">ReplayWaiter</w:t>
+            </w:r>
+          </w:p>
+        </w:tc>
+        <w:tc>
+          <w:tcPr/>
+          <w:p>
+            <w:pPr>
+              <w:pStyle w:val="TableText"/>
+              <w:jc w:val="left"/>
+              <w:spacing w:before="0" w:after="0" w:line="320" w:lineRule="exact"/>
+            </w:pPr>
+            <w:r>
+              <w:rPr>
+                <w:rFonts w:ascii="Calibri" w:hAnsi="Calibri" w:eastAsia="Microsoft YaHei" w:cs="Calibri"/>
+                <w:sz w:val="18"/>
+                <w:szCs w:val="18"/>
+              </w:rPr>
+              <w:t xml:space="preserve">阻塞条件解除后的请求重放</w:t>
+            </w:r>
+          </w:p>
+        </w:tc>
+      </w:tr>
+      <w:tr>
+        <w:trPr>
+          <w:cantSplit/>
+        </w:trPr>
+        <w:tc>
+          <w:tcPr/>
+          <w:p>
+            <w:pPr>
+              <w:pStyle w:val="TableText"/>
+              <w:jc w:val="left"/>
+              <w:spacing w:before="0" w:after="0" w:line="320" w:lineRule="exact"/>
+            </w:pPr>
+            <w:r>
+              <w:rPr>
+                <w:rFonts w:ascii="Calibri" w:hAnsi="Calibri" w:eastAsia="Microsoft YaHei" w:cs="Calibri"/>
+                <w:sz w:val="18"/>
+                <w:szCs w:val="18"/>
+              </w:rPr>
+              <w:t xml:space="preserve">SnoopArbitrate</w:t>
+            </w:r>
+          </w:p>
+        </w:tc>
+        <w:tc>
+          <w:tcPr/>
+          <w:p>
+            <w:pPr>
+              <w:pStyle w:val="TableText"/>
+              <w:jc w:val="left"/>
+              <w:spacing w:before="0" w:after="0" w:line="320" w:lineRule="exact"/>
+            </w:pPr>
+            <w:r>
+              <w:rPr>
+                <w:rFonts w:ascii="Calibri" w:hAnsi="Calibri" w:eastAsia="Microsoft YaHei" w:cs="Calibri"/>
+                <w:sz w:val="18"/>
+                <w:szCs w:val="18"/>
+              </w:rPr>
+              <w:t xml:space="preserve">EP-RNF 对同址 snoop 的 immediate/stale 仲裁</w:t>
             </w:r>
           </w:p>
         </w:tc>
@@ -2428,7 +2377,7 @@
         <w:rPr>
           <w:rFonts w:ascii="Calibri" w:hAnsi="Calibri" w:eastAsia="SimHei" w:cs="Calibri"/>
         </w:rPr>
-        <w:t xml:space="preserve">4. 可靠性机制</w:t>
+        <w:t xml:space="preserve">3. 形式化验证结果</w:t>
       </w:r>
     </w:p>
     <w:p>
@@ -2440,6 +2389,809 @@
         <w:rPr>
           <w:rFonts w:ascii="Calibri" w:hAnsi="Calibri" w:eastAsia="SimHei" w:cs="Calibri"/>
         </w:rPr>
+        <w:t xml:space="preserve">3.1 UBCC 目录核心</w:t>
+      </w:r>
+    </w:p>
+    <w:p>
+      <w:pPr>
+        <w:ind w:left="0" w:firstLine="420"/>
+      </w:pPr>
+      <w:r>
+        <w:rPr>
+          <w:rFonts w:ascii="Calibri" w:hAnsi="Calibri" w:eastAsia="Microsoft YaHei" w:cs="Calibri"/>
+        </w:rPr>
+        <w:t xml:space="preserve">目录核心模型覆盖请求、授权、Clear、Recall 和 Invalidate 的状态迁移，验证目录提交前后</w:t>
+      </w:r>
+    </w:p>
+    <w:p>
+      <w:pPr>
+        <w:ind w:left="0" w:firstLine="420"/>
+      </w:pPr>
+      <w:r>
+        <w:rPr>
+          <w:rFonts w:ascii="Calibri" w:hAnsi="Calibri" w:eastAsia="Microsoft YaHei" w:cs="Calibri"/>
+        </w:rPr>
+        <w:t xml:space="preserve">owner、sharer、epoch 和 outstanding 关系保持一致。</w:t>
+      </w:r>
+    </w:p>
+    <w:p>
+      <w:pPr>
+        <w:ind w:left="0" w:firstLine="420"/>
+      </w:pPr>
+      <w:r>
+        <w:rPr>
+          <w:rFonts w:ascii="Calibri" w:hAnsi="Calibri" w:eastAsia="Microsoft YaHei" w:cs="Calibri"/>
+        </w:rPr>
+        <w:t xml:space="preserve">验证结果表明：</w:t>
+      </w:r>
+    </w:p>
+    <w:p>
+      <w:pPr>
+        <w:ind w:left="360" w:firstLine="0"/>
+      </w:pPr>
+      <w:r>
+        <w:rPr>
+          <w:rFonts w:ascii="Calibri" w:hAnsi="Calibri" w:eastAsia="Microsoft YaHei" w:cs="Calibri"/>
+        </w:rPr>
+        <w:t xml:space="preserve">• 授权在途期间 committed state 保持安全；</w:t>
+      </w:r>
+    </w:p>
+    <w:p>
+      <w:pPr>
+        <w:ind w:left="360" w:firstLine="0"/>
+      </w:pPr>
+      <w:r>
+        <w:rPr>
+          <w:rFonts w:ascii="Calibri" w:hAnsi="Calibri" w:eastAsia="Microsoft YaHei" w:cs="Calibri"/>
+        </w:rPr>
+        <w:t xml:space="preserve">• Clear 只提交匹配事务；</w:t>
+      </w:r>
+    </w:p>
+    <w:p>
+      <w:pPr>
+        <w:ind w:left="360" w:firstLine="0"/>
+      </w:pPr>
+      <w:r>
+        <w:rPr>
+          <w:rFonts w:ascii="Calibri" w:hAnsi="Calibri" w:eastAsia="Microsoft YaHei" w:cs="Calibri"/>
+        </w:rPr>
+        <w:t xml:space="preserve">• Recall 与 Invalidate 不产生双 owner；</w:t>
+      </w:r>
+    </w:p>
+    <w:p>
+      <w:pPr>
+        <w:ind w:left="360" w:firstLine="0"/>
+      </w:pPr>
+      <w:r>
+        <w:rPr>
+          <w:rFonts w:ascii="Calibri" w:hAnsi="Calibri" w:eastAsia="Microsoft YaHei" w:cs="Calibri"/>
+        </w:rPr>
+        <w:t xml:space="preserve">• 重复和延迟消息不会改变已完成事务结果。</w:t>
+      </w:r>
+    </w:p>
+    <w:p>
+      <w:pPr>
+        <w:pStyle w:val="Heading3"/>
+        <w:keepNext/>
+      </w:pPr>
+      <w:r>
+        <w:rPr>
+          <w:rFonts w:ascii="Calibri" w:hAnsi="Calibri" w:eastAsia="SimHei" w:cs="Calibri"/>
+        </w:rPr>
+        <w:t xml:space="preserve">3.2 传输故障模型</w:t>
+      </w:r>
+    </w:p>
+    <w:p>
+      <w:pPr>
+        <w:ind w:left="0" w:firstLine="420"/>
+      </w:pPr>
+      <w:r>
+        <w:rPr>
+          <w:rFonts w:ascii="Calibri" w:hAnsi="Calibri" w:eastAsia="Microsoft YaHei" w:cs="Calibri"/>
+        </w:rPr>
+        <w:t xml:space="preserve">传输故障模型枚举丢失、重复和乱序消息，验证 epoch、reqId、Ack 位图和幂等确认能够阻止</w:t>
+      </w:r>
+    </w:p>
+    <w:p>
+      <w:pPr>
+        <w:ind w:left="0" w:firstLine="420"/>
+      </w:pPr>
+      <w:r>
+        <w:rPr>
+          <w:rFonts w:ascii="Calibri" w:hAnsi="Calibri" w:eastAsia="Microsoft YaHei" w:cs="Calibri"/>
+        </w:rPr>
+        <w:t xml:space="preserve">重复提交与过期状态覆盖。</w:t>
+      </w:r>
+    </w:p>
+    <w:p>
+      <w:pPr>
+        <w:pStyle w:val="Heading3"/>
+        <w:keepNext/>
+      </w:pPr>
+      <w:r>
+        <w:rPr>
+          <w:rFonts w:ascii="Calibri" w:hAnsi="Calibri" w:eastAsia="SimHei" w:cs="Calibri"/>
+        </w:rPr>
+        <w:t xml:space="preserve">3.3 多 PA 与多 Socket 隔离</w:t>
+      </w:r>
+    </w:p>
+    <w:p>
+      <w:pPr>
+        <w:ind w:left="0" w:firstLine="420"/>
+      </w:pPr>
+      <w:r>
+        <w:rPr>
+          <w:rFonts w:ascii="Calibri" w:hAnsi="Calibri" w:eastAsia="Microsoft YaHei" w:cs="Calibri"/>
+        </w:rPr>
+        <w:t xml:space="preserve">多 PA 和多 Socket 模型验证不同地址、不同 Home Socket 和不同 requester 的状态独立性。</w:t>
+      </w:r>
+    </w:p>
+    <w:p>
+      <w:pPr>
+        <w:ind w:left="0" w:firstLine="420"/>
+      </w:pPr>
+      <w:r>
+        <w:rPr>
+          <w:rFonts w:ascii="Calibri" w:hAnsi="Calibri" w:eastAsia="Microsoft YaHei" w:cs="Calibri"/>
+        </w:rPr>
+        <w:t xml:space="preserve">任一事务的 outstanding、waiter、Ack 集合和提交结果不会污染其他事务。</w:t>
+      </w:r>
+    </w:p>
+    <w:p>
+      <w:pPr>
+        <w:pStyle w:val="Heading3"/>
+        <w:keepNext/>
+      </w:pPr>
+      <w:r>
+        <w:rPr>
+          <w:rFonts w:ascii="Calibri" w:hAnsi="Calibri" w:eastAsia="SimHei" w:cs="Calibri"/>
+        </w:rPr>
+        <w:t xml:space="preserve">3.4 EP-RNF snoop 仲裁</w:t>
+      </w:r>
+    </w:p>
+    <w:p>
+      <w:pPr>
+        <w:ind w:left="0" w:firstLine="420"/>
+      </w:pPr>
+      <w:r>
+        <w:rPr>
+          <w:rFonts w:ascii="Calibri" w:hAnsi="Calibri" w:eastAsia="Microsoft YaHei" w:cs="Calibri"/>
+        </w:rPr>
+        <w:t xml:space="preserve">EP-RNF focused 模型覆盖 active Recall、ReadShared、ReadUnique、CleanUnique 与多类 snoop</w:t>
+      </w:r>
+    </w:p>
+    <w:p>
+      <w:pPr>
+        <w:ind w:left="0" w:firstLine="420"/>
+      </w:pPr>
+      <w:r>
+        <w:rPr>
+          <w:rFonts w:ascii="Calibri" w:hAnsi="Calibri" w:eastAsia="Microsoft YaHei" w:cs="Calibri"/>
+        </w:rPr>
+        <w:t xml:space="preserve">组合。模型验证 immediate 和 stale 响应规则能够打破同址循环等待，同时保持数据权限约束。</w:t>
+      </w:r>
+    </w:p>
+    <w:p>
+      <w:pPr>
+        <w:ind w:left="0" w:firstLine="420"/>
+      </w:pPr>
+      <w:r>
+        <w:rPr>
+          <w:rFonts w:ascii="Calibri" w:hAnsi="Calibri" w:eastAsia="Microsoft YaHei" w:cs="Calibri"/>
+        </w:rPr>
+        <w:t xml:space="preserve">该模型完成 328 个状态的全空间检查，Safety 属性全部通过。</w:t>
+      </w:r>
+    </w:p>
+    <w:p>
+      <w:pPr>
+        <w:pStyle w:val="Heading3"/>
+        <w:keepNext/>
+      </w:pPr>
+      <w:r>
+        <w:rPr>
+          <w:rFonts w:ascii="Calibri" w:hAnsi="Calibri" w:eastAsia="SimHei" w:cs="Calibri"/>
+        </w:rPr>
+        <w:t xml:space="preserve">3.5 committed waiter 精确退役</w:t>
+      </w:r>
+    </w:p>
+    <w:p>
+      <w:pPr>
+        <w:ind w:left="0" w:firstLine="420"/>
+      </w:pPr>
+      <w:r>
+        <w:rPr>
+          <w:rFonts w:ascii="Calibri" w:hAnsi="Calibri" w:eastAsia="Microsoft YaHei" w:cs="Calibri"/>
+        </w:rPr>
+        <w:t xml:space="preserve">成功提交 Clear 后，UBCC 按 (PA, node, socket, reqId) 精确退役已经完成的 Read waiter，</w:t>
+      </w:r>
+    </w:p>
+    <w:p>
+      <w:pPr>
+        <w:ind w:left="0" w:firstLine="420"/>
+      </w:pPr>
+      <w:r>
+        <w:rPr>
+          <w:rFonts w:ascii="Calibri" w:hAnsi="Calibri" w:eastAsia="Microsoft YaHei" w:cs="Calibri"/>
+        </w:rPr>
+        <w:t xml:space="preserve">保留其他 requester、事务身份和操作类型，再安全重放剩余请求。</w:t>
+      </w:r>
+    </w:p>
+    <w:p>
+      <w:pPr>
+        <w:ind w:left="0" w:firstLine="420"/>
+      </w:pPr>
+      <w:r>
+        <w:rPr>
+          <w:rFonts w:ascii="Calibri" w:hAnsi="Calibri" w:eastAsia="Microsoft YaHei" w:cs="Calibri"/>
+        </w:rPr>
+        <w:t xml:space="preserve">该 focused 模型完成 274,593 个状态的检查，验证以下性质：</w:t>
+      </w:r>
+    </w:p>
+    <w:p>
+      <w:pPr>
+        <w:ind w:left="360" w:firstLine="0"/>
+      </w:pPr>
+      <w:r>
+        <w:rPr>
+          <w:rFonts w:ascii="Calibri" w:hAnsi="Calibri" w:eastAsia="Microsoft YaHei" w:cs="Calibri"/>
+        </w:rPr>
+        <w:t xml:space="preserve">• 已完成 waiter 不会再次创建同类 outstanding；</w:t>
+      </w:r>
+    </w:p>
+    <w:p>
+      <w:pPr>
+        <w:ind w:left="360" w:firstLine="0"/>
+      </w:pPr>
+      <w:r>
+        <w:rPr>
+          <w:rFonts w:ascii="Calibri" w:hAnsi="Calibri" w:eastAsia="Microsoft YaHei" w:cs="Calibri"/>
+        </w:rPr>
+        <w:t xml:space="preserve">• 非匹配 waiter 不被误删；</w:t>
+      </w:r>
+    </w:p>
+    <w:p>
+      <w:pPr>
+        <w:ind w:left="360" w:firstLine="0"/>
+      </w:pPr>
+      <w:r>
+        <w:rPr>
+          <w:rFonts w:ascii="Calibri" w:hAnsi="Calibri" w:eastAsia="Microsoft YaHei" w:cs="Calibri"/>
+        </w:rPr>
+        <w:t xml:space="preserve">• Writeback、Upgrade 和 Evict waiter 保持独立；</w:t>
+      </w:r>
+    </w:p>
+    <w:p>
+      <w:pPr>
+        <w:ind w:left="360" w:firstLine="0"/>
+      </w:pPr>
+      <w:r>
+        <w:rPr>
+          <w:rFonts w:ascii="Calibri" w:hAnsi="Calibri" w:eastAsia="Microsoft YaHei" w:cs="Calibri"/>
+        </w:rPr>
+        <w:t xml:space="preserve">• replay 不改变已提交目录状态。</w:t>
+      </w:r>
+    </w:p>
+    <w:p>
+      <w:pPr>
+        <w:pStyle w:val="Heading3"/>
+        <w:keepNext/>
+      </w:pPr>
+      <w:r>
+        <w:rPr>
+          <w:rFonts w:ascii="Calibri" w:hAnsi="Calibri" w:eastAsia="SimHei" w:cs="Calibri"/>
+        </w:rPr>
+        <w:t xml:space="preserve">3.6 结果汇总</w:t>
+      </w:r>
+    </w:p>
+    <w:tbl>
+      <w:tblPr>
+        <w:tblStyle w:val="TableGrid"/>
+        <w:tblW w:w="5000" w:type="pct"/>
+        <w:tblLayout w:type="autofit"/>
+        <w:tblCellMar>
+          <w:top w:w="60" w:type="dxa"/>
+          <w:left w:w="90" w:type="dxa"/>
+          <w:bottom w:w="60" w:type="dxa"/>
+          <w:right w:w="90" w:type="dxa"/>
+        </w:tblCellMar>
+      </w:tblPr>
+      <w:tr>
+        <w:trPr>
+          <w:cantSplit/>
+          <w:tblHeader/>
+        </w:trPr>
+        <w:tc>
+          <w:tcPr>
+            <w:shd w:val="clear" w:color="auto" w:fill="D9E2F3"/>
+          </w:tcPr>
+          <w:p>
+            <w:pPr>
+              <w:pStyle w:val="TableText"/>
+              <w:jc w:val="left"/>
+              <w:spacing w:before="0" w:after="0" w:line="320" w:lineRule="exact"/>
+            </w:pPr>
+            <w:r>
+              <w:rPr>
+                <w:rFonts w:ascii="Calibri" w:hAnsi="Calibri" w:eastAsia="SimHei" w:cs="Calibri"/>
+                <w:b/>
+                <w:sz w:val="18"/>
+                <w:szCs w:val="18"/>
+              </w:rPr>
+              <w:t xml:space="preserve">模型组</w:t>
+            </w:r>
+          </w:p>
+        </w:tc>
+        <w:tc>
+          <w:tcPr>
+            <w:shd w:val="clear" w:color="auto" w:fill="D9E2F3"/>
+          </w:tcPr>
+          <w:p>
+            <w:pPr>
+              <w:pStyle w:val="TableText"/>
+              <w:jc w:val="left"/>
+              <w:spacing w:before="0" w:after="0" w:line="320" w:lineRule="exact"/>
+            </w:pPr>
+            <w:r>
+              <w:rPr>
+                <w:rFonts w:ascii="Calibri" w:hAnsi="Calibri" w:eastAsia="SimHei" w:cs="Calibri"/>
+                <w:b/>
+                <w:sz w:val="18"/>
+                <w:szCs w:val="18"/>
+              </w:rPr>
+              <w:t xml:space="preserve">核心论证</w:t>
+            </w:r>
+          </w:p>
+        </w:tc>
+        <w:tc>
+          <w:tcPr>
+            <w:shd w:val="clear" w:color="auto" w:fill="D9E2F3"/>
+          </w:tcPr>
+          <w:p>
+            <w:pPr>
+              <w:pStyle w:val="TableText"/>
+              <w:jc w:val="left"/>
+              <w:spacing w:before="0" w:after="0" w:line="320" w:lineRule="exact"/>
+            </w:pPr>
+            <w:r>
+              <w:rPr>
+                <w:rFonts w:ascii="Calibri" w:hAnsi="Calibri" w:eastAsia="SimHei" w:cs="Calibri"/>
+                <w:b/>
+                <w:sz w:val="18"/>
+                <w:szCs w:val="18"/>
+              </w:rPr>
+              <w:t xml:space="preserve">Safety</w:t>
+            </w:r>
+          </w:p>
+        </w:tc>
+        <w:tc>
+          <w:tcPr>
+            <w:shd w:val="clear" w:color="auto" w:fill="D9E2F3"/>
+          </w:tcPr>
+          <w:p>
+            <w:pPr>
+              <w:pStyle w:val="TableText"/>
+              <w:jc w:val="left"/>
+              <w:spacing w:before="0" w:after="0" w:line="320" w:lineRule="exact"/>
+            </w:pPr>
+            <w:r>
+              <w:rPr>
+                <w:rFonts w:ascii="Calibri" w:hAnsi="Calibri" w:eastAsia="SimHei" w:cs="Calibri"/>
+                <w:b/>
+                <w:sz w:val="18"/>
+                <w:szCs w:val="18"/>
+              </w:rPr>
+              <w:t xml:space="preserve">Liveness</w:t>
+            </w:r>
+          </w:p>
+        </w:tc>
+      </w:tr>
+      <w:tr>
+        <w:trPr>
+          <w:cantSplit/>
+        </w:trPr>
+        <w:tc>
+          <w:tcPr/>
+          <w:p>
+            <w:pPr>
+              <w:pStyle w:val="TableText"/>
+              <w:jc w:val="left"/>
+              <w:spacing w:before="0" w:after="0" w:line="320" w:lineRule="exact"/>
+            </w:pPr>
+            <w:r>
+              <w:rPr>
+                <w:rFonts w:ascii="Calibri" w:hAnsi="Calibri" w:eastAsia="Microsoft YaHei" w:cs="Calibri"/>
+                <w:sz w:val="18"/>
+                <w:szCs w:val="18"/>
+              </w:rPr>
+              <w:t xml:space="preserve">UBCC 目录核心</w:t>
+            </w:r>
+          </w:p>
+        </w:tc>
+        <w:tc>
+          <w:tcPr/>
+          <w:p>
+            <w:pPr>
+              <w:pStyle w:val="TableText"/>
+              <w:jc w:val="left"/>
+              <w:spacing w:before="0" w:after="0" w:line="320" w:lineRule="exact"/>
+            </w:pPr>
+            <w:r>
+              <w:rPr>
+                <w:rFonts w:ascii="Calibri" w:hAnsi="Calibri" w:eastAsia="Microsoft YaHei" w:cs="Calibri"/>
+                <w:sz w:val="18"/>
+                <w:szCs w:val="18"/>
+              </w:rPr>
+              <w:t xml:space="preserve">目录状态、授权与提交</w:t>
+            </w:r>
+          </w:p>
+        </w:tc>
+        <w:tc>
+          <w:tcPr/>
+          <w:p>
+            <w:pPr>
+              <w:pStyle w:val="TableText"/>
+              <w:jc w:val="left"/>
+              <w:spacing w:before="0" w:after="0" w:line="320" w:lineRule="exact"/>
+            </w:pPr>
+            <w:r>
+              <w:rPr>
+                <w:rFonts w:ascii="Calibri" w:hAnsi="Calibri" w:eastAsia="Microsoft YaHei" w:cs="Calibri"/>
+                <w:sz w:val="18"/>
+                <w:szCs w:val="18"/>
+              </w:rPr>
+              <w:t xml:space="preserve">通过</w:t>
+            </w:r>
+          </w:p>
+        </w:tc>
+        <w:tc>
+          <w:tcPr/>
+          <w:p>
+            <w:pPr>
+              <w:pStyle w:val="TableText"/>
+              <w:jc w:val="left"/>
+              <w:spacing w:before="0" w:after="0" w:line="320" w:lineRule="exact"/>
+            </w:pPr>
+            <w:r>
+              <w:rPr>
+                <w:rFonts w:ascii="Calibri" w:hAnsi="Calibri" w:eastAsia="Microsoft YaHei" w:cs="Calibri"/>
+                <w:sz w:val="18"/>
+                <w:szCs w:val="18"/>
+              </w:rPr>
+              <w:t xml:space="preserve">通过</w:t>
+            </w:r>
+          </w:p>
+        </w:tc>
+      </w:tr>
+      <w:tr>
+        <w:trPr>
+          <w:cantSplit/>
+        </w:trPr>
+        <w:tc>
+          <w:tcPr/>
+          <w:p>
+            <w:pPr>
+              <w:pStyle w:val="TableText"/>
+              <w:jc w:val="left"/>
+              <w:spacing w:before="0" w:after="0" w:line="320" w:lineRule="exact"/>
+            </w:pPr>
+            <w:r>
+              <w:rPr>
+                <w:rFonts w:ascii="Calibri" w:hAnsi="Calibri" w:eastAsia="Microsoft YaHei" w:cs="Calibri"/>
+                <w:sz w:val="18"/>
+                <w:szCs w:val="18"/>
+              </w:rPr>
+              <w:t xml:space="preserve">传输故障</w:t>
+            </w:r>
+          </w:p>
+        </w:tc>
+        <w:tc>
+          <w:tcPr/>
+          <w:p>
+            <w:pPr>
+              <w:pStyle w:val="TableText"/>
+              <w:jc w:val="left"/>
+              <w:spacing w:before="0" w:after="0" w:line="320" w:lineRule="exact"/>
+            </w:pPr>
+            <w:r>
+              <w:rPr>
+                <w:rFonts w:ascii="Calibri" w:hAnsi="Calibri" w:eastAsia="Microsoft YaHei" w:cs="Calibri"/>
+                <w:sz w:val="18"/>
+                <w:szCs w:val="18"/>
+              </w:rPr>
+              <w:t xml:space="preserve">丢失、重复、乱序</w:t>
+            </w:r>
+          </w:p>
+        </w:tc>
+        <w:tc>
+          <w:tcPr/>
+          <w:p>
+            <w:pPr>
+              <w:pStyle w:val="TableText"/>
+              <w:jc w:val="left"/>
+              <w:spacing w:before="0" w:after="0" w:line="320" w:lineRule="exact"/>
+            </w:pPr>
+            <w:r>
+              <w:rPr>
+                <w:rFonts w:ascii="Calibri" w:hAnsi="Calibri" w:eastAsia="Microsoft YaHei" w:cs="Calibri"/>
+                <w:sz w:val="18"/>
+                <w:szCs w:val="18"/>
+              </w:rPr>
+              <w:t xml:space="preserve">通过</w:t>
+            </w:r>
+          </w:p>
+        </w:tc>
+        <w:tc>
+          <w:tcPr/>
+          <w:p>
+            <w:pPr>
+              <w:pStyle w:val="TableText"/>
+              <w:jc w:val="left"/>
+              <w:spacing w:before="0" w:after="0" w:line="320" w:lineRule="exact"/>
+            </w:pPr>
+            <w:r>
+              <w:rPr>
+                <w:rFonts w:ascii="Calibri" w:hAnsi="Calibri" w:eastAsia="Microsoft YaHei" w:cs="Calibri"/>
+                <w:sz w:val="18"/>
+                <w:szCs w:val="18"/>
+              </w:rPr>
+              <w:t xml:space="preserve">通过</w:t>
+            </w:r>
+          </w:p>
+        </w:tc>
+      </w:tr>
+      <w:tr>
+        <w:trPr>
+          <w:cantSplit/>
+        </w:trPr>
+        <w:tc>
+          <w:tcPr/>
+          <w:p>
+            <w:pPr>
+              <w:pStyle w:val="TableText"/>
+              <w:jc w:val="left"/>
+              <w:spacing w:before="0" w:after="0" w:line="320" w:lineRule="exact"/>
+            </w:pPr>
+            <w:r>
+              <w:rPr>
+                <w:rFonts w:ascii="Calibri" w:hAnsi="Calibri" w:eastAsia="Microsoft YaHei" w:cs="Calibri"/>
+                <w:sz w:val="18"/>
+                <w:szCs w:val="18"/>
+              </w:rPr>
+              <w:t xml:space="preserve">多 PA / 多 Socket</w:t>
+            </w:r>
+          </w:p>
+        </w:tc>
+        <w:tc>
+          <w:tcPr/>
+          <w:p>
+            <w:pPr>
+              <w:pStyle w:val="TableText"/>
+              <w:jc w:val="left"/>
+              <w:spacing w:before="0" w:after="0" w:line="320" w:lineRule="exact"/>
+            </w:pPr>
+            <w:r>
+              <w:rPr>
+                <w:rFonts w:ascii="Calibri" w:hAnsi="Calibri" w:eastAsia="Microsoft YaHei" w:cs="Calibri"/>
+                <w:sz w:val="18"/>
+                <w:szCs w:val="18"/>
+              </w:rPr>
+              <w:t xml:space="preserve">状态隔离</w:t>
+            </w:r>
+          </w:p>
+        </w:tc>
+        <w:tc>
+          <w:tcPr/>
+          <w:p>
+            <w:pPr>
+              <w:pStyle w:val="TableText"/>
+              <w:jc w:val="left"/>
+              <w:spacing w:before="0" w:after="0" w:line="320" w:lineRule="exact"/>
+            </w:pPr>
+            <w:r>
+              <w:rPr>
+                <w:rFonts w:ascii="Calibri" w:hAnsi="Calibri" w:eastAsia="Microsoft YaHei" w:cs="Calibri"/>
+                <w:sz w:val="18"/>
+                <w:szCs w:val="18"/>
+              </w:rPr>
+              <w:t xml:space="preserve">通过</w:t>
+            </w:r>
+          </w:p>
+        </w:tc>
+        <w:tc>
+          <w:tcPr/>
+          <w:p>
+            <w:pPr>
+              <w:pStyle w:val="TableText"/>
+              <w:jc w:val="left"/>
+              <w:spacing w:before="0" w:after="0" w:line="320" w:lineRule="exact"/>
+            </w:pPr>
+            <w:r>
+              <w:rPr>
+                <w:rFonts w:ascii="Calibri" w:hAnsi="Calibri" w:eastAsia="Microsoft YaHei" w:cs="Calibri"/>
+                <w:sz w:val="18"/>
+                <w:szCs w:val="18"/>
+              </w:rPr>
+              <w:t xml:space="preserve">通过</w:t>
+            </w:r>
+          </w:p>
+        </w:tc>
+      </w:tr>
+      <w:tr>
+        <w:trPr>
+          <w:cantSplit/>
+        </w:trPr>
+        <w:tc>
+          <w:tcPr/>
+          <w:p>
+            <w:pPr>
+              <w:pStyle w:val="TableText"/>
+              <w:jc w:val="left"/>
+              <w:spacing w:before="0" w:after="0" w:line="320" w:lineRule="exact"/>
+            </w:pPr>
+            <w:r>
+              <w:rPr>
+                <w:rFonts w:ascii="Calibri" w:hAnsi="Calibri" w:eastAsia="Microsoft YaHei" w:cs="Calibri"/>
+                <w:sz w:val="18"/>
+                <w:szCs w:val="18"/>
+              </w:rPr>
+              <w:t xml:space="preserve">EP-RNF 仲裁</w:t>
+            </w:r>
+          </w:p>
+        </w:tc>
+        <w:tc>
+          <w:tcPr/>
+          <w:p>
+            <w:pPr>
+              <w:pStyle w:val="TableText"/>
+              <w:jc w:val="left"/>
+              <w:spacing w:before="0" w:after="0" w:line="320" w:lineRule="exact"/>
+            </w:pPr>
+            <w:r>
+              <w:rPr>
+                <w:rFonts w:ascii="Calibri" w:hAnsi="Calibri" w:eastAsia="Microsoft YaHei" w:cs="Calibri"/>
+                <w:sz w:val="18"/>
+                <w:szCs w:val="18"/>
+              </w:rPr>
+              <w:t xml:space="preserve">同址 snoop 收敛</w:t>
+            </w:r>
+          </w:p>
+        </w:tc>
+        <w:tc>
+          <w:tcPr/>
+          <w:p>
+            <w:pPr>
+              <w:pStyle w:val="TableText"/>
+              <w:jc w:val="left"/>
+              <w:spacing w:before="0" w:after="0" w:line="320" w:lineRule="exact"/>
+            </w:pPr>
+            <w:r>
+              <w:rPr>
+                <w:rFonts w:ascii="Calibri" w:hAnsi="Calibri" w:eastAsia="Microsoft YaHei" w:cs="Calibri"/>
+                <w:sz w:val="18"/>
+                <w:szCs w:val="18"/>
+              </w:rPr>
+              <w:t xml:space="preserve">通过</w:t>
+            </w:r>
+          </w:p>
+        </w:tc>
+        <w:tc>
+          <w:tcPr/>
+          <w:p>
+            <w:pPr>
+              <w:pStyle w:val="TableText"/>
+              <w:jc w:val="left"/>
+              <w:spacing w:before="0" w:after="0" w:line="320" w:lineRule="exact"/>
+            </w:pPr>
+            <w:r>
+              <w:rPr>
+                <w:rFonts w:ascii="Calibri" w:hAnsi="Calibri" w:eastAsia="Microsoft YaHei" w:cs="Calibri"/>
+                <w:sz w:val="18"/>
+                <w:szCs w:val="18"/>
+              </w:rPr>
+              <w:t xml:space="preserve">通过</w:t>
+            </w:r>
+          </w:p>
+        </w:tc>
+      </w:tr>
+      <w:tr>
+        <w:trPr>
+          <w:cantSplit/>
+        </w:trPr>
+        <w:tc>
+          <w:tcPr/>
+          <w:p>
+            <w:pPr>
+              <w:pStyle w:val="TableText"/>
+              <w:jc w:val="left"/>
+              <w:spacing w:before="0" w:after="0" w:line="320" w:lineRule="exact"/>
+            </w:pPr>
+            <w:r>
+              <w:rPr>
+                <w:rFonts w:ascii="Calibri" w:hAnsi="Calibri" w:eastAsia="Microsoft YaHei" w:cs="Calibri"/>
+                <w:sz w:val="18"/>
+                <w:szCs w:val="18"/>
+              </w:rPr>
+              <w:t xml:space="preserve">waiter 退役</w:t>
+            </w:r>
+          </w:p>
+        </w:tc>
+        <w:tc>
+          <w:tcPr/>
+          <w:p>
+            <w:pPr>
+              <w:pStyle w:val="TableText"/>
+              <w:jc w:val="left"/>
+              <w:spacing w:before="0" w:after="0" w:line="320" w:lineRule="exact"/>
+            </w:pPr>
+            <w:r>
+              <w:rPr>
+                <w:rFonts w:ascii="Calibri" w:hAnsi="Calibri" w:eastAsia="Microsoft YaHei" w:cs="Calibri"/>
+                <w:sz w:val="18"/>
+                <w:szCs w:val="18"/>
+              </w:rPr>
+              <w:t xml:space="preserve">精确退役与重放</w:t>
+            </w:r>
+          </w:p>
+        </w:tc>
+        <w:tc>
+          <w:tcPr/>
+          <w:p>
+            <w:pPr>
+              <w:pStyle w:val="TableText"/>
+              <w:jc w:val="left"/>
+              <w:spacing w:before="0" w:after="0" w:line="320" w:lineRule="exact"/>
+            </w:pPr>
+            <w:r>
+              <w:rPr>
+                <w:rFonts w:ascii="Calibri" w:hAnsi="Calibri" w:eastAsia="Microsoft YaHei" w:cs="Calibri"/>
+                <w:sz w:val="18"/>
+                <w:szCs w:val="18"/>
+              </w:rPr>
+              <w:t xml:space="preserve">通过</w:t>
+            </w:r>
+          </w:p>
+        </w:tc>
+        <w:tc>
+          <w:tcPr/>
+          <w:p>
+            <w:pPr>
+              <w:pStyle w:val="TableText"/>
+              <w:jc w:val="left"/>
+              <w:spacing w:before="0" w:after="0" w:line="320" w:lineRule="exact"/>
+            </w:pPr>
+            <w:r>
+              <w:rPr>
+                <w:rFonts w:ascii="Calibri" w:hAnsi="Calibri" w:eastAsia="Microsoft YaHei" w:cs="Calibri"/>
+                <w:sz w:val="18"/>
+                <w:szCs w:val="18"/>
+              </w:rPr>
+              <w:t xml:space="preserve">通过</w:t>
+            </w:r>
+          </w:p>
+        </w:tc>
+      </w:tr>
+    </w:tbl>
+    <w:p>
+      <w:pPr>
+        <w:pStyle w:val="Heading2"/>
+        <w:keepNext/>
+      </w:pPr>
+      <w:r>
+        <w:rPr>
+          <w:rFonts w:ascii="Calibri" w:hAnsi="Calibri" w:eastAsia="SimHei" w:cs="Calibri"/>
+        </w:rPr>
+        <w:t xml:space="preserve">4. 可靠性机制</w:t>
+      </w:r>
+    </w:p>
+    <w:p>
+      <w:pPr>
+        <w:pStyle w:val="Heading3"/>
+        <w:keepNext/>
+      </w:pPr>
+      <w:r>
+        <w:rPr>
+          <w:rFonts w:ascii="Calibri" w:hAnsi="Calibri" w:eastAsia="SimHei" w:cs="Calibri"/>
+        </w:rPr>
         <w:t xml:space="preserve">4.1 两阶段目录提交</w:t>
       </w:r>
     </w:p>
@@ -2512,8 +3264,7 @@
     <w:p>
       <w:pPr>
         <w:jc w:val="center"/>
-        <w:keepNext/>
-        <w:spacing w:before="100" w:after="40"/>
+        <w:spacing w:before="100" w:after="40" w:line="240" w:lineRule="auto"/>
       </w:pPr>
       <w:r>
         <w:drawing>
@@ -4037,8 +4788,7 @@
     <w:p>
       <w:pPr>
         <w:jc w:val="center"/>
-        <w:keepNext/>
-        <w:spacing w:before="100" w:after="40"/>
+        <w:spacing w:before="100" w:after="40" w:line="240" w:lineRule="auto"/>
       </w:pPr>
       <w:r>
         <w:drawing>
@@ -5175,7 +5925,7 @@
         <w:rPr>
           <w:rFonts w:ascii="Calibri" w:hAnsi="Calibri" w:eastAsia="SimHei" w:cs="Calibri"/>
         </w:rPr>
-        <w:t xml:space="preserve">6.2 理论结构比较</w:t>
+        <w:t xml:space="preserve">6.2 假设与公平性边界</w:t>
       </w:r>
     </w:p>
     <w:tbl>
@@ -5233,7 +5983,7 @@
                 <w:sz w:val="18"/>
                 <w:szCs w:val="18"/>
               </w:rPr>
-              <w:t xml:space="preserve">UBCC</w:t>
+              <w:t xml:space="preserve">客户确认 / 冻结参考假设</w:t>
             </w:r>
           </w:p>
         </w:tc>
@@ -5254,336 +6004,361 @@
                 <w:sz w:val="18"/>
                 <w:szCs w:val="18"/>
               </w:rPr>
-              <w:t xml:space="preserve">HA-VI 冻结参考</w:t>
-            </w:r>
-          </w:p>
-        </w:tc>
-        <w:tc>
-          <w:tcPr>
-            <w:shd w:val="clear" w:color="auto" w:fill="D9E2F3"/>
-          </w:tcPr>
-          <w:p>
-            <w:pPr>
-              <w:pStyle w:val="TableText"/>
-              <w:jc w:val="left"/>
-              <w:spacing w:before="0" w:after="0" w:line="320" w:lineRule="exact"/>
-            </w:pPr>
-            <w:r>
-              <w:rPr>
-                <w:rFonts w:ascii="Calibri" w:hAnsi="Calibri" w:eastAsia="SimHei" w:cs="Calibri"/>
-                <w:b/>
-                <w:sz w:val="18"/>
-                <w:szCs w:val="18"/>
-              </w:rPr>
-              <w:t xml:space="preserve">理论含义</w:t>
-            </w:r>
-          </w:p>
-        </w:tc>
-      </w:tr>
-      <w:tr>
-        <w:trPr>
-          <w:cantSplit/>
-        </w:trPr>
-        <w:tc>
-          <w:tcPr/>
-          <w:p>
-            <w:pPr>
-              <w:pStyle w:val="TableText"/>
-              <w:jc w:val="left"/>
-              <w:spacing w:before="0" w:after="0" w:line="320" w:lineRule="exact"/>
-            </w:pPr>
-            <w:r>
-              <w:rPr>
-                <w:rFonts w:ascii="Calibri" w:hAnsi="Calibri" w:eastAsia="Microsoft YaHei" w:cs="Calibri"/>
-                <w:sz w:val="18"/>
-                <w:szCs w:val="18"/>
-              </w:rPr>
-              <w:t xml:space="preserve">全局状态表达</w:t>
-            </w:r>
-          </w:p>
-        </w:tc>
-        <w:tc>
-          <w:tcPr/>
-          <w:p>
-            <w:pPr>
-              <w:pStyle w:val="TableText"/>
-              <w:jc w:val="left"/>
-              <w:spacing w:before="0" w:after="0" w:line="320" w:lineRule="exact"/>
-            </w:pPr>
-            <w:r>
-              <w:rPr>
-                <w:rFonts w:ascii="Calibri" w:hAnsi="Calibri" w:eastAsia="Microsoft YaHei" w:cs="Calibri"/>
-                <w:sz w:val="18"/>
-                <w:szCs w:val="18"/>
-              </w:rPr>
-              <w:t xml:space="preserve">精确 owner、sharer 与事务身份</w:t>
-            </w:r>
-          </w:p>
-        </w:tc>
-        <w:tc>
-          <w:tcPr/>
-          <w:p>
-            <w:pPr>
-              <w:pStyle w:val="TableText"/>
-              <w:jc w:val="left"/>
-              <w:spacing w:before="0" w:after="0" w:line="320" w:lineRule="exact"/>
-            </w:pPr>
-            <w:r>
-              <w:rPr>
-                <w:rFonts w:ascii="Calibri" w:hAnsi="Calibri" w:eastAsia="Microsoft YaHei" w:cs="Calibri"/>
-                <w:sz w:val="18"/>
-                <w:szCs w:val="18"/>
-              </w:rPr>
-              <w:t xml:space="preserve">VI 有效/无效关系的窄化表达</w:t>
-            </w:r>
-          </w:p>
-        </w:tc>
-        <w:tc>
-          <w:tcPr/>
-          <w:p>
-            <w:pPr>
-              <w:pStyle w:val="TableText"/>
-              <w:jc w:val="left"/>
-              <w:spacing w:before="0" w:after="0" w:line="320" w:lineRule="exact"/>
-            </w:pPr>
-            <w:r>
-              <w:rPr>
-                <w:rFonts w:ascii="Calibri" w:hAnsi="Calibri" w:eastAsia="Microsoft YaHei" w:cs="Calibri"/>
-                <w:sz w:val="18"/>
-                <w:szCs w:val="18"/>
-              </w:rPr>
-              <w:t xml:space="preserve">UBCC 可直接形成精确 Recall/Invalidate 目标</w:t>
-            </w:r>
-          </w:p>
-        </w:tc>
-      </w:tr>
-      <w:tr>
-        <w:trPr>
-          <w:cantSplit/>
-        </w:trPr>
-        <w:tc>
-          <w:tcPr/>
-          <w:p>
-            <w:pPr>
-              <w:pStyle w:val="TableText"/>
-              <w:jc w:val="left"/>
-              <w:spacing w:before="0" w:after="0" w:line="320" w:lineRule="exact"/>
-            </w:pPr>
-            <w:r>
-              <w:rPr>
-                <w:rFonts w:ascii="Calibri" w:hAnsi="Calibri" w:eastAsia="Microsoft YaHei" w:cs="Calibri"/>
-                <w:sz w:val="18"/>
-                <w:szCs w:val="18"/>
-              </w:rPr>
-              <w:t xml:space="preserve">目录资源</w:t>
-            </w:r>
-          </w:p>
-        </w:tc>
-        <w:tc>
-          <w:tcPr/>
-          <w:p>
-            <w:pPr>
-              <w:pStyle w:val="TableText"/>
-              <w:jc w:val="left"/>
-              <w:spacing w:before="0" w:after="0" w:line="320" w:lineRule="exact"/>
-            </w:pPr>
-            <w:r>
-              <w:rPr>
-                <w:rFonts w:ascii="Calibri" w:hAnsi="Calibri" w:eastAsia="Microsoft YaHei" w:cs="Calibri"/>
-                <w:sz w:val="18"/>
-                <w:szCs w:val="18"/>
-              </w:rPr>
-              <w:t xml:space="preserve">独立 ResidentDir + Backstore</w:t>
-            </w:r>
-          </w:p>
-        </w:tc>
-        <w:tc>
-          <w:tcPr/>
-          <w:p>
-            <w:pPr>
-              <w:pStyle w:val="TableText"/>
-              <w:jc w:val="left"/>
-              <w:spacing w:before="0" w:after="0" w:line="320" w:lineRule="exact"/>
-            </w:pPr>
-            <w:r>
-              <w:rPr>
-                <w:rFonts w:ascii="Calibri" w:hAnsi="Calibri" w:eastAsia="Microsoft YaHei" w:cs="Calibri"/>
-                <w:sz w:val="18"/>
-                <w:szCs w:val="18"/>
-              </w:rPr>
-              <w:t xml:space="preserve">冻结参考目录组织</w:t>
-            </w:r>
-          </w:p>
-        </w:tc>
-        <w:tc>
-          <w:tcPr/>
-          <w:p>
-            <w:pPr>
-              <w:pStyle w:val="TableText"/>
-              <w:jc w:val="left"/>
-              <w:spacing w:before="0" w:after="0" w:line="320" w:lineRule="exact"/>
-            </w:pPr>
-            <w:r>
-              <w:rPr>
-                <w:rFonts w:ascii="Calibri" w:hAnsi="Calibri" w:eastAsia="Microsoft YaHei" w:cs="Calibri"/>
-                <w:sz w:val="18"/>
-                <w:szCs w:val="18"/>
-              </w:rPr>
-              <w:t xml:space="preserve">UBCC 将全局元数据与节点内 Home 资源解耦</w:t>
-            </w:r>
-          </w:p>
-        </w:tc>
-      </w:tr>
-      <w:tr>
-        <w:trPr>
-          <w:cantSplit/>
-        </w:trPr>
-        <w:tc>
-          <w:tcPr/>
-          <w:p>
-            <w:pPr>
-              <w:pStyle w:val="TableText"/>
-              <w:jc w:val="left"/>
-              <w:spacing w:before="0" w:after="0" w:line="320" w:lineRule="exact"/>
-            </w:pPr>
-            <w:r>
-              <w:rPr>
-                <w:rFonts w:ascii="Calibri" w:hAnsi="Calibri" w:eastAsia="Microsoft YaHei" w:cs="Calibri"/>
-                <w:sz w:val="18"/>
-                <w:szCs w:val="18"/>
-              </w:rPr>
-              <w:t xml:space="preserve">提交语义</w:t>
-            </w:r>
-          </w:p>
-        </w:tc>
-        <w:tc>
-          <w:tcPr/>
-          <w:p>
-            <w:pPr>
-              <w:pStyle w:val="TableText"/>
-              <w:jc w:val="left"/>
-              <w:spacing w:before="0" w:after="0" w:line="320" w:lineRule="exact"/>
-            </w:pPr>
-            <w:r>
-              <w:rPr>
-                <w:rFonts w:ascii="Calibri" w:hAnsi="Calibri" w:eastAsia="Microsoft YaHei" w:cs="Calibri"/>
-                <w:sz w:val="18"/>
-                <w:szCs w:val="18"/>
-              </w:rPr>
-              <w:t xml:space="preserve">Grant 与 Clear 两阶段提交</w:t>
-            </w:r>
-          </w:p>
-        </w:tc>
-        <w:tc>
-          <w:tcPr/>
-          <w:p>
-            <w:pPr>
-              <w:pStyle w:val="TableText"/>
-              <w:jc w:val="left"/>
-              <w:spacing w:before="0" w:after="0" w:line="320" w:lineRule="exact"/>
-            </w:pPr>
-            <w:r>
-              <w:rPr>
-                <w:rFonts w:ascii="Calibri" w:hAnsi="Calibri" w:eastAsia="Microsoft YaHei" w:cs="Calibri"/>
-                <w:sz w:val="18"/>
-                <w:szCs w:val="18"/>
-              </w:rPr>
-              <w:t xml:space="preserve">参考模型完成链</w:t>
-            </w:r>
-          </w:p>
-        </w:tc>
-        <w:tc>
-          <w:tcPr/>
-          <w:p>
-            <w:pPr>
-              <w:pStyle w:val="TableText"/>
-              <w:jc w:val="left"/>
-              <w:spacing w:before="0" w:after="0" w:line="320" w:lineRule="exact"/>
-            </w:pPr>
-            <w:r>
-              <w:rPr>
-                <w:rFonts w:ascii="Calibri" w:hAnsi="Calibri" w:eastAsia="Microsoft YaHei" w:cs="Calibri"/>
-                <w:sz w:val="18"/>
-                <w:szCs w:val="18"/>
-              </w:rPr>
-              <w:t xml:space="preserve">UBCC 显式区分承诺与提交，并支持幂等恢复</w:t>
-            </w:r>
-          </w:p>
-        </w:tc>
-      </w:tr>
-      <w:tr>
-        <w:trPr>
-          <w:cantSplit/>
-        </w:trPr>
-        <w:tc>
-          <w:tcPr/>
-          <w:p>
-            <w:pPr>
-              <w:pStyle w:val="TableText"/>
-              <w:jc w:val="left"/>
-              <w:spacing w:before="0" w:after="0" w:line="320" w:lineRule="exact"/>
-            </w:pPr>
-            <w:r>
-              <w:rPr>
-                <w:rFonts w:ascii="Calibri" w:hAnsi="Calibri" w:eastAsia="Microsoft YaHei" w:cs="Calibri"/>
-                <w:sz w:val="18"/>
-                <w:szCs w:val="18"/>
-              </w:rPr>
-              <w:t xml:space="preserve">数据源选择</w:t>
-            </w:r>
-          </w:p>
-        </w:tc>
-        <w:tc>
-          <w:tcPr/>
-          <w:p>
-            <w:pPr>
-              <w:pStyle w:val="TableText"/>
-              <w:jc w:val="left"/>
-              <w:spacing w:before="0" w:after="0" w:line="320" w:lineRule="exact"/>
-            </w:pPr>
-            <w:r>
-              <w:rPr>
-                <w:rFonts w:ascii="Calibri" w:hAnsi="Calibri" w:eastAsia="Microsoft YaHei" w:cs="Calibri"/>
-                <w:sz w:val="18"/>
-                <w:szCs w:val="18"/>
-              </w:rPr>
-              <w:t xml:space="preserve">按 owner 定位权威数据</w:t>
-            </w:r>
-          </w:p>
-        </w:tc>
-        <w:tc>
-          <w:tcPr/>
-          <w:p>
-            <w:pPr>
-              <w:pStyle w:val="TableText"/>
-              <w:jc w:val="left"/>
-              <w:spacing w:before="0" w:after="0" w:line="320" w:lineRule="exact"/>
-            </w:pPr>
-            <w:r>
-              <w:rPr>
-                <w:rFonts w:ascii="Calibri" w:hAnsi="Calibri" w:eastAsia="Microsoft YaHei" w:cs="Calibri"/>
-                <w:sz w:val="18"/>
-                <w:szCs w:val="18"/>
-              </w:rPr>
-              <w:t xml:space="preserve">按参考模型状态路径处理</w:t>
-            </w:r>
-          </w:p>
-        </w:tc>
-        <w:tc>
-          <w:tcPr/>
-          <w:p>
-            <w:pPr>
-              <w:pStyle w:val="TableText"/>
-              <w:jc w:val="left"/>
-              <w:spacing w:before="0" w:after="0" w:line="320" w:lineRule="exact"/>
-            </w:pPr>
-            <w:r>
-              <w:rPr>
-                <w:rFonts w:ascii="Calibri" w:hAnsi="Calibri" w:eastAsia="Microsoft YaHei" w:cs="Calibri"/>
-                <w:sz w:val="18"/>
-                <w:szCs w:val="18"/>
-              </w:rPr>
-              <w:t xml:space="preserve">对 ownership handoff 和 shared-to-writer 路径影响最直接</w:t>
+              <w:t xml:space="preserve">未建模硬件或禁止外推项</w:t>
+            </w:r>
+          </w:p>
+        </w:tc>
+      </w:tr>
+      <w:tr>
+        <w:trPr>
+          <w:cantSplit/>
+        </w:trPr>
+        <w:tc>
+          <w:tcPr/>
+          <w:p>
+            <w:pPr>
+              <w:pStyle w:val="TableText"/>
+              <w:jc w:val="left"/>
+              <w:spacing w:before="0" w:after="0" w:line="320" w:lineRule="exact"/>
+            </w:pPr>
+            <w:r>
+              <w:rPr>
+                <w:rFonts w:ascii="Calibri" w:hAnsi="Calibri" w:eastAsia="Microsoft YaHei" w:cs="Calibri"/>
+                <w:sz w:val="18"/>
+                <w:szCs w:val="18"/>
+              </w:rPr>
+              <w:t xml:space="preserve">系统与处理器</w:t>
+            </w:r>
+          </w:p>
+        </w:tc>
+        <w:tc>
+          <w:tcPr/>
+          <w:p>
+            <w:pPr>
+              <w:pStyle w:val="TableText"/>
+              <w:jc w:val="left"/>
+              <w:spacing w:before="0" w:after="0" w:line="320" w:lineRule="exact"/>
+            </w:pPr>
+            <w:r>
+              <w:rPr>
+                <w:rFonts w:ascii="Calibri" w:hAnsi="Calibri" w:eastAsia="Microsoft YaHei" w:cs="Calibri"/>
+                <w:sz w:val="18"/>
+                <w:szCs w:val="18"/>
+              </w:rPr>
+              <w:t xml:space="preserve">2N1S、O3；UBCC 与 HA-VI 使用相同节点和处理器条件</w:t>
+            </w:r>
+          </w:p>
+        </w:tc>
+        <w:tc>
+          <w:tcPr/>
+          <w:p>
+            <w:pPr>
+              <w:pStyle w:val="TableText"/>
+              <w:jc w:val="left"/>
+              <w:spacing w:before="0" w:after="0" w:line="320" w:lineRule="exact"/>
+            </w:pPr>
+            <w:r>
+              <w:rPr>
+                <w:rFonts w:ascii="Calibri" w:hAnsi="Calibri" w:eastAsia="Microsoft YaHei" w:cs="Calibri"/>
+                <w:sz w:val="18"/>
+                <w:szCs w:val="18"/>
+              </w:rPr>
+              <w:t xml:space="preserve">客户物理芯片的核、缓存和 Home 微体系结构</w:t>
+            </w:r>
+          </w:p>
+        </w:tc>
+      </w:tr>
+      <w:tr>
+        <w:trPr>
+          <w:cantSplit/>
+        </w:trPr>
+        <w:tc>
+          <w:tcPr/>
+          <w:p>
+            <w:pPr>
+              <w:pStyle w:val="TableText"/>
+              <w:jc w:val="left"/>
+              <w:spacing w:before="0" w:after="0" w:line="320" w:lineRule="exact"/>
+            </w:pPr>
+            <w:r>
+              <w:rPr>
+                <w:rFonts w:ascii="Calibri" w:hAnsi="Calibri" w:eastAsia="Microsoft YaHei" w:cs="Calibri"/>
+                <w:sz w:val="18"/>
+                <w:szCs w:val="18"/>
+              </w:rPr>
+              <w:t xml:space="preserve">workload 与输入</w:t>
+            </w:r>
+          </w:p>
+        </w:tc>
+        <w:tc>
+          <w:tcPr/>
+          <w:p>
+            <w:pPr>
+              <w:pStyle w:val="TableText"/>
+              <w:jc w:val="left"/>
+              <w:spacing w:before="0" w:after="0" w:line="320" w:lineRule="exact"/>
+            </w:pPr>
+            <w:r>
+              <w:rPr>
+                <w:rFonts w:ascii="Calibri" w:hAnsi="Calibri" w:eastAsia="Microsoft YaHei" w:cs="Calibri"/>
+                <w:sz w:val="18"/>
+                <w:szCs w:val="18"/>
+              </w:rPr>
+              <w:t xml:space="preserve">相同 testcase、输入、操作配比和 L3 压力点</w:t>
+            </w:r>
+          </w:p>
+        </w:tc>
+        <w:tc>
+          <w:tcPr/>
+          <w:p>
+            <w:pPr>
+              <w:pStyle w:val="TableText"/>
+              <w:jc w:val="left"/>
+              <w:spacing w:before="0" w:after="0" w:line="320" w:lineRule="exact"/>
+            </w:pPr>
+            <w:r>
+              <w:rPr>
+                <w:rFonts w:ascii="Calibri" w:hAnsi="Calibri" w:eastAsia="Microsoft YaHei" w:cs="Calibri"/>
+                <w:sz w:val="18"/>
+                <w:szCs w:val="18"/>
+              </w:rPr>
+              <w:t xml:space="preserve">未冻结 workload、流量分布和更大规模压力</w:t>
+            </w:r>
+          </w:p>
+        </w:tc>
+      </w:tr>
+      <w:tr>
+        <w:trPr>
+          <w:cantSplit/>
+        </w:trPr>
+        <w:tc>
+          <w:tcPr/>
+          <w:p>
+            <w:pPr>
+              <w:pStyle w:val="TableText"/>
+              <w:jc w:val="left"/>
+              <w:spacing w:before="0" w:after="0" w:line="320" w:lineRule="exact"/>
+            </w:pPr>
+            <w:r>
+              <w:rPr>
+                <w:rFonts w:ascii="Calibri" w:hAnsi="Calibri" w:eastAsia="Microsoft YaHei" w:cs="Calibri"/>
+                <w:sz w:val="18"/>
+                <w:szCs w:val="18"/>
+              </w:rPr>
+              <w:t xml:space="preserve">完成与计量</w:t>
+            </w:r>
+          </w:p>
+        </w:tc>
+        <w:tc>
+          <w:tcPr/>
+          <w:p>
+            <w:pPr>
+              <w:pStyle w:val="TableText"/>
+              <w:jc w:val="left"/>
+              <w:spacing w:before="0" w:after="0" w:line="320" w:lineRule="exact"/>
+            </w:pPr>
+            <w:r>
+              <w:rPr>
+                <w:rFonts w:ascii="Calibri" w:hAnsi="Calibri" w:eastAsia="Microsoft YaHei" w:cs="Calibri"/>
+                <w:sz w:val="18"/>
+                <w:szCs w:val="18"/>
+              </w:rPr>
+              <w:t xml:space="preserve">相同根操作完成边界；单向完成语义</w:t>
+            </w:r>
+          </w:p>
+        </w:tc>
+        <w:tc>
+          <w:tcPr/>
+          <w:p>
+            <w:pPr>
+              <w:pStyle w:val="TableText"/>
+              <w:jc w:val="left"/>
+              <w:spacing w:before="0" w:after="0" w:line="320" w:lineRule="exact"/>
+            </w:pPr>
+            <w:r>
+              <w:rPr>
+                <w:rFonts w:ascii="Calibri" w:hAnsi="Calibri" w:eastAsia="Microsoft YaHei" w:cs="Calibri"/>
+                <w:sz w:val="18"/>
+                <w:szCs w:val="18"/>
+              </w:rPr>
+              <w:t xml:space="preserve">物理链路握手、未纳入主值的内部服务阶段</w:t>
+            </w:r>
+          </w:p>
+        </w:tc>
+      </w:tr>
+      <w:tr>
+        <w:trPr>
+          <w:cantSplit/>
+        </w:trPr>
+        <w:tc>
+          <w:tcPr/>
+          <w:p>
+            <w:pPr>
+              <w:pStyle w:val="TableText"/>
+              <w:jc w:val="left"/>
+              <w:spacing w:before="0" w:after="0" w:line="320" w:lineRule="exact"/>
+            </w:pPr>
+            <w:r>
+              <w:rPr>
+                <w:rFonts w:ascii="Calibri" w:hAnsi="Calibri" w:eastAsia="Microsoft YaHei" w:cs="Calibri"/>
+                <w:sz w:val="18"/>
+                <w:szCs w:val="18"/>
+              </w:rPr>
+              <w:t xml:space="preserve">对照模型</w:t>
+            </w:r>
+          </w:p>
+        </w:tc>
+        <w:tc>
+          <w:tcPr/>
+          <w:p>
+            <w:pPr>
+              <w:pStyle w:val="TableText"/>
+              <w:jc w:val="left"/>
+              <w:spacing w:before="0" w:after="0" w:line="320" w:lineRule="exact"/>
+            </w:pPr>
+            <w:r>
+              <w:rPr>
+                <w:rFonts w:ascii="Calibri" w:hAnsi="Calibri" w:eastAsia="Microsoft YaHei" w:cs="Calibri"/>
+                <w:sz w:val="18"/>
+                <w:szCs w:val="18"/>
+              </w:rPr>
+              <w:t xml:space="preserve">冻结 HA-VI 可执行参考模型及其目录、状态和时延参数</w:t>
+            </w:r>
+          </w:p>
+        </w:tc>
+        <w:tc>
+          <w:tcPr/>
+          <w:p>
+            <w:pPr>
+              <w:pStyle w:val="TableText"/>
+              <w:jc w:val="left"/>
+              <w:spacing w:before="0" w:after="0" w:line="320" w:lineRule="exact"/>
+            </w:pPr>
+            <w:r>
+              <w:rPr>
+                <w:rFonts w:ascii="Calibri" w:hAnsi="Calibri" w:eastAsia="Microsoft YaHei" w:cs="Calibri"/>
+                <w:sz w:val="18"/>
+                <w:szCs w:val="18"/>
+              </w:rPr>
+              <w:t xml:space="preserve">客户 HA 的私有优化、缓冲、队列、预测和一致性扩展</w:t>
+            </w:r>
+          </w:p>
+        </w:tc>
+      </w:tr>
+      <w:tr>
+        <w:trPr>
+          <w:cantSplit/>
+        </w:trPr>
+        <w:tc>
+          <w:tcPr/>
+          <w:p>
+            <w:pPr>
+              <w:pStyle w:val="TableText"/>
+              <w:jc w:val="left"/>
+              <w:spacing w:before="0" w:after="0" w:line="320" w:lineRule="exact"/>
+            </w:pPr>
+            <w:r>
+              <w:rPr>
+                <w:rFonts w:ascii="Calibri" w:hAnsi="Calibri" w:eastAsia="Microsoft YaHei" w:cs="Calibri"/>
+                <w:sz w:val="18"/>
+                <w:szCs w:val="18"/>
+              </w:rPr>
+              <w:t xml:space="preserve">通信结构</w:t>
+            </w:r>
+          </w:p>
+        </w:tc>
+        <w:tc>
+          <w:tcPr/>
+          <w:p>
+            <w:pPr>
+              <w:pStyle w:val="TableText"/>
+              <w:jc w:val="left"/>
+              <w:spacing w:before="0" w:after="0" w:line="320" w:lineRule="exact"/>
+            </w:pPr>
+            <w:r>
+              <w:rPr>
+                <w:rFonts w:ascii="Calibri" w:hAnsi="Calibri" w:eastAsia="Microsoft YaHei" w:cs="Calibri"/>
+                <w:sz w:val="18"/>
+                <w:szCs w:val="18"/>
+              </w:rPr>
+              <w:t xml:space="preserve">两方案使用相同可执行比较环境</w:t>
+            </w:r>
+          </w:p>
+        </w:tc>
+        <w:tc>
+          <w:tcPr/>
+          <w:p>
+            <w:pPr>
+              <w:pStyle w:val="TableText"/>
+              <w:jc w:val="left"/>
+              <w:spacing w:before="0" w:after="0" w:line="320" w:lineRule="exact"/>
+            </w:pPr>
+            <w:r>
+              <w:rPr>
+                <w:rFonts w:ascii="Calibri" w:hAnsi="Calibri" w:eastAsia="Microsoft YaHei" w:cs="Calibri"/>
+                <w:sz w:val="18"/>
+                <w:szCs w:val="18"/>
+              </w:rPr>
+              <w:t xml:space="preserve">端口级 Switch 排队、仲裁、拥塞和链路误码</w:t>
+            </w:r>
+          </w:p>
+        </w:tc>
+      </w:tr>
+      <w:tr>
+        <w:trPr>
+          <w:cantSplit/>
+        </w:trPr>
+        <w:tc>
+          <w:tcPr/>
+          <w:p>
+            <w:pPr>
+              <w:pStyle w:val="TableText"/>
+              <w:jc w:val="left"/>
+              <w:spacing w:before="0" w:after="0" w:line="320" w:lineRule="exact"/>
+            </w:pPr>
+            <w:r>
+              <w:rPr>
+                <w:rFonts w:ascii="Calibri" w:hAnsi="Calibri" w:eastAsia="Microsoft YaHei" w:cs="Calibri"/>
+                <w:sz w:val="18"/>
+                <w:szCs w:val="18"/>
+              </w:rPr>
+              <w:t xml:space="preserve">结果解释</w:t>
+            </w:r>
+          </w:p>
+        </w:tc>
+        <w:tc>
+          <w:tcPr/>
+          <w:p>
+            <w:pPr>
+              <w:pStyle w:val="TableText"/>
+              <w:jc w:val="left"/>
+              <w:spacing w:before="0" w:after="0" w:line="320" w:lineRule="exact"/>
+            </w:pPr>
+            <w:r>
+              <w:rPr>
+                <w:rFonts w:ascii="Calibri" w:hAnsi="Calibri" w:eastAsia="Microsoft YaHei" w:cs="Calibri"/>
+                <w:sz w:val="18"/>
+                <w:szCs w:val="18"/>
+              </w:rPr>
+              <w:t xml:space="preserve">按冻结主值形成核心场景组和代表场景组的等权聚合</w:t>
+            </w:r>
+          </w:p>
+        </w:tc>
+        <w:tc>
+          <w:tcPr/>
+          <w:p>
+            <w:pPr>
+              <w:pStyle w:val="TableText"/>
+              <w:jc w:val="left"/>
+              <w:spacing w:before="0" w:after="0" w:line="320" w:lineRule="exact"/>
+            </w:pPr>
+            <w:r>
+              <w:rPr>
+                <w:rFonts w:ascii="Calibri" w:hAnsi="Calibri" w:eastAsia="Microsoft YaHei" w:cs="Calibri"/>
+                <w:sz w:val="18"/>
+                <w:szCs w:val="18"/>
+              </w:rPr>
+              <w:t xml:space="preserve">将参考模型结果宣称为客户物理实现结果</w:t>
             </w:r>
           </w:p>
         </w:tc>
@@ -5597,7 +6372,18 @@
         <w:rPr>
           <w:rFonts w:ascii="Calibri" w:hAnsi="Calibri" w:eastAsia="Microsoft YaHei" w:cs="Calibri"/>
         </w:rPr>
-        <w:t xml:space="preserve">理论比较只解释结构差异，不单独构成性能胜负结论。性能裁决来自相同输入下的冻结配对运行。</w:t>
+        <w:t xml:space="preserve">这些条件保证配对比较在已确认参考范围内使用共同输入和共同完成边界。聚合优势表示冻结</w:t>
+      </w:r>
+    </w:p>
+    <w:p>
+      <w:pPr>
+        <w:ind w:left="0" w:firstLine="420"/>
+      </w:pPr>
+      <w:r>
+        <w:rPr>
+          <w:rFonts w:ascii="Calibri" w:hAnsi="Calibri" w:eastAsia="Microsoft YaHei" w:cs="Calibri"/>
+        </w:rPr>
+        <w:t xml:space="preserve">场景组的平均主值占优，不表示每一个 testcase、内部阶段或子操作都必须占优。</w:t>
       </w:r>
     </w:p>
     <w:p>
@@ -5609,7 +6395,7 @@
         <w:rPr>
           <w:rFonts w:ascii="Calibri" w:hAnsi="Calibri" w:eastAsia="SimHei" w:cs="Calibri"/>
         </w:rPr>
-        <w:t xml:space="preserve">6.3 冻结 HA-VI 参考结果</w:t>
+        <w:t xml:space="preserve">6.3 理论结构比较</w:t>
       </w:r>
     </w:p>
     <w:tbl>
@@ -5646,7 +6432,7 @@
                 <w:sz w:val="18"/>
                 <w:szCs w:val="18"/>
               </w:rPr>
-              <w:t xml:space="preserve">L3 压力</w:t>
+              <w:t xml:space="preserve">维度</w:t>
             </w:r>
           </w:p>
         </w:tc>
@@ -5667,7 +6453,7 @@
                 <w:sz w:val="18"/>
                 <w:szCs w:val="18"/>
               </w:rPr>
-              <w:t xml:space="preserve">场景组</w:t>
+              <w:t xml:space="preserve">UBCC</w:t>
             </w:r>
           </w:p>
         </w:tc>
@@ -5688,7 +6474,7 @@
                 <w:sz w:val="18"/>
                 <w:szCs w:val="18"/>
               </w:rPr>
-              <w:t xml:space="preserve">UBCC ticks/op</w:t>
+              <w:t xml:space="preserve">HA-VI 冻结参考</w:t>
             </w:r>
           </w:p>
         </w:tc>
@@ -5709,10 +6495,360 @@
                 <w:sz w:val="18"/>
                 <w:szCs w:val="18"/>
               </w:rPr>
-              <w:t xml:space="preserve">HA-VI ticks/op</w:t>
-            </w:r>
-          </w:p>
-        </w:tc>
+              <w:t xml:space="preserve">理论含义</w:t>
+            </w:r>
+          </w:p>
+        </w:tc>
+      </w:tr>
+      <w:tr>
+        <w:trPr>
+          <w:cantSplit/>
+        </w:trPr>
+        <w:tc>
+          <w:tcPr/>
+          <w:p>
+            <w:pPr>
+              <w:pStyle w:val="TableText"/>
+              <w:jc w:val="left"/>
+              <w:spacing w:before="0" w:after="0" w:line="320" w:lineRule="exact"/>
+            </w:pPr>
+            <w:r>
+              <w:rPr>
+                <w:rFonts w:ascii="Calibri" w:hAnsi="Calibri" w:eastAsia="Microsoft YaHei" w:cs="Calibri"/>
+                <w:sz w:val="18"/>
+                <w:szCs w:val="18"/>
+              </w:rPr>
+              <w:t xml:space="preserve">全局状态表达</w:t>
+            </w:r>
+          </w:p>
+        </w:tc>
+        <w:tc>
+          <w:tcPr/>
+          <w:p>
+            <w:pPr>
+              <w:pStyle w:val="TableText"/>
+              <w:jc w:val="left"/>
+              <w:spacing w:before="0" w:after="0" w:line="320" w:lineRule="exact"/>
+            </w:pPr>
+            <w:r>
+              <w:rPr>
+                <w:rFonts w:ascii="Calibri" w:hAnsi="Calibri" w:eastAsia="Microsoft YaHei" w:cs="Calibri"/>
+                <w:sz w:val="18"/>
+                <w:szCs w:val="18"/>
+              </w:rPr>
+              <w:t xml:space="preserve">精确 owner、sharer 与事务身份</w:t>
+            </w:r>
+          </w:p>
+        </w:tc>
+        <w:tc>
+          <w:tcPr/>
+          <w:p>
+            <w:pPr>
+              <w:pStyle w:val="TableText"/>
+              <w:jc w:val="left"/>
+              <w:spacing w:before="0" w:after="0" w:line="320" w:lineRule="exact"/>
+            </w:pPr>
+            <w:r>
+              <w:rPr>
+                <w:rFonts w:ascii="Calibri" w:hAnsi="Calibri" w:eastAsia="Microsoft YaHei" w:cs="Calibri"/>
+                <w:sz w:val="18"/>
+                <w:szCs w:val="18"/>
+              </w:rPr>
+              <w:t xml:space="preserve">VI 有效/无效关系的窄化表达</w:t>
+            </w:r>
+          </w:p>
+        </w:tc>
+        <w:tc>
+          <w:tcPr/>
+          <w:p>
+            <w:pPr>
+              <w:pStyle w:val="TableText"/>
+              <w:jc w:val="left"/>
+              <w:spacing w:before="0" w:after="0" w:line="320" w:lineRule="exact"/>
+            </w:pPr>
+            <w:r>
+              <w:rPr>
+                <w:rFonts w:ascii="Calibri" w:hAnsi="Calibri" w:eastAsia="Microsoft YaHei" w:cs="Calibri"/>
+                <w:sz w:val="18"/>
+                <w:szCs w:val="18"/>
+              </w:rPr>
+              <w:t xml:space="preserve">UBCC 可直接形成精确 Recall/Invalidate 目标</w:t>
+            </w:r>
+          </w:p>
+        </w:tc>
+      </w:tr>
+      <w:tr>
+        <w:trPr>
+          <w:cantSplit/>
+        </w:trPr>
+        <w:tc>
+          <w:tcPr/>
+          <w:p>
+            <w:pPr>
+              <w:pStyle w:val="TableText"/>
+              <w:jc w:val="left"/>
+              <w:spacing w:before="0" w:after="0" w:line="320" w:lineRule="exact"/>
+            </w:pPr>
+            <w:r>
+              <w:rPr>
+                <w:rFonts w:ascii="Calibri" w:hAnsi="Calibri" w:eastAsia="Microsoft YaHei" w:cs="Calibri"/>
+                <w:sz w:val="18"/>
+                <w:szCs w:val="18"/>
+              </w:rPr>
+              <w:t xml:space="preserve">目录资源</w:t>
+            </w:r>
+          </w:p>
+        </w:tc>
+        <w:tc>
+          <w:tcPr/>
+          <w:p>
+            <w:pPr>
+              <w:pStyle w:val="TableText"/>
+              <w:jc w:val="left"/>
+              <w:spacing w:before="0" w:after="0" w:line="320" w:lineRule="exact"/>
+            </w:pPr>
+            <w:r>
+              <w:rPr>
+                <w:rFonts w:ascii="Calibri" w:hAnsi="Calibri" w:eastAsia="Microsoft YaHei" w:cs="Calibri"/>
+                <w:sz w:val="18"/>
+                <w:szCs w:val="18"/>
+              </w:rPr>
+              <w:t xml:space="preserve">独立 ResidentDir + Backstore</w:t>
+            </w:r>
+          </w:p>
+        </w:tc>
+        <w:tc>
+          <w:tcPr/>
+          <w:p>
+            <w:pPr>
+              <w:pStyle w:val="TableText"/>
+              <w:jc w:val="left"/>
+              <w:spacing w:before="0" w:after="0" w:line="320" w:lineRule="exact"/>
+            </w:pPr>
+            <w:r>
+              <w:rPr>
+                <w:rFonts w:ascii="Calibri" w:hAnsi="Calibri" w:eastAsia="Microsoft YaHei" w:cs="Calibri"/>
+                <w:sz w:val="18"/>
+                <w:szCs w:val="18"/>
+              </w:rPr>
+              <w:t xml:space="preserve">冻结参考目录组织</w:t>
+            </w:r>
+          </w:p>
+        </w:tc>
+        <w:tc>
+          <w:tcPr/>
+          <w:p>
+            <w:pPr>
+              <w:pStyle w:val="TableText"/>
+              <w:jc w:val="left"/>
+              <w:spacing w:before="0" w:after="0" w:line="320" w:lineRule="exact"/>
+            </w:pPr>
+            <w:r>
+              <w:rPr>
+                <w:rFonts w:ascii="Calibri" w:hAnsi="Calibri" w:eastAsia="Microsoft YaHei" w:cs="Calibri"/>
+                <w:sz w:val="18"/>
+                <w:szCs w:val="18"/>
+              </w:rPr>
+              <w:t xml:space="preserve">UBCC 将全局元数据与节点内 Home 资源解耦</w:t>
+            </w:r>
+          </w:p>
+        </w:tc>
+      </w:tr>
+      <w:tr>
+        <w:trPr>
+          <w:cantSplit/>
+        </w:trPr>
+        <w:tc>
+          <w:tcPr/>
+          <w:p>
+            <w:pPr>
+              <w:pStyle w:val="TableText"/>
+              <w:jc w:val="left"/>
+              <w:spacing w:before="0" w:after="0" w:line="320" w:lineRule="exact"/>
+            </w:pPr>
+            <w:r>
+              <w:rPr>
+                <w:rFonts w:ascii="Calibri" w:hAnsi="Calibri" w:eastAsia="Microsoft YaHei" w:cs="Calibri"/>
+                <w:sz w:val="18"/>
+                <w:szCs w:val="18"/>
+              </w:rPr>
+              <w:t xml:space="preserve">提交语义</w:t>
+            </w:r>
+          </w:p>
+        </w:tc>
+        <w:tc>
+          <w:tcPr/>
+          <w:p>
+            <w:pPr>
+              <w:pStyle w:val="TableText"/>
+              <w:jc w:val="left"/>
+              <w:spacing w:before="0" w:after="0" w:line="320" w:lineRule="exact"/>
+            </w:pPr>
+            <w:r>
+              <w:rPr>
+                <w:rFonts w:ascii="Calibri" w:hAnsi="Calibri" w:eastAsia="Microsoft YaHei" w:cs="Calibri"/>
+                <w:sz w:val="18"/>
+                <w:szCs w:val="18"/>
+              </w:rPr>
+              <w:t xml:space="preserve">Grant 与 Clear 两阶段提交</w:t>
+            </w:r>
+          </w:p>
+        </w:tc>
+        <w:tc>
+          <w:tcPr/>
+          <w:p>
+            <w:pPr>
+              <w:pStyle w:val="TableText"/>
+              <w:jc w:val="left"/>
+              <w:spacing w:before="0" w:after="0" w:line="320" w:lineRule="exact"/>
+            </w:pPr>
+            <w:r>
+              <w:rPr>
+                <w:rFonts w:ascii="Calibri" w:hAnsi="Calibri" w:eastAsia="Microsoft YaHei" w:cs="Calibri"/>
+                <w:sz w:val="18"/>
+                <w:szCs w:val="18"/>
+              </w:rPr>
+              <w:t xml:space="preserve">参考模型完成链</w:t>
+            </w:r>
+          </w:p>
+        </w:tc>
+        <w:tc>
+          <w:tcPr/>
+          <w:p>
+            <w:pPr>
+              <w:pStyle w:val="TableText"/>
+              <w:jc w:val="left"/>
+              <w:spacing w:before="0" w:after="0" w:line="320" w:lineRule="exact"/>
+            </w:pPr>
+            <w:r>
+              <w:rPr>
+                <w:rFonts w:ascii="Calibri" w:hAnsi="Calibri" w:eastAsia="Microsoft YaHei" w:cs="Calibri"/>
+                <w:sz w:val="18"/>
+                <w:szCs w:val="18"/>
+              </w:rPr>
+              <w:t xml:space="preserve">UBCC 显式区分承诺与提交，并支持幂等恢复</w:t>
+            </w:r>
+          </w:p>
+        </w:tc>
+      </w:tr>
+      <w:tr>
+        <w:trPr>
+          <w:cantSplit/>
+        </w:trPr>
+        <w:tc>
+          <w:tcPr/>
+          <w:p>
+            <w:pPr>
+              <w:pStyle w:val="TableText"/>
+              <w:jc w:val="left"/>
+              <w:spacing w:before="0" w:after="0" w:line="320" w:lineRule="exact"/>
+            </w:pPr>
+            <w:r>
+              <w:rPr>
+                <w:rFonts w:ascii="Calibri" w:hAnsi="Calibri" w:eastAsia="Microsoft YaHei" w:cs="Calibri"/>
+                <w:sz w:val="18"/>
+                <w:szCs w:val="18"/>
+              </w:rPr>
+              <w:t xml:space="preserve">数据源选择</w:t>
+            </w:r>
+          </w:p>
+        </w:tc>
+        <w:tc>
+          <w:tcPr/>
+          <w:p>
+            <w:pPr>
+              <w:pStyle w:val="TableText"/>
+              <w:jc w:val="left"/>
+              <w:spacing w:before="0" w:after="0" w:line="320" w:lineRule="exact"/>
+            </w:pPr>
+            <w:r>
+              <w:rPr>
+                <w:rFonts w:ascii="Calibri" w:hAnsi="Calibri" w:eastAsia="Microsoft YaHei" w:cs="Calibri"/>
+                <w:sz w:val="18"/>
+                <w:szCs w:val="18"/>
+              </w:rPr>
+              <w:t xml:space="preserve">按 owner 定位权威数据</w:t>
+            </w:r>
+          </w:p>
+        </w:tc>
+        <w:tc>
+          <w:tcPr/>
+          <w:p>
+            <w:pPr>
+              <w:pStyle w:val="TableText"/>
+              <w:jc w:val="left"/>
+              <w:spacing w:before="0" w:after="0" w:line="320" w:lineRule="exact"/>
+            </w:pPr>
+            <w:r>
+              <w:rPr>
+                <w:rFonts w:ascii="Calibri" w:hAnsi="Calibri" w:eastAsia="Microsoft YaHei" w:cs="Calibri"/>
+                <w:sz w:val="18"/>
+                <w:szCs w:val="18"/>
+              </w:rPr>
+              <w:t xml:space="preserve">按参考模型状态路径处理</w:t>
+            </w:r>
+          </w:p>
+        </w:tc>
+        <w:tc>
+          <w:tcPr/>
+          <w:p>
+            <w:pPr>
+              <w:pStyle w:val="TableText"/>
+              <w:jc w:val="left"/>
+              <w:spacing w:before="0" w:after="0" w:line="320" w:lineRule="exact"/>
+            </w:pPr>
+            <w:r>
+              <w:rPr>
+                <w:rFonts w:ascii="Calibri" w:hAnsi="Calibri" w:eastAsia="Microsoft YaHei" w:cs="Calibri"/>
+                <w:sz w:val="18"/>
+                <w:szCs w:val="18"/>
+              </w:rPr>
+              <w:t xml:space="preserve">对 ownership handoff 和 shared-to-writer 路径影响最直接</w:t>
+            </w:r>
+          </w:p>
+        </w:tc>
+      </w:tr>
+    </w:tbl>
+    <w:p>
+      <w:pPr>
+        <w:ind w:left="0" w:firstLine="420"/>
+      </w:pPr>
+      <w:r>
+        <w:rPr>
+          <w:rFonts w:ascii="Calibri" w:hAnsi="Calibri" w:eastAsia="Microsoft YaHei" w:cs="Calibri"/>
+        </w:rPr>
+        <w:t xml:space="preserve">理论比较只解释结构差异，不单独构成性能胜负结论。性能裁决来自相同输入下的冻结配对运行。</w:t>
+      </w:r>
+    </w:p>
+    <w:p>
+      <w:pPr>
+        <w:pStyle w:val="Heading3"/>
+        <w:keepNext/>
+      </w:pPr>
+      <w:r>
+        <w:rPr>
+          <w:rFonts w:ascii="Calibri" w:hAnsi="Calibri" w:eastAsia="SimHei" w:cs="Calibri"/>
+        </w:rPr>
+        <w:t xml:space="preserve">6.4 冻结 HA-VI 参考结果</w:t>
+      </w:r>
+    </w:p>
+    <w:tbl>
+      <w:tblPr>
+        <w:tblStyle w:val="TableGrid"/>
+        <w:tblW w:w="5000" w:type="pct"/>
+        <w:tblLayout w:type="autofit"/>
+        <w:tblCellMar>
+          <w:top w:w="60" w:type="dxa"/>
+          <w:left w:w="90" w:type="dxa"/>
+          <w:bottom w:w="60" w:type="dxa"/>
+          <w:right w:w="90" w:type="dxa"/>
+        </w:tblCellMar>
+      </w:tblPr>
+      <w:tr>
+        <w:trPr>
+          <w:cantSplit/>
+          <w:tblHeader/>
+        </w:trPr>
         <w:tc>
           <w:tcPr>
             <w:shd w:val="clear" w:color="auto" w:fill="D9E2F3"/>
@@ -5730,6 +6866,90 @@
                 <w:sz w:val="18"/>
                 <w:szCs w:val="18"/>
               </w:rPr>
+              <w:t xml:space="preserve">L3 压力</w:t>
+            </w:r>
+          </w:p>
+        </w:tc>
+        <w:tc>
+          <w:tcPr>
+            <w:shd w:val="clear" w:color="auto" w:fill="D9E2F3"/>
+          </w:tcPr>
+          <w:p>
+            <w:pPr>
+              <w:pStyle w:val="TableText"/>
+              <w:jc w:val="left"/>
+              <w:spacing w:before="0" w:after="0" w:line="320" w:lineRule="exact"/>
+            </w:pPr>
+            <w:r>
+              <w:rPr>
+                <w:rFonts w:ascii="Calibri" w:hAnsi="Calibri" w:eastAsia="SimHei" w:cs="Calibri"/>
+                <w:b/>
+                <w:sz w:val="18"/>
+                <w:szCs w:val="18"/>
+              </w:rPr>
+              <w:t xml:space="preserve">场景组</w:t>
+            </w:r>
+          </w:p>
+        </w:tc>
+        <w:tc>
+          <w:tcPr>
+            <w:shd w:val="clear" w:color="auto" w:fill="D9E2F3"/>
+          </w:tcPr>
+          <w:p>
+            <w:pPr>
+              <w:pStyle w:val="TableText"/>
+              <w:jc w:val="left"/>
+              <w:spacing w:before="0" w:after="0" w:line="320" w:lineRule="exact"/>
+            </w:pPr>
+            <w:r>
+              <w:rPr>
+                <w:rFonts w:ascii="Calibri" w:hAnsi="Calibri" w:eastAsia="SimHei" w:cs="Calibri"/>
+                <w:b/>
+                <w:sz w:val="18"/>
+                <w:szCs w:val="18"/>
+              </w:rPr>
+              <w:t xml:space="preserve">UBCC ticks/op</w:t>
+            </w:r>
+          </w:p>
+        </w:tc>
+        <w:tc>
+          <w:tcPr>
+            <w:shd w:val="clear" w:color="auto" w:fill="D9E2F3"/>
+          </w:tcPr>
+          <w:p>
+            <w:pPr>
+              <w:pStyle w:val="TableText"/>
+              <w:jc w:val="left"/>
+              <w:spacing w:before="0" w:after="0" w:line="320" w:lineRule="exact"/>
+            </w:pPr>
+            <w:r>
+              <w:rPr>
+                <w:rFonts w:ascii="Calibri" w:hAnsi="Calibri" w:eastAsia="SimHei" w:cs="Calibri"/>
+                <w:b/>
+                <w:sz w:val="18"/>
+                <w:szCs w:val="18"/>
+              </w:rPr>
+              <w:t xml:space="preserve">HA-VI ticks/op</w:t>
+            </w:r>
+          </w:p>
+        </w:tc>
+        <w:tc>
+          <w:tcPr>
+            <w:shd w:val="clear" w:color="auto" w:fill="D9E2F3"/>
+          </w:tcPr>
+          <w:p>
+            <w:pPr>
+              <w:pStyle w:val="TableText"/>
+              <w:jc w:val="left"/>
+              <w:spacing w:before="0" w:after="0" w:line="320" w:lineRule="exact"/>
+            </w:pPr>
+            <w:r>
+              <w:rPr>
+                <w:rFonts w:ascii="Calibri" w:hAnsi="Calibri" w:eastAsia="SimHei" w:cs="Calibri"/>
+                <w:b/>
+                <w:sz w:val="18"/>
+                <w:szCs w:val="18"/>
+              </w:rPr>
               <w:t xml:space="preserve">UBCC 降幅</w:t>
             </w:r>
           </w:p>
@@ -6417,6 +7637,17 @@
           <w:rFonts w:ascii="Calibri" w:hAnsi="Calibri" w:eastAsia="Microsoft YaHei" w:cs="Calibri"/>
         </w:rPr>
         <w:t xml:space="preserve">Home、dirty 数据副本和在线重配置机制。</w:t>
+      </w:r>
+    </w:p>
+    <w:p>
+      <w:pPr>
+        <w:ind w:left="0" w:firstLine="420"/>
+      </w:pPr>
+      <w:r>
+        <w:rPr>
+          <w:rFonts w:ascii="Calibri" w:hAnsi="Calibri" w:eastAsia="Microsoft YaHei" w:cs="Calibri"/>
+        </w:rPr>
+        <w:t xml:space="preserve">物理芯片 HA 微体系结构和端口级 Switch 排队、仲裁与拥塞不属于本次验证结论。</w:t>
       </w:r>
     </w:p>
     <w:p>

--- a/docs/design/cc_ep_deliverable2_verification_reliability_ha.docx
+++ b/docs/design/cc_ep_deliverable2_verification_reliability_ha.docx
@@ -919,30 +919,52 @@
                 <w:sz w:val="18"/>
                 <w:szCs w:val="18"/>
               </w:rPr>
-              <w:t xml:space="preserve">3N1S、3N2S、8N2S、16N1S</w:t>
-            </w:r>
-          </w:p>
-        </w:tc>
-        <w:tc>
-          <w:tcPr/>
-          <w:p>
-            <w:pPr>
-              <w:pStyle w:val="TableText"/>
-              <w:jc w:val="left"/>
-              <w:spacing w:before="0" w:after="0" w:line="320" w:lineRule="exact"/>
-            </w:pPr>
-            <w:r>
-              <w:rPr>
-                <w:rFonts w:ascii="Calibri" w:hAnsi="Calibri" w:eastAsia="Microsoft YaHei" w:cs="Calibri"/>
-                <w:sz w:val="18"/>
-                <w:szCs w:val="18"/>
-              </w:rPr>
-              <w:t xml:space="preserve">通过</w:t>
+              <w:t xml:space="preserve">3N1S、3N2S、8N2S、16N1S Level-A</w:t>
+            </w:r>
+          </w:p>
+        </w:tc>
+        <w:tc>
+          <w:tcPr/>
+          <w:p>
+            <w:pPr>
+              <w:pStyle w:val="TableText"/>
+              <w:jc w:val="left"/>
+              <w:spacing w:before="0" w:after="0" w:line="320" w:lineRule="exact"/>
+            </w:pPr>
+            <w:r>
+              <w:rPr>
+                <w:rFonts w:ascii="Calibri" w:hAnsi="Calibri" w:eastAsia="Microsoft YaHei" w:cs="Calibri"/>
+                <w:sz w:val="18"/>
+                <w:szCs w:val="18"/>
+              </w:rPr>
+              <w:t xml:space="preserve">协议节点规模与端点能力通过</w:t>
             </w:r>
           </w:p>
         </w:tc>
       </w:tr>
     </w:tbl>
+    <w:p>
+      <w:pPr>
+        <w:ind w:left="0" w:firstLine="420"/>
+      </w:pPr>
+      <w:r>
+        <w:rPr>
+          <w:rFonts w:ascii="Calibri" w:hAnsi="Calibri" w:eastAsia="Microsoft YaHei" w:cs="Calibri"/>
+        </w:rPr>
+        <w:t xml:space="preserve">表中 Liveness 结论仅适用于对应 temporal property、FairSpec/forward-progress 公平性和可恢复</w:t>
+      </w:r>
+    </w:p>
+    <w:p>
+      <w:pPr>
+        <w:ind w:left="0" w:firstLine="420"/>
+      </w:pPr>
+      <w:r>
+        <w:rPr>
+          <w:rFonts w:ascii="Calibri" w:hAnsi="Calibri" w:eastAsia="Microsoft YaHei" w:cs="Calibri"/>
+        </w:rPr>
+        <w:t xml:space="preserve">故障最终解除的模型条件；focused 仲裁与 waiter 模型只单独检查 Safety，不作独立活性证明。</w:t>
+      </w:r>
+    </w:p>
     <w:p>
       <w:pPr>
         <w:ind w:left="0" w:firstLine="420"/>
@@ -1142,7 +1164,7 @@
                 <w:sz w:val="18"/>
                 <w:szCs w:val="18"/>
               </w:rPr>
-              <w:t xml:space="preserve">核心模型与 focused 模型覆盖各自声明的 Safety/Liveness 性质</w:t>
+              <w:t xml:space="preserve">核心模型覆盖声明的 Safety/Liveness；focused 模型覆盖声明的 Safety</w:t>
             </w:r>
           </w:p>
         </w:tc>
@@ -1619,7 +1641,7 @@
                 <w:sz w:val="18"/>
                 <w:szCs w:val="18"/>
               </w:rPr>
-              <w:t xml:space="preserve">各模型状态空间和公平性假设内的 Safety/Liveness 性质</w:t>
+              <w:t xml:space="preserve">核心/传输模型的 Safety/Liveness，以及 focused 模型声明的 Safety</w:t>
             </w:r>
           </w:p>
         </w:tc>
@@ -3052,7 +3074,7 @@
                 <w:sz w:val="18"/>
                 <w:szCs w:val="18"/>
               </w:rPr>
-              <w:t xml:space="preserve">同址 snoop 收敛</w:t>
+              <w:t xml:space="preserve">同址 snoop 仲裁安全性</w:t>
             </w:r>
           </w:p>
         </w:tc>
@@ -3088,84 +3110,84 @@
                 <w:sz w:val="18"/>
                 <w:szCs w:val="18"/>
               </w:rPr>
+              <w:t xml:space="preserve">未单独检查，由可执行验证补充</w:t>
+            </w:r>
+          </w:p>
+        </w:tc>
+      </w:tr>
+      <w:tr>
+        <w:trPr>
+          <w:cantSplit/>
+        </w:trPr>
+        <w:tc>
+          <w:tcPr/>
+          <w:p>
+            <w:pPr>
+              <w:pStyle w:val="TableText"/>
+              <w:jc w:val="left"/>
+              <w:spacing w:before="0" w:after="0" w:line="320" w:lineRule="exact"/>
+            </w:pPr>
+            <w:r>
+              <w:rPr>
+                <w:rFonts w:ascii="Calibri" w:hAnsi="Calibri" w:eastAsia="Microsoft YaHei" w:cs="Calibri"/>
+                <w:sz w:val="18"/>
+                <w:szCs w:val="18"/>
+              </w:rPr>
+              <w:t xml:space="preserve">waiter 退役</w:t>
+            </w:r>
+          </w:p>
+        </w:tc>
+        <w:tc>
+          <w:tcPr/>
+          <w:p>
+            <w:pPr>
+              <w:pStyle w:val="TableText"/>
+              <w:jc w:val="left"/>
+              <w:spacing w:before="0" w:after="0" w:line="320" w:lineRule="exact"/>
+            </w:pPr>
+            <w:r>
+              <w:rPr>
+                <w:rFonts w:ascii="Calibri" w:hAnsi="Calibri" w:eastAsia="Microsoft YaHei" w:cs="Calibri"/>
+                <w:sz w:val="18"/>
+                <w:szCs w:val="18"/>
+              </w:rPr>
+              <w:t xml:space="preserve">精确退役与重放安全性</w:t>
+            </w:r>
+          </w:p>
+        </w:tc>
+        <w:tc>
+          <w:tcPr/>
+          <w:p>
+            <w:pPr>
+              <w:pStyle w:val="TableText"/>
+              <w:jc w:val="left"/>
+              <w:spacing w:before="0" w:after="0" w:line="320" w:lineRule="exact"/>
+            </w:pPr>
+            <w:r>
+              <w:rPr>
+                <w:rFonts w:ascii="Calibri" w:hAnsi="Calibri" w:eastAsia="Microsoft YaHei" w:cs="Calibri"/>
+                <w:sz w:val="18"/>
+                <w:szCs w:val="18"/>
+              </w:rPr>
               <w:t xml:space="preserve">通过</w:t>
             </w:r>
           </w:p>
         </w:tc>
-      </w:tr>
-      <w:tr>
-        <w:trPr>
-          <w:cantSplit/>
-        </w:trPr>
-        <w:tc>
-          <w:tcPr/>
-          <w:p>
-            <w:pPr>
-              <w:pStyle w:val="TableText"/>
-              <w:jc w:val="left"/>
-              <w:spacing w:before="0" w:after="0" w:line="320" w:lineRule="exact"/>
-            </w:pPr>
-            <w:r>
-              <w:rPr>
-                <w:rFonts w:ascii="Calibri" w:hAnsi="Calibri" w:eastAsia="Microsoft YaHei" w:cs="Calibri"/>
-                <w:sz w:val="18"/>
-                <w:szCs w:val="18"/>
-              </w:rPr>
-              <w:t xml:space="preserve">waiter 退役</w:t>
-            </w:r>
-          </w:p>
-        </w:tc>
-        <w:tc>
-          <w:tcPr/>
-          <w:p>
-            <w:pPr>
-              <w:pStyle w:val="TableText"/>
-              <w:jc w:val="left"/>
-              <w:spacing w:before="0" w:after="0" w:line="320" w:lineRule="exact"/>
-            </w:pPr>
-            <w:r>
-              <w:rPr>
-                <w:rFonts w:ascii="Calibri" w:hAnsi="Calibri" w:eastAsia="Microsoft YaHei" w:cs="Calibri"/>
-                <w:sz w:val="18"/>
-                <w:szCs w:val="18"/>
-              </w:rPr>
-              <w:t xml:space="preserve">精确退役与重放</w:t>
-            </w:r>
-          </w:p>
-        </w:tc>
-        <w:tc>
-          <w:tcPr/>
-          <w:p>
-            <w:pPr>
-              <w:pStyle w:val="TableText"/>
-              <w:jc w:val="left"/>
-              <w:spacing w:before="0" w:after="0" w:line="320" w:lineRule="exact"/>
-            </w:pPr>
-            <w:r>
-              <w:rPr>
-                <w:rFonts w:ascii="Calibri" w:hAnsi="Calibri" w:eastAsia="Microsoft YaHei" w:cs="Calibri"/>
-                <w:sz w:val="18"/>
-                <w:szCs w:val="18"/>
-              </w:rPr>
-              <w:t xml:space="preserve">通过</w:t>
-            </w:r>
-          </w:p>
-        </w:tc>
-        <w:tc>
-          <w:tcPr/>
-          <w:p>
-            <w:pPr>
-              <w:pStyle w:val="TableText"/>
-              <w:jc w:val="left"/>
-              <w:spacing w:before="0" w:after="0" w:line="320" w:lineRule="exact"/>
-            </w:pPr>
-            <w:r>
-              <w:rPr>
-                <w:rFonts w:ascii="Calibri" w:hAnsi="Calibri" w:eastAsia="Microsoft YaHei" w:cs="Calibri"/>
-                <w:sz w:val="18"/>
-                <w:szCs w:val="18"/>
-              </w:rPr>
-              <w:t xml:space="preserve">通过</w:t>
+        <w:tc>
+          <w:tcPr/>
+          <w:p>
+            <w:pPr>
+              <w:pStyle w:val="TableText"/>
+              <w:jc w:val="left"/>
+              <w:spacing w:before="0" w:after="0" w:line="320" w:lineRule="exact"/>
+            </w:pPr>
+            <w:r>
+              <w:rPr>
+                <w:rFonts w:ascii="Calibri" w:hAnsi="Calibri" w:eastAsia="Microsoft YaHei" w:cs="Calibri"/>
+                <w:sz w:val="18"/>
+                <w:szCs w:val="18"/>
+              </w:rPr>
+              <w:t xml:space="preserve">未单独检查，由可执行验证补充</w:t>
             </w:r>
           </w:p>
         </w:tc>
@@ -4684,7 +4706,7 @@
                 <w:sz w:val="18"/>
                 <w:szCs w:val="18"/>
               </w:rPr>
-              <w:t xml:space="preserve">3N1S、3N2S、8N2S、16N1S</w:t>
+              <w:t xml:space="preserve">3N1S、3N2S、8N2S、16N1S Level-A</w:t>
             </w:r>
           </w:p>
         </w:tc>
@@ -5817,7 +5839,7 @@
                 <w:sz w:val="18"/>
                 <w:szCs w:val="18"/>
               </w:rPr>
-              <w:t xml:space="preserve">16N1S</w:t>
+              <w:t xml:space="preserve">16N1S Level-A</w:t>
             </w:r>
           </w:p>
         </w:tc>
@@ -7580,7 +7602,7 @@
         <w:rPr>
           <w:rFonts w:ascii="Calibri" w:hAnsi="Calibri" w:eastAsia="Microsoft YaHei" w:cs="Calibri"/>
         </w:rPr>
-        <w:t xml:space="preserve">• 3N1S、3N2S、8N2S 和 16N1S 代表拓扑；</w:t>
+        <w:t xml:space="preserve">• 3N1S、3N2S、8N2S 和 16N1S Level-A 代表拓扑；</w:t>
       </w:r>
     </w:p>
     <w:p>
@@ -8868,7 +8890,7 @@
                 <w:sz w:val="18"/>
                 <w:szCs w:val="18"/>
               </w:rPr>
-              <w:t xml:space="preserve">3N1S、3N2S、8N2S、16N1S</w:t>
+              <w:t xml:space="preserve">3N1S、3N2S、8N2S、16N1S Level-A</w:t>
             </w:r>
           </w:p>
         </w:tc>

--- a/docs/design/cc_ep_deliverable2_verification_reliability_ha.docx
+++ b/docs/design/cc_ep_deliverable2_verification_reliability_ha.docx
@@ -23,7 +23,7 @@
         <w:rPr>
           <w:rFonts w:ascii="Calibri" w:hAnsi="Calibri" w:eastAsia="Microsoft YaHei" w:cs="Calibri"/>
         </w:rPr>
-        <w:t xml:space="preserve">文档版本：V1.0</w:t>
+        <w:t xml:space="preserve">文档版本﻿：﻿V﻿1﻿.﻿0</w:t>
       </w:r>
     </w:p>
     <w:p>
@@ -34,7 +34,7 @@
         <w:rPr>
           <w:rFonts w:ascii="Calibri" w:hAnsi="Calibri" w:eastAsia="Microsoft YaHei" w:cs="Calibri"/>
         </w:rPr>
-        <w:t xml:space="preserve">交付阶段：正式文档第一版</w:t>
+        <w:t xml:space="preserve">交付阶段：正式﻿文﻿档﻿第﻿一﻿版</w:t>
       </w:r>
     </w:p>
     <w:p>
@@ -84,7 +84,7 @@
         <w:rPr>
           <w:rFonts w:ascii="Calibri" w:hAnsi="Calibri" w:eastAsia="Microsoft YaHei" w:cs="Calibri"/>
         </w:rPr>
-        <w:t xml:space="preserve">1. 验证目标与结论</w:t>
+        <w:t xml:space="preserve">1. 验证﻿目﻿标﻿与﻿结﻿论</w:t>
       </w:r>
     </w:p>
     <w:p>
@@ -95,7 +95,7 @@
         <w:rPr>
           <w:rFonts w:ascii="Calibri" w:hAnsi="Calibri" w:eastAsia="Microsoft YaHei" w:cs="Calibri"/>
         </w:rPr>
-        <w:t xml:space="preserve">2. 验证方法</w:t>
+        <w:t xml:space="preserve">2.﻿ ﻿验﻿证﻿方﻿法</w:t>
       </w:r>
     </w:p>
     <w:p>
@@ -106,7 +106,7 @@
         <w:rPr>
           <w:rFonts w:ascii="Calibri" w:hAnsi="Calibri" w:eastAsia="Microsoft YaHei" w:cs="Calibri"/>
         </w:rPr>
-        <w:t xml:space="preserve">3. 形式化验证结果</w:t>
+        <w:t xml:space="preserve">3. 形式﻿化﻿验﻿证﻿结﻿果</w:t>
       </w:r>
     </w:p>
     <w:p>
@@ -117,7 +117,7 @@
         <w:rPr>
           <w:rFonts w:ascii="Calibri" w:hAnsi="Calibri" w:eastAsia="Microsoft YaHei" w:cs="Calibri"/>
         </w:rPr>
-        <w:t xml:space="preserve">4. 可靠性机制</w:t>
+        <w:t xml:space="preserve">4. ﻿可﻿靠﻿性﻿机﻿制</w:t>
       </w:r>
     </w:p>
     <w:p>
@@ -128,7 +128,7 @@
         <w:rPr>
           <w:rFonts w:ascii="Calibri" w:hAnsi="Calibri" w:eastAsia="Microsoft YaHei" w:cs="Calibri"/>
         </w:rPr>
-        <w:t xml:space="preserve">5. Q1-Q5 故障资格结果</w:t>
+        <w:t xml:space="preserve">5. Q1-Q5 故﻿障﻿资﻿格﻿结﻿果</w:t>
       </w:r>
     </w:p>
     <w:p>
@@ -139,7 +139,7 @@
         <w:rPr>
           <w:rFonts w:ascii="Calibri" w:hAnsi="Calibri" w:eastAsia="Microsoft YaHei" w:cs="Calibri"/>
         </w:rPr>
-        <w:t xml:space="preserve">6. HA 理论与参考比较</w:t>
+        <w:t xml:space="preserve">6. HA 理论﻿与﻿参﻿考﻿比﻿较</w:t>
       </w:r>
     </w:p>
     <w:p>
@@ -150,7 +150,7 @@
         <w:rPr>
           <w:rFonts w:ascii="Calibri" w:hAnsi="Calibri" w:eastAsia="Microsoft YaHei" w:cs="Calibri"/>
         </w:rPr>
-        <w:t xml:space="preserve">7. 处理器乱序与拓扑验证</w:t>
+        <w:t xml:space="preserve">7. 处理器乱序﻿与﻿拓﻿扑﻿验﻿证</w:t>
       </w:r>
     </w:p>
     <w:p>
@@ -161,7 +161,7 @@
         <w:rPr>
           <w:rFonts w:ascii="Calibri" w:hAnsi="Calibri" w:eastAsia="Microsoft YaHei" w:cs="Calibri"/>
         </w:rPr>
-        <w:t xml:space="preserve">8. 交付范围</w:t>
+        <w:t xml:space="preserve">8.﻿ ﻿交﻿付﻿范﻿围</w:t>
       </w:r>
     </w:p>
     <w:p>
@@ -183,7 +183,7 @@
         <w:rPr>
           <w:rFonts w:ascii="Calibri" w:hAnsi="Calibri" w:eastAsia="Microsoft YaHei" w:cs="Calibri"/>
         </w:rPr>
-        <w:t xml:space="preserve">附录 A 形式化模型清单</w:t>
+        <w:t xml:space="preserve">附录 A 形式﻿化﻿模﻿型﻿清﻿单</w:t>
       </w:r>
     </w:p>
     <w:p>
@@ -194,7 +194,7 @@
         <w:rPr>
           <w:rFonts w:ascii="Calibri" w:hAnsi="Calibri" w:eastAsia="Microsoft YaHei" w:cs="Calibri"/>
         </w:rPr>
-        <w:t xml:space="preserve">附录 B 模型与实现对应关系</w:t>
+        <w:t xml:space="preserve">附录 B 模型与实﻿现﻿对﻿应﻿关﻿系</w:t>
       </w:r>
     </w:p>
     <w:p>
@@ -205,7 +205,7 @@
         <w:rPr>
           <w:rFonts w:ascii="Calibri" w:hAnsi="Calibri" w:eastAsia="Microsoft YaHei" w:cs="Calibri"/>
         </w:rPr>
-        <w:t xml:space="preserve">附录 C 故障资格矩阵索引</w:t>
+        <w:t xml:space="preserve">附录 C 故障资﻿格﻿矩﻿阵﻿索﻿引</w:t>
       </w:r>
     </w:p>
     <w:p>
@@ -216,7 +216,7 @@
         <w:rPr>
           <w:rFonts w:ascii="Calibri" w:hAnsi="Calibri" w:eastAsia="Microsoft YaHei" w:cs="Calibri"/>
         </w:rPr>
-        <w:t xml:space="preserve">附录 D 术语表</w:t>
+        <w:t xml:space="preserve">附录 ﻿D﻿ ﻿术﻿语﻿表</w:t>
       </w:r>
     </w:p>
     <w:p>
@@ -256,7 +256,7 @@
         <w:rPr>
           <w:rFonts w:ascii="Calibri" w:hAnsi="Calibri" w:eastAsia="Microsoft YaHei" w:cs="Calibri"/>
         </w:rPr>
-        <w:t xml:space="preserve">本报告验证 UBCC 在正常执行、并发竞争和可恢复消息传输故障下的协议正确性，重点覆盖：</w:t>
+        <w:t xml:space="preserve">本报告验证 UBCC 在正常执行、并发竞争和可恢复消息传输故障下的协议正确性，﻿重﻿点﻿覆﻿盖﻿：</w:t>
       </w:r>
     </w:p>
     <w:p>
@@ -367,7 +367,7 @@
         <w:rPr>
           <w:rFonts w:ascii="Calibri" w:hAnsi="Calibri" w:eastAsia="Microsoft YaHei" w:cs="Calibri"/>
         </w:rPr>
-        <w:t xml:space="preserve">UBCC 采用分层验证方法：形式化模型验证状态与动作规则，定向机制验证连接模型与实现，</w:t>
+        <w:t xml:space="preserve">UBCC 采用分层验证方法：形式化模型验证状态与动作规则，定向机制验证连接模﻿型﻿与﻿实﻿现﻿，</w:t>
       </w:r>
     </w:p>
     <w:p>
@@ -378,7 +378,7 @@
         <w:rPr>
           <w:rFonts w:ascii="Calibri" w:hAnsi="Calibri" w:eastAsia="Microsoft YaHei" w:cs="Calibri"/>
         </w:rPr>
-        <w:t xml:space="preserve">端到端验证确认数据与权限结果，故障资格矩阵验证恢复机制在实际消息路径中的表现。</w:t>
+        <w:t xml:space="preserve">端到端验证确认数据与权限结果，故障资格矩阵验证恢复机制在实际消息路径﻿中﻿的﻿表﻿现﻿。</w:t>
       </w:r>
     </w:p>
     <w:p>
@@ -433,7 +433,7 @@
         <w:rPr>
           <w:rFonts w:ascii="Calibri" w:hAnsi="Calibri" w:eastAsia="Microsoft YaHei" w:cs="Calibri"/>
         </w:rPr>
-        <w:t xml:space="preserve">图 1-1 UBCC 分层验证体系</w:t>
+        <w:t xml:space="preserve">图 1-1　UBCC 分层验证体系</w:t>
       </w:r>
     </w:p>
     <w:p>
@@ -565,7 +565,7 @@
                 <w:sz w:val="18"/>
                 <w:szCs w:val="18"/>
               </w:rPr>
-              <w:t xml:space="preserve">TLA+</w:t>
+              <w:t xml:space="preserve">T﻿L﻿A+</w:t>
             </w:r>
           </w:p>
         </w:tc>
@@ -606,25 +606,25 @@
                 <w:sz w:val="18"/>
                 <w:szCs w:val="18"/>
               </w:rPr>
-              <w:t xml:space="preserve">Recall、Invalidate、Upgrade 和 Clear 活性</w:t>
-            </w:r>
-          </w:p>
-        </w:tc>
-        <w:tc>
-          <w:tcPr/>
-          <w:p>
-            <w:pPr>
-              <w:pStyle w:val="TableText"/>
-              <w:jc w:val="left"/>
-              <w:spacing w:before="0" w:after="0" w:line="320" w:lineRule="exact"/>
-            </w:pPr>
-            <w:r>
-              <w:rPr>
-                <w:rFonts w:ascii="Calibri" w:hAnsi="Calibri" w:eastAsia="Microsoft YaHei" w:cs="Calibri"/>
-                <w:sz w:val="18"/>
-                <w:szCs w:val="18"/>
-              </w:rPr>
-              <w:t xml:space="preserve">TLA+ + 定向验证</w:t>
+              <w:t xml:space="preserve">R﻿e﻿c﻿a﻿l﻿l、I﻿n﻿v﻿a﻿l﻿i﻿d﻿a﻿t﻿e、U﻿p﻿g﻿r﻿a﻿d﻿e 和 C﻿l﻿e﻿a﻿r 活性</w:t>
+            </w:r>
+          </w:p>
+        </w:tc>
+        <w:tc>
+          <w:tcPr/>
+          <w:p>
+            <w:pPr>
+              <w:pStyle w:val="TableText"/>
+              <w:jc w:val="left"/>
+              <w:spacing w:before="0" w:after="0" w:line="320" w:lineRule="exact"/>
+            </w:pPr>
+            <w:r>
+              <w:rPr>
+                <w:rFonts w:ascii="Calibri" w:hAnsi="Calibri" w:eastAsia="Microsoft YaHei" w:cs="Calibri"/>
+                <w:sz w:val="18"/>
+                <w:szCs w:val="18"/>
+              </w:rPr>
+              <w:t xml:space="preserve">T﻿L﻿A+ + 定向验证</w:t>
             </w:r>
           </w:p>
         </w:tc>
@@ -665,25 +665,25 @@
                 <w:sz w:val="18"/>
                 <w:szCs w:val="18"/>
               </w:rPr>
-              <w:t xml:space="preserve">EP-RNF snoop 仲裁</w:t>
-            </w:r>
-          </w:p>
-        </w:tc>
-        <w:tc>
-          <w:tcPr/>
-          <w:p>
-            <w:pPr>
-              <w:pStyle w:val="TableText"/>
-              <w:jc w:val="left"/>
-              <w:spacing w:before="0" w:after="0" w:line="320" w:lineRule="exact"/>
-            </w:pPr>
-            <w:r>
-              <w:rPr>
-                <w:rFonts w:ascii="Calibri" w:hAnsi="Calibri" w:eastAsia="Microsoft YaHei" w:cs="Calibri"/>
-                <w:sz w:val="18"/>
-                <w:szCs w:val="18"/>
-              </w:rPr>
-              <w:t xml:space="preserve">focused TLA+ + 端到端验证</w:t>
+              <w:t xml:space="preserve">E﻿P﻿-﻿R﻿N﻿F s﻿n﻿o﻿o﻿p 仲裁</w:t>
+            </w:r>
+          </w:p>
+        </w:tc>
+        <w:tc>
+          <w:tcPr/>
+          <w:p>
+            <w:pPr>
+              <w:pStyle w:val="TableText"/>
+              <w:jc w:val="left"/>
+              <w:spacing w:before="0" w:after="0" w:line="320" w:lineRule="exact"/>
+            </w:pPr>
+            <w:r>
+              <w:rPr>
+                <w:rFonts w:ascii="Calibri" w:hAnsi="Calibri" w:eastAsia="Microsoft YaHei" w:cs="Calibri"/>
+                <w:sz w:val="18"/>
+                <w:szCs w:val="18"/>
+              </w:rPr>
+              <w:t xml:space="preserve">f﻿o﻿c﻿u﻿s﻿e﻿d T﻿L﻿A+ + 端到端验证</w:t>
             </w:r>
           </w:p>
         </w:tc>
@@ -724,25 +724,25 @@
                 <w:sz w:val="18"/>
                 <w:szCs w:val="18"/>
               </w:rPr>
-              <w:t xml:space="preserve">多 PA 与多 Socket 隔离</w:t>
-            </w:r>
-          </w:p>
-        </w:tc>
-        <w:tc>
-          <w:tcPr/>
-          <w:p>
-            <w:pPr>
-              <w:pStyle w:val="TableText"/>
-              <w:jc w:val="left"/>
-              <w:spacing w:before="0" w:after="0" w:line="320" w:lineRule="exact"/>
-            </w:pPr>
-            <w:r>
-              <w:rPr>
-                <w:rFonts w:ascii="Calibri" w:hAnsi="Calibri" w:eastAsia="Microsoft YaHei" w:cs="Calibri"/>
-                <w:sz w:val="18"/>
-                <w:szCs w:val="18"/>
-              </w:rPr>
-              <w:t xml:space="preserve">TLA+ + 多拓扑验证</w:t>
+              <w:t xml:space="preserve">多 P﻿A 与多 S﻿o﻿c﻿k﻿e﻿t 隔离</w:t>
+            </w:r>
+          </w:p>
+        </w:tc>
+        <w:tc>
+          <w:tcPr/>
+          <w:p>
+            <w:pPr>
+              <w:pStyle w:val="TableText"/>
+              <w:jc w:val="left"/>
+              <w:spacing w:before="0" w:after="0" w:line="320" w:lineRule="exact"/>
+            </w:pPr>
+            <w:r>
+              <w:rPr>
+                <w:rFonts w:ascii="Calibri" w:hAnsi="Calibri" w:eastAsia="Microsoft YaHei" w:cs="Calibri"/>
+                <w:sz w:val="18"/>
+                <w:szCs w:val="18"/>
+              </w:rPr>
+              <w:t xml:space="preserve">T﻿L﻿A+ + 多拓扑验证</w:t>
             </w:r>
           </w:p>
         </w:tc>
@@ -783,7 +783,7 @@
                 <w:sz w:val="18"/>
                 <w:szCs w:val="18"/>
               </w:rPr>
-              <w:t xml:space="preserve">处理器 O3 下的同步语义</w:t>
+              <w:t xml:space="preserve">处理器 O﻿3 下的同步语义</w:t>
             </w:r>
           </w:p>
         </w:tc>
@@ -842,7 +842,7 @@
                 <w:sz w:val="18"/>
                 <w:szCs w:val="18"/>
               </w:rPr>
-              <w:t xml:space="preserve">Q1-Q5 故障资格</w:t>
+              <w:t xml:space="preserve">Q﻿1﻿-﻿Q﻿5 故障资格</w:t>
             </w:r>
           </w:p>
         </w:tc>
@@ -919,7 +919,7 @@
                 <w:sz w:val="18"/>
                 <w:szCs w:val="18"/>
               </w:rPr>
-              <w:t xml:space="preserve">3N1S、3N2S、8N2S、16N1S Level-A</w:t>
+              <w:t xml:space="preserve">3N1S、3N2S、8N2S、16N1S L﻿e﻿v﻿e﻿l﻿-﻿A</w:t>
             </w:r>
           </w:p>
         </w:tc>
@@ -951,7 +951,7 @@
         <w:rPr>
           <w:rFonts w:ascii="Calibri" w:hAnsi="Calibri" w:eastAsia="Microsoft YaHei" w:cs="Calibri"/>
         </w:rPr>
-        <w:t xml:space="preserve">表中 Liveness 结论仅适用于对应 temporal property、FairSpec/forward-progress 公平性和可恢复</w:t>
+        <w:t xml:space="preserve">表中 Liveness 结论仅适用于对应 temporal property、FairSpec/forward-progress 公平﻿性﻿和﻿可﻿恢﻿复</w:t>
       </w:r>
     </w:p>
     <w:p>
@@ -962,7 +962,7 @@
         <w:rPr>
           <w:rFonts w:ascii="Calibri" w:hAnsi="Calibri" w:eastAsia="Microsoft YaHei" w:cs="Calibri"/>
         </w:rPr>
-        <w:t xml:space="preserve">故障最终解除的模型条件；focused 仲裁与 waiter 模型只单独检查 Safety，不作独立活性证明。</w:t>
+        <w:t xml:space="preserve">故障最终解除的模型条件；focused 仲裁与 waiter 模型只单独检查 Safety，不作独立﻿活﻿性﻿证﻿明﻿。</w:t>
       </w:r>
     </w:p>
     <w:p>
@@ -973,7 +973,7 @@
         <w:rPr>
           <w:rFonts w:ascii="Calibri" w:hAnsi="Calibri" w:eastAsia="Microsoft YaHei" w:cs="Calibri"/>
         </w:rPr>
-        <w:t xml:space="preserve">形式化模型与可执行验证从不同抽象层共同覆盖 UBCC 的安全性、活性和可恢复传输故障能力。</w:t>
+        <w:t xml:space="preserve">形式化模型与可执行验证从不同抽象层共同覆盖 UBCC 的安全性、活性和可恢复传输﻿故﻿障﻿能﻿力﻿。</w:t>
       </w:r>
     </w:p>
     <w:p>
@@ -1105,7 +1105,7 @@
                 <w:sz w:val="18"/>
                 <w:szCs w:val="18"/>
               </w:rPr>
-              <w:t xml:space="preserve">端到端、O3、多拓扑与 Q1-Q5 资格结果通过</w:t>
+              <w:t xml:space="preserve">端到端、O﻿3、多拓扑与 Q﻿1﻿-﻿Q﻿5 资格结果通过</w:t>
             </w:r>
           </w:p>
         </w:tc>
@@ -1164,7 +1164,7 @@
                 <w:sz w:val="18"/>
                 <w:szCs w:val="18"/>
               </w:rPr>
-              <w:t xml:space="preserve">核心模型覆盖声明的 Safety/Liveness；focused 模型覆盖声明的 Safety</w:t>
+              <w:t xml:space="preserve">核心模型覆盖声明的 S﻿a﻿f﻿e﻿t﻿y/L﻿i﻿v﻿e﻿n﻿e﻿s﻿s；f﻿o﻿c﻿u﻿s﻿e﻿d 模型覆盖声明的 S﻿a﻿f﻿e﻿t﻿y</w:t>
             </w:r>
           </w:p>
         </w:tc>
@@ -1205,43 +1205,43 @@
                 <w:sz w:val="18"/>
                 <w:szCs w:val="18"/>
               </w:rPr>
-              <w:t xml:space="preserve">HA 比较</w:t>
-            </w:r>
-          </w:p>
-        </w:tc>
-        <w:tc>
-          <w:tcPr/>
-          <w:p>
-            <w:pPr>
-              <w:pStyle w:val="TableText"/>
-              <w:jc w:val="left"/>
-              <w:spacing w:before="0" w:after="0" w:line="320" w:lineRule="exact"/>
-            </w:pPr>
-            <w:r>
-              <w:rPr>
-                <w:rFonts w:ascii="Calibri" w:hAnsi="Calibri" w:eastAsia="Microsoft YaHei" w:cs="Calibri"/>
-                <w:sz w:val="18"/>
-                <w:szCs w:val="18"/>
-              </w:rPr>
-              <w:t xml:space="preserve">冻结 HA-VI 参考范围内聚合结果支持 UBCC 优势</w:t>
-            </w:r>
-          </w:p>
-        </w:tc>
-        <w:tc>
-          <w:tcPr/>
-          <w:p>
-            <w:pPr>
-              <w:pStyle w:val="TableText"/>
-              <w:jc w:val="left"/>
-              <w:spacing w:before="0" w:after="0" w:line="320" w:lineRule="exact"/>
-            </w:pPr>
-            <w:r>
-              <w:rPr>
-                <w:rFonts w:ascii="Calibri" w:hAnsi="Calibri" w:eastAsia="Microsoft YaHei" w:cs="Calibri"/>
-                <w:sz w:val="18"/>
-                <w:szCs w:val="18"/>
-              </w:rPr>
-              <w:t xml:space="preserve">2N1S、O3、单向完成语义和两个 L3 压力点</w:t>
+              <w:t xml:space="preserve">H﻿A 比较</w:t>
+            </w:r>
+          </w:p>
+        </w:tc>
+        <w:tc>
+          <w:tcPr/>
+          <w:p>
+            <w:pPr>
+              <w:pStyle w:val="TableText"/>
+              <w:jc w:val="left"/>
+              <w:spacing w:before="0" w:after="0" w:line="320" w:lineRule="exact"/>
+            </w:pPr>
+            <w:r>
+              <w:rPr>
+                <w:rFonts w:ascii="Calibri" w:hAnsi="Calibri" w:eastAsia="Microsoft YaHei" w:cs="Calibri"/>
+                <w:sz w:val="18"/>
+                <w:szCs w:val="18"/>
+              </w:rPr>
+              <w:t xml:space="preserve">冻结 H﻿A﻿-﻿V﻿I 参考范围内聚合结果支持 U﻿B﻿C﻿C 优势</w:t>
+            </w:r>
+          </w:p>
+        </w:tc>
+        <w:tc>
+          <w:tcPr/>
+          <w:p>
+            <w:pPr>
+              <w:pStyle w:val="TableText"/>
+              <w:jc w:val="left"/>
+              <w:spacing w:before="0" w:after="0" w:line="320" w:lineRule="exact"/>
+            </w:pPr>
+            <w:r>
+              <w:rPr>
+                <w:rFonts w:ascii="Calibri" w:hAnsi="Calibri" w:eastAsia="Microsoft YaHei" w:cs="Calibri"/>
+                <w:sz w:val="18"/>
+                <w:szCs w:val="18"/>
+              </w:rPr>
+              <w:t xml:space="preserve">2N1S、O﻿3、单向完成语义和两个 L﻿3 压力点</w:t>
             </w:r>
           </w:p>
         </w:tc>
@@ -1300,7 +1300,7 @@
                 <w:sz w:val="18"/>
                 <w:szCs w:val="18"/>
               </w:rPr>
-              <w:t xml:space="preserve">永久 Home 故障在线恢复、物理芯片和端口级 Switch 微体系结构</w:t>
+              <w:t xml:space="preserve">永久 H﻿o﻿m﻿e 故障在线恢复、物理芯片和端口级 S﻿w﻿i﻿t﻿c﻿h 微体系结构</w:t>
             </w:r>
           </w:p>
         </w:tc>
@@ -1338,7 +1338,7 @@
         <w:rPr>
           <w:rFonts w:ascii="Calibri" w:hAnsi="Calibri" w:eastAsia="Microsoft YaHei" w:cs="Calibri"/>
         </w:rPr>
-        <w:t xml:space="preserve">验证模型按职责划分为四层：</w:t>
+        <w:t xml:space="preserve">验证模型按职责划﻿分﻿为﻿四﻿层﻿：</w:t>
       </w:r>
     </w:p>
     <w:p>
@@ -1349,7 +1349,7 @@
         <w:rPr>
           <w:rFonts w:ascii="Calibri" w:hAnsi="Calibri" w:eastAsia="Microsoft YaHei" w:cs="Calibri"/>
         </w:rPr>
-        <w:t xml:space="preserve">1. 目录核心层：请求、授权、Clear、Recall、Invalidate 和目录提交；</w:t>
+        <w:t xml:space="preserve">1. 目录核心层：请求、授权、Clear、Recall、Invalidate 和﻿目﻿录﻿提﻿交﻿；</w:t>
       </w:r>
     </w:p>
     <w:p>
@@ -1360,7 +1360,7 @@
         <w:rPr>
           <w:rFonts w:ascii="Calibri" w:hAnsi="Calibri" w:eastAsia="Microsoft YaHei" w:cs="Calibri"/>
         </w:rPr>
-        <w:t xml:space="preserve">2. 并发机制层：同址 outstanding、waiter、partial Ack 和 snoop 仲裁；</w:t>
+        <w:t xml:space="preserve">2. 并发机制层：同址 outstanding、waiter、partial Ack 和 snoo﻿p﻿ ﻿仲﻿裁﻿；</w:t>
       </w:r>
     </w:p>
     <w:p>
@@ -1371,7 +1371,7 @@
         <w:rPr>
           <w:rFonts w:ascii="Calibri" w:hAnsi="Calibri" w:eastAsia="Microsoft YaHei" w:cs="Calibri"/>
         </w:rPr>
-        <w:t xml:space="preserve">3. 拓扑隔离层：多 PA、多节点和多 Socket 状态隔离；</w:t>
+        <w:t xml:space="preserve">3. 拓扑隔离层：多 PA、多节点和多 Socket ﻿状﻿态﻿隔﻿离﻿；</w:t>
       </w:r>
     </w:p>
     <w:p>
@@ -1382,7 +1382,7 @@
         <w:rPr>
           <w:rFonts w:ascii="Calibri" w:hAnsi="Calibri" w:eastAsia="Microsoft YaHei" w:cs="Calibri"/>
         </w:rPr>
-        <w:t xml:space="preserve">4. 故障传输层：消息丢失、重复、延迟和乱序。</w:t>
+        <w:t xml:space="preserve">4. 故障传输层：消息丢失、重复、延﻿迟﻿和﻿乱﻿序﻿。</w:t>
       </w:r>
     </w:p>
     <w:p>
@@ -1393,7 +1393,7 @@
         <w:rPr>
           <w:rFonts w:ascii="Calibri" w:hAnsi="Calibri" w:eastAsia="Microsoft YaHei" w:cs="Calibri"/>
         </w:rPr>
-        <w:t xml:space="preserve">每个模型只承担明确的协议论证职责，最终由端到端测试补充真实数据路径、缓存容量和运行拓扑。</w:t>
+        <w:t xml:space="preserve">每个模型只承担明确的协议论证职责，最终由端到端测试补充真实数据路径、缓存容量和﻿运﻿行﻿拓﻿扑﻿。</w:t>
       </w:r>
     </w:p>
     <w:p>
@@ -1546,7 +1546,7 @@
                 <w:sz w:val="18"/>
                 <w:szCs w:val="18"/>
               </w:rPr>
-              <w:t xml:space="preserve">协议实现、定向机制测试、O3、多拓扑、性能正确性门禁和 Q1-Q5</w:t>
+              <w:t xml:space="preserve">协议实现、定向机制测试、O﻿3、多拓扑、性能正确性门禁和 Q﻿1﻿-﻿Q﻿5</w:t>
             </w:r>
           </w:p>
         </w:tc>
@@ -1605,43 +1605,43 @@
                 <w:sz w:val="18"/>
                 <w:szCs w:val="18"/>
               </w:rPr>
-              <w:t xml:space="preserve">有界 / focused 形式化模型</w:t>
-            </w:r>
-          </w:p>
-        </w:tc>
-        <w:tc>
-          <w:tcPr/>
-          <w:p>
-            <w:pPr>
-              <w:pStyle w:val="TableText"/>
-              <w:jc w:val="left"/>
-              <w:spacing w:before="0" w:after="0" w:line="320" w:lineRule="exact"/>
-            </w:pPr>
-            <w:r>
-              <w:rPr>
-                <w:rFonts w:ascii="Calibri" w:hAnsi="Calibri" w:eastAsia="Microsoft YaHei" w:cs="Calibri"/>
-                <w:sz w:val="18"/>
-                <w:szCs w:val="18"/>
-              </w:rPr>
-              <w:t xml:space="preserve">目录核心、传输故障、多 PA/Socket、snoop 仲裁与 waiter 退役模型</w:t>
-            </w:r>
-          </w:p>
-        </w:tc>
-        <w:tc>
-          <w:tcPr/>
-          <w:p>
-            <w:pPr>
-              <w:pStyle w:val="TableText"/>
-              <w:jc w:val="left"/>
-              <w:spacing w:before="0" w:after="0" w:line="320" w:lineRule="exact"/>
-            </w:pPr>
-            <w:r>
-              <w:rPr>
-                <w:rFonts w:ascii="Calibri" w:hAnsi="Calibri" w:eastAsia="Microsoft YaHei" w:cs="Calibri"/>
-                <w:sz w:val="18"/>
-                <w:szCs w:val="18"/>
-              </w:rPr>
-              <w:t xml:space="preserve">核心/传输模型的 Safety/Liveness，以及 focused 模型声明的 Safety</w:t>
+              <w:t xml:space="preserve">有界 / f﻿o﻿c﻿u﻿s﻿e﻿d 形式化模型</w:t>
+            </w:r>
+          </w:p>
+        </w:tc>
+        <w:tc>
+          <w:tcPr/>
+          <w:p>
+            <w:pPr>
+              <w:pStyle w:val="TableText"/>
+              <w:jc w:val="left"/>
+              <w:spacing w:before="0" w:after="0" w:line="320" w:lineRule="exact"/>
+            </w:pPr>
+            <w:r>
+              <w:rPr>
+                <w:rFonts w:ascii="Calibri" w:hAnsi="Calibri" w:eastAsia="Microsoft YaHei" w:cs="Calibri"/>
+                <w:sz w:val="18"/>
+                <w:szCs w:val="18"/>
+              </w:rPr>
+              <w:t xml:space="preserve">目录核心、传输故障、多 P﻿A/S﻿o﻿c﻿k﻿e﻿t、s﻿n﻿o﻿o﻿p 仲裁与 w﻿a﻿i﻿t﻿e﻿r 退役模型</w:t>
+            </w:r>
+          </w:p>
+        </w:tc>
+        <w:tc>
+          <w:tcPr/>
+          <w:p>
+            <w:pPr>
+              <w:pStyle w:val="TableText"/>
+              <w:jc w:val="left"/>
+              <w:spacing w:before="0" w:after="0" w:line="320" w:lineRule="exact"/>
+            </w:pPr>
+            <w:r>
+              <w:rPr>
+                <w:rFonts w:ascii="Calibri" w:hAnsi="Calibri" w:eastAsia="Microsoft YaHei" w:cs="Calibri"/>
+                <w:sz w:val="18"/>
+                <w:szCs w:val="18"/>
+              </w:rPr>
+              <w:t xml:space="preserve">核心/传输模型的 S﻿a﻿f﻿e﻿t﻿y/L﻿i﻿v﻿e﻿n﻿e﻿s﻿s，以及 f﻿o﻿c﻿u﻿s﻿e﻿d 模型声明的 S﻿a﻿f﻿e﻿t﻿y</w:t>
             </w:r>
           </w:p>
         </w:tc>
@@ -1700,7 +1700,7 @@
                 <w:sz w:val="18"/>
                 <w:szCs w:val="18"/>
               </w:rPr>
-              <w:t xml:space="preserve">协议路径、目录组织、HA-VI 结构差异与复杂度解释</w:t>
+              <w:t xml:space="preserve">协议路径、目录组织、H﻿A﻿-﻿V﻿I 结构差异与复杂度解释</w:t>
             </w:r>
           </w:p>
         </w:tc>
@@ -1777,7 +1777,7 @@
                 <w:sz w:val="18"/>
                 <w:szCs w:val="18"/>
               </w:rPr>
-              <w:t xml:space="preserve">永久 Home 失效恢复、客户物理 HA 和端口级 Switch 微体系结构</w:t>
+              <w:t xml:space="preserve">永久 H﻿o﻿m﻿e 失效恢复、客户物理 H﻿A 和端口级 S﻿w﻿i﻿t﻿c﻿h 微体系结构</w:t>
             </w:r>
           </w:p>
         </w:tc>
@@ -1839,7 +1839,7 @@
         <w:rPr>
           <w:rFonts w:ascii="Calibri" w:hAnsi="Calibri" w:eastAsia="Microsoft YaHei" w:cs="Calibri"/>
         </w:rPr>
-        <w:t xml:space="preserve">形式化验证中的主要 Safety 属性包括：</w:t>
+        <w:t xml:space="preserve">形式化验证中的主要 Safety ﻿属﻿性﻿包﻿括﻿：</w:t>
       </w:r>
     </w:p>
     <w:p>
@@ -1950,7 +1950,7 @@
         <w:rPr>
           <w:rFonts w:ascii="Calibri" w:hAnsi="Calibri" w:eastAsia="Microsoft YaHei" w:cs="Calibri"/>
         </w:rPr>
-        <w:t xml:space="preserve">主要 Liveness 属性包括：</w:t>
+        <w:t xml:space="preserve">主要 Liveness ﻿属﻿性﻿包﻿括﻿：</w:t>
       </w:r>
     </w:p>
     <w:p>
@@ -2039,7 +2039,7 @@
         <w:rPr>
           <w:rFonts w:ascii="Calibri" w:hAnsi="Calibri" w:eastAsia="Microsoft YaHei" w:cs="Calibri"/>
         </w:rPr>
-        <w:t xml:space="preserve">模型动作与实现机制采用稳定语义对应，而不依赖源码行号：</w:t>
+        <w:t xml:space="preserve">模型动作与实现机制采用稳定语义对应，而不依赖﻿源﻿码﻿行﻿号﻿：</w:t>
       </w:r>
     </w:p>
     <w:tbl>
@@ -2120,212 +2120,212 @@
                 <w:sz w:val="18"/>
                 <w:szCs w:val="18"/>
               </w:rPr>
-              <w:t xml:space="preserve">RequestGrant</w:t>
-            </w:r>
-          </w:p>
-        </w:tc>
-        <w:tc>
-          <w:tcPr/>
-          <w:p>
-            <w:pPr>
-              <w:pStyle w:val="TableText"/>
-              <w:jc w:val="left"/>
-              <w:spacing w:before="0" w:after="0" w:line="320" w:lineRule="exact"/>
-            </w:pPr>
-            <w:r>
-              <w:rPr>
-                <w:rFonts w:ascii="Calibri" w:hAnsi="Calibri" w:eastAsia="Microsoft YaHei" w:cs="Calibri"/>
-                <w:sz w:val="18"/>
-                <w:szCs w:val="18"/>
-              </w:rPr>
-              <w:t xml:space="preserve">UBCC 请求仲裁与 intended state 建立</w:t>
-            </w:r>
-          </w:p>
-        </w:tc>
-      </w:tr>
-      <w:tr>
-        <w:trPr>
-          <w:cantSplit/>
-        </w:trPr>
-        <w:tc>
-          <w:tcPr/>
-          <w:p>
-            <w:pPr>
-              <w:pStyle w:val="TableText"/>
-              <w:jc w:val="left"/>
-              <w:spacing w:before="0" w:after="0" w:line="320" w:lineRule="exact"/>
-            </w:pPr>
-            <w:r>
-              <w:rPr>
-                <w:rFonts w:ascii="Calibri" w:hAnsi="Calibri" w:eastAsia="Microsoft YaHei" w:cs="Calibri"/>
-                <w:sz w:val="18"/>
-                <w:szCs w:val="18"/>
-              </w:rPr>
-              <w:t xml:space="preserve">RecallOwner</w:t>
-            </w:r>
-          </w:p>
-        </w:tc>
-        <w:tc>
-          <w:tcPr/>
-          <w:p>
-            <w:pPr>
-              <w:pStyle w:val="TableText"/>
-              <w:jc w:val="left"/>
-              <w:spacing w:before="0" w:after="0" w:line="320" w:lineRule="exact"/>
-            </w:pPr>
-            <w:r>
-              <w:rPr>
-                <w:rFonts w:ascii="Calibri" w:hAnsi="Calibri" w:eastAsia="Microsoft YaHei" w:cs="Calibri"/>
-                <w:sz w:val="18"/>
-                <w:szCs w:val="18"/>
-              </w:rPr>
-              <w:t xml:space="preserve">RecallReq / RecallResp 数据回收</w:t>
-            </w:r>
-          </w:p>
-        </w:tc>
-      </w:tr>
-      <w:tr>
-        <w:trPr>
-          <w:cantSplit/>
-        </w:trPr>
-        <w:tc>
-          <w:tcPr/>
-          <w:p>
-            <w:pPr>
-              <w:pStyle w:val="TableText"/>
-              <w:jc w:val="left"/>
-              <w:spacing w:before="0" w:after="0" w:line="320" w:lineRule="exact"/>
-            </w:pPr>
-            <w:r>
-              <w:rPr>
-                <w:rFonts w:ascii="Calibri" w:hAnsi="Calibri" w:eastAsia="Microsoft YaHei" w:cs="Calibri"/>
-                <w:sz w:val="18"/>
-                <w:szCs w:val="18"/>
-              </w:rPr>
-              <w:t xml:space="preserve">InvalidateSharers</w:t>
-            </w:r>
-          </w:p>
-        </w:tc>
-        <w:tc>
-          <w:tcPr/>
-          <w:p>
-            <w:pPr>
-              <w:pStyle w:val="TableText"/>
-              <w:jc w:val="left"/>
-              <w:spacing w:before="0" w:after="0" w:line="320" w:lineRule="exact"/>
-            </w:pPr>
-            <w:r>
-              <w:rPr>
-                <w:rFonts w:ascii="Calibri" w:hAnsi="Calibri" w:eastAsia="Microsoft YaHei" w:cs="Calibri"/>
-                <w:sz w:val="18"/>
-                <w:szCs w:val="18"/>
-              </w:rPr>
-              <w:t xml:space="preserve">目标集合冻结、InvalidateReq 和 Ack 位图</w:t>
-            </w:r>
-          </w:p>
-        </w:tc>
-      </w:tr>
-      <w:tr>
-        <w:trPr>
-          <w:cantSplit/>
-        </w:trPr>
-        <w:tc>
-          <w:tcPr/>
-          <w:p>
-            <w:pPr>
-              <w:pStyle w:val="TableText"/>
-              <w:jc w:val="left"/>
-              <w:spacing w:before="0" w:after="0" w:line="320" w:lineRule="exact"/>
-            </w:pPr>
-            <w:r>
-              <w:rPr>
-                <w:rFonts w:ascii="Calibri" w:hAnsi="Calibri" w:eastAsia="Microsoft YaHei" w:cs="Calibri"/>
-                <w:sz w:val="18"/>
-                <w:szCs w:val="18"/>
-              </w:rPr>
-              <w:t xml:space="preserve">ClearCommit</w:t>
-            </w:r>
-          </w:p>
-        </w:tc>
-        <w:tc>
-          <w:tcPr/>
-          <w:p>
-            <w:pPr>
-              <w:pStyle w:val="TableText"/>
-              <w:jc w:val="left"/>
-              <w:spacing w:before="0" w:after="0" w:line="320" w:lineRule="exact"/>
-            </w:pPr>
-            <w:r>
-              <w:rPr>
-                <w:rFonts w:ascii="Calibri" w:hAnsi="Calibri" w:eastAsia="Microsoft YaHei" w:cs="Calibri"/>
-                <w:sz w:val="18"/>
-                <w:szCs w:val="18"/>
-              </w:rPr>
-              <w:t xml:space="preserve">Clear 身份校验与目录提交</w:t>
-            </w:r>
-          </w:p>
-        </w:tc>
-      </w:tr>
-      <w:tr>
-        <w:trPr>
-          <w:cantSplit/>
-        </w:trPr>
-        <w:tc>
-          <w:tcPr/>
-          <w:p>
-            <w:pPr>
-              <w:pStyle w:val="TableText"/>
-              <w:jc w:val="left"/>
-              <w:spacing w:before="0" w:after="0" w:line="320" w:lineRule="exact"/>
-            </w:pPr>
-            <w:r>
-              <w:rPr>
-                <w:rFonts w:ascii="Calibri" w:hAnsi="Calibri" w:eastAsia="Microsoft YaHei" w:cs="Calibri"/>
-                <w:sz w:val="18"/>
-                <w:szCs w:val="18"/>
-              </w:rPr>
-              <w:t xml:space="preserve">RetireWaiter</w:t>
-            </w:r>
-          </w:p>
-        </w:tc>
-        <w:tc>
-          <w:tcPr/>
-          <w:p>
-            <w:pPr>
-              <w:pStyle w:val="TableText"/>
-              <w:jc w:val="left"/>
-              <w:spacing w:before="0" w:after="0" w:line="320" w:lineRule="exact"/>
-            </w:pPr>
-            <w:r>
-              <w:rPr>
-                <w:rFonts w:ascii="Calibri" w:hAnsi="Calibri" w:eastAsia="Microsoft YaHei" w:cs="Calibri"/>
-                <w:sz w:val="18"/>
-                <w:szCs w:val="18"/>
-              </w:rPr>
-              <w:t xml:space="preserve">已完成 Read waiter 精确退役</w:t>
-            </w:r>
-          </w:p>
-        </w:tc>
-      </w:tr>
-      <w:tr>
-        <w:trPr>
-          <w:cantSplit/>
-        </w:trPr>
-        <w:tc>
-          <w:tcPr/>
-          <w:p>
-            <w:pPr>
-              <w:pStyle w:val="TableText"/>
-              <w:jc w:val="left"/>
-              <w:spacing w:before="0" w:after="0" w:line="320" w:lineRule="exact"/>
-            </w:pPr>
-            <w:r>
-              <w:rPr>
-                <w:rFonts w:ascii="Calibri" w:hAnsi="Calibri" w:eastAsia="Microsoft YaHei" w:cs="Calibri"/>
-                <w:sz w:val="18"/>
-                <w:szCs w:val="18"/>
-              </w:rPr>
-              <w:t xml:space="preserve">ReplayWaiter</w:t>
+              <w:t xml:space="preserve">R﻿e﻿q﻿u﻿e﻿s﻿t﻿G﻿r﻿a﻿n﻿t</w:t>
+            </w:r>
+          </w:p>
+        </w:tc>
+        <w:tc>
+          <w:tcPr/>
+          <w:p>
+            <w:pPr>
+              <w:pStyle w:val="TableText"/>
+              <w:jc w:val="left"/>
+              <w:spacing w:before="0" w:after="0" w:line="320" w:lineRule="exact"/>
+            </w:pPr>
+            <w:r>
+              <w:rPr>
+                <w:rFonts w:ascii="Calibri" w:hAnsi="Calibri" w:eastAsia="Microsoft YaHei" w:cs="Calibri"/>
+                <w:sz w:val="18"/>
+                <w:szCs w:val="18"/>
+              </w:rPr>
+              <w:t xml:space="preserve">U﻿B﻿C﻿C 请求仲裁与 i﻿n﻿t﻿e﻿n﻿d﻿e﻿d s﻿t﻿a﻿t﻿e 建立</w:t>
+            </w:r>
+          </w:p>
+        </w:tc>
+      </w:tr>
+      <w:tr>
+        <w:trPr>
+          <w:cantSplit/>
+        </w:trPr>
+        <w:tc>
+          <w:tcPr/>
+          <w:p>
+            <w:pPr>
+              <w:pStyle w:val="TableText"/>
+              <w:jc w:val="left"/>
+              <w:spacing w:before="0" w:after="0" w:line="320" w:lineRule="exact"/>
+            </w:pPr>
+            <w:r>
+              <w:rPr>
+                <w:rFonts w:ascii="Calibri" w:hAnsi="Calibri" w:eastAsia="Microsoft YaHei" w:cs="Calibri"/>
+                <w:sz w:val="18"/>
+                <w:szCs w:val="18"/>
+              </w:rPr>
+              <w:t xml:space="preserve">R﻿e﻿c﻿a﻿l﻿l﻿O﻿w﻿n﻿e﻿r</w:t>
+            </w:r>
+          </w:p>
+        </w:tc>
+        <w:tc>
+          <w:tcPr/>
+          <w:p>
+            <w:pPr>
+              <w:pStyle w:val="TableText"/>
+              <w:jc w:val="left"/>
+              <w:spacing w:before="0" w:after="0" w:line="320" w:lineRule="exact"/>
+            </w:pPr>
+            <w:r>
+              <w:rPr>
+                <w:rFonts w:ascii="Calibri" w:hAnsi="Calibri" w:eastAsia="Microsoft YaHei" w:cs="Calibri"/>
+                <w:sz w:val="18"/>
+                <w:szCs w:val="18"/>
+              </w:rPr>
+              <w:t xml:space="preserve">R﻿e﻿c﻿a﻿l﻿l﻿R﻿e﻿q / R﻿e﻿c﻿a﻿l﻿l﻿R﻿e﻿s﻿p 数据回收</w:t>
+            </w:r>
+          </w:p>
+        </w:tc>
+      </w:tr>
+      <w:tr>
+        <w:trPr>
+          <w:cantSplit/>
+        </w:trPr>
+        <w:tc>
+          <w:tcPr/>
+          <w:p>
+            <w:pPr>
+              <w:pStyle w:val="TableText"/>
+              <w:jc w:val="left"/>
+              <w:spacing w:before="0" w:after="0" w:line="320" w:lineRule="exact"/>
+            </w:pPr>
+            <w:r>
+              <w:rPr>
+                <w:rFonts w:ascii="Calibri" w:hAnsi="Calibri" w:eastAsia="Microsoft YaHei" w:cs="Calibri"/>
+                <w:sz w:val="18"/>
+                <w:szCs w:val="18"/>
+              </w:rPr>
+              <w:t xml:space="preserve">I﻿n﻿v﻿a﻿l﻿i﻿d﻿a﻿t﻿e﻿S﻿h﻿a﻿r﻿e﻿r﻿s</w:t>
+            </w:r>
+          </w:p>
+        </w:tc>
+        <w:tc>
+          <w:tcPr/>
+          <w:p>
+            <w:pPr>
+              <w:pStyle w:val="TableText"/>
+              <w:jc w:val="left"/>
+              <w:spacing w:before="0" w:after="0" w:line="320" w:lineRule="exact"/>
+            </w:pPr>
+            <w:r>
+              <w:rPr>
+                <w:rFonts w:ascii="Calibri" w:hAnsi="Calibri" w:eastAsia="Microsoft YaHei" w:cs="Calibri"/>
+                <w:sz w:val="18"/>
+                <w:szCs w:val="18"/>
+              </w:rPr>
+              <w:t xml:space="preserve">目标集合冻结、I﻿n﻿v﻿a﻿l﻿i﻿d﻿a﻿t﻿e﻿R﻿e﻿q 和 A﻿c﻿k 位图</w:t>
+            </w:r>
+          </w:p>
+        </w:tc>
+      </w:tr>
+      <w:tr>
+        <w:trPr>
+          <w:cantSplit/>
+        </w:trPr>
+        <w:tc>
+          <w:tcPr/>
+          <w:p>
+            <w:pPr>
+              <w:pStyle w:val="TableText"/>
+              <w:jc w:val="left"/>
+              <w:spacing w:before="0" w:after="0" w:line="320" w:lineRule="exact"/>
+            </w:pPr>
+            <w:r>
+              <w:rPr>
+                <w:rFonts w:ascii="Calibri" w:hAnsi="Calibri" w:eastAsia="Microsoft YaHei" w:cs="Calibri"/>
+                <w:sz w:val="18"/>
+                <w:szCs w:val="18"/>
+              </w:rPr>
+              <w:t xml:space="preserve">C﻿l﻿e﻿a﻿r﻿C﻿o﻿m﻿m﻿i﻿t</w:t>
+            </w:r>
+          </w:p>
+        </w:tc>
+        <w:tc>
+          <w:tcPr/>
+          <w:p>
+            <w:pPr>
+              <w:pStyle w:val="TableText"/>
+              <w:jc w:val="left"/>
+              <w:spacing w:before="0" w:after="0" w:line="320" w:lineRule="exact"/>
+            </w:pPr>
+            <w:r>
+              <w:rPr>
+                <w:rFonts w:ascii="Calibri" w:hAnsi="Calibri" w:eastAsia="Microsoft YaHei" w:cs="Calibri"/>
+                <w:sz w:val="18"/>
+                <w:szCs w:val="18"/>
+              </w:rPr>
+              <w:t xml:space="preserve">C﻿l﻿e﻿a﻿r 身份校验与目录提交</w:t>
+            </w:r>
+          </w:p>
+        </w:tc>
+      </w:tr>
+      <w:tr>
+        <w:trPr>
+          <w:cantSplit/>
+        </w:trPr>
+        <w:tc>
+          <w:tcPr/>
+          <w:p>
+            <w:pPr>
+              <w:pStyle w:val="TableText"/>
+              <w:jc w:val="left"/>
+              <w:spacing w:before="0" w:after="0" w:line="320" w:lineRule="exact"/>
+            </w:pPr>
+            <w:r>
+              <w:rPr>
+                <w:rFonts w:ascii="Calibri" w:hAnsi="Calibri" w:eastAsia="Microsoft YaHei" w:cs="Calibri"/>
+                <w:sz w:val="18"/>
+                <w:szCs w:val="18"/>
+              </w:rPr>
+              <w:t xml:space="preserve">R﻿e﻿t﻿i﻿r﻿e﻿W﻿a﻿i﻿t﻿e﻿r</w:t>
+            </w:r>
+          </w:p>
+        </w:tc>
+        <w:tc>
+          <w:tcPr/>
+          <w:p>
+            <w:pPr>
+              <w:pStyle w:val="TableText"/>
+              <w:jc w:val="left"/>
+              <w:spacing w:before="0" w:after="0" w:line="320" w:lineRule="exact"/>
+            </w:pPr>
+            <w:r>
+              <w:rPr>
+                <w:rFonts w:ascii="Calibri" w:hAnsi="Calibri" w:eastAsia="Microsoft YaHei" w:cs="Calibri"/>
+                <w:sz w:val="18"/>
+                <w:szCs w:val="18"/>
+              </w:rPr>
+              <w:t xml:space="preserve">已完成 R﻿e﻿a﻿d w﻿a﻿i﻿t﻿e﻿r 精确退役</w:t>
+            </w:r>
+          </w:p>
+        </w:tc>
+      </w:tr>
+      <w:tr>
+        <w:trPr>
+          <w:cantSplit/>
+        </w:trPr>
+        <w:tc>
+          <w:tcPr/>
+          <w:p>
+            <w:pPr>
+              <w:pStyle w:val="TableText"/>
+              <w:jc w:val="left"/>
+              <w:spacing w:before="0" w:after="0" w:line="320" w:lineRule="exact"/>
+            </w:pPr>
+            <w:r>
+              <w:rPr>
+                <w:rFonts w:ascii="Calibri" w:hAnsi="Calibri" w:eastAsia="Microsoft YaHei" w:cs="Calibri"/>
+                <w:sz w:val="18"/>
+                <w:szCs w:val="18"/>
+              </w:rPr>
+              <w:t xml:space="preserve">R﻿e﻿p﻿l﻿a﻿y﻿W﻿a﻿i﻿t﻿e﻿r</w:t>
             </w:r>
           </w:p>
         </w:tc>
@@ -2366,25 +2366,25 @@
                 <w:sz w:val="18"/>
                 <w:szCs w:val="18"/>
               </w:rPr>
-              <w:t xml:space="preserve">SnoopArbitrate</w:t>
-            </w:r>
-          </w:p>
-        </w:tc>
-        <w:tc>
-          <w:tcPr/>
-          <w:p>
-            <w:pPr>
-              <w:pStyle w:val="TableText"/>
-              <w:jc w:val="left"/>
-              <w:spacing w:before="0" w:after="0" w:line="320" w:lineRule="exact"/>
-            </w:pPr>
-            <w:r>
-              <w:rPr>
-                <w:rFonts w:ascii="Calibri" w:hAnsi="Calibri" w:eastAsia="Microsoft YaHei" w:cs="Calibri"/>
-                <w:sz w:val="18"/>
-                <w:szCs w:val="18"/>
-              </w:rPr>
-              <w:t xml:space="preserve">EP-RNF 对同址 snoop 的 immediate/stale 仲裁</w:t>
+              <w:t xml:space="preserve">S﻿n﻿o﻿o﻿p﻿A﻿r﻿b﻿i﻿t﻿r﻿a﻿t﻿e</w:t>
+            </w:r>
+          </w:p>
+        </w:tc>
+        <w:tc>
+          <w:tcPr/>
+          <w:p>
+            <w:pPr>
+              <w:pStyle w:val="TableText"/>
+              <w:jc w:val="left"/>
+              <w:spacing w:before="0" w:after="0" w:line="320" w:lineRule="exact"/>
+            </w:pPr>
+            <w:r>
+              <w:rPr>
+                <w:rFonts w:ascii="Calibri" w:hAnsi="Calibri" w:eastAsia="Microsoft YaHei" w:cs="Calibri"/>
+                <w:sz w:val="18"/>
+                <w:szCs w:val="18"/>
+              </w:rPr>
+              <w:t xml:space="preserve">E﻿P﻿-﻿R﻿N﻿F 对同址 s﻿n﻿o﻿o﻿p 的 i﻿m﻿m﻿e﻿d﻿i﻿a﻿t﻿e/s﻿t﻿a﻿l﻿e 仲裁</w:t>
             </w:r>
           </w:p>
         </w:tc>
@@ -2422,7 +2422,7 @@
         <w:rPr>
           <w:rFonts w:ascii="Calibri" w:hAnsi="Calibri" w:eastAsia="Microsoft YaHei" w:cs="Calibri"/>
         </w:rPr>
-        <w:t xml:space="preserve">目录核心模型覆盖请求、授权、Clear、Recall 和 Invalidate 的状态迁移，验证目录提交前后</w:t>
+        <w:t xml:space="preserve">目录核心模型覆盖请求、授权、Clear、Recall 和 Invalidate 的状态迁移，验证目﻿录﻿提﻿交﻿前﻿后</w:t>
       </w:r>
     </w:p>
     <w:p>
@@ -2433,7 +2433,7 @@
         <w:rPr>
           <w:rFonts w:ascii="Calibri" w:hAnsi="Calibri" w:eastAsia="Microsoft YaHei" w:cs="Calibri"/>
         </w:rPr>
-        <w:t xml:space="preserve">owner、sharer、epoch 和 outstanding 关系保持一致。</w:t>
+        <w:t xml:space="preserve">owner、sharer、epoch 和 outstanding 关系﻿保﻿持﻿一﻿致﻿。</w:t>
       </w:r>
     </w:p>
     <w:p>
@@ -2444,7 +2444,7 @@
         <w:rPr>
           <w:rFonts w:ascii="Calibri" w:hAnsi="Calibri" w:eastAsia="Microsoft YaHei" w:cs="Calibri"/>
         </w:rPr>
-        <w:t xml:space="preserve">验证结果表明：</w:t>
+        <w:t xml:space="preserve">验证﻿结﻿果﻿表﻿明﻿：</w:t>
       </w:r>
     </w:p>
     <w:p>
@@ -2511,7 +2511,7 @@
         <w:rPr>
           <w:rFonts w:ascii="Calibri" w:hAnsi="Calibri" w:eastAsia="Microsoft YaHei" w:cs="Calibri"/>
         </w:rPr>
-        <w:t xml:space="preserve">传输故障模型枚举丢失、重复和乱序消息，验证 epoch、reqId、Ack 位图和幂等确认能够阻止</w:t>
+        <w:t xml:space="preserve">传输故障模型枚举丢失、重复和乱序消息，验证 epoch、reqId、Ack 位图和幂等确﻿认﻿能﻿够﻿阻﻿止</w:t>
       </w:r>
     </w:p>
     <w:p>
@@ -2522,7 +2522,7 @@
         <w:rPr>
           <w:rFonts w:ascii="Calibri" w:hAnsi="Calibri" w:eastAsia="Microsoft YaHei" w:cs="Calibri"/>
         </w:rPr>
-        <w:t xml:space="preserve">重复提交与过期状态覆盖。</w:t>
+        <w:t xml:space="preserve">重复提交与过期﻿状﻿态﻿覆﻿盖﻿。</w:t>
       </w:r>
     </w:p>
     <w:p>
@@ -2545,7 +2545,7 @@
         <w:rPr>
           <w:rFonts w:ascii="Calibri" w:hAnsi="Calibri" w:eastAsia="Microsoft YaHei" w:cs="Calibri"/>
         </w:rPr>
-        <w:t xml:space="preserve">多 PA 和多 Socket 模型验证不同地址、不同 Home Socket 和不同 requester 的状态独立性。</w:t>
+        <w:t xml:space="preserve">多 PA 和多 Socket 模型验证不同地址、不同 Home Socket 和不同 requester 的状﻿态﻿独﻿立﻿性﻿。</w:t>
       </w:r>
     </w:p>
     <w:p>
@@ -2556,7 +2556,7 @@
         <w:rPr>
           <w:rFonts w:ascii="Calibri" w:hAnsi="Calibri" w:eastAsia="Microsoft YaHei" w:cs="Calibri"/>
         </w:rPr>
-        <w:t xml:space="preserve">任一事务的 outstanding、waiter、Ack 集合和提交结果不会污染其他事务。</w:t>
+        <w:t xml:space="preserve">任一事务的 outstanding、waiter、Ack 集合和提交结果不会污染﻿其﻿他﻿事﻿务﻿。</w:t>
       </w:r>
     </w:p>
     <w:p>
@@ -2590,7 +2590,7 @@
         <w:rPr>
           <w:rFonts w:ascii="Calibri" w:hAnsi="Calibri" w:eastAsia="Microsoft YaHei" w:cs="Calibri"/>
         </w:rPr>
-        <w:t xml:space="preserve">组合。模型验证 immediate 和 stale 响应规则能够打破同址循环等待，同时保持数据权限约束。</w:t>
+        <w:t xml:space="preserve">组合。模型验证 immediate 和 stale 响应规则能够打破同址循环等待，同时保持数据﻿权﻿限﻿约﻿束﻿。</w:t>
       </w:r>
     </w:p>
     <w:p>
@@ -2601,7 +2601,7 @@
         <w:rPr>
           <w:rFonts w:ascii="Calibri" w:hAnsi="Calibri" w:eastAsia="Microsoft YaHei" w:cs="Calibri"/>
         </w:rPr>
-        <w:t xml:space="preserve">该模型完成 328 个状态的全空间检查，Safety 属性全部通过。</w:t>
+        <w:t xml:space="preserve">该模型完成 328 个状态的全空间检查，Safety 属性﻿全﻿部﻿通﻿过﻿。</w:t>
       </w:r>
     </w:p>
     <w:p>
@@ -2635,7 +2635,7 @@
         <w:rPr>
           <w:rFonts w:ascii="Calibri" w:hAnsi="Calibri" w:eastAsia="Microsoft YaHei" w:cs="Calibri"/>
         </w:rPr>
-        <w:t xml:space="preserve">保留其他 requester、事务身份和操作类型，再安全重放剩余请求。</w:t>
+        <w:t xml:space="preserve">保留其他 requester、事务身份和操作类型，再安全重放﻿剩﻿余﻿请﻿求﻿。</w:t>
       </w:r>
     </w:p>
     <w:p>
@@ -2646,7 +2646,7 @@
         <w:rPr>
           <w:rFonts w:ascii="Calibri" w:hAnsi="Calibri" w:eastAsia="Microsoft YaHei" w:cs="Calibri"/>
         </w:rPr>
-        <w:t xml:space="preserve">该 focused 模型完成 274,593 个状态的检查，验证以下性质：</w:t>
+        <w:t xml:space="preserve">该 focused 模型完成 274,593 个状态的检查，验证﻿以﻿下﻿性﻿质﻿：</w:t>
       </w:r>
     </w:p>
     <w:p>
@@ -2781,7 +2781,7 @@
                 <w:sz w:val="18"/>
                 <w:szCs w:val="18"/>
               </w:rPr>
-              <w:t xml:space="preserve">Safety</w:t>
+              <w:t xml:space="preserve">S﻿a﻿f﻿e﻿t﻿y</w:t>
             </w:r>
           </w:p>
         </w:tc>
@@ -2802,30 +2802,30 @@
                 <w:sz w:val="18"/>
                 <w:szCs w:val="18"/>
               </w:rPr>
-              <w:t xml:space="preserve">Liveness</w:t>
-            </w:r>
-          </w:p>
-        </w:tc>
-      </w:tr>
-      <w:tr>
-        <w:trPr>
-          <w:cantSplit/>
-        </w:trPr>
-        <w:tc>
-          <w:tcPr/>
-          <w:p>
-            <w:pPr>
-              <w:pStyle w:val="TableText"/>
-              <w:jc w:val="left"/>
-              <w:spacing w:before="0" w:after="0" w:line="320" w:lineRule="exact"/>
-            </w:pPr>
-            <w:r>
-              <w:rPr>
-                <w:rFonts w:ascii="Calibri" w:hAnsi="Calibri" w:eastAsia="Microsoft YaHei" w:cs="Calibri"/>
-                <w:sz w:val="18"/>
-                <w:szCs w:val="18"/>
-              </w:rPr>
-              <w:t xml:space="preserve">UBCC 目录核心</w:t>
+              <w:t xml:space="preserve">L﻿i﻿v﻿e﻿n﻿e﻿s﻿s</w:t>
+            </w:r>
+          </w:p>
+        </w:tc>
+      </w:tr>
+      <w:tr>
+        <w:trPr>
+          <w:cantSplit/>
+        </w:trPr>
+        <w:tc>
+          <w:tcPr/>
+          <w:p>
+            <w:pPr>
+              <w:pStyle w:val="TableText"/>
+              <w:jc w:val="left"/>
+              <w:spacing w:before="0" w:after="0" w:line="320" w:lineRule="exact"/>
+            </w:pPr>
+            <w:r>
+              <w:rPr>
+                <w:rFonts w:ascii="Calibri" w:hAnsi="Calibri" w:eastAsia="Microsoft YaHei" w:cs="Calibri"/>
+                <w:sz w:val="18"/>
+                <w:szCs w:val="18"/>
+              </w:rPr>
+              <w:t xml:space="preserve">U﻿B﻿C﻿C 目录核心</w:t>
             </w:r>
           </w:p>
         </w:tc>
@@ -2979,7 +2979,7 @@
                 <w:sz w:val="18"/>
                 <w:szCs w:val="18"/>
               </w:rPr>
-              <w:t xml:space="preserve">多 PA / 多 Socket</w:t>
+              <w:t xml:space="preserve">多 P﻿A / 多 S﻿o﻿c﻿k﻿e﻿t</w:t>
             </w:r>
           </w:p>
         </w:tc>
@@ -3056,25 +3056,25 @@
                 <w:sz w:val="18"/>
                 <w:szCs w:val="18"/>
               </w:rPr>
-              <w:t xml:space="preserve">EP-RNF 仲裁</w:t>
-            </w:r>
-          </w:p>
-        </w:tc>
-        <w:tc>
-          <w:tcPr/>
-          <w:p>
-            <w:pPr>
-              <w:pStyle w:val="TableText"/>
-              <w:jc w:val="left"/>
-              <w:spacing w:before="0" w:after="0" w:line="320" w:lineRule="exact"/>
-            </w:pPr>
-            <w:r>
-              <w:rPr>
-                <w:rFonts w:ascii="Calibri" w:hAnsi="Calibri" w:eastAsia="Microsoft YaHei" w:cs="Calibri"/>
-                <w:sz w:val="18"/>
-                <w:szCs w:val="18"/>
-              </w:rPr>
-              <w:t xml:space="preserve">同址 snoop 仲裁安全性</w:t>
+              <w:t xml:space="preserve">E﻿P﻿-﻿R﻿N﻿F 仲裁</w:t>
+            </w:r>
+          </w:p>
+        </w:tc>
+        <w:tc>
+          <w:tcPr/>
+          <w:p>
+            <w:pPr>
+              <w:pStyle w:val="TableText"/>
+              <w:jc w:val="left"/>
+              <w:spacing w:before="0" w:after="0" w:line="320" w:lineRule="exact"/>
+            </w:pPr>
+            <w:r>
+              <w:rPr>
+                <w:rFonts w:ascii="Calibri" w:hAnsi="Calibri" w:eastAsia="Microsoft YaHei" w:cs="Calibri"/>
+                <w:sz w:val="18"/>
+                <w:szCs w:val="18"/>
+              </w:rPr>
+              <w:t xml:space="preserve">同址 s﻿n﻿o﻿o﻿p 仲裁安全性</w:t>
             </w:r>
           </w:p>
         </w:tc>
@@ -3133,7 +3133,7 @@
                 <w:sz w:val="18"/>
                 <w:szCs w:val="18"/>
               </w:rPr>
-              <w:t xml:space="preserve">waiter 退役</w:t>
+              <w:t xml:space="preserve">w﻿a﻿i﻿t﻿e﻿r 退役</w:t>
             </w:r>
           </w:p>
         </w:tc>
@@ -3225,7 +3225,7 @@
         <w:rPr>
           <w:rFonts w:ascii="Calibri" w:hAnsi="Calibri" w:eastAsia="Microsoft YaHei" w:cs="Calibri"/>
         </w:rPr>
-        <w:t xml:space="preserve">UBCC 使用保留和提交两个阶段管理跨节点授权：</w:t>
+        <w:t xml:space="preserve">UBCC 使用保留和提交两个阶段管理跨﻿节﻿点﻿授﻿权﻿：</w:t>
       </w:r>
     </w:p>
     <w:p>
@@ -3247,7 +3247,7 @@
         <w:rPr>
           <w:rFonts w:ascii="Calibri" w:hAnsi="Calibri" w:eastAsia="Microsoft YaHei" w:cs="Calibri"/>
         </w:rPr>
-        <w:t xml:space="preserve">2. Grant 发送期间，原 committed state 保持有效；</w:t>
+        <w:t xml:space="preserve">2. Grant 发送期间，原 committed state ﻿保﻿持﻿有﻿效﻿；</w:t>
       </w:r>
     </w:p>
     <w:p>
@@ -3335,7 +3335,7 @@
         <w:rPr>
           <w:rFonts w:ascii="Calibri" w:hAnsi="Calibri" w:eastAsia="Microsoft YaHei" w:cs="Calibri"/>
         </w:rPr>
-        <w:t xml:space="preserve">图 4-1 UBCC 两阶段目录提交</w:t>
+        <w:t xml:space="preserve">图 4-1　UBCC 两阶段目录提交</w:t>
       </w:r>
     </w:p>
     <w:p>
@@ -3346,7 +3346,7 @@
         <w:rPr>
           <w:rFonts w:ascii="Calibri" w:hAnsi="Calibri" w:eastAsia="Microsoft YaHei" w:cs="Calibri"/>
         </w:rPr>
-        <w:t xml:space="preserve">两阶段提交将“权限已承诺”和“目录已提交”清晰分离，使 Grant 丢失、Clear 重试和重复请求</w:t>
+        <w:t xml:space="preserve">两阶段提交将“权限已承诺”和“目录已提交”清晰分离，使 Grant 丢失、Clear 重试﻿和﻿重﻿复﻿请﻿求</w:t>
       </w:r>
     </w:p>
     <w:p>
@@ -3357,7 +3357,7 @@
         <w:rPr>
           <w:rFonts w:ascii="Calibri" w:hAnsi="Calibri" w:eastAsia="Microsoft YaHei" w:cs="Calibri"/>
         </w:rPr>
-        <w:t xml:space="preserve">都可以按相同事务身份恢复。</w:t>
+        <w:t xml:space="preserve">都可以按相同事务﻿身﻿份﻿恢﻿复﻿。</w:t>
       </w:r>
     </w:p>
     <w:p>
@@ -3380,7 +3380,7 @@
         <w:rPr>
           <w:rFonts w:ascii="Calibri" w:hAnsi="Calibri" w:eastAsia="Microsoft YaHei" w:cs="Calibri"/>
         </w:rPr>
-        <w:t xml:space="preserve">epoch 区分同址事务的新旧顺序，reqId 区分同一 epoch 内的具体请求。接收方在处理响应、</w:t>
+        <w:t xml:space="preserve">epoch 区分同址事务的新旧顺序，reqId 区分同一 epoch 内的具体请求。接收方在﻿处﻿理﻿响﻿应﻿、</w:t>
       </w:r>
     </w:p>
     <w:p>
@@ -3391,7 +3391,7 @@
         <w:rPr>
           <w:rFonts w:ascii="Calibri" w:hAnsi="Calibri" w:eastAsia="Microsoft YaHei" w:cs="Calibri"/>
         </w:rPr>
-        <w:t xml:space="preserve">Ack 和 Clear 前执行 tuple 校验，过期消息不会覆盖新状态。</w:t>
+        <w:t xml:space="preserve">Ack 和 Clear 前执行 tuple 校验，过期消息不会覆﻿盖﻿新﻿状﻿态﻿。</w:t>
       </w:r>
     </w:p>
     <w:p>
@@ -3414,7 +3414,7 @@
         <w:rPr>
           <w:rFonts w:ascii="Calibri" w:hAnsi="Calibri" w:eastAsia="Microsoft YaHei" w:cs="Calibri"/>
         </w:rPr>
-        <w:t xml:space="preserve">Invalidate 使用目标位图和 Ack 位图记录每个节点的完成状态。重复 Ack 只命中已置位目标，</w:t>
+        <w:t xml:space="preserve">Invalidate 使用目标位图和 Ack 位图记录每个节点的完成状态。重复 Ack 只命中已﻿置﻿位﻿目﻿标﻿，</w:t>
       </w:r>
     </w:p>
     <w:p>
@@ -3425,7 +3425,7 @@
         <w:rPr>
           <w:rFonts w:ascii="Calibri" w:hAnsi="Calibri" w:eastAsia="Microsoft YaHei" w:cs="Calibri"/>
         </w:rPr>
-        <w:t xml:space="preserve">不会重复推进事务；发生 partial Ack 时，仅对尚未确认的目标重发请求。</w:t>
+        <w:t xml:space="preserve">不会重复推进事务；发生 partial Ack 时，仅对尚未确认的目标﻿重﻿发﻿请﻿求﻿。</w:t>
       </w:r>
     </w:p>
     <w:p>
@@ -3448,7 +3448,7 @@
         <w:rPr>
           <w:rFonts w:ascii="Calibri" w:hAnsi="Calibri" w:eastAsia="Microsoft YaHei" w:cs="Calibri"/>
         </w:rPr>
-        <w:t xml:space="preserve">已完成 Clear 在短期内保留 tombstone。相同 tuple 的重复 Clear 可以直接获得已接受结果，</w:t>
+        <w:t xml:space="preserve">已完成 Clear 在短期内保留 tombstone。相同 tuple 的重复 Clear 可以直接获得已﻿接﻿受﻿结﻿果﻿，</w:t>
       </w:r>
     </w:p>
     <w:p>
@@ -3459,7 +3459,7 @@
         <w:rPr>
           <w:rFonts w:ascii="Calibri" w:hAnsi="Calibri" w:eastAsia="Microsoft YaHei" w:cs="Calibri"/>
         </w:rPr>
-        <w:t xml:space="preserve">而不重新提交目录状态。</w:t>
+        <w:t xml:space="preserve">而不重新提交﻿目﻿录﻿状﻿态﻿。</w:t>
       </w:r>
     </w:p>
     <w:p>
@@ -3482,7 +3482,7 @@
         <w:rPr>
           <w:rFonts w:ascii="Calibri" w:hAnsi="Calibri" w:eastAsia="Microsoft YaHei" w:cs="Calibri"/>
         </w:rPr>
-        <w:t xml:space="preserve">进入等待队列的请求按地址、请求者、Socket、reqId 和操作类型去重。阻塞条件解除后，UBCC</w:t>
+        <w:t xml:space="preserve">进入等待队列的请求按地址、请求者、Socket、reqId 和操作类型去重。阻塞条件解除后﻿，﻿U﻿B﻿C﻿C</w:t>
       </w:r>
     </w:p>
     <w:p>
@@ -3493,7 +3493,7 @@
         <w:rPr>
           <w:rFonts w:ascii="Calibri" w:hAnsi="Calibri" w:eastAsia="Microsoft YaHei" w:cs="Calibri"/>
         </w:rPr>
-        <w:t xml:space="preserve">重新检查 committed directory，再决定服务、继续等待或重试。</w:t>
+        <w:t xml:space="preserve">重新检查 committed directory，再决定服务、继续等﻿待﻿或﻿重﻿试﻿。</w:t>
       </w:r>
     </w:p>
     <w:p>
@@ -3516,7 +3516,7 @@
         <w:rPr>
           <w:rFonts w:ascii="Calibri" w:hAnsi="Calibri" w:eastAsia="Microsoft YaHei" w:cs="Calibri"/>
         </w:rPr>
-        <w:t xml:space="preserve">Recall 和 dirty writeback 使用当前 owner、目录 epoch 和事务身份共同确定权威数据。目录</w:t>
+        <w:t xml:space="preserve">Recall 和 dirty writeback 使用当前 owner、目录 epoch 和事务身份共同确定权威﻿数﻿据﻿。﻿目﻿录</w:t>
       </w:r>
     </w:p>
     <w:p>
@@ -3527,7 +3527,7 @@
         <w:rPr>
           <w:rFonts w:ascii="Calibri" w:hAnsi="Calibri" w:eastAsia="Microsoft YaHei" w:cs="Calibri"/>
         </w:rPr>
-        <w:t xml:space="preserve">提交只在数据和权限路径满足完成条件后发生，保证新 owner 获得最新数据。</w:t>
+        <w:t xml:space="preserve">提交只在数据和权限路径满足完成条件后发生，保证新 owner 获得﻿最﻿新﻿数﻿据﻿。</w:t>
       </w:r>
     </w:p>
     <w:p>
@@ -3550,7 +3550,7 @@
         <w:rPr>
           <w:rFonts w:ascii="Calibri" w:hAnsi="Calibri" w:eastAsia="Microsoft YaHei" w:cs="Calibri"/>
         </w:rPr>
-        <w:t xml:space="preserve">本次可靠性结论面向可恢复传输故障。故障注入不改变节点和 Home 的持久存活假设。</w:t>
+        <w:t xml:space="preserve">本次可靠性结论面向可恢复传输故障。故障注入不改变节点和 Home 的持久﻿存﻿活﻿假﻿设﻿。</w:t>
       </w:r>
     </w:p>
     <w:tbl>
@@ -3709,25 +3709,25 @@
                 <w:sz w:val="18"/>
                 <w:szCs w:val="18"/>
               </w:rPr>
-              <w:t xml:space="preserve">stable tuple 重试、幂等接收</w:t>
-            </w:r>
-          </w:p>
-        </w:tc>
-        <w:tc>
-          <w:tcPr/>
-          <w:p>
-            <w:pPr>
-              <w:pStyle w:val="TableText"/>
-              <w:jc w:val="left"/>
-              <w:spacing w:before="0" w:after="0" w:line="320" w:lineRule="exact"/>
-            </w:pPr>
-            <w:r>
-              <w:rPr>
-                <w:rFonts w:ascii="Calibri" w:hAnsi="Calibri" w:eastAsia="Microsoft YaHei" w:cs="Calibri"/>
-                <w:sz w:val="18"/>
-                <w:szCs w:val="18"/>
-              </w:rPr>
-              <w:t xml:space="preserve">Q1-Q3</w:t>
+              <w:t xml:space="preserve">s﻿t﻿a﻿b﻿l﻿e t﻿u﻿p﻿l﻿e 重试、幂等接收</w:t>
+            </w:r>
+          </w:p>
+        </w:tc>
+        <w:tc>
+          <w:tcPr/>
+          <w:p>
+            <w:pPr>
+              <w:pStyle w:val="TableText"/>
+              <w:jc w:val="left"/>
+              <w:spacing w:before="0" w:after="0" w:line="320" w:lineRule="exact"/>
+            </w:pPr>
+            <w:r>
+              <w:rPr>
+                <w:rFonts w:ascii="Calibri" w:hAnsi="Calibri" w:eastAsia="Microsoft YaHei" w:cs="Calibri"/>
+                <w:sz w:val="18"/>
+                <w:szCs w:val="18"/>
+              </w:rPr>
+              <w:t xml:space="preserve">Q﻿1﻿-﻿Q﻿3</w:t>
             </w:r>
           </w:p>
         </w:tc>
@@ -3786,25 +3786,25 @@
                 <w:sz w:val="18"/>
                 <w:szCs w:val="18"/>
               </w:rPr>
-              <w:t xml:space="preserve">Ack 位图、tombstone、重复提交抑制</w:t>
-            </w:r>
-          </w:p>
-        </w:tc>
-        <w:tc>
-          <w:tcPr/>
-          <w:p>
-            <w:pPr>
-              <w:pStyle w:val="TableText"/>
-              <w:jc w:val="left"/>
-              <w:spacing w:before="0" w:after="0" w:line="320" w:lineRule="exact"/>
-            </w:pPr>
-            <w:r>
-              <w:rPr>
-                <w:rFonts w:ascii="Calibri" w:hAnsi="Calibri" w:eastAsia="Microsoft YaHei" w:cs="Calibri"/>
-                <w:sz w:val="18"/>
-                <w:szCs w:val="18"/>
-              </w:rPr>
-              <w:t xml:space="preserve">Q1、Q4</w:t>
+              <w:t xml:space="preserve">A﻿c﻿k 位图、t﻿o﻿m﻿b﻿s﻿t﻿o﻿n﻿e、重复提交抑制</w:t>
+            </w:r>
+          </w:p>
+        </w:tc>
+        <w:tc>
+          <w:tcPr/>
+          <w:p>
+            <w:pPr>
+              <w:pStyle w:val="TableText"/>
+              <w:jc w:val="left"/>
+              <w:spacing w:before="0" w:after="0" w:line="320" w:lineRule="exact"/>
+            </w:pPr>
+            <w:r>
+              <w:rPr>
+                <w:rFonts w:ascii="Calibri" w:hAnsi="Calibri" w:eastAsia="Microsoft YaHei" w:cs="Calibri"/>
+                <w:sz w:val="18"/>
+                <w:szCs w:val="18"/>
+              </w:rPr>
+              <w:t xml:space="preserve">Q﻿1、Q﻿4</w:t>
             </w:r>
           </w:p>
         </w:tc>
@@ -3863,25 +3863,25 @@
                 <w:sz w:val="18"/>
                 <w:szCs w:val="18"/>
               </w:rPr>
-              <w:t xml:space="preserve">epoch/reqId 校验、deferred 收敛</w:t>
-            </w:r>
-          </w:p>
-        </w:tc>
-        <w:tc>
-          <w:tcPr/>
-          <w:p>
-            <w:pPr>
-              <w:pStyle w:val="TableText"/>
-              <w:jc w:val="left"/>
-              <w:spacing w:before="0" w:after="0" w:line="320" w:lineRule="exact"/>
-            </w:pPr>
-            <w:r>
-              <w:rPr>
-                <w:rFonts w:ascii="Calibri" w:hAnsi="Calibri" w:eastAsia="Microsoft YaHei" w:cs="Calibri"/>
-                <w:sz w:val="18"/>
-                <w:szCs w:val="18"/>
-              </w:rPr>
-              <w:t xml:space="preserve">Q1、Q3、Q5</w:t>
+              <w:t xml:space="preserve">e﻿p﻿o﻿c﻿h/r﻿e﻿q﻿I﻿d 校验、d﻿e﻿f﻿e﻿r﻿r﻿e﻿d 收敛</w:t>
+            </w:r>
+          </w:p>
+        </w:tc>
+        <w:tc>
+          <w:tcPr/>
+          <w:p>
+            <w:pPr>
+              <w:pStyle w:val="TableText"/>
+              <w:jc w:val="left"/>
+              <w:spacing w:before="0" w:after="0" w:line="320" w:lineRule="exact"/>
+            </w:pPr>
+            <w:r>
+              <w:rPr>
+                <w:rFonts w:ascii="Calibri" w:hAnsi="Calibri" w:eastAsia="Microsoft YaHei" w:cs="Calibri"/>
+                <w:sz w:val="18"/>
+                <w:szCs w:val="18"/>
+              </w:rPr>
+              <w:t xml:space="preserve">Q﻿1、Q﻿3、Q﻿5</w:t>
             </w:r>
           </w:p>
         </w:tc>
@@ -3958,7 +3958,7 @@
                 <w:sz w:val="18"/>
                 <w:szCs w:val="18"/>
               </w:rPr>
-              <w:t xml:space="preserve">Q1、Q4</w:t>
+              <w:t xml:space="preserve">Q﻿1、Q﻿4</w:t>
             </w:r>
           </w:p>
         </w:tc>
@@ -3999,66 +3999,66 @@
                 <w:sz w:val="18"/>
                 <w:szCs w:val="18"/>
               </w:rPr>
-              <w:t xml:space="preserve">多 PA、多来源 Ack、接近 outstanding 边界</w:t>
-            </w:r>
-          </w:p>
-        </w:tc>
-        <w:tc>
-          <w:tcPr/>
-          <w:p>
-            <w:pPr>
-              <w:pStyle w:val="TableText"/>
-              <w:jc w:val="left"/>
-              <w:spacing w:before="0" w:after="0" w:line="320" w:lineRule="exact"/>
-            </w:pPr>
-            <w:r>
-              <w:rPr>
-                <w:rFonts w:ascii="Calibri" w:hAnsi="Calibri" w:eastAsia="Microsoft YaHei" w:cs="Calibri"/>
-                <w:sz w:val="18"/>
-                <w:szCs w:val="18"/>
-              </w:rPr>
-              <w:t xml:space="preserve">同址串行化、waiter 和 partial Ack</w:t>
-            </w:r>
-          </w:p>
-        </w:tc>
-        <w:tc>
-          <w:tcPr/>
-          <w:p>
-            <w:pPr>
-              <w:pStyle w:val="TableText"/>
-              <w:jc w:val="left"/>
-              <w:spacing w:before="0" w:after="0" w:line="320" w:lineRule="exact"/>
-            </w:pPr>
-            <w:r>
-              <w:rPr>
-                <w:rFonts w:ascii="Calibri" w:hAnsi="Calibri" w:eastAsia="Microsoft YaHei" w:cs="Calibri"/>
-                <w:sz w:val="18"/>
-                <w:szCs w:val="18"/>
-              </w:rPr>
-              <w:t xml:space="preserve">Q4</w:t>
-            </w:r>
-          </w:p>
-        </w:tc>
-      </w:tr>
-      <w:tr>
-        <w:trPr>
-          <w:cantSplit/>
-        </w:trPr>
-        <w:tc>
-          <w:tcPr/>
-          <w:p>
-            <w:pPr>
-              <w:pStyle w:val="TableText"/>
-              <w:jc w:val="left"/>
-              <w:spacing w:before="0" w:after="0" w:line="320" w:lineRule="exact"/>
-            </w:pPr>
-            <w:r>
-              <w:rPr>
-                <w:rFonts w:ascii="Calibri" w:hAnsi="Calibri" w:eastAsia="Microsoft YaHei" w:cs="Calibri"/>
-                <w:sz w:val="18"/>
-                <w:szCs w:val="18"/>
-              </w:rPr>
-              <w:t xml:space="preserve">永久节点或 Home 故障</w:t>
+              <w:t xml:space="preserve">多 P﻿A、多来源 A﻿c﻿k、接近 o﻿u﻿t﻿s﻿t﻿a﻿n﻿d﻿i﻿n﻿g 边界</w:t>
+            </w:r>
+          </w:p>
+        </w:tc>
+        <w:tc>
+          <w:tcPr/>
+          <w:p>
+            <w:pPr>
+              <w:pStyle w:val="TableText"/>
+              <w:jc w:val="left"/>
+              <w:spacing w:before="0" w:after="0" w:line="320" w:lineRule="exact"/>
+            </w:pPr>
+            <w:r>
+              <w:rPr>
+                <w:rFonts w:ascii="Calibri" w:hAnsi="Calibri" w:eastAsia="Microsoft YaHei" w:cs="Calibri"/>
+                <w:sz w:val="18"/>
+                <w:szCs w:val="18"/>
+              </w:rPr>
+              <w:t xml:space="preserve">同址串行化、w﻿a﻿i﻿t﻿e﻿r 和 p﻿a﻿r﻿t﻿i﻿a﻿l A﻿c﻿k</w:t>
+            </w:r>
+          </w:p>
+        </w:tc>
+        <w:tc>
+          <w:tcPr/>
+          <w:p>
+            <w:pPr>
+              <w:pStyle w:val="TableText"/>
+              <w:jc w:val="left"/>
+              <w:spacing w:before="0" w:after="0" w:line="320" w:lineRule="exact"/>
+            </w:pPr>
+            <w:r>
+              <w:rPr>
+                <w:rFonts w:ascii="Calibri" w:hAnsi="Calibri" w:eastAsia="Microsoft YaHei" w:cs="Calibri"/>
+                <w:sz w:val="18"/>
+                <w:szCs w:val="18"/>
+              </w:rPr>
+              <w:t xml:space="preserve">Q﻿4</w:t>
+            </w:r>
+          </w:p>
+        </w:tc>
+      </w:tr>
+      <w:tr>
+        <w:trPr>
+          <w:cantSplit/>
+        </w:trPr>
+        <w:tc>
+          <w:tcPr/>
+          <w:p>
+            <w:pPr>
+              <w:pStyle w:val="TableText"/>
+              <w:jc w:val="left"/>
+              <w:spacing w:before="0" w:after="0" w:line="320" w:lineRule="exact"/>
+            </w:pPr>
+            <w:r>
+              <w:rPr>
+                <w:rFonts w:ascii="Calibri" w:hAnsi="Calibri" w:eastAsia="Microsoft YaHei" w:cs="Calibri"/>
+                <w:sz w:val="18"/>
+                <w:szCs w:val="18"/>
+              </w:rPr>
+              <w:t xml:space="preserve">永久节点或 H﻿o﻿m﻿e 故障</w:t>
             </w:r>
           </w:p>
         </w:tc>
@@ -4094,7 +4094,7 @@
                 <w:sz w:val="18"/>
                 <w:szCs w:val="18"/>
               </w:rPr>
-              <w:t xml:space="preserve">需要冗余 Home、数据副本与在线重配置</w:t>
+              <w:t xml:space="preserve">需要冗余 H﻿o﻿m﻿e、数据副本与在线重配置</w:t>
             </w:r>
           </w:p>
         </w:tc>
@@ -4150,7 +4150,7 @@
         <w:rPr>
           <w:rFonts w:ascii="Calibri" w:hAnsi="Calibri" w:eastAsia="Microsoft YaHei" w:cs="Calibri"/>
         </w:rPr>
-        <w:t xml:space="preserve">Q1-Q5 矩阵面向可恢复消息传输故障，覆盖基础故障、连续丢失、组合故障、并发压力和多拓扑。</w:t>
+        <w:t xml:space="preserve">Q1-Q5 矩阵面向可恢复消息传输故障，覆盖基础故障、连续丢失、组合故障、并发压力﻿和﻿多﻿拓﻿扑﻿。</w:t>
       </w:r>
     </w:p>
     <w:p>
@@ -4161,7 +4161,7 @@
         <w:rPr>
           <w:rFonts w:ascii="Calibri" w:hAnsi="Calibri" w:eastAsia="Microsoft YaHei" w:cs="Calibri"/>
         </w:rPr>
-        <w:t xml:space="preserve">每项运行同时检查：</w:t>
+        <w:t xml:space="preserve">每项运行﻿同﻿时﻿检﻿查﻿：</w:t>
       </w:r>
     </w:p>
     <w:p>
@@ -4362,7 +4362,7 @@
                 <w:sz w:val="18"/>
                 <w:szCs w:val="18"/>
               </w:rPr>
-              <w:t xml:space="preserve">Q1</w:t>
+              <w:t xml:space="preserve">Q﻿1</w:t>
             </w:r>
           </w:p>
         </w:tc>
@@ -4439,7 +4439,7 @@
                 <w:sz w:val="18"/>
                 <w:szCs w:val="18"/>
               </w:rPr>
-              <w:t xml:space="preserve">Q2</w:t>
+              <w:t xml:space="preserve">Q﻿2</w:t>
             </w:r>
           </w:p>
         </w:tc>
@@ -4475,7 +4475,7 @@
                 <w:sz w:val="18"/>
                 <w:szCs w:val="18"/>
               </w:rPr>
-              <w:t xml:space="preserve">Clear、Upgrade、InvalidateAck、RecallResp 连续丢失</w:t>
+              <w:t xml:space="preserve">C﻿l﻿e﻿a﻿r、U﻿p﻿g﻿r﻿a﻿d﻿e、I﻿n﻿v﻿a﻿l﻿i﻿d﻿a﻿t﻿e﻿A﻿c﻿k、R﻿e﻿c﻿a﻿l﻿l﻿R﻿e﻿s﻿p 连续丢失</w:t>
             </w:r>
           </w:p>
         </w:tc>
@@ -4516,7 +4516,7 @@
                 <w:sz w:val="18"/>
                 <w:szCs w:val="18"/>
               </w:rPr>
-              <w:t xml:space="preserve">Q3</w:t>
+              <w:t xml:space="preserve">Q﻿3</w:t>
             </w:r>
           </w:p>
         </w:tc>
@@ -4593,7 +4593,7 @@
                 <w:sz w:val="18"/>
                 <w:szCs w:val="18"/>
               </w:rPr>
-              <w:t xml:space="preserve">Q4</w:t>
+              <w:t xml:space="preserve">Q﻿4</w:t>
             </w:r>
           </w:p>
         </w:tc>
@@ -4629,7 +4629,7 @@
                 <w:sz w:val="18"/>
                 <w:szCs w:val="18"/>
               </w:rPr>
-              <w:t xml:space="preserve">32 PA、burst、partial Ack、multi-source、near-outstanding</w:t>
+              <w:t xml:space="preserve">32 P﻿A、b﻿u﻿r﻿s﻿t、p﻿a﻿r﻿t﻿i﻿a﻿l A﻿c﻿k、m﻿u﻿l﻿t﻿i﻿-﻿s﻿o﻿u﻿r﻿c﻿e、n﻿e﻿a﻿r﻿-﻿o﻿u﻿t﻿s﻿t﻿a﻿n﻿d﻿i﻿n﻿g</w:t>
             </w:r>
           </w:p>
         </w:tc>
@@ -4670,7 +4670,7 @@
                 <w:sz w:val="18"/>
                 <w:szCs w:val="18"/>
               </w:rPr>
-              <w:t xml:space="preserve">Q5</w:t>
+              <w:t xml:space="preserve">Q﻿5</w:t>
             </w:r>
           </w:p>
         </w:tc>
@@ -4706,7 +4706,7 @@
                 <w:sz w:val="18"/>
                 <w:szCs w:val="18"/>
               </w:rPr>
-              <w:t xml:space="preserve">3N1S、3N2S、8N2S、16N1S Level-A</w:t>
+              <w:t xml:space="preserve">3N1S、3N2S、8N2S、16N1S L﻿e﻿v﻿e﻿l﻿-﻿A</w:t>
             </w:r>
           </w:p>
         </w:tc>
@@ -4783,7 +4783,7 @@
                 <w:sz w:val="18"/>
                 <w:szCs w:val="18"/>
               </w:rPr>
-              <w:t xml:space="preserve">Q1-Q5</w:t>
+              <w:t xml:space="preserve">Q﻿1﻿-﻿Q﻿5</w:t>
             </w:r>
           </w:p>
         </w:tc>
@@ -4807,6 +4807,17 @@
         </w:tc>
       </w:tr>
     </w:tbl>
+    <w:p>
+      <w:pPr>
+        <w:ind w:left="0" w:firstLine="420"/>
+      </w:pPr>
+      <w:r>
+        <w:rPr>
+          <w:rFonts w:ascii="Calibri" w:hAnsi="Calibri" w:eastAsia="Microsoft YaHei" w:cs="Calibri"/>
+        </w:rPr>
+        <w:t xml:space="preserve">五组共 52 项物理运行，最终结果为 52/5﻿2﻿ ﻿通﻿过﻿。</w:t>
+      </w:r>
+    </w:p>
     <w:p>
       <w:pPr>
         <w:jc w:val="center"/>
@@ -4859,7 +4870,7 @@
         <w:rPr>
           <w:rFonts w:ascii="Calibri" w:hAnsi="Calibri" w:eastAsia="Microsoft YaHei" w:cs="Calibri"/>
         </w:rPr>
-        <w:t xml:space="preserve">图 5-1　Q1-Q5 故障资格结果。五组共 52 项物理运行，最终结果为 52/52 通过。</w:t>
+        <w:t xml:space="preserve">图 5-1　Q1-Q5 故障资格结果</w:t>
       </w:r>
     </w:p>
     <w:p>
@@ -4952,148 +4963,148 @@
                 <w:sz w:val="18"/>
                 <w:szCs w:val="18"/>
               </w:rPr>
-              <w:t xml:space="preserve">Clear</w:t>
-            </w:r>
-          </w:p>
-        </w:tc>
-        <w:tc>
-          <w:tcPr/>
-          <w:p>
-            <w:pPr>
-              <w:pStyle w:val="TableText"/>
-              <w:jc w:val="left"/>
-              <w:spacing w:before="0" w:after="0" w:line="320" w:lineRule="exact"/>
-            </w:pPr>
-            <w:r>
-              <w:rPr>
-                <w:rFonts w:ascii="Calibri" w:hAnsi="Calibri" w:eastAsia="Microsoft YaHei" w:cs="Calibri"/>
-                <w:sz w:val="18"/>
-                <w:szCs w:val="18"/>
-              </w:rPr>
-              <w:t xml:space="preserve">ClearReq、ClearResp</w:t>
-            </w:r>
-          </w:p>
-        </w:tc>
-      </w:tr>
-      <w:tr>
-        <w:trPr>
-          <w:cantSplit/>
-        </w:trPr>
-        <w:tc>
-          <w:tcPr/>
-          <w:p>
-            <w:pPr>
-              <w:pStyle w:val="TableText"/>
-              <w:jc w:val="left"/>
-              <w:spacing w:before="0" w:after="0" w:line="320" w:lineRule="exact"/>
-            </w:pPr>
-            <w:r>
-              <w:rPr>
-                <w:rFonts w:ascii="Calibri" w:hAnsi="Calibri" w:eastAsia="Microsoft YaHei" w:cs="Calibri"/>
-                <w:sz w:val="18"/>
-                <w:szCs w:val="18"/>
-              </w:rPr>
-              <w:t xml:space="preserve">Upgrade</w:t>
-            </w:r>
-          </w:p>
-        </w:tc>
-        <w:tc>
-          <w:tcPr/>
-          <w:p>
-            <w:pPr>
-              <w:pStyle w:val="TableText"/>
-              <w:jc w:val="left"/>
-              <w:spacing w:before="0" w:after="0" w:line="320" w:lineRule="exact"/>
-            </w:pPr>
-            <w:r>
-              <w:rPr>
-                <w:rFonts w:ascii="Calibri" w:hAnsi="Calibri" w:eastAsia="Microsoft YaHei" w:cs="Calibri"/>
-                <w:sz w:val="18"/>
-                <w:szCs w:val="18"/>
-              </w:rPr>
-              <w:t xml:space="preserve">UpgradeReq、UpgradeResp、UpgradeAckNotify</w:t>
-            </w:r>
-          </w:p>
-        </w:tc>
-      </w:tr>
-      <w:tr>
-        <w:trPr>
-          <w:cantSplit/>
-        </w:trPr>
-        <w:tc>
-          <w:tcPr/>
-          <w:p>
-            <w:pPr>
-              <w:pStyle w:val="TableText"/>
-              <w:jc w:val="left"/>
-              <w:spacing w:before="0" w:after="0" w:line="320" w:lineRule="exact"/>
-            </w:pPr>
-            <w:r>
-              <w:rPr>
-                <w:rFonts w:ascii="Calibri" w:hAnsi="Calibri" w:eastAsia="Microsoft YaHei" w:cs="Calibri"/>
-                <w:sz w:val="18"/>
-                <w:szCs w:val="18"/>
-              </w:rPr>
-              <w:t xml:space="preserve">Invalidate</w:t>
-            </w:r>
-          </w:p>
-        </w:tc>
-        <w:tc>
-          <w:tcPr/>
-          <w:p>
-            <w:pPr>
-              <w:pStyle w:val="TableText"/>
-              <w:jc w:val="left"/>
-              <w:spacing w:before="0" w:after="0" w:line="320" w:lineRule="exact"/>
-            </w:pPr>
-            <w:r>
-              <w:rPr>
-                <w:rFonts w:ascii="Calibri" w:hAnsi="Calibri" w:eastAsia="Microsoft YaHei" w:cs="Calibri"/>
-                <w:sz w:val="18"/>
-                <w:szCs w:val="18"/>
-              </w:rPr>
-              <w:t xml:space="preserve">InvalidateReq、InvalidateAck</w:t>
-            </w:r>
-          </w:p>
-        </w:tc>
-      </w:tr>
-      <w:tr>
-        <w:trPr>
-          <w:cantSplit/>
-        </w:trPr>
-        <w:tc>
-          <w:tcPr/>
-          <w:p>
-            <w:pPr>
-              <w:pStyle w:val="TableText"/>
-              <w:jc w:val="left"/>
-              <w:spacing w:before="0" w:after="0" w:line="320" w:lineRule="exact"/>
-            </w:pPr>
-            <w:r>
-              <w:rPr>
-                <w:rFonts w:ascii="Calibri" w:hAnsi="Calibri" w:eastAsia="Microsoft YaHei" w:cs="Calibri"/>
-                <w:sz w:val="18"/>
-                <w:szCs w:val="18"/>
-              </w:rPr>
-              <w:t xml:space="preserve">Recall</w:t>
-            </w:r>
-          </w:p>
-        </w:tc>
-        <w:tc>
-          <w:tcPr/>
-          <w:p>
-            <w:pPr>
-              <w:pStyle w:val="TableText"/>
-              <w:jc w:val="left"/>
-              <w:spacing w:before="0" w:after="0" w:line="320" w:lineRule="exact"/>
-            </w:pPr>
-            <w:r>
-              <w:rPr>
-                <w:rFonts w:ascii="Calibri" w:hAnsi="Calibri" w:eastAsia="Microsoft YaHei" w:cs="Calibri"/>
-                <w:sz w:val="18"/>
-                <w:szCs w:val="18"/>
-              </w:rPr>
-              <w:t xml:space="preserve">RecallReq、RecallResp</w:t>
+              <w:t xml:space="preserve">C﻿l﻿e﻿a﻿r</w:t>
+            </w:r>
+          </w:p>
+        </w:tc>
+        <w:tc>
+          <w:tcPr/>
+          <w:p>
+            <w:pPr>
+              <w:pStyle w:val="TableText"/>
+              <w:jc w:val="left"/>
+              <w:spacing w:before="0" w:after="0" w:line="320" w:lineRule="exact"/>
+            </w:pPr>
+            <w:r>
+              <w:rPr>
+                <w:rFonts w:ascii="Calibri" w:hAnsi="Calibri" w:eastAsia="Microsoft YaHei" w:cs="Calibri"/>
+                <w:sz w:val="18"/>
+                <w:szCs w:val="18"/>
+              </w:rPr>
+              <w:t xml:space="preserve">C﻿l﻿e﻿a﻿r﻿R﻿e﻿q、C﻿l﻿e﻿a﻿r﻿R﻿e﻿s﻿p</w:t>
+            </w:r>
+          </w:p>
+        </w:tc>
+      </w:tr>
+      <w:tr>
+        <w:trPr>
+          <w:cantSplit/>
+        </w:trPr>
+        <w:tc>
+          <w:tcPr/>
+          <w:p>
+            <w:pPr>
+              <w:pStyle w:val="TableText"/>
+              <w:jc w:val="left"/>
+              <w:spacing w:before="0" w:after="0" w:line="320" w:lineRule="exact"/>
+            </w:pPr>
+            <w:r>
+              <w:rPr>
+                <w:rFonts w:ascii="Calibri" w:hAnsi="Calibri" w:eastAsia="Microsoft YaHei" w:cs="Calibri"/>
+                <w:sz w:val="18"/>
+                <w:szCs w:val="18"/>
+              </w:rPr>
+              <w:t xml:space="preserve">U﻿p﻿g﻿r﻿a﻿d﻿e</w:t>
+            </w:r>
+          </w:p>
+        </w:tc>
+        <w:tc>
+          <w:tcPr/>
+          <w:p>
+            <w:pPr>
+              <w:pStyle w:val="TableText"/>
+              <w:jc w:val="left"/>
+              <w:spacing w:before="0" w:after="0" w:line="320" w:lineRule="exact"/>
+            </w:pPr>
+            <w:r>
+              <w:rPr>
+                <w:rFonts w:ascii="Calibri" w:hAnsi="Calibri" w:eastAsia="Microsoft YaHei" w:cs="Calibri"/>
+                <w:sz w:val="18"/>
+                <w:szCs w:val="18"/>
+              </w:rPr>
+              <w:t xml:space="preserve">U﻿p﻿g﻿r﻿a﻿d﻿e﻿R﻿e﻿q、U﻿p﻿g﻿r﻿a﻿d﻿e﻿R﻿e﻿s﻿p、U﻿p﻿g﻿r﻿a﻿d﻿e﻿A﻿c﻿k﻿N﻿o﻿t﻿i﻿f﻿y</w:t>
+            </w:r>
+          </w:p>
+        </w:tc>
+      </w:tr>
+      <w:tr>
+        <w:trPr>
+          <w:cantSplit/>
+        </w:trPr>
+        <w:tc>
+          <w:tcPr/>
+          <w:p>
+            <w:pPr>
+              <w:pStyle w:val="TableText"/>
+              <w:jc w:val="left"/>
+              <w:spacing w:before="0" w:after="0" w:line="320" w:lineRule="exact"/>
+            </w:pPr>
+            <w:r>
+              <w:rPr>
+                <w:rFonts w:ascii="Calibri" w:hAnsi="Calibri" w:eastAsia="Microsoft YaHei" w:cs="Calibri"/>
+                <w:sz w:val="18"/>
+                <w:szCs w:val="18"/>
+              </w:rPr>
+              <w:t xml:space="preserve">I﻿n﻿v﻿a﻿l﻿i﻿d﻿a﻿t﻿e</w:t>
+            </w:r>
+          </w:p>
+        </w:tc>
+        <w:tc>
+          <w:tcPr/>
+          <w:p>
+            <w:pPr>
+              <w:pStyle w:val="TableText"/>
+              <w:jc w:val="left"/>
+              <w:spacing w:before="0" w:after="0" w:line="320" w:lineRule="exact"/>
+            </w:pPr>
+            <w:r>
+              <w:rPr>
+                <w:rFonts w:ascii="Calibri" w:hAnsi="Calibri" w:eastAsia="Microsoft YaHei" w:cs="Calibri"/>
+                <w:sz w:val="18"/>
+                <w:szCs w:val="18"/>
+              </w:rPr>
+              <w:t xml:space="preserve">I﻿n﻿v﻿a﻿l﻿i﻿d﻿a﻿t﻿e﻿R﻿e﻿q、I﻿n﻿v﻿a﻿l﻿i﻿d﻿a﻿t﻿e﻿A﻿c﻿k</w:t>
+            </w:r>
+          </w:p>
+        </w:tc>
+      </w:tr>
+      <w:tr>
+        <w:trPr>
+          <w:cantSplit/>
+        </w:trPr>
+        <w:tc>
+          <w:tcPr/>
+          <w:p>
+            <w:pPr>
+              <w:pStyle w:val="TableText"/>
+              <w:jc w:val="left"/>
+              <w:spacing w:before="0" w:after="0" w:line="320" w:lineRule="exact"/>
+            </w:pPr>
+            <w:r>
+              <w:rPr>
+                <w:rFonts w:ascii="Calibri" w:hAnsi="Calibri" w:eastAsia="Microsoft YaHei" w:cs="Calibri"/>
+                <w:sz w:val="18"/>
+                <w:szCs w:val="18"/>
+              </w:rPr>
+              <w:t xml:space="preserve">R﻿e﻿c﻿a﻿l﻿l</w:t>
+            </w:r>
+          </w:p>
+        </w:tc>
+        <w:tc>
+          <w:tcPr/>
+          <w:p>
+            <w:pPr>
+              <w:pStyle w:val="TableText"/>
+              <w:jc w:val="left"/>
+              <w:spacing w:before="0" w:after="0" w:line="320" w:lineRule="exact"/>
+            </w:pPr>
+            <w:r>
+              <w:rPr>
+                <w:rFonts w:ascii="Calibri" w:hAnsi="Calibri" w:eastAsia="Microsoft YaHei" w:cs="Calibri"/>
+                <w:sz w:val="18"/>
+                <w:szCs w:val="18"/>
+              </w:rPr>
+              <w:t xml:space="preserve">R﻿e﻿c﻿a﻿l﻿l﻿R﻿e﻿q、R﻿e﻿c﻿a﻿l﻿l﻿R﻿e﻿s﻿p</w:t>
             </w:r>
           </w:p>
         </w:tc>
@@ -5166,7 +5177,7 @@
                 <w:sz w:val="18"/>
                 <w:szCs w:val="18"/>
               </w:rPr>
-              <w:t xml:space="preserve">覆盖 case 数</w:t>
+              <w:t xml:space="preserve">覆盖 c﻿a﻿s﻿e 数</w:t>
             </w:r>
           </w:p>
         </w:tc>
@@ -5246,7 +5257,7 @@
                 <w:sz w:val="18"/>
                 <w:szCs w:val="18"/>
               </w:rPr>
-              <w:t xml:space="preserve">重试、stable tuple 和最终收敛</w:t>
+              <w:t xml:space="preserve">重试、s﻿t﻿a﻿b﻿l﻿e t﻿u﻿p﻿l﻿e 和最终收敛</w:t>
             </w:r>
           </w:p>
         </w:tc>
@@ -5305,7 +5316,7 @@
                 <w:sz w:val="18"/>
                 <w:szCs w:val="18"/>
               </w:rPr>
-              <w:t xml:space="preserve">deferred delivery 与过期消息处理</w:t>
+              <w:t xml:space="preserve">d﻿e﻿f﻿e﻿r﻿r﻿e﻿d d﻿e﻿l﻿i﻿v﻿e﻿r﻿y 与过期消息处理</w:t>
             </w:r>
           </w:p>
         </w:tc>
@@ -5364,7 +5375,7 @@
                 <w:sz w:val="18"/>
                 <w:szCs w:val="18"/>
               </w:rPr>
-              <w:t xml:space="preserve">Ack、Clear 和事务提交幂等</w:t>
+              <w:t xml:space="preserve">A﻿c﻿k、C﻿l﻿e﻿a﻿r 和事务提交幂等</w:t>
             </w:r>
           </w:p>
         </w:tc>
@@ -5423,7 +5434,7 @@
                 <w:sz w:val="18"/>
                 <w:szCs w:val="18"/>
               </w:rPr>
-              <w:t xml:space="preserve">接收顺序变化下的 epoch/reqId 安全</w:t>
+              <w:t xml:space="preserve">接收顺序变化下的 e﻿p﻿o﻿c﻿h/r﻿e﻿q﻿I﻿d 安全</w:t>
             </w:r>
           </w:p>
         </w:tc>
@@ -5437,7 +5448,7 @@
         <w:rPr>
           <w:rFonts w:ascii="Calibri" w:hAnsi="Calibri" w:eastAsia="Microsoft YaHei" w:cs="Calibri"/>
         </w:rPr>
-        <w:t xml:space="preserve">同一 case 可同时包含多个动作，因此动作覆盖数不等于物理运行总数。</w:t>
+        <w:t xml:space="preserve">同一 case 可同时包含多个动作，因此动作覆盖数不等于物理﻿运﻿行﻿总﻿数﻿。</w:t>
       </w:r>
     </w:p>
     <w:p>
@@ -5460,7 +5471,7 @@
         <w:rPr>
           <w:rFonts w:ascii="Calibri" w:hAnsi="Calibri" w:eastAsia="Microsoft YaHei" w:cs="Calibri"/>
         </w:rPr>
-        <w:t xml:space="preserve">Q2 验证首 2 次和首 3 次消息丢失后的恢复，覆盖 ClearReq、UpgradeReq、InvalidateAck 和</w:t>
+        <w:t xml:space="preserve">Q2 验证首 2 次和首 3 次消息丢失后的恢复，覆盖 ClearReq、UpgradeReq、Invalidate﻿A﻿c﻿k﻿ ﻿和</w:t>
       </w:r>
     </w:p>
     <w:p>
@@ -5471,7 +5482,7 @@
         <w:rPr>
           <w:rFonts w:ascii="Calibri" w:hAnsi="Calibri" w:eastAsia="Microsoft YaHei" w:cs="Calibri"/>
         </w:rPr>
-        <w:t xml:space="preserve">RecallResp。Q3 验证以下有依赖关系的组合：</w:t>
+        <w:t xml:space="preserve">RecallResp。Q3 验证以下有依赖关﻿系﻿的﻿组﻿合﻿：</w:t>
       </w:r>
     </w:p>
     <w:p>
@@ -5526,7 +5537,7 @@
         <w:rPr>
           <w:rFonts w:ascii="Calibri" w:hAnsi="Calibri" w:eastAsia="Microsoft YaHei" w:cs="Calibri"/>
         </w:rPr>
-        <w:t xml:space="preserve">四类组合均完成数据和权限收敛。</w:t>
+        <w:t xml:space="preserve">四类组合均完成数据和﻿权﻿限﻿收﻿敛﻿。</w:t>
       </w:r>
     </w:p>
     <w:p>
@@ -5549,7 +5560,7 @@
         <w:rPr>
           <w:rFonts w:ascii="Calibri" w:hAnsi="Calibri" w:eastAsia="Microsoft YaHei" w:cs="Calibri"/>
         </w:rPr>
-        <w:t xml:space="preserve">Q4 覆盖 32 PA、partial Ack、多源 Ack 和接近 outstanding 容量的代表流量。Q5 在以下</w:t>
+        <w:t xml:space="preserve">Q4 覆盖 32 PA、partial Ack、多源 Ack 和接近 outstanding 容量的代表流量。Q﻿5﻿ ﻿在﻿以﻿下</w:t>
       </w:r>
     </w:p>
     <w:p>
@@ -5560,7 +5571,7 @@
         <w:rPr>
           <w:rFonts w:ascii="Calibri" w:hAnsi="Calibri" w:eastAsia="Microsoft YaHei" w:cs="Calibri"/>
         </w:rPr>
-        <w:t xml:space="preserve">拓扑完成请求和 Ack 故障验证：</w:t>
+        <w:t xml:space="preserve">拓扑完成请求和 Ack ﻿故﻿障﻿验﻿证﻿：</w:t>
       </w:r>
     </w:p>
     <w:tbl>
@@ -5739,7 +5750,7 @@
                 <w:sz w:val="18"/>
                 <w:szCs w:val="18"/>
               </w:rPr>
-              <w:t xml:space="preserve">多 Socket 路由与事务身份</w:t>
+              <w:t xml:space="preserve">多 S﻿o﻿c﻿k﻿e﻿t 路由与事务身份</w:t>
             </w:r>
           </w:p>
         </w:tc>
@@ -5798,7 +5809,7 @@
                 <w:sz w:val="18"/>
                 <w:szCs w:val="18"/>
               </w:rPr>
-              <w:t xml:space="preserve">多 sharer 与 partial Ack</w:t>
+              <w:t xml:space="preserve">多 s﻿h﻿a﻿r﻿e﻿r 与 p﻿a﻿r﻿t﻿i﻿a﻿l A﻿c﻿k</w:t>
             </w:r>
           </w:p>
         </w:tc>
@@ -5839,25 +5850,25 @@
                 <w:sz w:val="18"/>
                 <w:szCs w:val="18"/>
               </w:rPr>
-              <w:t xml:space="preserve">16N1S Level-A</w:t>
-            </w:r>
-          </w:p>
-        </w:tc>
-        <w:tc>
-          <w:tcPr/>
-          <w:p>
-            <w:pPr>
-              <w:pStyle w:val="TableText"/>
-              <w:jc w:val="left"/>
-              <w:spacing w:before="0" w:after="0" w:line="320" w:lineRule="exact"/>
-            </w:pPr>
-            <w:r>
-              <w:rPr>
-                <w:rFonts w:ascii="Calibri" w:hAnsi="Calibri" w:eastAsia="Microsoft YaHei" w:cs="Calibri"/>
-                <w:sz w:val="18"/>
-                <w:szCs w:val="18"/>
-              </w:rPr>
-              <w:t xml:space="preserve">node15、16 节点共享转写者</w:t>
+              <w:t xml:space="preserve">16N1S L﻿e﻿v﻿e﻿l﻿-﻿A</w:t>
+            </w:r>
+          </w:p>
+        </w:tc>
+        <w:tc>
+          <w:tcPr/>
+          <w:p>
+            <w:pPr>
+              <w:pStyle w:val="TableText"/>
+              <w:jc w:val="left"/>
+              <w:spacing w:before="0" w:after="0" w:line="320" w:lineRule="exact"/>
+            </w:pPr>
+            <w:r>
+              <w:rPr>
+                <w:rFonts w:ascii="Calibri" w:hAnsi="Calibri" w:eastAsia="Microsoft YaHei" w:cs="Calibri"/>
+                <w:sz w:val="18"/>
+                <w:szCs w:val="18"/>
+              </w:rPr>
+              <w:t xml:space="preserve">n﻿o﻿d﻿e﻿1﻿5、16 节点共享转写者</w:t>
             </w:r>
           </w:p>
         </w:tc>
@@ -5913,7 +5924,7 @@
         <w:rPr>
           <w:rFonts w:ascii="Calibri" w:hAnsi="Calibri" w:eastAsia="Microsoft YaHei" w:cs="Calibri"/>
         </w:rPr>
-        <w:t xml:space="preserve">HA-VI 证据用于回答：在相同 workload、完成边界和冻结参数下，UBCC 的目录定位与权限路径</w:t>
+        <w:t xml:space="preserve">HA-VI 证据用于回答：在相同 workload、完成边界和冻结参数下，UBCC 的目录定位﻿与﻿权﻿限﻿路﻿径</w:t>
       </w:r>
     </w:p>
     <w:p>
@@ -5924,7 +5935,7 @@
         <w:rPr>
           <w:rFonts w:ascii="Calibri" w:hAnsi="Calibri" w:eastAsia="Microsoft YaHei" w:cs="Calibri"/>
         </w:rPr>
-        <w:t xml:space="preserve">相对窄化 VI 参考模型有何结构差异。比较范围固定为 2N1S、O3、单向完成语义，以及 100%</w:t>
+        <w:t xml:space="preserve">相对窄化 VI 参考模型有何结构差异。比较范围固定为 2N1S、O3、单向完成语义，以及﻿ ﻿1﻿0﻿0﻿%</w:t>
       </w:r>
     </w:p>
     <w:p>
@@ -5935,7 +5946,7 @@
         <w:rPr>
           <w:rFonts w:ascii="Calibri" w:hAnsi="Calibri" w:eastAsia="Microsoft YaHei" w:cs="Calibri"/>
         </w:rPr>
-        <w:t xml:space="preserve">和 150% L3 压力；它是理论与可执行参考比较，不是物理芯片测量。</w:t>
+        <w:t xml:space="preserve">和 150% L3 压力；它是理论与可执行参考比较，不是物理﻿芯﻿片﻿测﻿量﻿。</w:t>
       </w:r>
     </w:p>
     <w:p>
@@ -6067,84 +6078,84 @@
                 <w:sz w:val="18"/>
                 <w:szCs w:val="18"/>
               </w:rPr>
-              <w:t xml:space="preserve">2N1S、O3；UBCC 与 HA-VI 使用相同节点和处理器条件</w:t>
-            </w:r>
-          </w:p>
-        </w:tc>
-        <w:tc>
-          <w:tcPr/>
-          <w:p>
-            <w:pPr>
-              <w:pStyle w:val="TableText"/>
-              <w:jc w:val="left"/>
-              <w:spacing w:before="0" w:after="0" w:line="320" w:lineRule="exact"/>
-            </w:pPr>
-            <w:r>
-              <w:rPr>
-                <w:rFonts w:ascii="Calibri" w:hAnsi="Calibri" w:eastAsia="Microsoft YaHei" w:cs="Calibri"/>
-                <w:sz w:val="18"/>
-                <w:szCs w:val="18"/>
-              </w:rPr>
-              <w:t xml:space="preserve">客户物理芯片的核、缓存和 Home 微体系结构</w:t>
-            </w:r>
-          </w:p>
-        </w:tc>
-      </w:tr>
-      <w:tr>
-        <w:trPr>
-          <w:cantSplit/>
-        </w:trPr>
-        <w:tc>
-          <w:tcPr/>
-          <w:p>
-            <w:pPr>
-              <w:pStyle w:val="TableText"/>
-              <w:jc w:val="left"/>
-              <w:spacing w:before="0" w:after="0" w:line="320" w:lineRule="exact"/>
-            </w:pPr>
-            <w:r>
-              <w:rPr>
-                <w:rFonts w:ascii="Calibri" w:hAnsi="Calibri" w:eastAsia="Microsoft YaHei" w:cs="Calibri"/>
-                <w:sz w:val="18"/>
-                <w:szCs w:val="18"/>
-              </w:rPr>
-              <w:t xml:space="preserve">workload 与输入</w:t>
-            </w:r>
-          </w:p>
-        </w:tc>
-        <w:tc>
-          <w:tcPr/>
-          <w:p>
-            <w:pPr>
-              <w:pStyle w:val="TableText"/>
-              <w:jc w:val="left"/>
-              <w:spacing w:before="0" w:after="0" w:line="320" w:lineRule="exact"/>
-            </w:pPr>
-            <w:r>
-              <w:rPr>
-                <w:rFonts w:ascii="Calibri" w:hAnsi="Calibri" w:eastAsia="Microsoft YaHei" w:cs="Calibri"/>
-                <w:sz w:val="18"/>
-                <w:szCs w:val="18"/>
-              </w:rPr>
-              <w:t xml:space="preserve">相同 testcase、输入、操作配比和 L3 压力点</w:t>
-            </w:r>
-          </w:p>
-        </w:tc>
-        <w:tc>
-          <w:tcPr/>
-          <w:p>
-            <w:pPr>
-              <w:pStyle w:val="TableText"/>
-              <w:jc w:val="left"/>
-              <w:spacing w:before="0" w:after="0" w:line="320" w:lineRule="exact"/>
-            </w:pPr>
-            <w:r>
-              <w:rPr>
-                <w:rFonts w:ascii="Calibri" w:hAnsi="Calibri" w:eastAsia="Microsoft YaHei" w:cs="Calibri"/>
-                <w:sz w:val="18"/>
-                <w:szCs w:val="18"/>
-              </w:rPr>
-              <w:t xml:space="preserve">未冻结 workload、流量分布和更大规模压力</w:t>
+              <w:t xml:space="preserve">2N1S、O﻿3；U﻿B﻿C﻿C 与 H﻿A﻿-﻿V﻿I 使用相同节点和处理器条件</w:t>
+            </w:r>
+          </w:p>
+        </w:tc>
+        <w:tc>
+          <w:tcPr/>
+          <w:p>
+            <w:pPr>
+              <w:pStyle w:val="TableText"/>
+              <w:jc w:val="left"/>
+              <w:spacing w:before="0" w:after="0" w:line="320" w:lineRule="exact"/>
+            </w:pPr>
+            <w:r>
+              <w:rPr>
+                <w:rFonts w:ascii="Calibri" w:hAnsi="Calibri" w:eastAsia="Microsoft YaHei" w:cs="Calibri"/>
+                <w:sz w:val="18"/>
+                <w:szCs w:val="18"/>
+              </w:rPr>
+              <w:t xml:space="preserve">客户物理芯片的核、缓存和 H﻿o﻿m﻿e 微体系结构</w:t>
+            </w:r>
+          </w:p>
+        </w:tc>
+      </w:tr>
+      <w:tr>
+        <w:trPr>
+          <w:cantSplit/>
+        </w:trPr>
+        <w:tc>
+          <w:tcPr/>
+          <w:p>
+            <w:pPr>
+              <w:pStyle w:val="TableText"/>
+              <w:jc w:val="left"/>
+              <w:spacing w:before="0" w:after="0" w:line="320" w:lineRule="exact"/>
+            </w:pPr>
+            <w:r>
+              <w:rPr>
+                <w:rFonts w:ascii="Calibri" w:hAnsi="Calibri" w:eastAsia="Microsoft YaHei" w:cs="Calibri"/>
+                <w:sz w:val="18"/>
+                <w:szCs w:val="18"/>
+              </w:rPr>
+              <w:t xml:space="preserve">w﻿o﻿r﻿k﻿l﻿o﻿a﻿d 与输入</w:t>
+            </w:r>
+          </w:p>
+        </w:tc>
+        <w:tc>
+          <w:tcPr/>
+          <w:p>
+            <w:pPr>
+              <w:pStyle w:val="TableText"/>
+              <w:jc w:val="left"/>
+              <w:spacing w:before="0" w:after="0" w:line="320" w:lineRule="exact"/>
+            </w:pPr>
+            <w:r>
+              <w:rPr>
+                <w:rFonts w:ascii="Calibri" w:hAnsi="Calibri" w:eastAsia="Microsoft YaHei" w:cs="Calibri"/>
+                <w:sz w:val="18"/>
+                <w:szCs w:val="18"/>
+              </w:rPr>
+              <w:t xml:space="preserve">相同 t﻿e﻿s﻿t﻿c﻿a﻿s﻿e、输入、操作配比和 L﻿3 压力点</w:t>
+            </w:r>
+          </w:p>
+        </w:tc>
+        <w:tc>
+          <w:tcPr/>
+          <w:p>
+            <w:pPr>
+              <w:pStyle w:val="TableText"/>
+              <w:jc w:val="left"/>
+              <w:spacing w:before="0" w:after="0" w:line="320" w:lineRule="exact"/>
+            </w:pPr>
+            <w:r>
+              <w:rPr>
+                <w:rFonts w:ascii="Calibri" w:hAnsi="Calibri" w:eastAsia="Microsoft YaHei" w:cs="Calibri"/>
+                <w:sz w:val="18"/>
+                <w:szCs w:val="18"/>
+              </w:rPr>
+              <w:t xml:space="preserve">未冻结 w﻿o﻿r﻿k﻿l﻿o﻿a﻿d、流量分布和更大规模压力</w:t>
             </w:r>
           </w:p>
         </w:tc>
@@ -6244,25 +6255,25 @@
                 <w:sz w:val="18"/>
                 <w:szCs w:val="18"/>
               </w:rPr>
-              <w:t xml:space="preserve">冻结 HA-VI 可执行参考模型及其目录、状态和时延参数</w:t>
-            </w:r>
-          </w:p>
-        </w:tc>
-        <w:tc>
-          <w:tcPr/>
-          <w:p>
-            <w:pPr>
-              <w:pStyle w:val="TableText"/>
-              <w:jc w:val="left"/>
-              <w:spacing w:before="0" w:after="0" w:line="320" w:lineRule="exact"/>
-            </w:pPr>
-            <w:r>
-              <w:rPr>
-                <w:rFonts w:ascii="Calibri" w:hAnsi="Calibri" w:eastAsia="Microsoft YaHei" w:cs="Calibri"/>
-                <w:sz w:val="18"/>
-                <w:szCs w:val="18"/>
-              </w:rPr>
-              <w:t xml:space="preserve">客户 HA 的私有优化、缓冲、队列、预测和一致性扩展</w:t>
+              <w:t xml:space="preserve">冻结 H﻿A﻿-﻿V﻿I 可执行参考模型及其目录、状态和时延参数</w:t>
+            </w:r>
+          </w:p>
+        </w:tc>
+        <w:tc>
+          <w:tcPr/>
+          <w:p>
+            <w:pPr>
+              <w:pStyle w:val="TableText"/>
+              <w:jc w:val="left"/>
+              <w:spacing w:before="0" w:after="0" w:line="320" w:lineRule="exact"/>
+            </w:pPr>
+            <w:r>
+              <w:rPr>
+                <w:rFonts w:ascii="Calibri" w:hAnsi="Calibri" w:eastAsia="Microsoft YaHei" w:cs="Calibri"/>
+                <w:sz w:val="18"/>
+                <w:szCs w:val="18"/>
+              </w:rPr>
+              <w:t xml:space="preserve">客户 H﻿A 的私有优化、缓冲、队列、预测和一致性扩展</w:t>
             </w:r>
           </w:p>
         </w:tc>
@@ -6321,7 +6332,7 @@
                 <w:sz w:val="18"/>
                 <w:szCs w:val="18"/>
               </w:rPr>
-              <w:t xml:space="preserve">端口级 Switch 排队、仲裁、拥塞和链路误码</w:t>
+              <w:t xml:space="preserve">端口级 S﻿w﻿i﻿t﻿c﻿h 排队、仲裁、拥塞和链路误码</w:t>
             </w:r>
           </w:p>
         </w:tc>
@@ -6394,7 +6405,7 @@
         <w:rPr>
           <w:rFonts w:ascii="Calibri" w:hAnsi="Calibri" w:eastAsia="Microsoft YaHei" w:cs="Calibri"/>
         </w:rPr>
-        <w:t xml:space="preserve">这些条件保证配对比较在已确认参考范围内使用共同输入和共同完成边界。聚合优势表示冻结</w:t>
+        <w:t xml:space="preserve">这些条件保证配对比较在已确认参考范围内使用共同输入和共同完成边界。聚合优﻿势﻿表﻿示﻿冻﻿结</w:t>
       </w:r>
     </w:p>
     <w:p>
@@ -6405,7 +6416,7 @@
         <w:rPr>
           <w:rFonts w:ascii="Calibri" w:hAnsi="Calibri" w:eastAsia="Microsoft YaHei" w:cs="Calibri"/>
         </w:rPr>
-        <w:t xml:space="preserve">场景组的平均主值占优，不表示每一个 testcase、内部阶段或子操作都必须占优。</w:t>
+        <w:t xml:space="preserve">场景组的平均主值占优，不表示每一个 testcase、内部阶段或子操作都﻿必﻿须﻿占﻿优﻿。</w:t>
       </w:r>
     </w:p>
     <w:p>
@@ -6475,7 +6486,7 @@
                 <w:sz w:val="18"/>
                 <w:szCs w:val="18"/>
               </w:rPr>
-              <w:t xml:space="preserve">UBCC</w:t>
+              <w:t xml:space="preserve">U﻿B﻿C﻿C</w:t>
             </w:r>
           </w:p>
         </w:tc>
@@ -6496,7 +6507,7 @@
                 <w:sz w:val="18"/>
                 <w:szCs w:val="18"/>
               </w:rPr>
-              <w:t xml:space="preserve">HA-VI 冻结参考</w:t>
+              <w:t xml:space="preserve">H﻿A﻿-﻿V﻿I 冻结参考</w:t>
             </w:r>
           </w:p>
         </w:tc>
@@ -6558,43 +6569,43 @@
                 <w:sz w:val="18"/>
                 <w:szCs w:val="18"/>
               </w:rPr>
-              <w:t xml:space="preserve">精确 owner、sharer 与事务身份</w:t>
-            </w:r>
-          </w:p>
-        </w:tc>
-        <w:tc>
-          <w:tcPr/>
-          <w:p>
-            <w:pPr>
-              <w:pStyle w:val="TableText"/>
-              <w:jc w:val="left"/>
-              <w:spacing w:before="0" w:after="0" w:line="320" w:lineRule="exact"/>
-            </w:pPr>
-            <w:r>
-              <w:rPr>
-                <w:rFonts w:ascii="Calibri" w:hAnsi="Calibri" w:eastAsia="Microsoft YaHei" w:cs="Calibri"/>
-                <w:sz w:val="18"/>
-                <w:szCs w:val="18"/>
-              </w:rPr>
-              <w:t xml:space="preserve">VI 有效/无效关系的窄化表达</w:t>
-            </w:r>
-          </w:p>
-        </w:tc>
-        <w:tc>
-          <w:tcPr/>
-          <w:p>
-            <w:pPr>
-              <w:pStyle w:val="TableText"/>
-              <w:jc w:val="left"/>
-              <w:spacing w:before="0" w:after="0" w:line="320" w:lineRule="exact"/>
-            </w:pPr>
-            <w:r>
-              <w:rPr>
-                <w:rFonts w:ascii="Calibri" w:hAnsi="Calibri" w:eastAsia="Microsoft YaHei" w:cs="Calibri"/>
-                <w:sz w:val="18"/>
-                <w:szCs w:val="18"/>
-              </w:rPr>
-              <w:t xml:space="preserve">UBCC 可直接形成精确 Recall/Invalidate 目标</w:t>
+              <w:t xml:space="preserve">精确 o﻿w﻿n﻿e﻿r、s﻿h﻿a﻿r﻿e﻿r 与事务身份</w:t>
+            </w:r>
+          </w:p>
+        </w:tc>
+        <w:tc>
+          <w:tcPr/>
+          <w:p>
+            <w:pPr>
+              <w:pStyle w:val="TableText"/>
+              <w:jc w:val="left"/>
+              <w:spacing w:before="0" w:after="0" w:line="320" w:lineRule="exact"/>
+            </w:pPr>
+            <w:r>
+              <w:rPr>
+                <w:rFonts w:ascii="Calibri" w:hAnsi="Calibri" w:eastAsia="Microsoft YaHei" w:cs="Calibri"/>
+                <w:sz w:val="18"/>
+                <w:szCs w:val="18"/>
+              </w:rPr>
+              <w:t xml:space="preserve">V﻿I 有效/无效关系的窄化表达</w:t>
+            </w:r>
+          </w:p>
+        </w:tc>
+        <w:tc>
+          <w:tcPr/>
+          <w:p>
+            <w:pPr>
+              <w:pStyle w:val="TableText"/>
+              <w:jc w:val="left"/>
+              <w:spacing w:before="0" w:after="0" w:line="320" w:lineRule="exact"/>
+            </w:pPr>
+            <w:r>
+              <w:rPr>
+                <w:rFonts w:ascii="Calibri" w:hAnsi="Calibri" w:eastAsia="Microsoft YaHei" w:cs="Calibri"/>
+                <w:sz w:val="18"/>
+                <w:szCs w:val="18"/>
+              </w:rPr>
+              <w:t xml:space="preserve">U﻿B﻿C﻿C 可直接形成精确 R﻿e﻿c﻿a﻿l﻿l/I﻿n﻿v﻿a﻿l﻿i﻿d﻿a﻿t﻿e 目标</w:t>
             </w:r>
           </w:p>
         </w:tc>
@@ -6635,7 +6646,7 @@
                 <w:sz w:val="18"/>
                 <w:szCs w:val="18"/>
               </w:rPr>
-              <w:t xml:space="preserve">独立 ResidentDir + Backstore</w:t>
+              <w:t xml:space="preserve">独立 R﻿e﻿s﻿i﻿d﻿e﻿n﻿t﻿D﻿i﻿r + B﻿a﻿c﻿k﻿s﻿t﻿o﻿r﻿e</w:t>
             </w:r>
           </w:p>
         </w:tc>
@@ -6671,7 +6682,7 @@
                 <w:sz w:val="18"/>
                 <w:szCs w:val="18"/>
               </w:rPr>
-              <w:t xml:space="preserve">UBCC 将全局元数据与节点内 Home 资源解耦</w:t>
+              <w:t xml:space="preserve">U﻿B﻿C﻿C 将全局元数据与节点内 H﻿o﻿m﻿e 资源解耦</w:t>
             </w:r>
           </w:p>
         </w:tc>
@@ -6712,7 +6723,7 @@
                 <w:sz w:val="18"/>
                 <w:szCs w:val="18"/>
               </w:rPr>
-              <w:t xml:space="preserve">Grant 与 Clear 两阶段提交</w:t>
+              <w:t xml:space="preserve">G﻿r﻿a﻿n﻿t 与 C﻿l﻿e﻿a﻿r 两阶段提交</w:t>
             </w:r>
           </w:p>
         </w:tc>
@@ -6748,7 +6759,7 @@
                 <w:sz w:val="18"/>
                 <w:szCs w:val="18"/>
               </w:rPr>
-              <w:t xml:space="preserve">UBCC 显式区分承诺与提交，并支持幂等恢复</w:t>
+              <w:t xml:space="preserve">U﻿B﻿C﻿C 显式区分承诺与提交，并支持幂等恢复</w:t>
             </w:r>
           </w:p>
         </w:tc>
@@ -6789,7 +6800,7 @@
                 <w:sz w:val="18"/>
                 <w:szCs w:val="18"/>
               </w:rPr>
-              <w:t xml:space="preserve">按 owner 定位权威数据</w:t>
+              <w:t xml:space="preserve">按 o﻿w﻿n﻿e﻿r 定位权威数据</w:t>
             </w:r>
           </w:p>
         </w:tc>
@@ -6825,7 +6836,7 @@
                 <w:sz w:val="18"/>
                 <w:szCs w:val="18"/>
               </w:rPr>
-              <w:t xml:space="preserve">对 ownership handoff 和 shared-to-writer 路径影响最直接</w:t>
+              <w:t xml:space="preserve">对 o﻿w﻿n﻿e﻿r﻿s﻿h﻿i﻿p h﻿a﻿n﻿d﻿o﻿f﻿f 和 s﻿h﻿a﻿r﻿e﻿d﻿-﻿t﻿o﻿-﻿w﻿r﻿i﻿t﻿e﻿r 路径影响最直接</w:t>
             </w:r>
           </w:p>
         </w:tc>
@@ -6839,7 +6850,7 @@
         <w:rPr>
           <w:rFonts w:ascii="Calibri" w:hAnsi="Calibri" w:eastAsia="Microsoft YaHei" w:cs="Calibri"/>
         </w:rPr>
-        <w:t xml:space="preserve">理论比较只解释结构差异，不单独构成性能胜负结论。性能裁决来自相同输入下的冻结配对运行。</w:t>
+        <w:t xml:space="preserve">理论比较只解释结构差异，不单独构成性能胜负结论。性能裁决来自相同输入下的冻结﻿配﻿对﻿运﻿行﻿。</w:t>
       </w:r>
     </w:p>
     <w:p>
@@ -6888,7 +6899,7 @@
                 <w:sz w:val="18"/>
                 <w:szCs w:val="18"/>
               </w:rPr>
-              <w:t xml:space="preserve">L3 压力</w:t>
+              <w:t xml:space="preserve">L﻿3 压力</w:t>
             </w:r>
           </w:p>
         </w:tc>
@@ -6930,7 +6941,7 @@
                 <w:sz w:val="18"/>
                 <w:szCs w:val="18"/>
               </w:rPr>
-              <w:t xml:space="preserve">UBCC ticks/op</w:t>
+              <w:t xml:space="preserve">U﻿B﻿C﻿C t﻿i﻿c﻿k﻿s/o﻿p</w:t>
             </w:r>
           </w:p>
         </w:tc>
@@ -6951,7 +6962,7 @@
                 <w:sz w:val="18"/>
                 <w:szCs w:val="18"/>
               </w:rPr>
-              <w:t xml:space="preserve">HA-VI ticks/op</w:t>
+              <w:t xml:space="preserve">H﻿A﻿-﻿V﻿I t﻿i﻿c﻿k﻿s/o﻿p</w:t>
             </w:r>
           </w:p>
         </w:tc>
@@ -6972,7 +6983,7 @@
                 <w:sz w:val="18"/>
                 <w:szCs w:val="18"/>
               </w:rPr>
-              <w:t xml:space="preserve">UBCC 降幅</w:t>
+              <w:t xml:space="preserve">U﻿B﻿C﻿C 降幅</w:t>
             </w:r>
           </w:p>
         </w:tc>
@@ -7377,7 +7388,7 @@
         <w:rPr>
           <w:rFonts w:ascii="Calibri" w:hAnsi="Calibri" w:eastAsia="Microsoft YaHei" w:cs="Calibri"/>
         </w:rPr>
-        <w:t xml:space="preserve">该结果与理论分析相互印证，但不外推到未建模 HA 机制或客户物理实现。</w:t>
+        <w:t xml:space="preserve">该结果与理论分析相互印证，但不外推到未建模 HA 机制或客户﻿物﻿理﻿实﻿现﻿。</w:t>
       </w:r>
     </w:p>
     <w:p>
@@ -7412,7 +7423,7 @@
         <w:rPr>
           <w:rFonts w:ascii="Calibri" w:hAnsi="Calibri" w:eastAsia="Microsoft YaHei" w:cs="Calibri"/>
         </w:rPr>
-        <w:t xml:space="preserve">处理器乱序验证覆盖以下同步场景：</w:t>
+        <w:t xml:space="preserve">处理器乱序验证覆盖以下﻿同﻿步﻿场﻿景﻿：</w:t>
       </w:r>
     </w:p>
     <w:p>
@@ -7467,7 +7478,7 @@
         <w:rPr>
           <w:rFonts w:ascii="Calibri" w:hAnsi="Calibri" w:eastAsia="Microsoft YaHei" w:cs="Calibri"/>
         </w:rPr>
-        <w:t xml:space="preserve">相关测试在 O3 模型下全部通过，确认节点内乱序执行与 UBCC 全局权限顺序能够正确协同。</w:t>
+        <w:t xml:space="preserve">相关测试在 O3 模型下全部通过，确认节点内乱序执行与 UBCC 全局权限顺序能够﻿正﻿确﻿协﻿同﻿。</w:t>
       </w:r>
     </w:p>
     <w:p>
@@ -7490,7 +7501,7 @@
         <w:rPr>
           <w:rFonts w:ascii="Calibri" w:hAnsi="Calibri" w:eastAsia="Microsoft YaHei" w:cs="Calibri"/>
         </w:rPr>
-        <w:t xml:space="preserve">16N1S Level-A 验证覆盖 16 个协议节点、跨节点共享者集合和正式性能工作负载。Q5 进一步</w:t>
+        <w:t xml:space="preserve">16N1S Level-A 验证覆盖 16 个协议节点、跨节点共享者集合和正式性能工作负载。Q5 ﻿进﻿一﻿步﻿覆﻿盖</w:t>
       </w:r>
     </w:p>
     <w:p>
@@ -7501,7 +7512,7 @@
         <w:rPr>
           <w:rFonts w:ascii="Calibri" w:hAnsi="Calibri" w:eastAsia="Microsoft YaHei" w:cs="Calibri"/>
         </w:rPr>
-        <w:t xml:space="preserve">覆盖该配置下的请求丢失、Ack 丢失和 Ack 延迟。这里的 Level-A 结论是节点规模与协议</w:t>
+        <w:t xml:space="preserve">该配置下的请求丢失、Ack 丢失和 Ack 延迟。这里的 Level-A 结论是节点规模与协议端点﻿能﻿力﻿结﻿论﻿；</w:t>
       </w:r>
     </w:p>
     <w:p>
@@ -7512,7 +7523,7 @@
         <w:rPr>
           <w:rFonts w:ascii="Calibri" w:hAnsi="Calibri" w:eastAsia="Microsoft YaHei" w:cs="Calibri"/>
         </w:rPr>
-        <w:t xml:space="preserve">端点能力结论；Switch 内部微体系结构、端口、排队、仲裁和拥塞模型未作为新的独立实验对象，因而</w:t>
+        <w:t xml:space="preserve">Switch 内部微体系结构、端口、排队、仲裁和拥塞模型未作为新的独立实验对象，因而﻿不﻿将﻿该﻿结﻿果</w:t>
       </w:r>
     </w:p>
     <w:p>
@@ -7523,7 +7534,7 @@
         <w:rPr>
           <w:rFonts w:ascii="Calibri" w:hAnsi="Calibri" w:eastAsia="Microsoft YaHei" w:cs="Calibri"/>
         </w:rPr>
-        <w:t xml:space="preserve">不将该结果表述为端口级 Switch 实现验证。</w:t>
+        <w:t xml:space="preserve">表述为端口级 Switch ﻿实﻿现﻿验﻿证﻿。</w:t>
       </w:r>
     </w:p>
     <w:p>
@@ -7558,7 +7569,7 @@
         <w:rPr>
           <w:rFonts w:ascii="Calibri" w:hAnsi="Calibri" w:eastAsia="Microsoft YaHei" w:cs="Calibri"/>
         </w:rPr>
-        <w:t xml:space="preserve">本次交付覆盖：</w:t>
+        <w:t xml:space="preserve">本次﻿交﻿付﻿覆﻿盖﻿：</w:t>
       </w:r>
     </w:p>
     <w:p>
@@ -7647,7 +7658,7 @@
         <w:rPr>
           <w:rFonts w:ascii="Calibri" w:hAnsi="Calibri" w:eastAsia="Microsoft YaHei" w:cs="Calibri"/>
         </w:rPr>
-        <w:t xml:space="preserve">永久 Home 故障后的在线服务恢复不在本次交付范围。若后续合同要求该能力，需要增加冗余</w:t>
+        <w:t xml:space="preserve">永久 Home 故障后的在线服务恢复不在本次交付范围。若后续合同要求该能力，需﻿要﻿增﻿加﻿冗﻿余</w:t>
       </w:r>
     </w:p>
     <w:p>
@@ -7658,7 +7669,7 @@
         <w:rPr>
           <w:rFonts w:ascii="Calibri" w:hAnsi="Calibri" w:eastAsia="Microsoft YaHei" w:cs="Calibri"/>
         </w:rPr>
-        <w:t xml:space="preserve">Home、dirty 数据副本和在线重配置机制。</w:t>
+        <w:t xml:space="preserve">Home、dirty 数据副本和在线重﻿配﻿置﻿机﻿制﻿。</w:t>
       </w:r>
     </w:p>
     <w:p>
@@ -7669,7 +7680,7 @@
         <w:rPr>
           <w:rFonts w:ascii="Calibri" w:hAnsi="Calibri" w:eastAsia="Microsoft YaHei" w:cs="Calibri"/>
         </w:rPr>
-        <w:t xml:space="preserve">物理芯片 HA 微体系结构和端口级 Switch 排队、仲裁与拥塞不属于本次验证结论。</w:t>
+        <w:t xml:space="preserve">物理芯片 HA 微体系结构和端口级 Switch 排队、仲裁与拥塞不属于本次﻿验﻿证﻿结﻿论﻿。</w:t>
       </w:r>
     </w:p>
     <w:p>
@@ -7692,7 +7703,7 @@
         <w:rPr>
           <w:rFonts w:ascii="Calibri" w:hAnsi="Calibri" w:eastAsia="Microsoft YaHei" w:cs="Calibri"/>
         </w:rPr>
-        <w:t xml:space="preserve">UBCC 已建立从形式化模型到端到端执行的分层验证体系。目录提交、同址事务、消息幂等、</w:t>
+        <w:t xml:space="preserve">UBCC 已建立从形式化模型到端到端执行的分层验证体系。目录提交、同址事务、﻿消﻿息﻿幂﻿等﻿、</w:t>
       </w:r>
     </w:p>
     <w:p>
@@ -7703,7 +7714,7 @@
         <w:rPr>
           <w:rFonts w:ascii="Calibri" w:hAnsi="Calibri" w:eastAsia="Microsoft YaHei" w:cs="Calibri"/>
         </w:rPr>
-        <w:t xml:space="preserve">失效收敛和 snoop 仲裁均获得明确验证；Q1-Q5 故障资格矩阵 52/52 通过，多拓扑和 O3</w:t>
+        <w:t xml:space="preserve">失效收敛和 snoop 仲裁均获得明确验证；Q1-Q5 故障资格矩阵 52/52 通过，多拓﻿扑﻿和﻿ ﻿O﻿3</w:t>
       </w:r>
     </w:p>
     <w:p>
@@ -7714,7 +7725,7 @@
         <w:rPr>
           <w:rFonts w:ascii="Calibri" w:hAnsi="Calibri" w:eastAsia="Microsoft YaHei" w:cs="Calibri"/>
         </w:rPr>
-        <w:t xml:space="preserve">验证进一步确认了实现的工程适用性。</w:t>
+        <w:t xml:space="preserve">验证进一步确认了实现的工﻿程﻿适﻿用﻿性﻿。</w:t>
       </w:r>
     </w:p>
     <w:p>
@@ -7807,48 +7818,48 @@
                 <w:sz w:val="18"/>
                 <w:szCs w:val="18"/>
               </w:rPr>
-              <w:t xml:space="preserve">UBCC protocol core</w:t>
-            </w:r>
-          </w:p>
-        </w:tc>
-        <w:tc>
-          <w:tcPr/>
-          <w:p>
-            <w:pPr>
-              <w:pStyle w:val="TableText"/>
-              <w:jc w:val="left"/>
-              <w:spacing w:before="0" w:after="0" w:line="320" w:lineRule="exact"/>
-            </w:pPr>
-            <w:r>
-              <w:rPr>
-                <w:rFonts w:ascii="Calibri" w:hAnsi="Calibri" w:eastAsia="Microsoft YaHei" w:cs="Calibri"/>
-                <w:sz w:val="18"/>
-                <w:szCs w:val="18"/>
-              </w:rPr>
-              <w:t xml:space="preserve">request、grant、clear、recall、invalidate</w:t>
-            </w:r>
-          </w:p>
-        </w:tc>
-      </w:tr>
-      <w:tr>
-        <w:trPr>
-          <w:cantSplit/>
-        </w:trPr>
-        <w:tc>
-          <w:tcPr/>
-          <w:p>
-            <w:pPr>
-              <w:pStyle w:val="TableText"/>
-              <w:jc w:val="left"/>
-              <w:spacing w:before="0" w:after="0" w:line="320" w:lineRule="exact"/>
-            </w:pPr>
-            <w:r>
-              <w:rPr>
-                <w:rFonts w:ascii="Calibri" w:hAnsi="Calibri" w:eastAsia="Microsoft YaHei" w:cs="Calibri"/>
-                <w:sz w:val="18"/>
-                <w:szCs w:val="18"/>
-              </w:rPr>
-              <w:t xml:space="preserve">transport faults</w:t>
+              <w:t xml:space="preserve">U﻿B﻿C﻿C p﻿r﻿o﻿t﻿o﻿c﻿o﻿l c﻿o﻿r﻿e</w:t>
+            </w:r>
+          </w:p>
+        </w:tc>
+        <w:tc>
+          <w:tcPr/>
+          <w:p>
+            <w:pPr>
+              <w:pStyle w:val="TableText"/>
+              <w:jc w:val="left"/>
+              <w:spacing w:before="0" w:after="0" w:line="320" w:lineRule="exact"/>
+            </w:pPr>
+            <w:r>
+              <w:rPr>
+                <w:rFonts w:ascii="Calibri" w:hAnsi="Calibri" w:eastAsia="Microsoft YaHei" w:cs="Calibri"/>
+                <w:sz w:val="18"/>
+                <w:szCs w:val="18"/>
+              </w:rPr>
+              <w:t xml:space="preserve">r﻿e﻿q﻿u﻿e﻿s﻿t、g﻿r﻿a﻿n﻿t、c﻿l﻿e﻿a﻿r、r﻿e﻿c﻿a﻿l﻿l、i﻿n﻿v﻿a﻿l﻿i﻿d﻿a﻿t﻿e</w:t>
+            </w:r>
+          </w:p>
+        </w:tc>
+      </w:tr>
+      <w:tr>
+        <w:trPr>
+          <w:cantSplit/>
+        </w:trPr>
+        <w:tc>
+          <w:tcPr/>
+          <w:p>
+            <w:pPr>
+              <w:pStyle w:val="TableText"/>
+              <w:jc w:val="left"/>
+              <w:spacing w:before="0" w:after="0" w:line="320" w:lineRule="exact"/>
+            </w:pPr>
+            <w:r>
+              <w:rPr>
+                <w:rFonts w:ascii="Calibri" w:hAnsi="Calibri" w:eastAsia="Microsoft YaHei" w:cs="Calibri"/>
+                <w:sz w:val="18"/>
+                <w:szCs w:val="18"/>
+              </w:rPr>
+              <w:t xml:space="preserve">t﻿r﻿a﻿n﻿s﻿p﻿o﻿r﻿t f﻿a﻿u﻿l﻿t﻿s</w:t>
             </w:r>
           </w:p>
         </w:tc>
@@ -7889,148 +7900,148 @@
                 <w:sz w:val="18"/>
                 <w:szCs w:val="18"/>
               </w:rPr>
-              <w:t xml:space="preserve">intra-node EP</w:t>
-            </w:r>
-          </w:p>
-        </w:tc>
-        <w:tc>
-          <w:tcPr/>
-          <w:p>
-            <w:pPr>
-              <w:pStyle w:val="TableText"/>
-              <w:jc w:val="left"/>
-              <w:spacing w:before="0" w:after="0" w:line="320" w:lineRule="exact"/>
-            </w:pPr>
-            <w:r>
-              <w:rPr>
-                <w:rFonts w:ascii="Calibri" w:hAnsi="Calibri" w:eastAsia="Microsoft YaHei" w:cs="Calibri"/>
-                <w:sz w:val="18"/>
-                <w:szCs w:val="18"/>
-              </w:rPr>
-              <w:t xml:space="preserve">EP-RNF single-flight 与 snoop 仲裁</w:t>
-            </w:r>
-          </w:p>
-        </w:tc>
-      </w:tr>
-      <w:tr>
-        <w:trPr>
-          <w:cantSplit/>
-        </w:trPr>
-        <w:tc>
-          <w:tcPr/>
-          <w:p>
-            <w:pPr>
-              <w:pStyle w:val="TableText"/>
-              <w:jc w:val="left"/>
-              <w:spacing w:before="0" w:after="0" w:line="320" w:lineRule="exact"/>
-            </w:pPr>
-            <w:r>
-              <w:rPr>
-                <w:rFonts w:ascii="Calibri" w:hAnsi="Calibri" w:eastAsia="Microsoft YaHei" w:cs="Calibri"/>
-                <w:sz w:val="18"/>
-                <w:szCs w:val="18"/>
-              </w:rPr>
-              <w:t xml:space="preserve">multi-PA / multi-socket</w:t>
-            </w:r>
-          </w:p>
-        </w:tc>
-        <w:tc>
-          <w:tcPr/>
-          <w:p>
-            <w:pPr>
-              <w:pStyle w:val="TableText"/>
-              <w:jc w:val="left"/>
-              <w:spacing w:before="0" w:after="0" w:line="320" w:lineRule="exact"/>
-            </w:pPr>
-            <w:r>
-              <w:rPr>
-                <w:rFonts w:ascii="Calibri" w:hAnsi="Calibri" w:eastAsia="Microsoft YaHei" w:cs="Calibri"/>
-                <w:sz w:val="18"/>
-                <w:szCs w:val="18"/>
-              </w:rPr>
-              <w:t xml:space="preserve">地址与 Socket 隔离</w:t>
-            </w:r>
-          </w:p>
-        </w:tc>
-      </w:tr>
-      <w:tr>
-        <w:trPr>
-          <w:cantSplit/>
-        </w:trPr>
-        <w:tc>
-          <w:tcPr/>
-          <w:p>
-            <w:pPr>
-              <w:pStyle w:val="TableText"/>
-              <w:jc w:val="left"/>
-              <w:spacing w:before="0" w:after="0" w:line="320" w:lineRule="exact"/>
-            </w:pPr>
-            <w:r>
-              <w:rPr>
-                <w:rFonts w:ascii="Calibri" w:hAnsi="Calibri" w:eastAsia="Microsoft YaHei" w:cs="Calibri"/>
-                <w:sz w:val="18"/>
-                <w:szCs w:val="18"/>
-              </w:rPr>
-              <w:t xml:space="preserve">waiter retirement</w:t>
-            </w:r>
-          </w:p>
-        </w:tc>
-        <w:tc>
-          <w:tcPr/>
-          <w:p>
-            <w:pPr>
-              <w:pStyle w:val="TableText"/>
-              <w:jc w:val="left"/>
-              <w:spacing w:before="0" w:after="0" w:line="320" w:lineRule="exact"/>
-            </w:pPr>
-            <w:r>
-              <w:rPr>
-                <w:rFonts w:ascii="Calibri" w:hAnsi="Calibri" w:eastAsia="Microsoft YaHei" w:cs="Calibri"/>
-                <w:sz w:val="18"/>
-                <w:szCs w:val="18"/>
-              </w:rPr>
-              <w:t xml:space="preserve">committed waiter 精确退役</w:t>
-            </w:r>
-          </w:p>
-        </w:tc>
-      </w:tr>
-      <w:tr>
-        <w:trPr>
-          <w:cantSplit/>
-        </w:trPr>
-        <w:tc>
-          <w:tcPr/>
-          <w:p>
-            <w:pPr>
-              <w:pStyle w:val="TableText"/>
-              <w:jc w:val="left"/>
-              <w:spacing w:before="0" w:after="0" w:line="320" w:lineRule="exact"/>
-            </w:pPr>
-            <w:r>
-              <w:rPr>
-                <w:rFonts w:ascii="Calibri" w:hAnsi="Calibri" w:eastAsia="Microsoft YaHei" w:cs="Calibri"/>
-                <w:sz w:val="18"/>
-                <w:szCs w:val="18"/>
-              </w:rPr>
-              <w:t xml:space="preserve">capacity refill</w:t>
-            </w:r>
-          </w:p>
-        </w:tc>
-        <w:tc>
-          <w:tcPr/>
-          <w:p>
-            <w:pPr>
-              <w:pStyle w:val="TableText"/>
-              <w:jc w:val="left"/>
-              <w:spacing w:before="0" w:after="0" w:line="320" w:lineRule="exact"/>
-            </w:pPr>
-            <w:r>
-              <w:rPr>
-                <w:rFonts w:ascii="Calibri" w:hAnsi="Calibri" w:eastAsia="Microsoft YaHei" w:cs="Calibri"/>
-                <w:sz w:val="18"/>
-                <w:szCs w:val="18"/>
-              </w:rPr>
-              <w:t xml:space="preserve">数据完整性、升级屏障与 refill</w:t>
+              <w:t xml:space="preserve">i﻿n﻿t﻿r﻿a﻿-﻿n﻿o﻿d﻿e E﻿P</w:t>
+            </w:r>
+          </w:p>
+        </w:tc>
+        <w:tc>
+          <w:tcPr/>
+          <w:p>
+            <w:pPr>
+              <w:pStyle w:val="TableText"/>
+              <w:jc w:val="left"/>
+              <w:spacing w:before="0" w:after="0" w:line="320" w:lineRule="exact"/>
+            </w:pPr>
+            <w:r>
+              <w:rPr>
+                <w:rFonts w:ascii="Calibri" w:hAnsi="Calibri" w:eastAsia="Microsoft YaHei" w:cs="Calibri"/>
+                <w:sz w:val="18"/>
+                <w:szCs w:val="18"/>
+              </w:rPr>
+              <w:t xml:space="preserve">E﻿P﻿-﻿R﻿N﻿F s﻿i﻿n﻿g﻿l﻿e﻿-﻿f﻿l﻿i﻿g﻿h﻿t 与 s﻿n﻿o﻿o﻿p 仲裁</w:t>
+            </w:r>
+          </w:p>
+        </w:tc>
+      </w:tr>
+      <w:tr>
+        <w:trPr>
+          <w:cantSplit/>
+        </w:trPr>
+        <w:tc>
+          <w:tcPr/>
+          <w:p>
+            <w:pPr>
+              <w:pStyle w:val="TableText"/>
+              <w:jc w:val="left"/>
+              <w:spacing w:before="0" w:after="0" w:line="320" w:lineRule="exact"/>
+            </w:pPr>
+            <w:r>
+              <w:rPr>
+                <w:rFonts w:ascii="Calibri" w:hAnsi="Calibri" w:eastAsia="Microsoft YaHei" w:cs="Calibri"/>
+                <w:sz w:val="18"/>
+                <w:szCs w:val="18"/>
+              </w:rPr>
+              <w:t xml:space="preserve">m﻿u﻿l﻿t﻿i﻿-﻿P﻿A / m﻿u﻿l﻿t﻿i﻿-﻿s﻿o﻿c﻿k﻿e﻿t</w:t>
+            </w:r>
+          </w:p>
+        </w:tc>
+        <w:tc>
+          <w:tcPr/>
+          <w:p>
+            <w:pPr>
+              <w:pStyle w:val="TableText"/>
+              <w:jc w:val="left"/>
+              <w:spacing w:before="0" w:after="0" w:line="320" w:lineRule="exact"/>
+            </w:pPr>
+            <w:r>
+              <w:rPr>
+                <w:rFonts w:ascii="Calibri" w:hAnsi="Calibri" w:eastAsia="Microsoft YaHei" w:cs="Calibri"/>
+                <w:sz w:val="18"/>
+                <w:szCs w:val="18"/>
+              </w:rPr>
+              <w:t xml:space="preserve">地址与 S﻿o﻿c﻿k﻿e﻿t 隔离</w:t>
+            </w:r>
+          </w:p>
+        </w:tc>
+      </w:tr>
+      <w:tr>
+        <w:trPr>
+          <w:cantSplit/>
+        </w:trPr>
+        <w:tc>
+          <w:tcPr/>
+          <w:p>
+            <w:pPr>
+              <w:pStyle w:val="TableText"/>
+              <w:jc w:val="left"/>
+              <w:spacing w:before="0" w:after="0" w:line="320" w:lineRule="exact"/>
+            </w:pPr>
+            <w:r>
+              <w:rPr>
+                <w:rFonts w:ascii="Calibri" w:hAnsi="Calibri" w:eastAsia="Microsoft YaHei" w:cs="Calibri"/>
+                <w:sz w:val="18"/>
+                <w:szCs w:val="18"/>
+              </w:rPr>
+              <w:t xml:space="preserve">w﻿a﻿i﻿t﻿e﻿r r﻿e﻿t﻿i﻿r﻿e﻿m﻿e﻿n﻿t</w:t>
+            </w:r>
+          </w:p>
+        </w:tc>
+        <w:tc>
+          <w:tcPr/>
+          <w:p>
+            <w:pPr>
+              <w:pStyle w:val="TableText"/>
+              <w:jc w:val="left"/>
+              <w:spacing w:before="0" w:after="0" w:line="320" w:lineRule="exact"/>
+            </w:pPr>
+            <w:r>
+              <w:rPr>
+                <w:rFonts w:ascii="Calibri" w:hAnsi="Calibri" w:eastAsia="Microsoft YaHei" w:cs="Calibri"/>
+                <w:sz w:val="18"/>
+                <w:szCs w:val="18"/>
+              </w:rPr>
+              <w:t xml:space="preserve">c﻿o﻿m﻿m﻿i﻿t﻿t﻿e﻿d w﻿a﻿i﻿t﻿e﻿r 精确退役</w:t>
+            </w:r>
+          </w:p>
+        </w:tc>
+      </w:tr>
+      <w:tr>
+        <w:trPr>
+          <w:cantSplit/>
+        </w:trPr>
+        <w:tc>
+          <w:tcPr/>
+          <w:p>
+            <w:pPr>
+              <w:pStyle w:val="TableText"/>
+              <w:jc w:val="left"/>
+              <w:spacing w:before="0" w:after="0" w:line="320" w:lineRule="exact"/>
+            </w:pPr>
+            <w:r>
+              <w:rPr>
+                <w:rFonts w:ascii="Calibri" w:hAnsi="Calibri" w:eastAsia="Microsoft YaHei" w:cs="Calibri"/>
+                <w:sz w:val="18"/>
+                <w:szCs w:val="18"/>
+              </w:rPr>
+              <w:t xml:space="preserve">c﻿a﻿p﻿a﻿c﻿i﻿t﻿y r﻿e﻿f﻿i﻿l﻿l</w:t>
+            </w:r>
+          </w:p>
+        </w:tc>
+        <w:tc>
+          <w:tcPr/>
+          <w:p>
+            <w:pPr>
+              <w:pStyle w:val="TableText"/>
+              <w:jc w:val="left"/>
+              <w:spacing w:before="0" w:after="0" w:line="320" w:lineRule="exact"/>
+            </w:pPr>
+            <w:r>
+              <w:rPr>
+                <w:rFonts w:ascii="Calibri" w:hAnsi="Calibri" w:eastAsia="Microsoft YaHei" w:cs="Calibri"/>
+                <w:sz w:val="18"/>
+                <w:szCs w:val="18"/>
+              </w:rPr>
+              <w:t xml:space="preserve">数据完整性、升级屏障与 r﻿e﻿f﻿i﻿l﻿l</w:t>
             </w:r>
           </w:p>
         </w:tc>
@@ -8144,7 +8155,7 @@
                 <w:sz w:val="18"/>
                 <w:szCs w:val="18"/>
               </w:rPr>
-              <w:t xml:space="preserve">UBCCController、ResidentDir</w:t>
+              <w:t xml:space="preserve">U﻿B﻿C﻿C﻿C﻿o﻿n﻿t﻿r﻿o﻿l﻿l﻿e﻿r、R﻿e﻿s﻿i﻿d﻿e﻿n﻿t﻿D﻿i﻿r</w:t>
             </w:r>
           </w:p>
         </w:tc>
@@ -8185,212 +8196,212 @@
                 <w:sz w:val="18"/>
                 <w:szCs w:val="18"/>
               </w:rPr>
-              <w:t xml:space="preserve">UBCC outstanding 与 Clear 处理</w:t>
-            </w:r>
-          </w:p>
-        </w:tc>
-      </w:tr>
-      <w:tr>
-        <w:trPr>
-          <w:cantSplit/>
-        </w:trPr>
-        <w:tc>
-          <w:tcPr/>
-          <w:p>
-            <w:pPr>
-              <w:pStyle w:val="TableText"/>
-              <w:jc w:val="left"/>
-              <w:spacing w:before="0" w:after="0" w:line="320" w:lineRule="exact"/>
-            </w:pPr>
-            <w:r>
-              <w:rPr>
-                <w:rFonts w:ascii="Calibri" w:hAnsi="Calibri" w:eastAsia="Microsoft YaHei" w:cs="Calibri"/>
-                <w:sz w:val="18"/>
-                <w:szCs w:val="18"/>
-              </w:rPr>
-              <w:t xml:space="preserve">Recall</w:t>
-            </w:r>
-          </w:p>
-        </w:tc>
-        <w:tc>
-          <w:tcPr/>
-          <w:p>
-            <w:pPr>
-              <w:pStyle w:val="TableText"/>
-              <w:jc w:val="left"/>
-              <w:spacing w:before="0" w:after="0" w:line="320" w:lineRule="exact"/>
-            </w:pPr>
-            <w:r>
-              <w:rPr>
-                <w:rFonts w:ascii="Calibri" w:hAnsi="Calibri" w:eastAsia="Microsoft YaHei" w:cs="Calibri"/>
-                <w:sz w:val="18"/>
-                <w:szCs w:val="18"/>
-              </w:rPr>
-              <w:t xml:space="preserve">UBCCController、EPBackend、EP-RNF</w:t>
-            </w:r>
-          </w:p>
-        </w:tc>
-      </w:tr>
-      <w:tr>
-        <w:trPr>
-          <w:cantSplit/>
-        </w:trPr>
-        <w:tc>
-          <w:tcPr/>
-          <w:p>
-            <w:pPr>
-              <w:pStyle w:val="TableText"/>
-              <w:jc w:val="left"/>
-              <w:spacing w:before="0" w:after="0" w:line="320" w:lineRule="exact"/>
-            </w:pPr>
-            <w:r>
-              <w:rPr>
-                <w:rFonts w:ascii="Calibri" w:hAnsi="Calibri" w:eastAsia="Microsoft YaHei" w:cs="Calibri"/>
-                <w:sz w:val="18"/>
-                <w:szCs w:val="18"/>
-              </w:rPr>
-              <w:t xml:space="preserve">Invalidate</w:t>
-            </w:r>
-          </w:p>
-        </w:tc>
-        <w:tc>
-          <w:tcPr/>
-          <w:p>
-            <w:pPr>
-              <w:pStyle w:val="TableText"/>
-              <w:jc w:val="left"/>
-              <w:spacing w:before="0" w:after="0" w:line="320" w:lineRule="exact"/>
-            </w:pPr>
-            <w:r>
-              <w:rPr>
-                <w:rFonts w:ascii="Calibri" w:hAnsi="Calibri" w:eastAsia="Microsoft YaHei" w:cs="Calibri"/>
-                <w:sz w:val="18"/>
-                <w:szCs w:val="18"/>
-              </w:rPr>
-              <w:t xml:space="preserve">UBCCController、UBAdapter、EP-RNF</w:t>
-            </w:r>
-          </w:p>
-        </w:tc>
-      </w:tr>
-      <w:tr>
-        <w:trPr>
-          <w:cantSplit/>
-        </w:trPr>
-        <w:tc>
-          <w:tcPr/>
-          <w:p>
-            <w:pPr>
-              <w:pStyle w:val="TableText"/>
-              <w:jc w:val="left"/>
-              <w:spacing w:before="0" w:after="0" w:line="320" w:lineRule="exact"/>
-            </w:pPr>
-            <w:r>
-              <w:rPr>
-                <w:rFonts w:ascii="Calibri" w:hAnsi="Calibri" w:eastAsia="Microsoft YaHei" w:cs="Calibri"/>
-                <w:sz w:val="18"/>
-                <w:szCs w:val="18"/>
-              </w:rPr>
-              <w:t xml:space="preserve">waiter</w:t>
-            </w:r>
-          </w:p>
-        </w:tc>
-        <w:tc>
-          <w:tcPr/>
-          <w:p>
-            <w:pPr>
-              <w:pStyle w:val="TableText"/>
-              <w:jc w:val="left"/>
-              <w:spacing w:before="0" w:after="0" w:line="320" w:lineRule="exact"/>
-            </w:pPr>
-            <w:r>
-              <w:rPr>
-                <w:rFonts w:ascii="Calibri" w:hAnsi="Calibri" w:eastAsia="Microsoft YaHei" w:cs="Calibri"/>
-                <w:sz w:val="18"/>
-                <w:szCs w:val="18"/>
-              </w:rPr>
-              <w:t xml:space="preserve">ResidentDir waiter queue</w:t>
-            </w:r>
-          </w:p>
-        </w:tc>
-      </w:tr>
-      <w:tr>
-        <w:trPr>
-          <w:cantSplit/>
-        </w:trPr>
-        <w:tc>
-          <w:tcPr/>
-          <w:p>
-            <w:pPr>
-              <w:pStyle w:val="TableText"/>
-              <w:jc w:val="left"/>
-              <w:spacing w:before="0" w:after="0" w:line="320" w:lineRule="exact"/>
-            </w:pPr>
-            <w:r>
-              <w:rPr>
-                <w:rFonts w:ascii="Calibri" w:hAnsi="Calibri" w:eastAsia="Microsoft YaHei" w:cs="Calibri"/>
-                <w:sz w:val="18"/>
-                <w:szCs w:val="18"/>
-              </w:rPr>
-              <w:t xml:space="preserve">Backstore 换入</w:t>
-            </w:r>
-          </w:p>
-        </w:tc>
-        <w:tc>
-          <w:tcPr/>
-          <w:p>
-            <w:pPr>
-              <w:pStyle w:val="TableText"/>
-              <w:jc w:val="left"/>
-              <w:spacing w:before="0" w:after="0" w:line="320" w:lineRule="exact"/>
-            </w:pPr>
-            <w:r>
-              <w:rPr>
-                <w:rFonts w:ascii="Calibri" w:hAnsi="Calibri" w:eastAsia="Microsoft YaHei" w:cs="Calibri"/>
-                <w:sz w:val="18"/>
-                <w:szCs w:val="18"/>
-              </w:rPr>
-              <w:t xml:space="preserve">BackstoreHost、BackstoreSchema</w:t>
-            </w:r>
-          </w:p>
-        </w:tc>
-      </w:tr>
-      <w:tr>
-        <w:trPr>
-          <w:cantSplit/>
-        </w:trPr>
-        <w:tc>
-          <w:tcPr/>
-          <w:p>
-            <w:pPr>
-              <w:pStyle w:val="TableText"/>
-              <w:jc w:val="left"/>
-              <w:spacing w:before="0" w:after="0" w:line="320" w:lineRule="exact"/>
-            </w:pPr>
-            <w:r>
-              <w:rPr>
-                <w:rFonts w:ascii="Calibri" w:hAnsi="Calibri" w:eastAsia="Microsoft YaHei" w:cs="Calibri"/>
-                <w:sz w:val="18"/>
-                <w:szCs w:val="18"/>
-              </w:rPr>
-              <w:t xml:space="preserve">snoop 仲裁</w:t>
-            </w:r>
-          </w:p>
-        </w:tc>
-        <w:tc>
-          <w:tcPr/>
-          <w:p>
-            <w:pPr>
-              <w:pStyle w:val="TableText"/>
-              <w:jc w:val="left"/>
-              <w:spacing w:before="0" w:after="0" w:line="320" w:lineRule="exact"/>
-            </w:pPr>
-            <w:r>
-              <w:rPr>
-                <w:rFonts w:ascii="Calibri" w:hAnsi="Calibri" w:eastAsia="Microsoft YaHei" w:cs="Calibri"/>
-                <w:sz w:val="18"/>
-                <w:szCs w:val="18"/>
-              </w:rPr>
-              <w:t xml:space="preserve">EP-RNF</w:t>
+              <w:t xml:space="preserve">U﻿B﻿C﻿C o﻿u﻿t﻿s﻿t﻿a﻿n﻿d﻿i﻿n﻿g 与 C﻿l﻿e﻿a﻿r 处理</w:t>
+            </w:r>
+          </w:p>
+        </w:tc>
+      </w:tr>
+      <w:tr>
+        <w:trPr>
+          <w:cantSplit/>
+        </w:trPr>
+        <w:tc>
+          <w:tcPr/>
+          <w:p>
+            <w:pPr>
+              <w:pStyle w:val="TableText"/>
+              <w:jc w:val="left"/>
+              <w:spacing w:before="0" w:after="0" w:line="320" w:lineRule="exact"/>
+            </w:pPr>
+            <w:r>
+              <w:rPr>
+                <w:rFonts w:ascii="Calibri" w:hAnsi="Calibri" w:eastAsia="Microsoft YaHei" w:cs="Calibri"/>
+                <w:sz w:val="18"/>
+                <w:szCs w:val="18"/>
+              </w:rPr>
+              <w:t xml:space="preserve">R﻿e﻿c﻿a﻿l﻿l</w:t>
+            </w:r>
+          </w:p>
+        </w:tc>
+        <w:tc>
+          <w:tcPr/>
+          <w:p>
+            <w:pPr>
+              <w:pStyle w:val="TableText"/>
+              <w:jc w:val="left"/>
+              <w:spacing w:before="0" w:after="0" w:line="320" w:lineRule="exact"/>
+            </w:pPr>
+            <w:r>
+              <w:rPr>
+                <w:rFonts w:ascii="Calibri" w:hAnsi="Calibri" w:eastAsia="Microsoft YaHei" w:cs="Calibri"/>
+                <w:sz w:val="18"/>
+                <w:szCs w:val="18"/>
+              </w:rPr>
+              <w:t xml:space="preserve">U﻿B﻿C﻿C﻿C﻿o﻿n﻿t﻿r﻿o﻿l﻿l﻿e﻿r、E﻿P﻿B﻿a﻿c﻿k﻿e﻿n﻿d、E﻿P﻿-﻿R﻿N﻿F</w:t>
+            </w:r>
+          </w:p>
+        </w:tc>
+      </w:tr>
+      <w:tr>
+        <w:trPr>
+          <w:cantSplit/>
+        </w:trPr>
+        <w:tc>
+          <w:tcPr/>
+          <w:p>
+            <w:pPr>
+              <w:pStyle w:val="TableText"/>
+              <w:jc w:val="left"/>
+              <w:spacing w:before="0" w:after="0" w:line="320" w:lineRule="exact"/>
+            </w:pPr>
+            <w:r>
+              <w:rPr>
+                <w:rFonts w:ascii="Calibri" w:hAnsi="Calibri" w:eastAsia="Microsoft YaHei" w:cs="Calibri"/>
+                <w:sz w:val="18"/>
+                <w:szCs w:val="18"/>
+              </w:rPr>
+              <w:t xml:space="preserve">I﻿n﻿v﻿a﻿l﻿i﻿d﻿a﻿t﻿e</w:t>
+            </w:r>
+          </w:p>
+        </w:tc>
+        <w:tc>
+          <w:tcPr/>
+          <w:p>
+            <w:pPr>
+              <w:pStyle w:val="TableText"/>
+              <w:jc w:val="left"/>
+              <w:spacing w:before="0" w:after="0" w:line="320" w:lineRule="exact"/>
+            </w:pPr>
+            <w:r>
+              <w:rPr>
+                <w:rFonts w:ascii="Calibri" w:hAnsi="Calibri" w:eastAsia="Microsoft YaHei" w:cs="Calibri"/>
+                <w:sz w:val="18"/>
+                <w:szCs w:val="18"/>
+              </w:rPr>
+              <w:t xml:space="preserve">U﻿B﻿C﻿C﻿C﻿o﻿n﻿t﻿r﻿o﻿l﻿l﻿e﻿r、U﻿B﻿A﻿d﻿a﻿p﻿t﻿e﻿r、E﻿P﻿-﻿R﻿N﻿F</w:t>
+            </w:r>
+          </w:p>
+        </w:tc>
+      </w:tr>
+      <w:tr>
+        <w:trPr>
+          <w:cantSplit/>
+        </w:trPr>
+        <w:tc>
+          <w:tcPr/>
+          <w:p>
+            <w:pPr>
+              <w:pStyle w:val="TableText"/>
+              <w:jc w:val="left"/>
+              <w:spacing w:before="0" w:after="0" w:line="320" w:lineRule="exact"/>
+            </w:pPr>
+            <w:r>
+              <w:rPr>
+                <w:rFonts w:ascii="Calibri" w:hAnsi="Calibri" w:eastAsia="Microsoft YaHei" w:cs="Calibri"/>
+                <w:sz w:val="18"/>
+                <w:szCs w:val="18"/>
+              </w:rPr>
+              <w:t xml:space="preserve">w﻿a﻿i﻿t﻿e﻿r</w:t>
+            </w:r>
+          </w:p>
+        </w:tc>
+        <w:tc>
+          <w:tcPr/>
+          <w:p>
+            <w:pPr>
+              <w:pStyle w:val="TableText"/>
+              <w:jc w:val="left"/>
+              <w:spacing w:before="0" w:after="0" w:line="320" w:lineRule="exact"/>
+            </w:pPr>
+            <w:r>
+              <w:rPr>
+                <w:rFonts w:ascii="Calibri" w:hAnsi="Calibri" w:eastAsia="Microsoft YaHei" w:cs="Calibri"/>
+                <w:sz w:val="18"/>
+                <w:szCs w:val="18"/>
+              </w:rPr>
+              <w:t xml:space="preserve">R﻿e﻿s﻿i﻿d﻿e﻿n﻿t﻿D﻿i﻿r w﻿a﻿i﻿t﻿e﻿r q﻿u﻿e﻿u﻿e</w:t>
+            </w:r>
+          </w:p>
+        </w:tc>
+      </w:tr>
+      <w:tr>
+        <w:trPr>
+          <w:cantSplit/>
+        </w:trPr>
+        <w:tc>
+          <w:tcPr/>
+          <w:p>
+            <w:pPr>
+              <w:pStyle w:val="TableText"/>
+              <w:jc w:val="left"/>
+              <w:spacing w:before="0" w:after="0" w:line="320" w:lineRule="exact"/>
+            </w:pPr>
+            <w:r>
+              <w:rPr>
+                <w:rFonts w:ascii="Calibri" w:hAnsi="Calibri" w:eastAsia="Microsoft YaHei" w:cs="Calibri"/>
+                <w:sz w:val="18"/>
+                <w:szCs w:val="18"/>
+              </w:rPr>
+              <w:t xml:space="preserve">B﻿a﻿c﻿k﻿s﻿t﻿o﻿r﻿e 换入</w:t>
+            </w:r>
+          </w:p>
+        </w:tc>
+        <w:tc>
+          <w:tcPr/>
+          <w:p>
+            <w:pPr>
+              <w:pStyle w:val="TableText"/>
+              <w:jc w:val="left"/>
+              <w:spacing w:before="0" w:after="0" w:line="320" w:lineRule="exact"/>
+            </w:pPr>
+            <w:r>
+              <w:rPr>
+                <w:rFonts w:ascii="Calibri" w:hAnsi="Calibri" w:eastAsia="Microsoft YaHei" w:cs="Calibri"/>
+                <w:sz w:val="18"/>
+                <w:szCs w:val="18"/>
+              </w:rPr>
+              <w:t xml:space="preserve">B﻿a﻿c﻿k﻿s﻿t﻿o﻿r﻿e﻿H﻿o﻿s﻿t、B﻿a﻿c﻿k﻿s﻿t﻿o﻿r﻿e﻿S﻿c﻿h﻿e﻿m﻿a</w:t>
+            </w:r>
+          </w:p>
+        </w:tc>
+      </w:tr>
+      <w:tr>
+        <w:trPr>
+          <w:cantSplit/>
+        </w:trPr>
+        <w:tc>
+          <w:tcPr/>
+          <w:p>
+            <w:pPr>
+              <w:pStyle w:val="TableText"/>
+              <w:jc w:val="left"/>
+              <w:spacing w:before="0" w:after="0" w:line="320" w:lineRule="exact"/>
+            </w:pPr>
+            <w:r>
+              <w:rPr>
+                <w:rFonts w:ascii="Calibri" w:hAnsi="Calibri" w:eastAsia="Microsoft YaHei" w:cs="Calibri"/>
+                <w:sz w:val="18"/>
+                <w:szCs w:val="18"/>
+              </w:rPr>
+              <w:t xml:space="preserve">s﻿n﻿o﻿o﻿p 仲裁</w:t>
+            </w:r>
+          </w:p>
+        </w:tc>
+        <w:tc>
+          <w:tcPr/>
+          <w:p>
+            <w:pPr>
+              <w:pStyle w:val="TableText"/>
+              <w:jc w:val="left"/>
+              <w:spacing w:before="0" w:after="0" w:line="320" w:lineRule="exact"/>
+            </w:pPr>
+            <w:r>
+              <w:rPr>
+                <w:rFonts w:ascii="Calibri" w:hAnsi="Calibri" w:eastAsia="Microsoft YaHei" w:cs="Calibri"/>
+                <w:sz w:val="18"/>
+                <w:szCs w:val="18"/>
+              </w:rPr>
+              <w:t xml:space="preserve">E﻿P﻿-﻿R﻿N﻿F</w:t>
             </w:r>
           </w:p>
         </w:tc>
@@ -8528,7 +8539,7 @@
                 <w:sz w:val="18"/>
                 <w:szCs w:val="18"/>
               </w:rPr>
-              <w:t xml:space="preserve">Q1</w:t>
+              <w:t xml:space="preserve">Q﻿1</w:t>
             </w:r>
           </w:p>
         </w:tc>
@@ -8564,7 +8575,7 @@
                 <w:sz w:val="18"/>
                 <w:szCs w:val="18"/>
               </w:rPr>
-              <w:t xml:space="preserve">Clear、Upgrade、Invalidate、Recall</w:t>
+              <w:t xml:space="preserve">C﻿l﻿e﻿a﻿r、U﻿p﻿g﻿r﻿a﻿d﻿e、I﻿n﻿v﻿a﻿l﻿i﻿d﻿a﻿t﻿e、R﻿e﻿c﻿a﻿l﻿l</w:t>
             </w:r>
           </w:p>
         </w:tc>
@@ -8605,7 +8616,7 @@
                 <w:sz w:val="18"/>
                 <w:szCs w:val="18"/>
               </w:rPr>
-              <w:t xml:space="preserve">Q2</w:t>
+              <w:t xml:space="preserve">Q﻿2</w:t>
             </w:r>
           </w:p>
         </w:tc>
@@ -8641,7 +8652,7 @@
                 <w:sz w:val="18"/>
                 <w:szCs w:val="18"/>
               </w:rPr>
-              <w:t xml:space="preserve">ClearReq、UpgradeReq、InvalidateAck、RecallResp</w:t>
+              <w:t xml:space="preserve">C﻿l﻿e﻿a﻿r﻿R﻿e﻿q、U﻿p﻿g﻿r﻿a﻿d﻿e﻿R﻿e﻿q、I﻿n﻿v﻿a﻿l﻿i﻿d﻿a﻿t﻿e﻿A﻿c﻿k、R﻿e﻿c﻿a﻿l﻿l﻿R﻿e﻿s﻿p</w:t>
             </w:r>
           </w:p>
         </w:tc>
@@ -8682,7 +8693,7 @@
                 <w:sz w:val="18"/>
                 <w:szCs w:val="18"/>
               </w:rPr>
-              <w:t xml:space="preserve">Q3</w:t>
+              <w:t xml:space="preserve">Q﻿3</w:t>
             </w:r>
           </w:p>
         </w:tc>
@@ -8759,43 +8770,43 @@
                 <w:sz w:val="18"/>
                 <w:szCs w:val="18"/>
               </w:rPr>
-              <w:t xml:space="preserve">Q4</w:t>
-            </w:r>
-          </w:p>
-        </w:tc>
-        <w:tc>
-          <w:tcPr/>
-          <w:p>
-            <w:pPr>
-              <w:pStyle w:val="TableText"/>
-              <w:jc w:val="left"/>
-              <w:spacing w:before="0" w:after="0" w:line="320" w:lineRule="exact"/>
-            </w:pPr>
-            <w:r>
-              <w:rPr>
-                <w:rFonts w:ascii="Calibri" w:hAnsi="Calibri" w:eastAsia="Microsoft YaHei" w:cs="Calibri"/>
-                <w:sz w:val="18"/>
-                <w:szCs w:val="18"/>
-              </w:rPr>
-              <w:t xml:space="preserve">burst / concurrency</w:t>
-            </w:r>
-          </w:p>
-        </w:tc>
-        <w:tc>
-          <w:tcPr/>
-          <w:p>
-            <w:pPr>
-              <w:pStyle w:val="TableText"/>
-              <w:jc w:val="left"/>
-              <w:spacing w:before="0" w:after="0" w:line="320" w:lineRule="exact"/>
-            </w:pPr>
-            <w:r>
-              <w:rPr>
-                <w:rFonts w:ascii="Calibri" w:hAnsi="Calibri" w:eastAsia="Microsoft YaHei" w:cs="Calibri"/>
-                <w:sz w:val="18"/>
-                <w:szCs w:val="18"/>
-              </w:rPr>
-              <w:t xml:space="preserve">Clear、InvalidateAck、RecallResp</w:t>
+              <w:t xml:space="preserve">Q﻿4</w:t>
+            </w:r>
+          </w:p>
+        </w:tc>
+        <w:tc>
+          <w:tcPr/>
+          <w:p>
+            <w:pPr>
+              <w:pStyle w:val="TableText"/>
+              <w:jc w:val="left"/>
+              <w:spacing w:before="0" w:after="0" w:line="320" w:lineRule="exact"/>
+            </w:pPr>
+            <w:r>
+              <w:rPr>
+                <w:rFonts w:ascii="Calibri" w:hAnsi="Calibri" w:eastAsia="Microsoft YaHei" w:cs="Calibri"/>
+                <w:sz w:val="18"/>
+                <w:szCs w:val="18"/>
+              </w:rPr>
+              <w:t xml:space="preserve">b﻿u﻿r﻿s﻿t / c﻿o﻿n﻿c﻿u﻿r﻿r﻿e﻿n﻿c﻿y</w:t>
+            </w:r>
+          </w:p>
+        </w:tc>
+        <w:tc>
+          <w:tcPr/>
+          <w:p>
+            <w:pPr>
+              <w:pStyle w:val="TableText"/>
+              <w:jc w:val="left"/>
+              <w:spacing w:before="0" w:after="0" w:line="320" w:lineRule="exact"/>
+            </w:pPr>
+            <w:r>
+              <w:rPr>
+                <w:rFonts w:ascii="Calibri" w:hAnsi="Calibri" w:eastAsia="Microsoft YaHei" w:cs="Calibri"/>
+                <w:sz w:val="18"/>
+                <w:szCs w:val="18"/>
+              </w:rPr>
+              <w:t xml:space="preserve">C﻿l﻿e﻿a﻿r、I﻿n﻿v﻿a﻿l﻿i﻿d﻿a﻿t﻿e﻿A﻿c﻿k、R﻿e﻿c﻿a﻿l﻿l﻿R﻿e﻿s﻿p</w:t>
             </w:r>
           </w:p>
         </w:tc>
@@ -8836,61 +8847,61 @@
                 <w:sz w:val="18"/>
                 <w:szCs w:val="18"/>
               </w:rPr>
-              <w:t xml:space="preserve">Q5</w:t>
-            </w:r>
-          </w:p>
-        </w:tc>
-        <w:tc>
-          <w:tcPr/>
-          <w:p>
-            <w:pPr>
-              <w:pStyle w:val="TableText"/>
-              <w:jc w:val="left"/>
-              <w:spacing w:before="0" w:after="0" w:line="320" w:lineRule="exact"/>
-            </w:pPr>
-            <w:r>
-              <w:rPr>
-                <w:rFonts w:ascii="Calibri" w:hAnsi="Calibri" w:eastAsia="Microsoft YaHei" w:cs="Calibri"/>
-                <w:sz w:val="18"/>
-                <w:szCs w:val="18"/>
-              </w:rPr>
-              <w:t xml:space="preserve">topology</w:t>
-            </w:r>
-          </w:p>
-        </w:tc>
-        <w:tc>
-          <w:tcPr/>
-          <w:p>
-            <w:pPr>
-              <w:pStyle w:val="TableText"/>
-              <w:jc w:val="left"/>
-              <w:spacing w:before="0" w:after="0" w:line="320" w:lineRule="exact"/>
-            </w:pPr>
-            <w:r>
-              <w:rPr>
-                <w:rFonts w:ascii="Calibri" w:hAnsi="Calibri" w:eastAsia="Microsoft YaHei" w:cs="Calibri"/>
-                <w:sz w:val="18"/>
-                <w:szCs w:val="18"/>
-              </w:rPr>
-              <w:t xml:space="preserve">InvalidateReq、InvalidateAck</w:t>
-            </w:r>
-          </w:p>
-        </w:tc>
-        <w:tc>
-          <w:tcPr/>
-          <w:p>
-            <w:pPr>
-              <w:pStyle w:val="TableText"/>
-              <w:jc w:val="left"/>
-              <w:spacing w:before="0" w:after="0" w:line="320" w:lineRule="exact"/>
-            </w:pPr>
-            <w:r>
-              <w:rPr>
-                <w:rFonts w:ascii="Calibri" w:hAnsi="Calibri" w:eastAsia="Microsoft YaHei" w:cs="Calibri"/>
-                <w:sz w:val="18"/>
-                <w:szCs w:val="18"/>
-              </w:rPr>
-              <w:t xml:space="preserve">3N1S、3N2S、8N2S、16N1S Level-A</w:t>
+              <w:t xml:space="preserve">Q﻿5</w:t>
+            </w:r>
+          </w:p>
+        </w:tc>
+        <w:tc>
+          <w:tcPr/>
+          <w:p>
+            <w:pPr>
+              <w:pStyle w:val="TableText"/>
+              <w:jc w:val="left"/>
+              <w:spacing w:before="0" w:after="0" w:line="320" w:lineRule="exact"/>
+            </w:pPr>
+            <w:r>
+              <w:rPr>
+                <w:rFonts w:ascii="Calibri" w:hAnsi="Calibri" w:eastAsia="Microsoft YaHei" w:cs="Calibri"/>
+                <w:sz w:val="18"/>
+                <w:szCs w:val="18"/>
+              </w:rPr>
+              <w:t xml:space="preserve">t﻿o﻿p﻿o﻿l﻿o﻿g﻿y</w:t>
+            </w:r>
+          </w:p>
+        </w:tc>
+        <w:tc>
+          <w:tcPr/>
+          <w:p>
+            <w:pPr>
+              <w:pStyle w:val="TableText"/>
+              <w:jc w:val="left"/>
+              <w:spacing w:before="0" w:after="0" w:line="320" w:lineRule="exact"/>
+            </w:pPr>
+            <w:r>
+              <w:rPr>
+                <w:rFonts w:ascii="Calibri" w:hAnsi="Calibri" w:eastAsia="Microsoft YaHei" w:cs="Calibri"/>
+                <w:sz w:val="18"/>
+                <w:szCs w:val="18"/>
+              </w:rPr>
+              <w:t xml:space="preserve">I﻿n﻿v﻿a﻿l﻿i﻿d﻿a﻿t﻿e﻿R﻿e﻿q、I﻿n﻿v﻿a﻿l﻿i﻿d﻿a﻿t﻿e﻿A﻿c﻿k</w:t>
+            </w:r>
+          </w:p>
+        </w:tc>
+        <w:tc>
+          <w:tcPr/>
+          <w:p>
+            <w:pPr>
+              <w:pStyle w:val="TableText"/>
+              <w:jc w:val="left"/>
+              <w:spacing w:before="0" w:after="0" w:line="320" w:lineRule="exact"/>
+            </w:pPr>
+            <w:r>
+              <w:rPr>
+                <w:rFonts w:ascii="Calibri" w:hAnsi="Calibri" w:eastAsia="Microsoft YaHei" w:cs="Calibri"/>
+                <w:sz w:val="18"/>
+                <w:szCs w:val="18"/>
+              </w:rPr>
+              <w:t xml:space="preserve">3N1S、3N2S、8N2S、16N1S L﻿e﻿v﻿e﻿l﻿-﻿A</w:t>
             </w:r>
           </w:p>
         </w:tc>
@@ -8914,10 +8925,10 @@
         <w:tblW w:w="5000" w:type="pct"/>
         <w:tblLayout w:type="autofit"/>
         <w:tblCellMar>
-          <w:top w:w="60" w:type="dxa"/>
-          <w:left w:w="90" w:type="dxa"/>
-          <w:bottom w:w="60" w:type="dxa"/>
-          <w:right w:w="90" w:type="dxa"/>
+          <w:top w:w="0" w:type="dxa"/>
+          <w:left w:w="45" w:type="dxa"/>
+          <w:bottom w:w="0" w:type="dxa"/>
+          <w:right w:w="45" w:type="dxa"/>
         </w:tblCellMar>
       </w:tblPr>
       <w:tr>
@@ -8931,16 +8942,16 @@
           </w:tcPr>
           <w:p>
             <w:pPr>
-              <w:pStyle w:val="TableText"/>
-              <w:jc w:val="left"/>
-              <w:spacing w:before="0" w:after="0" w:line="320" w:lineRule="exact"/>
+              <w:pStyle w:val="CompactGlossaryText"/>
+              <w:jc w:val="left"/>
+              <w:spacing w:before="0" w:after="0" w:line="220" w:lineRule="exact"/>
             </w:pPr>
             <w:r>
               <w:rPr>
                 <w:rFonts w:ascii="Calibri" w:hAnsi="Calibri" w:eastAsia="SimHei" w:cs="Calibri"/>
                 <w:b/>
-                <w:sz w:val="18"/>
-                <w:szCs w:val="18"/>
+                <w:sz w:val="16"/>
+                <w:szCs w:val="16"/>
               </w:rPr>
               <w:t xml:space="preserve">术语</w:t>
             </w:r>
@@ -8952,16 +8963,16 @@
           </w:tcPr>
           <w:p>
             <w:pPr>
-              <w:pStyle w:val="TableText"/>
-              <w:jc w:val="left"/>
-              <w:spacing w:before="0" w:after="0" w:line="320" w:lineRule="exact"/>
+              <w:pStyle w:val="CompactGlossaryText"/>
+              <w:jc w:val="left"/>
+              <w:spacing w:before="0" w:after="0" w:line="220" w:lineRule="exact"/>
             </w:pPr>
             <w:r>
               <w:rPr>
                 <w:rFonts w:ascii="Calibri" w:hAnsi="Calibri" w:eastAsia="SimHei" w:cs="Calibri"/>
                 <w:b/>
-                <w:sz w:val="18"/>
-                <w:szCs w:val="18"/>
+                <w:sz w:val="16"/>
+                <w:szCs w:val="16"/>
               </w:rPr>
               <w:t xml:space="preserve">说明</w:t>
             </w:r>
@@ -8976,33 +8987,33 @@
           <w:tcPr/>
           <w:p>
             <w:pPr>
-              <w:pStyle w:val="TableText"/>
-              <w:jc w:val="left"/>
-              <w:spacing w:before="0" w:after="0" w:line="320" w:lineRule="exact"/>
-            </w:pPr>
-            <w:r>
-              <w:rPr>
-                <w:rFonts w:ascii="Calibri" w:hAnsi="Calibri" w:eastAsia="Microsoft YaHei" w:cs="Calibri"/>
-                <w:sz w:val="18"/>
-                <w:szCs w:val="18"/>
-              </w:rPr>
-              <w:t xml:space="preserve">UBCC</w:t>
-            </w:r>
-          </w:p>
-        </w:tc>
-        <w:tc>
-          <w:tcPr/>
-          <w:p>
-            <w:pPr>
-              <w:pStyle w:val="TableText"/>
-              <w:jc w:val="left"/>
-              <w:spacing w:before="0" w:after="0" w:line="320" w:lineRule="exact"/>
-            </w:pPr>
-            <w:r>
-              <w:rPr>
-                <w:rFonts w:ascii="Calibri" w:hAnsi="Calibri" w:eastAsia="Microsoft YaHei" w:cs="Calibri"/>
-                <w:sz w:val="18"/>
-                <w:szCs w:val="18"/>
+              <w:pStyle w:val="CompactGlossaryText"/>
+              <w:jc w:val="left"/>
+              <w:spacing w:before="0" w:after="0" w:line="220" w:lineRule="exact"/>
+            </w:pPr>
+            <w:r>
+              <w:rPr>
+                <w:rFonts w:ascii="Calibri" w:hAnsi="Calibri" w:eastAsia="Microsoft YaHei" w:cs="Calibri"/>
+                <w:sz w:val="16"/>
+                <w:szCs w:val="16"/>
+              </w:rPr>
+              <w:t xml:space="preserve">U﻿B﻿C﻿C</w:t>
+            </w:r>
+          </w:p>
+        </w:tc>
+        <w:tc>
+          <w:tcPr/>
+          <w:p>
+            <w:pPr>
+              <w:pStyle w:val="CompactGlossaryText"/>
+              <w:jc w:val="left"/>
+              <w:spacing w:before="0" w:after="0" w:line="220" w:lineRule="exact"/>
+            </w:pPr>
+            <w:r>
+              <w:rPr>
+                <w:rFonts w:ascii="Calibri" w:hAnsi="Calibri" w:eastAsia="Microsoft YaHei" w:cs="Calibri"/>
+                <w:sz w:val="16"/>
+                <w:szCs w:val="16"/>
               </w:rPr>
               <w:t xml:space="preserve">跨节点缓存一致性方案及全局目录控制器</w:t>
             </w:r>
@@ -9017,115 +9028,115 @@
           <w:tcPr/>
           <w:p>
             <w:pPr>
-              <w:pStyle w:val="TableText"/>
-              <w:jc w:val="left"/>
-              <w:spacing w:before="0" w:after="0" w:line="320" w:lineRule="exact"/>
-            </w:pPr>
-            <w:r>
-              <w:rPr>
-                <w:rFonts w:ascii="Calibri" w:hAnsi="Calibri" w:eastAsia="Microsoft YaHei" w:cs="Calibri"/>
-                <w:sz w:val="18"/>
-                <w:szCs w:val="18"/>
-              </w:rPr>
-              <w:t xml:space="preserve">EP-RNF</w:t>
-            </w:r>
-          </w:p>
-        </w:tc>
-        <w:tc>
-          <w:tcPr/>
-          <w:p>
-            <w:pPr>
-              <w:pStyle w:val="TableText"/>
-              <w:jc w:val="left"/>
-              <w:spacing w:before="0" w:after="0" w:line="320" w:lineRule="exact"/>
-            </w:pPr>
-            <w:r>
-              <w:rPr>
-                <w:rFonts w:ascii="Calibri" w:hAnsi="Calibri" w:eastAsia="Microsoft YaHei" w:cs="Calibri"/>
-                <w:sz w:val="18"/>
-                <w:szCs w:val="18"/>
-              </w:rPr>
-              <w:t xml:space="preserve">代表 Outer 域参与节点内 snoop 的端点</w:t>
-            </w:r>
-          </w:p>
-        </w:tc>
-      </w:tr>
-      <w:tr>
-        <w:trPr>
-          <w:cantSplit/>
-        </w:trPr>
-        <w:tc>
-          <w:tcPr/>
-          <w:p>
-            <w:pPr>
-              <w:pStyle w:val="TableText"/>
-              <w:jc w:val="left"/>
-              <w:spacing w:before="0" w:after="0" w:line="320" w:lineRule="exact"/>
-            </w:pPr>
-            <w:r>
-              <w:rPr>
-                <w:rFonts w:ascii="Calibri" w:hAnsi="Calibri" w:eastAsia="Microsoft YaHei" w:cs="Calibri"/>
-                <w:sz w:val="18"/>
-                <w:szCs w:val="18"/>
-              </w:rPr>
-              <w:t xml:space="preserve">ResidentDir</w:t>
-            </w:r>
-          </w:p>
-        </w:tc>
-        <w:tc>
-          <w:tcPr/>
-          <w:p>
-            <w:pPr>
-              <w:pStyle w:val="TableText"/>
-              <w:jc w:val="left"/>
-              <w:spacing w:before="0" w:after="0" w:line="320" w:lineRule="exact"/>
-            </w:pPr>
-            <w:r>
-              <w:rPr>
-                <w:rFonts w:ascii="Calibri" w:hAnsi="Calibri" w:eastAsia="Microsoft YaHei" w:cs="Calibri"/>
-                <w:sz w:val="18"/>
-                <w:szCs w:val="18"/>
-              </w:rPr>
-              <w:t xml:space="preserve">SRAM 驻留目录</w:t>
-            </w:r>
-          </w:p>
-        </w:tc>
-      </w:tr>
-      <w:tr>
-        <w:trPr>
-          <w:cantSplit/>
-        </w:trPr>
-        <w:tc>
-          <w:tcPr/>
-          <w:p>
-            <w:pPr>
-              <w:pStyle w:val="TableText"/>
-              <w:jc w:val="left"/>
-              <w:spacing w:before="0" w:after="0" w:line="320" w:lineRule="exact"/>
-            </w:pPr>
-            <w:r>
-              <w:rPr>
-                <w:rFonts w:ascii="Calibri" w:hAnsi="Calibri" w:eastAsia="Microsoft YaHei" w:cs="Calibri"/>
-                <w:sz w:val="18"/>
-                <w:szCs w:val="18"/>
-              </w:rPr>
-              <w:t xml:space="preserve">Backstore</w:t>
-            </w:r>
-          </w:p>
-        </w:tc>
-        <w:tc>
-          <w:tcPr/>
-          <w:p>
-            <w:pPr>
-              <w:pStyle w:val="TableText"/>
-              <w:jc w:val="left"/>
-              <w:spacing w:before="0" w:after="0" w:line="320" w:lineRule="exact"/>
-            </w:pPr>
-            <w:r>
-              <w:rPr>
-                <w:rFonts w:ascii="Calibri" w:hAnsi="Calibri" w:eastAsia="Microsoft YaHei" w:cs="Calibri"/>
-                <w:sz w:val="18"/>
-                <w:szCs w:val="18"/>
+              <w:pStyle w:val="CompactGlossaryText"/>
+              <w:jc w:val="left"/>
+              <w:spacing w:before="0" w:after="0" w:line="220" w:lineRule="exact"/>
+            </w:pPr>
+            <w:r>
+              <w:rPr>
+                <w:rFonts w:ascii="Calibri" w:hAnsi="Calibri" w:eastAsia="Microsoft YaHei" w:cs="Calibri"/>
+                <w:sz w:val="16"/>
+                <w:szCs w:val="16"/>
+              </w:rPr>
+              <w:t xml:space="preserve">E﻿P﻿-﻿R﻿N﻿F</w:t>
+            </w:r>
+          </w:p>
+        </w:tc>
+        <w:tc>
+          <w:tcPr/>
+          <w:p>
+            <w:pPr>
+              <w:pStyle w:val="CompactGlossaryText"/>
+              <w:jc w:val="left"/>
+              <w:spacing w:before="0" w:after="0" w:line="220" w:lineRule="exact"/>
+            </w:pPr>
+            <w:r>
+              <w:rPr>
+                <w:rFonts w:ascii="Calibri" w:hAnsi="Calibri" w:eastAsia="Microsoft YaHei" w:cs="Calibri"/>
+                <w:sz w:val="16"/>
+                <w:szCs w:val="16"/>
+              </w:rPr>
+              <w:t xml:space="preserve">代表 O﻿u﻿t﻿e﻿r 域参与节点内 s﻿n﻿o﻿o﻿p 的端点</w:t>
+            </w:r>
+          </w:p>
+        </w:tc>
+      </w:tr>
+      <w:tr>
+        <w:trPr>
+          <w:cantSplit/>
+        </w:trPr>
+        <w:tc>
+          <w:tcPr/>
+          <w:p>
+            <w:pPr>
+              <w:pStyle w:val="CompactGlossaryText"/>
+              <w:jc w:val="left"/>
+              <w:spacing w:before="0" w:after="0" w:line="220" w:lineRule="exact"/>
+            </w:pPr>
+            <w:r>
+              <w:rPr>
+                <w:rFonts w:ascii="Calibri" w:hAnsi="Calibri" w:eastAsia="Microsoft YaHei" w:cs="Calibri"/>
+                <w:sz w:val="16"/>
+                <w:szCs w:val="16"/>
+              </w:rPr>
+              <w:t xml:space="preserve">R﻿e﻿s﻿i﻿d﻿e﻿n﻿t﻿D﻿i﻿r</w:t>
+            </w:r>
+          </w:p>
+        </w:tc>
+        <w:tc>
+          <w:tcPr/>
+          <w:p>
+            <w:pPr>
+              <w:pStyle w:val="CompactGlossaryText"/>
+              <w:jc w:val="left"/>
+              <w:spacing w:before="0" w:after="0" w:line="220" w:lineRule="exact"/>
+            </w:pPr>
+            <w:r>
+              <w:rPr>
+                <w:rFonts w:ascii="Calibri" w:hAnsi="Calibri" w:eastAsia="Microsoft YaHei" w:cs="Calibri"/>
+                <w:sz w:val="16"/>
+                <w:szCs w:val="16"/>
+              </w:rPr>
+              <w:t xml:space="preserve">S﻿R﻿A﻿M 驻留目录</w:t>
+            </w:r>
+          </w:p>
+        </w:tc>
+      </w:tr>
+      <w:tr>
+        <w:trPr>
+          <w:cantSplit/>
+        </w:trPr>
+        <w:tc>
+          <w:tcPr/>
+          <w:p>
+            <w:pPr>
+              <w:pStyle w:val="CompactGlossaryText"/>
+              <w:jc w:val="left"/>
+              <w:spacing w:before="0" w:after="0" w:line="220" w:lineRule="exact"/>
+            </w:pPr>
+            <w:r>
+              <w:rPr>
+                <w:rFonts w:ascii="Calibri" w:hAnsi="Calibri" w:eastAsia="Microsoft YaHei" w:cs="Calibri"/>
+                <w:sz w:val="16"/>
+                <w:szCs w:val="16"/>
+              </w:rPr>
+              <w:t xml:space="preserve">B﻿a﻿c﻿k﻿s﻿t﻿o﻿r﻿e</w:t>
+            </w:r>
+          </w:p>
+        </w:tc>
+        <w:tc>
+          <w:tcPr/>
+          <w:p>
+            <w:pPr>
+              <w:pStyle w:val="CompactGlossaryText"/>
+              <w:jc w:val="left"/>
+              <w:spacing w:before="0" w:after="0" w:line="220" w:lineRule="exact"/>
+            </w:pPr>
+            <w:r>
+              <w:rPr>
+                <w:rFonts w:ascii="Calibri" w:hAnsi="Calibri" w:eastAsia="Microsoft YaHei" w:cs="Calibri"/>
+                <w:sz w:val="16"/>
+                <w:szCs w:val="16"/>
               </w:rPr>
               <w:t xml:space="preserve">冷目录元数据的后备存储</w:t>
             </w:r>
@@ -9140,33 +9151,33 @@
           <w:tcPr/>
           <w:p>
             <w:pPr>
-              <w:pStyle w:val="TableText"/>
-              <w:jc w:val="left"/>
-              <w:spacing w:before="0" w:after="0" w:line="320" w:lineRule="exact"/>
-            </w:pPr>
-            <w:r>
-              <w:rPr>
-                <w:rFonts w:ascii="Calibri" w:hAnsi="Calibri" w:eastAsia="Microsoft YaHei" w:cs="Calibri"/>
-                <w:sz w:val="18"/>
-                <w:szCs w:val="18"/>
-              </w:rPr>
-              <w:t xml:space="preserve">TLA+</w:t>
-            </w:r>
-          </w:p>
-        </w:tc>
-        <w:tc>
-          <w:tcPr/>
-          <w:p>
-            <w:pPr>
-              <w:pStyle w:val="TableText"/>
-              <w:jc w:val="left"/>
-              <w:spacing w:before="0" w:after="0" w:line="320" w:lineRule="exact"/>
-            </w:pPr>
-            <w:r>
-              <w:rPr>
-                <w:rFonts w:ascii="Calibri" w:hAnsi="Calibri" w:eastAsia="Microsoft YaHei" w:cs="Calibri"/>
-                <w:sz w:val="18"/>
-                <w:szCs w:val="18"/>
+              <w:pStyle w:val="CompactGlossaryText"/>
+              <w:jc w:val="left"/>
+              <w:spacing w:before="0" w:after="0" w:line="220" w:lineRule="exact"/>
+            </w:pPr>
+            <w:r>
+              <w:rPr>
+                <w:rFonts w:ascii="Calibri" w:hAnsi="Calibri" w:eastAsia="Microsoft YaHei" w:cs="Calibri"/>
+                <w:sz w:val="16"/>
+                <w:szCs w:val="16"/>
+              </w:rPr>
+              <w:t xml:space="preserve">T﻿L﻿A+</w:t>
+            </w:r>
+          </w:p>
+        </w:tc>
+        <w:tc>
+          <w:tcPr/>
+          <w:p>
+            <w:pPr>
+              <w:pStyle w:val="CompactGlossaryText"/>
+              <w:jc w:val="left"/>
+              <w:spacing w:before="0" w:after="0" w:line="220" w:lineRule="exact"/>
+            </w:pPr>
+            <w:r>
+              <w:rPr>
+                <w:rFonts w:ascii="Calibri" w:hAnsi="Calibri" w:eastAsia="Microsoft YaHei" w:cs="Calibri"/>
+                <w:sz w:val="16"/>
+                <w:szCs w:val="16"/>
               </w:rPr>
               <w:t xml:space="preserve">用于描述并检查协议状态与动作的形式化语言</w:t>
             </w:r>
@@ -9181,33 +9192,33 @@
           <w:tcPr/>
           <w:p>
             <w:pPr>
-              <w:pStyle w:val="TableText"/>
-              <w:jc w:val="left"/>
-              <w:spacing w:before="0" w:after="0" w:line="320" w:lineRule="exact"/>
-            </w:pPr>
-            <w:r>
-              <w:rPr>
-                <w:rFonts w:ascii="Calibri" w:hAnsi="Calibri" w:eastAsia="Microsoft YaHei" w:cs="Calibri"/>
-                <w:sz w:val="18"/>
-                <w:szCs w:val="18"/>
-              </w:rPr>
-              <w:t xml:space="preserve">O3</w:t>
-            </w:r>
-          </w:p>
-        </w:tc>
-        <w:tc>
-          <w:tcPr/>
-          <w:p>
-            <w:pPr>
-              <w:pStyle w:val="TableText"/>
-              <w:jc w:val="left"/>
-              <w:spacing w:before="0" w:after="0" w:line="320" w:lineRule="exact"/>
-            </w:pPr>
-            <w:r>
-              <w:rPr>
-                <w:rFonts w:ascii="Calibri" w:hAnsi="Calibri" w:eastAsia="Microsoft YaHei" w:cs="Calibri"/>
-                <w:sz w:val="18"/>
-                <w:szCs w:val="18"/>
+              <w:pStyle w:val="CompactGlossaryText"/>
+              <w:jc w:val="left"/>
+              <w:spacing w:before="0" w:after="0" w:line="220" w:lineRule="exact"/>
+            </w:pPr>
+            <w:r>
+              <w:rPr>
+                <w:rFonts w:ascii="Calibri" w:hAnsi="Calibri" w:eastAsia="Microsoft YaHei" w:cs="Calibri"/>
+                <w:sz w:val="16"/>
+                <w:szCs w:val="16"/>
+              </w:rPr>
+              <w:t xml:space="preserve">O﻿3</w:t>
+            </w:r>
+          </w:p>
+        </w:tc>
+        <w:tc>
+          <w:tcPr/>
+          <w:p>
+            <w:pPr>
+              <w:pStyle w:val="CompactGlossaryText"/>
+              <w:jc w:val="left"/>
+              <w:spacing w:before="0" w:after="0" w:line="220" w:lineRule="exact"/>
+            </w:pPr>
+            <w:r>
+              <w:rPr>
+                <w:rFonts w:ascii="Calibri" w:hAnsi="Calibri" w:eastAsia="Microsoft YaHei" w:cs="Calibri"/>
+                <w:sz w:val="16"/>
+                <w:szCs w:val="16"/>
               </w:rPr>
               <w:t xml:space="preserve">支持乱序执行的处理器模型</w:t>
             </w:r>
@@ -9222,33 +9233,33 @@
           <w:tcPr/>
           <w:p>
             <w:pPr>
-              <w:pStyle w:val="TableText"/>
-              <w:jc w:val="left"/>
-              <w:spacing w:before="0" w:after="0" w:line="320" w:lineRule="exact"/>
-            </w:pPr>
-            <w:r>
-              <w:rPr>
-                <w:rFonts w:ascii="Calibri" w:hAnsi="Calibri" w:eastAsia="Microsoft YaHei" w:cs="Calibri"/>
-                <w:sz w:val="18"/>
-                <w:szCs w:val="18"/>
-              </w:rPr>
-              <w:t xml:space="preserve">Safety</w:t>
-            </w:r>
-          </w:p>
-        </w:tc>
-        <w:tc>
-          <w:tcPr/>
-          <w:p>
-            <w:pPr>
-              <w:pStyle w:val="TableText"/>
-              <w:jc w:val="left"/>
-              <w:spacing w:before="0" w:after="0" w:line="320" w:lineRule="exact"/>
-            </w:pPr>
-            <w:r>
-              <w:rPr>
-                <w:rFonts w:ascii="Calibri" w:hAnsi="Calibri" w:eastAsia="Microsoft YaHei" w:cs="Calibri"/>
-                <w:sz w:val="18"/>
-                <w:szCs w:val="18"/>
+              <w:pStyle w:val="CompactGlossaryText"/>
+              <w:jc w:val="left"/>
+              <w:spacing w:before="0" w:after="0" w:line="220" w:lineRule="exact"/>
+            </w:pPr>
+            <w:r>
+              <w:rPr>
+                <w:rFonts w:ascii="Calibri" w:hAnsi="Calibri" w:eastAsia="Microsoft YaHei" w:cs="Calibri"/>
+                <w:sz w:val="16"/>
+                <w:szCs w:val="16"/>
+              </w:rPr>
+              <w:t xml:space="preserve">S﻿a﻿f﻿e﻿t﻿y</w:t>
+            </w:r>
+          </w:p>
+        </w:tc>
+        <w:tc>
+          <w:tcPr/>
+          <w:p>
+            <w:pPr>
+              <w:pStyle w:val="CompactGlossaryText"/>
+              <w:jc w:val="left"/>
+              <w:spacing w:before="0" w:after="0" w:line="220" w:lineRule="exact"/>
+            </w:pPr>
+            <w:r>
+              <w:rPr>
+                <w:rFonts w:ascii="Calibri" w:hAnsi="Calibri" w:eastAsia="Microsoft YaHei" w:cs="Calibri"/>
+                <w:sz w:val="16"/>
+                <w:szCs w:val="16"/>
               </w:rPr>
               <w:t xml:space="preserve">所有可达状态均满足的不变量</w:t>
             </w:r>
@@ -9263,33 +9274,33 @@
           <w:tcPr/>
           <w:p>
             <w:pPr>
-              <w:pStyle w:val="TableText"/>
-              <w:jc w:val="left"/>
-              <w:spacing w:before="0" w:after="0" w:line="320" w:lineRule="exact"/>
-            </w:pPr>
-            <w:r>
-              <w:rPr>
-                <w:rFonts w:ascii="Calibri" w:hAnsi="Calibri" w:eastAsia="Microsoft YaHei" w:cs="Calibri"/>
-                <w:sz w:val="18"/>
-                <w:szCs w:val="18"/>
-              </w:rPr>
-              <w:t xml:space="preserve">Liveness</w:t>
-            </w:r>
-          </w:p>
-        </w:tc>
-        <w:tc>
-          <w:tcPr/>
-          <w:p>
-            <w:pPr>
-              <w:pStyle w:val="TableText"/>
-              <w:jc w:val="left"/>
-              <w:spacing w:before="0" w:after="0" w:line="320" w:lineRule="exact"/>
-            </w:pPr>
-            <w:r>
-              <w:rPr>
-                <w:rFonts w:ascii="Calibri" w:hAnsi="Calibri" w:eastAsia="Microsoft YaHei" w:cs="Calibri"/>
-                <w:sz w:val="18"/>
-                <w:szCs w:val="18"/>
+              <w:pStyle w:val="CompactGlossaryText"/>
+              <w:jc w:val="left"/>
+              <w:spacing w:before="0" w:after="0" w:line="220" w:lineRule="exact"/>
+            </w:pPr>
+            <w:r>
+              <w:rPr>
+                <w:rFonts w:ascii="Calibri" w:hAnsi="Calibri" w:eastAsia="Microsoft YaHei" w:cs="Calibri"/>
+                <w:sz w:val="16"/>
+                <w:szCs w:val="16"/>
+              </w:rPr>
+              <w:t xml:space="preserve">L﻿i﻿v﻿e﻿n﻿e﻿s﻿s</w:t>
+            </w:r>
+          </w:p>
+        </w:tc>
+        <w:tc>
+          <w:tcPr/>
+          <w:p>
+            <w:pPr>
+              <w:pStyle w:val="CompactGlossaryText"/>
+              <w:jc w:val="left"/>
+              <w:spacing w:before="0" w:after="0" w:line="220" w:lineRule="exact"/>
+            </w:pPr>
+            <w:r>
+              <w:rPr>
+                <w:rFonts w:ascii="Calibri" w:hAnsi="Calibri" w:eastAsia="Microsoft YaHei" w:cs="Calibri"/>
+                <w:sz w:val="16"/>
+                <w:szCs w:val="16"/>
               </w:rPr>
               <w:t xml:space="preserve">在公平和最终可达条件下事务最终完成的性质</w:t>
             </w:r>
@@ -9304,33 +9315,33 @@
           <w:tcPr/>
           <w:p>
             <w:pPr>
-              <w:pStyle w:val="TableText"/>
-              <w:jc w:val="left"/>
-              <w:spacing w:before="0" w:after="0" w:line="320" w:lineRule="exact"/>
-            </w:pPr>
-            <w:r>
-              <w:rPr>
-                <w:rFonts w:ascii="Calibri" w:hAnsi="Calibri" w:eastAsia="Microsoft YaHei" w:cs="Calibri"/>
-                <w:sz w:val="18"/>
-                <w:szCs w:val="18"/>
-              </w:rPr>
-              <w:t xml:space="preserve">epoch</w:t>
-            </w:r>
-          </w:p>
-        </w:tc>
-        <w:tc>
-          <w:tcPr/>
-          <w:p>
-            <w:pPr>
-              <w:pStyle w:val="TableText"/>
-              <w:jc w:val="left"/>
-              <w:spacing w:before="0" w:after="0" w:line="320" w:lineRule="exact"/>
-            </w:pPr>
-            <w:r>
-              <w:rPr>
-                <w:rFonts w:ascii="Calibri" w:hAnsi="Calibri" w:eastAsia="Microsoft YaHei" w:cs="Calibri"/>
-                <w:sz w:val="18"/>
-                <w:szCs w:val="18"/>
+              <w:pStyle w:val="CompactGlossaryText"/>
+              <w:jc w:val="left"/>
+              <w:spacing w:before="0" w:after="0" w:line="220" w:lineRule="exact"/>
+            </w:pPr>
+            <w:r>
+              <w:rPr>
+                <w:rFonts w:ascii="Calibri" w:hAnsi="Calibri" w:eastAsia="Microsoft YaHei" w:cs="Calibri"/>
+                <w:sz w:val="16"/>
+                <w:szCs w:val="16"/>
+              </w:rPr>
+              <w:t xml:space="preserve">e﻿p﻿o﻿c﻿h</w:t>
+            </w:r>
+          </w:p>
+        </w:tc>
+        <w:tc>
+          <w:tcPr/>
+          <w:p>
+            <w:pPr>
+              <w:pStyle w:val="CompactGlossaryText"/>
+              <w:jc w:val="left"/>
+              <w:spacing w:before="0" w:after="0" w:line="220" w:lineRule="exact"/>
+            </w:pPr>
+            <w:r>
+              <w:rPr>
+                <w:rFonts w:ascii="Calibri" w:hAnsi="Calibri" w:eastAsia="Microsoft YaHei" w:cs="Calibri"/>
+                <w:sz w:val="16"/>
+                <w:szCs w:val="16"/>
               </w:rPr>
               <w:t xml:space="preserve">区分同址新旧事务的单调序号</w:t>
             </w:r>
@@ -9345,33 +9356,33 @@
           <w:tcPr/>
           <w:p>
             <w:pPr>
-              <w:pStyle w:val="TableText"/>
-              <w:jc w:val="left"/>
-              <w:spacing w:before="0" w:after="0" w:line="320" w:lineRule="exact"/>
-            </w:pPr>
-            <w:r>
-              <w:rPr>
-                <w:rFonts w:ascii="Calibri" w:hAnsi="Calibri" w:eastAsia="Microsoft YaHei" w:cs="Calibri"/>
-                <w:sz w:val="18"/>
-                <w:szCs w:val="18"/>
-              </w:rPr>
-              <w:t xml:space="preserve">reqId</w:t>
-            </w:r>
-          </w:p>
-        </w:tc>
-        <w:tc>
-          <w:tcPr/>
-          <w:p>
-            <w:pPr>
-              <w:pStyle w:val="TableText"/>
-              <w:jc w:val="left"/>
-              <w:spacing w:before="0" w:after="0" w:line="320" w:lineRule="exact"/>
-            </w:pPr>
-            <w:r>
-              <w:rPr>
-                <w:rFonts w:ascii="Calibri" w:hAnsi="Calibri" w:eastAsia="Microsoft YaHei" w:cs="Calibri"/>
-                <w:sz w:val="18"/>
-                <w:szCs w:val="18"/>
+              <w:pStyle w:val="CompactGlossaryText"/>
+              <w:jc w:val="left"/>
+              <w:spacing w:before="0" w:after="0" w:line="220" w:lineRule="exact"/>
+            </w:pPr>
+            <w:r>
+              <w:rPr>
+                <w:rFonts w:ascii="Calibri" w:hAnsi="Calibri" w:eastAsia="Microsoft YaHei" w:cs="Calibri"/>
+                <w:sz w:val="16"/>
+                <w:szCs w:val="16"/>
+              </w:rPr>
+              <w:t xml:space="preserve">r﻿e﻿q﻿I﻿d</w:t>
+            </w:r>
+          </w:p>
+        </w:tc>
+        <w:tc>
+          <w:tcPr/>
+          <w:p>
+            <w:pPr>
+              <w:pStyle w:val="CompactGlossaryText"/>
+              <w:jc w:val="left"/>
+              <w:spacing w:before="0" w:after="0" w:line="220" w:lineRule="exact"/>
+            </w:pPr>
+            <w:r>
+              <w:rPr>
+                <w:rFonts w:ascii="Calibri" w:hAnsi="Calibri" w:eastAsia="Microsoft YaHei" w:cs="Calibri"/>
+                <w:sz w:val="16"/>
+                <w:szCs w:val="16"/>
               </w:rPr>
               <w:t xml:space="preserve">标识具体请求的事务编号</w:t>
             </w:r>
@@ -9386,33 +9397,33 @@
           <w:tcPr/>
           <w:p>
             <w:pPr>
-              <w:pStyle w:val="TableText"/>
-              <w:jc w:val="left"/>
-              <w:spacing w:before="0" w:after="0" w:line="320" w:lineRule="exact"/>
-            </w:pPr>
-            <w:r>
-              <w:rPr>
-                <w:rFonts w:ascii="Calibri" w:hAnsi="Calibri" w:eastAsia="Microsoft YaHei" w:cs="Calibri"/>
-                <w:sz w:val="18"/>
-                <w:szCs w:val="18"/>
-              </w:rPr>
-              <w:t xml:space="preserve">stable tuple</w:t>
-            </w:r>
-          </w:p>
-        </w:tc>
-        <w:tc>
-          <w:tcPr/>
-          <w:p>
-            <w:pPr>
-              <w:pStyle w:val="TableText"/>
-              <w:jc w:val="left"/>
-              <w:spacing w:before="0" w:after="0" w:line="320" w:lineRule="exact"/>
-            </w:pPr>
-            <w:r>
-              <w:rPr>
-                <w:rFonts w:ascii="Calibri" w:hAnsi="Calibri" w:eastAsia="Microsoft YaHei" w:cs="Calibri"/>
-                <w:sz w:val="18"/>
-                <w:szCs w:val="18"/>
+              <w:pStyle w:val="CompactGlossaryText"/>
+              <w:jc w:val="left"/>
+              <w:spacing w:before="0" w:after="0" w:line="220" w:lineRule="exact"/>
+            </w:pPr>
+            <w:r>
+              <w:rPr>
+                <w:rFonts w:ascii="Calibri" w:hAnsi="Calibri" w:eastAsia="Microsoft YaHei" w:cs="Calibri"/>
+                <w:sz w:val="16"/>
+                <w:szCs w:val="16"/>
+              </w:rPr>
+              <w:t xml:space="preserve">s﻿t﻿a﻿b﻿l﻿e t﻿u﻿p﻿l﻿e</w:t>
+            </w:r>
+          </w:p>
+        </w:tc>
+        <w:tc>
+          <w:tcPr/>
+          <w:p>
+            <w:pPr>
+              <w:pStyle w:val="CompactGlossaryText"/>
+              <w:jc w:val="left"/>
+              <w:spacing w:before="0" w:after="0" w:line="220" w:lineRule="exact"/>
+            </w:pPr>
+            <w:r>
+              <w:rPr>
+                <w:rFonts w:ascii="Calibri" w:hAnsi="Calibri" w:eastAsia="Microsoft YaHei" w:cs="Calibri"/>
+                <w:sz w:val="16"/>
+                <w:szCs w:val="16"/>
               </w:rPr>
               <w:t xml:space="preserve">重试期间保持不变的事务身份</w:t>
             </w:r>
@@ -9427,33 +9438,33 @@
           <w:tcPr/>
           <w:p>
             <w:pPr>
-              <w:pStyle w:val="TableText"/>
-              <w:jc w:val="left"/>
-              <w:spacing w:before="0" w:after="0" w:line="320" w:lineRule="exact"/>
-            </w:pPr>
-            <w:r>
-              <w:rPr>
-                <w:rFonts w:ascii="Calibri" w:hAnsi="Calibri" w:eastAsia="Microsoft YaHei" w:cs="Calibri"/>
-                <w:sz w:val="18"/>
-                <w:szCs w:val="18"/>
-              </w:rPr>
-              <w:t xml:space="preserve">tombstone</w:t>
-            </w:r>
-          </w:p>
-        </w:tc>
-        <w:tc>
-          <w:tcPr/>
-          <w:p>
-            <w:pPr>
-              <w:pStyle w:val="TableText"/>
-              <w:jc w:val="left"/>
-              <w:spacing w:before="0" w:after="0" w:line="320" w:lineRule="exact"/>
-            </w:pPr>
-            <w:r>
-              <w:rPr>
-                <w:rFonts w:ascii="Calibri" w:hAnsi="Calibri" w:eastAsia="Microsoft YaHei" w:cs="Calibri"/>
-                <w:sz w:val="18"/>
-                <w:szCs w:val="18"/>
+              <w:pStyle w:val="CompactGlossaryText"/>
+              <w:jc w:val="left"/>
+              <w:spacing w:before="0" w:after="0" w:line="220" w:lineRule="exact"/>
+            </w:pPr>
+            <w:r>
+              <w:rPr>
+                <w:rFonts w:ascii="Calibri" w:hAnsi="Calibri" w:eastAsia="Microsoft YaHei" w:cs="Calibri"/>
+                <w:sz w:val="16"/>
+                <w:szCs w:val="16"/>
+              </w:rPr>
+              <w:t xml:space="preserve">t﻿o﻿m﻿b﻿s﻿t﻿o﻿n﻿e</w:t>
+            </w:r>
+          </w:p>
+        </w:tc>
+        <w:tc>
+          <w:tcPr/>
+          <w:p>
+            <w:pPr>
+              <w:pStyle w:val="CompactGlossaryText"/>
+              <w:jc w:val="left"/>
+              <w:spacing w:before="0" w:after="0" w:line="220" w:lineRule="exact"/>
+            </w:pPr>
+            <w:r>
+              <w:rPr>
+                <w:rFonts w:ascii="Calibri" w:hAnsi="Calibri" w:eastAsia="Microsoft YaHei" w:cs="Calibri"/>
+                <w:sz w:val="16"/>
+                <w:szCs w:val="16"/>
               </w:rPr>
               <w:t xml:space="preserve">已完成事务的幂等确认记录</w:t>
             </w:r>
@@ -9468,33 +9479,33 @@
           <w:tcPr/>
           <w:p>
             <w:pPr>
-              <w:pStyle w:val="TableText"/>
-              <w:jc w:val="left"/>
-              <w:spacing w:before="0" w:after="0" w:line="320" w:lineRule="exact"/>
-            </w:pPr>
-            <w:r>
-              <w:rPr>
-                <w:rFonts w:ascii="Calibri" w:hAnsi="Calibri" w:eastAsia="Microsoft YaHei" w:cs="Calibri"/>
-                <w:sz w:val="18"/>
-                <w:szCs w:val="18"/>
-              </w:rPr>
-              <w:t xml:space="preserve">partial Ack</w:t>
-            </w:r>
-          </w:p>
-        </w:tc>
-        <w:tc>
-          <w:tcPr/>
-          <w:p>
-            <w:pPr>
-              <w:pStyle w:val="TableText"/>
-              <w:jc w:val="left"/>
-              <w:spacing w:before="0" w:after="0" w:line="320" w:lineRule="exact"/>
-            </w:pPr>
-            <w:r>
-              <w:rPr>
-                <w:rFonts w:ascii="Calibri" w:hAnsi="Calibri" w:eastAsia="Microsoft YaHei" w:cs="Calibri"/>
-                <w:sz w:val="18"/>
-                <w:szCs w:val="18"/>
+              <w:pStyle w:val="CompactGlossaryText"/>
+              <w:jc w:val="left"/>
+              <w:spacing w:before="0" w:after="0" w:line="220" w:lineRule="exact"/>
+            </w:pPr>
+            <w:r>
+              <w:rPr>
+                <w:rFonts w:ascii="Calibri" w:hAnsi="Calibri" w:eastAsia="Microsoft YaHei" w:cs="Calibri"/>
+                <w:sz w:val="16"/>
+                <w:szCs w:val="16"/>
+              </w:rPr>
+              <w:t xml:space="preserve">p﻿a﻿r﻿t﻿i﻿a﻿l A﻿c﻿k</w:t>
+            </w:r>
+          </w:p>
+        </w:tc>
+        <w:tc>
+          <w:tcPr/>
+          <w:p>
+            <w:pPr>
+              <w:pStyle w:val="CompactGlossaryText"/>
+              <w:jc w:val="left"/>
+              <w:spacing w:before="0" w:after="0" w:line="220" w:lineRule="exact"/>
+            </w:pPr>
+            <w:r>
+              <w:rPr>
+                <w:rFonts w:ascii="Calibri" w:hAnsi="Calibri" w:eastAsia="Microsoft YaHei" w:cs="Calibri"/>
+                <w:sz w:val="16"/>
+                <w:szCs w:val="16"/>
               </w:rPr>
               <w:t xml:space="preserve">目标集合中部分节点已经完成确认</w:t>
             </w:r>
@@ -9509,15 +9520,15 @@
           <w:tcPr/>
           <w:p>
             <w:pPr>
-              <w:pStyle w:val="TableText"/>
-              <w:jc w:val="left"/>
-              <w:spacing w:before="0" w:after="0" w:line="320" w:lineRule="exact"/>
-            </w:pPr>
-            <w:r>
-              <w:rPr>
-                <w:rFonts w:ascii="Calibri" w:hAnsi="Calibri" w:eastAsia="Microsoft YaHei" w:cs="Calibri"/>
-                <w:sz w:val="18"/>
-                <w:szCs w:val="18"/>
+              <w:pStyle w:val="CompactGlossaryText"/>
+              <w:jc w:val="left"/>
+              <w:spacing w:before="0" w:after="0" w:line="220" w:lineRule="exact"/>
+            </w:pPr>
+            <w:r>
+              <w:rPr>
+                <w:rFonts w:ascii="Calibri" w:hAnsi="Calibri" w:eastAsia="Microsoft YaHei" w:cs="Calibri"/>
+                <w:sz w:val="16"/>
+                <w:szCs w:val="16"/>
               </w:rPr>
               <w:t xml:space="preserve">故障资格验证</w:t>
             </w:r>
@@ -9527,15 +9538,15 @@
           <w:tcPr/>
           <w:p>
             <w:pPr>
-              <w:pStyle w:val="TableText"/>
-              <w:jc w:val="left"/>
-              <w:spacing w:before="0" w:after="0" w:line="320" w:lineRule="exact"/>
-            </w:pPr>
-            <w:r>
-              <w:rPr>
-                <w:rFonts w:ascii="Calibri" w:hAnsi="Calibri" w:eastAsia="Microsoft YaHei" w:cs="Calibri"/>
-                <w:sz w:val="18"/>
-                <w:szCs w:val="18"/>
+              <w:pStyle w:val="CompactGlossaryText"/>
+              <w:jc w:val="left"/>
+              <w:spacing w:before="0" w:after="0" w:line="220" w:lineRule="exact"/>
+            </w:pPr>
+            <w:r>
+              <w:rPr>
+                <w:rFonts w:ascii="Calibri" w:hAnsi="Calibri" w:eastAsia="Microsoft YaHei" w:cs="Calibri"/>
+                <w:sz w:val="16"/>
+                <w:szCs w:val="16"/>
               </w:rPr>
               <w:t xml:space="preserve">对可恢复消息传输故障的可执行验证矩阵</w:t>
             </w:r>
@@ -9550,33 +9561,33 @@
           <w:tcPr/>
           <w:p>
             <w:pPr>
-              <w:pStyle w:val="TableText"/>
-              <w:jc w:val="left"/>
-              <w:spacing w:before="0" w:after="0" w:line="320" w:lineRule="exact"/>
-            </w:pPr>
-            <w:r>
-              <w:rPr>
-                <w:rFonts w:ascii="Calibri" w:hAnsi="Calibri" w:eastAsia="Microsoft YaHei" w:cs="Calibri"/>
-                <w:sz w:val="18"/>
-                <w:szCs w:val="18"/>
-              </w:rPr>
-              <w:t xml:space="preserve">Q1-Q5</w:t>
-            </w:r>
-          </w:p>
-        </w:tc>
-        <w:tc>
-          <w:tcPr/>
-          <w:p>
-            <w:pPr>
-              <w:pStyle w:val="TableText"/>
-              <w:jc w:val="left"/>
-              <w:spacing w:before="0" w:after="0" w:line="320" w:lineRule="exact"/>
-            </w:pPr>
-            <w:r>
-              <w:rPr>
-                <w:rFonts w:ascii="Calibri" w:hAnsi="Calibri" w:eastAsia="Microsoft YaHei" w:cs="Calibri"/>
-                <w:sz w:val="18"/>
-                <w:szCs w:val="18"/>
+              <w:pStyle w:val="CompactGlossaryText"/>
+              <w:jc w:val="left"/>
+              <w:spacing w:before="0" w:after="0" w:line="220" w:lineRule="exact"/>
+            </w:pPr>
+            <w:r>
+              <w:rPr>
+                <w:rFonts w:ascii="Calibri" w:hAnsi="Calibri" w:eastAsia="Microsoft YaHei" w:cs="Calibri"/>
+                <w:sz w:val="16"/>
+                <w:szCs w:val="16"/>
+              </w:rPr>
+              <w:t xml:space="preserve">Q﻿1﻿-﻿Q﻿5</w:t>
+            </w:r>
+          </w:p>
+        </w:tc>
+        <w:tc>
+          <w:tcPr/>
+          <w:p>
+            <w:pPr>
+              <w:pStyle w:val="CompactGlossaryText"/>
+              <w:jc w:val="left"/>
+              <w:spacing w:before="0" w:after="0" w:line="220" w:lineRule="exact"/>
+            </w:pPr>
+            <w:r>
+              <w:rPr>
+                <w:rFonts w:ascii="Calibri" w:hAnsi="Calibri" w:eastAsia="Microsoft YaHei" w:cs="Calibri"/>
+                <w:sz w:val="16"/>
+                <w:szCs w:val="16"/>
               </w:rPr>
               <w:t xml:space="preserve">从基础单故障到多拓扑故障的五级资格分组</w:t>
             </w:r>
@@ -9591,33 +9602,33 @@
           <w:tcPr/>
           <w:p>
             <w:pPr>
-              <w:pStyle w:val="TableText"/>
-              <w:jc w:val="left"/>
-              <w:spacing w:before="0" w:after="0" w:line="320" w:lineRule="exact"/>
-            </w:pPr>
-            <w:r>
-              <w:rPr>
-                <w:rFonts w:ascii="Calibri" w:hAnsi="Calibri" w:eastAsia="Microsoft YaHei" w:cs="Calibri"/>
-                <w:sz w:val="18"/>
-                <w:szCs w:val="18"/>
-              </w:rPr>
-              <w:t xml:space="preserve">ubsim</w:t>
-            </w:r>
-          </w:p>
-        </w:tc>
-        <w:tc>
-          <w:tcPr/>
-          <w:p>
-            <w:pPr>
-              <w:pStyle w:val="TableText"/>
-              <w:jc w:val="left"/>
-              <w:spacing w:before="0" w:after="0" w:line="320" w:lineRule="exact"/>
-            </w:pPr>
-            <w:r>
-              <w:rPr>
-                <w:rFonts w:ascii="Calibri" w:hAnsi="Calibri" w:eastAsia="Microsoft YaHei" w:cs="Calibri"/>
-                <w:sz w:val="18"/>
-                <w:szCs w:val="18"/>
+              <w:pStyle w:val="CompactGlossaryText"/>
+              <w:jc w:val="left"/>
+              <w:spacing w:before="0" w:after="0" w:line="220" w:lineRule="exact"/>
+            </w:pPr>
+            <w:r>
+              <w:rPr>
+                <w:rFonts w:ascii="Calibri" w:hAnsi="Calibri" w:eastAsia="Microsoft YaHei" w:cs="Calibri"/>
+                <w:sz w:val="16"/>
+                <w:szCs w:val="16"/>
+              </w:rPr>
+              <w:t xml:space="preserve">u﻿b﻿s﻿i﻿m</w:t>
+            </w:r>
+          </w:p>
+        </w:tc>
+        <w:tc>
+          <w:tcPr/>
+          <w:p>
+            <w:pPr>
+              <w:pStyle w:val="CompactGlossaryText"/>
+              <w:jc w:val="left"/>
+              <w:spacing w:before="0" w:after="0" w:line="220" w:lineRule="exact"/>
+            </w:pPr>
+            <w:r>
+              <w:rPr>
+                <w:rFonts w:ascii="Calibri" w:hAnsi="Calibri" w:eastAsia="Microsoft YaHei" w:cs="Calibri"/>
+                <w:sz w:val="16"/>
+                <w:szCs w:val="16"/>
               </w:rPr>
               <w:t xml:space="preserve"/>
             </w:r>
@@ -9632,33 +9643,33 @@
           <w:tcPr/>
           <w:p>
             <w:pPr>
-              <w:pStyle w:val="TableText"/>
-              <w:jc w:val="left"/>
-              <w:spacing w:before="0" w:after="0" w:line="320" w:lineRule="exact"/>
-            </w:pPr>
-            <w:r>
-              <w:rPr>
-                <w:rFonts w:ascii="Calibri" w:hAnsi="Calibri" w:eastAsia="Microsoft YaHei" w:cs="Calibri"/>
-                <w:sz w:val="18"/>
-                <w:szCs w:val="18"/>
-              </w:rPr>
-              <w:t xml:space="preserve">ub</w:t>
-            </w:r>
-          </w:p>
-        </w:tc>
-        <w:tc>
-          <w:tcPr/>
-          <w:p>
-            <w:pPr>
-              <w:pStyle w:val="TableText"/>
-              <w:jc w:val="left"/>
-              <w:spacing w:before="0" w:after="0" w:line="320" w:lineRule="exact"/>
-            </w:pPr>
-            <w:r>
-              <w:rPr>
-                <w:rFonts w:ascii="Calibri" w:hAnsi="Calibri" w:eastAsia="Microsoft YaHei" w:cs="Calibri"/>
-                <w:sz w:val="18"/>
-                <w:szCs w:val="18"/>
+              <w:pStyle w:val="CompactGlossaryText"/>
+              <w:jc w:val="left"/>
+              <w:spacing w:before="0" w:after="0" w:line="220" w:lineRule="exact"/>
+            </w:pPr>
+            <w:r>
+              <w:rPr>
+                <w:rFonts w:ascii="Calibri" w:hAnsi="Calibri" w:eastAsia="Microsoft YaHei" w:cs="Calibri"/>
+                <w:sz w:val="16"/>
+                <w:szCs w:val="16"/>
+              </w:rPr>
+              <w:t xml:space="preserve">u﻿b</w:t>
+            </w:r>
+          </w:p>
+        </w:tc>
+        <w:tc>
+          <w:tcPr/>
+          <w:p>
+            <w:pPr>
+              <w:pStyle w:val="CompactGlossaryText"/>
+              <w:jc w:val="left"/>
+              <w:spacing w:before="0" w:after="0" w:line="220" w:lineRule="exact"/>
+            </w:pPr>
+            <w:r>
+              <w:rPr>
+                <w:rFonts w:ascii="Calibri" w:hAnsi="Calibri" w:eastAsia="Microsoft YaHei" w:cs="Calibri"/>
+                <w:sz w:val="16"/>
+                <w:szCs w:val="16"/>
               </w:rPr>
               <w:t xml:space="preserve"/>
             </w:r>
@@ -9705,6 +9716,8 @@
   <w:style w:type="paragraph" w:default="1" w:styleId="Normal">
     <w:name w:val="Normal"/>
     <w:pPr>
+      <w:widowControl/>
+      <w:kinsoku/>
       <w:spacing w:before="0" w:after="0" w:line="400" w:lineRule="exact"/>
       <w:jc w:val="both"/>
     </w:pPr>
@@ -9809,6 +9822,19 @@
       <w:szCs w:val="18"/>
     </w:rPr>
   </w:style>
+  <w:style w:type="paragraph" w:styleId="CompactGlossaryText">
+    <w:name w:val="Compact Glossary Text"/>
+    <w:basedOn w:val="TableText"/>
+    <w:pPr>
+      <w:jc w:val="left"/>
+      <w:spacing w:before="0" w:after="0" w:line="220" w:lineRule="exact"/>
+    </w:pPr>
+    <w:rPr>
+      <w:rFonts w:ascii="Calibri" w:hAnsi="Calibri" w:eastAsia="Microsoft YaHei" w:cs="Calibri"/>
+      <w:sz w:val="16"/>
+      <w:szCs w:val="16"/>
+    </w:rPr>
+  </w:style>
   <w:style w:type="paragraph" w:styleId="FigureCaption">
     <w:name w:val="Figure Caption"/>
     <w:basedOn w:val="Normal"/>

--- a/docs/design/cc_ep_deliverable2_verification_reliability_ha.docx
+++ b/docs/design/cc_ep_deliverable2_verification_reliability_ha.docx
@@ -23,7 +23,7 @@
         <w:rPr>
           <w:rFonts w:ascii="Calibri" w:hAnsi="Calibri" w:eastAsia="Microsoft YaHei" w:cs="Calibri"/>
         </w:rPr>
-        <w:t xml:space="preserve">文档版本﻿：﻿V﻿1﻿.﻿0</w:t>
+        <w:t xml:space="preserve">文档版本⁠：⁠V⁠1⁠.⁠0</w:t>
       </w:r>
     </w:p>
     <w:p>
@@ -34,7 +34,7 @@
         <w:rPr>
           <w:rFonts w:ascii="Calibri" w:hAnsi="Calibri" w:eastAsia="Microsoft YaHei" w:cs="Calibri"/>
         </w:rPr>
-        <w:t xml:space="preserve">交付阶段：正式﻿文﻿档﻿第﻿一﻿版</w:t>
+        <w:t xml:space="preserve">交付阶段：正式⁠文⁠档⁠第⁠一⁠版</w:t>
       </w:r>
     </w:p>
     <w:p>
@@ -84,7 +84,7 @@
         <w:rPr>
           <w:rFonts w:ascii="Calibri" w:hAnsi="Calibri" w:eastAsia="Microsoft YaHei" w:cs="Calibri"/>
         </w:rPr>
-        <w:t xml:space="preserve">1. 验证﻿目﻿标﻿与﻿结﻿论</w:t>
+        <w:t xml:space="preserve">1. 验证⁠目⁠标⁠与⁠结⁠论</w:t>
       </w:r>
     </w:p>
     <w:p>
@@ -95,7 +95,7 @@
         <w:rPr>
           <w:rFonts w:ascii="Calibri" w:hAnsi="Calibri" w:eastAsia="Microsoft YaHei" w:cs="Calibri"/>
         </w:rPr>
-        <w:t xml:space="preserve">2.﻿ ﻿验﻿证﻿方﻿法</w:t>
+        <w:t xml:space="preserve">2.⁠ ⁠验⁠证⁠方⁠法</w:t>
       </w:r>
     </w:p>
     <w:p>
@@ -106,7 +106,7 @@
         <w:rPr>
           <w:rFonts w:ascii="Calibri" w:hAnsi="Calibri" w:eastAsia="Microsoft YaHei" w:cs="Calibri"/>
         </w:rPr>
-        <w:t xml:space="preserve">3. 形式﻿化﻿验﻿证﻿结﻿果</w:t>
+        <w:t xml:space="preserve">3. 形式⁠化⁠验⁠证⁠结⁠果</w:t>
       </w:r>
     </w:p>
     <w:p>
@@ -117,7 +117,7 @@
         <w:rPr>
           <w:rFonts w:ascii="Calibri" w:hAnsi="Calibri" w:eastAsia="Microsoft YaHei" w:cs="Calibri"/>
         </w:rPr>
-        <w:t xml:space="preserve">4. ﻿可﻿靠﻿性﻿机﻿制</w:t>
+        <w:t xml:space="preserve">4. ⁠可⁠靠⁠性⁠机⁠制</w:t>
       </w:r>
     </w:p>
     <w:p>
@@ -128,7 +128,7 @@
         <w:rPr>
           <w:rFonts w:ascii="Calibri" w:hAnsi="Calibri" w:eastAsia="Microsoft YaHei" w:cs="Calibri"/>
         </w:rPr>
-        <w:t xml:space="preserve">5. Q1-Q5 故﻿障﻿资﻿格﻿结﻿果</w:t>
+        <w:t xml:space="preserve">5. Q1-Q5 故⁠障⁠资⁠格⁠结⁠果</w:t>
       </w:r>
     </w:p>
     <w:p>
@@ -139,7 +139,7 @@
         <w:rPr>
           <w:rFonts w:ascii="Calibri" w:hAnsi="Calibri" w:eastAsia="Microsoft YaHei" w:cs="Calibri"/>
         </w:rPr>
-        <w:t xml:space="preserve">6. HA 理论﻿与﻿参﻿考﻿比﻿较</w:t>
+        <w:t xml:space="preserve">6. HA 理论⁠与⁠参⁠考⁠比⁠较</w:t>
       </w:r>
     </w:p>
     <w:p>
@@ -150,7 +150,7 @@
         <w:rPr>
           <w:rFonts w:ascii="Calibri" w:hAnsi="Calibri" w:eastAsia="Microsoft YaHei" w:cs="Calibri"/>
         </w:rPr>
-        <w:t xml:space="preserve">7. 处理器乱序﻿与﻿拓﻿扑﻿验﻿证</w:t>
+        <w:t xml:space="preserve">7. 处理器乱序⁠与⁠拓⁠扑⁠验⁠证</w:t>
       </w:r>
     </w:p>
     <w:p>
@@ -161,7 +161,7 @@
         <w:rPr>
           <w:rFonts w:ascii="Calibri" w:hAnsi="Calibri" w:eastAsia="Microsoft YaHei" w:cs="Calibri"/>
         </w:rPr>
-        <w:t xml:space="preserve">8.﻿ ﻿交﻿付﻿范﻿围</w:t>
+        <w:t xml:space="preserve">8.⁠ ⁠交⁠付⁠范⁠围</w:t>
       </w:r>
     </w:p>
     <w:p>
@@ -183,7 +183,7 @@
         <w:rPr>
           <w:rFonts w:ascii="Calibri" w:hAnsi="Calibri" w:eastAsia="Microsoft YaHei" w:cs="Calibri"/>
         </w:rPr>
-        <w:t xml:space="preserve">附录 A 形式﻿化﻿模﻿型﻿清﻿单</w:t>
+        <w:t xml:space="preserve">附录 A 形式⁠化⁠模⁠型⁠清⁠单</w:t>
       </w:r>
     </w:p>
     <w:p>
@@ -194,7 +194,7 @@
         <w:rPr>
           <w:rFonts w:ascii="Calibri" w:hAnsi="Calibri" w:eastAsia="Microsoft YaHei" w:cs="Calibri"/>
         </w:rPr>
-        <w:t xml:space="preserve">附录 B 模型与实﻿现﻿对﻿应﻿关﻿系</w:t>
+        <w:t xml:space="preserve">附录 B 模型与实⁠现⁠对⁠应⁠关⁠系</w:t>
       </w:r>
     </w:p>
     <w:p>
@@ -205,7 +205,7 @@
         <w:rPr>
           <w:rFonts w:ascii="Calibri" w:hAnsi="Calibri" w:eastAsia="Microsoft YaHei" w:cs="Calibri"/>
         </w:rPr>
-        <w:t xml:space="preserve">附录 C 故障资﻿格﻿矩﻿阵﻿索﻿引</w:t>
+        <w:t xml:space="preserve">附录 C 故障资⁠格⁠矩⁠阵⁠索⁠引</w:t>
       </w:r>
     </w:p>
     <w:p>
@@ -216,7 +216,7 @@
         <w:rPr>
           <w:rFonts w:ascii="Calibri" w:hAnsi="Calibri" w:eastAsia="Microsoft YaHei" w:cs="Calibri"/>
         </w:rPr>
-        <w:t xml:space="preserve">附录 ﻿D﻿ ﻿术﻿语﻿表</w:t>
+        <w:t xml:space="preserve">附录 ⁠D⁠ ⁠术⁠语⁠表</w:t>
       </w:r>
     </w:p>
     <w:p>
@@ -256,7 +256,7 @@
         <w:rPr>
           <w:rFonts w:ascii="Calibri" w:hAnsi="Calibri" w:eastAsia="Microsoft YaHei" w:cs="Calibri"/>
         </w:rPr>
-        <w:t xml:space="preserve">本报告验证 UBCC 在正常执行、并发竞争和可恢复消息传输故障下的协议正确性，﻿重﻿点﻿覆﻿盖﻿：</w:t>
+        <w:t xml:space="preserve">本报告验证 UBCC 在正常执行、并发竞争和可恢复消息传输故障下的协议正确性，⁠重⁠点⁠覆⁠盖⁠：</w:t>
       </w:r>
     </w:p>
     <w:p>
@@ -367,7 +367,7 @@
         <w:rPr>
           <w:rFonts w:ascii="Calibri" w:hAnsi="Calibri" w:eastAsia="Microsoft YaHei" w:cs="Calibri"/>
         </w:rPr>
-        <w:t xml:space="preserve">UBCC 采用分层验证方法：形式化模型验证状态与动作规则，定向机制验证连接模﻿型﻿与﻿实﻿现﻿，</w:t>
+        <w:t xml:space="preserve">UBCC 采用分层验证方法：形式化模型验证状态与动作规则，定向机制验证连接模⁠型⁠与⁠实⁠现⁠，</w:t>
       </w:r>
     </w:p>
     <w:p>
@@ -378,7 +378,7 @@
         <w:rPr>
           <w:rFonts w:ascii="Calibri" w:hAnsi="Calibri" w:eastAsia="Microsoft YaHei" w:cs="Calibri"/>
         </w:rPr>
-        <w:t xml:space="preserve">端到端验证确认数据与权限结果，故障资格矩阵验证恢复机制在实际消息路径﻿中﻿的﻿表﻿现﻿。</w:t>
+        <w:t xml:space="preserve">端到端验证确认数据与权限结果，故障资格矩阵验证恢复机制在实际消息路径⁠中⁠的⁠表⁠现⁠。</w:t>
       </w:r>
     </w:p>
     <w:p>
@@ -565,7 +565,7 @@
                 <w:sz w:val="18"/>
                 <w:szCs w:val="18"/>
               </w:rPr>
-              <w:t xml:space="preserve">T﻿L﻿A+</w:t>
+              <w:t xml:space="preserve">T⁠L⁠A+</w:t>
             </w:r>
           </w:p>
         </w:tc>
@@ -606,25 +606,25 @@
                 <w:sz w:val="18"/>
                 <w:szCs w:val="18"/>
               </w:rPr>
-              <w:t xml:space="preserve">R﻿e﻿c﻿a﻿l﻿l、I﻿n﻿v﻿a﻿l﻿i﻿d﻿a﻿t﻿e、U﻿p﻿g﻿r﻿a﻿d﻿e 和 C﻿l﻿e﻿a﻿r 活性</w:t>
-            </w:r>
-          </w:p>
-        </w:tc>
-        <w:tc>
-          <w:tcPr/>
-          <w:p>
-            <w:pPr>
-              <w:pStyle w:val="TableText"/>
-              <w:jc w:val="left"/>
-              <w:spacing w:before="0" w:after="0" w:line="320" w:lineRule="exact"/>
-            </w:pPr>
-            <w:r>
-              <w:rPr>
-                <w:rFonts w:ascii="Calibri" w:hAnsi="Calibri" w:eastAsia="Microsoft YaHei" w:cs="Calibri"/>
-                <w:sz w:val="18"/>
-                <w:szCs w:val="18"/>
-              </w:rPr>
-              <w:t xml:space="preserve">T﻿L﻿A+ + 定向验证</w:t>
+              <w:t xml:space="preserve">R⁠e⁠c⁠a⁠l⁠l、I⁠n⁠v⁠a⁠l⁠i⁠d⁠a⁠t⁠e、U⁠p⁠g⁠r⁠a⁠d⁠e 和 C⁠l⁠e⁠a⁠r 活性</w:t>
+            </w:r>
+          </w:p>
+        </w:tc>
+        <w:tc>
+          <w:tcPr/>
+          <w:p>
+            <w:pPr>
+              <w:pStyle w:val="TableText"/>
+              <w:jc w:val="left"/>
+              <w:spacing w:before="0" w:after="0" w:line="320" w:lineRule="exact"/>
+            </w:pPr>
+            <w:r>
+              <w:rPr>
+                <w:rFonts w:ascii="Calibri" w:hAnsi="Calibri" w:eastAsia="Microsoft YaHei" w:cs="Calibri"/>
+                <w:sz w:val="18"/>
+                <w:szCs w:val="18"/>
+              </w:rPr>
+              <w:t xml:space="preserve">T⁠L⁠A+ + 定向验证</w:t>
             </w:r>
           </w:p>
         </w:tc>
@@ -665,25 +665,25 @@
                 <w:sz w:val="18"/>
                 <w:szCs w:val="18"/>
               </w:rPr>
-              <w:t xml:space="preserve">E﻿P﻿-﻿R﻿N﻿F s﻿n﻿o﻿o﻿p 仲裁</w:t>
-            </w:r>
-          </w:p>
-        </w:tc>
-        <w:tc>
-          <w:tcPr/>
-          <w:p>
-            <w:pPr>
-              <w:pStyle w:val="TableText"/>
-              <w:jc w:val="left"/>
-              <w:spacing w:before="0" w:after="0" w:line="320" w:lineRule="exact"/>
-            </w:pPr>
-            <w:r>
-              <w:rPr>
-                <w:rFonts w:ascii="Calibri" w:hAnsi="Calibri" w:eastAsia="Microsoft YaHei" w:cs="Calibri"/>
-                <w:sz w:val="18"/>
-                <w:szCs w:val="18"/>
-              </w:rPr>
-              <w:t xml:space="preserve">f﻿o﻿c﻿u﻿s﻿e﻿d T﻿L﻿A+ + 端到端验证</w:t>
+              <w:t xml:space="preserve">E⁠P⁠-⁠R⁠N⁠F s⁠n⁠o⁠o⁠p 仲裁</w:t>
+            </w:r>
+          </w:p>
+        </w:tc>
+        <w:tc>
+          <w:tcPr/>
+          <w:p>
+            <w:pPr>
+              <w:pStyle w:val="TableText"/>
+              <w:jc w:val="left"/>
+              <w:spacing w:before="0" w:after="0" w:line="320" w:lineRule="exact"/>
+            </w:pPr>
+            <w:r>
+              <w:rPr>
+                <w:rFonts w:ascii="Calibri" w:hAnsi="Calibri" w:eastAsia="Microsoft YaHei" w:cs="Calibri"/>
+                <w:sz w:val="18"/>
+                <w:szCs w:val="18"/>
+              </w:rPr>
+              <w:t xml:space="preserve">f⁠o⁠c⁠u⁠s⁠e⁠d T⁠L⁠A+ + 端到端验证</w:t>
             </w:r>
           </w:p>
         </w:tc>
@@ -724,25 +724,25 @@
                 <w:sz w:val="18"/>
                 <w:szCs w:val="18"/>
               </w:rPr>
-              <w:t xml:space="preserve">多 P﻿A 与多 S﻿o﻿c﻿k﻿e﻿t 隔离</w:t>
-            </w:r>
-          </w:p>
-        </w:tc>
-        <w:tc>
-          <w:tcPr/>
-          <w:p>
-            <w:pPr>
-              <w:pStyle w:val="TableText"/>
-              <w:jc w:val="left"/>
-              <w:spacing w:before="0" w:after="0" w:line="320" w:lineRule="exact"/>
-            </w:pPr>
-            <w:r>
-              <w:rPr>
-                <w:rFonts w:ascii="Calibri" w:hAnsi="Calibri" w:eastAsia="Microsoft YaHei" w:cs="Calibri"/>
-                <w:sz w:val="18"/>
-                <w:szCs w:val="18"/>
-              </w:rPr>
-              <w:t xml:space="preserve">T﻿L﻿A+ + 多拓扑验证</w:t>
+              <w:t xml:space="preserve">多 P⁠A 与多 S⁠o⁠c⁠k⁠e⁠t 隔离</w:t>
+            </w:r>
+          </w:p>
+        </w:tc>
+        <w:tc>
+          <w:tcPr/>
+          <w:p>
+            <w:pPr>
+              <w:pStyle w:val="TableText"/>
+              <w:jc w:val="left"/>
+              <w:spacing w:before="0" w:after="0" w:line="320" w:lineRule="exact"/>
+            </w:pPr>
+            <w:r>
+              <w:rPr>
+                <w:rFonts w:ascii="Calibri" w:hAnsi="Calibri" w:eastAsia="Microsoft YaHei" w:cs="Calibri"/>
+                <w:sz w:val="18"/>
+                <w:szCs w:val="18"/>
+              </w:rPr>
+              <w:t xml:space="preserve">T⁠L⁠A+ + 多拓扑验证</w:t>
             </w:r>
           </w:p>
         </w:tc>
@@ -783,7 +783,7 @@
                 <w:sz w:val="18"/>
                 <w:szCs w:val="18"/>
               </w:rPr>
-              <w:t xml:space="preserve">处理器 O﻿3 下的同步语义</w:t>
+              <w:t xml:space="preserve">处理器 O⁠3 下的同步语义</w:t>
             </w:r>
           </w:p>
         </w:tc>
@@ -842,7 +842,7 @@
                 <w:sz w:val="18"/>
                 <w:szCs w:val="18"/>
               </w:rPr>
-              <w:t xml:space="preserve">Q﻿1﻿-﻿Q﻿5 故障资格</w:t>
+              <w:t xml:space="preserve">Q⁠1⁠-⁠Q⁠5 故障资格</w:t>
             </w:r>
           </w:p>
         </w:tc>
@@ -919,7 +919,7 @@
                 <w:sz w:val="18"/>
                 <w:szCs w:val="18"/>
               </w:rPr>
-              <w:t xml:space="preserve">3N1S、3N2S、8N2S、16N1S L﻿e﻿v﻿e﻿l﻿-﻿A</w:t>
+              <w:t xml:space="preserve">3N1S、3N2S、8N2S、16N1S L⁠e⁠v⁠e⁠l⁠-⁠A</w:t>
             </w:r>
           </w:p>
         </w:tc>
@@ -951,7 +951,7 @@
         <w:rPr>
           <w:rFonts w:ascii="Calibri" w:hAnsi="Calibri" w:eastAsia="Microsoft YaHei" w:cs="Calibri"/>
         </w:rPr>
-        <w:t xml:space="preserve">表中 Liveness 结论仅适用于对应 temporal property、FairSpec/forward-progress 公平﻿性﻿和﻿可﻿恢﻿复</w:t>
+        <w:t xml:space="preserve">表中 Liveness 结论仅适用于对应 temporal property、FairSpec/forward-progress 公平⁠性⁠和⁠可⁠恢⁠复</w:t>
       </w:r>
     </w:p>
     <w:p>
@@ -962,7 +962,7 @@
         <w:rPr>
           <w:rFonts w:ascii="Calibri" w:hAnsi="Calibri" w:eastAsia="Microsoft YaHei" w:cs="Calibri"/>
         </w:rPr>
-        <w:t xml:space="preserve">故障最终解除的模型条件；focused 仲裁与 waiter 模型只单独检查 Safety，不作独立﻿活﻿性﻿证﻿明﻿。</w:t>
+        <w:t xml:space="preserve">故障最终解除的模型条件；focused 仲裁与 waiter 模型只单独检查 Safety，不作独立⁠活⁠性⁠证⁠明⁠。</w:t>
       </w:r>
     </w:p>
     <w:p>
@@ -973,7 +973,7 @@
         <w:rPr>
           <w:rFonts w:ascii="Calibri" w:hAnsi="Calibri" w:eastAsia="Microsoft YaHei" w:cs="Calibri"/>
         </w:rPr>
-        <w:t xml:space="preserve">形式化模型与可执行验证从不同抽象层共同覆盖 UBCC 的安全性、活性和可恢复传输﻿故﻿障﻿能﻿力﻿。</w:t>
+        <w:t xml:space="preserve">形式化模型与可执行验证从不同抽象层共同覆盖 UBCC 的安全性、活性和可恢复传输⁠故⁠障⁠能⁠力⁠。</w:t>
       </w:r>
     </w:p>
     <w:p>
@@ -1105,7 +1105,7 @@
                 <w:sz w:val="18"/>
                 <w:szCs w:val="18"/>
               </w:rPr>
-              <w:t xml:space="preserve">端到端、O﻿3、多拓扑与 Q﻿1﻿-﻿Q﻿5 资格结果通过</w:t>
+              <w:t xml:space="preserve">端到端、O⁠3、多拓扑与 Q⁠1⁠-⁠Q⁠5 资格结果通过</w:t>
             </w:r>
           </w:p>
         </w:tc>
@@ -1164,7 +1164,7 @@
                 <w:sz w:val="18"/>
                 <w:szCs w:val="18"/>
               </w:rPr>
-              <w:t xml:space="preserve">核心模型覆盖声明的 S﻿a﻿f﻿e﻿t﻿y/L﻿i﻿v﻿e﻿n﻿e﻿s﻿s；f﻿o﻿c﻿u﻿s﻿e﻿d 模型覆盖声明的 S﻿a﻿f﻿e﻿t﻿y</w:t>
+              <w:t xml:space="preserve">核心模型覆盖声明的 S⁠a⁠f⁠e⁠t⁠y/L⁠i⁠v⁠e⁠n⁠e⁠s⁠s；f⁠o⁠c⁠u⁠s⁠e⁠d 模型覆盖声明的 S⁠a⁠f⁠e⁠t⁠y</w:t>
             </w:r>
           </w:p>
         </w:tc>
@@ -1205,43 +1205,43 @@
                 <w:sz w:val="18"/>
                 <w:szCs w:val="18"/>
               </w:rPr>
-              <w:t xml:space="preserve">H﻿A 比较</w:t>
-            </w:r>
-          </w:p>
-        </w:tc>
-        <w:tc>
-          <w:tcPr/>
-          <w:p>
-            <w:pPr>
-              <w:pStyle w:val="TableText"/>
-              <w:jc w:val="left"/>
-              <w:spacing w:before="0" w:after="0" w:line="320" w:lineRule="exact"/>
-            </w:pPr>
-            <w:r>
-              <w:rPr>
-                <w:rFonts w:ascii="Calibri" w:hAnsi="Calibri" w:eastAsia="Microsoft YaHei" w:cs="Calibri"/>
-                <w:sz w:val="18"/>
-                <w:szCs w:val="18"/>
-              </w:rPr>
-              <w:t xml:space="preserve">冻结 H﻿A﻿-﻿V﻿I 参考范围内聚合结果支持 U﻿B﻿C﻿C 优势</w:t>
-            </w:r>
-          </w:p>
-        </w:tc>
-        <w:tc>
-          <w:tcPr/>
-          <w:p>
-            <w:pPr>
-              <w:pStyle w:val="TableText"/>
-              <w:jc w:val="left"/>
-              <w:spacing w:before="0" w:after="0" w:line="320" w:lineRule="exact"/>
-            </w:pPr>
-            <w:r>
-              <w:rPr>
-                <w:rFonts w:ascii="Calibri" w:hAnsi="Calibri" w:eastAsia="Microsoft YaHei" w:cs="Calibri"/>
-                <w:sz w:val="18"/>
-                <w:szCs w:val="18"/>
-              </w:rPr>
-              <w:t xml:space="preserve">2N1S、O﻿3、单向完成语义和两个 L﻿3 压力点</w:t>
+              <w:t xml:space="preserve">H⁠A 比较</w:t>
+            </w:r>
+          </w:p>
+        </w:tc>
+        <w:tc>
+          <w:tcPr/>
+          <w:p>
+            <w:pPr>
+              <w:pStyle w:val="TableText"/>
+              <w:jc w:val="left"/>
+              <w:spacing w:before="0" w:after="0" w:line="320" w:lineRule="exact"/>
+            </w:pPr>
+            <w:r>
+              <w:rPr>
+                <w:rFonts w:ascii="Calibri" w:hAnsi="Calibri" w:eastAsia="Microsoft YaHei" w:cs="Calibri"/>
+                <w:sz w:val="18"/>
+                <w:szCs w:val="18"/>
+              </w:rPr>
+              <w:t xml:space="preserve">冻结 H⁠A⁠-⁠V⁠I 参考范围内聚合结果支持 U⁠B⁠C⁠C 优势</w:t>
+            </w:r>
+          </w:p>
+        </w:tc>
+        <w:tc>
+          <w:tcPr/>
+          <w:p>
+            <w:pPr>
+              <w:pStyle w:val="TableText"/>
+              <w:jc w:val="left"/>
+              <w:spacing w:before="0" w:after="0" w:line="320" w:lineRule="exact"/>
+            </w:pPr>
+            <w:r>
+              <w:rPr>
+                <w:rFonts w:ascii="Calibri" w:hAnsi="Calibri" w:eastAsia="Microsoft YaHei" w:cs="Calibri"/>
+                <w:sz w:val="18"/>
+                <w:szCs w:val="18"/>
+              </w:rPr>
+              <w:t xml:space="preserve">2N1S、O⁠3、单向完成语义和两个 L⁠3 压力点</w:t>
             </w:r>
           </w:p>
         </w:tc>
@@ -1300,7 +1300,7 @@
                 <w:sz w:val="18"/>
                 <w:szCs w:val="18"/>
               </w:rPr>
-              <w:t xml:space="preserve">永久 H﻿o﻿m﻿e 故障在线恢复、物理芯片和端口级 S﻿w﻿i﻿t﻿c﻿h 微体系结构</w:t>
+              <w:t xml:space="preserve">永久 H⁠o⁠m⁠e 故障在线恢复、物理芯片和端口级 S⁠w⁠i⁠t⁠c⁠h 微体系结构</w:t>
             </w:r>
           </w:p>
         </w:tc>
@@ -1338,7 +1338,7 @@
         <w:rPr>
           <w:rFonts w:ascii="Calibri" w:hAnsi="Calibri" w:eastAsia="Microsoft YaHei" w:cs="Calibri"/>
         </w:rPr>
-        <w:t xml:space="preserve">验证模型按职责划﻿分﻿为﻿四﻿层﻿：</w:t>
+        <w:t xml:space="preserve">验证模型按职责划⁠分⁠为⁠四⁠层⁠：</w:t>
       </w:r>
     </w:p>
     <w:p>
@@ -1349,7 +1349,7 @@
         <w:rPr>
           <w:rFonts w:ascii="Calibri" w:hAnsi="Calibri" w:eastAsia="Microsoft YaHei" w:cs="Calibri"/>
         </w:rPr>
-        <w:t xml:space="preserve">1. 目录核心层：请求、授权、Clear、Recall、Invalidate 和﻿目﻿录﻿提﻿交﻿；</w:t>
+        <w:t xml:space="preserve">1. 目录核心层：请求、授权、Clear、Recall、Invalidate 和⁠目⁠录⁠提⁠交⁠；</w:t>
       </w:r>
     </w:p>
     <w:p>
@@ -1360,7 +1360,7 @@
         <w:rPr>
           <w:rFonts w:ascii="Calibri" w:hAnsi="Calibri" w:eastAsia="Microsoft YaHei" w:cs="Calibri"/>
         </w:rPr>
-        <w:t xml:space="preserve">2. 并发机制层：同址 outstanding、waiter、partial Ack 和 snoo﻿p﻿ ﻿仲﻿裁﻿；</w:t>
+        <w:t xml:space="preserve">2. 并发机制层：同址 outstanding、waiter、partial Ack 和 snoo⁠p⁠ ⁠仲⁠裁⁠；</w:t>
       </w:r>
     </w:p>
     <w:p>
@@ -1371,7 +1371,7 @@
         <w:rPr>
           <w:rFonts w:ascii="Calibri" w:hAnsi="Calibri" w:eastAsia="Microsoft YaHei" w:cs="Calibri"/>
         </w:rPr>
-        <w:t xml:space="preserve">3. 拓扑隔离层：多 PA、多节点和多 Socket ﻿状﻿态﻿隔﻿离﻿；</w:t>
+        <w:t xml:space="preserve">3. 拓扑隔离层：多 PA、多节点和多 Socket ⁠状⁠态⁠隔⁠离⁠；</w:t>
       </w:r>
     </w:p>
     <w:p>
@@ -1382,7 +1382,7 @@
         <w:rPr>
           <w:rFonts w:ascii="Calibri" w:hAnsi="Calibri" w:eastAsia="Microsoft YaHei" w:cs="Calibri"/>
         </w:rPr>
-        <w:t xml:space="preserve">4. 故障传输层：消息丢失、重复、延﻿迟﻿和﻿乱﻿序﻿。</w:t>
+        <w:t xml:space="preserve">4. 故障传输层：消息丢失、重复、延⁠迟⁠和⁠乱⁠序⁠。</w:t>
       </w:r>
     </w:p>
     <w:p>
@@ -1393,7 +1393,7 @@
         <w:rPr>
           <w:rFonts w:ascii="Calibri" w:hAnsi="Calibri" w:eastAsia="Microsoft YaHei" w:cs="Calibri"/>
         </w:rPr>
-        <w:t xml:space="preserve">每个模型只承担明确的协议论证职责，最终由端到端测试补充真实数据路径、缓存容量和﻿运﻿行﻿拓﻿扑﻿。</w:t>
+        <w:t xml:space="preserve">每个模型只承担明确的协议论证职责，最终由端到端测试补充真实数据路径、缓存容量和⁠运⁠行⁠拓⁠扑⁠。</w:t>
       </w:r>
     </w:p>
     <w:p>
@@ -1546,7 +1546,7 @@
                 <w:sz w:val="18"/>
                 <w:szCs w:val="18"/>
               </w:rPr>
-              <w:t xml:space="preserve">协议实现、定向机制测试、O﻿3、多拓扑、性能正确性门禁和 Q﻿1﻿-﻿Q﻿5</w:t>
+              <w:t xml:space="preserve">协议实现、定向机制测试、O⁠3、多拓扑、性能正确性门禁和 Q⁠1⁠-⁠Q⁠5</w:t>
             </w:r>
           </w:p>
         </w:tc>
@@ -1605,43 +1605,43 @@
                 <w:sz w:val="18"/>
                 <w:szCs w:val="18"/>
               </w:rPr>
-              <w:t xml:space="preserve">有界 / f﻿o﻿c﻿u﻿s﻿e﻿d 形式化模型</w:t>
-            </w:r>
-          </w:p>
-        </w:tc>
-        <w:tc>
-          <w:tcPr/>
-          <w:p>
-            <w:pPr>
-              <w:pStyle w:val="TableText"/>
-              <w:jc w:val="left"/>
-              <w:spacing w:before="0" w:after="0" w:line="320" w:lineRule="exact"/>
-            </w:pPr>
-            <w:r>
-              <w:rPr>
-                <w:rFonts w:ascii="Calibri" w:hAnsi="Calibri" w:eastAsia="Microsoft YaHei" w:cs="Calibri"/>
-                <w:sz w:val="18"/>
-                <w:szCs w:val="18"/>
-              </w:rPr>
-              <w:t xml:space="preserve">目录核心、传输故障、多 P﻿A/S﻿o﻿c﻿k﻿e﻿t、s﻿n﻿o﻿o﻿p 仲裁与 w﻿a﻿i﻿t﻿e﻿r 退役模型</w:t>
-            </w:r>
-          </w:p>
-        </w:tc>
-        <w:tc>
-          <w:tcPr/>
-          <w:p>
-            <w:pPr>
-              <w:pStyle w:val="TableText"/>
-              <w:jc w:val="left"/>
-              <w:spacing w:before="0" w:after="0" w:line="320" w:lineRule="exact"/>
-            </w:pPr>
-            <w:r>
-              <w:rPr>
-                <w:rFonts w:ascii="Calibri" w:hAnsi="Calibri" w:eastAsia="Microsoft YaHei" w:cs="Calibri"/>
-                <w:sz w:val="18"/>
-                <w:szCs w:val="18"/>
-              </w:rPr>
-              <w:t xml:space="preserve">核心/传输模型的 S﻿a﻿f﻿e﻿t﻿y/L﻿i﻿v﻿e﻿n﻿e﻿s﻿s，以及 f﻿o﻿c﻿u﻿s﻿e﻿d 模型声明的 S﻿a﻿f﻿e﻿t﻿y</w:t>
+              <w:t xml:space="preserve">有界 / f⁠o⁠c⁠u⁠s⁠e⁠d 形式化模型</w:t>
+            </w:r>
+          </w:p>
+        </w:tc>
+        <w:tc>
+          <w:tcPr/>
+          <w:p>
+            <w:pPr>
+              <w:pStyle w:val="TableText"/>
+              <w:jc w:val="left"/>
+              <w:spacing w:before="0" w:after="0" w:line="320" w:lineRule="exact"/>
+            </w:pPr>
+            <w:r>
+              <w:rPr>
+                <w:rFonts w:ascii="Calibri" w:hAnsi="Calibri" w:eastAsia="Microsoft YaHei" w:cs="Calibri"/>
+                <w:sz w:val="18"/>
+                <w:szCs w:val="18"/>
+              </w:rPr>
+              <w:t xml:space="preserve">目录核心、传输故障、多 P⁠A/S⁠o⁠c⁠k⁠e⁠t、s⁠n⁠o⁠o⁠p 仲裁与 w⁠a⁠i⁠t⁠e⁠r 退役模型</w:t>
+            </w:r>
+          </w:p>
+        </w:tc>
+        <w:tc>
+          <w:tcPr/>
+          <w:p>
+            <w:pPr>
+              <w:pStyle w:val="TableText"/>
+              <w:jc w:val="left"/>
+              <w:spacing w:before="0" w:after="0" w:line="320" w:lineRule="exact"/>
+            </w:pPr>
+            <w:r>
+              <w:rPr>
+                <w:rFonts w:ascii="Calibri" w:hAnsi="Calibri" w:eastAsia="Microsoft YaHei" w:cs="Calibri"/>
+                <w:sz w:val="18"/>
+                <w:szCs w:val="18"/>
+              </w:rPr>
+              <w:t xml:space="preserve">核心/传输模型的 S⁠a⁠f⁠e⁠t⁠y/L⁠i⁠v⁠e⁠n⁠e⁠s⁠s，以及 f⁠o⁠c⁠u⁠s⁠e⁠d 模型声明的 S⁠a⁠f⁠e⁠t⁠y</w:t>
             </w:r>
           </w:p>
         </w:tc>
@@ -1700,7 +1700,7 @@
                 <w:sz w:val="18"/>
                 <w:szCs w:val="18"/>
               </w:rPr>
-              <w:t xml:space="preserve">协议路径、目录组织、H﻿A﻿-﻿V﻿I 结构差异与复杂度解释</w:t>
+              <w:t xml:space="preserve">协议路径、目录组织、H⁠A⁠-⁠V⁠I 结构差异与复杂度解释</w:t>
             </w:r>
           </w:p>
         </w:tc>
@@ -1777,7 +1777,7 @@
                 <w:sz w:val="18"/>
                 <w:szCs w:val="18"/>
               </w:rPr>
-              <w:t xml:space="preserve">永久 H﻿o﻿m﻿e 失效恢复、客户物理 H﻿A 和端口级 S﻿w﻿i﻿t﻿c﻿h 微体系结构</w:t>
+              <w:t xml:space="preserve">永久 H⁠o⁠m⁠e 失效恢复、客户物理 H⁠A 和端口级 S⁠w⁠i⁠t⁠c⁠h 微体系结构</w:t>
             </w:r>
           </w:p>
         </w:tc>
@@ -1839,7 +1839,7 @@
         <w:rPr>
           <w:rFonts w:ascii="Calibri" w:hAnsi="Calibri" w:eastAsia="Microsoft YaHei" w:cs="Calibri"/>
         </w:rPr>
-        <w:t xml:space="preserve">形式化验证中的主要 Safety ﻿属﻿性﻿包﻿括﻿：</w:t>
+        <w:t xml:space="preserve">形式化验证中的主要 Safety ⁠属⁠性⁠包⁠括⁠：</w:t>
       </w:r>
     </w:p>
     <w:p>
@@ -1950,7 +1950,7 @@
         <w:rPr>
           <w:rFonts w:ascii="Calibri" w:hAnsi="Calibri" w:eastAsia="Microsoft YaHei" w:cs="Calibri"/>
         </w:rPr>
-        <w:t xml:space="preserve">主要 Liveness ﻿属﻿性﻿包﻿括﻿：</w:t>
+        <w:t xml:space="preserve">主要 Liveness ⁠属⁠性⁠包⁠括⁠：</w:t>
       </w:r>
     </w:p>
     <w:p>
@@ -2039,7 +2039,7 @@
         <w:rPr>
           <w:rFonts w:ascii="Calibri" w:hAnsi="Calibri" w:eastAsia="Microsoft YaHei" w:cs="Calibri"/>
         </w:rPr>
-        <w:t xml:space="preserve">模型动作与实现机制采用稳定语义对应，而不依赖﻿源﻿码﻿行﻿号﻿：</w:t>
+        <w:t xml:space="preserve">模型动作与实现机制采用稳定语义对应，而不依赖⁠源⁠码⁠行⁠号⁠：</w:t>
       </w:r>
     </w:p>
     <w:tbl>
@@ -2120,212 +2120,212 @@
                 <w:sz w:val="18"/>
                 <w:szCs w:val="18"/>
               </w:rPr>
-              <w:t xml:space="preserve">R﻿e﻿q﻿u﻿e﻿s﻿t﻿G﻿r﻿a﻿n﻿t</w:t>
-            </w:r>
-          </w:p>
-        </w:tc>
-        <w:tc>
-          <w:tcPr/>
-          <w:p>
-            <w:pPr>
-              <w:pStyle w:val="TableText"/>
-              <w:jc w:val="left"/>
-              <w:spacing w:before="0" w:after="0" w:line="320" w:lineRule="exact"/>
-            </w:pPr>
-            <w:r>
-              <w:rPr>
-                <w:rFonts w:ascii="Calibri" w:hAnsi="Calibri" w:eastAsia="Microsoft YaHei" w:cs="Calibri"/>
-                <w:sz w:val="18"/>
-                <w:szCs w:val="18"/>
-              </w:rPr>
-              <w:t xml:space="preserve">U﻿B﻿C﻿C 请求仲裁与 i﻿n﻿t﻿e﻿n﻿d﻿e﻿d s﻿t﻿a﻿t﻿e 建立</w:t>
-            </w:r>
-          </w:p>
-        </w:tc>
-      </w:tr>
-      <w:tr>
-        <w:trPr>
-          <w:cantSplit/>
-        </w:trPr>
-        <w:tc>
-          <w:tcPr/>
-          <w:p>
-            <w:pPr>
-              <w:pStyle w:val="TableText"/>
-              <w:jc w:val="left"/>
-              <w:spacing w:before="0" w:after="0" w:line="320" w:lineRule="exact"/>
-            </w:pPr>
-            <w:r>
-              <w:rPr>
-                <w:rFonts w:ascii="Calibri" w:hAnsi="Calibri" w:eastAsia="Microsoft YaHei" w:cs="Calibri"/>
-                <w:sz w:val="18"/>
-                <w:szCs w:val="18"/>
-              </w:rPr>
-              <w:t xml:space="preserve">R﻿e﻿c﻿a﻿l﻿l﻿O﻿w﻿n﻿e﻿r</w:t>
-            </w:r>
-          </w:p>
-        </w:tc>
-        <w:tc>
-          <w:tcPr/>
-          <w:p>
-            <w:pPr>
-              <w:pStyle w:val="TableText"/>
-              <w:jc w:val="left"/>
-              <w:spacing w:before="0" w:after="0" w:line="320" w:lineRule="exact"/>
-            </w:pPr>
-            <w:r>
-              <w:rPr>
-                <w:rFonts w:ascii="Calibri" w:hAnsi="Calibri" w:eastAsia="Microsoft YaHei" w:cs="Calibri"/>
-                <w:sz w:val="18"/>
-                <w:szCs w:val="18"/>
-              </w:rPr>
-              <w:t xml:space="preserve">R﻿e﻿c﻿a﻿l﻿l﻿R﻿e﻿q / R﻿e﻿c﻿a﻿l﻿l﻿R﻿e﻿s﻿p 数据回收</w:t>
-            </w:r>
-          </w:p>
-        </w:tc>
-      </w:tr>
-      <w:tr>
-        <w:trPr>
-          <w:cantSplit/>
-        </w:trPr>
-        <w:tc>
-          <w:tcPr/>
-          <w:p>
-            <w:pPr>
-              <w:pStyle w:val="TableText"/>
-              <w:jc w:val="left"/>
-              <w:spacing w:before="0" w:after="0" w:line="320" w:lineRule="exact"/>
-            </w:pPr>
-            <w:r>
-              <w:rPr>
-                <w:rFonts w:ascii="Calibri" w:hAnsi="Calibri" w:eastAsia="Microsoft YaHei" w:cs="Calibri"/>
-                <w:sz w:val="18"/>
-                <w:szCs w:val="18"/>
-              </w:rPr>
-              <w:t xml:space="preserve">I﻿n﻿v﻿a﻿l﻿i﻿d﻿a﻿t﻿e﻿S﻿h﻿a﻿r﻿e﻿r﻿s</w:t>
-            </w:r>
-          </w:p>
-        </w:tc>
-        <w:tc>
-          <w:tcPr/>
-          <w:p>
-            <w:pPr>
-              <w:pStyle w:val="TableText"/>
-              <w:jc w:val="left"/>
-              <w:spacing w:before="0" w:after="0" w:line="320" w:lineRule="exact"/>
-            </w:pPr>
-            <w:r>
-              <w:rPr>
-                <w:rFonts w:ascii="Calibri" w:hAnsi="Calibri" w:eastAsia="Microsoft YaHei" w:cs="Calibri"/>
-                <w:sz w:val="18"/>
-                <w:szCs w:val="18"/>
-              </w:rPr>
-              <w:t xml:space="preserve">目标集合冻结、I﻿n﻿v﻿a﻿l﻿i﻿d﻿a﻿t﻿e﻿R﻿e﻿q 和 A﻿c﻿k 位图</w:t>
-            </w:r>
-          </w:p>
-        </w:tc>
-      </w:tr>
-      <w:tr>
-        <w:trPr>
-          <w:cantSplit/>
-        </w:trPr>
-        <w:tc>
-          <w:tcPr/>
-          <w:p>
-            <w:pPr>
-              <w:pStyle w:val="TableText"/>
-              <w:jc w:val="left"/>
-              <w:spacing w:before="0" w:after="0" w:line="320" w:lineRule="exact"/>
-            </w:pPr>
-            <w:r>
-              <w:rPr>
-                <w:rFonts w:ascii="Calibri" w:hAnsi="Calibri" w:eastAsia="Microsoft YaHei" w:cs="Calibri"/>
-                <w:sz w:val="18"/>
-                <w:szCs w:val="18"/>
-              </w:rPr>
-              <w:t xml:space="preserve">C﻿l﻿e﻿a﻿r﻿C﻿o﻿m﻿m﻿i﻿t</w:t>
-            </w:r>
-          </w:p>
-        </w:tc>
-        <w:tc>
-          <w:tcPr/>
-          <w:p>
-            <w:pPr>
-              <w:pStyle w:val="TableText"/>
-              <w:jc w:val="left"/>
-              <w:spacing w:before="0" w:after="0" w:line="320" w:lineRule="exact"/>
-            </w:pPr>
-            <w:r>
-              <w:rPr>
-                <w:rFonts w:ascii="Calibri" w:hAnsi="Calibri" w:eastAsia="Microsoft YaHei" w:cs="Calibri"/>
-                <w:sz w:val="18"/>
-                <w:szCs w:val="18"/>
-              </w:rPr>
-              <w:t xml:space="preserve">C﻿l﻿e﻿a﻿r 身份校验与目录提交</w:t>
-            </w:r>
-          </w:p>
-        </w:tc>
-      </w:tr>
-      <w:tr>
-        <w:trPr>
-          <w:cantSplit/>
-        </w:trPr>
-        <w:tc>
-          <w:tcPr/>
-          <w:p>
-            <w:pPr>
-              <w:pStyle w:val="TableText"/>
-              <w:jc w:val="left"/>
-              <w:spacing w:before="0" w:after="0" w:line="320" w:lineRule="exact"/>
-            </w:pPr>
-            <w:r>
-              <w:rPr>
-                <w:rFonts w:ascii="Calibri" w:hAnsi="Calibri" w:eastAsia="Microsoft YaHei" w:cs="Calibri"/>
-                <w:sz w:val="18"/>
-                <w:szCs w:val="18"/>
-              </w:rPr>
-              <w:t xml:space="preserve">R﻿e﻿t﻿i﻿r﻿e﻿W﻿a﻿i﻿t﻿e﻿r</w:t>
-            </w:r>
-          </w:p>
-        </w:tc>
-        <w:tc>
-          <w:tcPr/>
-          <w:p>
-            <w:pPr>
-              <w:pStyle w:val="TableText"/>
-              <w:jc w:val="left"/>
-              <w:spacing w:before="0" w:after="0" w:line="320" w:lineRule="exact"/>
-            </w:pPr>
-            <w:r>
-              <w:rPr>
-                <w:rFonts w:ascii="Calibri" w:hAnsi="Calibri" w:eastAsia="Microsoft YaHei" w:cs="Calibri"/>
-                <w:sz w:val="18"/>
-                <w:szCs w:val="18"/>
-              </w:rPr>
-              <w:t xml:space="preserve">已完成 R﻿e﻿a﻿d w﻿a﻿i﻿t﻿e﻿r 精确退役</w:t>
-            </w:r>
-          </w:p>
-        </w:tc>
-      </w:tr>
-      <w:tr>
-        <w:trPr>
-          <w:cantSplit/>
-        </w:trPr>
-        <w:tc>
-          <w:tcPr/>
-          <w:p>
-            <w:pPr>
-              <w:pStyle w:val="TableText"/>
-              <w:jc w:val="left"/>
-              <w:spacing w:before="0" w:after="0" w:line="320" w:lineRule="exact"/>
-            </w:pPr>
-            <w:r>
-              <w:rPr>
-                <w:rFonts w:ascii="Calibri" w:hAnsi="Calibri" w:eastAsia="Microsoft YaHei" w:cs="Calibri"/>
-                <w:sz w:val="18"/>
-                <w:szCs w:val="18"/>
-              </w:rPr>
-              <w:t xml:space="preserve">R﻿e﻿p﻿l﻿a﻿y﻿W﻿a﻿i﻿t﻿e﻿r</w:t>
+              <w:t xml:space="preserve">R⁠e⁠q⁠u⁠e⁠s⁠t⁠G⁠r⁠a⁠n⁠t</w:t>
+            </w:r>
+          </w:p>
+        </w:tc>
+        <w:tc>
+          <w:tcPr/>
+          <w:p>
+            <w:pPr>
+              <w:pStyle w:val="TableText"/>
+              <w:jc w:val="left"/>
+              <w:spacing w:before="0" w:after="0" w:line="320" w:lineRule="exact"/>
+            </w:pPr>
+            <w:r>
+              <w:rPr>
+                <w:rFonts w:ascii="Calibri" w:hAnsi="Calibri" w:eastAsia="Microsoft YaHei" w:cs="Calibri"/>
+                <w:sz w:val="18"/>
+                <w:szCs w:val="18"/>
+              </w:rPr>
+              <w:t xml:space="preserve">U⁠B⁠C⁠C 请求仲裁与 i⁠n⁠t⁠e⁠n⁠d⁠e⁠d s⁠t⁠a⁠t⁠e 建立</w:t>
+            </w:r>
+          </w:p>
+        </w:tc>
+      </w:tr>
+      <w:tr>
+        <w:trPr>
+          <w:cantSplit/>
+        </w:trPr>
+        <w:tc>
+          <w:tcPr/>
+          <w:p>
+            <w:pPr>
+              <w:pStyle w:val="TableText"/>
+              <w:jc w:val="left"/>
+              <w:spacing w:before="0" w:after="0" w:line="320" w:lineRule="exact"/>
+            </w:pPr>
+            <w:r>
+              <w:rPr>
+                <w:rFonts w:ascii="Calibri" w:hAnsi="Calibri" w:eastAsia="Microsoft YaHei" w:cs="Calibri"/>
+                <w:sz w:val="18"/>
+                <w:szCs w:val="18"/>
+              </w:rPr>
+              <w:t xml:space="preserve">R⁠e⁠c⁠a⁠l⁠l⁠O⁠w⁠n⁠e⁠r</w:t>
+            </w:r>
+          </w:p>
+        </w:tc>
+        <w:tc>
+          <w:tcPr/>
+          <w:p>
+            <w:pPr>
+              <w:pStyle w:val="TableText"/>
+              <w:jc w:val="left"/>
+              <w:spacing w:before="0" w:after="0" w:line="320" w:lineRule="exact"/>
+            </w:pPr>
+            <w:r>
+              <w:rPr>
+                <w:rFonts w:ascii="Calibri" w:hAnsi="Calibri" w:eastAsia="Microsoft YaHei" w:cs="Calibri"/>
+                <w:sz w:val="18"/>
+                <w:szCs w:val="18"/>
+              </w:rPr>
+              <w:t xml:space="preserve">R⁠e⁠c⁠a⁠l⁠l⁠R⁠e⁠q / R⁠e⁠c⁠a⁠l⁠l⁠R⁠e⁠s⁠p 数据回收</w:t>
+            </w:r>
+          </w:p>
+        </w:tc>
+      </w:tr>
+      <w:tr>
+        <w:trPr>
+          <w:cantSplit/>
+        </w:trPr>
+        <w:tc>
+          <w:tcPr/>
+          <w:p>
+            <w:pPr>
+              <w:pStyle w:val="TableText"/>
+              <w:jc w:val="left"/>
+              <w:spacing w:before="0" w:after="0" w:line="320" w:lineRule="exact"/>
+            </w:pPr>
+            <w:r>
+              <w:rPr>
+                <w:rFonts w:ascii="Calibri" w:hAnsi="Calibri" w:eastAsia="Microsoft YaHei" w:cs="Calibri"/>
+                <w:sz w:val="18"/>
+                <w:szCs w:val="18"/>
+              </w:rPr>
+              <w:t xml:space="preserve">I⁠n⁠v⁠a⁠l⁠i⁠d⁠a⁠t⁠e⁠S⁠h⁠a⁠r⁠e⁠r⁠s</w:t>
+            </w:r>
+          </w:p>
+        </w:tc>
+        <w:tc>
+          <w:tcPr/>
+          <w:p>
+            <w:pPr>
+              <w:pStyle w:val="TableText"/>
+              <w:jc w:val="left"/>
+              <w:spacing w:before="0" w:after="0" w:line="320" w:lineRule="exact"/>
+            </w:pPr>
+            <w:r>
+              <w:rPr>
+                <w:rFonts w:ascii="Calibri" w:hAnsi="Calibri" w:eastAsia="Microsoft YaHei" w:cs="Calibri"/>
+                <w:sz w:val="16"/>
+                <w:szCs w:val="16"/>
+              </w:rPr>
+              <w:t xml:space="preserve">目标集合冻结、I⁠n⁠v⁠a⁠l⁠i⁠d⁠a⁠t⁠e⁠R⁠e⁠q 和 A⁠c⁠k 位图</w:t>
+            </w:r>
+          </w:p>
+        </w:tc>
+      </w:tr>
+      <w:tr>
+        <w:trPr>
+          <w:cantSplit/>
+        </w:trPr>
+        <w:tc>
+          <w:tcPr/>
+          <w:p>
+            <w:pPr>
+              <w:pStyle w:val="TableText"/>
+              <w:jc w:val="left"/>
+              <w:spacing w:before="0" w:after="0" w:line="320" w:lineRule="exact"/>
+            </w:pPr>
+            <w:r>
+              <w:rPr>
+                <w:rFonts w:ascii="Calibri" w:hAnsi="Calibri" w:eastAsia="Microsoft YaHei" w:cs="Calibri"/>
+                <w:sz w:val="18"/>
+                <w:szCs w:val="18"/>
+              </w:rPr>
+              <w:t xml:space="preserve">C⁠l⁠e⁠a⁠r⁠C⁠o⁠m⁠m⁠i⁠t</w:t>
+            </w:r>
+          </w:p>
+        </w:tc>
+        <w:tc>
+          <w:tcPr/>
+          <w:p>
+            <w:pPr>
+              <w:pStyle w:val="TableText"/>
+              <w:jc w:val="left"/>
+              <w:spacing w:before="0" w:after="0" w:line="320" w:lineRule="exact"/>
+            </w:pPr>
+            <w:r>
+              <w:rPr>
+                <w:rFonts w:ascii="Calibri" w:hAnsi="Calibri" w:eastAsia="Microsoft YaHei" w:cs="Calibri"/>
+                <w:sz w:val="18"/>
+                <w:szCs w:val="18"/>
+              </w:rPr>
+              <w:t xml:space="preserve">C⁠l⁠e⁠a⁠r 身份校验与目录提交</w:t>
+            </w:r>
+          </w:p>
+        </w:tc>
+      </w:tr>
+      <w:tr>
+        <w:trPr>
+          <w:cantSplit/>
+        </w:trPr>
+        <w:tc>
+          <w:tcPr/>
+          <w:p>
+            <w:pPr>
+              <w:pStyle w:val="TableText"/>
+              <w:jc w:val="left"/>
+              <w:spacing w:before="0" w:after="0" w:line="320" w:lineRule="exact"/>
+            </w:pPr>
+            <w:r>
+              <w:rPr>
+                <w:rFonts w:ascii="Calibri" w:hAnsi="Calibri" w:eastAsia="Microsoft YaHei" w:cs="Calibri"/>
+                <w:sz w:val="18"/>
+                <w:szCs w:val="18"/>
+              </w:rPr>
+              <w:t xml:space="preserve">R⁠e⁠t⁠i⁠r⁠e⁠W⁠a⁠i⁠t⁠e⁠r</w:t>
+            </w:r>
+          </w:p>
+        </w:tc>
+        <w:tc>
+          <w:tcPr/>
+          <w:p>
+            <w:pPr>
+              <w:pStyle w:val="TableText"/>
+              <w:jc w:val="left"/>
+              <w:spacing w:before="0" w:after="0" w:line="320" w:lineRule="exact"/>
+            </w:pPr>
+            <w:r>
+              <w:rPr>
+                <w:rFonts w:ascii="Calibri" w:hAnsi="Calibri" w:eastAsia="Microsoft YaHei" w:cs="Calibri"/>
+                <w:sz w:val="18"/>
+                <w:szCs w:val="18"/>
+              </w:rPr>
+              <w:t xml:space="preserve">已完成 R⁠e⁠a⁠d w⁠a⁠i⁠t⁠e⁠r 精确退役</w:t>
+            </w:r>
+          </w:p>
+        </w:tc>
+      </w:tr>
+      <w:tr>
+        <w:trPr>
+          <w:cantSplit/>
+        </w:trPr>
+        <w:tc>
+          <w:tcPr/>
+          <w:p>
+            <w:pPr>
+              <w:pStyle w:val="TableText"/>
+              <w:jc w:val="left"/>
+              <w:spacing w:before="0" w:after="0" w:line="320" w:lineRule="exact"/>
+            </w:pPr>
+            <w:r>
+              <w:rPr>
+                <w:rFonts w:ascii="Calibri" w:hAnsi="Calibri" w:eastAsia="Microsoft YaHei" w:cs="Calibri"/>
+                <w:sz w:val="18"/>
+                <w:szCs w:val="18"/>
+              </w:rPr>
+              <w:t xml:space="preserve">R⁠e⁠p⁠l⁠a⁠y⁠W⁠a⁠i⁠t⁠e⁠r</w:t>
             </w:r>
           </w:p>
         </w:tc>
@@ -2366,25 +2366,25 @@
                 <w:sz w:val="18"/>
                 <w:szCs w:val="18"/>
               </w:rPr>
-              <w:t xml:space="preserve">S﻿n﻿o﻿o﻿p﻿A﻿r﻿b﻿i﻿t﻿r﻿a﻿t﻿e</w:t>
-            </w:r>
-          </w:p>
-        </w:tc>
-        <w:tc>
-          <w:tcPr/>
-          <w:p>
-            <w:pPr>
-              <w:pStyle w:val="TableText"/>
-              <w:jc w:val="left"/>
-              <w:spacing w:before="0" w:after="0" w:line="320" w:lineRule="exact"/>
-            </w:pPr>
-            <w:r>
-              <w:rPr>
-                <w:rFonts w:ascii="Calibri" w:hAnsi="Calibri" w:eastAsia="Microsoft YaHei" w:cs="Calibri"/>
-                <w:sz w:val="18"/>
-                <w:szCs w:val="18"/>
-              </w:rPr>
-              <w:t xml:space="preserve">E﻿P﻿-﻿R﻿N﻿F 对同址 s﻿n﻿o﻿o﻿p 的 i﻿m﻿m﻿e﻿d﻿i﻿a﻿t﻿e/s﻿t﻿a﻿l﻿e 仲裁</w:t>
+              <w:t xml:space="preserve">S⁠n⁠o⁠o⁠p⁠A⁠r⁠b⁠i⁠t⁠r⁠a⁠t⁠e</w:t>
+            </w:r>
+          </w:p>
+        </w:tc>
+        <w:tc>
+          <w:tcPr/>
+          <w:p>
+            <w:pPr>
+              <w:pStyle w:val="TableText"/>
+              <w:jc w:val="left"/>
+              <w:spacing w:before="0" w:after="0" w:line="320" w:lineRule="exact"/>
+            </w:pPr>
+            <w:r>
+              <w:rPr>
+                <w:rFonts w:ascii="Calibri" w:hAnsi="Calibri" w:eastAsia="Microsoft YaHei" w:cs="Calibri"/>
+                <w:sz w:val="18"/>
+                <w:szCs w:val="18"/>
+              </w:rPr>
+              <w:t xml:space="preserve">E⁠P⁠-⁠R⁠N⁠F 对同址 s⁠n⁠o⁠o⁠p 的 i⁠m⁠m⁠e⁠d⁠i⁠a⁠t⁠e/s⁠t⁠a⁠l⁠e 仲裁</w:t>
             </w:r>
           </w:p>
         </w:tc>
@@ -2422,7 +2422,7 @@
         <w:rPr>
           <w:rFonts w:ascii="Calibri" w:hAnsi="Calibri" w:eastAsia="Microsoft YaHei" w:cs="Calibri"/>
         </w:rPr>
-        <w:t xml:space="preserve">目录核心模型覆盖请求、授权、Clear、Recall 和 Invalidate 的状态迁移，验证目﻿录﻿提﻿交﻿前﻿后</w:t>
+        <w:t xml:space="preserve">目录核心模型覆盖请求、授权、Clear、Recall 和 Invalidate 的状态迁移，验证目⁠录⁠提⁠交⁠前⁠后</w:t>
       </w:r>
     </w:p>
     <w:p>
@@ -2433,7 +2433,7 @@
         <w:rPr>
           <w:rFonts w:ascii="Calibri" w:hAnsi="Calibri" w:eastAsia="Microsoft YaHei" w:cs="Calibri"/>
         </w:rPr>
-        <w:t xml:space="preserve">owner、sharer、epoch 和 outstanding 关系﻿保﻿持﻿一﻿致﻿。</w:t>
+        <w:t xml:space="preserve">owner、sharer、epoch 和 outstanding 关系⁠保⁠持⁠一⁠致⁠。</w:t>
       </w:r>
     </w:p>
     <w:p>
@@ -2444,7 +2444,7 @@
         <w:rPr>
           <w:rFonts w:ascii="Calibri" w:hAnsi="Calibri" w:eastAsia="Microsoft YaHei" w:cs="Calibri"/>
         </w:rPr>
-        <w:t xml:space="preserve">验证﻿结﻿果﻿表﻿明﻿：</w:t>
+        <w:t xml:space="preserve">验证⁠结⁠果⁠表⁠明⁠：</w:t>
       </w:r>
     </w:p>
     <w:p>
@@ -2511,7 +2511,7 @@
         <w:rPr>
           <w:rFonts w:ascii="Calibri" w:hAnsi="Calibri" w:eastAsia="Microsoft YaHei" w:cs="Calibri"/>
         </w:rPr>
-        <w:t xml:space="preserve">传输故障模型枚举丢失、重复和乱序消息，验证 epoch、reqId、Ack 位图和幂等确﻿认﻿能﻿够﻿阻﻿止</w:t>
+        <w:t xml:space="preserve">传输故障模型枚举丢失、重复和乱序消息，验证 epoch、reqId、Ack 位图和幂等确⁠认⁠能⁠够⁠阻⁠止</w:t>
       </w:r>
     </w:p>
     <w:p>
@@ -2522,7 +2522,7 @@
         <w:rPr>
           <w:rFonts w:ascii="Calibri" w:hAnsi="Calibri" w:eastAsia="Microsoft YaHei" w:cs="Calibri"/>
         </w:rPr>
-        <w:t xml:space="preserve">重复提交与过期﻿状﻿态﻿覆﻿盖﻿。</w:t>
+        <w:t xml:space="preserve">重复提交与过期⁠状⁠态⁠覆⁠盖⁠。</w:t>
       </w:r>
     </w:p>
     <w:p>
@@ -2545,7 +2545,7 @@
         <w:rPr>
           <w:rFonts w:ascii="Calibri" w:hAnsi="Calibri" w:eastAsia="Microsoft YaHei" w:cs="Calibri"/>
         </w:rPr>
-        <w:t xml:space="preserve">多 PA 和多 Socket 模型验证不同地址、不同 Home Socket 和不同 requester 的状﻿态﻿独﻿立﻿性﻿。</w:t>
+        <w:t xml:space="preserve">多 PA 和多 Socket 模型验证不同地址、不同 Home Socket 和不同 requester 的状⁠态⁠独⁠立⁠性⁠。</w:t>
       </w:r>
     </w:p>
     <w:p>
@@ -2556,7 +2556,7 @@
         <w:rPr>
           <w:rFonts w:ascii="Calibri" w:hAnsi="Calibri" w:eastAsia="Microsoft YaHei" w:cs="Calibri"/>
         </w:rPr>
-        <w:t xml:space="preserve">任一事务的 outstanding、waiter、Ack 集合和提交结果不会污染﻿其﻿他﻿事﻿务﻿。</w:t>
+        <w:t xml:space="preserve">任一事务的 outstanding、waiter、Ack 集合和提交结果不会污染⁠其⁠他⁠事⁠务⁠。</w:t>
       </w:r>
     </w:p>
     <w:p>
@@ -2590,7 +2590,7 @@
         <w:rPr>
           <w:rFonts w:ascii="Calibri" w:hAnsi="Calibri" w:eastAsia="Microsoft YaHei" w:cs="Calibri"/>
         </w:rPr>
-        <w:t xml:space="preserve">组合。模型验证 immediate 和 stale 响应规则能够打破同址循环等待，同时保持数据﻿权﻿限﻿约﻿束﻿。</w:t>
+        <w:t xml:space="preserve">组合。模型验证 immediate 和 stale 响应规则能够打破同址循环等待，同时保持数据⁠权⁠限⁠约⁠束⁠。</w:t>
       </w:r>
     </w:p>
     <w:p>
@@ -2601,7 +2601,7 @@
         <w:rPr>
           <w:rFonts w:ascii="Calibri" w:hAnsi="Calibri" w:eastAsia="Microsoft YaHei" w:cs="Calibri"/>
         </w:rPr>
-        <w:t xml:space="preserve">该模型完成 328 个状态的全空间检查，Safety 属性﻿全﻿部﻿通﻿过﻿。</w:t>
+        <w:t xml:space="preserve">该模型完成 328 个状态的全空间检查，Safety 属性⁠全⁠部⁠通⁠过⁠。</w:t>
       </w:r>
     </w:p>
     <w:p>
@@ -2635,7 +2635,7 @@
         <w:rPr>
           <w:rFonts w:ascii="Calibri" w:hAnsi="Calibri" w:eastAsia="Microsoft YaHei" w:cs="Calibri"/>
         </w:rPr>
-        <w:t xml:space="preserve">保留其他 requester、事务身份和操作类型，再安全重放﻿剩﻿余﻿请﻿求﻿。</w:t>
+        <w:t xml:space="preserve">保留其他 requester、事务身份和操作类型，再安全重放⁠剩⁠余⁠请⁠求⁠。</w:t>
       </w:r>
     </w:p>
     <w:p>
@@ -2646,7 +2646,7 @@
         <w:rPr>
           <w:rFonts w:ascii="Calibri" w:hAnsi="Calibri" w:eastAsia="Microsoft YaHei" w:cs="Calibri"/>
         </w:rPr>
-        <w:t xml:space="preserve">该 focused 模型完成 274,593 个状态的检查，验证﻿以﻿下﻿性﻿质﻿：</w:t>
+        <w:t xml:space="preserve">该 focused 模型完成 274,593 个状态的检查，验证⁠以⁠下⁠性⁠质⁠：</w:t>
       </w:r>
     </w:p>
     <w:p>
@@ -2781,7 +2781,7 @@
                 <w:sz w:val="18"/>
                 <w:szCs w:val="18"/>
               </w:rPr>
-              <w:t xml:space="preserve">S﻿a﻿f﻿e﻿t﻿y</w:t>
+              <w:t xml:space="preserve">S⁠a⁠f⁠e⁠t⁠y</w:t>
             </w:r>
           </w:p>
         </w:tc>
@@ -2802,30 +2802,30 @@
                 <w:sz w:val="18"/>
                 <w:szCs w:val="18"/>
               </w:rPr>
-              <w:t xml:space="preserve">L﻿i﻿v﻿e﻿n﻿e﻿s﻿s</w:t>
-            </w:r>
-          </w:p>
-        </w:tc>
-      </w:tr>
-      <w:tr>
-        <w:trPr>
-          <w:cantSplit/>
-        </w:trPr>
-        <w:tc>
-          <w:tcPr/>
-          <w:p>
-            <w:pPr>
-              <w:pStyle w:val="TableText"/>
-              <w:jc w:val="left"/>
-              <w:spacing w:before="0" w:after="0" w:line="320" w:lineRule="exact"/>
-            </w:pPr>
-            <w:r>
-              <w:rPr>
-                <w:rFonts w:ascii="Calibri" w:hAnsi="Calibri" w:eastAsia="Microsoft YaHei" w:cs="Calibri"/>
-                <w:sz w:val="18"/>
-                <w:szCs w:val="18"/>
-              </w:rPr>
-              <w:t xml:space="preserve">U﻿B﻿C﻿C 目录核心</w:t>
+              <w:t xml:space="preserve">L⁠i⁠v⁠e⁠n⁠e⁠s⁠s</w:t>
+            </w:r>
+          </w:p>
+        </w:tc>
+      </w:tr>
+      <w:tr>
+        <w:trPr>
+          <w:cantSplit/>
+        </w:trPr>
+        <w:tc>
+          <w:tcPr/>
+          <w:p>
+            <w:pPr>
+              <w:pStyle w:val="TableText"/>
+              <w:jc w:val="left"/>
+              <w:spacing w:before="0" w:after="0" w:line="320" w:lineRule="exact"/>
+            </w:pPr>
+            <w:r>
+              <w:rPr>
+                <w:rFonts w:ascii="Calibri" w:hAnsi="Calibri" w:eastAsia="Microsoft YaHei" w:cs="Calibri"/>
+                <w:sz w:val="18"/>
+                <w:szCs w:val="18"/>
+              </w:rPr>
+              <w:t xml:space="preserve">U⁠B⁠C⁠C 目录核心</w:t>
             </w:r>
           </w:p>
         </w:tc>
@@ -2979,7 +2979,7 @@
                 <w:sz w:val="18"/>
                 <w:szCs w:val="18"/>
               </w:rPr>
-              <w:t xml:space="preserve">多 P﻿A / 多 S﻿o﻿c﻿k﻿e﻿t</w:t>
+              <w:t xml:space="preserve">多 P⁠A / 多 S⁠o⁠c⁠k⁠e⁠t</w:t>
             </w:r>
           </w:p>
         </w:tc>
@@ -3056,25 +3056,25 @@
                 <w:sz w:val="18"/>
                 <w:szCs w:val="18"/>
               </w:rPr>
-              <w:t xml:space="preserve">E﻿P﻿-﻿R﻿N﻿F 仲裁</w:t>
-            </w:r>
-          </w:p>
-        </w:tc>
-        <w:tc>
-          <w:tcPr/>
-          <w:p>
-            <w:pPr>
-              <w:pStyle w:val="TableText"/>
-              <w:jc w:val="left"/>
-              <w:spacing w:before="0" w:after="0" w:line="320" w:lineRule="exact"/>
-            </w:pPr>
-            <w:r>
-              <w:rPr>
-                <w:rFonts w:ascii="Calibri" w:hAnsi="Calibri" w:eastAsia="Microsoft YaHei" w:cs="Calibri"/>
-                <w:sz w:val="18"/>
-                <w:szCs w:val="18"/>
-              </w:rPr>
-              <w:t xml:space="preserve">同址 s﻿n﻿o﻿o﻿p 仲裁安全性</w:t>
+              <w:t xml:space="preserve">E⁠P⁠-⁠R⁠N⁠F 仲裁</w:t>
+            </w:r>
+          </w:p>
+        </w:tc>
+        <w:tc>
+          <w:tcPr/>
+          <w:p>
+            <w:pPr>
+              <w:pStyle w:val="TableText"/>
+              <w:jc w:val="left"/>
+              <w:spacing w:before="0" w:after="0" w:line="320" w:lineRule="exact"/>
+            </w:pPr>
+            <w:r>
+              <w:rPr>
+                <w:rFonts w:ascii="Calibri" w:hAnsi="Calibri" w:eastAsia="Microsoft YaHei" w:cs="Calibri"/>
+                <w:sz w:val="18"/>
+                <w:szCs w:val="18"/>
+              </w:rPr>
+              <w:t xml:space="preserve">同址 s⁠n⁠o⁠o⁠p 仲裁安全性</w:t>
             </w:r>
           </w:p>
         </w:tc>
@@ -3133,7 +3133,7 @@
                 <w:sz w:val="18"/>
                 <w:szCs w:val="18"/>
               </w:rPr>
-              <w:t xml:space="preserve">w﻿a﻿i﻿t﻿e﻿r 退役</w:t>
+              <w:t xml:space="preserve">w⁠a⁠i⁠t⁠e⁠r 退役</w:t>
             </w:r>
           </w:p>
         </w:tc>
@@ -3225,7 +3225,7 @@
         <w:rPr>
           <w:rFonts w:ascii="Calibri" w:hAnsi="Calibri" w:eastAsia="Microsoft YaHei" w:cs="Calibri"/>
         </w:rPr>
-        <w:t xml:space="preserve">UBCC 使用保留和提交两个阶段管理跨﻿节﻿点﻿授﻿权﻿：</w:t>
+        <w:t xml:space="preserve">UBCC 使用保留和提交两个阶段管理跨⁠节⁠点⁠授⁠权⁠：</w:t>
       </w:r>
     </w:p>
     <w:p>
@@ -3247,7 +3247,7 @@
         <w:rPr>
           <w:rFonts w:ascii="Calibri" w:hAnsi="Calibri" w:eastAsia="Microsoft YaHei" w:cs="Calibri"/>
         </w:rPr>
-        <w:t xml:space="preserve">2. Grant 发送期间，原 committed state ﻿保﻿持﻿有﻿效﻿；</w:t>
+        <w:t xml:space="preserve">2. Grant 发送期间，原 committed state ⁠保⁠持⁠有⁠效⁠；</w:t>
       </w:r>
     </w:p>
     <w:p>
@@ -3346,7 +3346,7 @@
         <w:rPr>
           <w:rFonts w:ascii="Calibri" w:hAnsi="Calibri" w:eastAsia="Microsoft YaHei" w:cs="Calibri"/>
         </w:rPr>
-        <w:t xml:space="preserve">两阶段提交将“权限已承诺”和“目录已提交”清晰分离，使 Grant 丢失、Clear 重试﻿和﻿重﻿复﻿请﻿求</w:t>
+        <w:t xml:space="preserve">两阶段提交将“权限已承诺”和“目录已提交”清晰分离，使 Grant 丢失、Clear 重试⁠和⁠重⁠复⁠请⁠求</w:t>
       </w:r>
     </w:p>
     <w:p>
@@ -3357,7 +3357,7 @@
         <w:rPr>
           <w:rFonts w:ascii="Calibri" w:hAnsi="Calibri" w:eastAsia="Microsoft YaHei" w:cs="Calibri"/>
         </w:rPr>
-        <w:t xml:space="preserve">都可以按相同事务﻿身﻿份﻿恢﻿复﻿。</w:t>
+        <w:t xml:space="preserve">都可以按相同事务⁠身⁠份⁠恢⁠复⁠。</w:t>
       </w:r>
     </w:p>
     <w:p>
@@ -3380,7 +3380,7 @@
         <w:rPr>
           <w:rFonts w:ascii="Calibri" w:hAnsi="Calibri" w:eastAsia="Microsoft YaHei" w:cs="Calibri"/>
         </w:rPr>
-        <w:t xml:space="preserve">epoch 区分同址事务的新旧顺序，reqId 区分同一 epoch 内的具体请求。接收方在﻿处﻿理﻿响﻿应﻿、</w:t>
+        <w:t xml:space="preserve">epoch 区分同址事务的新旧顺序，reqId 区分同一 epoch 内的具体请求。接收方在⁠处⁠理⁠响⁠应⁠、</w:t>
       </w:r>
     </w:p>
     <w:p>
@@ -3391,7 +3391,7 @@
         <w:rPr>
           <w:rFonts w:ascii="Calibri" w:hAnsi="Calibri" w:eastAsia="Microsoft YaHei" w:cs="Calibri"/>
         </w:rPr>
-        <w:t xml:space="preserve">Ack 和 Clear 前执行 tuple 校验，过期消息不会覆﻿盖﻿新﻿状﻿态﻿。</w:t>
+        <w:t xml:space="preserve">Ack 和 Clear 前执行 tuple 校验，过期消息不会覆⁠盖⁠新⁠状⁠态⁠。</w:t>
       </w:r>
     </w:p>
     <w:p>
@@ -3414,7 +3414,7 @@
         <w:rPr>
           <w:rFonts w:ascii="Calibri" w:hAnsi="Calibri" w:eastAsia="Microsoft YaHei" w:cs="Calibri"/>
         </w:rPr>
-        <w:t xml:space="preserve">Invalidate 使用目标位图和 Ack 位图记录每个节点的完成状态。重复 Ack 只命中已﻿置﻿位﻿目﻿标﻿，</w:t>
+        <w:t xml:space="preserve">Invalidate 使用目标位图和 Ack 位图记录每个节点的完成状态。重复 Ack 只命中已⁠置⁠位⁠目⁠标⁠，</w:t>
       </w:r>
     </w:p>
     <w:p>
@@ -3425,7 +3425,7 @@
         <w:rPr>
           <w:rFonts w:ascii="Calibri" w:hAnsi="Calibri" w:eastAsia="Microsoft YaHei" w:cs="Calibri"/>
         </w:rPr>
-        <w:t xml:space="preserve">不会重复推进事务；发生 partial Ack 时，仅对尚未确认的目标﻿重﻿发﻿请﻿求﻿。</w:t>
+        <w:t xml:space="preserve">不会重复推进事务；发生 partial Ack 时，仅对尚未确认的目标⁠重⁠发⁠请⁠求⁠。</w:t>
       </w:r>
     </w:p>
     <w:p>
@@ -3448,7 +3448,7 @@
         <w:rPr>
           <w:rFonts w:ascii="Calibri" w:hAnsi="Calibri" w:eastAsia="Microsoft YaHei" w:cs="Calibri"/>
         </w:rPr>
-        <w:t xml:space="preserve">已完成 Clear 在短期内保留 tombstone。相同 tuple 的重复 Clear 可以直接获得已﻿接﻿受﻿结﻿果﻿，</w:t>
+        <w:t xml:space="preserve">已完成 Clear 在短期内保留 tombstone。相同 tuple 的重复 Clear 可以直接获得已⁠接⁠受⁠结⁠果⁠，</w:t>
       </w:r>
     </w:p>
     <w:p>
@@ -3459,7 +3459,7 @@
         <w:rPr>
           <w:rFonts w:ascii="Calibri" w:hAnsi="Calibri" w:eastAsia="Microsoft YaHei" w:cs="Calibri"/>
         </w:rPr>
-        <w:t xml:space="preserve">而不重新提交﻿目﻿录﻿状﻿态﻿。</w:t>
+        <w:t xml:space="preserve">而不重新提交⁠目⁠录⁠状⁠态⁠。</w:t>
       </w:r>
     </w:p>
     <w:p>
@@ -3482,7 +3482,7 @@
         <w:rPr>
           <w:rFonts w:ascii="Calibri" w:hAnsi="Calibri" w:eastAsia="Microsoft YaHei" w:cs="Calibri"/>
         </w:rPr>
-        <w:t xml:space="preserve">进入等待队列的请求按地址、请求者、Socket、reqId 和操作类型去重。阻塞条件解除后﻿，﻿U﻿B﻿C﻿C</w:t>
+        <w:t xml:space="preserve">进入等待队列的请求按地址、请求者、Socket、reqId 和操作类型去重。阻塞条件解除后⁠，⁠U⁠B⁠C⁠C</w:t>
       </w:r>
     </w:p>
     <w:p>
@@ -3493,7 +3493,7 @@
         <w:rPr>
           <w:rFonts w:ascii="Calibri" w:hAnsi="Calibri" w:eastAsia="Microsoft YaHei" w:cs="Calibri"/>
         </w:rPr>
-        <w:t xml:space="preserve">重新检查 committed directory，再决定服务、继续等﻿待﻿或﻿重﻿试﻿。</w:t>
+        <w:t xml:space="preserve">重新检查 committed directory，再决定服务、继续等⁠待⁠或⁠重⁠试⁠。</w:t>
       </w:r>
     </w:p>
     <w:p>
@@ -3516,7 +3516,7 @@
         <w:rPr>
           <w:rFonts w:ascii="Calibri" w:hAnsi="Calibri" w:eastAsia="Microsoft YaHei" w:cs="Calibri"/>
         </w:rPr>
-        <w:t xml:space="preserve">Recall 和 dirty writeback 使用当前 owner、目录 epoch 和事务身份共同确定权威﻿数﻿据﻿。﻿目﻿录</w:t>
+        <w:t xml:space="preserve">Recall 和 dirty writeback 使用当前 owner、目录 epoch 和事务身份共同确定权威⁠数⁠据⁠。⁠目⁠录</w:t>
       </w:r>
     </w:p>
     <w:p>
@@ -3527,7 +3527,7 @@
         <w:rPr>
           <w:rFonts w:ascii="Calibri" w:hAnsi="Calibri" w:eastAsia="Microsoft YaHei" w:cs="Calibri"/>
         </w:rPr>
-        <w:t xml:space="preserve">提交只在数据和权限路径满足完成条件后发生，保证新 owner 获得﻿最﻿新﻿数﻿据﻿。</w:t>
+        <w:t xml:space="preserve">提交只在数据和权限路径满足完成条件后发生，保证新 owner 获得⁠最⁠新⁠数⁠据⁠。</w:t>
       </w:r>
     </w:p>
     <w:p>
@@ -3550,7 +3550,7 @@
         <w:rPr>
           <w:rFonts w:ascii="Calibri" w:hAnsi="Calibri" w:eastAsia="Microsoft YaHei" w:cs="Calibri"/>
         </w:rPr>
-        <w:t xml:space="preserve">本次可靠性结论面向可恢复传输故障。故障注入不改变节点和 Home 的持久﻿存﻿活﻿假﻿设﻿。</w:t>
+        <w:t xml:space="preserve">本次可靠性结论面向可恢复传输故障。故障注入不改变节点和 Home 的持久⁠存⁠活⁠假⁠设⁠。</w:t>
       </w:r>
     </w:p>
     <w:tbl>
@@ -3709,25 +3709,25 @@
                 <w:sz w:val="18"/>
                 <w:szCs w:val="18"/>
               </w:rPr>
-              <w:t xml:space="preserve">s﻿t﻿a﻿b﻿l﻿e t﻿u﻿p﻿l﻿e 重试、幂等接收</w:t>
-            </w:r>
-          </w:p>
-        </w:tc>
-        <w:tc>
-          <w:tcPr/>
-          <w:p>
-            <w:pPr>
-              <w:pStyle w:val="TableText"/>
-              <w:jc w:val="left"/>
-              <w:spacing w:before="0" w:after="0" w:line="320" w:lineRule="exact"/>
-            </w:pPr>
-            <w:r>
-              <w:rPr>
-                <w:rFonts w:ascii="Calibri" w:hAnsi="Calibri" w:eastAsia="Microsoft YaHei" w:cs="Calibri"/>
-                <w:sz w:val="18"/>
-                <w:szCs w:val="18"/>
-              </w:rPr>
-              <w:t xml:space="preserve">Q﻿1﻿-﻿Q﻿3</w:t>
+              <w:t xml:space="preserve">s⁠t⁠a⁠b⁠l⁠e t⁠u⁠p⁠l⁠e 重试、幂等接收</w:t>
+            </w:r>
+          </w:p>
+        </w:tc>
+        <w:tc>
+          <w:tcPr/>
+          <w:p>
+            <w:pPr>
+              <w:pStyle w:val="TableText"/>
+              <w:jc w:val="left"/>
+              <w:spacing w:before="0" w:after="0" w:line="320" w:lineRule="exact"/>
+            </w:pPr>
+            <w:r>
+              <w:rPr>
+                <w:rFonts w:ascii="Calibri" w:hAnsi="Calibri" w:eastAsia="Microsoft YaHei" w:cs="Calibri"/>
+                <w:sz w:val="18"/>
+                <w:szCs w:val="18"/>
+              </w:rPr>
+              <w:t xml:space="preserve">Q⁠1⁠-⁠Q⁠3</w:t>
             </w:r>
           </w:p>
         </w:tc>
@@ -3786,25 +3786,25 @@
                 <w:sz w:val="18"/>
                 <w:szCs w:val="18"/>
               </w:rPr>
-              <w:t xml:space="preserve">A﻿c﻿k 位图、t﻿o﻿m﻿b﻿s﻿t﻿o﻿n﻿e、重复提交抑制</w:t>
-            </w:r>
-          </w:p>
-        </w:tc>
-        <w:tc>
-          <w:tcPr/>
-          <w:p>
-            <w:pPr>
-              <w:pStyle w:val="TableText"/>
-              <w:jc w:val="left"/>
-              <w:spacing w:before="0" w:after="0" w:line="320" w:lineRule="exact"/>
-            </w:pPr>
-            <w:r>
-              <w:rPr>
-                <w:rFonts w:ascii="Calibri" w:hAnsi="Calibri" w:eastAsia="Microsoft YaHei" w:cs="Calibri"/>
-                <w:sz w:val="18"/>
-                <w:szCs w:val="18"/>
-              </w:rPr>
-              <w:t xml:space="preserve">Q﻿1、Q﻿4</w:t>
+              <w:t xml:space="preserve">A⁠c⁠k 位图、t⁠o⁠m⁠b⁠s⁠t⁠o⁠n⁠e、重复提交抑制</w:t>
+            </w:r>
+          </w:p>
+        </w:tc>
+        <w:tc>
+          <w:tcPr/>
+          <w:p>
+            <w:pPr>
+              <w:pStyle w:val="TableText"/>
+              <w:jc w:val="left"/>
+              <w:spacing w:before="0" w:after="0" w:line="320" w:lineRule="exact"/>
+            </w:pPr>
+            <w:r>
+              <w:rPr>
+                <w:rFonts w:ascii="Calibri" w:hAnsi="Calibri" w:eastAsia="Microsoft YaHei" w:cs="Calibri"/>
+                <w:sz w:val="18"/>
+                <w:szCs w:val="18"/>
+              </w:rPr>
+              <w:t xml:space="preserve">Q⁠1、Q⁠4</w:t>
             </w:r>
           </w:p>
         </w:tc>
@@ -3863,25 +3863,25 @@
                 <w:sz w:val="18"/>
                 <w:szCs w:val="18"/>
               </w:rPr>
-              <w:t xml:space="preserve">e﻿p﻿o﻿c﻿h/r﻿e﻿q﻿I﻿d 校验、d﻿e﻿f﻿e﻿r﻿r﻿e﻿d 收敛</w:t>
-            </w:r>
-          </w:p>
-        </w:tc>
-        <w:tc>
-          <w:tcPr/>
-          <w:p>
-            <w:pPr>
-              <w:pStyle w:val="TableText"/>
-              <w:jc w:val="left"/>
-              <w:spacing w:before="0" w:after="0" w:line="320" w:lineRule="exact"/>
-            </w:pPr>
-            <w:r>
-              <w:rPr>
-                <w:rFonts w:ascii="Calibri" w:hAnsi="Calibri" w:eastAsia="Microsoft YaHei" w:cs="Calibri"/>
-                <w:sz w:val="18"/>
-                <w:szCs w:val="18"/>
-              </w:rPr>
-              <w:t xml:space="preserve">Q﻿1、Q﻿3、Q﻿5</w:t>
+              <w:t xml:space="preserve">e⁠p⁠o⁠c⁠h/r⁠e⁠q⁠I⁠d 校验、d⁠e⁠f⁠e⁠r⁠r⁠e⁠d 收敛</w:t>
+            </w:r>
+          </w:p>
+        </w:tc>
+        <w:tc>
+          <w:tcPr/>
+          <w:p>
+            <w:pPr>
+              <w:pStyle w:val="TableText"/>
+              <w:jc w:val="left"/>
+              <w:spacing w:before="0" w:after="0" w:line="320" w:lineRule="exact"/>
+            </w:pPr>
+            <w:r>
+              <w:rPr>
+                <w:rFonts w:ascii="Calibri" w:hAnsi="Calibri" w:eastAsia="Microsoft YaHei" w:cs="Calibri"/>
+                <w:sz w:val="18"/>
+                <w:szCs w:val="18"/>
+              </w:rPr>
+              <w:t xml:space="preserve">Q⁠1、Q⁠3、Q⁠5</w:t>
             </w:r>
           </w:p>
         </w:tc>
@@ -3958,7 +3958,7 @@
                 <w:sz w:val="18"/>
                 <w:szCs w:val="18"/>
               </w:rPr>
-              <w:t xml:space="preserve">Q﻿1、Q﻿4</w:t>
+              <w:t xml:space="preserve">Q⁠1、Q⁠4</w:t>
             </w:r>
           </w:p>
         </w:tc>
@@ -3999,66 +3999,66 @@
                 <w:sz w:val="18"/>
                 <w:szCs w:val="18"/>
               </w:rPr>
-              <w:t xml:space="preserve">多 P﻿A、多来源 A﻿c﻿k、接近 o﻿u﻿t﻿s﻿t﻿a﻿n﻿d﻿i﻿n﻿g 边界</w:t>
-            </w:r>
-          </w:p>
-        </w:tc>
-        <w:tc>
-          <w:tcPr/>
-          <w:p>
-            <w:pPr>
-              <w:pStyle w:val="TableText"/>
-              <w:jc w:val="left"/>
-              <w:spacing w:before="0" w:after="0" w:line="320" w:lineRule="exact"/>
-            </w:pPr>
-            <w:r>
-              <w:rPr>
-                <w:rFonts w:ascii="Calibri" w:hAnsi="Calibri" w:eastAsia="Microsoft YaHei" w:cs="Calibri"/>
-                <w:sz w:val="18"/>
-                <w:szCs w:val="18"/>
-              </w:rPr>
-              <w:t xml:space="preserve">同址串行化、w﻿a﻿i﻿t﻿e﻿r 和 p﻿a﻿r﻿t﻿i﻿a﻿l A﻿c﻿k</w:t>
-            </w:r>
-          </w:p>
-        </w:tc>
-        <w:tc>
-          <w:tcPr/>
-          <w:p>
-            <w:pPr>
-              <w:pStyle w:val="TableText"/>
-              <w:jc w:val="left"/>
-              <w:spacing w:before="0" w:after="0" w:line="320" w:lineRule="exact"/>
-            </w:pPr>
-            <w:r>
-              <w:rPr>
-                <w:rFonts w:ascii="Calibri" w:hAnsi="Calibri" w:eastAsia="Microsoft YaHei" w:cs="Calibri"/>
-                <w:sz w:val="18"/>
-                <w:szCs w:val="18"/>
-              </w:rPr>
-              <w:t xml:space="preserve">Q﻿4</w:t>
-            </w:r>
-          </w:p>
-        </w:tc>
-      </w:tr>
-      <w:tr>
-        <w:trPr>
-          <w:cantSplit/>
-        </w:trPr>
-        <w:tc>
-          <w:tcPr/>
-          <w:p>
-            <w:pPr>
-              <w:pStyle w:val="TableText"/>
-              <w:jc w:val="left"/>
-              <w:spacing w:before="0" w:after="0" w:line="320" w:lineRule="exact"/>
-            </w:pPr>
-            <w:r>
-              <w:rPr>
-                <w:rFonts w:ascii="Calibri" w:hAnsi="Calibri" w:eastAsia="Microsoft YaHei" w:cs="Calibri"/>
-                <w:sz w:val="18"/>
-                <w:szCs w:val="18"/>
-              </w:rPr>
-              <w:t xml:space="preserve">永久节点或 H﻿o﻿m﻿e 故障</w:t>
+              <w:t xml:space="preserve">多 P⁠A、多来源 A⁠c⁠k、接近 o⁠u⁠t⁠s⁠t⁠a⁠n⁠d⁠i⁠n⁠g 边界</w:t>
+            </w:r>
+          </w:p>
+        </w:tc>
+        <w:tc>
+          <w:tcPr/>
+          <w:p>
+            <w:pPr>
+              <w:pStyle w:val="TableText"/>
+              <w:jc w:val="left"/>
+              <w:spacing w:before="0" w:after="0" w:line="320" w:lineRule="exact"/>
+            </w:pPr>
+            <w:r>
+              <w:rPr>
+                <w:rFonts w:ascii="Calibri" w:hAnsi="Calibri" w:eastAsia="Microsoft YaHei" w:cs="Calibri"/>
+                <w:sz w:val="18"/>
+                <w:szCs w:val="18"/>
+              </w:rPr>
+              <w:t xml:space="preserve">同址串行化、w⁠a⁠i⁠t⁠e⁠r 和 p⁠a⁠r⁠t⁠i⁠a⁠l A⁠c⁠k</w:t>
+            </w:r>
+          </w:p>
+        </w:tc>
+        <w:tc>
+          <w:tcPr/>
+          <w:p>
+            <w:pPr>
+              <w:pStyle w:val="TableText"/>
+              <w:jc w:val="left"/>
+              <w:spacing w:before="0" w:after="0" w:line="320" w:lineRule="exact"/>
+            </w:pPr>
+            <w:r>
+              <w:rPr>
+                <w:rFonts w:ascii="Calibri" w:hAnsi="Calibri" w:eastAsia="Microsoft YaHei" w:cs="Calibri"/>
+                <w:sz w:val="18"/>
+                <w:szCs w:val="18"/>
+              </w:rPr>
+              <w:t xml:space="preserve">Q⁠4</w:t>
+            </w:r>
+          </w:p>
+        </w:tc>
+      </w:tr>
+      <w:tr>
+        <w:trPr>
+          <w:cantSplit/>
+        </w:trPr>
+        <w:tc>
+          <w:tcPr/>
+          <w:p>
+            <w:pPr>
+              <w:pStyle w:val="TableText"/>
+              <w:jc w:val="left"/>
+              <w:spacing w:before="0" w:after="0" w:line="320" w:lineRule="exact"/>
+            </w:pPr>
+            <w:r>
+              <w:rPr>
+                <w:rFonts w:ascii="Calibri" w:hAnsi="Calibri" w:eastAsia="Microsoft YaHei" w:cs="Calibri"/>
+                <w:sz w:val="18"/>
+                <w:szCs w:val="18"/>
+              </w:rPr>
+              <w:t xml:space="preserve">永久节点或 H⁠o⁠m⁠e 故障</w:t>
             </w:r>
           </w:p>
         </w:tc>
@@ -4094,7 +4094,7 @@
                 <w:sz w:val="18"/>
                 <w:szCs w:val="18"/>
               </w:rPr>
-              <w:t xml:space="preserve">需要冗余 H﻿o﻿m﻿e、数据副本与在线重配置</w:t>
+              <w:t xml:space="preserve">需要冗余 H⁠o⁠m⁠e、数据副本与在线重配置</w:t>
             </w:r>
           </w:p>
         </w:tc>
@@ -4150,7 +4150,7 @@
         <w:rPr>
           <w:rFonts w:ascii="Calibri" w:hAnsi="Calibri" w:eastAsia="Microsoft YaHei" w:cs="Calibri"/>
         </w:rPr>
-        <w:t xml:space="preserve">Q1-Q5 矩阵面向可恢复消息传输故障，覆盖基础故障、连续丢失、组合故障、并发压力﻿和﻿多﻿拓﻿扑﻿。</w:t>
+        <w:t xml:space="preserve">Q1-Q5 矩阵面向可恢复消息传输故障，覆盖基础故障、连续丢失、组合故障、并发压力⁠和⁠多⁠拓⁠扑⁠。</w:t>
       </w:r>
     </w:p>
     <w:p>
@@ -4161,7 +4161,7 @@
         <w:rPr>
           <w:rFonts w:ascii="Calibri" w:hAnsi="Calibri" w:eastAsia="Microsoft YaHei" w:cs="Calibri"/>
         </w:rPr>
-        <w:t xml:space="preserve">每项运行﻿同﻿时﻿检﻿查﻿：</w:t>
+        <w:t xml:space="preserve">每项运行⁠同⁠时⁠检⁠查⁠：</w:t>
       </w:r>
     </w:p>
     <w:p>
@@ -4362,7 +4362,7 @@
                 <w:sz w:val="18"/>
                 <w:szCs w:val="18"/>
               </w:rPr>
-              <w:t xml:space="preserve">Q﻿1</w:t>
+              <w:t xml:space="preserve">Q⁠1</w:t>
             </w:r>
           </w:p>
         </w:tc>
@@ -4439,7 +4439,7 @@
                 <w:sz w:val="18"/>
                 <w:szCs w:val="18"/>
               </w:rPr>
-              <w:t xml:space="preserve">Q﻿2</w:t>
+              <w:t xml:space="preserve">Q⁠2</w:t>
             </w:r>
           </w:p>
         </w:tc>
@@ -4472,10 +4472,10 @@
             <w:r>
               <w:rPr>
                 <w:rFonts w:ascii="Calibri" w:hAnsi="Calibri" w:eastAsia="Microsoft YaHei" w:cs="Calibri"/>
-                <w:sz w:val="18"/>
-                <w:szCs w:val="18"/>
-              </w:rPr>
-              <w:t xml:space="preserve">C﻿l﻿e﻿a﻿r、U﻿p﻿g﻿r﻿a﻿d﻿e、I﻿n﻿v﻿a﻿l﻿i﻿d﻿a﻿t﻿e﻿A﻿c﻿k、R﻿e﻿c﻿a﻿l﻿l﻿R﻿e﻿s﻿p 连续丢失</w:t>
+                <w:sz w:val="16"/>
+                <w:szCs w:val="16"/>
+              </w:rPr>
+              <w:t xml:space="preserve">C⁠l⁠e⁠a⁠r、U⁠p⁠g⁠r⁠a⁠d⁠e、I⁠n⁠v⁠a⁠l⁠i⁠d⁠a⁠t⁠e⁠A⁠c⁠k、R⁠e⁠c⁠a⁠l⁠l⁠R⁠e⁠s⁠p 连续丢失</w:t>
             </w:r>
           </w:p>
         </w:tc>
@@ -4516,7 +4516,7 @@
                 <w:sz w:val="18"/>
                 <w:szCs w:val="18"/>
               </w:rPr>
-              <w:t xml:space="preserve">Q﻿3</w:t>
+              <w:t xml:space="preserve">Q⁠3</w:t>
             </w:r>
           </w:p>
         </w:tc>
@@ -4593,7 +4593,7 @@
                 <w:sz w:val="18"/>
                 <w:szCs w:val="18"/>
               </w:rPr>
-              <w:t xml:space="preserve">Q﻿4</w:t>
+              <w:t xml:space="preserve">Q⁠4</w:t>
             </w:r>
           </w:p>
         </w:tc>
@@ -4629,7 +4629,7 @@
                 <w:sz w:val="18"/>
                 <w:szCs w:val="18"/>
               </w:rPr>
-              <w:t xml:space="preserve">32 P﻿A、b﻿u﻿r﻿s﻿t、p﻿a﻿r﻿t﻿i﻿a﻿l A﻿c﻿k、m﻿u﻿l﻿t﻿i﻿-﻿s﻿o﻿u﻿r﻿c﻿e、n﻿e﻿a﻿r﻿-﻿o﻿u﻿t﻿s﻿t﻿a﻿n﻿d﻿i﻿n﻿g</w:t>
+              <w:t xml:space="preserve">32 P⁠A、b⁠u⁠r⁠s⁠t、p⁠a⁠r⁠t⁠i⁠a⁠l A⁠c⁠k、m⁠u⁠l⁠t⁠i⁠-⁠s⁠o⁠u⁠r⁠c⁠e、n⁠e⁠a⁠r⁠-⁠o⁠u⁠t⁠s⁠t⁠a⁠n⁠d⁠i⁠n⁠g</w:t>
             </w:r>
           </w:p>
         </w:tc>
@@ -4670,7 +4670,7 @@
                 <w:sz w:val="18"/>
                 <w:szCs w:val="18"/>
               </w:rPr>
-              <w:t xml:space="preserve">Q﻿5</w:t>
+              <w:t xml:space="preserve">Q⁠5</w:t>
             </w:r>
           </w:p>
         </w:tc>
@@ -4706,7 +4706,7 @@
                 <w:sz w:val="18"/>
                 <w:szCs w:val="18"/>
               </w:rPr>
-              <w:t xml:space="preserve">3N1S、3N2S、8N2S、16N1S L﻿e﻿v﻿e﻿l﻿-﻿A</w:t>
+              <w:t xml:space="preserve">3N1S、3N2S、8N2S、16N1S L⁠e⁠v⁠e⁠l⁠-⁠A</w:t>
             </w:r>
           </w:p>
         </w:tc>
@@ -4783,7 +4783,7 @@
                 <w:sz w:val="18"/>
                 <w:szCs w:val="18"/>
               </w:rPr>
-              <w:t xml:space="preserve">Q﻿1﻿-﻿Q﻿5</w:t>
+              <w:t xml:space="preserve">Q⁠1⁠-⁠Q⁠5</w:t>
             </w:r>
           </w:p>
         </w:tc>
@@ -4815,7 +4815,7 @@
         <w:rPr>
           <w:rFonts w:ascii="Calibri" w:hAnsi="Calibri" w:eastAsia="Microsoft YaHei" w:cs="Calibri"/>
         </w:rPr>
-        <w:t xml:space="preserve">五组共 52 项物理运行，最终结果为 52/5﻿2﻿ ﻿通﻿过﻿。</w:t>
+        <w:t xml:space="preserve">五组共 52 项物理运行，最终结果为 52/5⁠2⁠ ⁠通⁠过⁠。</w:t>
       </w:r>
     </w:p>
     <w:p>
@@ -4963,148 +4963,148 @@
                 <w:sz w:val="18"/>
                 <w:szCs w:val="18"/>
               </w:rPr>
-              <w:t xml:space="preserve">C﻿l﻿e﻿a﻿r</w:t>
-            </w:r>
-          </w:p>
-        </w:tc>
-        <w:tc>
-          <w:tcPr/>
-          <w:p>
-            <w:pPr>
-              <w:pStyle w:val="TableText"/>
-              <w:jc w:val="left"/>
-              <w:spacing w:before="0" w:after="0" w:line="320" w:lineRule="exact"/>
-            </w:pPr>
-            <w:r>
-              <w:rPr>
-                <w:rFonts w:ascii="Calibri" w:hAnsi="Calibri" w:eastAsia="Microsoft YaHei" w:cs="Calibri"/>
-                <w:sz w:val="18"/>
-                <w:szCs w:val="18"/>
-              </w:rPr>
-              <w:t xml:space="preserve">C﻿l﻿e﻿a﻿r﻿R﻿e﻿q、C﻿l﻿e﻿a﻿r﻿R﻿e﻿s﻿p</w:t>
-            </w:r>
-          </w:p>
-        </w:tc>
-      </w:tr>
-      <w:tr>
-        <w:trPr>
-          <w:cantSplit/>
-        </w:trPr>
-        <w:tc>
-          <w:tcPr/>
-          <w:p>
-            <w:pPr>
-              <w:pStyle w:val="TableText"/>
-              <w:jc w:val="left"/>
-              <w:spacing w:before="0" w:after="0" w:line="320" w:lineRule="exact"/>
-            </w:pPr>
-            <w:r>
-              <w:rPr>
-                <w:rFonts w:ascii="Calibri" w:hAnsi="Calibri" w:eastAsia="Microsoft YaHei" w:cs="Calibri"/>
-                <w:sz w:val="18"/>
-                <w:szCs w:val="18"/>
-              </w:rPr>
-              <w:t xml:space="preserve">U﻿p﻿g﻿r﻿a﻿d﻿e</w:t>
-            </w:r>
-          </w:p>
-        </w:tc>
-        <w:tc>
-          <w:tcPr/>
-          <w:p>
-            <w:pPr>
-              <w:pStyle w:val="TableText"/>
-              <w:jc w:val="left"/>
-              <w:spacing w:before="0" w:after="0" w:line="320" w:lineRule="exact"/>
-            </w:pPr>
-            <w:r>
-              <w:rPr>
-                <w:rFonts w:ascii="Calibri" w:hAnsi="Calibri" w:eastAsia="Microsoft YaHei" w:cs="Calibri"/>
-                <w:sz w:val="18"/>
-                <w:szCs w:val="18"/>
-              </w:rPr>
-              <w:t xml:space="preserve">U﻿p﻿g﻿r﻿a﻿d﻿e﻿R﻿e﻿q、U﻿p﻿g﻿r﻿a﻿d﻿e﻿R﻿e﻿s﻿p、U﻿p﻿g﻿r﻿a﻿d﻿e﻿A﻿c﻿k﻿N﻿o﻿t﻿i﻿f﻿y</w:t>
-            </w:r>
-          </w:p>
-        </w:tc>
-      </w:tr>
-      <w:tr>
-        <w:trPr>
-          <w:cantSplit/>
-        </w:trPr>
-        <w:tc>
-          <w:tcPr/>
-          <w:p>
-            <w:pPr>
-              <w:pStyle w:val="TableText"/>
-              <w:jc w:val="left"/>
-              <w:spacing w:before="0" w:after="0" w:line="320" w:lineRule="exact"/>
-            </w:pPr>
-            <w:r>
-              <w:rPr>
-                <w:rFonts w:ascii="Calibri" w:hAnsi="Calibri" w:eastAsia="Microsoft YaHei" w:cs="Calibri"/>
-                <w:sz w:val="18"/>
-                <w:szCs w:val="18"/>
-              </w:rPr>
-              <w:t xml:space="preserve">I﻿n﻿v﻿a﻿l﻿i﻿d﻿a﻿t﻿e</w:t>
-            </w:r>
-          </w:p>
-        </w:tc>
-        <w:tc>
-          <w:tcPr/>
-          <w:p>
-            <w:pPr>
-              <w:pStyle w:val="TableText"/>
-              <w:jc w:val="left"/>
-              <w:spacing w:before="0" w:after="0" w:line="320" w:lineRule="exact"/>
-            </w:pPr>
-            <w:r>
-              <w:rPr>
-                <w:rFonts w:ascii="Calibri" w:hAnsi="Calibri" w:eastAsia="Microsoft YaHei" w:cs="Calibri"/>
-                <w:sz w:val="18"/>
-                <w:szCs w:val="18"/>
-              </w:rPr>
-              <w:t xml:space="preserve">I﻿n﻿v﻿a﻿l﻿i﻿d﻿a﻿t﻿e﻿R﻿e﻿q、I﻿n﻿v﻿a﻿l﻿i﻿d﻿a﻿t﻿e﻿A﻿c﻿k</w:t>
-            </w:r>
-          </w:p>
-        </w:tc>
-      </w:tr>
-      <w:tr>
-        <w:trPr>
-          <w:cantSplit/>
-        </w:trPr>
-        <w:tc>
-          <w:tcPr/>
-          <w:p>
-            <w:pPr>
-              <w:pStyle w:val="TableText"/>
-              <w:jc w:val="left"/>
-              <w:spacing w:before="0" w:after="0" w:line="320" w:lineRule="exact"/>
-            </w:pPr>
-            <w:r>
-              <w:rPr>
-                <w:rFonts w:ascii="Calibri" w:hAnsi="Calibri" w:eastAsia="Microsoft YaHei" w:cs="Calibri"/>
-                <w:sz w:val="18"/>
-                <w:szCs w:val="18"/>
-              </w:rPr>
-              <w:t xml:space="preserve">R﻿e﻿c﻿a﻿l﻿l</w:t>
-            </w:r>
-          </w:p>
-        </w:tc>
-        <w:tc>
-          <w:tcPr/>
-          <w:p>
-            <w:pPr>
-              <w:pStyle w:val="TableText"/>
-              <w:jc w:val="left"/>
-              <w:spacing w:before="0" w:after="0" w:line="320" w:lineRule="exact"/>
-            </w:pPr>
-            <w:r>
-              <w:rPr>
-                <w:rFonts w:ascii="Calibri" w:hAnsi="Calibri" w:eastAsia="Microsoft YaHei" w:cs="Calibri"/>
-                <w:sz w:val="18"/>
-                <w:szCs w:val="18"/>
-              </w:rPr>
-              <w:t xml:space="preserve">R﻿e﻿c﻿a﻿l﻿l﻿R﻿e﻿q、R﻿e﻿c﻿a﻿l﻿l﻿R﻿e﻿s﻿p</w:t>
+              <w:t xml:space="preserve">C⁠l⁠e⁠a⁠r</w:t>
+            </w:r>
+          </w:p>
+        </w:tc>
+        <w:tc>
+          <w:tcPr/>
+          <w:p>
+            <w:pPr>
+              <w:pStyle w:val="TableText"/>
+              <w:jc w:val="left"/>
+              <w:spacing w:before="0" w:after="0" w:line="320" w:lineRule="exact"/>
+            </w:pPr>
+            <w:r>
+              <w:rPr>
+                <w:rFonts w:ascii="Calibri" w:hAnsi="Calibri" w:eastAsia="Microsoft YaHei" w:cs="Calibri"/>
+                <w:sz w:val="18"/>
+                <w:szCs w:val="18"/>
+              </w:rPr>
+              <w:t xml:space="preserve">C⁠l⁠e⁠a⁠r⁠R⁠e⁠q、C⁠l⁠e⁠a⁠r⁠R⁠e⁠s⁠p</w:t>
+            </w:r>
+          </w:p>
+        </w:tc>
+      </w:tr>
+      <w:tr>
+        <w:trPr>
+          <w:cantSplit/>
+        </w:trPr>
+        <w:tc>
+          <w:tcPr/>
+          <w:p>
+            <w:pPr>
+              <w:pStyle w:val="TableText"/>
+              <w:jc w:val="left"/>
+              <w:spacing w:before="0" w:after="0" w:line="320" w:lineRule="exact"/>
+            </w:pPr>
+            <w:r>
+              <w:rPr>
+                <w:rFonts w:ascii="Calibri" w:hAnsi="Calibri" w:eastAsia="Microsoft YaHei" w:cs="Calibri"/>
+                <w:sz w:val="18"/>
+                <w:szCs w:val="18"/>
+              </w:rPr>
+              <w:t xml:space="preserve">U⁠p⁠g⁠r⁠a⁠d⁠e</w:t>
+            </w:r>
+          </w:p>
+        </w:tc>
+        <w:tc>
+          <w:tcPr/>
+          <w:p>
+            <w:pPr>
+              <w:pStyle w:val="TableText"/>
+              <w:jc w:val="left"/>
+              <w:spacing w:before="0" w:after="0" w:line="320" w:lineRule="exact"/>
+            </w:pPr>
+            <w:r>
+              <w:rPr>
+                <w:rFonts w:ascii="Calibri" w:hAnsi="Calibri" w:eastAsia="Microsoft YaHei" w:cs="Calibri"/>
+                <w:sz w:val="16"/>
+                <w:szCs w:val="16"/>
+              </w:rPr>
+              <w:t xml:space="preserve">U⁠p⁠g⁠r⁠a⁠d⁠e⁠R⁠e⁠q、U⁠p⁠g⁠r⁠a⁠d⁠e⁠R⁠e⁠s⁠p、U⁠p⁠g⁠r⁠a⁠d⁠e⁠A⁠c⁠k⁠N⁠o⁠t⁠i⁠f⁠y</w:t>
+            </w:r>
+          </w:p>
+        </w:tc>
+      </w:tr>
+      <w:tr>
+        <w:trPr>
+          <w:cantSplit/>
+        </w:trPr>
+        <w:tc>
+          <w:tcPr/>
+          <w:p>
+            <w:pPr>
+              <w:pStyle w:val="TableText"/>
+              <w:jc w:val="left"/>
+              <w:spacing w:before="0" w:after="0" w:line="320" w:lineRule="exact"/>
+            </w:pPr>
+            <w:r>
+              <w:rPr>
+                <w:rFonts w:ascii="Calibri" w:hAnsi="Calibri" w:eastAsia="Microsoft YaHei" w:cs="Calibri"/>
+                <w:sz w:val="18"/>
+                <w:szCs w:val="18"/>
+              </w:rPr>
+              <w:t xml:space="preserve">I⁠n⁠v⁠a⁠l⁠i⁠d⁠a⁠t⁠e</w:t>
+            </w:r>
+          </w:p>
+        </w:tc>
+        <w:tc>
+          <w:tcPr/>
+          <w:p>
+            <w:pPr>
+              <w:pStyle w:val="TableText"/>
+              <w:jc w:val="left"/>
+              <w:spacing w:before="0" w:after="0" w:line="320" w:lineRule="exact"/>
+            </w:pPr>
+            <w:r>
+              <w:rPr>
+                <w:rFonts w:ascii="Calibri" w:hAnsi="Calibri" w:eastAsia="Microsoft YaHei" w:cs="Calibri"/>
+                <w:sz w:val="16"/>
+                <w:szCs w:val="16"/>
+              </w:rPr>
+              <w:t xml:space="preserve">I⁠n⁠v⁠a⁠l⁠i⁠d⁠a⁠t⁠e⁠R⁠e⁠q、I⁠n⁠v⁠a⁠l⁠i⁠d⁠a⁠t⁠e⁠A⁠c⁠k</w:t>
+            </w:r>
+          </w:p>
+        </w:tc>
+      </w:tr>
+      <w:tr>
+        <w:trPr>
+          <w:cantSplit/>
+        </w:trPr>
+        <w:tc>
+          <w:tcPr/>
+          <w:p>
+            <w:pPr>
+              <w:pStyle w:val="TableText"/>
+              <w:jc w:val="left"/>
+              <w:spacing w:before="0" w:after="0" w:line="320" w:lineRule="exact"/>
+            </w:pPr>
+            <w:r>
+              <w:rPr>
+                <w:rFonts w:ascii="Calibri" w:hAnsi="Calibri" w:eastAsia="Microsoft YaHei" w:cs="Calibri"/>
+                <w:sz w:val="18"/>
+                <w:szCs w:val="18"/>
+              </w:rPr>
+              <w:t xml:space="preserve">R⁠e⁠c⁠a⁠l⁠l</w:t>
+            </w:r>
+          </w:p>
+        </w:tc>
+        <w:tc>
+          <w:tcPr/>
+          <w:p>
+            <w:pPr>
+              <w:pStyle w:val="TableText"/>
+              <w:jc w:val="left"/>
+              <w:spacing w:before="0" w:after="0" w:line="320" w:lineRule="exact"/>
+            </w:pPr>
+            <w:r>
+              <w:rPr>
+                <w:rFonts w:ascii="Calibri" w:hAnsi="Calibri" w:eastAsia="Microsoft YaHei" w:cs="Calibri"/>
+                <w:sz w:val="18"/>
+                <w:szCs w:val="18"/>
+              </w:rPr>
+              <w:t xml:space="preserve">R⁠e⁠c⁠a⁠l⁠l⁠R⁠e⁠q、R⁠e⁠c⁠a⁠l⁠l⁠R⁠e⁠s⁠p</w:t>
             </w:r>
           </w:p>
         </w:tc>
@@ -5177,7 +5177,7 @@
                 <w:sz w:val="18"/>
                 <w:szCs w:val="18"/>
               </w:rPr>
-              <w:t xml:space="preserve">覆盖 c﻿a﻿s﻿e 数</w:t>
+              <w:t xml:space="preserve">覆盖 c⁠a⁠s⁠e 数</w:t>
             </w:r>
           </w:p>
         </w:tc>
@@ -5257,7 +5257,7 @@
                 <w:sz w:val="18"/>
                 <w:szCs w:val="18"/>
               </w:rPr>
-              <w:t xml:space="preserve">重试、s﻿t﻿a﻿b﻿l﻿e t﻿u﻿p﻿l﻿e 和最终收敛</w:t>
+              <w:t xml:space="preserve">重试、s⁠t⁠a⁠b⁠l⁠e t⁠u⁠p⁠l⁠e 和最终收敛</w:t>
             </w:r>
           </w:p>
         </w:tc>
@@ -5316,7 +5316,7 @@
                 <w:sz w:val="18"/>
                 <w:szCs w:val="18"/>
               </w:rPr>
-              <w:t xml:space="preserve">d﻿e﻿f﻿e﻿r﻿r﻿e﻿d d﻿e﻿l﻿i﻿v﻿e﻿r﻿y 与过期消息处理</w:t>
+              <w:t xml:space="preserve">d⁠e⁠f⁠e⁠r⁠r⁠e⁠d d⁠e⁠l⁠i⁠v⁠e⁠r⁠y 与过期消息处理</w:t>
             </w:r>
           </w:p>
         </w:tc>
@@ -5375,7 +5375,7 @@
                 <w:sz w:val="18"/>
                 <w:szCs w:val="18"/>
               </w:rPr>
-              <w:t xml:space="preserve">A﻿c﻿k、C﻿l﻿e﻿a﻿r 和事务提交幂等</w:t>
+              <w:t xml:space="preserve">A⁠c⁠k、C⁠l⁠e⁠a⁠r 和事务提交幂等</w:t>
             </w:r>
           </w:p>
         </w:tc>
@@ -5434,7 +5434,7 @@
                 <w:sz w:val="18"/>
                 <w:szCs w:val="18"/>
               </w:rPr>
-              <w:t xml:space="preserve">接收顺序变化下的 e﻿p﻿o﻿c﻿h/r﻿e﻿q﻿I﻿d 安全</w:t>
+              <w:t xml:space="preserve">接收顺序变化下的 e⁠p⁠o⁠c⁠h/r⁠e⁠q⁠I⁠d 安全</w:t>
             </w:r>
           </w:p>
         </w:tc>
@@ -5448,7 +5448,7 @@
         <w:rPr>
           <w:rFonts w:ascii="Calibri" w:hAnsi="Calibri" w:eastAsia="Microsoft YaHei" w:cs="Calibri"/>
         </w:rPr>
-        <w:t xml:space="preserve">同一 case 可同时包含多个动作，因此动作覆盖数不等于物理﻿运﻿行﻿总﻿数﻿。</w:t>
+        <w:t xml:space="preserve">同一 case 可同时包含多个动作，因此动作覆盖数不等于物理⁠运⁠行⁠总⁠数⁠。</w:t>
       </w:r>
     </w:p>
     <w:p>
@@ -5471,7 +5471,7 @@
         <w:rPr>
           <w:rFonts w:ascii="Calibri" w:hAnsi="Calibri" w:eastAsia="Microsoft YaHei" w:cs="Calibri"/>
         </w:rPr>
-        <w:t xml:space="preserve">Q2 验证首 2 次和首 3 次消息丢失后的恢复，覆盖 ClearReq、UpgradeReq、Invalidate﻿A﻿c﻿k﻿ ﻿和</w:t>
+        <w:t xml:space="preserve">Q2 验证首 2 次和首 3 次消息丢失后的恢复，覆盖 ClearReq、UpgradeReq、Invalidate⁠A⁠c⁠k⁠ ⁠和</w:t>
       </w:r>
     </w:p>
     <w:p>
@@ -5482,7 +5482,7 @@
         <w:rPr>
           <w:rFonts w:ascii="Calibri" w:hAnsi="Calibri" w:eastAsia="Microsoft YaHei" w:cs="Calibri"/>
         </w:rPr>
-        <w:t xml:space="preserve">RecallResp。Q3 验证以下有依赖关﻿系﻿的﻿组﻿合﻿：</w:t>
+        <w:t xml:space="preserve">RecallResp。Q3 验证以下有依赖关⁠系⁠的⁠组⁠合⁠：</w:t>
       </w:r>
     </w:p>
     <w:p>
@@ -5537,7 +5537,7 @@
         <w:rPr>
           <w:rFonts w:ascii="Calibri" w:hAnsi="Calibri" w:eastAsia="Microsoft YaHei" w:cs="Calibri"/>
         </w:rPr>
-        <w:t xml:space="preserve">四类组合均完成数据和﻿权﻿限﻿收﻿敛﻿。</w:t>
+        <w:t xml:space="preserve">四类组合均完成数据和⁠权⁠限⁠收⁠敛⁠。</w:t>
       </w:r>
     </w:p>
     <w:p>
@@ -5560,7 +5560,7 @@
         <w:rPr>
           <w:rFonts w:ascii="Calibri" w:hAnsi="Calibri" w:eastAsia="Microsoft YaHei" w:cs="Calibri"/>
         </w:rPr>
-        <w:t xml:space="preserve">Q4 覆盖 32 PA、partial Ack、多源 Ack 和接近 outstanding 容量的代表流量。Q﻿5﻿ ﻿在﻿以﻿下</w:t>
+        <w:t xml:space="preserve">Q4 覆盖 32 PA、partial Ack、多源 Ack 和接近 outstanding 容量的代表流量。Q⁠5⁠ ⁠在⁠以⁠下</w:t>
       </w:r>
     </w:p>
     <w:p>
@@ -5571,7 +5571,7 @@
         <w:rPr>
           <w:rFonts w:ascii="Calibri" w:hAnsi="Calibri" w:eastAsia="Microsoft YaHei" w:cs="Calibri"/>
         </w:rPr>
-        <w:t xml:space="preserve">拓扑完成请求和 Ack ﻿故﻿障﻿验﻿证﻿：</w:t>
+        <w:t xml:space="preserve">拓扑完成请求和 Ack ⁠故⁠障⁠验⁠证⁠：</w:t>
       </w:r>
     </w:p>
     <w:tbl>
@@ -5750,7 +5750,7 @@
                 <w:sz w:val="18"/>
                 <w:szCs w:val="18"/>
               </w:rPr>
-              <w:t xml:space="preserve">多 S﻿o﻿c﻿k﻿e﻿t 路由与事务身份</w:t>
+              <w:t xml:space="preserve">多 S⁠o⁠c⁠k⁠e⁠t 路由与事务身份</w:t>
             </w:r>
           </w:p>
         </w:tc>
@@ -5809,7 +5809,7 @@
                 <w:sz w:val="18"/>
                 <w:szCs w:val="18"/>
               </w:rPr>
-              <w:t xml:space="preserve">多 s﻿h﻿a﻿r﻿e﻿r 与 p﻿a﻿r﻿t﻿i﻿a﻿l A﻿c﻿k</w:t>
+              <w:t xml:space="preserve">多 s⁠h⁠a⁠r⁠e⁠r 与 p⁠a⁠r⁠t⁠i⁠a⁠l A⁠c⁠k</w:t>
             </w:r>
           </w:p>
         </w:tc>
@@ -5850,25 +5850,25 @@
                 <w:sz w:val="18"/>
                 <w:szCs w:val="18"/>
               </w:rPr>
-              <w:t xml:space="preserve">16N1S L﻿e﻿v﻿e﻿l﻿-﻿A</w:t>
-            </w:r>
-          </w:p>
-        </w:tc>
-        <w:tc>
-          <w:tcPr/>
-          <w:p>
-            <w:pPr>
-              <w:pStyle w:val="TableText"/>
-              <w:jc w:val="left"/>
-              <w:spacing w:before="0" w:after="0" w:line="320" w:lineRule="exact"/>
-            </w:pPr>
-            <w:r>
-              <w:rPr>
-                <w:rFonts w:ascii="Calibri" w:hAnsi="Calibri" w:eastAsia="Microsoft YaHei" w:cs="Calibri"/>
-                <w:sz w:val="18"/>
-                <w:szCs w:val="18"/>
-              </w:rPr>
-              <w:t xml:space="preserve">n﻿o﻿d﻿e﻿1﻿5、16 节点共享转写者</w:t>
+              <w:t xml:space="preserve">16N1S L⁠e⁠v⁠e⁠l⁠-⁠A</w:t>
+            </w:r>
+          </w:p>
+        </w:tc>
+        <w:tc>
+          <w:tcPr/>
+          <w:p>
+            <w:pPr>
+              <w:pStyle w:val="TableText"/>
+              <w:jc w:val="left"/>
+              <w:spacing w:before="0" w:after="0" w:line="320" w:lineRule="exact"/>
+            </w:pPr>
+            <w:r>
+              <w:rPr>
+                <w:rFonts w:ascii="Calibri" w:hAnsi="Calibri" w:eastAsia="Microsoft YaHei" w:cs="Calibri"/>
+                <w:sz w:val="18"/>
+                <w:szCs w:val="18"/>
+              </w:rPr>
+              <w:t xml:space="preserve">n⁠o⁠d⁠e⁠1⁠5、16 节点共享转写者</w:t>
             </w:r>
           </w:p>
         </w:tc>
@@ -5924,7 +5924,7 @@
         <w:rPr>
           <w:rFonts w:ascii="Calibri" w:hAnsi="Calibri" w:eastAsia="Microsoft YaHei" w:cs="Calibri"/>
         </w:rPr>
-        <w:t xml:space="preserve">HA-VI 证据用于回答：在相同 workload、完成边界和冻结参数下，UBCC 的目录定位﻿与﻿权﻿限﻿路﻿径</w:t>
+        <w:t xml:space="preserve">HA-VI 证据用于回答：在相同 workload、完成边界和冻结参数下，UBCC 的目录定位⁠与⁠权⁠限⁠路⁠径</w:t>
       </w:r>
     </w:p>
     <w:p>
@@ -5935,7 +5935,7 @@
         <w:rPr>
           <w:rFonts w:ascii="Calibri" w:hAnsi="Calibri" w:eastAsia="Microsoft YaHei" w:cs="Calibri"/>
         </w:rPr>
-        <w:t xml:space="preserve">相对窄化 VI 参考模型有何结构差异。比较范围固定为 2N1S、O3、单向完成语义，以及﻿ ﻿1﻿0﻿0﻿%</w:t>
+        <w:t xml:space="preserve">相对窄化 VI 参考模型有何结构差异。比较范围固定为 2N1S、O3、单向完成语义，以及⁠ ⁠1⁠0⁠0⁠%</w:t>
       </w:r>
     </w:p>
     <w:p>
@@ -5946,7 +5946,7 @@
         <w:rPr>
           <w:rFonts w:ascii="Calibri" w:hAnsi="Calibri" w:eastAsia="Microsoft YaHei" w:cs="Calibri"/>
         </w:rPr>
-        <w:t xml:space="preserve">和 150% L3 压力；它是理论与可执行参考比较，不是物理﻿芯﻿片﻿测﻿量﻿。</w:t>
+        <w:t xml:space="preserve">和 150% L3 压力；它是理论与可执行参考比较，不是物理⁠芯⁠片⁠测⁠量⁠。</w:t>
       </w:r>
     </w:p>
     <w:p>
@@ -6078,84 +6078,84 @@
                 <w:sz w:val="18"/>
                 <w:szCs w:val="18"/>
               </w:rPr>
-              <w:t xml:space="preserve">2N1S、O﻿3；U﻿B﻿C﻿C 与 H﻿A﻿-﻿V﻿I 使用相同节点和处理器条件</w:t>
-            </w:r>
-          </w:p>
-        </w:tc>
-        <w:tc>
-          <w:tcPr/>
-          <w:p>
-            <w:pPr>
-              <w:pStyle w:val="TableText"/>
-              <w:jc w:val="left"/>
-              <w:spacing w:before="0" w:after="0" w:line="320" w:lineRule="exact"/>
-            </w:pPr>
-            <w:r>
-              <w:rPr>
-                <w:rFonts w:ascii="Calibri" w:hAnsi="Calibri" w:eastAsia="Microsoft YaHei" w:cs="Calibri"/>
-                <w:sz w:val="18"/>
-                <w:szCs w:val="18"/>
-              </w:rPr>
-              <w:t xml:space="preserve">客户物理芯片的核、缓存和 H﻿o﻿m﻿e 微体系结构</w:t>
-            </w:r>
-          </w:p>
-        </w:tc>
-      </w:tr>
-      <w:tr>
-        <w:trPr>
-          <w:cantSplit/>
-        </w:trPr>
-        <w:tc>
-          <w:tcPr/>
-          <w:p>
-            <w:pPr>
-              <w:pStyle w:val="TableText"/>
-              <w:jc w:val="left"/>
-              <w:spacing w:before="0" w:after="0" w:line="320" w:lineRule="exact"/>
-            </w:pPr>
-            <w:r>
-              <w:rPr>
-                <w:rFonts w:ascii="Calibri" w:hAnsi="Calibri" w:eastAsia="Microsoft YaHei" w:cs="Calibri"/>
-                <w:sz w:val="18"/>
-                <w:szCs w:val="18"/>
-              </w:rPr>
-              <w:t xml:space="preserve">w﻿o﻿r﻿k﻿l﻿o﻿a﻿d 与输入</w:t>
-            </w:r>
-          </w:p>
-        </w:tc>
-        <w:tc>
-          <w:tcPr/>
-          <w:p>
-            <w:pPr>
-              <w:pStyle w:val="TableText"/>
-              <w:jc w:val="left"/>
-              <w:spacing w:before="0" w:after="0" w:line="320" w:lineRule="exact"/>
-            </w:pPr>
-            <w:r>
-              <w:rPr>
-                <w:rFonts w:ascii="Calibri" w:hAnsi="Calibri" w:eastAsia="Microsoft YaHei" w:cs="Calibri"/>
-                <w:sz w:val="18"/>
-                <w:szCs w:val="18"/>
-              </w:rPr>
-              <w:t xml:space="preserve">相同 t﻿e﻿s﻿t﻿c﻿a﻿s﻿e、输入、操作配比和 L﻿3 压力点</w:t>
-            </w:r>
-          </w:p>
-        </w:tc>
-        <w:tc>
-          <w:tcPr/>
-          <w:p>
-            <w:pPr>
-              <w:pStyle w:val="TableText"/>
-              <w:jc w:val="left"/>
-              <w:spacing w:before="0" w:after="0" w:line="320" w:lineRule="exact"/>
-            </w:pPr>
-            <w:r>
-              <w:rPr>
-                <w:rFonts w:ascii="Calibri" w:hAnsi="Calibri" w:eastAsia="Microsoft YaHei" w:cs="Calibri"/>
-                <w:sz w:val="18"/>
-                <w:szCs w:val="18"/>
-              </w:rPr>
-              <w:t xml:space="preserve">未冻结 w﻿o﻿r﻿k﻿l﻿o﻿a﻿d、流量分布和更大规模压力</w:t>
+              <w:t xml:space="preserve">2N1S、O⁠3；U⁠B⁠C⁠C 与 H⁠A⁠-⁠V⁠I 使用相同节点和处理器条件</w:t>
+            </w:r>
+          </w:p>
+        </w:tc>
+        <w:tc>
+          <w:tcPr/>
+          <w:p>
+            <w:pPr>
+              <w:pStyle w:val="TableText"/>
+              <w:jc w:val="left"/>
+              <w:spacing w:before="0" w:after="0" w:line="320" w:lineRule="exact"/>
+            </w:pPr>
+            <w:r>
+              <w:rPr>
+                <w:rFonts w:ascii="Calibri" w:hAnsi="Calibri" w:eastAsia="Microsoft YaHei" w:cs="Calibri"/>
+                <w:sz w:val="18"/>
+                <w:szCs w:val="18"/>
+              </w:rPr>
+              <w:t xml:space="preserve">客户物理芯片的核、缓存和 H⁠o⁠m⁠e 微体系结构</w:t>
+            </w:r>
+          </w:p>
+        </w:tc>
+      </w:tr>
+      <w:tr>
+        <w:trPr>
+          <w:cantSplit/>
+        </w:trPr>
+        <w:tc>
+          <w:tcPr/>
+          <w:p>
+            <w:pPr>
+              <w:pStyle w:val="TableText"/>
+              <w:jc w:val="left"/>
+              <w:spacing w:before="0" w:after="0" w:line="320" w:lineRule="exact"/>
+            </w:pPr>
+            <w:r>
+              <w:rPr>
+                <w:rFonts w:ascii="Calibri" w:hAnsi="Calibri" w:eastAsia="Microsoft YaHei" w:cs="Calibri"/>
+                <w:sz w:val="18"/>
+                <w:szCs w:val="18"/>
+              </w:rPr>
+              <w:t xml:space="preserve">w⁠o⁠r⁠k⁠l⁠o⁠a⁠d 与输入</w:t>
+            </w:r>
+          </w:p>
+        </w:tc>
+        <w:tc>
+          <w:tcPr/>
+          <w:p>
+            <w:pPr>
+              <w:pStyle w:val="TableText"/>
+              <w:jc w:val="left"/>
+              <w:spacing w:before="0" w:after="0" w:line="320" w:lineRule="exact"/>
+            </w:pPr>
+            <w:r>
+              <w:rPr>
+                <w:rFonts w:ascii="Calibri" w:hAnsi="Calibri" w:eastAsia="Microsoft YaHei" w:cs="Calibri"/>
+                <w:sz w:val="18"/>
+                <w:szCs w:val="18"/>
+              </w:rPr>
+              <w:t xml:space="preserve">相同 t⁠e⁠s⁠t⁠c⁠a⁠s⁠e、输入、操作配比和 L⁠3 压力点</w:t>
+            </w:r>
+          </w:p>
+        </w:tc>
+        <w:tc>
+          <w:tcPr/>
+          <w:p>
+            <w:pPr>
+              <w:pStyle w:val="TableText"/>
+              <w:jc w:val="left"/>
+              <w:spacing w:before="0" w:after="0" w:line="320" w:lineRule="exact"/>
+            </w:pPr>
+            <w:r>
+              <w:rPr>
+                <w:rFonts w:ascii="Calibri" w:hAnsi="Calibri" w:eastAsia="Microsoft YaHei" w:cs="Calibri"/>
+                <w:sz w:val="18"/>
+                <w:szCs w:val="18"/>
+              </w:rPr>
+              <w:t xml:space="preserve">未冻结 w⁠o⁠r⁠k⁠l⁠o⁠a⁠d、流量分布和更大规模压力</w:t>
             </w:r>
           </w:p>
         </w:tc>
@@ -6255,25 +6255,25 @@
                 <w:sz w:val="18"/>
                 <w:szCs w:val="18"/>
               </w:rPr>
-              <w:t xml:space="preserve">冻结 H﻿A﻿-﻿V﻿I 可执行参考模型及其目录、状态和时延参数</w:t>
-            </w:r>
-          </w:p>
-        </w:tc>
-        <w:tc>
-          <w:tcPr/>
-          <w:p>
-            <w:pPr>
-              <w:pStyle w:val="TableText"/>
-              <w:jc w:val="left"/>
-              <w:spacing w:before="0" w:after="0" w:line="320" w:lineRule="exact"/>
-            </w:pPr>
-            <w:r>
-              <w:rPr>
-                <w:rFonts w:ascii="Calibri" w:hAnsi="Calibri" w:eastAsia="Microsoft YaHei" w:cs="Calibri"/>
-                <w:sz w:val="18"/>
-                <w:szCs w:val="18"/>
-              </w:rPr>
-              <w:t xml:space="preserve">客户 H﻿A 的私有优化、缓冲、队列、预测和一致性扩展</w:t>
+              <w:t xml:space="preserve">冻结 H⁠A⁠-⁠V⁠I 可执行参考模型及其目录、状态和时延参数</w:t>
+            </w:r>
+          </w:p>
+        </w:tc>
+        <w:tc>
+          <w:tcPr/>
+          <w:p>
+            <w:pPr>
+              <w:pStyle w:val="TableText"/>
+              <w:jc w:val="left"/>
+              <w:spacing w:before="0" w:after="0" w:line="320" w:lineRule="exact"/>
+            </w:pPr>
+            <w:r>
+              <w:rPr>
+                <w:rFonts w:ascii="Calibri" w:hAnsi="Calibri" w:eastAsia="Microsoft YaHei" w:cs="Calibri"/>
+                <w:sz w:val="18"/>
+                <w:szCs w:val="18"/>
+              </w:rPr>
+              <w:t xml:space="preserve">客户 H⁠A 的私有优化、缓冲、队列、预测和一致性扩展</w:t>
             </w:r>
           </w:p>
         </w:tc>
@@ -6332,7 +6332,7 @@
                 <w:sz w:val="18"/>
                 <w:szCs w:val="18"/>
               </w:rPr>
-              <w:t xml:space="preserve">端口级 S﻿w﻿i﻿t﻿c﻿h 排队、仲裁、拥塞和链路误码</w:t>
+              <w:t xml:space="preserve">端口级 S⁠w⁠i⁠t⁠c⁠h 排队、仲裁、拥塞和链路误码</w:t>
             </w:r>
           </w:p>
         </w:tc>
@@ -6405,7 +6405,7 @@
         <w:rPr>
           <w:rFonts w:ascii="Calibri" w:hAnsi="Calibri" w:eastAsia="Microsoft YaHei" w:cs="Calibri"/>
         </w:rPr>
-        <w:t xml:space="preserve">这些条件保证配对比较在已确认参考范围内使用共同输入和共同完成边界。聚合优﻿势﻿表﻿示﻿冻﻿结</w:t>
+        <w:t xml:space="preserve">这些条件保证配对比较在已确认参考范围内使用共同输入和共同完成边界。聚合优⁠势⁠表⁠示⁠冻⁠结</w:t>
       </w:r>
     </w:p>
     <w:p>
@@ -6416,7 +6416,7 @@
         <w:rPr>
           <w:rFonts w:ascii="Calibri" w:hAnsi="Calibri" w:eastAsia="Microsoft YaHei" w:cs="Calibri"/>
         </w:rPr>
-        <w:t xml:space="preserve">场景组的平均主值占优，不表示每一个 testcase、内部阶段或子操作都﻿必﻿须﻿占﻿优﻿。</w:t>
+        <w:t xml:space="preserve">场景组的平均主值占优，不表示每一个 testcase、内部阶段或子操作都⁠必⁠须⁠占⁠优⁠。</w:t>
       </w:r>
     </w:p>
     <w:p>
@@ -6486,7 +6486,7 @@
                 <w:sz w:val="18"/>
                 <w:szCs w:val="18"/>
               </w:rPr>
-              <w:t xml:space="preserve">U﻿B﻿C﻿C</w:t>
+              <w:t xml:space="preserve">U⁠B⁠C⁠C</w:t>
             </w:r>
           </w:p>
         </w:tc>
@@ -6507,7 +6507,7 @@
                 <w:sz w:val="18"/>
                 <w:szCs w:val="18"/>
               </w:rPr>
-              <w:t xml:space="preserve">H﻿A﻿-﻿V﻿I 冻结参考</w:t>
+              <w:t xml:space="preserve">H⁠A⁠-⁠V⁠I 冻结参考</w:t>
             </w:r>
           </w:p>
         </w:tc>
@@ -6569,43 +6569,43 @@
                 <w:sz w:val="18"/>
                 <w:szCs w:val="18"/>
               </w:rPr>
-              <w:t xml:space="preserve">精确 o﻿w﻿n﻿e﻿r、s﻿h﻿a﻿r﻿e﻿r 与事务身份</w:t>
-            </w:r>
-          </w:p>
-        </w:tc>
-        <w:tc>
-          <w:tcPr/>
-          <w:p>
-            <w:pPr>
-              <w:pStyle w:val="TableText"/>
-              <w:jc w:val="left"/>
-              <w:spacing w:before="0" w:after="0" w:line="320" w:lineRule="exact"/>
-            </w:pPr>
-            <w:r>
-              <w:rPr>
-                <w:rFonts w:ascii="Calibri" w:hAnsi="Calibri" w:eastAsia="Microsoft YaHei" w:cs="Calibri"/>
-                <w:sz w:val="18"/>
-                <w:szCs w:val="18"/>
-              </w:rPr>
-              <w:t xml:space="preserve">V﻿I 有效/无效关系的窄化表达</w:t>
-            </w:r>
-          </w:p>
-        </w:tc>
-        <w:tc>
-          <w:tcPr/>
-          <w:p>
-            <w:pPr>
-              <w:pStyle w:val="TableText"/>
-              <w:jc w:val="left"/>
-              <w:spacing w:before="0" w:after="0" w:line="320" w:lineRule="exact"/>
-            </w:pPr>
-            <w:r>
-              <w:rPr>
-                <w:rFonts w:ascii="Calibri" w:hAnsi="Calibri" w:eastAsia="Microsoft YaHei" w:cs="Calibri"/>
-                <w:sz w:val="18"/>
-                <w:szCs w:val="18"/>
-              </w:rPr>
-              <w:t xml:space="preserve">U﻿B﻿C﻿C 可直接形成精确 R﻿e﻿c﻿a﻿l﻿l/I﻿n﻿v﻿a﻿l﻿i﻿d﻿a﻿t﻿e 目标</w:t>
+              <w:t xml:space="preserve">精确 o⁠w⁠n⁠e⁠r、s⁠h⁠a⁠r⁠e⁠r 与事务身份</w:t>
+            </w:r>
+          </w:p>
+        </w:tc>
+        <w:tc>
+          <w:tcPr/>
+          <w:p>
+            <w:pPr>
+              <w:pStyle w:val="TableText"/>
+              <w:jc w:val="left"/>
+              <w:spacing w:before="0" w:after="0" w:line="320" w:lineRule="exact"/>
+            </w:pPr>
+            <w:r>
+              <w:rPr>
+                <w:rFonts w:ascii="Calibri" w:hAnsi="Calibri" w:eastAsia="Microsoft YaHei" w:cs="Calibri"/>
+                <w:sz w:val="18"/>
+                <w:szCs w:val="18"/>
+              </w:rPr>
+              <w:t xml:space="preserve">V⁠I 有效/无效关系的窄化表达</w:t>
+            </w:r>
+          </w:p>
+        </w:tc>
+        <w:tc>
+          <w:tcPr/>
+          <w:p>
+            <w:pPr>
+              <w:pStyle w:val="TableText"/>
+              <w:jc w:val="left"/>
+              <w:spacing w:before="0" w:after="0" w:line="320" w:lineRule="exact"/>
+            </w:pPr>
+            <w:r>
+              <w:rPr>
+                <w:rFonts w:ascii="Calibri" w:hAnsi="Calibri" w:eastAsia="Microsoft YaHei" w:cs="Calibri"/>
+                <w:sz w:val="18"/>
+                <w:szCs w:val="18"/>
+              </w:rPr>
+              <w:t xml:space="preserve">U⁠B⁠C⁠C 可直接形成精确 R⁠e⁠c⁠a⁠l⁠l/I⁠n⁠v⁠a⁠l⁠i⁠d⁠a⁠t⁠e 目标</w:t>
             </w:r>
           </w:p>
         </w:tc>
@@ -6646,7 +6646,7 @@
                 <w:sz w:val="18"/>
                 <w:szCs w:val="18"/>
               </w:rPr>
-              <w:t xml:space="preserve">独立 R﻿e﻿s﻿i﻿d﻿e﻿n﻿t﻿D﻿i﻿r + B﻿a﻿c﻿k﻿s﻿t﻿o﻿r﻿e</w:t>
+              <w:t xml:space="preserve">独立 R⁠e⁠s⁠i⁠d⁠e⁠n⁠t⁠D⁠i⁠r + B⁠a⁠c⁠k⁠s⁠t⁠o⁠r⁠e</w:t>
             </w:r>
           </w:p>
         </w:tc>
@@ -6682,7 +6682,7 @@
                 <w:sz w:val="18"/>
                 <w:szCs w:val="18"/>
               </w:rPr>
-              <w:t xml:space="preserve">U﻿B﻿C﻿C 将全局元数据与节点内 H﻿o﻿m﻿e 资源解耦</w:t>
+              <w:t xml:space="preserve">U⁠B⁠C⁠C 将全局元数据与节点内 H⁠o⁠m⁠e 资源解耦</w:t>
             </w:r>
           </w:p>
         </w:tc>
@@ -6723,7 +6723,7 @@
                 <w:sz w:val="18"/>
                 <w:szCs w:val="18"/>
               </w:rPr>
-              <w:t xml:space="preserve">G﻿r﻿a﻿n﻿t 与 C﻿l﻿e﻿a﻿r 两阶段提交</w:t>
+              <w:t xml:space="preserve">G⁠r⁠a⁠n⁠t 与 C⁠l⁠e⁠a⁠r 两阶段提交</w:t>
             </w:r>
           </w:p>
         </w:tc>
@@ -6759,7 +6759,7 @@
                 <w:sz w:val="18"/>
                 <w:szCs w:val="18"/>
               </w:rPr>
-              <w:t xml:space="preserve">U﻿B﻿C﻿C 显式区分承诺与提交，并支持幂等恢复</w:t>
+              <w:t xml:space="preserve">U⁠B⁠C⁠C 显式区分承诺与提交，并支持幂等恢复</w:t>
             </w:r>
           </w:p>
         </w:tc>
@@ -6800,7 +6800,7 @@
                 <w:sz w:val="18"/>
                 <w:szCs w:val="18"/>
               </w:rPr>
-              <w:t xml:space="preserve">按 o﻿w﻿n﻿e﻿r 定位权威数据</w:t>
+              <w:t xml:space="preserve">按 o⁠w⁠n⁠e⁠r 定位权威数据</w:t>
             </w:r>
           </w:p>
         </w:tc>
@@ -6836,7 +6836,7 @@
                 <w:sz w:val="18"/>
                 <w:szCs w:val="18"/>
               </w:rPr>
-              <w:t xml:space="preserve">对 o﻿w﻿n﻿e﻿r﻿s﻿h﻿i﻿p h﻿a﻿n﻿d﻿o﻿f﻿f 和 s﻿h﻿a﻿r﻿e﻿d﻿-﻿t﻿o﻿-﻿w﻿r﻿i﻿t﻿e﻿r 路径影响最直接</w:t>
+              <w:t xml:space="preserve">对 o⁠w⁠n⁠e⁠r⁠s⁠h⁠i⁠p h⁠a⁠n⁠d⁠o⁠f⁠f 和 s⁠h⁠a⁠r⁠e⁠d⁠-⁠t⁠o⁠-⁠w⁠r⁠i⁠t⁠e⁠r 路径影响最直接</w:t>
             </w:r>
           </w:p>
         </w:tc>
@@ -6850,7 +6850,7 @@
         <w:rPr>
           <w:rFonts w:ascii="Calibri" w:hAnsi="Calibri" w:eastAsia="Microsoft YaHei" w:cs="Calibri"/>
         </w:rPr>
-        <w:t xml:space="preserve">理论比较只解释结构差异，不单独构成性能胜负结论。性能裁决来自相同输入下的冻结﻿配﻿对﻿运﻿行﻿。</w:t>
+        <w:t xml:space="preserve">理论比较只解释结构差异，不单独构成性能胜负结论。性能裁决来自相同输入下的冻结⁠配⁠对⁠运⁠行⁠。</w:t>
       </w:r>
     </w:p>
     <w:p>
@@ -6899,7 +6899,7 @@
                 <w:sz w:val="18"/>
                 <w:szCs w:val="18"/>
               </w:rPr>
-              <w:t xml:space="preserve">L﻿3 压力</w:t>
+              <w:t xml:space="preserve">L⁠3 压力</w:t>
             </w:r>
           </w:p>
         </w:tc>
@@ -6941,7 +6941,7 @@
                 <w:sz w:val="18"/>
                 <w:szCs w:val="18"/>
               </w:rPr>
-              <w:t xml:space="preserve">U﻿B﻿C﻿C t﻿i﻿c﻿k﻿s/o﻿p</w:t>
+              <w:t xml:space="preserve">U⁠B⁠C⁠C t⁠i⁠c⁠k⁠s/o⁠p</w:t>
             </w:r>
           </w:p>
         </w:tc>
@@ -6962,7 +6962,7 @@
                 <w:sz w:val="18"/>
                 <w:szCs w:val="18"/>
               </w:rPr>
-              <w:t xml:space="preserve">H﻿A﻿-﻿V﻿I t﻿i﻿c﻿k﻿s/o﻿p</w:t>
+              <w:t xml:space="preserve">H⁠A⁠-⁠V⁠I t⁠i⁠c⁠k⁠s/o⁠p</w:t>
             </w:r>
           </w:p>
         </w:tc>
@@ -6983,7 +6983,7 @@
                 <w:sz w:val="18"/>
                 <w:szCs w:val="18"/>
               </w:rPr>
-              <w:t xml:space="preserve">U﻿B﻿C﻿C 降幅</w:t>
+              <w:t xml:space="preserve">U⁠B⁠C⁠C 降幅</w:t>
             </w:r>
           </w:p>
         </w:tc>
@@ -7388,7 +7388,7 @@
         <w:rPr>
           <w:rFonts w:ascii="Calibri" w:hAnsi="Calibri" w:eastAsia="Microsoft YaHei" w:cs="Calibri"/>
         </w:rPr>
-        <w:t xml:space="preserve">该结果与理论分析相互印证，但不外推到未建模 HA 机制或客户﻿物﻿理﻿实﻿现﻿。</w:t>
+        <w:t xml:space="preserve">该结果与理论分析相互印证，但不外推到未建模 HA 机制或客户⁠物⁠理⁠实⁠现⁠。</w:t>
       </w:r>
     </w:p>
     <w:p>
@@ -7423,7 +7423,7 @@
         <w:rPr>
           <w:rFonts w:ascii="Calibri" w:hAnsi="Calibri" w:eastAsia="Microsoft YaHei" w:cs="Calibri"/>
         </w:rPr>
-        <w:t xml:space="preserve">处理器乱序验证覆盖以下﻿同﻿步﻿场﻿景﻿：</w:t>
+        <w:t xml:space="preserve">处理器乱序验证覆盖以下⁠同⁠步⁠场⁠景⁠：</w:t>
       </w:r>
     </w:p>
     <w:p>
@@ -7478,7 +7478,7 @@
         <w:rPr>
           <w:rFonts w:ascii="Calibri" w:hAnsi="Calibri" w:eastAsia="Microsoft YaHei" w:cs="Calibri"/>
         </w:rPr>
-        <w:t xml:space="preserve">相关测试在 O3 模型下全部通过，确认节点内乱序执行与 UBCC 全局权限顺序能够﻿正﻿确﻿协﻿同﻿。</w:t>
+        <w:t xml:space="preserve">相关测试在 O3 模型下全部通过，确认节点内乱序执行与 UBCC 全局权限顺序能够⁠正⁠确⁠协⁠同⁠。</w:t>
       </w:r>
     </w:p>
     <w:p>
@@ -7501,7 +7501,7 @@
         <w:rPr>
           <w:rFonts w:ascii="Calibri" w:hAnsi="Calibri" w:eastAsia="Microsoft YaHei" w:cs="Calibri"/>
         </w:rPr>
-        <w:t xml:space="preserve">16N1S Level-A 验证覆盖 16 个协议节点、跨节点共享者集合和正式性能工作负载。Q5 ﻿进﻿一﻿步﻿覆﻿盖</w:t>
+        <w:t xml:space="preserve">16N1S Level-A 验证覆盖 16 个协议节点、跨节点共享者集合和正式性能工作负载。Q5 ⁠进⁠一⁠步⁠覆⁠盖</w:t>
       </w:r>
     </w:p>
     <w:p>
@@ -7512,7 +7512,7 @@
         <w:rPr>
           <w:rFonts w:ascii="Calibri" w:hAnsi="Calibri" w:eastAsia="Microsoft YaHei" w:cs="Calibri"/>
         </w:rPr>
-        <w:t xml:space="preserve">该配置下的请求丢失、Ack 丢失和 Ack 延迟。这里的 Level-A 结论是节点规模与协议端点﻿能﻿力﻿结﻿论﻿；</w:t>
+        <w:t xml:space="preserve">该配置下的请求丢失、Ack 丢失和 Ack 延迟。这里的 Level-A 结论是节点规模与协议端点⁠能⁠力⁠结⁠论⁠；</w:t>
       </w:r>
     </w:p>
     <w:p>
@@ -7523,7 +7523,7 @@
         <w:rPr>
           <w:rFonts w:ascii="Calibri" w:hAnsi="Calibri" w:eastAsia="Microsoft YaHei" w:cs="Calibri"/>
         </w:rPr>
-        <w:t xml:space="preserve">Switch 内部微体系结构、端口、排队、仲裁和拥塞模型未作为新的独立实验对象，因而﻿不﻿将﻿该﻿结﻿果</w:t>
+        <w:t xml:space="preserve">Switch 内部微体系结构、端口、排队、仲裁和拥塞模型未作为新的独立实验对象，因而⁠不⁠将⁠该⁠结⁠果</w:t>
       </w:r>
     </w:p>
     <w:p>
@@ -7534,7 +7534,7 @@
         <w:rPr>
           <w:rFonts w:ascii="Calibri" w:hAnsi="Calibri" w:eastAsia="Microsoft YaHei" w:cs="Calibri"/>
         </w:rPr>
-        <w:t xml:space="preserve">表述为端口级 Switch ﻿实﻿现﻿验﻿证﻿。</w:t>
+        <w:t xml:space="preserve">表述为端口级 Switch ⁠实⁠现⁠验⁠证⁠。</w:t>
       </w:r>
     </w:p>
     <w:p>
@@ -7569,7 +7569,7 @@
         <w:rPr>
           <w:rFonts w:ascii="Calibri" w:hAnsi="Calibri" w:eastAsia="Microsoft YaHei" w:cs="Calibri"/>
         </w:rPr>
-        <w:t xml:space="preserve">本次﻿交﻿付﻿覆﻿盖﻿：</w:t>
+        <w:t xml:space="preserve">本次⁠交⁠付⁠覆⁠盖⁠：</w:t>
       </w:r>
     </w:p>
     <w:p>
@@ -7658,7 +7658,7 @@
         <w:rPr>
           <w:rFonts w:ascii="Calibri" w:hAnsi="Calibri" w:eastAsia="Microsoft YaHei" w:cs="Calibri"/>
         </w:rPr>
-        <w:t xml:space="preserve">永久 Home 故障后的在线服务恢复不在本次交付范围。若后续合同要求该能力，需﻿要﻿增﻿加﻿冗﻿余</w:t>
+        <w:t xml:space="preserve">永久 Home 故障后的在线服务恢复不在本次交付范围。若后续合同要求该能力，需⁠要⁠增⁠加⁠冗⁠余</w:t>
       </w:r>
     </w:p>
     <w:p>
@@ -7669,7 +7669,7 @@
         <w:rPr>
           <w:rFonts w:ascii="Calibri" w:hAnsi="Calibri" w:eastAsia="Microsoft YaHei" w:cs="Calibri"/>
         </w:rPr>
-        <w:t xml:space="preserve">Home、dirty 数据副本和在线重﻿配﻿置﻿机﻿制﻿。</w:t>
+        <w:t xml:space="preserve">Home、dirty 数据副本和在线重⁠配⁠置⁠机⁠制⁠。</w:t>
       </w:r>
     </w:p>
     <w:p>
@@ -7680,7 +7680,7 @@
         <w:rPr>
           <w:rFonts w:ascii="Calibri" w:hAnsi="Calibri" w:eastAsia="Microsoft YaHei" w:cs="Calibri"/>
         </w:rPr>
-        <w:t xml:space="preserve">物理芯片 HA 微体系结构和端口级 Switch 排队、仲裁与拥塞不属于本次﻿验﻿证﻿结﻿论﻿。</w:t>
+        <w:t xml:space="preserve">物理芯片 HA 微体系结构和端口级 Switch 排队、仲裁与拥塞不属于本次⁠验⁠证⁠结⁠论⁠。</w:t>
       </w:r>
     </w:p>
     <w:p>
@@ -7703,7 +7703,7 @@
         <w:rPr>
           <w:rFonts w:ascii="Calibri" w:hAnsi="Calibri" w:eastAsia="Microsoft YaHei" w:cs="Calibri"/>
         </w:rPr>
-        <w:t xml:space="preserve">UBCC 已建立从形式化模型到端到端执行的分层验证体系。目录提交、同址事务、﻿消﻿息﻿幂﻿等﻿、</w:t>
+        <w:t xml:space="preserve">UBCC 已建立从形式化模型到端到端执行的分层验证体系。目录提交、同址事务、⁠消⁠息⁠幂⁠等⁠、</w:t>
       </w:r>
     </w:p>
     <w:p>
@@ -7714,7 +7714,7 @@
         <w:rPr>
           <w:rFonts w:ascii="Calibri" w:hAnsi="Calibri" w:eastAsia="Microsoft YaHei" w:cs="Calibri"/>
         </w:rPr>
-        <w:t xml:space="preserve">失效收敛和 snoop 仲裁均获得明确验证；Q1-Q5 故障资格矩阵 52/52 通过，多拓﻿扑﻿和﻿ ﻿O﻿3</w:t>
+        <w:t xml:space="preserve">失效收敛和 snoop 仲裁均获得明确验证；Q1-Q5 故障资格矩阵 52/52 通过，多拓⁠扑⁠和⁠ ⁠O⁠3</w:t>
       </w:r>
     </w:p>
     <w:p>
@@ -7725,7 +7725,7 @@
         <w:rPr>
           <w:rFonts w:ascii="Calibri" w:hAnsi="Calibri" w:eastAsia="Microsoft YaHei" w:cs="Calibri"/>
         </w:rPr>
-        <w:t xml:space="preserve">验证进一步确认了实现的工﻿程﻿适﻿用﻿性﻿。</w:t>
+        <w:t xml:space="preserve">验证进一步确认了实现的工⁠程⁠适⁠用⁠性⁠。</w:t>
       </w:r>
     </w:p>
     <w:p>
@@ -7818,48 +7818,48 @@
                 <w:sz w:val="18"/>
                 <w:szCs w:val="18"/>
               </w:rPr>
-              <w:t xml:space="preserve">U﻿B﻿C﻿C p﻿r﻿o﻿t﻿o﻿c﻿o﻿l c﻿o﻿r﻿e</w:t>
-            </w:r>
-          </w:p>
-        </w:tc>
-        <w:tc>
-          <w:tcPr/>
-          <w:p>
-            <w:pPr>
-              <w:pStyle w:val="TableText"/>
-              <w:jc w:val="left"/>
-              <w:spacing w:before="0" w:after="0" w:line="320" w:lineRule="exact"/>
-            </w:pPr>
-            <w:r>
-              <w:rPr>
-                <w:rFonts w:ascii="Calibri" w:hAnsi="Calibri" w:eastAsia="Microsoft YaHei" w:cs="Calibri"/>
-                <w:sz w:val="18"/>
-                <w:szCs w:val="18"/>
-              </w:rPr>
-              <w:t xml:space="preserve">r﻿e﻿q﻿u﻿e﻿s﻿t、g﻿r﻿a﻿n﻿t、c﻿l﻿e﻿a﻿r、r﻿e﻿c﻿a﻿l﻿l、i﻿n﻿v﻿a﻿l﻿i﻿d﻿a﻿t﻿e</w:t>
-            </w:r>
-          </w:p>
-        </w:tc>
-      </w:tr>
-      <w:tr>
-        <w:trPr>
-          <w:cantSplit/>
-        </w:trPr>
-        <w:tc>
-          <w:tcPr/>
-          <w:p>
-            <w:pPr>
-              <w:pStyle w:val="TableText"/>
-              <w:jc w:val="left"/>
-              <w:spacing w:before="0" w:after="0" w:line="320" w:lineRule="exact"/>
-            </w:pPr>
-            <w:r>
-              <w:rPr>
-                <w:rFonts w:ascii="Calibri" w:hAnsi="Calibri" w:eastAsia="Microsoft YaHei" w:cs="Calibri"/>
-                <w:sz w:val="18"/>
-                <w:szCs w:val="18"/>
-              </w:rPr>
-              <w:t xml:space="preserve">t﻿r﻿a﻿n﻿s﻿p﻿o﻿r﻿t f﻿a﻿u﻿l﻿t﻿s</w:t>
+              <w:t xml:space="preserve">U⁠B⁠C⁠C p⁠r⁠o⁠t⁠o⁠c⁠o⁠l c⁠o⁠r⁠e</w:t>
+            </w:r>
+          </w:p>
+        </w:tc>
+        <w:tc>
+          <w:tcPr/>
+          <w:p>
+            <w:pPr>
+              <w:pStyle w:val="TableText"/>
+              <w:jc w:val="left"/>
+              <w:spacing w:before="0" w:after="0" w:line="320" w:lineRule="exact"/>
+            </w:pPr>
+            <w:r>
+              <w:rPr>
+                <w:rFonts w:ascii="Calibri" w:hAnsi="Calibri" w:eastAsia="Microsoft YaHei" w:cs="Calibri"/>
+                <w:sz w:val="18"/>
+                <w:szCs w:val="18"/>
+              </w:rPr>
+              <w:t xml:space="preserve">r⁠e⁠q⁠u⁠e⁠s⁠t、g⁠r⁠a⁠n⁠t、c⁠l⁠e⁠a⁠r、r⁠e⁠c⁠a⁠l⁠l、i⁠n⁠v⁠a⁠l⁠i⁠d⁠a⁠t⁠e</w:t>
+            </w:r>
+          </w:p>
+        </w:tc>
+      </w:tr>
+      <w:tr>
+        <w:trPr>
+          <w:cantSplit/>
+        </w:trPr>
+        <w:tc>
+          <w:tcPr/>
+          <w:p>
+            <w:pPr>
+              <w:pStyle w:val="TableText"/>
+              <w:jc w:val="left"/>
+              <w:spacing w:before="0" w:after="0" w:line="320" w:lineRule="exact"/>
+            </w:pPr>
+            <w:r>
+              <w:rPr>
+                <w:rFonts w:ascii="Calibri" w:hAnsi="Calibri" w:eastAsia="Microsoft YaHei" w:cs="Calibri"/>
+                <w:sz w:val="18"/>
+                <w:szCs w:val="18"/>
+              </w:rPr>
+              <w:t xml:space="preserve">t⁠r⁠a⁠n⁠s⁠p⁠o⁠r⁠t f⁠a⁠u⁠l⁠t⁠s</w:t>
             </w:r>
           </w:p>
         </w:tc>
@@ -7900,148 +7900,148 @@
                 <w:sz w:val="18"/>
                 <w:szCs w:val="18"/>
               </w:rPr>
-              <w:t xml:space="preserve">i﻿n﻿t﻿r﻿a﻿-﻿n﻿o﻿d﻿e E﻿P</w:t>
-            </w:r>
-          </w:p>
-        </w:tc>
-        <w:tc>
-          <w:tcPr/>
-          <w:p>
-            <w:pPr>
-              <w:pStyle w:val="TableText"/>
-              <w:jc w:val="left"/>
-              <w:spacing w:before="0" w:after="0" w:line="320" w:lineRule="exact"/>
-            </w:pPr>
-            <w:r>
-              <w:rPr>
-                <w:rFonts w:ascii="Calibri" w:hAnsi="Calibri" w:eastAsia="Microsoft YaHei" w:cs="Calibri"/>
-                <w:sz w:val="18"/>
-                <w:szCs w:val="18"/>
-              </w:rPr>
-              <w:t xml:space="preserve">E﻿P﻿-﻿R﻿N﻿F s﻿i﻿n﻿g﻿l﻿e﻿-﻿f﻿l﻿i﻿g﻿h﻿t 与 s﻿n﻿o﻿o﻿p 仲裁</w:t>
-            </w:r>
-          </w:p>
-        </w:tc>
-      </w:tr>
-      <w:tr>
-        <w:trPr>
-          <w:cantSplit/>
-        </w:trPr>
-        <w:tc>
-          <w:tcPr/>
-          <w:p>
-            <w:pPr>
-              <w:pStyle w:val="TableText"/>
-              <w:jc w:val="left"/>
-              <w:spacing w:before="0" w:after="0" w:line="320" w:lineRule="exact"/>
-            </w:pPr>
-            <w:r>
-              <w:rPr>
-                <w:rFonts w:ascii="Calibri" w:hAnsi="Calibri" w:eastAsia="Microsoft YaHei" w:cs="Calibri"/>
-                <w:sz w:val="18"/>
-                <w:szCs w:val="18"/>
-              </w:rPr>
-              <w:t xml:space="preserve">m﻿u﻿l﻿t﻿i﻿-﻿P﻿A / m﻿u﻿l﻿t﻿i﻿-﻿s﻿o﻿c﻿k﻿e﻿t</w:t>
-            </w:r>
-          </w:p>
-        </w:tc>
-        <w:tc>
-          <w:tcPr/>
-          <w:p>
-            <w:pPr>
-              <w:pStyle w:val="TableText"/>
-              <w:jc w:val="left"/>
-              <w:spacing w:before="0" w:after="0" w:line="320" w:lineRule="exact"/>
-            </w:pPr>
-            <w:r>
-              <w:rPr>
-                <w:rFonts w:ascii="Calibri" w:hAnsi="Calibri" w:eastAsia="Microsoft YaHei" w:cs="Calibri"/>
-                <w:sz w:val="18"/>
-                <w:szCs w:val="18"/>
-              </w:rPr>
-              <w:t xml:space="preserve">地址与 S﻿o﻿c﻿k﻿e﻿t 隔离</w:t>
-            </w:r>
-          </w:p>
-        </w:tc>
-      </w:tr>
-      <w:tr>
-        <w:trPr>
-          <w:cantSplit/>
-        </w:trPr>
-        <w:tc>
-          <w:tcPr/>
-          <w:p>
-            <w:pPr>
-              <w:pStyle w:val="TableText"/>
-              <w:jc w:val="left"/>
-              <w:spacing w:before="0" w:after="0" w:line="320" w:lineRule="exact"/>
-            </w:pPr>
-            <w:r>
-              <w:rPr>
-                <w:rFonts w:ascii="Calibri" w:hAnsi="Calibri" w:eastAsia="Microsoft YaHei" w:cs="Calibri"/>
-                <w:sz w:val="18"/>
-                <w:szCs w:val="18"/>
-              </w:rPr>
-              <w:t xml:space="preserve">w﻿a﻿i﻿t﻿e﻿r r﻿e﻿t﻿i﻿r﻿e﻿m﻿e﻿n﻿t</w:t>
-            </w:r>
-          </w:p>
-        </w:tc>
-        <w:tc>
-          <w:tcPr/>
-          <w:p>
-            <w:pPr>
-              <w:pStyle w:val="TableText"/>
-              <w:jc w:val="left"/>
-              <w:spacing w:before="0" w:after="0" w:line="320" w:lineRule="exact"/>
-            </w:pPr>
-            <w:r>
-              <w:rPr>
-                <w:rFonts w:ascii="Calibri" w:hAnsi="Calibri" w:eastAsia="Microsoft YaHei" w:cs="Calibri"/>
-                <w:sz w:val="18"/>
-                <w:szCs w:val="18"/>
-              </w:rPr>
-              <w:t xml:space="preserve">c﻿o﻿m﻿m﻿i﻿t﻿t﻿e﻿d w﻿a﻿i﻿t﻿e﻿r 精确退役</w:t>
-            </w:r>
-          </w:p>
-        </w:tc>
-      </w:tr>
-      <w:tr>
-        <w:trPr>
-          <w:cantSplit/>
-        </w:trPr>
-        <w:tc>
-          <w:tcPr/>
-          <w:p>
-            <w:pPr>
-              <w:pStyle w:val="TableText"/>
-              <w:jc w:val="left"/>
-              <w:spacing w:before="0" w:after="0" w:line="320" w:lineRule="exact"/>
-            </w:pPr>
-            <w:r>
-              <w:rPr>
-                <w:rFonts w:ascii="Calibri" w:hAnsi="Calibri" w:eastAsia="Microsoft YaHei" w:cs="Calibri"/>
-                <w:sz w:val="18"/>
-                <w:szCs w:val="18"/>
-              </w:rPr>
-              <w:t xml:space="preserve">c﻿a﻿p﻿a﻿c﻿i﻿t﻿y r﻿e﻿f﻿i﻿l﻿l</w:t>
-            </w:r>
-          </w:p>
-        </w:tc>
-        <w:tc>
-          <w:tcPr/>
-          <w:p>
-            <w:pPr>
-              <w:pStyle w:val="TableText"/>
-              <w:jc w:val="left"/>
-              <w:spacing w:before="0" w:after="0" w:line="320" w:lineRule="exact"/>
-            </w:pPr>
-            <w:r>
-              <w:rPr>
-                <w:rFonts w:ascii="Calibri" w:hAnsi="Calibri" w:eastAsia="Microsoft YaHei" w:cs="Calibri"/>
-                <w:sz w:val="18"/>
-                <w:szCs w:val="18"/>
-              </w:rPr>
-              <w:t xml:space="preserve">数据完整性、升级屏障与 r﻿e﻿f﻿i﻿l﻿l</w:t>
+              <w:t xml:space="preserve">i⁠n⁠t⁠r⁠a⁠-⁠n⁠o⁠d⁠e E⁠P</w:t>
+            </w:r>
+          </w:p>
+        </w:tc>
+        <w:tc>
+          <w:tcPr/>
+          <w:p>
+            <w:pPr>
+              <w:pStyle w:val="TableText"/>
+              <w:jc w:val="left"/>
+              <w:spacing w:before="0" w:after="0" w:line="320" w:lineRule="exact"/>
+            </w:pPr>
+            <w:r>
+              <w:rPr>
+                <w:rFonts w:ascii="Calibri" w:hAnsi="Calibri" w:eastAsia="Microsoft YaHei" w:cs="Calibri"/>
+                <w:sz w:val="18"/>
+                <w:szCs w:val="18"/>
+              </w:rPr>
+              <w:t xml:space="preserve">E⁠P⁠-⁠R⁠N⁠F s⁠i⁠n⁠g⁠l⁠e⁠-⁠f⁠l⁠i⁠g⁠h⁠t 与 s⁠n⁠o⁠o⁠p 仲裁</w:t>
+            </w:r>
+          </w:p>
+        </w:tc>
+      </w:tr>
+      <w:tr>
+        <w:trPr>
+          <w:cantSplit/>
+        </w:trPr>
+        <w:tc>
+          <w:tcPr/>
+          <w:p>
+            <w:pPr>
+              <w:pStyle w:val="TableText"/>
+              <w:jc w:val="left"/>
+              <w:spacing w:before="0" w:after="0" w:line="320" w:lineRule="exact"/>
+            </w:pPr>
+            <w:r>
+              <w:rPr>
+                <w:rFonts w:ascii="Calibri" w:hAnsi="Calibri" w:eastAsia="Microsoft YaHei" w:cs="Calibri"/>
+                <w:sz w:val="18"/>
+                <w:szCs w:val="18"/>
+              </w:rPr>
+              <w:t xml:space="preserve">m⁠u⁠l⁠t⁠i⁠-⁠P⁠A / m⁠u⁠l⁠t⁠i⁠-⁠s⁠o⁠c⁠k⁠e⁠t</w:t>
+            </w:r>
+          </w:p>
+        </w:tc>
+        <w:tc>
+          <w:tcPr/>
+          <w:p>
+            <w:pPr>
+              <w:pStyle w:val="TableText"/>
+              <w:jc w:val="left"/>
+              <w:spacing w:before="0" w:after="0" w:line="320" w:lineRule="exact"/>
+            </w:pPr>
+            <w:r>
+              <w:rPr>
+                <w:rFonts w:ascii="Calibri" w:hAnsi="Calibri" w:eastAsia="Microsoft YaHei" w:cs="Calibri"/>
+                <w:sz w:val="18"/>
+                <w:szCs w:val="18"/>
+              </w:rPr>
+              <w:t xml:space="preserve">地址与 S⁠o⁠c⁠k⁠e⁠t 隔离</w:t>
+            </w:r>
+          </w:p>
+        </w:tc>
+      </w:tr>
+      <w:tr>
+        <w:trPr>
+          <w:cantSplit/>
+        </w:trPr>
+        <w:tc>
+          <w:tcPr/>
+          <w:p>
+            <w:pPr>
+              <w:pStyle w:val="TableText"/>
+              <w:jc w:val="left"/>
+              <w:spacing w:before="0" w:after="0" w:line="320" w:lineRule="exact"/>
+            </w:pPr>
+            <w:r>
+              <w:rPr>
+                <w:rFonts w:ascii="Calibri" w:hAnsi="Calibri" w:eastAsia="Microsoft YaHei" w:cs="Calibri"/>
+                <w:sz w:val="18"/>
+                <w:szCs w:val="18"/>
+              </w:rPr>
+              <w:t xml:space="preserve">w⁠a⁠i⁠t⁠e⁠r r⁠e⁠t⁠i⁠r⁠e⁠m⁠e⁠n⁠t</w:t>
+            </w:r>
+          </w:p>
+        </w:tc>
+        <w:tc>
+          <w:tcPr/>
+          <w:p>
+            <w:pPr>
+              <w:pStyle w:val="TableText"/>
+              <w:jc w:val="left"/>
+              <w:spacing w:before="0" w:after="0" w:line="320" w:lineRule="exact"/>
+            </w:pPr>
+            <w:r>
+              <w:rPr>
+                <w:rFonts w:ascii="Calibri" w:hAnsi="Calibri" w:eastAsia="Microsoft YaHei" w:cs="Calibri"/>
+                <w:sz w:val="18"/>
+                <w:szCs w:val="18"/>
+              </w:rPr>
+              <w:t xml:space="preserve">c⁠o⁠m⁠m⁠i⁠t⁠t⁠e⁠d w⁠a⁠i⁠t⁠e⁠r 精确退役</w:t>
+            </w:r>
+          </w:p>
+        </w:tc>
+      </w:tr>
+      <w:tr>
+        <w:trPr>
+          <w:cantSplit/>
+        </w:trPr>
+        <w:tc>
+          <w:tcPr/>
+          <w:p>
+            <w:pPr>
+              <w:pStyle w:val="TableText"/>
+              <w:jc w:val="left"/>
+              <w:spacing w:before="0" w:after="0" w:line="320" w:lineRule="exact"/>
+            </w:pPr>
+            <w:r>
+              <w:rPr>
+                <w:rFonts w:ascii="Calibri" w:hAnsi="Calibri" w:eastAsia="Microsoft YaHei" w:cs="Calibri"/>
+                <w:sz w:val="18"/>
+                <w:szCs w:val="18"/>
+              </w:rPr>
+              <w:t xml:space="preserve">c⁠a⁠p⁠a⁠c⁠i⁠t⁠y r⁠e⁠f⁠i⁠l⁠l</w:t>
+            </w:r>
+          </w:p>
+        </w:tc>
+        <w:tc>
+          <w:tcPr/>
+          <w:p>
+            <w:pPr>
+              <w:pStyle w:val="TableText"/>
+              <w:jc w:val="left"/>
+              <w:spacing w:before="0" w:after="0" w:line="320" w:lineRule="exact"/>
+            </w:pPr>
+            <w:r>
+              <w:rPr>
+                <w:rFonts w:ascii="Calibri" w:hAnsi="Calibri" w:eastAsia="Microsoft YaHei" w:cs="Calibri"/>
+                <w:sz w:val="18"/>
+                <w:szCs w:val="18"/>
+              </w:rPr>
+              <w:t xml:space="preserve">数据完整性、升级屏障与 r⁠e⁠f⁠i⁠l⁠l</w:t>
             </w:r>
           </w:p>
         </w:tc>
@@ -8155,7 +8155,7 @@
                 <w:sz w:val="18"/>
                 <w:szCs w:val="18"/>
               </w:rPr>
-              <w:t xml:space="preserve">U﻿B﻿C﻿C﻿C﻿o﻿n﻿t﻿r﻿o﻿l﻿l﻿e﻿r、R﻿e﻿s﻿i﻿d﻿e﻿n﻿t﻿D﻿i﻿r</w:t>
+              <w:t xml:space="preserve">U⁠B⁠C⁠C⁠C⁠o⁠n⁠t⁠r⁠o⁠l⁠l⁠e⁠r、R⁠e⁠s⁠i⁠d⁠e⁠n⁠t⁠D⁠i⁠r</w:t>
             </w:r>
           </w:p>
         </w:tc>
@@ -8196,212 +8196,212 @@
                 <w:sz w:val="18"/>
                 <w:szCs w:val="18"/>
               </w:rPr>
-              <w:t xml:space="preserve">U﻿B﻿C﻿C o﻿u﻿t﻿s﻿t﻿a﻿n﻿d﻿i﻿n﻿g 与 C﻿l﻿e﻿a﻿r 处理</w:t>
-            </w:r>
-          </w:p>
-        </w:tc>
-      </w:tr>
-      <w:tr>
-        <w:trPr>
-          <w:cantSplit/>
-        </w:trPr>
-        <w:tc>
-          <w:tcPr/>
-          <w:p>
-            <w:pPr>
-              <w:pStyle w:val="TableText"/>
-              <w:jc w:val="left"/>
-              <w:spacing w:before="0" w:after="0" w:line="320" w:lineRule="exact"/>
-            </w:pPr>
-            <w:r>
-              <w:rPr>
-                <w:rFonts w:ascii="Calibri" w:hAnsi="Calibri" w:eastAsia="Microsoft YaHei" w:cs="Calibri"/>
-                <w:sz w:val="18"/>
-                <w:szCs w:val="18"/>
-              </w:rPr>
-              <w:t xml:space="preserve">R﻿e﻿c﻿a﻿l﻿l</w:t>
-            </w:r>
-          </w:p>
-        </w:tc>
-        <w:tc>
-          <w:tcPr/>
-          <w:p>
-            <w:pPr>
-              <w:pStyle w:val="TableText"/>
-              <w:jc w:val="left"/>
-              <w:spacing w:before="0" w:after="0" w:line="320" w:lineRule="exact"/>
-            </w:pPr>
-            <w:r>
-              <w:rPr>
-                <w:rFonts w:ascii="Calibri" w:hAnsi="Calibri" w:eastAsia="Microsoft YaHei" w:cs="Calibri"/>
-                <w:sz w:val="18"/>
-                <w:szCs w:val="18"/>
-              </w:rPr>
-              <w:t xml:space="preserve">U﻿B﻿C﻿C﻿C﻿o﻿n﻿t﻿r﻿o﻿l﻿l﻿e﻿r、E﻿P﻿B﻿a﻿c﻿k﻿e﻿n﻿d、E﻿P﻿-﻿R﻿N﻿F</w:t>
-            </w:r>
-          </w:p>
-        </w:tc>
-      </w:tr>
-      <w:tr>
-        <w:trPr>
-          <w:cantSplit/>
-        </w:trPr>
-        <w:tc>
-          <w:tcPr/>
-          <w:p>
-            <w:pPr>
-              <w:pStyle w:val="TableText"/>
-              <w:jc w:val="left"/>
-              <w:spacing w:before="0" w:after="0" w:line="320" w:lineRule="exact"/>
-            </w:pPr>
-            <w:r>
-              <w:rPr>
-                <w:rFonts w:ascii="Calibri" w:hAnsi="Calibri" w:eastAsia="Microsoft YaHei" w:cs="Calibri"/>
-                <w:sz w:val="18"/>
-                <w:szCs w:val="18"/>
-              </w:rPr>
-              <w:t xml:space="preserve">I﻿n﻿v﻿a﻿l﻿i﻿d﻿a﻿t﻿e</w:t>
-            </w:r>
-          </w:p>
-        </w:tc>
-        <w:tc>
-          <w:tcPr/>
-          <w:p>
-            <w:pPr>
-              <w:pStyle w:val="TableText"/>
-              <w:jc w:val="left"/>
-              <w:spacing w:before="0" w:after="0" w:line="320" w:lineRule="exact"/>
-            </w:pPr>
-            <w:r>
-              <w:rPr>
-                <w:rFonts w:ascii="Calibri" w:hAnsi="Calibri" w:eastAsia="Microsoft YaHei" w:cs="Calibri"/>
-                <w:sz w:val="18"/>
-                <w:szCs w:val="18"/>
-              </w:rPr>
-              <w:t xml:space="preserve">U﻿B﻿C﻿C﻿C﻿o﻿n﻿t﻿r﻿o﻿l﻿l﻿e﻿r、U﻿B﻿A﻿d﻿a﻿p﻿t﻿e﻿r、E﻿P﻿-﻿R﻿N﻿F</w:t>
-            </w:r>
-          </w:p>
-        </w:tc>
-      </w:tr>
-      <w:tr>
-        <w:trPr>
-          <w:cantSplit/>
-        </w:trPr>
-        <w:tc>
-          <w:tcPr/>
-          <w:p>
-            <w:pPr>
-              <w:pStyle w:val="TableText"/>
-              <w:jc w:val="left"/>
-              <w:spacing w:before="0" w:after="0" w:line="320" w:lineRule="exact"/>
-            </w:pPr>
-            <w:r>
-              <w:rPr>
-                <w:rFonts w:ascii="Calibri" w:hAnsi="Calibri" w:eastAsia="Microsoft YaHei" w:cs="Calibri"/>
-                <w:sz w:val="18"/>
-                <w:szCs w:val="18"/>
-              </w:rPr>
-              <w:t xml:space="preserve">w﻿a﻿i﻿t﻿e﻿r</w:t>
-            </w:r>
-          </w:p>
-        </w:tc>
-        <w:tc>
-          <w:tcPr/>
-          <w:p>
-            <w:pPr>
-              <w:pStyle w:val="TableText"/>
-              <w:jc w:val="left"/>
-              <w:spacing w:before="0" w:after="0" w:line="320" w:lineRule="exact"/>
-            </w:pPr>
-            <w:r>
-              <w:rPr>
-                <w:rFonts w:ascii="Calibri" w:hAnsi="Calibri" w:eastAsia="Microsoft YaHei" w:cs="Calibri"/>
-                <w:sz w:val="18"/>
-                <w:szCs w:val="18"/>
-              </w:rPr>
-              <w:t xml:space="preserve">R﻿e﻿s﻿i﻿d﻿e﻿n﻿t﻿D﻿i﻿r w﻿a﻿i﻿t﻿e﻿r q﻿u﻿e﻿u﻿e</w:t>
-            </w:r>
-          </w:p>
-        </w:tc>
-      </w:tr>
-      <w:tr>
-        <w:trPr>
-          <w:cantSplit/>
-        </w:trPr>
-        <w:tc>
-          <w:tcPr/>
-          <w:p>
-            <w:pPr>
-              <w:pStyle w:val="TableText"/>
-              <w:jc w:val="left"/>
-              <w:spacing w:before="0" w:after="0" w:line="320" w:lineRule="exact"/>
-            </w:pPr>
-            <w:r>
-              <w:rPr>
-                <w:rFonts w:ascii="Calibri" w:hAnsi="Calibri" w:eastAsia="Microsoft YaHei" w:cs="Calibri"/>
-                <w:sz w:val="18"/>
-                <w:szCs w:val="18"/>
-              </w:rPr>
-              <w:t xml:space="preserve">B﻿a﻿c﻿k﻿s﻿t﻿o﻿r﻿e 换入</w:t>
-            </w:r>
-          </w:p>
-        </w:tc>
-        <w:tc>
-          <w:tcPr/>
-          <w:p>
-            <w:pPr>
-              <w:pStyle w:val="TableText"/>
-              <w:jc w:val="left"/>
-              <w:spacing w:before="0" w:after="0" w:line="320" w:lineRule="exact"/>
-            </w:pPr>
-            <w:r>
-              <w:rPr>
-                <w:rFonts w:ascii="Calibri" w:hAnsi="Calibri" w:eastAsia="Microsoft YaHei" w:cs="Calibri"/>
-                <w:sz w:val="18"/>
-                <w:szCs w:val="18"/>
-              </w:rPr>
-              <w:t xml:space="preserve">B﻿a﻿c﻿k﻿s﻿t﻿o﻿r﻿e﻿H﻿o﻿s﻿t、B﻿a﻿c﻿k﻿s﻿t﻿o﻿r﻿e﻿S﻿c﻿h﻿e﻿m﻿a</w:t>
-            </w:r>
-          </w:p>
-        </w:tc>
-      </w:tr>
-      <w:tr>
-        <w:trPr>
-          <w:cantSplit/>
-        </w:trPr>
-        <w:tc>
-          <w:tcPr/>
-          <w:p>
-            <w:pPr>
-              <w:pStyle w:val="TableText"/>
-              <w:jc w:val="left"/>
-              <w:spacing w:before="0" w:after="0" w:line="320" w:lineRule="exact"/>
-            </w:pPr>
-            <w:r>
-              <w:rPr>
-                <w:rFonts w:ascii="Calibri" w:hAnsi="Calibri" w:eastAsia="Microsoft YaHei" w:cs="Calibri"/>
-                <w:sz w:val="18"/>
-                <w:szCs w:val="18"/>
-              </w:rPr>
-              <w:t xml:space="preserve">s﻿n﻿o﻿o﻿p 仲裁</w:t>
-            </w:r>
-          </w:p>
-        </w:tc>
-        <w:tc>
-          <w:tcPr/>
-          <w:p>
-            <w:pPr>
-              <w:pStyle w:val="TableText"/>
-              <w:jc w:val="left"/>
-              <w:spacing w:before="0" w:after="0" w:line="320" w:lineRule="exact"/>
-            </w:pPr>
-            <w:r>
-              <w:rPr>
-                <w:rFonts w:ascii="Calibri" w:hAnsi="Calibri" w:eastAsia="Microsoft YaHei" w:cs="Calibri"/>
-                <w:sz w:val="18"/>
-                <w:szCs w:val="18"/>
-              </w:rPr>
-              <w:t xml:space="preserve">E﻿P﻿-﻿R﻿N﻿F</w:t>
+              <w:t xml:space="preserve">U⁠B⁠C⁠C o⁠u⁠t⁠s⁠t⁠a⁠n⁠d⁠i⁠n⁠g 与 C⁠l⁠e⁠a⁠r 处理</w:t>
+            </w:r>
+          </w:p>
+        </w:tc>
+      </w:tr>
+      <w:tr>
+        <w:trPr>
+          <w:cantSplit/>
+        </w:trPr>
+        <w:tc>
+          <w:tcPr/>
+          <w:p>
+            <w:pPr>
+              <w:pStyle w:val="TableText"/>
+              <w:jc w:val="left"/>
+              <w:spacing w:before="0" w:after="0" w:line="320" w:lineRule="exact"/>
+            </w:pPr>
+            <w:r>
+              <w:rPr>
+                <w:rFonts w:ascii="Calibri" w:hAnsi="Calibri" w:eastAsia="Microsoft YaHei" w:cs="Calibri"/>
+                <w:sz w:val="18"/>
+                <w:szCs w:val="18"/>
+              </w:rPr>
+              <w:t xml:space="preserve">R⁠e⁠c⁠a⁠l⁠l</w:t>
+            </w:r>
+          </w:p>
+        </w:tc>
+        <w:tc>
+          <w:tcPr/>
+          <w:p>
+            <w:pPr>
+              <w:pStyle w:val="TableText"/>
+              <w:jc w:val="left"/>
+              <w:spacing w:before="0" w:after="0" w:line="320" w:lineRule="exact"/>
+            </w:pPr>
+            <w:r>
+              <w:rPr>
+                <w:rFonts w:ascii="Calibri" w:hAnsi="Calibri" w:eastAsia="Microsoft YaHei" w:cs="Calibri"/>
+                <w:sz w:val="18"/>
+                <w:szCs w:val="18"/>
+              </w:rPr>
+              <w:t xml:space="preserve">U⁠B⁠C⁠C⁠C⁠o⁠n⁠t⁠r⁠o⁠l⁠l⁠e⁠r、E⁠P⁠B⁠a⁠c⁠k⁠e⁠n⁠d、E⁠P⁠-⁠R⁠N⁠F</w:t>
+            </w:r>
+          </w:p>
+        </w:tc>
+      </w:tr>
+      <w:tr>
+        <w:trPr>
+          <w:cantSplit/>
+        </w:trPr>
+        <w:tc>
+          <w:tcPr/>
+          <w:p>
+            <w:pPr>
+              <w:pStyle w:val="TableText"/>
+              <w:jc w:val="left"/>
+              <w:spacing w:before="0" w:after="0" w:line="320" w:lineRule="exact"/>
+            </w:pPr>
+            <w:r>
+              <w:rPr>
+                <w:rFonts w:ascii="Calibri" w:hAnsi="Calibri" w:eastAsia="Microsoft YaHei" w:cs="Calibri"/>
+                <w:sz w:val="18"/>
+                <w:szCs w:val="18"/>
+              </w:rPr>
+              <w:t xml:space="preserve">I⁠n⁠v⁠a⁠l⁠i⁠d⁠a⁠t⁠e</w:t>
+            </w:r>
+          </w:p>
+        </w:tc>
+        <w:tc>
+          <w:tcPr/>
+          <w:p>
+            <w:pPr>
+              <w:pStyle w:val="TableText"/>
+              <w:jc w:val="left"/>
+              <w:spacing w:before="0" w:after="0" w:line="320" w:lineRule="exact"/>
+            </w:pPr>
+            <w:r>
+              <w:rPr>
+                <w:rFonts w:ascii="Calibri" w:hAnsi="Calibri" w:eastAsia="Microsoft YaHei" w:cs="Calibri"/>
+                <w:sz w:val="18"/>
+                <w:szCs w:val="18"/>
+              </w:rPr>
+              <w:t xml:space="preserve">U⁠B⁠C⁠C⁠C⁠o⁠n⁠t⁠r⁠o⁠l⁠l⁠e⁠r、U⁠B⁠A⁠d⁠a⁠p⁠t⁠e⁠r、E⁠P⁠-⁠R⁠N⁠F</w:t>
+            </w:r>
+          </w:p>
+        </w:tc>
+      </w:tr>
+      <w:tr>
+        <w:trPr>
+          <w:cantSplit/>
+        </w:trPr>
+        <w:tc>
+          <w:tcPr/>
+          <w:p>
+            <w:pPr>
+              <w:pStyle w:val="TableText"/>
+              <w:jc w:val="left"/>
+              <w:spacing w:before="0" w:after="0" w:line="320" w:lineRule="exact"/>
+            </w:pPr>
+            <w:r>
+              <w:rPr>
+                <w:rFonts w:ascii="Calibri" w:hAnsi="Calibri" w:eastAsia="Microsoft YaHei" w:cs="Calibri"/>
+                <w:sz w:val="18"/>
+                <w:szCs w:val="18"/>
+              </w:rPr>
+              <w:t xml:space="preserve">w⁠a⁠i⁠t⁠e⁠r</w:t>
+            </w:r>
+          </w:p>
+        </w:tc>
+        <w:tc>
+          <w:tcPr/>
+          <w:p>
+            <w:pPr>
+              <w:pStyle w:val="TableText"/>
+              <w:jc w:val="left"/>
+              <w:spacing w:before="0" w:after="0" w:line="320" w:lineRule="exact"/>
+            </w:pPr>
+            <w:r>
+              <w:rPr>
+                <w:rFonts w:ascii="Calibri" w:hAnsi="Calibri" w:eastAsia="Microsoft YaHei" w:cs="Calibri"/>
+                <w:sz w:val="18"/>
+                <w:szCs w:val="18"/>
+              </w:rPr>
+              <w:t xml:space="preserve">R⁠e⁠s⁠i⁠d⁠e⁠n⁠t⁠D⁠i⁠r w⁠a⁠i⁠t⁠e⁠r q⁠u⁠e⁠u⁠e</w:t>
+            </w:r>
+          </w:p>
+        </w:tc>
+      </w:tr>
+      <w:tr>
+        <w:trPr>
+          <w:cantSplit/>
+        </w:trPr>
+        <w:tc>
+          <w:tcPr/>
+          <w:p>
+            <w:pPr>
+              <w:pStyle w:val="TableText"/>
+              <w:jc w:val="left"/>
+              <w:spacing w:before="0" w:after="0" w:line="320" w:lineRule="exact"/>
+            </w:pPr>
+            <w:r>
+              <w:rPr>
+                <w:rFonts w:ascii="Calibri" w:hAnsi="Calibri" w:eastAsia="Microsoft YaHei" w:cs="Calibri"/>
+                <w:sz w:val="18"/>
+                <w:szCs w:val="18"/>
+              </w:rPr>
+              <w:t xml:space="preserve">B⁠a⁠c⁠k⁠s⁠t⁠o⁠r⁠e 换入</w:t>
+            </w:r>
+          </w:p>
+        </w:tc>
+        <w:tc>
+          <w:tcPr/>
+          <w:p>
+            <w:pPr>
+              <w:pStyle w:val="TableText"/>
+              <w:jc w:val="left"/>
+              <w:spacing w:before="0" w:after="0" w:line="320" w:lineRule="exact"/>
+            </w:pPr>
+            <w:r>
+              <w:rPr>
+                <w:rFonts w:ascii="Calibri" w:hAnsi="Calibri" w:eastAsia="Microsoft YaHei" w:cs="Calibri"/>
+                <w:sz w:val="18"/>
+                <w:szCs w:val="18"/>
+              </w:rPr>
+              <w:t xml:space="preserve">B⁠a⁠c⁠k⁠s⁠t⁠o⁠r⁠e⁠H⁠o⁠s⁠t、B⁠a⁠c⁠k⁠s⁠t⁠o⁠r⁠e⁠S⁠c⁠h⁠e⁠m⁠a</w:t>
+            </w:r>
+          </w:p>
+        </w:tc>
+      </w:tr>
+      <w:tr>
+        <w:trPr>
+          <w:cantSplit/>
+        </w:trPr>
+        <w:tc>
+          <w:tcPr/>
+          <w:p>
+            <w:pPr>
+              <w:pStyle w:val="TableText"/>
+              <w:jc w:val="left"/>
+              <w:spacing w:before="0" w:after="0" w:line="320" w:lineRule="exact"/>
+            </w:pPr>
+            <w:r>
+              <w:rPr>
+                <w:rFonts w:ascii="Calibri" w:hAnsi="Calibri" w:eastAsia="Microsoft YaHei" w:cs="Calibri"/>
+                <w:sz w:val="18"/>
+                <w:szCs w:val="18"/>
+              </w:rPr>
+              <w:t xml:space="preserve">s⁠n⁠o⁠o⁠p 仲裁</w:t>
+            </w:r>
+          </w:p>
+        </w:tc>
+        <w:tc>
+          <w:tcPr/>
+          <w:p>
+            <w:pPr>
+              <w:pStyle w:val="TableText"/>
+              <w:jc w:val="left"/>
+              <w:spacing w:before="0" w:after="0" w:line="320" w:lineRule="exact"/>
+            </w:pPr>
+            <w:r>
+              <w:rPr>
+                <w:rFonts w:ascii="Calibri" w:hAnsi="Calibri" w:eastAsia="Microsoft YaHei" w:cs="Calibri"/>
+                <w:sz w:val="18"/>
+                <w:szCs w:val="18"/>
+              </w:rPr>
+              <w:t xml:space="preserve">E⁠P⁠-⁠R⁠N⁠F</w:t>
             </w:r>
           </w:p>
         </w:tc>
@@ -8539,7 +8539,7 @@
                 <w:sz w:val="18"/>
                 <w:szCs w:val="18"/>
               </w:rPr>
-              <w:t xml:space="preserve">Q﻿1</w:t>
+              <w:t xml:space="preserve">Q⁠1</w:t>
             </w:r>
           </w:p>
         </w:tc>
@@ -8575,7 +8575,7 @@
                 <w:sz w:val="18"/>
                 <w:szCs w:val="18"/>
               </w:rPr>
-              <w:t xml:space="preserve">C﻿l﻿e﻿a﻿r、U﻿p﻿g﻿r﻿a﻿d﻿e、I﻿n﻿v﻿a﻿l﻿i﻿d﻿a﻿t﻿e、R﻿e﻿c﻿a﻿l﻿l</w:t>
+              <w:t xml:space="preserve">C⁠l⁠e⁠a⁠r、U⁠p⁠g⁠r⁠a⁠d⁠e、I⁠n⁠v⁠a⁠l⁠i⁠d⁠a⁠t⁠e、R⁠e⁠c⁠a⁠l⁠l</w:t>
             </w:r>
           </w:p>
         </w:tc>
@@ -8616,7 +8616,7 @@
                 <w:sz w:val="18"/>
                 <w:szCs w:val="18"/>
               </w:rPr>
-              <w:t xml:space="preserve">Q﻿2</w:t>
+              <w:t xml:space="preserve">Q⁠2</w:t>
             </w:r>
           </w:p>
         </w:tc>
@@ -8649,10 +8649,10 @@
             <w:r>
               <w:rPr>
                 <w:rFonts w:ascii="Calibri" w:hAnsi="Calibri" w:eastAsia="Microsoft YaHei" w:cs="Calibri"/>
-                <w:sz w:val="18"/>
-                <w:szCs w:val="18"/>
-              </w:rPr>
-              <w:t xml:space="preserve">C﻿l﻿e﻿a﻿r﻿R﻿e﻿q、U﻿p﻿g﻿r﻿a﻿d﻿e﻿R﻿e﻿q、I﻿n﻿v﻿a﻿l﻿i﻿d﻿a﻿t﻿e﻿A﻿c﻿k、R﻿e﻿c﻿a﻿l﻿l﻿R﻿e﻿s﻿p</w:t>
+                <w:sz w:val="16"/>
+                <w:szCs w:val="16"/>
+              </w:rPr>
+              <w:t xml:space="preserve">C⁠l⁠e⁠a⁠r⁠R⁠e⁠q、U⁠p⁠g⁠r⁠a⁠d⁠e⁠R⁠e⁠q、I⁠n⁠v⁠a⁠l⁠i⁠d⁠a⁠t⁠e⁠A⁠c⁠k、R⁠e⁠c⁠a⁠l⁠l⁠R⁠e⁠s⁠p</w:t>
             </w:r>
           </w:p>
         </w:tc>
@@ -8693,7 +8693,7 @@
                 <w:sz w:val="18"/>
                 <w:szCs w:val="18"/>
               </w:rPr>
-              <w:t xml:space="preserve">Q﻿3</w:t>
+              <w:t xml:space="preserve">Q⁠3</w:t>
             </w:r>
           </w:p>
         </w:tc>
@@ -8770,43 +8770,43 @@
                 <w:sz w:val="18"/>
                 <w:szCs w:val="18"/>
               </w:rPr>
-              <w:t xml:space="preserve">Q﻿4</w:t>
-            </w:r>
-          </w:p>
-        </w:tc>
-        <w:tc>
-          <w:tcPr/>
-          <w:p>
-            <w:pPr>
-              <w:pStyle w:val="TableText"/>
-              <w:jc w:val="left"/>
-              <w:spacing w:before="0" w:after="0" w:line="320" w:lineRule="exact"/>
-            </w:pPr>
-            <w:r>
-              <w:rPr>
-                <w:rFonts w:ascii="Calibri" w:hAnsi="Calibri" w:eastAsia="Microsoft YaHei" w:cs="Calibri"/>
-                <w:sz w:val="18"/>
-                <w:szCs w:val="18"/>
-              </w:rPr>
-              <w:t xml:space="preserve">b﻿u﻿r﻿s﻿t / c﻿o﻿n﻿c﻿u﻿r﻿r﻿e﻿n﻿c﻿y</w:t>
-            </w:r>
-          </w:p>
-        </w:tc>
-        <w:tc>
-          <w:tcPr/>
-          <w:p>
-            <w:pPr>
-              <w:pStyle w:val="TableText"/>
-              <w:jc w:val="left"/>
-              <w:spacing w:before="0" w:after="0" w:line="320" w:lineRule="exact"/>
-            </w:pPr>
-            <w:r>
-              <w:rPr>
-                <w:rFonts w:ascii="Calibri" w:hAnsi="Calibri" w:eastAsia="Microsoft YaHei" w:cs="Calibri"/>
-                <w:sz w:val="18"/>
-                <w:szCs w:val="18"/>
-              </w:rPr>
-              <w:t xml:space="preserve">C﻿l﻿e﻿a﻿r、I﻿n﻿v﻿a﻿l﻿i﻿d﻿a﻿t﻿e﻿A﻿c﻿k、R﻿e﻿c﻿a﻿l﻿l﻿R﻿e﻿s﻿p</w:t>
+              <w:t xml:space="preserve">Q⁠4</w:t>
+            </w:r>
+          </w:p>
+        </w:tc>
+        <w:tc>
+          <w:tcPr/>
+          <w:p>
+            <w:pPr>
+              <w:pStyle w:val="TableText"/>
+              <w:jc w:val="left"/>
+              <w:spacing w:before="0" w:after="0" w:line="320" w:lineRule="exact"/>
+            </w:pPr>
+            <w:r>
+              <w:rPr>
+                <w:rFonts w:ascii="Calibri" w:hAnsi="Calibri" w:eastAsia="Microsoft YaHei" w:cs="Calibri"/>
+                <w:sz w:val="18"/>
+                <w:szCs w:val="18"/>
+              </w:rPr>
+              <w:t xml:space="preserve">b⁠u⁠r⁠s⁠t / c⁠o⁠n⁠c⁠u⁠r⁠r⁠e⁠n⁠c⁠y</w:t>
+            </w:r>
+          </w:p>
+        </w:tc>
+        <w:tc>
+          <w:tcPr/>
+          <w:p>
+            <w:pPr>
+              <w:pStyle w:val="TableText"/>
+              <w:jc w:val="left"/>
+              <w:spacing w:before="0" w:after="0" w:line="320" w:lineRule="exact"/>
+            </w:pPr>
+            <w:r>
+              <w:rPr>
+                <w:rFonts w:ascii="Calibri" w:hAnsi="Calibri" w:eastAsia="Microsoft YaHei" w:cs="Calibri"/>
+                <w:sz w:val="16"/>
+                <w:szCs w:val="16"/>
+              </w:rPr>
+              <w:t xml:space="preserve">C⁠l⁠e⁠a⁠r、I⁠n⁠v⁠a⁠l⁠i⁠d⁠a⁠t⁠e⁠A⁠c⁠k、R⁠e⁠c⁠a⁠l⁠l⁠R⁠e⁠s⁠p</w:t>
             </w:r>
           </w:p>
         </w:tc>
@@ -8847,61 +8847,61 @@
                 <w:sz w:val="18"/>
                 <w:szCs w:val="18"/>
               </w:rPr>
-              <w:t xml:space="preserve">Q﻿5</w:t>
-            </w:r>
-          </w:p>
-        </w:tc>
-        <w:tc>
-          <w:tcPr/>
-          <w:p>
-            <w:pPr>
-              <w:pStyle w:val="TableText"/>
-              <w:jc w:val="left"/>
-              <w:spacing w:before="0" w:after="0" w:line="320" w:lineRule="exact"/>
-            </w:pPr>
-            <w:r>
-              <w:rPr>
-                <w:rFonts w:ascii="Calibri" w:hAnsi="Calibri" w:eastAsia="Microsoft YaHei" w:cs="Calibri"/>
-                <w:sz w:val="18"/>
-                <w:szCs w:val="18"/>
-              </w:rPr>
-              <w:t xml:space="preserve">t﻿o﻿p﻿o﻿l﻿o﻿g﻿y</w:t>
-            </w:r>
-          </w:p>
-        </w:tc>
-        <w:tc>
-          <w:tcPr/>
-          <w:p>
-            <w:pPr>
-              <w:pStyle w:val="TableText"/>
-              <w:jc w:val="left"/>
-              <w:spacing w:before="0" w:after="0" w:line="320" w:lineRule="exact"/>
-            </w:pPr>
-            <w:r>
-              <w:rPr>
-                <w:rFonts w:ascii="Calibri" w:hAnsi="Calibri" w:eastAsia="Microsoft YaHei" w:cs="Calibri"/>
-                <w:sz w:val="18"/>
-                <w:szCs w:val="18"/>
-              </w:rPr>
-              <w:t xml:space="preserve">I﻿n﻿v﻿a﻿l﻿i﻿d﻿a﻿t﻿e﻿R﻿e﻿q、I﻿n﻿v﻿a﻿l﻿i﻿d﻿a﻿t﻿e﻿A﻿c﻿k</w:t>
-            </w:r>
-          </w:p>
-        </w:tc>
-        <w:tc>
-          <w:tcPr/>
-          <w:p>
-            <w:pPr>
-              <w:pStyle w:val="TableText"/>
-              <w:jc w:val="left"/>
-              <w:spacing w:before="0" w:after="0" w:line="320" w:lineRule="exact"/>
-            </w:pPr>
-            <w:r>
-              <w:rPr>
-                <w:rFonts w:ascii="Calibri" w:hAnsi="Calibri" w:eastAsia="Microsoft YaHei" w:cs="Calibri"/>
-                <w:sz w:val="18"/>
-                <w:szCs w:val="18"/>
-              </w:rPr>
-              <w:t xml:space="preserve">3N1S、3N2S、8N2S、16N1S L﻿e﻿v﻿e﻿l﻿-﻿A</w:t>
+              <w:t xml:space="preserve">Q⁠5</w:t>
+            </w:r>
+          </w:p>
+        </w:tc>
+        <w:tc>
+          <w:tcPr/>
+          <w:p>
+            <w:pPr>
+              <w:pStyle w:val="TableText"/>
+              <w:jc w:val="left"/>
+              <w:spacing w:before="0" w:after="0" w:line="320" w:lineRule="exact"/>
+            </w:pPr>
+            <w:r>
+              <w:rPr>
+                <w:rFonts w:ascii="Calibri" w:hAnsi="Calibri" w:eastAsia="Microsoft YaHei" w:cs="Calibri"/>
+                <w:sz w:val="18"/>
+                <w:szCs w:val="18"/>
+              </w:rPr>
+              <w:t xml:space="preserve">t⁠o⁠p⁠o⁠l⁠o⁠g⁠y</w:t>
+            </w:r>
+          </w:p>
+        </w:tc>
+        <w:tc>
+          <w:tcPr/>
+          <w:p>
+            <w:pPr>
+              <w:pStyle w:val="TableText"/>
+              <w:jc w:val="left"/>
+              <w:spacing w:before="0" w:after="0" w:line="320" w:lineRule="exact"/>
+            </w:pPr>
+            <w:r>
+              <w:rPr>
+                <w:rFonts w:ascii="Calibri" w:hAnsi="Calibri" w:eastAsia="Microsoft YaHei" w:cs="Calibri"/>
+                <w:sz w:val="16"/>
+                <w:szCs w:val="16"/>
+              </w:rPr>
+              <w:t xml:space="preserve">I⁠n⁠v⁠a⁠l⁠i⁠d⁠a⁠t⁠e⁠R⁠e⁠q、I⁠n⁠v⁠a⁠l⁠i⁠d⁠a⁠t⁠e⁠A⁠c⁠k</w:t>
+            </w:r>
+          </w:p>
+        </w:tc>
+        <w:tc>
+          <w:tcPr/>
+          <w:p>
+            <w:pPr>
+              <w:pStyle w:val="TableText"/>
+              <w:jc w:val="left"/>
+              <w:spacing w:before="0" w:after="0" w:line="320" w:lineRule="exact"/>
+            </w:pPr>
+            <w:r>
+              <w:rPr>
+                <w:rFonts w:ascii="Calibri" w:hAnsi="Calibri" w:eastAsia="Microsoft YaHei" w:cs="Calibri"/>
+                <w:sz w:val="18"/>
+                <w:szCs w:val="18"/>
+              </w:rPr>
+              <w:t xml:space="preserve">3N1S、3N2S、8N2S、16N1S L⁠e⁠v⁠e⁠l⁠-⁠A</w:t>
             </w:r>
           </w:p>
         </w:tc>
@@ -8931,6 +8931,12 @@
           <w:right w:w="45" w:type="dxa"/>
         </w:tblCellMar>
       </w:tblPr>
+      <w:tblGrid>
+        <w:gridCol w:w="1500"/>
+        <w:gridCol w:w="3300"/>
+        <w:gridCol w:w="1500"/>
+        <w:gridCol w:w="3300"/>
+      </w:tblGrid>
       <w:tr>
         <w:trPr>
           <w:cantSplit/>
@@ -8938,13 +8944,14 @@
         </w:trPr>
         <w:tc>
           <w:tcPr>
+            <w:tcW w:w="1500" w:type="dxa"/>
             <w:shd w:val="clear" w:color="auto" w:fill="D9E2F3"/>
           </w:tcPr>
           <w:p>
             <w:pPr>
               <w:pStyle w:val="CompactGlossaryText"/>
               <w:jc w:val="left"/>
-              <w:spacing w:before="0" w:after="0" w:line="220" w:lineRule="exact"/>
+              <w:spacing w:before="0" w:after="0" w:line="160" w:lineRule="exact"/>
             </w:pPr>
             <w:r>
               <w:rPr>
@@ -8959,13 +8966,14 @@
         </w:tc>
         <w:tc>
           <w:tcPr>
+            <w:tcW w:w="3300" w:type="dxa"/>
             <w:shd w:val="clear" w:color="auto" w:fill="D9E2F3"/>
           </w:tcPr>
           <w:p>
             <w:pPr>
               <w:pStyle w:val="CompactGlossaryText"/>
               <w:jc w:val="left"/>
-              <w:spacing w:before="0" w:after="0" w:line="220" w:lineRule="exact"/>
+              <w:spacing w:before="0" w:after="0" w:line="160" w:lineRule="exact"/>
             </w:pPr>
             <w:r>
               <w:rPr>
@@ -8978,59 +8986,64 @@
             </w:r>
           </w:p>
         </w:tc>
-      </w:tr>
-      <w:tr>
-        <w:trPr>
-          <w:cantSplit/>
-        </w:trPr>
-        <w:tc>
-          <w:tcPr/>
+        <w:tc>
+          <w:tcPr>
+            <w:tcW w:w="1500" w:type="dxa"/>
+            <w:shd w:val="clear" w:color="auto" w:fill="D9E2F3"/>
+          </w:tcPr>
           <w:p>
             <w:pPr>
               <w:pStyle w:val="CompactGlossaryText"/>
               <w:jc w:val="left"/>
-              <w:spacing w:before="0" w:after="0" w:line="220" w:lineRule="exact"/>
-            </w:pPr>
-            <w:r>
-              <w:rPr>
-                <w:rFonts w:ascii="Calibri" w:hAnsi="Calibri" w:eastAsia="Microsoft YaHei" w:cs="Calibri"/>
+              <w:spacing w:before="0" w:after="0" w:line="160" w:lineRule="exact"/>
+            </w:pPr>
+            <w:r>
+              <w:rPr>
+                <w:rFonts w:ascii="Calibri" w:hAnsi="Calibri" w:eastAsia="SimHei" w:cs="Calibri"/>
+                <w:b/>
                 <w:sz w:val="16"/>
                 <w:szCs w:val="16"/>
               </w:rPr>
-              <w:t xml:space="preserve">U﻿B﻿C﻿C</w:t>
-            </w:r>
-          </w:p>
-        </w:tc>
-        <w:tc>
-          <w:tcPr/>
+              <w:t xml:space="preserve">术语</w:t>
+            </w:r>
+          </w:p>
+        </w:tc>
+        <w:tc>
+          <w:tcPr>
+            <w:tcW w:w="3300" w:type="dxa"/>
+            <w:shd w:val="clear" w:color="auto" w:fill="D9E2F3"/>
+          </w:tcPr>
           <w:p>
             <w:pPr>
               <w:pStyle w:val="CompactGlossaryText"/>
               <w:jc w:val="left"/>
-              <w:spacing w:before="0" w:after="0" w:line="220" w:lineRule="exact"/>
-            </w:pPr>
-            <w:r>
-              <w:rPr>
-                <w:rFonts w:ascii="Calibri" w:hAnsi="Calibri" w:eastAsia="Microsoft YaHei" w:cs="Calibri"/>
+              <w:spacing w:before="0" w:after="0" w:line="160" w:lineRule="exact"/>
+            </w:pPr>
+            <w:r>
+              <w:rPr>
+                <w:rFonts w:ascii="Calibri" w:hAnsi="Calibri" w:eastAsia="SimHei" w:cs="Calibri"/>
+                <w:b/>
                 <w:sz w:val="16"/>
                 <w:szCs w:val="16"/>
               </w:rPr>
-              <w:t xml:space="preserve">跨节点缓存一致性方案及全局目录控制器</w:t>
-            </w:r>
-          </w:p>
-        </w:tc>
-      </w:tr>
-      <w:tr>
-        <w:trPr>
-          <w:cantSplit/>
-        </w:trPr>
-        <w:tc>
-          <w:tcPr/>
+              <w:t xml:space="preserve">说明</w:t>
+            </w:r>
+          </w:p>
+        </w:tc>
+      </w:tr>
+      <w:tr>
+        <w:trPr>
+          <w:cantSplit/>
+        </w:trPr>
+        <w:tc>
+          <w:tcPr>
+            <w:tcW w:w="1500" w:type="dxa"/>
+          </w:tcPr>
           <w:p>
             <w:pPr>
               <w:pStyle w:val="CompactGlossaryText"/>
               <w:jc w:val="left"/>
-              <w:spacing w:before="0" w:after="0" w:line="220" w:lineRule="exact"/>
+              <w:spacing w:before="0" w:after="0" w:line="160" w:lineRule="exact"/>
             </w:pPr>
             <w:r>
               <w:rPr>
@@ -9038,17 +9051,19 @@
                 <w:sz w:val="16"/>
                 <w:szCs w:val="16"/>
               </w:rPr>
-              <w:t xml:space="preserve">E﻿P﻿-﻿R﻿N﻿F</w:t>
-            </w:r>
-          </w:p>
-        </w:tc>
-        <w:tc>
-          <w:tcPr/>
+              <w:t xml:space="preserve">U⁠B⁠C⁠C</w:t>
+            </w:r>
+          </w:p>
+        </w:tc>
+        <w:tc>
+          <w:tcPr>
+            <w:tcW w:w="3300" w:type="dxa"/>
+          </w:tcPr>
           <w:p>
             <w:pPr>
               <w:pStyle w:val="CompactGlossaryText"/>
               <w:jc w:val="left"/>
-              <w:spacing w:before="0" w:after="0" w:line="220" w:lineRule="exact"/>
+              <w:spacing w:before="0" w:after="0" w:line="160" w:lineRule="exact"/>
             </w:pPr>
             <w:r>
               <w:rPr>
@@ -9056,22 +9071,19 @@
                 <w:sz w:val="16"/>
                 <w:szCs w:val="16"/>
               </w:rPr>
-              <w:t xml:space="preserve">代表 O﻿u﻿t﻿e﻿r 域参与节点内 s﻿n﻿o﻿o﻿p 的端点</w:t>
-            </w:r>
-          </w:p>
-        </w:tc>
-      </w:tr>
-      <w:tr>
-        <w:trPr>
-          <w:cantSplit/>
-        </w:trPr>
-        <w:tc>
-          <w:tcPr/>
+              <w:t xml:space="preserve">跨节点缓存一致性方案及全局目录控制器</w:t>
+            </w:r>
+          </w:p>
+        </w:tc>
+        <w:tc>
+          <w:tcPr>
+            <w:tcW w:w="1500" w:type="dxa"/>
+          </w:tcPr>
           <w:p>
             <w:pPr>
               <w:pStyle w:val="CompactGlossaryText"/>
               <w:jc w:val="left"/>
-              <w:spacing w:before="0" w:after="0" w:line="220" w:lineRule="exact"/>
+              <w:spacing w:before="0" w:after="0" w:line="160" w:lineRule="exact"/>
             </w:pPr>
             <w:r>
               <w:rPr>
@@ -9079,17 +9091,19 @@
                 <w:sz w:val="16"/>
                 <w:szCs w:val="16"/>
               </w:rPr>
-              <w:t xml:space="preserve">R﻿e﻿s﻿i﻿d﻿e﻿n﻿t﻿D﻿i﻿r</w:t>
-            </w:r>
-          </w:p>
-        </w:tc>
-        <w:tc>
-          <w:tcPr/>
+              <w:t xml:space="preserve">r⁠e⁠q⁠I⁠d</w:t>
+            </w:r>
+          </w:p>
+        </w:tc>
+        <w:tc>
+          <w:tcPr>
+            <w:tcW w:w="3300" w:type="dxa"/>
+          </w:tcPr>
           <w:p>
             <w:pPr>
               <w:pStyle w:val="CompactGlossaryText"/>
               <w:jc w:val="left"/>
-              <w:spacing w:before="0" w:after="0" w:line="220" w:lineRule="exact"/>
+              <w:spacing w:before="0" w:after="0" w:line="160" w:lineRule="exact"/>
             </w:pPr>
             <w:r>
               <w:rPr>
@@ -9097,22 +9111,24 @@
                 <w:sz w:val="16"/>
                 <w:szCs w:val="16"/>
               </w:rPr>
-              <w:t xml:space="preserve">S﻿R﻿A﻿M 驻留目录</w:t>
-            </w:r>
-          </w:p>
-        </w:tc>
-      </w:tr>
-      <w:tr>
-        <w:trPr>
-          <w:cantSplit/>
-        </w:trPr>
-        <w:tc>
-          <w:tcPr/>
+              <w:t xml:space="preserve">标识具体请求的事务编号</w:t>
+            </w:r>
+          </w:p>
+        </w:tc>
+      </w:tr>
+      <w:tr>
+        <w:trPr>
+          <w:cantSplit/>
+        </w:trPr>
+        <w:tc>
+          <w:tcPr>
+            <w:tcW w:w="1500" w:type="dxa"/>
+          </w:tcPr>
           <w:p>
             <w:pPr>
               <w:pStyle w:val="CompactGlossaryText"/>
               <w:jc w:val="left"/>
-              <w:spacing w:before="0" w:after="0" w:line="220" w:lineRule="exact"/>
+              <w:spacing w:before="0" w:after="0" w:line="160" w:lineRule="exact"/>
             </w:pPr>
             <w:r>
               <w:rPr>
@@ -9120,17 +9136,19 @@
                 <w:sz w:val="16"/>
                 <w:szCs w:val="16"/>
               </w:rPr>
-              <w:t xml:space="preserve">B﻿a﻿c﻿k﻿s﻿t﻿o﻿r﻿e</w:t>
-            </w:r>
-          </w:p>
-        </w:tc>
-        <w:tc>
-          <w:tcPr/>
+              <w:t xml:space="preserve">E⁠P⁠-⁠R⁠N⁠F</w:t>
+            </w:r>
+          </w:p>
+        </w:tc>
+        <w:tc>
+          <w:tcPr>
+            <w:tcW w:w="3300" w:type="dxa"/>
+          </w:tcPr>
           <w:p>
             <w:pPr>
               <w:pStyle w:val="CompactGlossaryText"/>
               <w:jc w:val="left"/>
-              <w:spacing w:before="0" w:after="0" w:line="220" w:lineRule="exact"/>
+              <w:spacing w:before="0" w:after="0" w:line="160" w:lineRule="exact"/>
             </w:pPr>
             <w:r>
               <w:rPr>
@@ -9138,22 +9156,19 @@
                 <w:sz w:val="16"/>
                 <w:szCs w:val="16"/>
               </w:rPr>
-              <w:t xml:space="preserve">冷目录元数据的后备存储</w:t>
-            </w:r>
-          </w:p>
-        </w:tc>
-      </w:tr>
-      <w:tr>
-        <w:trPr>
-          <w:cantSplit/>
-        </w:trPr>
-        <w:tc>
-          <w:tcPr/>
+              <w:t xml:space="preserve">代表 O⁠u⁠t⁠e⁠r 域参与节点内 s⁠n⁠o⁠o⁠p 的端点</w:t>
+            </w:r>
+          </w:p>
+        </w:tc>
+        <w:tc>
+          <w:tcPr>
+            <w:tcW w:w="1500" w:type="dxa"/>
+          </w:tcPr>
           <w:p>
             <w:pPr>
               <w:pStyle w:val="CompactGlossaryText"/>
               <w:jc w:val="left"/>
-              <w:spacing w:before="0" w:after="0" w:line="220" w:lineRule="exact"/>
+              <w:spacing w:before="0" w:after="0" w:line="160" w:lineRule="exact"/>
             </w:pPr>
             <w:r>
               <w:rPr>
@@ -9161,17 +9176,19 @@
                 <w:sz w:val="16"/>
                 <w:szCs w:val="16"/>
               </w:rPr>
-              <w:t xml:space="preserve">T﻿L﻿A+</w:t>
-            </w:r>
-          </w:p>
-        </w:tc>
-        <w:tc>
-          <w:tcPr/>
+              <w:t xml:space="preserve">s⁠t⁠a⁠b⁠l⁠e t⁠u⁠p⁠l⁠e</w:t>
+            </w:r>
+          </w:p>
+        </w:tc>
+        <w:tc>
+          <w:tcPr>
+            <w:tcW w:w="3300" w:type="dxa"/>
+          </w:tcPr>
           <w:p>
             <w:pPr>
               <w:pStyle w:val="CompactGlossaryText"/>
               <w:jc w:val="left"/>
-              <w:spacing w:before="0" w:after="0" w:line="220" w:lineRule="exact"/>
+              <w:spacing w:before="0" w:after="0" w:line="160" w:lineRule="exact"/>
             </w:pPr>
             <w:r>
               <w:rPr>
@@ -9179,22 +9196,24 @@
                 <w:sz w:val="16"/>
                 <w:szCs w:val="16"/>
               </w:rPr>
-              <w:t xml:space="preserve">用于描述并检查协议状态与动作的形式化语言</w:t>
-            </w:r>
-          </w:p>
-        </w:tc>
-      </w:tr>
-      <w:tr>
-        <w:trPr>
-          <w:cantSplit/>
-        </w:trPr>
-        <w:tc>
-          <w:tcPr/>
+              <w:t xml:space="preserve">重试期间保持不变的事务身份</w:t>
+            </w:r>
+          </w:p>
+        </w:tc>
+      </w:tr>
+      <w:tr>
+        <w:trPr>
+          <w:cantSplit/>
+        </w:trPr>
+        <w:tc>
+          <w:tcPr>
+            <w:tcW w:w="1500" w:type="dxa"/>
+          </w:tcPr>
           <w:p>
             <w:pPr>
               <w:pStyle w:val="CompactGlossaryText"/>
               <w:jc w:val="left"/>
-              <w:spacing w:before="0" w:after="0" w:line="220" w:lineRule="exact"/>
+              <w:spacing w:before="0" w:after="0" w:line="160" w:lineRule="exact"/>
             </w:pPr>
             <w:r>
               <w:rPr>
@@ -9202,17 +9221,19 @@
                 <w:sz w:val="16"/>
                 <w:szCs w:val="16"/>
               </w:rPr>
-              <w:t xml:space="preserve">O﻿3</w:t>
-            </w:r>
-          </w:p>
-        </w:tc>
-        <w:tc>
-          <w:tcPr/>
+              <w:t xml:space="preserve">R⁠e⁠s⁠i⁠d⁠e⁠n⁠t⁠D⁠i⁠r</w:t>
+            </w:r>
+          </w:p>
+        </w:tc>
+        <w:tc>
+          <w:tcPr>
+            <w:tcW w:w="3300" w:type="dxa"/>
+          </w:tcPr>
           <w:p>
             <w:pPr>
               <w:pStyle w:val="CompactGlossaryText"/>
               <w:jc w:val="left"/>
-              <w:spacing w:before="0" w:after="0" w:line="220" w:lineRule="exact"/>
+              <w:spacing w:before="0" w:after="0" w:line="160" w:lineRule="exact"/>
             </w:pPr>
             <w:r>
               <w:rPr>
@@ -9220,22 +9241,19 @@
                 <w:sz w:val="16"/>
                 <w:szCs w:val="16"/>
               </w:rPr>
-              <w:t xml:space="preserve">支持乱序执行的处理器模型</w:t>
-            </w:r>
-          </w:p>
-        </w:tc>
-      </w:tr>
-      <w:tr>
-        <w:trPr>
-          <w:cantSplit/>
-        </w:trPr>
-        <w:tc>
-          <w:tcPr/>
+              <w:t xml:space="preserve">S⁠R⁠A⁠M 驻留目录</w:t>
+            </w:r>
+          </w:p>
+        </w:tc>
+        <w:tc>
+          <w:tcPr>
+            <w:tcW w:w="1500" w:type="dxa"/>
+          </w:tcPr>
           <w:p>
             <w:pPr>
               <w:pStyle w:val="CompactGlossaryText"/>
               <w:jc w:val="left"/>
-              <w:spacing w:before="0" w:after="0" w:line="220" w:lineRule="exact"/>
+              <w:spacing w:before="0" w:after="0" w:line="160" w:lineRule="exact"/>
             </w:pPr>
             <w:r>
               <w:rPr>
@@ -9243,17 +9261,19 @@
                 <w:sz w:val="16"/>
                 <w:szCs w:val="16"/>
               </w:rPr>
-              <w:t xml:space="preserve">S﻿a﻿f﻿e﻿t﻿y</w:t>
-            </w:r>
-          </w:p>
-        </w:tc>
-        <w:tc>
-          <w:tcPr/>
+              <w:t xml:space="preserve">t⁠o⁠m⁠b⁠s⁠t⁠o⁠n⁠e</w:t>
+            </w:r>
+          </w:p>
+        </w:tc>
+        <w:tc>
+          <w:tcPr>
+            <w:tcW w:w="3300" w:type="dxa"/>
+          </w:tcPr>
           <w:p>
             <w:pPr>
               <w:pStyle w:val="CompactGlossaryText"/>
               <w:jc w:val="left"/>
-              <w:spacing w:before="0" w:after="0" w:line="220" w:lineRule="exact"/>
+              <w:spacing w:before="0" w:after="0" w:line="160" w:lineRule="exact"/>
             </w:pPr>
             <w:r>
               <w:rPr>
@@ -9261,22 +9281,24 @@
                 <w:sz w:val="16"/>
                 <w:szCs w:val="16"/>
               </w:rPr>
-              <w:t xml:space="preserve">所有可达状态均满足的不变量</w:t>
-            </w:r>
-          </w:p>
-        </w:tc>
-      </w:tr>
-      <w:tr>
-        <w:trPr>
-          <w:cantSplit/>
-        </w:trPr>
-        <w:tc>
-          <w:tcPr/>
+              <w:t xml:space="preserve">已完成事务的幂等确认记录</w:t>
+            </w:r>
+          </w:p>
+        </w:tc>
+      </w:tr>
+      <w:tr>
+        <w:trPr>
+          <w:cantSplit/>
+        </w:trPr>
+        <w:tc>
+          <w:tcPr>
+            <w:tcW w:w="1500" w:type="dxa"/>
+          </w:tcPr>
           <w:p>
             <w:pPr>
               <w:pStyle w:val="CompactGlossaryText"/>
               <w:jc w:val="left"/>
-              <w:spacing w:before="0" w:after="0" w:line="220" w:lineRule="exact"/>
+              <w:spacing w:before="0" w:after="0" w:line="160" w:lineRule="exact"/>
             </w:pPr>
             <w:r>
               <w:rPr>
@@ -9284,17 +9306,19 @@
                 <w:sz w:val="16"/>
                 <w:szCs w:val="16"/>
               </w:rPr>
-              <w:t xml:space="preserve">L﻿i﻿v﻿e﻿n﻿e﻿s﻿s</w:t>
-            </w:r>
-          </w:p>
-        </w:tc>
-        <w:tc>
-          <w:tcPr/>
+              <w:t xml:space="preserve">B⁠a⁠c⁠k⁠s⁠t⁠o⁠r⁠e</w:t>
+            </w:r>
+          </w:p>
+        </w:tc>
+        <w:tc>
+          <w:tcPr>
+            <w:tcW w:w="3300" w:type="dxa"/>
+          </w:tcPr>
           <w:p>
             <w:pPr>
               <w:pStyle w:val="CompactGlossaryText"/>
               <w:jc w:val="left"/>
-              <w:spacing w:before="0" w:after="0" w:line="220" w:lineRule="exact"/>
+              <w:spacing w:before="0" w:after="0" w:line="160" w:lineRule="exact"/>
             </w:pPr>
             <w:r>
               <w:rPr>
@@ -9302,22 +9326,19 @@
                 <w:sz w:val="16"/>
                 <w:szCs w:val="16"/>
               </w:rPr>
-              <w:t xml:space="preserve">在公平和最终可达条件下事务最终完成的性质</w:t>
-            </w:r>
-          </w:p>
-        </w:tc>
-      </w:tr>
-      <w:tr>
-        <w:trPr>
-          <w:cantSplit/>
-        </w:trPr>
-        <w:tc>
-          <w:tcPr/>
+              <w:t xml:space="preserve">冷目录元数据的后备存储</w:t>
+            </w:r>
+          </w:p>
+        </w:tc>
+        <w:tc>
+          <w:tcPr>
+            <w:tcW w:w="1500" w:type="dxa"/>
+          </w:tcPr>
           <w:p>
             <w:pPr>
               <w:pStyle w:val="CompactGlossaryText"/>
               <w:jc w:val="left"/>
-              <w:spacing w:before="0" w:after="0" w:line="220" w:lineRule="exact"/>
+              <w:spacing w:before="0" w:after="0" w:line="160" w:lineRule="exact"/>
             </w:pPr>
             <w:r>
               <w:rPr>
@@ -9325,17 +9346,19 @@
                 <w:sz w:val="16"/>
                 <w:szCs w:val="16"/>
               </w:rPr>
-              <w:t xml:space="preserve">e﻿p﻿o﻿c﻿h</w:t>
-            </w:r>
-          </w:p>
-        </w:tc>
-        <w:tc>
-          <w:tcPr/>
+              <w:t xml:space="preserve">p⁠a⁠r⁠t⁠i⁠a⁠l A⁠c⁠k</w:t>
+            </w:r>
+          </w:p>
+        </w:tc>
+        <w:tc>
+          <w:tcPr>
+            <w:tcW w:w="3300" w:type="dxa"/>
+          </w:tcPr>
           <w:p>
             <w:pPr>
               <w:pStyle w:val="CompactGlossaryText"/>
               <w:jc w:val="left"/>
-              <w:spacing w:before="0" w:after="0" w:line="220" w:lineRule="exact"/>
+              <w:spacing w:before="0" w:after="0" w:line="160" w:lineRule="exact"/>
             </w:pPr>
             <w:r>
               <w:rPr>
@@ -9343,22 +9366,24 @@
                 <w:sz w:val="16"/>
                 <w:szCs w:val="16"/>
               </w:rPr>
-              <w:t xml:space="preserve">区分同址新旧事务的单调序号</w:t>
-            </w:r>
-          </w:p>
-        </w:tc>
-      </w:tr>
-      <w:tr>
-        <w:trPr>
-          <w:cantSplit/>
-        </w:trPr>
-        <w:tc>
-          <w:tcPr/>
+              <w:t xml:space="preserve">目标集合中部分节点已经完成确认</w:t>
+            </w:r>
+          </w:p>
+        </w:tc>
+      </w:tr>
+      <w:tr>
+        <w:trPr>
+          <w:cantSplit/>
+        </w:trPr>
+        <w:tc>
+          <w:tcPr>
+            <w:tcW w:w="1500" w:type="dxa"/>
+          </w:tcPr>
           <w:p>
             <w:pPr>
               <w:pStyle w:val="CompactGlossaryText"/>
               <w:jc w:val="left"/>
-              <w:spacing w:before="0" w:after="0" w:line="220" w:lineRule="exact"/>
+              <w:spacing w:before="0" w:after="0" w:line="160" w:lineRule="exact"/>
             </w:pPr>
             <w:r>
               <w:rPr>
@@ -9366,17 +9391,19 @@
                 <w:sz w:val="16"/>
                 <w:szCs w:val="16"/>
               </w:rPr>
-              <w:t xml:space="preserve">r﻿e﻿q﻿I﻿d</w:t>
-            </w:r>
-          </w:p>
-        </w:tc>
-        <w:tc>
-          <w:tcPr/>
+              <w:t xml:space="preserve">T⁠L⁠A+</w:t>
+            </w:r>
+          </w:p>
+        </w:tc>
+        <w:tc>
+          <w:tcPr>
+            <w:tcW w:w="3300" w:type="dxa"/>
+          </w:tcPr>
           <w:p>
             <w:pPr>
               <w:pStyle w:val="CompactGlossaryText"/>
               <w:jc w:val="left"/>
-              <w:spacing w:before="0" w:after="0" w:line="220" w:lineRule="exact"/>
+              <w:spacing w:before="0" w:after="0" w:line="160" w:lineRule="exact"/>
             </w:pPr>
             <w:r>
               <w:rPr>
@@ -9384,22 +9411,19 @@
                 <w:sz w:val="16"/>
                 <w:szCs w:val="16"/>
               </w:rPr>
-              <w:t xml:space="preserve">标识具体请求的事务编号</w:t>
-            </w:r>
-          </w:p>
-        </w:tc>
-      </w:tr>
-      <w:tr>
-        <w:trPr>
-          <w:cantSplit/>
-        </w:trPr>
-        <w:tc>
-          <w:tcPr/>
+              <w:t xml:space="preserve">用于描述并检查协议状态与动作的形式化语言</w:t>
+            </w:r>
+          </w:p>
+        </w:tc>
+        <w:tc>
+          <w:tcPr>
+            <w:tcW w:w="1500" w:type="dxa"/>
+          </w:tcPr>
           <w:p>
             <w:pPr>
               <w:pStyle w:val="CompactGlossaryText"/>
               <w:jc w:val="left"/>
-              <w:spacing w:before="0" w:after="0" w:line="220" w:lineRule="exact"/>
+              <w:spacing w:before="0" w:after="0" w:line="160" w:lineRule="exact"/>
             </w:pPr>
             <w:r>
               <w:rPr>
@@ -9407,17 +9431,19 @@
                 <w:sz w:val="16"/>
                 <w:szCs w:val="16"/>
               </w:rPr>
-              <w:t xml:space="preserve">s﻿t﻿a﻿b﻿l﻿e t﻿u﻿p﻿l﻿e</w:t>
-            </w:r>
-          </w:p>
-        </w:tc>
-        <w:tc>
-          <w:tcPr/>
+              <w:t xml:space="preserve">故障资格验证</w:t>
+            </w:r>
+          </w:p>
+        </w:tc>
+        <w:tc>
+          <w:tcPr>
+            <w:tcW w:w="3300" w:type="dxa"/>
+          </w:tcPr>
           <w:p>
             <w:pPr>
               <w:pStyle w:val="CompactGlossaryText"/>
               <w:jc w:val="left"/>
-              <w:spacing w:before="0" w:after="0" w:line="220" w:lineRule="exact"/>
+              <w:spacing w:before="0" w:after="0" w:line="160" w:lineRule="exact"/>
             </w:pPr>
             <w:r>
               <w:rPr>
@@ -9425,22 +9451,24 @@
                 <w:sz w:val="16"/>
                 <w:szCs w:val="16"/>
               </w:rPr>
-              <w:t xml:space="preserve">重试期间保持不变的事务身份</w:t>
-            </w:r>
-          </w:p>
-        </w:tc>
-      </w:tr>
-      <w:tr>
-        <w:trPr>
-          <w:cantSplit/>
-        </w:trPr>
-        <w:tc>
-          <w:tcPr/>
+              <w:t xml:space="preserve">对可恢复消息传输故障的可执行验证矩阵</w:t>
+            </w:r>
+          </w:p>
+        </w:tc>
+      </w:tr>
+      <w:tr>
+        <w:trPr>
+          <w:cantSplit/>
+        </w:trPr>
+        <w:tc>
+          <w:tcPr>
+            <w:tcW w:w="1500" w:type="dxa"/>
+          </w:tcPr>
           <w:p>
             <w:pPr>
               <w:pStyle w:val="CompactGlossaryText"/>
               <w:jc w:val="left"/>
-              <w:spacing w:before="0" w:after="0" w:line="220" w:lineRule="exact"/>
+              <w:spacing w:before="0" w:after="0" w:line="160" w:lineRule="exact"/>
             </w:pPr>
             <w:r>
               <w:rPr>
@@ -9448,17 +9476,19 @@
                 <w:sz w:val="16"/>
                 <w:szCs w:val="16"/>
               </w:rPr>
-              <w:t xml:space="preserve">t﻿o﻿m﻿b﻿s﻿t﻿o﻿n﻿e</w:t>
-            </w:r>
-          </w:p>
-        </w:tc>
-        <w:tc>
-          <w:tcPr/>
+              <w:t xml:space="preserve">O⁠3</w:t>
+            </w:r>
+          </w:p>
+        </w:tc>
+        <w:tc>
+          <w:tcPr>
+            <w:tcW w:w="3300" w:type="dxa"/>
+          </w:tcPr>
           <w:p>
             <w:pPr>
               <w:pStyle w:val="CompactGlossaryText"/>
               <w:jc w:val="left"/>
-              <w:spacing w:before="0" w:after="0" w:line="220" w:lineRule="exact"/>
+              <w:spacing w:before="0" w:after="0" w:line="160" w:lineRule="exact"/>
             </w:pPr>
             <w:r>
               <w:rPr>
@@ -9466,22 +9496,19 @@
                 <w:sz w:val="16"/>
                 <w:szCs w:val="16"/>
               </w:rPr>
-              <w:t xml:space="preserve">已完成事务的幂等确认记录</w:t>
-            </w:r>
-          </w:p>
-        </w:tc>
-      </w:tr>
-      <w:tr>
-        <w:trPr>
-          <w:cantSplit/>
-        </w:trPr>
-        <w:tc>
-          <w:tcPr/>
+              <w:t xml:space="preserve">支持乱序执行的处理器模型</w:t>
+            </w:r>
+          </w:p>
+        </w:tc>
+        <w:tc>
+          <w:tcPr>
+            <w:tcW w:w="1500" w:type="dxa"/>
+          </w:tcPr>
           <w:p>
             <w:pPr>
               <w:pStyle w:val="CompactGlossaryText"/>
               <w:jc w:val="left"/>
-              <w:spacing w:before="0" w:after="0" w:line="220" w:lineRule="exact"/>
+              <w:spacing w:before="0" w:after="0" w:line="160" w:lineRule="exact"/>
             </w:pPr>
             <w:r>
               <w:rPr>
@@ -9489,17 +9516,19 @@
                 <w:sz w:val="16"/>
                 <w:szCs w:val="16"/>
               </w:rPr>
-              <w:t xml:space="preserve">p﻿a﻿r﻿t﻿i﻿a﻿l A﻿c﻿k</w:t>
-            </w:r>
-          </w:p>
-        </w:tc>
-        <w:tc>
-          <w:tcPr/>
+              <w:t xml:space="preserve">Q⁠1⁠-⁠Q⁠5</w:t>
+            </w:r>
+          </w:p>
+        </w:tc>
+        <w:tc>
+          <w:tcPr>
+            <w:tcW w:w="3300" w:type="dxa"/>
+          </w:tcPr>
           <w:p>
             <w:pPr>
               <w:pStyle w:val="CompactGlossaryText"/>
               <w:jc w:val="left"/>
-              <w:spacing w:before="0" w:after="0" w:line="220" w:lineRule="exact"/>
+              <w:spacing w:before="0" w:after="0" w:line="160" w:lineRule="exact"/>
             </w:pPr>
             <w:r>
               <w:rPr>
@@ -9507,22 +9536,24 @@
                 <w:sz w:val="16"/>
                 <w:szCs w:val="16"/>
               </w:rPr>
-              <w:t xml:space="preserve">目标集合中部分节点已经完成确认</w:t>
-            </w:r>
-          </w:p>
-        </w:tc>
-      </w:tr>
-      <w:tr>
-        <w:trPr>
-          <w:cantSplit/>
-        </w:trPr>
-        <w:tc>
-          <w:tcPr/>
+              <w:t xml:space="preserve">从基础单故障到多拓扑故障的五级资格分组</w:t>
+            </w:r>
+          </w:p>
+        </w:tc>
+      </w:tr>
+      <w:tr>
+        <w:trPr>
+          <w:cantSplit/>
+        </w:trPr>
+        <w:tc>
+          <w:tcPr>
+            <w:tcW w:w="1500" w:type="dxa"/>
+          </w:tcPr>
           <w:p>
             <w:pPr>
               <w:pStyle w:val="CompactGlossaryText"/>
               <w:jc w:val="left"/>
-              <w:spacing w:before="0" w:after="0" w:line="220" w:lineRule="exact"/>
+              <w:spacing w:before="0" w:after="0" w:line="160" w:lineRule="exact"/>
             </w:pPr>
             <w:r>
               <w:rPr>
@@ -9530,17 +9561,19 @@
                 <w:sz w:val="16"/>
                 <w:szCs w:val="16"/>
               </w:rPr>
-              <w:t xml:space="preserve">故障资格验证</w:t>
-            </w:r>
-          </w:p>
-        </w:tc>
-        <w:tc>
-          <w:tcPr/>
+              <w:t xml:space="preserve">S⁠a⁠f⁠e⁠t⁠y</w:t>
+            </w:r>
+          </w:p>
+        </w:tc>
+        <w:tc>
+          <w:tcPr>
+            <w:tcW w:w="3300" w:type="dxa"/>
+          </w:tcPr>
           <w:p>
             <w:pPr>
               <w:pStyle w:val="CompactGlossaryText"/>
               <w:jc w:val="left"/>
-              <w:spacing w:before="0" w:after="0" w:line="220" w:lineRule="exact"/>
+              <w:spacing w:before="0" w:after="0" w:line="160" w:lineRule="exact"/>
             </w:pPr>
             <w:r>
               <w:rPr>
@@ -9548,22 +9581,19 @@
                 <w:sz w:val="16"/>
                 <w:szCs w:val="16"/>
               </w:rPr>
-              <w:t xml:space="preserve">对可恢复消息传输故障的可执行验证矩阵</w:t>
-            </w:r>
-          </w:p>
-        </w:tc>
-      </w:tr>
-      <w:tr>
-        <w:trPr>
-          <w:cantSplit/>
-        </w:trPr>
-        <w:tc>
-          <w:tcPr/>
+              <w:t xml:space="preserve">所有可达状态均满足的不变量</w:t>
+            </w:r>
+          </w:p>
+        </w:tc>
+        <w:tc>
+          <w:tcPr>
+            <w:tcW w:w="1500" w:type="dxa"/>
+          </w:tcPr>
           <w:p>
             <w:pPr>
               <w:pStyle w:val="CompactGlossaryText"/>
               <w:jc w:val="left"/>
-              <w:spacing w:before="0" w:after="0" w:line="220" w:lineRule="exact"/>
+              <w:spacing w:before="0" w:after="0" w:line="160" w:lineRule="exact"/>
             </w:pPr>
             <w:r>
               <w:rPr>
@@ -9571,17 +9601,19 @@
                 <w:sz w:val="16"/>
                 <w:szCs w:val="16"/>
               </w:rPr>
-              <w:t xml:space="preserve">Q﻿1﻿-﻿Q﻿5</w:t>
-            </w:r>
-          </w:p>
-        </w:tc>
-        <w:tc>
-          <w:tcPr/>
+              <w:t xml:space="preserve">u⁠b⁠s⁠i⁠m</w:t>
+            </w:r>
+          </w:p>
+        </w:tc>
+        <w:tc>
+          <w:tcPr>
+            <w:tcW w:w="3300" w:type="dxa"/>
+          </w:tcPr>
           <w:p>
             <w:pPr>
               <w:pStyle w:val="CompactGlossaryText"/>
               <w:jc w:val="left"/>
-              <w:spacing w:before="0" w:after="0" w:line="220" w:lineRule="exact"/>
+              <w:spacing w:before="0" w:after="0" w:line="160" w:lineRule="exact"/>
             </w:pPr>
             <w:r>
               <w:rPr>
@@ -9589,22 +9621,24 @@
                 <w:sz w:val="16"/>
                 <w:szCs w:val="16"/>
               </w:rPr>
-              <w:t xml:space="preserve">从基础单故障到多拓扑故障的五级资格分组</w:t>
-            </w:r>
-          </w:p>
-        </w:tc>
-      </w:tr>
-      <w:tr>
-        <w:trPr>
-          <w:cantSplit/>
-        </w:trPr>
-        <w:tc>
-          <w:tcPr/>
+              <w:t xml:space="preserve"/>
+            </w:r>
+          </w:p>
+        </w:tc>
+      </w:tr>
+      <w:tr>
+        <w:trPr>
+          <w:cantSplit/>
+        </w:trPr>
+        <w:tc>
+          <w:tcPr>
+            <w:tcW w:w="1500" w:type="dxa"/>
+          </w:tcPr>
           <w:p>
             <w:pPr>
               <w:pStyle w:val="CompactGlossaryText"/>
               <w:jc w:val="left"/>
-              <w:spacing w:before="0" w:after="0" w:line="220" w:lineRule="exact"/>
+              <w:spacing w:before="0" w:after="0" w:line="160" w:lineRule="exact"/>
             </w:pPr>
             <w:r>
               <w:rPr>
@@ -9612,17 +9646,19 @@
                 <w:sz w:val="16"/>
                 <w:szCs w:val="16"/>
               </w:rPr>
-              <w:t xml:space="preserve">u﻿b﻿s﻿i﻿m</w:t>
-            </w:r>
-          </w:p>
-        </w:tc>
-        <w:tc>
-          <w:tcPr/>
+              <w:t xml:space="preserve">L⁠i⁠v⁠e⁠n⁠e⁠s⁠s</w:t>
+            </w:r>
+          </w:p>
+        </w:tc>
+        <w:tc>
+          <w:tcPr>
+            <w:tcW w:w="3300" w:type="dxa"/>
+          </w:tcPr>
           <w:p>
             <w:pPr>
               <w:pStyle w:val="CompactGlossaryText"/>
               <w:jc w:val="left"/>
-              <w:spacing w:before="0" w:after="0" w:line="220" w:lineRule="exact"/>
+              <w:spacing w:before="0" w:after="0" w:line="160" w:lineRule="exact"/>
             </w:pPr>
             <w:r>
               <w:rPr>
@@ -9630,22 +9666,19 @@
                 <w:sz w:val="16"/>
                 <w:szCs w:val="16"/>
               </w:rPr>
-              <w:t xml:space="preserve"/>
-            </w:r>
-          </w:p>
-        </w:tc>
-      </w:tr>
-      <w:tr>
-        <w:trPr>
-          <w:cantSplit/>
-        </w:trPr>
-        <w:tc>
-          <w:tcPr/>
+              <w:t xml:space="preserve">在公平和最终可达条件下事务最终完成的性质</w:t>
+            </w:r>
+          </w:p>
+        </w:tc>
+        <w:tc>
+          <w:tcPr>
+            <w:tcW w:w="1500" w:type="dxa"/>
+          </w:tcPr>
           <w:p>
             <w:pPr>
               <w:pStyle w:val="CompactGlossaryText"/>
               <w:jc w:val="left"/>
-              <w:spacing w:before="0" w:after="0" w:line="220" w:lineRule="exact"/>
+              <w:spacing w:before="0" w:after="0" w:line="160" w:lineRule="exact"/>
             </w:pPr>
             <w:r>
               <w:rPr>
@@ -9653,17 +9686,104 @@
                 <w:sz w:val="16"/>
                 <w:szCs w:val="16"/>
               </w:rPr>
-              <w:t xml:space="preserve">u﻿b</w:t>
-            </w:r>
-          </w:p>
-        </w:tc>
-        <w:tc>
-          <w:tcPr/>
+              <w:t xml:space="preserve">u⁠b</w:t>
+            </w:r>
+          </w:p>
+        </w:tc>
+        <w:tc>
+          <w:tcPr>
+            <w:tcW w:w="3300" w:type="dxa"/>
+          </w:tcPr>
           <w:p>
             <w:pPr>
               <w:pStyle w:val="CompactGlossaryText"/>
               <w:jc w:val="left"/>
-              <w:spacing w:before="0" w:after="0" w:line="220" w:lineRule="exact"/>
+              <w:spacing w:before="0" w:after="0" w:line="160" w:lineRule="exact"/>
+            </w:pPr>
+            <w:r>
+              <w:rPr>
+                <w:rFonts w:ascii="Calibri" w:hAnsi="Calibri" w:eastAsia="Microsoft YaHei" w:cs="Calibri"/>
+                <w:sz w:val="16"/>
+                <w:szCs w:val="16"/>
+              </w:rPr>
+              <w:t xml:space="preserve"/>
+            </w:r>
+          </w:p>
+        </w:tc>
+      </w:tr>
+      <w:tr>
+        <w:trPr>
+          <w:cantSplit/>
+        </w:trPr>
+        <w:tc>
+          <w:tcPr>
+            <w:tcW w:w="1500" w:type="dxa"/>
+          </w:tcPr>
+          <w:p>
+            <w:pPr>
+              <w:pStyle w:val="CompactGlossaryText"/>
+              <w:jc w:val="left"/>
+              <w:spacing w:before="0" w:after="0" w:line="160" w:lineRule="exact"/>
+            </w:pPr>
+            <w:r>
+              <w:rPr>
+                <w:rFonts w:ascii="Calibri" w:hAnsi="Calibri" w:eastAsia="Microsoft YaHei" w:cs="Calibri"/>
+                <w:sz w:val="16"/>
+                <w:szCs w:val="16"/>
+              </w:rPr>
+              <w:t xml:space="preserve">e⁠p⁠o⁠c⁠h</w:t>
+            </w:r>
+          </w:p>
+        </w:tc>
+        <w:tc>
+          <w:tcPr>
+            <w:tcW w:w="3300" w:type="dxa"/>
+          </w:tcPr>
+          <w:p>
+            <w:pPr>
+              <w:pStyle w:val="CompactGlossaryText"/>
+              <w:jc w:val="left"/>
+              <w:spacing w:before="0" w:after="0" w:line="160" w:lineRule="exact"/>
+            </w:pPr>
+            <w:r>
+              <w:rPr>
+                <w:rFonts w:ascii="Calibri" w:hAnsi="Calibri" w:eastAsia="Microsoft YaHei" w:cs="Calibri"/>
+                <w:sz w:val="16"/>
+                <w:szCs w:val="16"/>
+              </w:rPr>
+              <w:t xml:space="preserve">区分同址新旧事务的单调序号</w:t>
+            </w:r>
+          </w:p>
+        </w:tc>
+        <w:tc>
+          <w:tcPr>
+            <w:tcW w:w="1500" w:type="dxa"/>
+          </w:tcPr>
+          <w:p>
+            <w:pPr>
+              <w:pStyle w:val="CompactGlossaryText"/>
+              <w:jc w:val="left"/>
+              <w:spacing w:before="0" w:after="0" w:line="160" w:lineRule="exact"/>
+            </w:pPr>
+            <w:r>
+              <w:rPr>
+                <w:rFonts w:ascii="Calibri" w:hAnsi="Calibri" w:eastAsia="Microsoft YaHei" w:cs="Calibri"/>
+                <w:sz w:val="16"/>
+                <w:szCs w:val="16"/>
+              </w:rPr>
+              <w:t xml:space="preserve"/>
+            </w:r>
+          </w:p>
+        </w:tc>
+        <w:tc>
+          <w:tcPr>
+            <w:tcW w:w="3300" w:type="dxa"/>
+          </w:tcPr>
+          <w:p>
+            <w:pPr>
+              <w:pStyle w:val="CompactGlossaryText"/>
+              <w:jc w:val="left"/>
+              <w:spacing w:before="0" w:after="0" w:line="160" w:lineRule="exact"/>
             </w:pPr>
             <w:r>
               <w:rPr>
@@ -9827,7 +9947,7 @@
     <w:basedOn w:val="TableText"/>
     <w:pPr>
       <w:jc w:val="left"/>
-      <w:spacing w:before="0" w:after="0" w:line="220" w:lineRule="exact"/>
+      <w:spacing w:before="0" w:after="0" w:line="160" w:lineRule="exact"/>
     </w:pPr>
     <w:rPr>
       <w:rFonts w:ascii="Calibri" w:hAnsi="Calibri" w:eastAsia="Microsoft YaHei" w:cs="Calibri"/>

--- a/docs/design/cc_ep_deliverable2_verification_reliability_ha.docx
+++ b/docs/design/cc_ep_deliverable2_verification_reliability_ha.docx
@@ -473,6 +473,7 @@
             <w:pPr>
               <w:pStyle w:val="TableText"/>
               <w:jc w:val="left"/>
+              <w:wordWrap w:val="0"/>
               <w:spacing w:before="0" w:after="0" w:line="320" w:lineRule="exact"/>
             </w:pPr>
             <w:r>
@@ -494,6 +495,7 @@
             <w:pPr>
               <w:pStyle w:val="TableText"/>
               <w:jc w:val="left"/>
+              <w:wordWrap w:val="0"/>
               <w:spacing w:before="0" w:after="0" w:line="320" w:lineRule="exact"/>
             </w:pPr>
             <w:r>
@@ -515,6 +517,7 @@
             <w:pPr>
               <w:pStyle w:val="TableText"/>
               <w:jc w:val="left"/>
+              <w:wordWrap w:val="0"/>
               <w:spacing w:before="0" w:after="0" w:line="320" w:lineRule="exact"/>
             </w:pPr>
             <w:r>
@@ -539,6 +542,7 @@
             <w:pPr>
               <w:pStyle w:val="TableText"/>
               <w:jc w:val="left"/>
+              <w:wordWrap w:val="0"/>
               <w:spacing w:before="0" w:after="0" w:line="320" w:lineRule="exact"/>
             </w:pPr>
             <w:r>
@@ -557,6 +561,7 @@
             <w:pPr>
               <w:pStyle w:val="TableText"/>
               <w:jc w:val="left"/>
+              <w:wordWrap w:val="0"/>
               <w:spacing w:before="0" w:after="0" w:line="320" w:lineRule="exact"/>
             </w:pPr>
             <w:r>
@@ -575,6 +580,7 @@
             <w:pPr>
               <w:pStyle w:val="TableText"/>
               <w:jc w:val="left"/>
+              <w:wordWrap w:val="0"/>
               <w:spacing w:before="0" w:after="0" w:line="320" w:lineRule="exact"/>
             </w:pPr>
             <w:r>
@@ -598,6 +604,7 @@
             <w:pPr>
               <w:pStyle w:val="TableText"/>
               <w:jc w:val="left"/>
+              <w:wordWrap w:val="0"/>
               <w:spacing w:before="0" w:after="0" w:line="320" w:lineRule="exact"/>
             </w:pPr>
             <w:r>
@@ -616,6 +623,7 @@
             <w:pPr>
               <w:pStyle w:val="TableText"/>
               <w:jc w:val="left"/>
+              <w:wordWrap w:val="0"/>
               <w:spacing w:before="0" w:after="0" w:line="320" w:lineRule="exact"/>
             </w:pPr>
             <w:r>
@@ -634,6 +642,7 @@
             <w:pPr>
               <w:pStyle w:val="TableText"/>
               <w:jc w:val="left"/>
+              <w:wordWrap w:val="0"/>
               <w:spacing w:before="0" w:after="0" w:line="320" w:lineRule="exact"/>
             </w:pPr>
             <w:r>
@@ -657,6 +666,7 @@
             <w:pPr>
               <w:pStyle w:val="TableText"/>
               <w:jc w:val="left"/>
+              <w:wordWrap w:val="0"/>
               <w:spacing w:before="0" w:after="0" w:line="320" w:lineRule="exact"/>
             </w:pPr>
             <w:r>
@@ -675,6 +685,7 @@
             <w:pPr>
               <w:pStyle w:val="TableText"/>
               <w:jc w:val="left"/>
+              <w:wordWrap w:val="0"/>
               <w:spacing w:before="0" w:after="0" w:line="320" w:lineRule="exact"/>
             </w:pPr>
             <w:r>
@@ -693,6 +704,7 @@
             <w:pPr>
               <w:pStyle w:val="TableText"/>
               <w:jc w:val="left"/>
+              <w:wordWrap w:val="0"/>
               <w:spacing w:before="0" w:after="0" w:line="320" w:lineRule="exact"/>
             </w:pPr>
             <w:r>
@@ -716,6 +728,7 @@
             <w:pPr>
               <w:pStyle w:val="TableText"/>
               <w:jc w:val="left"/>
+              <w:wordWrap w:val="0"/>
               <w:spacing w:before="0" w:after="0" w:line="320" w:lineRule="exact"/>
             </w:pPr>
             <w:r>
@@ -734,6 +747,7 @@
             <w:pPr>
               <w:pStyle w:val="TableText"/>
               <w:jc w:val="left"/>
+              <w:wordWrap w:val="0"/>
               <w:spacing w:before="0" w:after="0" w:line="320" w:lineRule="exact"/>
             </w:pPr>
             <w:r>
@@ -752,6 +766,7 @@
             <w:pPr>
               <w:pStyle w:val="TableText"/>
               <w:jc w:val="left"/>
+              <w:wordWrap w:val="0"/>
               <w:spacing w:before="0" w:after="0" w:line="320" w:lineRule="exact"/>
             </w:pPr>
             <w:r>
@@ -775,6 +790,7 @@
             <w:pPr>
               <w:pStyle w:val="TableText"/>
               <w:jc w:val="left"/>
+              <w:wordWrap w:val="0"/>
               <w:spacing w:before="0" w:after="0" w:line="320" w:lineRule="exact"/>
             </w:pPr>
             <w:r>
@@ -793,6 +809,7 @@
             <w:pPr>
               <w:pStyle w:val="TableText"/>
               <w:jc w:val="left"/>
+              <w:wordWrap w:val="0"/>
               <w:spacing w:before="0" w:after="0" w:line="320" w:lineRule="exact"/>
             </w:pPr>
             <w:r>
@@ -811,6 +828,7 @@
             <w:pPr>
               <w:pStyle w:val="TableText"/>
               <w:jc w:val="left"/>
+              <w:wordWrap w:val="0"/>
               <w:spacing w:before="0" w:after="0" w:line="320" w:lineRule="exact"/>
             </w:pPr>
             <w:r>
@@ -834,6 +852,7 @@
             <w:pPr>
               <w:pStyle w:val="TableText"/>
               <w:jc w:val="left"/>
+              <w:wordWrap w:val="0"/>
               <w:spacing w:before="0" w:after="0" w:line="320" w:lineRule="exact"/>
             </w:pPr>
             <w:r>
@@ -852,6 +871,7 @@
             <w:pPr>
               <w:pStyle w:val="TableText"/>
               <w:jc w:val="left"/>
+              <w:wordWrap w:val="0"/>
               <w:spacing w:before="0" w:after="0" w:line="320" w:lineRule="exact"/>
             </w:pPr>
             <w:r>
@@ -870,6 +890,7 @@
             <w:pPr>
               <w:pStyle w:val="TableText"/>
               <w:jc w:val="left"/>
+              <w:wordWrap w:val="0"/>
               <w:spacing w:before="0" w:after="0" w:line="320" w:lineRule="exact"/>
             </w:pPr>
             <w:r>
@@ -893,6 +914,7 @@
             <w:pPr>
               <w:pStyle w:val="TableText"/>
               <w:jc w:val="left"/>
+              <w:wordWrap w:val="0"/>
               <w:spacing w:before="0" w:after="0" w:line="320" w:lineRule="exact"/>
             </w:pPr>
             <w:r>
@@ -911,6 +933,7 @@
             <w:pPr>
               <w:pStyle w:val="TableText"/>
               <w:jc w:val="left"/>
+              <w:wordWrap w:val="0"/>
               <w:spacing w:before="0" w:after="0" w:line="320" w:lineRule="exact"/>
             </w:pPr>
             <w:r>
@@ -929,6 +952,7 @@
             <w:pPr>
               <w:pStyle w:val="TableText"/>
               <w:jc w:val="left"/>
+              <w:wordWrap w:val="0"/>
               <w:spacing w:before="0" w:after="0" w:line="320" w:lineRule="exact"/>
             </w:pPr>
             <w:r>
@@ -1013,6 +1037,7 @@
             <w:pPr>
               <w:pStyle w:val="TableText"/>
               <w:jc w:val="left"/>
+              <w:wordWrap w:val="0"/>
               <w:spacing w:before="0" w:after="0" w:line="320" w:lineRule="exact"/>
             </w:pPr>
             <w:r>
@@ -1034,6 +1059,7 @@
             <w:pPr>
               <w:pStyle w:val="TableText"/>
               <w:jc w:val="left"/>
+              <w:wordWrap w:val="0"/>
               <w:spacing w:before="0" w:after="0" w:line="320" w:lineRule="exact"/>
             </w:pPr>
             <w:r>
@@ -1055,6 +1081,7 @@
             <w:pPr>
               <w:pStyle w:val="TableText"/>
               <w:jc w:val="left"/>
+              <w:wordWrap w:val="0"/>
               <w:spacing w:before="0" w:after="0" w:line="320" w:lineRule="exact"/>
             </w:pPr>
             <w:r>
@@ -1079,6 +1106,7 @@
             <w:pPr>
               <w:pStyle w:val="TableText"/>
               <w:jc w:val="left"/>
+              <w:wordWrap w:val="0"/>
               <w:spacing w:before="0" w:after="0" w:line="320" w:lineRule="exact"/>
             </w:pPr>
             <w:r>
@@ -1097,6 +1125,7 @@
             <w:pPr>
               <w:pStyle w:val="TableText"/>
               <w:jc w:val="left"/>
+              <w:wordWrap w:val="0"/>
               <w:spacing w:before="0" w:after="0" w:line="320" w:lineRule="exact"/>
             </w:pPr>
             <w:r>
@@ -1115,6 +1144,7 @@
             <w:pPr>
               <w:pStyle w:val="TableText"/>
               <w:jc w:val="left"/>
+              <w:wordWrap w:val="0"/>
               <w:spacing w:before="0" w:after="0" w:line="320" w:lineRule="exact"/>
             </w:pPr>
             <w:r>
@@ -1138,6 +1168,7 @@
             <w:pPr>
               <w:pStyle w:val="TableText"/>
               <w:jc w:val="left"/>
+              <w:wordWrap w:val="0"/>
               <w:spacing w:before="0" w:after="0" w:line="320" w:lineRule="exact"/>
             </w:pPr>
             <w:r>
@@ -1156,6 +1187,7 @@
             <w:pPr>
               <w:pStyle w:val="TableText"/>
               <w:jc w:val="left"/>
+              <w:wordWrap w:val="0"/>
               <w:spacing w:before="0" w:after="0" w:line="320" w:lineRule="exact"/>
             </w:pPr>
             <w:r>
@@ -1174,6 +1206,7 @@
             <w:pPr>
               <w:pStyle w:val="TableText"/>
               <w:jc w:val="left"/>
+              <w:wordWrap w:val="0"/>
               <w:spacing w:before="0" w:after="0" w:line="320" w:lineRule="exact"/>
             </w:pPr>
             <w:r>
@@ -1197,6 +1230,7 @@
             <w:pPr>
               <w:pStyle w:val="TableText"/>
               <w:jc w:val="left"/>
+              <w:wordWrap w:val="0"/>
               <w:spacing w:before="0" w:after="0" w:line="320" w:lineRule="exact"/>
             </w:pPr>
             <w:r>
@@ -1215,6 +1249,7 @@
             <w:pPr>
               <w:pStyle w:val="TableText"/>
               <w:jc w:val="left"/>
+              <w:wordWrap w:val="0"/>
               <w:spacing w:before="0" w:after="0" w:line="320" w:lineRule="exact"/>
             </w:pPr>
             <w:r>
@@ -1233,6 +1268,7 @@
             <w:pPr>
               <w:pStyle w:val="TableText"/>
               <w:jc w:val="left"/>
+              <w:wordWrap w:val="0"/>
               <w:spacing w:before="0" w:after="0" w:line="320" w:lineRule="exact"/>
             </w:pPr>
             <w:r>
@@ -1256,6 +1292,7 @@
             <w:pPr>
               <w:pStyle w:val="TableText"/>
               <w:jc w:val="left"/>
+              <w:wordWrap w:val="0"/>
               <w:spacing w:before="0" w:after="0" w:line="320" w:lineRule="exact"/>
             </w:pPr>
             <w:r>
@@ -1274,6 +1311,7 @@
             <w:pPr>
               <w:pStyle w:val="TableText"/>
               <w:jc w:val="left"/>
+              <w:wordWrap w:val="0"/>
               <w:spacing w:before="0" w:after="0" w:line="320" w:lineRule="exact"/>
             </w:pPr>
             <w:r>
@@ -1292,6 +1330,7 @@
             <w:pPr>
               <w:pStyle w:val="TableText"/>
               <w:jc w:val="left"/>
+              <w:wordWrap w:val="0"/>
               <w:spacing w:before="0" w:after="0" w:line="320" w:lineRule="exact"/>
             </w:pPr>
             <w:r>
@@ -1433,6 +1472,7 @@
             <w:pPr>
               <w:pStyle w:val="TableText"/>
               <w:jc w:val="left"/>
+              <w:wordWrap w:val="0"/>
               <w:spacing w:before="0" w:after="0" w:line="320" w:lineRule="exact"/>
             </w:pPr>
             <w:r>
@@ -1454,6 +1494,7 @@
             <w:pPr>
               <w:pStyle w:val="TableText"/>
               <w:jc w:val="left"/>
+              <w:wordWrap w:val="0"/>
               <w:spacing w:before="0" w:after="0" w:line="320" w:lineRule="exact"/>
             </w:pPr>
             <w:r>
@@ -1475,6 +1516,7 @@
             <w:pPr>
               <w:pStyle w:val="TableText"/>
               <w:jc w:val="left"/>
+              <w:wordWrap w:val="0"/>
               <w:spacing w:before="0" w:after="0" w:line="320" w:lineRule="exact"/>
             </w:pPr>
             <w:r>
@@ -1496,6 +1538,7 @@
             <w:pPr>
               <w:pStyle w:val="TableText"/>
               <w:jc w:val="left"/>
+              <w:wordWrap w:val="0"/>
               <w:spacing w:before="0" w:after="0" w:line="320" w:lineRule="exact"/>
             </w:pPr>
             <w:r>
@@ -1520,6 +1563,7 @@
             <w:pPr>
               <w:pStyle w:val="TableText"/>
               <w:jc w:val="left"/>
+              <w:wordWrap w:val="0"/>
               <w:spacing w:before="0" w:after="0" w:line="320" w:lineRule="exact"/>
             </w:pPr>
             <w:r>
@@ -1538,6 +1582,7 @@
             <w:pPr>
               <w:pStyle w:val="TableText"/>
               <w:jc w:val="left"/>
+              <w:wordWrap w:val="0"/>
               <w:spacing w:before="0" w:after="0" w:line="320" w:lineRule="exact"/>
             </w:pPr>
             <w:r>
@@ -1556,6 +1601,7 @@
             <w:pPr>
               <w:pStyle w:val="TableText"/>
               <w:jc w:val="left"/>
+              <w:wordWrap w:val="0"/>
               <w:spacing w:before="0" w:after="0" w:line="320" w:lineRule="exact"/>
             </w:pPr>
             <w:r>
@@ -1574,6 +1620,7 @@
             <w:pPr>
               <w:pStyle w:val="TableText"/>
               <w:jc w:val="left"/>
+              <w:wordWrap w:val="0"/>
               <w:spacing w:before="0" w:after="0" w:line="320" w:lineRule="exact"/>
             </w:pPr>
             <w:r>
@@ -1597,6 +1644,7 @@
             <w:pPr>
               <w:pStyle w:val="TableText"/>
               <w:jc w:val="left"/>
+              <w:wordWrap w:val="0"/>
               <w:spacing w:before="0" w:after="0" w:line="320" w:lineRule="exact"/>
             </w:pPr>
             <w:r>
@@ -1615,6 +1663,7 @@
             <w:pPr>
               <w:pStyle w:val="TableText"/>
               <w:jc w:val="left"/>
+              <w:wordWrap w:val="0"/>
               <w:spacing w:before="0" w:after="0" w:line="320" w:lineRule="exact"/>
             </w:pPr>
             <w:r>
@@ -1633,6 +1682,7 @@
             <w:pPr>
               <w:pStyle w:val="TableText"/>
               <w:jc w:val="left"/>
+              <w:wordWrap w:val="0"/>
               <w:spacing w:before="0" w:after="0" w:line="320" w:lineRule="exact"/>
             </w:pPr>
             <w:r>
@@ -1651,6 +1701,7 @@
             <w:pPr>
               <w:pStyle w:val="TableText"/>
               <w:jc w:val="left"/>
+              <w:wordWrap w:val="0"/>
               <w:spacing w:before="0" w:after="0" w:line="320" w:lineRule="exact"/>
             </w:pPr>
             <w:r>
@@ -1674,6 +1725,7 @@
             <w:pPr>
               <w:pStyle w:val="TableText"/>
               <w:jc w:val="left"/>
+              <w:wordWrap w:val="0"/>
               <w:spacing w:before="0" w:after="0" w:line="320" w:lineRule="exact"/>
             </w:pPr>
             <w:r>
@@ -1692,6 +1744,7 @@
             <w:pPr>
               <w:pStyle w:val="TableText"/>
               <w:jc w:val="left"/>
+              <w:wordWrap w:val="0"/>
               <w:spacing w:before="0" w:after="0" w:line="320" w:lineRule="exact"/>
             </w:pPr>
             <w:r>
@@ -1710,6 +1763,7 @@
             <w:pPr>
               <w:pStyle w:val="TableText"/>
               <w:jc w:val="left"/>
+              <w:wordWrap w:val="0"/>
               <w:spacing w:before="0" w:after="0" w:line="320" w:lineRule="exact"/>
             </w:pPr>
             <w:r>
@@ -1728,6 +1782,7 @@
             <w:pPr>
               <w:pStyle w:val="TableText"/>
               <w:jc w:val="left"/>
+              <w:wordWrap w:val="0"/>
               <w:spacing w:before="0" w:after="0" w:line="320" w:lineRule="exact"/>
             </w:pPr>
             <w:r>
@@ -1751,6 +1806,7 @@
             <w:pPr>
               <w:pStyle w:val="TableText"/>
               <w:jc w:val="left"/>
+              <w:wordWrap w:val="0"/>
               <w:spacing w:before="0" w:after="0" w:line="320" w:lineRule="exact"/>
             </w:pPr>
             <w:r>
@@ -1769,6 +1825,7 @@
             <w:pPr>
               <w:pStyle w:val="TableText"/>
               <w:jc w:val="left"/>
+              <w:wordWrap w:val="0"/>
               <w:spacing w:before="0" w:after="0" w:line="320" w:lineRule="exact"/>
             </w:pPr>
             <w:r>
@@ -1787,6 +1844,7 @@
             <w:pPr>
               <w:pStyle w:val="TableText"/>
               <w:jc w:val="left"/>
+              <w:wordWrap w:val="0"/>
               <w:spacing w:before="0" w:after="0" w:line="320" w:lineRule="exact"/>
             </w:pPr>
             <w:r>
@@ -1805,6 +1863,7 @@
             <w:pPr>
               <w:pStyle w:val="TableText"/>
               <w:jc w:val="left"/>
+              <w:wordWrap w:val="0"/>
               <w:spacing w:before="0" w:after="0" w:line="320" w:lineRule="exact"/>
             </w:pPr>
             <w:r>
@@ -2067,6 +2126,7 @@
             <w:pPr>
               <w:pStyle w:val="TableText"/>
               <w:jc w:val="left"/>
+              <w:wordWrap w:val="0"/>
               <w:spacing w:before="0" w:after="0" w:line="320" w:lineRule="exact"/>
             </w:pPr>
             <w:r>
@@ -2088,6 +2148,7 @@
             <w:pPr>
               <w:pStyle w:val="TableText"/>
               <w:jc w:val="left"/>
+              <w:wordWrap w:val="0"/>
               <w:spacing w:before="0" w:after="0" w:line="320" w:lineRule="exact"/>
             </w:pPr>
             <w:r>
@@ -2112,6 +2173,7 @@
             <w:pPr>
               <w:pStyle w:val="TableText"/>
               <w:jc w:val="left"/>
+              <w:wordWrap w:val="0"/>
               <w:spacing w:before="0" w:after="0" w:line="320" w:lineRule="exact"/>
             </w:pPr>
             <w:r>
@@ -2130,6 +2192,7 @@
             <w:pPr>
               <w:pStyle w:val="TableText"/>
               <w:jc w:val="left"/>
+              <w:wordWrap w:val="0"/>
               <w:spacing w:before="0" w:after="0" w:line="320" w:lineRule="exact"/>
             </w:pPr>
             <w:r>
@@ -2153,6 +2216,7 @@
             <w:pPr>
               <w:pStyle w:val="TableText"/>
               <w:jc w:val="left"/>
+              <w:wordWrap w:val="0"/>
               <w:spacing w:before="0" w:after="0" w:line="320" w:lineRule="exact"/>
             </w:pPr>
             <w:r>
@@ -2171,6 +2235,7 @@
             <w:pPr>
               <w:pStyle w:val="TableText"/>
               <w:jc w:val="left"/>
+              <w:wordWrap w:val="0"/>
               <w:spacing w:before="0" w:after="0" w:line="320" w:lineRule="exact"/>
             </w:pPr>
             <w:r>
@@ -2194,6 +2259,7 @@
             <w:pPr>
               <w:pStyle w:val="TableText"/>
               <w:jc w:val="left"/>
+              <w:wordWrap w:val="0"/>
               <w:spacing w:before="0" w:after="0" w:line="320" w:lineRule="exact"/>
             </w:pPr>
             <w:r>
@@ -2212,6 +2278,7 @@
             <w:pPr>
               <w:pStyle w:val="TableText"/>
               <w:jc w:val="left"/>
+              <w:wordWrap w:val="0"/>
               <w:spacing w:before="0" w:after="0" w:line="320" w:lineRule="exact"/>
             </w:pPr>
             <w:r>
@@ -2235,6 +2302,7 @@
             <w:pPr>
               <w:pStyle w:val="TableText"/>
               <w:jc w:val="left"/>
+              <w:wordWrap w:val="0"/>
               <w:spacing w:before="0" w:after="0" w:line="320" w:lineRule="exact"/>
             </w:pPr>
             <w:r>
@@ -2253,6 +2321,7 @@
             <w:pPr>
               <w:pStyle w:val="TableText"/>
               <w:jc w:val="left"/>
+              <w:wordWrap w:val="0"/>
               <w:spacing w:before="0" w:after="0" w:line="320" w:lineRule="exact"/>
             </w:pPr>
             <w:r>
@@ -2276,6 +2345,7 @@
             <w:pPr>
               <w:pStyle w:val="TableText"/>
               <w:jc w:val="left"/>
+              <w:wordWrap w:val="0"/>
               <w:spacing w:before="0" w:after="0" w:line="320" w:lineRule="exact"/>
             </w:pPr>
             <w:r>
@@ -2294,6 +2364,7 @@
             <w:pPr>
               <w:pStyle w:val="TableText"/>
               <w:jc w:val="left"/>
+              <w:wordWrap w:val="0"/>
               <w:spacing w:before="0" w:after="0" w:line="320" w:lineRule="exact"/>
             </w:pPr>
             <w:r>
@@ -2317,6 +2388,7 @@
             <w:pPr>
               <w:pStyle w:val="TableText"/>
               <w:jc w:val="left"/>
+              <w:wordWrap w:val="0"/>
               <w:spacing w:before="0" w:after="0" w:line="320" w:lineRule="exact"/>
             </w:pPr>
             <w:r>
@@ -2335,6 +2407,7 @@
             <w:pPr>
               <w:pStyle w:val="TableText"/>
               <w:jc w:val="left"/>
+              <w:wordWrap w:val="0"/>
               <w:spacing w:before="0" w:after="0" w:line="320" w:lineRule="exact"/>
             </w:pPr>
             <w:r>
@@ -2358,6 +2431,7 @@
             <w:pPr>
               <w:pStyle w:val="TableText"/>
               <w:jc w:val="left"/>
+              <w:wordWrap w:val="0"/>
               <w:spacing w:before="0" w:after="0" w:line="320" w:lineRule="exact"/>
             </w:pPr>
             <w:r>
@@ -2376,6 +2450,7 @@
             <w:pPr>
               <w:pStyle w:val="TableText"/>
               <w:jc w:val="left"/>
+              <w:wordWrap w:val="0"/>
               <w:spacing w:before="0" w:after="0" w:line="320" w:lineRule="exact"/>
             </w:pPr>
             <w:r>
@@ -2730,6 +2805,7 @@
             <w:pPr>
               <w:pStyle w:val="TableText"/>
               <w:jc w:val="left"/>
+              <w:wordWrap w:val="0"/>
               <w:spacing w:before="0" w:after="0" w:line="320" w:lineRule="exact"/>
             </w:pPr>
             <w:r>
@@ -2751,6 +2827,7 @@
             <w:pPr>
               <w:pStyle w:val="TableText"/>
               <w:jc w:val="left"/>
+              <w:wordWrap w:val="0"/>
               <w:spacing w:before="0" w:after="0" w:line="320" w:lineRule="exact"/>
             </w:pPr>
             <w:r>
@@ -2772,6 +2849,7 @@
             <w:pPr>
               <w:pStyle w:val="TableText"/>
               <w:jc w:val="left"/>
+              <w:wordWrap w:val="0"/>
               <w:spacing w:before="0" w:after="0" w:line="320" w:lineRule="exact"/>
             </w:pPr>
             <w:r>
@@ -2793,6 +2871,7 @@
             <w:pPr>
               <w:pStyle w:val="TableText"/>
               <w:jc w:val="left"/>
+              <w:wordWrap w:val="0"/>
               <w:spacing w:before="0" w:after="0" w:line="320" w:lineRule="exact"/>
             </w:pPr>
             <w:r>
@@ -2817,6 +2896,7 @@
             <w:pPr>
               <w:pStyle w:val="TableText"/>
               <w:jc w:val="left"/>
+              <w:wordWrap w:val="0"/>
               <w:spacing w:before="0" w:after="0" w:line="320" w:lineRule="exact"/>
             </w:pPr>
             <w:r>
@@ -2835,6 +2915,7 @@
             <w:pPr>
               <w:pStyle w:val="TableText"/>
               <w:jc w:val="left"/>
+              <w:wordWrap w:val="0"/>
               <w:spacing w:before="0" w:after="0" w:line="320" w:lineRule="exact"/>
             </w:pPr>
             <w:r>
@@ -2853,6 +2934,7 @@
             <w:pPr>
               <w:pStyle w:val="TableText"/>
               <w:jc w:val="left"/>
+              <w:wordWrap w:val="0"/>
               <w:spacing w:before="0" w:after="0" w:line="320" w:lineRule="exact"/>
             </w:pPr>
             <w:r>
@@ -2871,6 +2953,7 @@
             <w:pPr>
               <w:pStyle w:val="TableText"/>
               <w:jc w:val="left"/>
+              <w:wordWrap w:val="0"/>
               <w:spacing w:before="0" w:after="0" w:line="320" w:lineRule="exact"/>
             </w:pPr>
             <w:r>
@@ -2894,6 +2977,7 @@
             <w:pPr>
               <w:pStyle w:val="TableText"/>
               <w:jc w:val="left"/>
+              <w:wordWrap w:val="0"/>
               <w:spacing w:before="0" w:after="0" w:line="320" w:lineRule="exact"/>
             </w:pPr>
             <w:r>
@@ -2912,6 +2996,7 @@
             <w:pPr>
               <w:pStyle w:val="TableText"/>
               <w:jc w:val="left"/>
+              <w:wordWrap w:val="0"/>
               <w:spacing w:before="0" w:after="0" w:line="320" w:lineRule="exact"/>
             </w:pPr>
             <w:r>
@@ -2930,6 +3015,7 @@
             <w:pPr>
               <w:pStyle w:val="TableText"/>
               <w:jc w:val="left"/>
+              <w:wordWrap w:val="0"/>
               <w:spacing w:before="0" w:after="0" w:line="320" w:lineRule="exact"/>
             </w:pPr>
             <w:r>
@@ -2948,6 +3034,7 @@
             <w:pPr>
               <w:pStyle w:val="TableText"/>
               <w:jc w:val="left"/>
+              <w:wordWrap w:val="0"/>
               <w:spacing w:before="0" w:after="0" w:line="320" w:lineRule="exact"/>
             </w:pPr>
             <w:r>
@@ -2971,6 +3058,7 @@
             <w:pPr>
               <w:pStyle w:val="TableText"/>
               <w:jc w:val="left"/>
+              <w:wordWrap w:val="0"/>
               <w:spacing w:before="0" w:after="0" w:line="320" w:lineRule="exact"/>
             </w:pPr>
             <w:r>
@@ -2989,6 +3077,7 @@
             <w:pPr>
               <w:pStyle w:val="TableText"/>
               <w:jc w:val="left"/>
+              <w:wordWrap w:val="0"/>
               <w:spacing w:before="0" w:after="0" w:line="320" w:lineRule="exact"/>
             </w:pPr>
             <w:r>
@@ -3007,6 +3096,7 @@
             <w:pPr>
               <w:pStyle w:val="TableText"/>
               <w:jc w:val="left"/>
+              <w:wordWrap w:val="0"/>
               <w:spacing w:before="0" w:after="0" w:line="320" w:lineRule="exact"/>
             </w:pPr>
             <w:r>
@@ -3025,6 +3115,7 @@
             <w:pPr>
               <w:pStyle w:val="TableText"/>
               <w:jc w:val="left"/>
+              <w:wordWrap w:val="0"/>
               <w:spacing w:before="0" w:after="0" w:line="320" w:lineRule="exact"/>
             </w:pPr>
             <w:r>
@@ -3048,6 +3139,7 @@
             <w:pPr>
               <w:pStyle w:val="TableText"/>
               <w:jc w:val="left"/>
+              <w:wordWrap w:val="0"/>
               <w:spacing w:before="0" w:after="0" w:line="320" w:lineRule="exact"/>
             </w:pPr>
             <w:r>
@@ -3066,6 +3158,7 @@
             <w:pPr>
               <w:pStyle w:val="TableText"/>
               <w:jc w:val="left"/>
+              <w:wordWrap w:val="0"/>
               <w:spacing w:before="0" w:after="0" w:line="320" w:lineRule="exact"/>
             </w:pPr>
             <w:r>
@@ -3084,6 +3177,7 @@
             <w:pPr>
               <w:pStyle w:val="TableText"/>
               <w:jc w:val="left"/>
+              <w:wordWrap w:val="0"/>
               <w:spacing w:before="0" w:after="0" w:line="320" w:lineRule="exact"/>
             </w:pPr>
             <w:r>
@@ -3102,6 +3196,7 @@
             <w:pPr>
               <w:pStyle w:val="TableText"/>
               <w:jc w:val="left"/>
+              <w:wordWrap w:val="0"/>
               <w:spacing w:before="0" w:after="0" w:line="320" w:lineRule="exact"/>
             </w:pPr>
             <w:r>
@@ -3125,6 +3220,7 @@
             <w:pPr>
               <w:pStyle w:val="TableText"/>
               <w:jc w:val="left"/>
+              <w:wordWrap w:val="0"/>
               <w:spacing w:before="0" w:after="0" w:line="320" w:lineRule="exact"/>
             </w:pPr>
             <w:r>
@@ -3143,6 +3239,7 @@
             <w:pPr>
               <w:pStyle w:val="TableText"/>
               <w:jc w:val="left"/>
+              <w:wordWrap w:val="0"/>
               <w:spacing w:before="0" w:after="0" w:line="320" w:lineRule="exact"/>
             </w:pPr>
             <w:r>
@@ -3161,6 +3258,7 @@
             <w:pPr>
               <w:pStyle w:val="TableText"/>
               <w:jc w:val="left"/>
+              <w:wordWrap w:val="0"/>
               <w:spacing w:before="0" w:after="0" w:line="320" w:lineRule="exact"/>
             </w:pPr>
             <w:r>
@@ -3179,6 +3277,7 @@
             <w:pPr>
               <w:pStyle w:val="TableText"/>
               <w:jc w:val="left"/>
+              <w:wordWrap w:val="0"/>
               <w:spacing w:before="0" w:after="0" w:line="320" w:lineRule="exact"/>
             </w:pPr>
             <w:r>
@@ -3578,6 +3677,7 @@
             <w:pPr>
               <w:pStyle w:val="TableText"/>
               <w:jc w:val="left"/>
+              <w:wordWrap w:val="0"/>
               <w:spacing w:before="0" w:after="0" w:line="320" w:lineRule="exact"/>
             </w:pPr>
             <w:r>
@@ -3599,6 +3699,7 @@
             <w:pPr>
               <w:pStyle w:val="TableText"/>
               <w:jc w:val="left"/>
+              <w:wordWrap w:val="0"/>
               <w:spacing w:before="0" w:after="0" w:line="320" w:lineRule="exact"/>
             </w:pPr>
             <w:r>
@@ -3620,6 +3721,7 @@
             <w:pPr>
               <w:pStyle w:val="TableText"/>
               <w:jc w:val="left"/>
+              <w:wordWrap w:val="0"/>
               <w:spacing w:before="0" w:after="0" w:line="320" w:lineRule="exact"/>
             </w:pPr>
             <w:r>
@@ -3641,6 +3743,7 @@
             <w:pPr>
               <w:pStyle w:val="TableText"/>
               <w:jc w:val="left"/>
+              <w:wordWrap w:val="0"/>
               <w:spacing w:before="0" w:after="0" w:line="320" w:lineRule="exact"/>
             </w:pPr>
             <w:r>
@@ -3665,6 +3768,7 @@
             <w:pPr>
               <w:pStyle w:val="TableText"/>
               <w:jc w:val="left"/>
+              <w:wordWrap w:val="0"/>
               <w:spacing w:before="0" w:after="0" w:line="320" w:lineRule="exact"/>
             </w:pPr>
             <w:r>
@@ -3683,6 +3787,7 @@
             <w:pPr>
               <w:pStyle w:val="TableText"/>
               <w:jc w:val="left"/>
+              <w:wordWrap w:val="0"/>
               <w:spacing w:before="0" w:after="0" w:line="320" w:lineRule="exact"/>
             </w:pPr>
             <w:r>
@@ -3701,6 +3806,7 @@
             <w:pPr>
               <w:pStyle w:val="TableText"/>
               <w:jc w:val="left"/>
+              <w:wordWrap w:val="0"/>
               <w:spacing w:before="0" w:after="0" w:line="320" w:lineRule="exact"/>
             </w:pPr>
             <w:r>
@@ -3719,6 +3825,7 @@
             <w:pPr>
               <w:pStyle w:val="TableText"/>
               <w:jc w:val="left"/>
+              <w:wordWrap w:val="0"/>
               <w:spacing w:before="0" w:after="0" w:line="320" w:lineRule="exact"/>
             </w:pPr>
             <w:r>
@@ -3742,6 +3849,7 @@
             <w:pPr>
               <w:pStyle w:val="TableText"/>
               <w:jc w:val="left"/>
+              <w:wordWrap w:val="0"/>
               <w:spacing w:before="0" w:after="0" w:line="320" w:lineRule="exact"/>
             </w:pPr>
             <w:r>
@@ -3760,6 +3868,7 @@
             <w:pPr>
               <w:pStyle w:val="TableText"/>
               <w:jc w:val="left"/>
+              <w:wordWrap w:val="0"/>
               <w:spacing w:before="0" w:after="0" w:line="320" w:lineRule="exact"/>
             </w:pPr>
             <w:r>
@@ -3778,6 +3887,7 @@
             <w:pPr>
               <w:pStyle w:val="TableText"/>
               <w:jc w:val="left"/>
+              <w:wordWrap w:val="0"/>
               <w:spacing w:before="0" w:after="0" w:line="320" w:lineRule="exact"/>
             </w:pPr>
             <w:r>
@@ -3796,6 +3906,7 @@
             <w:pPr>
               <w:pStyle w:val="TableText"/>
               <w:jc w:val="left"/>
+              <w:wordWrap w:val="0"/>
               <w:spacing w:before="0" w:after="0" w:line="320" w:lineRule="exact"/>
             </w:pPr>
             <w:r>
@@ -3819,6 +3930,7 @@
             <w:pPr>
               <w:pStyle w:val="TableText"/>
               <w:jc w:val="left"/>
+              <w:wordWrap w:val="0"/>
               <w:spacing w:before="0" w:after="0" w:line="320" w:lineRule="exact"/>
             </w:pPr>
             <w:r>
@@ -3837,6 +3949,7 @@
             <w:pPr>
               <w:pStyle w:val="TableText"/>
               <w:jc w:val="left"/>
+              <w:wordWrap w:val="0"/>
               <w:spacing w:before="0" w:after="0" w:line="320" w:lineRule="exact"/>
             </w:pPr>
             <w:r>
@@ -3855,6 +3968,7 @@
             <w:pPr>
               <w:pStyle w:val="TableText"/>
               <w:jc w:val="left"/>
+              <w:wordWrap w:val="0"/>
               <w:spacing w:before="0" w:after="0" w:line="320" w:lineRule="exact"/>
             </w:pPr>
             <w:r>
@@ -3873,6 +3987,7 @@
             <w:pPr>
               <w:pStyle w:val="TableText"/>
               <w:jc w:val="left"/>
+              <w:wordWrap w:val="0"/>
               <w:spacing w:before="0" w:after="0" w:line="320" w:lineRule="exact"/>
             </w:pPr>
             <w:r>
@@ -3896,6 +4011,7 @@
             <w:pPr>
               <w:pStyle w:val="TableText"/>
               <w:jc w:val="left"/>
+              <w:wordWrap w:val="0"/>
               <w:spacing w:before="0" w:after="0" w:line="320" w:lineRule="exact"/>
             </w:pPr>
             <w:r>
@@ -3914,6 +4030,7 @@
             <w:pPr>
               <w:pStyle w:val="TableText"/>
               <w:jc w:val="left"/>
+              <w:wordWrap w:val="0"/>
               <w:spacing w:before="0" w:after="0" w:line="320" w:lineRule="exact"/>
             </w:pPr>
             <w:r>
@@ -3932,6 +4049,7 @@
             <w:pPr>
               <w:pStyle w:val="TableText"/>
               <w:jc w:val="left"/>
+              <w:wordWrap w:val="0"/>
               <w:spacing w:before="0" w:after="0" w:line="320" w:lineRule="exact"/>
             </w:pPr>
             <w:r>
@@ -3950,6 +4068,7 @@
             <w:pPr>
               <w:pStyle w:val="TableText"/>
               <w:jc w:val="left"/>
+              <w:wordWrap w:val="0"/>
               <w:spacing w:before="0" w:after="0" w:line="320" w:lineRule="exact"/>
             </w:pPr>
             <w:r>
@@ -3973,6 +4092,7 @@
             <w:pPr>
               <w:pStyle w:val="TableText"/>
               <w:jc w:val="left"/>
+              <w:wordWrap w:val="0"/>
               <w:spacing w:before="0" w:after="0" w:line="320" w:lineRule="exact"/>
             </w:pPr>
             <w:r>
@@ -3991,6 +4111,7 @@
             <w:pPr>
               <w:pStyle w:val="TableText"/>
               <w:jc w:val="left"/>
+              <w:wordWrap w:val="0"/>
               <w:spacing w:before="0" w:after="0" w:line="320" w:lineRule="exact"/>
             </w:pPr>
             <w:r>
@@ -4009,6 +4130,7 @@
             <w:pPr>
               <w:pStyle w:val="TableText"/>
               <w:jc w:val="left"/>
+              <w:wordWrap w:val="0"/>
               <w:spacing w:before="0" w:after="0" w:line="320" w:lineRule="exact"/>
             </w:pPr>
             <w:r>
@@ -4027,6 +4149,7 @@
             <w:pPr>
               <w:pStyle w:val="TableText"/>
               <w:jc w:val="left"/>
+              <w:wordWrap w:val="0"/>
               <w:spacing w:before="0" w:after="0" w:line="320" w:lineRule="exact"/>
             </w:pPr>
             <w:r>
@@ -4050,6 +4173,7 @@
             <w:pPr>
               <w:pStyle w:val="TableText"/>
               <w:jc w:val="left"/>
+              <w:wordWrap w:val="0"/>
               <w:spacing w:before="0" w:after="0" w:line="320" w:lineRule="exact"/>
             </w:pPr>
             <w:r>
@@ -4068,6 +4192,7 @@
             <w:pPr>
               <w:pStyle w:val="TableText"/>
               <w:jc w:val="left"/>
+              <w:wordWrap w:val="0"/>
               <w:spacing w:before="0" w:after="0" w:line="320" w:lineRule="exact"/>
             </w:pPr>
             <w:r>
@@ -4086,6 +4211,7 @@
             <w:pPr>
               <w:pStyle w:val="TableText"/>
               <w:jc w:val="left"/>
+              <w:wordWrap w:val="0"/>
               <w:spacing w:before="0" w:after="0" w:line="320" w:lineRule="exact"/>
             </w:pPr>
             <w:r>
@@ -4104,6 +4230,7 @@
             <w:pPr>
               <w:pStyle w:val="TableText"/>
               <w:jc w:val="left"/>
+              <w:wordWrap w:val="0"/>
               <w:spacing w:before="0" w:after="0" w:line="320" w:lineRule="exact"/>
             </w:pPr>
             <w:r>
@@ -4267,6 +4394,7 @@
             <w:pPr>
               <w:pStyle w:val="TableText"/>
               <w:jc w:val="left"/>
+              <w:wordWrap w:val="0"/>
               <w:spacing w:before="0" w:after="0" w:line="320" w:lineRule="exact"/>
             </w:pPr>
             <w:r>
@@ -4288,6 +4416,7 @@
             <w:pPr>
               <w:pStyle w:val="TableText"/>
               <w:jc w:val="left"/>
+              <w:wordWrap w:val="0"/>
               <w:spacing w:before="0" w:after="0" w:line="320" w:lineRule="exact"/>
             </w:pPr>
             <w:r>
@@ -4309,6 +4438,7 @@
             <w:pPr>
               <w:pStyle w:val="TableText"/>
               <w:jc w:val="left"/>
+              <w:wordWrap w:val="0"/>
               <w:spacing w:before="0" w:after="0" w:line="320" w:lineRule="exact"/>
             </w:pPr>
             <w:r>
@@ -4330,6 +4460,7 @@
             <w:pPr>
               <w:pStyle w:val="TableText"/>
               <w:jc w:val="left"/>
+              <w:wordWrap w:val="0"/>
               <w:spacing w:before="0" w:after="0" w:line="320" w:lineRule="exact"/>
             </w:pPr>
             <w:r>
@@ -4354,6 +4485,7 @@
             <w:pPr>
               <w:pStyle w:val="TableText"/>
               <w:jc w:val="left"/>
+              <w:wordWrap w:val="0"/>
               <w:spacing w:before="0" w:after="0" w:line="320" w:lineRule="exact"/>
             </w:pPr>
             <w:r>
@@ -4372,6 +4504,7 @@
             <w:pPr>
               <w:pStyle w:val="TableText"/>
               <w:jc w:val="left"/>
+              <w:wordWrap w:val="0"/>
               <w:spacing w:before="0" w:after="0" w:line="320" w:lineRule="exact"/>
             </w:pPr>
             <w:r>
@@ -4390,6 +4523,7 @@
             <w:pPr>
               <w:pStyle w:val="TableText"/>
               <w:jc w:val="left"/>
+              <w:wordWrap w:val="0"/>
               <w:spacing w:before="0" w:after="0" w:line="320" w:lineRule="exact"/>
             </w:pPr>
             <w:r>
@@ -4408,6 +4542,7 @@
             <w:pPr>
               <w:pStyle w:val="TableText"/>
               <w:jc w:val="left"/>
+              <w:wordWrap w:val="0"/>
               <w:spacing w:before="0" w:after="0" w:line="320" w:lineRule="exact"/>
             </w:pPr>
             <w:r>
@@ -4431,6 +4566,7 @@
             <w:pPr>
               <w:pStyle w:val="TableText"/>
               <w:jc w:val="left"/>
+              <w:wordWrap w:val="0"/>
               <w:spacing w:before="0" w:after="0" w:line="320" w:lineRule="exact"/>
             </w:pPr>
             <w:r>
@@ -4449,6 +4585,7 @@
             <w:pPr>
               <w:pStyle w:val="TableText"/>
               <w:jc w:val="left"/>
+              <w:wordWrap w:val="0"/>
               <w:spacing w:before="0" w:after="0" w:line="320" w:lineRule="exact"/>
             </w:pPr>
             <w:r>
@@ -4467,6 +4604,7 @@
             <w:pPr>
               <w:pStyle w:val="TableText"/>
               <w:jc w:val="left"/>
+              <w:wordWrap w:val="0"/>
               <w:spacing w:before="0" w:after="0" w:line="320" w:lineRule="exact"/>
             </w:pPr>
             <w:r>
@@ -4485,6 +4623,7 @@
             <w:pPr>
               <w:pStyle w:val="TableText"/>
               <w:jc w:val="left"/>
+              <w:wordWrap w:val="0"/>
               <w:spacing w:before="0" w:after="0" w:line="320" w:lineRule="exact"/>
             </w:pPr>
             <w:r>
@@ -4508,6 +4647,7 @@
             <w:pPr>
               <w:pStyle w:val="TableText"/>
               <w:jc w:val="left"/>
+              <w:wordWrap w:val="0"/>
               <w:spacing w:before="0" w:after="0" w:line="320" w:lineRule="exact"/>
             </w:pPr>
             <w:r>
@@ -4526,6 +4666,7 @@
             <w:pPr>
               <w:pStyle w:val="TableText"/>
               <w:jc w:val="left"/>
+              <w:wordWrap w:val="0"/>
               <w:spacing w:before="0" w:after="0" w:line="320" w:lineRule="exact"/>
             </w:pPr>
             <w:r>
@@ -4544,6 +4685,7 @@
             <w:pPr>
               <w:pStyle w:val="TableText"/>
               <w:jc w:val="left"/>
+              <w:wordWrap w:val="0"/>
               <w:spacing w:before="0" w:after="0" w:line="320" w:lineRule="exact"/>
             </w:pPr>
             <w:r>
@@ -4562,6 +4704,7 @@
             <w:pPr>
               <w:pStyle w:val="TableText"/>
               <w:jc w:val="left"/>
+              <w:wordWrap w:val="0"/>
               <w:spacing w:before="0" w:after="0" w:line="320" w:lineRule="exact"/>
             </w:pPr>
             <w:r>
@@ -4585,6 +4728,7 @@
             <w:pPr>
               <w:pStyle w:val="TableText"/>
               <w:jc w:val="left"/>
+              <w:wordWrap w:val="0"/>
               <w:spacing w:before="0" w:after="0" w:line="320" w:lineRule="exact"/>
             </w:pPr>
             <w:r>
@@ -4603,6 +4747,7 @@
             <w:pPr>
               <w:pStyle w:val="TableText"/>
               <w:jc w:val="left"/>
+              <w:wordWrap w:val="0"/>
               <w:spacing w:before="0" w:after="0" w:line="320" w:lineRule="exact"/>
             </w:pPr>
             <w:r>
@@ -4621,6 +4766,7 @@
             <w:pPr>
               <w:pStyle w:val="TableText"/>
               <w:jc w:val="left"/>
+              <w:wordWrap w:val="0"/>
               <w:spacing w:before="0" w:after="0" w:line="320" w:lineRule="exact"/>
             </w:pPr>
             <w:r>
@@ -4639,6 +4785,7 @@
             <w:pPr>
               <w:pStyle w:val="TableText"/>
               <w:jc w:val="left"/>
+              <w:wordWrap w:val="0"/>
               <w:spacing w:before="0" w:after="0" w:line="320" w:lineRule="exact"/>
             </w:pPr>
             <w:r>
@@ -4662,6 +4809,7 @@
             <w:pPr>
               <w:pStyle w:val="TableText"/>
               <w:jc w:val="left"/>
+              <w:wordWrap w:val="0"/>
               <w:spacing w:before="0" w:after="0" w:line="320" w:lineRule="exact"/>
             </w:pPr>
             <w:r>
@@ -4680,6 +4828,7 @@
             <w:pPr>
               <w:pStyle w:val="TableText"/>
               <w:jc w:val="left"/>
+              <w:wordWrap w:val="0"/>
               <w:spacing w:before="0" w:after="0" w:line="320" w:lineRule="exact"/>
             </w:pPr>
             <w:r>
@@ -4698,6 +4847,7 @@
             <w:pPr>
               <w:pStyle w:val="TableText"/>
               <w:jc w:val="left"/>
+              <w:wordWrap w:val="0"/>
               <w:spacing w:before="0" w:after="0" w:line="320" w:lineRule="exact"/>
             </w:pPr>
             <w:r>
@@ -4716,6 +4866,7 @@
             <w:pPr>
               <w:pStyle w:val="TableText"/>
               <w:jc w:val="left"/>
+              <w:wordWrap w:val="0"/>
               <w:spacing w:before="0" w:after="0" w:line="320" w:lineRule="exact"/>
             </w:pPr>
             <w:r>
@@ -4739,6 +4890,7 @@
             <w:pPr>
               <w:pStyle w:val="TableText"/>
               <w:jc w:val="left"/>
+              <w:wordWrap w:val="0"/>
               <w:spacing w:before="0" w:after="0" w:line="320" w:lineRule="exact"/>
             </w:pPr>
             <w:r>
@@ -4757,6 +4909,7 @@
             <w:pPr>
               <w:pStyle w:val="TableText"/>
               <w:jc w:val="left"/>
+              <w:wordWrap w:val="0"/>
               <w:spacing w:before="0" w:after="0" w:line="320" w:lineRule="exact"/>
             </w:pPr>
             <w:r>
@@ -4775,6 +4928,7 @@
             <w:pPr>
               <w:pStyle w:val="TableText"/>
               <w:jc w:val="left"/>
+              <w:wordWrap w:val="0"/>
               <w:spacing w:before="0" w:after="0" w:line="320" w:lineRule="exact"/>
             </w:pPr>
             <w:r>
@@ -4793,6 +4947,7 @@
             <w:pPr>
               <w:pStyle w:val="TableText"/>
               <w:jc w:val="left"/>
+              <w:wordWrap w:val="0"/>
               <w:spacing w:before="0" w:after="0" w:line="320" w:lineRule="exact"/>
             </w:pPr>
             <w:r>
@@ -4910,6 +5065,7 @@
             <w:pPr>
               <w:pStyle w:val="TableText"/>
               <w:jc w:val="left"/>
+              <w:wordWrap w:val="0"/>
               <w:spacing w:before="0" w:after="0" w:line="320" w:lineRule="exact"/>
             </w:pPr>
             <w:r>
@@ -4931,6 +5087,7 @@
             <w:pPr>
               <w:pStyle w:val="TableText"/>
               <w:jc w:val="left"/>
+              <w:wordWrap w:val="0"/>
               <w:spacing w:before="0" w:after="0" w:line="320" w:lineRule="exact"/>
             </w:pPr>
             <w:r>
@@ -4955,6 +5112,7 @@
             <w:pPr>
               <w:pStyle w:val="TableText"/>
               <w:jc w:val="left"/>
+              <w:wordWrap w:val="0"/>
               <w:spacing w:before="0" w:after="0" w:line="320" w:lineRule="exact"/>
             </w:pPr>
             <w:r>
@@ -4973,6 +5131,7 @@
             <w:pPr>
               <w:pStyle w:val="TableText"/>
               <w:jc w:val="left"/>
+              <w:wordWrap w:val="0"/>
               <w:spacing w:before="0" w:after="0" w:line="320" w:lineRule="exact"/>
             </w:pPr>
             <w:r>
@@ -4996,6 +5155,7 @@
             <w:pPr>
               <w:pStyle w:val="TableText"/>
               <w:jc w:val="left"/>
+              <w:wordWrap w:val="0"/>
               <w:spacing w:before="0" w:after="0" w:line="320" w:lineRule="exact"/>
             </w:pPr>
             <w:r>
@@ -5014,6 +5174,7 @@
             <w:pPr>
               <w:pStyle w:val="TableText"/>
               <w:jc w:val="left"/>
+              <w:wordWrap w:val="0"/>
               <w:spacing w:before="0" w:after="0" w:line="320" w:lineRule="exact"/>
             </w:pPr>
             <w:r>
@@ -5037,6 +5198,7 @@
             <w:pPr>
               <w:pStyle w:val="TableText"/>
               <w:jc w:val="left"/>
+              <w:wordWrap w:val="0"/>
               <w:spacing w:before="0" w:after="0" w:line="320" w:lineRule="exact"/>
             </w:pPr>
             <w:r>
@@ -5055,6 +5217,7 @@
             <w:pPr>
               <w:pStyle w:val="TableText"/>
               <w:jc w:val="left"/>
+              <w:wordWrap w:val="0"/>
               <w:spacing w:before="0" w:after="0" w:line="320" w:lineRule="exact"/>
             </w:pPr>
             <w:r>
@@ -5078,6 +5241,7 @@
             <w:pPr>
               <w:pStyle w:val="TableText"/>
               <w:jc w:val="left"/>
+              <w:wordWrap w:val="0"/>
               <w:spacing w:before="0" w:after="0" w:line="320" w:lineRule="exact"/>
             </w:pPr>
             <w:r>
@@ -5096,6 +5260,7 @@
             <w:pPr>
               <w:pStyle w:val="TableText"/>
               <w:jc w:val="left"/>
+              <w:wordWrap w:val="0"/>
               <w:spacing w:before="0" w:after="0" w:line="320" w:lineRule="exact"/>
             </w:pPr>
             <w:r>
@@ -5147,6 +5312,7 @@
             <w:pPr>
               <w:pStyle w:val="TableText"/>
               <w:jc w:val="left"/>
+              <w:wordWrap w:val="0"/>
               <w:spacing w:before="0" w:after="0" w:line="320" w:lineRule="exact"/>
             </w:pPr>
             <w:r>
@@ -5168,6 +5334,7 @@
             <w:pPr>
               <w:pStyle w:val="TableText"/>
               <w:jc w:val="left"/>
+              <w:wordWrap w:val="0"/>
               <w:spacing w:before="0" w:after="0" w:line="320" w:lineRule="exact"/>
             </w:pPr>
             <w:r>
@@ -5189,6 +5356,7 @@
             <w:pPr>
               <w:pStyle w:val="TableText"/>
               <w:jc w:val="left"/>
+              <w:wordWrap w:val="0"/>
               <w:spacing w:before="0" w:after="0" w:line="320" w:lineRule="exact"/>
             </w:pPr>
             <w:r>
@@ -5213,6 +5381,7 @@
             <w:pPr>
               <w:pStyle w:val="TableText"/>
               <w:jc w:val="left"/>
+              <w:wordWrap w:val="0"/>
               <w:spacing w:before="0" w:after="0" w:line="320" w:lineRule="exact"/>
             </w:pPr>
             <w:r>
@@ -5231,6 +5400,7 @@
             <w:pPr>
               <w:pStyle w:val="TableText"/>
               <w:jc w:val="left"/>
+              <w:wordWrap w:val="0"/>
               <w:spacing w:before="0" w:after="0" w:line="320" w:lineRule="exact"/>
             </w:pPr>
             <w:r>
@@ -5249,6 +5419,7 @@
             <w:pPr>
               <w:pStyle w:val="TableText"/>
               <w:jc w:val="left"/>
+              <w:wordWrap w:val="0"/>
               <w:spacing w:before="0" w:after="0" w:line="320" w:lineRule="exact"/>
             </w:pPr>
             <w:r>
@@ -5272,6 +5443,7 @@
             <w:pPr>
               <w:pStyle w:val="TableText"/>
               <w:jc w:val="left"/>
+              <w:wordWrap w:val="0"/>
               <w:spacing w:before="0" w:after="0" w:line="320" w:lineRule="exact"/>
             </w:pPr>
             <w:r>
@@ -5290,6 +5462,7 @@
             <w:pPr>
               <w:pStyle w:val="TableText"/>
               <w:jc w:val="left"/>
+              <w:wordWrap w:val="0"/>
               <w:spacing w:before="0" w:after="0" w:line="320" w:lineRule="exact"/>
             </w:pPr>
             <w:r>
@@ -5308,6 +5481,7 @@
             <w:pPr>
               <w:pStyle w:val="TableText"/>
               <w:jc w:val="left"/>
+              <w:wordWrap w:val="0"/>
               <w:spacing w:before="0" w:after="0" w:line="320" w:lineRule="exact"/>
             </w:pPr>
             <w:r>
@@ -5331,6 +5505,7 @@
             <w:pPr>
               <w:pStyle w:val="TableText"/>
               <w:jc w:val="left"/>
+              <w:wordWrap w:val="0"/>
               <w:spacing w:before="0" w:after="0" w:line="320" w:lineRule="exact"/>
             </w:pPr>
             <w:r>
@@ -5349,6 +5524,7 @@
             <w:pPr>
               <w:pStyle w:val="TableText"/>
               <w:jc w:val="left"/>
+              <w:wordWrap w:val="0"/>
               <w:spacing w:before="0" w:after="0" w:line="320" w:lineRule="exact"/>
             </w:pPr>
             <w:r>
@@ -5367,6 +5543,7 @@
             <w:pPr>
               <w:pStyle w:val="TableText"/>
               <w:jc w:val="left"/>
+              <w:wordWrap w:val="0"/>
               <w:spacing w:before="0" w:after="0" w:line="320" w:lineRule="exact"/>
             </w:pPr>
             <w:r>
@@ -5390,6 +5567,7 @@
             <w:pPr>
               <w:pStyle w:val="TableText"/>
               <w:jc w:val="left"/>
+              <w:wordWrap w:val="0"/>
               <w:spacing w:before="0" w:after="0" w:line="320" w:lineRule="exact"/>
             </w:pPr>
             <w:r>
@@ -5408,6 +5586,7 @@
             <w:pPr>
               <w:pStyle w:val="TableText"/>
               <w:jc w:val="left"/>
+              <w:wordWrap w:val="0"/>
               <w:spacing w:before="0" w:after="0" w:line="320" w:lineRule="exact"/>
             </w:pPr>
             <w:r>
@@ -5426,6 +5605,7 @@
             <w:pPr>
               <w:pStyle w:val="TableText"/>
               <w:jc w:val="left"/>
+              <w:wordWrap w:val="0"/>
               <w:spacing w:before="0" w:after="0" w:line="320" w:lineRule="exact"/>
             </w:pPr>
             <w:r>
@@ -5599,6 +5779,7 @@
             <w:pPr>
               <w:pStyle w:val="TableText"/>
               <w:jc w:val="left"/>
+              <w:wordWrap w:val="0"/>
               <w:spacing w:before="0" w:after="0" w:line="320" w:lineRule="exact"/>
             </w:pPr>
             <w:r>
@@ -5620,6 +5801,7 @@
             <w:pPr>
               <w:pStyle w:val="TableText"/>
               <w:jc w:val="left"/>
+              <w:wordWrap w:val="0"/>
               <w:spacing w:before="0" w:after="0" w:line="320" w:lineRule="exact"/>
             </w:pPr>
             <w:r>
@@ -5641,6 +5823,7 @@
             <w:pPr>
               <w:pStyle w:val="TableText"/>
               <w:jc w:val="left"/>
+              <w:wordWrap w:val="0"/>
               <w:spacing w:before="0" w:after="0" w:line="320" w:lineRule="exact"/>
             </w:pPr>
             <w:r>
@@ -5665,6 +5848,7 @@
             <w:pPr>
               <w:pStyle w:val="TableText"/>
               <w:jc w:val="left"/>
+              <w:wordWrap w:val="0"/>
               <w:spacing w:before="0" w:after="0" w:line="320" w:lineRule="exact"/>
             </w:pPr>
             <w:r>
@@ -5683,6 +5867,7 @@
             <w:pPr>
               <w:pStyle w:val="TableText"/>
               <w:jc w:val="left"/>
+              <w:wordWrap w:val="0"/>
               <w:spacing w:before="0" w:after="0" w:line="320" w:lineRule="exact"/>
             </w:pPr>
             <w:r>
@@ -5701,6 +5886,7 @@
             <w:pPr>
               <w:pStyle w:val="TableText"/>
               <w:jc w:val="left"/>
+              <w:wordWrap w:val="0"/>
               <w:spacing w:before="0" w:after="0" w:line="320" w:lineRule="exact"/>
             </w:pPr>
             <w:r>
@@ -5724,6 +5910,7 @@
             <w:pPr>
               <w:pStyle w:val="TableText"/>
               <w:jc w:val="left"/>
+              <w:wordWrap w:val="0"/>
               <w:spacing w:before="0" w:after="0" w:line="320" w:lineRule="exact"/>
             </w:pPr>
             <w:r>
@@ -5742,6 +5929,7 @@
             <w:pPr>
               <w:pStyle w:val="TableText"/>
               <w:jc w:val="left"/>
+              <w:wordWrap w:val="0"/>
               <w:spacing w:before="0" w:after="0" w:line="320" w:lineRule="exact"/>
             </w:pPr>
             <w:r>
@@ -5760,6 +5948,7 @@
             <w:pPr>
               <w:pStyle w:val="TableText"/>
               <w:jc w:val="left"/>
+              <w:wordWrap w:val="0"/>
               <w:spacing w:before="0" w:after="0" w:line="320" w:lineRule="exact"/>
             </w:pPr>
             <w:r>
@@ -5783,6 +5972,7 @@
             <w:pPr>
               <w:pStyle w:val="TableText"/>
               <w:jc w:val="left"/>
+              <w:wordWrap w:val="0"/>
               <w:spacing w:before="0" w:after="0" w:line="320" w:lineRule="exact"/>
             </w:pPr>
             <w:r>
@@ -5801,6 +5991,7 @@
             <w:pPr>
               <w:pStyle w:val="TableText"/>
               <w:jc w:val="left"/>
+              <w:wordWrap w:val="0"/>
               <w:spacing w:before="0" w:after="0" w:line="320" w:lineRule="exact"/>
             </w:pPr>
             <w:r>
@@ -5819,6 +6010,7 @@
             <w:pPr>
               <w:pStyle w:val="TableText"/>
               <w:jc w:val="left"/>
+              <w:wordWrap w:val="0"/>
               <w:spacing w:before="0" w:after="0" w:line="320" w:lineRule="exact"/>
             </w:pPr>
             <w:r>
@@ -5842,6 +6034,7 @@
             <w:pPr>
               <w:pStyle w:val="TableText"/>
               <w:jc w:val="left"/>
+              <w:wordWrap w:val="0"/>
               <w:spacing w:before="0" w:after="0" w:line="320" w:lineRule="exact"/>
             </w:pPr>
             <w:r>
@@ -5860,6 +6053,7 @@
             <w:pPr>
               <w:pStyle w:val="TableText"/>
               <w:jc w:val="left"/>
+              <w:wordWrap w:val="0"/>
               <w:spacing w:before="0" w:after="0" w:line="320" w:lineRule="exact"/>
             </w:pPr>
             <w:r>
@@ -5878,6 +6072,7 @@
             <w:pPr>
               <w:pStyle w:val="TableText"/>
               <w:jc w:val="left"/>
+              <w:wordWrap w:val="0"/>
               <w:spacing w:before="0" w:after="0" w:line="320" w:lineRule="exact"/>
             </w:pPr>
             <w:r>
@@ -5986,6 +6181,7 @@
             <w:pPr>
               <w:pStyle w:val="TableText"/>
               <w:jc w:val="left"/>
+              <w:wordWrap w:val="0"/>
               <w:spacing w:before="0" w:after="0" w:line="320" w:lineRule="exact"/>
             </w:pPr>
             <w:r>
@@ -6007,6 +6203,7 @@
             <w:pPr>
               <w:pStyle w:val="TableText"/>
               <w:jc w:val="left"/>
+              <w:wordWrap w:val="0"/>
               <w:spacing w:before="0" w:after="0" w:line="320" w:lineRule="exact"/>
             </w:pPr>
             <w:r>
@@ -6028,6 +6225,7 @@
             <w:pPr>
               <w:pStyle w:val="TableText"/>
               <w:jc w:val="left"/>
+              <w:wordWrap w:val="0"/>
               <w:spacing w:before="0" w:after="0" w:line="320" w:lineRule="exact"/>
             </w:pPr>
             <w:r>
@@ -6052,6 +6250,7 @@
             <w:pPr>
               <w:pStyle w:val="TableText"/>
               <w:jc w:val="left"/>
+              <w:wordWrap w:val="0"/>
               <w:spacing w:before="0" w:after="0" w:line="320" w:lineRule="exact"/>
             </w:pPr>
             <w:r>
@@ -6070,6 +6269,7 @@
             <w:pPr>
               <w:pStyle w:val="TableText"/>
               <w:jc w:val="left"/>
+              <w:wordWrap w:val="0"/>
               <w:spacing w:before="0" w:after="0" w:line="320" w:lineRule="exact"/>
             </w:pPr>
             <w:r>
@@ -6088,6 +6288,7 @@
             <w:pPr>
               <w:pStyle w:val="TableText"/>
               <w:jc w:val="left"/>
+              <w:wordWrap w:val="0"/>
               <w:spacing w:before="0" w:after="0" w:line="320" w:lineRule="exact"/>
             </w:pPr>
             <w:r>
@@ -6111,6 +6312,7 @@
             <w:pPr>
               <w:pStyle w:val="TableText"/>
               <w:jc w:val="left"/>
+              <w:wordWrap w:val="0"/>
               <w:spacing w:before="0" w:after="0" w:line="320" w:lineRule="exact"/>
             </w:pPr>
             <w:r>
@@ -6129,6 +6331,7 @@
             <w:pPr>
               <w:pStyle w:val="TableText"/>
               <w:jc w:val="left"/>
+              <w:wordWrap w:val="0"/>
               <w:spacing w:before="0" w:after="0" w:line="320" w:lineRule="exact"/>
             </w:pPr>
             <w:r>
@@ -6147,6 +6350,7 @@
             <w:pPr>
               <w:pStyle w:val="TableText"/>
               <w:jc w:val="left"/>
+              <w:wordWrap w:val="0"/>
               <w:spacing w:before="0" w:after="0" w:line="320" w:lineRule="exact"/>
             </w:pPr>
             <w:r>
@@ -6170,6 +6374,7 @@
             <w:pPr>
               <w:pStyle w:val="TableText"/>
               <w:jc w:val="left"/>
+              <w:wordWrap w:val="0"/>
               <w:spacing w:before="0" w:after="0" w:line="320" w:lineRule="exact"/>
             </w:pPr>
             <w:r>
@@ -6188,6 +6393,7 @@
             <w:pPr>
               <w:pStyle w:val="TableText"/>
               <w:jc w:val="left"/>
+              <w:wordWrap w:val="0"/>
               <w:spacing w:before="0" w:after="0" w:line="320" w:lineRule="exact"/>
             </w:pPr>
             <w:r>
@@ -6206,6 +6412,7 @@
             <w:pPr>
               <w:pStyle w:val="TableText"/>
               <w:jc w:val="left"/>
+              <w:wordWrap w:val="0"/>
               <w:spacing w:before="0" w:after="0" w:line="320" w:lineRule="exact"/>
             </w:pPr>
             <w:r>
@@ -6229,6 +6436,7 @@
             <w:pPr>
               <w:pStyle w:val="TableText"/>
               <w:jc w:val="left"/>
+              <w:wordWrap w:val="0"/>
               <w:spacing w:before="0" w:after="0" w:line="320" w:lineRule="exact"/>
             </w:pPr>
             <w:r>
@@ -6247,6 +6455,7 @@
             <w:pPr>
               <w:pStyle w:val="TableText"/>
               <w:jc w:val="left"/>
+              <w:wordWrap w:val="0"/>
               <w:spacing w:before="0" w:after="0" w:line="320" w:lineRule="exact"/>
             </w:pPr>
             <w:r>
@@ -6265,6 +6474,7 @@
             <w:pPr>
               <w:pStyle w:val="TableText"/>
               <w:jc w:val="left"/>
+              <w:wordWrap w:val="0"/>
               <w:spacing w:before="0" w:after="0" w:line="320" w:lineRule="exact"/>
             </w:pPr>
             <w:r>
@@ -6288,6 +6498,7 @@
             <w:pPr>
               <w:pStyle w:val="TableText"/>
               <w:jc w:val="left"/>
+              <w:wordWrap w:val="0"/>
               <w:spacing w:before="0" w:after="0" w:line="320" w:lineRule="exact"/>
             </w:pPr>
             <w:r>
@@ -6306,6 +6517,7 @@
             <w:pPr>
               <w:pStyle w:val="TableText"/>
               <w:jc w:val="left"/>
+              <w:wordWrap w:val="0"/>
               <w:spacing w:before="0" w:after="0" w:line="320" w:lineRule="exact"/>
             </w:pPr>
             <w:r>
@@ -6324,6 +6536,7 @@
             <w:pPr>
               <w:pStyle w:val="TableText"/>
               <w:jc w:val="left"/>
+              <w:wordWrap w:val="0"/>
               <w:spacing w:before="0" w:after="0" w:line="320" w:lineRule="exact"/>
             </w:pPr>
             <w:r>
@@ -6347,6 +6560,7 @@
             <w:pPr>
               <w:pStyle w:val="TableText"/>
               <w:jc w:val="left"/>
+              <w:wordWrap w:val="0"/>
               <w:spacing w:before="0" w:after="0" w:line="320" w:lineRule="exact"/>
             </w:pPr>
             <w:r>
@@ -6365,6 +6579,7 @@
             <w:pPr>
               <w:pStyle w:val="TableText"/>
               <w:jc w:val="left"/>
+              <w:wordWrap w:val="0"/>
               <w:spacing w:before="0" w:after="0" w:line="320" w:lineRule="exact"/>
             </w:pPr>
             <w:r>
@@ -6383,6 +6598,7 @@
             <w:pPr>
               <w:pStyle w:val="TableText"/>
               <w:jc w:val="left"/>
+              <w:wordWrap w:val="0"/>
               <w:spacing w:before="0" w:after="0" w:line="320" w:lineRule="exact"/>
             </w:pPr>
             <w:r>
@@ -6456,6 +6672,7 @@
             <w:pPr>
               <w:pStyle w:val="TableText"/>
               <w:jc w:val="left"/>
+              <w:wordWrap w:val="0"/>
               <w:spacing w:before="0" w:after="0" w:line="320" w:lineRule="exact"/>
             </w:pPr>
             <w:r>
@@ -6477,6 +6694,7 @@
             <w:pPr>
               <w:pStyle w:val="TableText"/>
               <w:jc w:val="left"/>
+              <w:wordWrap w:val="0"/>
               <w:spacing w:before="0" w:after="0" w:line="320" w:lineRule="exact"/>
             </w:pPr>
             <w:r>
@@ -6498,6 +6716,7 @@
             <w:pPr>
               <w:pStyle w:val="TableText"/>
               <w:jc w:val="left"/>
+              <w:wordWrap w:val="0"/>
               <w:spacing w:before="0" w:after="0" w:line="320" w:lineRule="exact"/>
             </w:pPr>
             <w:r>
@@ -6519,6 +6738,7 @@
             <w:pPr>
               <w:pStyle w:val="TableText"/>
               <w:jc w:val="left"/>
+              <w:wordWrap w:val="0"/>
               <w:spacing w:before="0" w:after="0" w:line="320" w:lineRule="exact"/>
             </w:pPr>
             <w:r>
@@ -6543,6 +6763,7 @@
             <w:pPr>
               <w:pStyle w:val="TableText"/>
               <w:jc w:val="left"/>
+              <w:wordWrap w:val="0"/>
               <w:spacing w:before="0" w:after="0" w:line="320" w:lineRule="exact"/>
             </w:pPr>
             <w:r>
@@ -6561,6 +6782,7 @@
             <w:pPr>
               <w:pStyle w:val="TableText"/>
               <w:jc w:val="left"/>
+              <w:wordWrap w:val="0"/>
               <w:spacing w:before="0" w:after="0" w:line="320" w:lineRule="exact"/>
             </w:pPr>
             <w:r>
@@ -6579,6 +6801,7 @@
             <w:pPr>
               <w:pStyle w:val="TableText"/>
               <w:jc w:val="left"/>
+              <w:wordWrap w:val="0"/>
               <w:spacing w:before="0" w:after="0" w:line="320" w:lineRule="exact"/>
             </w:pPr>
             <w:r>
@@ -6597,6 +6820,7 @@
             <w:pPr>
               <w:pStyle w:val="TableText"/>
               <w:jc w:val="left"/>
+              <w:wordWrap w:val="0"/>
               <w:spacing w:before="0" w:after="0" w:line="320" w:lineRule="exact"/>
             </w:pPr>
             <w:r>
@@ -6620,6 +6844,7 @@
             <w:pPr>
               <w:pStyle w:val="TableText"/>
               <w:jc w:val="left"/>
+              <w:wordWrap w:val="0"/>
               <w:spacing w:before="0" w:after="0" w:line="320" w:lineRule="exact"/>
             </w:pPr>
             <w:r>
@@ -6638,6 +6863,7 @@
             <w:pPr>
               <w:pStyle w:val="TableText"/>
               <w:jc w:val="left"/>
+              <w:wordWrap w:val="0"/>
               <w:spacing w:before="0" w:after="0" w:line="320" w:lineRule="exact"/>
             </w:pPr>
             <w:r>
@@ -6656,6 +6882,7 @@
             <w:pPr>
               <w:pStyle w:val="TableText"/>
               <w:jc w:val="left"/>
+              <w:wordWrap w:val="0"/>
               <w:spacing w:before="0" w:after="0" w:line="320" w:lineRule="exact"/>
             </w:pPr>
             <w:r>
@@ -6674,6 +6901,7 @@
             <w:pPr>
               <w:pStyle w:val="TableText"/>
               <w:jc w:val="left"/>
+              <w:wordWrap w:val="0"/>
               <w:spacing w:before="0" w:after="0" w:line="320" w:lineRule="exact"/>
             </w:pPr>
             <w:r>
@@ -6697,6 +6925,7 @@
             <w:pPr>
               <w:pStyle w:val="TableText"/>
               <w:jc w:val="left"/>
+              <w:wordWrap w:val="0"/>
               <w:spacing w:before="0" w:after="0" w:line="320" w:lineRule="exact"/>
             </w:pPr>
             <w:r>
@@ -6715,6 +6944,7 @@
             <w:pPr>
               <w:pStyle w:val="TableText"/>
               <w:jc w:val="left"/>
+              <w:wordWrap w:val="0"/>
               <w:spacing w:before="0" w:after="0" w:line="320" w:lineRule="exact"/>
             </w:pPr>
             <w:r>
@@ -6733,6 +6963,7 @@
             <w:pPr>
               <w:pStyle w:val="TableText"/>
               <w:jc w:val="left"/>
+              <w:wordWrap w:val="0"/>
               <w:spacing w:before="0" w:after="0" w:line="320" w:lineRule="exact"/>
             </w:pPr>
             <w:r>
@@ -6751,6 +6982,7 @@
             <w:pPr>
               <w:pStyle w:val="TableText"/>
               <w:jc w:val="left"/>
+              <w:wordWrap w:val="0"/>
               <w:spacing w:before="0" w:after="0" w:line="320" w:lineRule="exact"/>
             </w:pPr>
             <w:r>
@@ -6774,6 +7006,7 @@
             <w:pPr>
               <w:pStyle w:val="TableText"/>
               <w:jc w:val="left"/>
+              <w:wordWrap w:val="0"/>
               <w:spacing w:before="0" w:after="0" w:line="320" w:lineRule="exact"/>
             </w:pPr>
             <w:r>
@@ -6792,6 +7025,7 @@
             <w:pPr>
               <w:pStyle w:val="TableText"/>
               <w:jc w:val="left"/>
+              <w:wordWrap w:val="0"/>
               <w:spacing w:before="0" w:after="0" w:line="320" w:lineRule="exact"/>
             </w:pPr>
             <w:r>
@@ -6810,6 +7044,7 @@
             <w:pPr>
               <w:pStyle w:val="TableText"/>
               <w:jc w:val="left"/>
+              <w:wordWrap w:val="0"/>
               <w:spacing w:before="0" w:after="0" w:line="320" w:lineRule="exact"/>
             </w:pPr>
             <w:r>
@@ -6828,6 +7063,7 @@
             <w:pPr>
               <w:pStyle w:val="TableText"/>
               <w:jc w:val="left"/>
+              <w:wordWrap w:val="0"/>
               <w:spacing w:before="0" w:after="0" w:line="320" w:lineRule="exact"/>
             </w:pPr>
             <w:r>
@@ -6890,6 +7126,7 @@
             <w:pPr>
               <w:pStyle w:val="TableText"/>
               <w:jc w:val="left"/>
+              <w:wordWrap w:val="0"/>
               <w:spacing w:before="0" w:after="0" w:line="320" w:lineRule="exact"/>
             </w:pPr>
             <w:r>
@@ -6911,6 +7148,7 @@
             <w:pPr>
               <w:pStyle w:val="TableText"/>
               <w:jc w:val="left"/>
+              <w:wordWrap w:val="0"/>
               <w:spacing w:before="0" w:after="0" w:line="320" w:lineRule="exact"/>
             </w:pPr>
             <w:r>
@@ -6932,6 +7170,7 @@
             <w:pPr>
               <w:pStyle w:val="TableText"/>
               <w:jc w:val="left"/>
+              <w:wordWrap w:val="0"/>
               <w:spacing w:before="0" w:after="0" w:line="320" w:lineRule="exact"/>
             </w:pPr>
             <w:r>
@@ -6953,6 +7192,7 @@
             <w:pPr>
               <w:pStyle w:val="TableText"/>
               <w:jc w:val="left"/>
+              <w:wordWrap w:val="0"/>
               <w:spacing w:before="0" w:after="0" w:line="320" w:lineRule="exact"/>
             </w:pPr>
             <w:r>
@@ -6974,6 +7214,7 @@
             <w:pPr>
               <w:pStyle w:val="TableText"/>
               <w:jc w:val="left"/>
+              <w:wordWrap w:val="0"/>
               <w:spacing w:before="0" w:after="0" w:line="320" w:lineRule="exact"/>
             </w:pPr>
             <w:r>
@@ -6998,6 +7239,7 @@
             <w:pPr>
               <w:pStyle w:val="TableText"/>
               <w:jc w:val="left"/>
+              <w:wordWrap w:val="0"/>
               <w:spacing w:before="0" w:after="0" w:line="320" w:lineRule="exact"/>
             </w:pPr>
             <w:r>
@@ -7016,6 +7258,7 @@
             <w:pPr>
               <w:pStyle w:val="TableText"/>
               <w:jc w:val="left"/>
+              <w:wordWrap w:val="0"/>
               <w:spacing w:before="0" w:after="0" w:line="320" w:lineRule="exact"/>
             </w:pPr>
             <w:r>
@@ -7034,6 +7277,7 @@
             <w:pPr>
               <w:pStyle w:val="TableText"/>
               <w:jc w:val="left"/>
+              <w:wordWrap w:val="0"/>
               <w:spacing w:before="0" w:after="0" w:line="320" w:lineRule="exact"/>
             </w:pPr>
             <w:r>
@@ -7052,6 +7296,7 @@
             <w:pPr>
               <w:pStyle w:val="TableText"/>
               <w:jc w:val="left"/>
+              <w:wordWrap w:val="0"/>
               <w:spacing w:before="0" w:after="0" w:line="320" w:lineRule="exact"/>
             </w:pPr>
             <w:r>
@@ -7070,6 +7315,7 @@
             <w:pPr>
               <w:pStyle w:val="TableText"/>
               <w:jc w:val="left"/>
+              <w:wordWrap w:val="0"/>
               <w:spacing w:before="0" w:after="0" w:line="320" w:lineRule="exact"/>
             </w:pPr>
             <w:r>
@@ -7093,6 +7339,7 @@
             <w:pPr>
               <w:pStyle w:val="TableText"/>
               <w:jc w:val="left"/>
+              <w:wordWrap w:val="0"/>
               <w:spacing w:before="0" w:after="0" w:line="320" w:lineRule="exact"/>
             </w:pPr>
             <w:r>
@@ -7111,6 +7358,7 @@
             <w:pPr>
               <w:pStyle w:val="TableText"/>
               <w:jc w:val="left"/>
+              <w:wordWrap w:val="0"/>
               <w:spacing w:before="0" w:after="0" w:line="320" w:lineRule="exact"/>
             </w:pPr>
             <w:r>
@@ -7129,6 +7377,7 @@
             <w:pPr>
               <w:pStyle w:val="TableText"/>
               <w:jc w:val="left"/>
+              <w:wordWrap w:val="0"/>
               <w:spacing w:before="0" w:after="0" w:line="320" w:lineRule="exact"/>
             </w:pPr>
             <w:r>
@@ -7147,6 +7396,7 @@
             <w:pPr>
               <w:pStyle w:val="TableText"/>
               <w:jc w:val="left"/>
+              <w:wordWrap w:val="0"/>
               <w:spacing w:before="0" w:after="0" w:line="320" w:lineRule="exact"/>
             </w:pPr>
             <w:r>
@@ -7165,6 +7415,7 @@
             <w:pPr>
               <w:pStyle w:val="TableText"/>
               <w:jc w:val="left"/>
+              <w:wordWrap w:val="0"/>
               <w:spacing w:before="0" w:after="0" w:line="320" w:lineRule="exact"/>
             </w:pPr>
             <w:r>
@@ -7188,6 +7439,7 @@
             <w:pPr>
               <w:pStyle w:val="TableText"/>
               <w:jc w:val="left"/>
+              <w:wordWrap w:val="0"/>
               <w:spacing w:before="0" w:after="0" w:line="320" w:lineRule="exact"/>
             </w:pPr>
             <w:r>
@@ -7206,6 +7458,7 @@
             <w:pPr>
               <w:pStyle w:val="TableText"/>
               <w:jc w:val="left"/>
+              <w:wordWrap w:val="0"/>
               <w:spacing w:before="0" w:after="0" w:line="320" w:lineRule="exact"/>
             </w:pPr>
             <w:r>
@@ -7224,6 +7477,7 @@
             <w:pPr>
               <w:pStyle w:val="TableText"/>
               <w:jc w:val="left"/>
+              <w:wordWrap w:val="0"/>
               <w:spacing w:before="0" w:after="0" w:line="320" w:lineRule="exact"/>
             </w:pPr>
             <w:r>
@@ -7242,6 +7496,7 @@
             <w:pPr>
               <w:pStyle w:val="TableText"/>
               <w:jc w:val="left"/>
+              <w:wordWrap w:val="0"/>
               <w:spacing w:before="0" w:after="0" w:line="320" w:lineRule="exact"/>
             </w:pPr>
             <w:r>
@@ -7260,6 +7515,7 @@
             <w:pPr>
               <w:pStyle w:val="TableText"/>
               <w:jc w:val="left"/>
+              <w:wordWrap w:val="0"/>
               <w:spacing w:before="0" w:after="0" w:line="320" w:lineRule="exact"/>
             </w:pPr>
             <w:r>
@@ -7283,6 +7539,7 @@
             <w:pPr>
               <w:pStyle w:val="TableText"/>
               <w:jc w:val="left"/>
+              <w:wordWrap w:val="0"/>
               <w:spacing w:before="0" w:after="0" w:line="320" w:lineRule="exact"/>
             </w:pPr>
             <w:r>
@@ -7301,6 +7558,7 @@
             <w:pPr>
               <w:pStyle w:val="TableText"/>
               <w:jc w:val="left"/>
+              <w:wordWrap w:val="0"/>
               <w:spacing w:before="0" w:after="0" w:line="320" w:lineRule="exact"/>
             </w:pPr>
             <w:r>
@@ -7319,6 +7577,7 @@
             <w:pPr>
               <w:pStyle w:val="TableText"/>
               <w:jc w:val="left"/>
+              <w:wordWrap w:val="0"/>
               <w:spacing w:before="0" w:after="0" w:line="320" w:lineRule="exact"/>
             </w:pPr>
             <w:r>
@@ -7337,6 +7596,7 @@
             <w:pPr>
               <w:pStyle w:val="TableText"/>
               <w:jc w:val="left"/>
+              <w:wordWrap w:val="0"/>
               <w:spacing w:before="0" w:after="0" w:line="320" w:lineRule="exact"/>
             </w:pPr>
             <w:r>
@@ -7355,6 +7615,7 @@
             <w:pPr>
               <w:pStyle w:val="TableText"/>
               <w:jc w:val="left"/>
+              <w:wordWrap w:val="0"/>
               <w:spacing w:before="0" w:after="0" w:line="320" w:lineRule="exact"/>
             </w:pPr>
             <w:r>
@@ -7765,6 +8026,7 @@
             <w:pPr>
               <w:pStyle w:val="TableText"/>
               <w:jc w:val="left"/>
+              <w:wordWrap w:val="0"/>
               <w:spacing w:before="0" w:after="0" w:line="320" w:lineRule="exact"/>
             </w:pPr>
             <w:r>
@@ -7786,6 +8048,7 @@
             <w:pPr>
               <w:pStyle w:val="TableText"/>
               <w:jc w:val="left"/>
+              <w:wordWrap w:val="0"/>
               <w:spacing w:before="0" w:after="0" w:line="320" w:lineRule="exact"/>
             </w:pPr>
             <w:r>
@@ -7810,6 +8073,7 @@
             <w:pPr>
               <w:pStyle w:val="TableText"/>
               <w:jc w:val="left"/>
+              <w:wordWrap w:val="0"/>
               <w:spacing w:before="0" w:after="0" w:line="320" w:lineRule="exact"/>
             </w:pPr>
             <w:r>
@@ -7828,6 +8092,7 @@
             <w:pPr>
               <w:pStyle w:val="TableText"/>
               <w:jc w:val="left"/>
+              <w:wordWrap w:val="0"/>
               <w:spacing w:before="0" w:after="0" w:line="320" w:lineRule="exact"/>
             </w:pPr>
             <w:r>
@@ -7851,6 +8116,7 @@
             <w:pPr>
               <w:pStyle w:val="TableText"/>
               <w:jc w:val="left"/>
+              <w:wordWrap w:val="0"/>
               <w:spacing w:before="0" w:after="0" w:line="320" w:lineRule="exact"/>
             </w:pPr>
             <w:r>
@@ -7869,6 +8135,7 @@
             <w:pPr>
               <w:pStyle w:val="TableText"/>
               <w:jc w:val="left"/>
+              <w:wordWrap w:val="0"/>
               <w:spacing w:before="0" w:after="0" w:line="320" w:lineRule="exact"/>
             </w:pPr>
             <w:r>
@@ -7892,6 +8159,7 @@
             <w:pPr>
               <w:pStyle w:val="TableText"/>
               <w:jc w:val="left"/>
+              <w:wordWrap w:val="0"/>
               <w:spacing w:before="0" w:after="0" w:line="320" w:lineRule="exact"/>
             </w:pPr>
             <w:r>
@@ -7910,6 +8178,7 @@
             <w:pPr>
               <w:pStyle w:val="TableText"/>
               <w:jc w:val="left"/>
+              <w:wordWrap w:val="0"/>
               <w:spacing w:before="0" w:after="0" w:line="320" w:lineRule="exact"/>
             </w:pPr>
             <w:r>
@@ -7933,6 +8202,7 @@
             <w:pPr>
               <w:pStyle w:val="TableText"/>
               <w:jc w:val="left"/>
+              <w:wordWrap w:val="0"/>
               <w:spacing w:before="0" w:after="0" w:line="320" w:lineRule="exact"/>
             </w:pPr>
             <w:r>
@@ -7951,6 +8221,7 @@
             <w:pPr>
               <w:pStyle w:val="TableText"/>
               <w:jc w:val="left"/>
+              <w:wordWrap w:val="0"/>
               <w:spacing w:before="0" w:after="0" w:line="320" w:lineRule="exact"/>
             </w:pPr>
             <w:r>
@@ -7974,6 +8245,7 @@
             <w:pPr>
               <w:pStyle w:val="TableText"/>
               <w:jc w:val="left"/>
+              <w:wordWrap w:val="0"/>
               <w:spacing w:before="0" w:after="0" w:line="320" w:lineRule="exact"/>
             </w:pPr>
             <w:r>
@@ -7992,6 +8264,7 @@
             <w:pPr>
               <w:pStyle w:val="TableText"/>
               <w:jc w:val="left"/>
+              <w:wordWrap w:val="0"/>
               <w:spacing w:before="0" w:after="0" w:line="320" w:lineRule="exact"/>
             </w:pPr>
             <w:r>
@@ -8015,6 +8288,7 @@
             <w:pPr>
               <w:pStyle w:val="TableText"/>
               <w:jc w:val="left"/>
+              <w:wordWrap w:val="0"/>
               <w:spacing w:before="0" w:after="0" w:line="320" w:lineRule="exact"/>
             </w:pPr>
             <w:r>
@@ -8033,6 +8307,7 @@
             <w:pPr>
               <w:pStyle w:val="TableText"/>
               <w:jc w:val="left"/>
+              <w:wordWrap w:val="0"/>
               <w:spacing w:before="0" w:after="0" w:line="320" w:lineRule="exact"/>
             </w:pPr>
             <w:r>
@@ -8084,6 +8359,7 @@
             <w:pPr>
               <w:pStyle w:val="TableText"/>
               <w:jc w:val="left"/>
+              <w:wordWrap w:val="0"/>
               <w:spacing w:before="0" w:after="0" w:line="320" w:lineRule="exact"/>
             </w:pPr>
             <w:r>
@@ -8105,6 +8381,7 @@
             <w:pPr>
               <w:pStyle w:val="TableText"/>
               <w:jc w:val="left"/>
+              <w:wordWrap w:val="0"/>
               <w:spacing w:before="0" w:after="0" w:line="320" w:lineRule="exact"/>
             </w:pPr>
             <w:r>
@@ -8129,6 +8406,7 @@
             <w:pPr>
               <w:pStyle w:val="TableText"/>
               <w:jc w:val="left"/>
+              <w:wordWrap w:val="0"/>
               <w:spacing w:before="0" w:after="0" w:line="320" w:lineRule="exact"/>
             </w:pPr>
             <w:r>
@@ -8147,6 +8425,7 @@
             <w:pPr>
               <w:pStyle w:val="TableText"/>
               <w:jc w:val="left"/>
+              <w:wordWrap w:val="0"/>
               <w:spacing w:before="0" w:after="0" w:line="320" w:lineRule="exact"/>
             </w:pPr>
             <w:r>
@@ -8170,6 +8449,7 @@
             <w:pPr>
               <w:pStyle w:val="TableText"/>
               <w:jc w:val="left"/>
+              <w:wordWrap w:val="0"/>
               <w:spacing w:before="0" w:after="0" w:line="320" w:lineRule="exact"/>
             </w:pPr>
             <w:r>
@@ -8188,6 +8468,7 @@
             <w:pPr>
               <w:pStyle w:val="TableText"/>
               <w:jc w:val="left"/>
+              <w:wordWrap w:val="0"/>
               <w:spacing w:before="0" w:after="0" w:line="320" w:lineRule="exact"/>
             </w:pPr>
             <w:r>
@@ -8211,6 +8492,7 @@
             <w:pPr>
               <w:pStyle w:val="TableText"/>
               <w:jc w:val="left"/>
+              <w:wordWrap w:val="0"/>
               <w:spacing w:before="0" w:after="0" w:line="320" w:lineRule="exact"/>
             </w:pPr>
             <w:r>
@@ -8229,6 +8511,7 @@
             <w:pPr>
               <w:pStyle w:val="TableText"/>
               <w:jc w:val="left"/>
+              <w:wordWrap w:val="0"/>
               <w:spacing w:before="0" w:after="0" w:line="320" w:lineRule="exact"/>
             </w:pPr>
             <w:r>
@@ -8252,6 +8535,7 @@
             <w:pPr>
               <w:pStyle w:val="TableText"/>
               <w:jc w:val="left"/>
+              <w:wordWrap w:val="0"/>
               <w:spacing w:before="0" w:after="0" w:line="320" w:lineRule="exact"/>
             </w:pPr>
             <w:r>
@@ -8270,6 +8554,7 @@
             <w:pPr>
               <w:pStyle w:val="TableText"/>
               <w:jc w:val="left"/>
+              <w:wordWrap w:val="0"/>
               <w:spacing w:before="0" w:after="0" w:line="320" w:lineRule="exact"/>
             </w:pPr>
             <w:r>
@@ -8293,6 +8578,7 @@
             <w:pPr>
               <w:pStyle w:val="TableText"/>
               <w:jc w:val="left"/>
+              <w:wordWrap w:val="0"/>
               <w:spacing w:before="0" w:after="0" w:line="320" w:lineRule="exact"/>
             </w:pPr>
             <w:r>
@@ -8311,6 +8597,7 @@
             <w:pPr>
               <w:pStyle w:val="TableText"/>
               <w:jc w:val="left"/>
+              <w:wordWrap w:val="0"/>
               <w:spacing w:before="0" w:after="0" w:line="320" w:lineRule="exact"/>
             </w:pPr>
             <w:r>
@@ -8334,6 +8621,7 @@
             <w:pPr>
               <w:pStyle w:val="TableText"/>
               <w:jc w:val="left"/>
+              <w:wordWrap w:val="0"/>
               <w:spacing w:before="0" w:after="0" w:line="320" w:lineRule="exact"/>
             </w:pPr>
             <w:r>
@@ -8352,6 +8640,7 @@
             <w:pPr>
               <w:pStyle w:val="TableText"/>
               <w:jc w:val="left"/>
+              <w:wordWrap w:val="0"/>
               <w:spacing w:before="0" w:after="0" w:line="320" w:lineRule="exact"/>
             </w:pPr>
             <w:r>
@@ -8375,6 +8664,7 @@
             <w:pPr>
               <w:pStyle w:val="TableText"/>
               <w:jc w:val="left"/>
+              <w:wordWrap w:val="0"/>
               <w:spacing w:before="0" w:after="0" w:line="320" w:lineRule="exact"/>
             </w:pPr>
             <w:r>
@@ -8393,6 +8683,7 @@
             <w:pPr>
               <w:pStyle w:val="TableText"/>
               <w:jc w:val="left"/>
+              <w:wordWrap w:val="0"/>
               <w:spacing w:before="0" w:after="0" w:line="320" w:lineRule="exact"/>
             </w:pPr>
             <w:r>
@@ -8444,6 +8735,7 @@
             <w:pPr>
               <w:pStyle w:val="TableText"/>
               <w:jc w:val="left"/>
+              <w:wordWrap w:val="0"/>
               <w:spacing w:before="0" w:after="0" w:line="320" w:lineRule="exact"/>
             </w:pPr>
             <w:r>
@@ -8465,6 +8757,7 @@
             <w:pPr>
               <w:pStyle w:val="TableText"/>
               <w:jc w:val="left"/>
+              <w:wordWrap w:val="0"/>
               <w:spacing w:before="0" w:after="0" w:line="320" w:lineRule="exact"/>
             </w:pPr>
             <w:r>
@@ -8486,6 +8779,7 @@
             <w:pPr>
               <w:pStyle w:val="TableText"/>
               <w:jc w:val="left"/>
+              <w:wordWrap w:val="0"/>
               <w:spacing w:before="0" w:after="0" w:line="320" w:lineRule="exact"/>
             </w:pPr>
             <w:r>
@@ -8507,6 +8801,7 @@
             <w:pPr>
               <w:pStyle w:val="TableText"/>
               <w:jc w:val="left"/>
+              <w:wordWrap w:val="0"/>
               <w:spacing w:before="0" w:after="0" w:line="320" w:lineRule="exact"/>
             </w:pPr>
             <w:r>
@@ -8531,6 +8826,7 @@
             <w:pPr>
               <w:pStyle w:val="TableText"/>
               <w:jc w:val="left"/>
+              <w:wordWrap w:val="0"/>
               <w:spacing w:before="0" w:after="0" w:line="320" w:lineRule="exact"/>
             </w:pPr>
             <w:r>
@@ -8549,6 +8845,7 @@
             <w:pPr>
               <w:pStyle w:val="TableText"/>
               <w:jc w:val="left"/>
+              <w:wordWrap w:val="0"/>
               <w:spacing w:before="0" w:after="0" w:line="320" w:lineRule="exact"/>
             </w:pPr>
             <w:r>
@@ -8567,6 +8864,7 @@
             <w:pPr>
               <w:pStyle w:val="TableText"/>
               <w:jc w:val="left"/>
+              <w:wordWrap w:val="0"/>
               <w:spacing w:before="0" w:after="0" w:line="320" w:lineRule="exact"/>
             </w:pPr>
             <w:r>
@@ -8585,6 +8883,7 @@
             <w:pPr>
               <w:pStyle w:val="TableText"/>
               <w:jc w:val="left"/>
+              <w:wordWrap w:val="0"/>
               <w:spacing w:before="0" w:after="0" w:line="320" w:lineRule="exact"/>
             </w:pPr>
             <w:r>
@@ -8608,6 +8907,7 @@
             <w:pPr>
               <w:pStyle w:val="TableText"/>
               <w:jc w:val="left"/>
+              <w:wordWrap w:val="0"/>
               <w:spacing w:before="0" w:after="0" w:line="320" w:lineRule="exact"/>
             </w:pPr>
             <w:r>
@@ -8626,6 +8926,7 @@
             <w:pPr>
               <w:pStyle w:val="TableText"/>
               <w:jc w:val="left"/>
+              <w:wordWrap w:val="0"/>
               <w:spacing w:before="0" w:after="0" w:line="320" w:lineRule="exact"/>
             </w:pPr>
             <w:r>
@@ -8644,6 +8945,7 @@
             <w:pPr>
               <w:pStyle w:val="TableText"/>
               <w:jc w:val="left"/>
+              <w:wordWrap w:val="0"/>
               <w:spacing w:before="0" w:after="0" w:line="320" w:lineRule="exact"/>
             </w:pPr>
             <w:r>
@@ -8662,6 +8964,7 @@
             <w:pPr>
               <w:pStyle w:val="TableText"/>
               <w:jc w:val="left"/>
+              <w:wordWrap w:val="0"/>
               <w:spacing w:before="0" w:after="0" w:line="320" w:lineRule="exact"/>
             </w:pPr>
             <w:r>
@@ -8685,6 +8988,7 @@
             <w:pPr>
               <w:pStyle w:val="TableText"/>
               <w:jc w:val="left"/>
+              <w:wordWrap w:val="0"/>
               <w:spacing w:before="0" w:after="0" w:line="320" w:lineRule="exact"/>
             </w:pPr>
             <w:r>
@@ -8703,6 +9007,7 @@
             <w:pPr>
               <w:pStyle w:val="TableText"/>
               <w:jc w:val="left"/>
+              <w:wordWrap w:val="0"/>
               <w:spacing w:before="0" w:after="0" w:line="320" w:lineRule="exact"/>
             </w:pPr>
             <w:r>
@@ -8721,6 +9026,7 @@
             <w:pPr>
               <w:pStyle w:val="TableText"/>
               <w:jc w:val="left"/>
+              <w:wordWrap w:val="0"/>
               <w:spacing w:before="0" w:after="0" w:line="320" w:lineRule="exact"/>
             </w:pPr>
             <w:r>
@@ -8739,6 +9045,7 @@
             <w:pPr>
               <w:pStyle w:val="TableText"/>
               <w:jc w:val="left"/>
+              <w:wordWrap w:val="0"/>
               <w:spacing w:before="0" w:after="0" w:line="320" w:lineRule="exact"/>
             </w:pPr>
             <w:r>
@@ -8762,6 +9069,7 @@
             <w:pPr>
               <w:pStyle w:val="TableText"/>
               <w:jc w:val="left"/>
+              <w:wordWrap w:val="0"/>
               <w:spacing w:before="0" w:after="0" w:line="320" w:lineRule="exact"/>
             </w:pPr>
             <w:r>
@@ -8780,6 +9088,7 @@
             <w:pPr>
               <w:pStyle w:val="TableText"/>
               <w:jc w:val="left"/>
+              <w:wordWrap w:val="0"/>
               <w:spacing w:before="0" w:after="0" w:line="320" w:lineRule="exact"/>
             </w:pPr>
             <w:r>
@@ -8798,6 +9107,7 @@
             <w:pPr>
               <w:pStyle w:val="TableText"/>
               <w:jc w:val="left"/>
+              <w:wordWrap w:val="0"/>
               <w:spacing w:before="0" w:after="0" w:line="320" w:lineRule="exact"/>
             </w:pPr>
             <w:r>
@@ -8816,6 +9126,7 @@
             <w:pPr>
               <w:pStyle w:val="TableText"/>
               <w:jc w:val="left"/>
+              <w:wordWrap w:val="0"/>
               <w:spacing w:before="0" w:after="0" w:line="320" w:lineRule="exact"/>
             </w:pPr>
             <w:r>
@@ -8839,6 +9150,7 @@
             <w:pPr>
               <w:pStyle w:val="TableText"/>
               <w:jc w:val="left"/>
+              <w:wordWrap w:val="0"/>
               <w:spacing w:before="0" w:after="0" w:line="320" w:lineRule="exact"/>
             </w:pPr>
             <w:r>
@@ -8857,6 +9169,7 @@
             <w:pPr>
               <w:pStyle w:val="TableText"/>
               <w:jc w:val="left"/>
+              <w:wordWrap w:val="0"/>
               <w:spacing w:before="0" w:after="0" w:line="320" w:lineRule="exact"/>
             </w:pPr>
             <w:r>
@@ -8875,6 +9188,7 @@
             <w:pPr>
               <w:pStyle w:val="TableText"/>
               <w:jc w:val="left"/>
+              <w:wordWrap w:val="0"/>
               <w:spacing w:before="0" w:after="0" w:line="320" w:lineRule="exact"/>
             </w:pPr>
             <w:r>
@@ -8893,6 +9207,7 @@
             <w:pPr>
               <w:pStyle w:val="TableText"/>
               <w:jc w:val="left"/>
+              <w:wordWrap w:val="0"/>
               <w:spacing w:before="0" w:after="0" w:line="320" w:lineRule="exact"/>
             </w:pPr>
             <w:r>
@@ -8951,6 +9266,7 @@
             <w:pPr>
               <w:pStyle w:val="CompactGlossaryText"/>
               <w:jc w:val="left"/>
+              <w:wordWrap w:val="0"/>
               <w:spacing w:before="0" w:after="0" w:line="160" w:lineRule="exact"/>
             </w:pPr>
             <w:r>
@@ -8973,6 +9289,7 @@
             <w:pPr>
               <w:pStyle w:val="CompactGlossaryText"/>
               <w:jc w:val="left"/>
+              <w:wordWrap w:val="0"/>
               <w:spacing w:before="0" w:after="0" w:line="160" w:lineRule="exact"/>
             </w:pPr>
             <w:r>
@@ -8995,6 +9312,7 @@
             <w:pPr>
               <w:pStyle w:val="CompactGlossaryText"/>
               <w:jc w:val="left"/>
+              <w:wordWrap w:val="0"/>
               <w:spacing w:before="0" w:after="0" w:line="160" w:lineRule="exact"/>
             </w:pPr>
             <w:r>
@@ -9017,6 +9335,7 @@
             <w:pPr>
               <w:pStyle w:val="CompactGlossaryText"/>
               <w:jc w:val="left"/>
+              <w:wordWrap w:val="0"/>
               <w:spacing w:before="0" w:after="0" w:line="160" w:lineRule="exact"/>
             </w:pPr>
             <w:r>
@@ -9043,6 +9362,7 @@
             <w:pPr>
               <w:pStyle w:val="CompactGlossaryText"/>
               <w:jc w:val="left"/>
+              <w:wordWrap w:val="0"/>
               <w:spacing w:before="0" w:after="0" w:line="160" w:lineRule="exact"/>
             </w:pPr>
             <w:r>
@@ -9063,6 +9383,7 @@
             <w:pPr>
               <w:pStyle w:val="CompactGlossaryText"/>
               <w:jc w:val="left"/>
+              <w:wordWrap w:val="0"/>
               <w:spacing w:before="0" w:after="0" w:line="160" w:lineRule="exact"/>
             </w:pPr>
             <w:r>
@@ -9083,6 +9404,7 @@
             <w:pPr>
               <w:pStyle w:val="CompactGlossaryText"/>
               <w:jc w:val="left"/>
+              <w:wordWrap w:val="0"/>
               <w:spacing w:before="0" w:after="0" w:line="160" w:lineRule="exact"/>
             </w:pPr>
             <w:r>
@@ -9103,6 +9425,7 @@
             <w:pPr>
               <w:pStyle w:val="CompactGlossaryText"/>
               <w:jc w:val="left"/>
+              <w:wordWrap w:val="0"/>
               <w:spacing w:before="0" w:after="0" w:line="160" w:lineRule="exact"/>
             </w:pPr>
             <w:r>
@@ -9128,6 +9451,7 @@
             <w:pPr>
               <w:pStyle w:val="CompactGlossaryText"/>
               <w:jc w:val="left"/>
+              <w:wordWrap w:val="0"/>
               <w:spacing w:before="0" w:after="0" w:line="160" w:lineRule="exact"/>
             </w:pPr>
             <w:r>
@@ -9148,6 +9472,7 @@
             <w:pPr>
               <w:pStyle w:val="CompactGlossaryText"/>
               <w:jc w:val="left"/>
+              <w:wordWrap w:val="0"/>
               <w:spacing w:before="0" w:after="0" w:line="160" w:lineRule="exact"/>
             </w:pPr>
             <w:r>
@@ -9168,6 +9493,7 @@
             <w:pPr>
               <w:pStyle w:val="CompactGlossaryText"/>
               <w:jc w:val="left"/>
+              <w:wordWrap w:val="0"/>
               <w:spacing w:before="0" w:after="0" w:line="160" w:lineRule="exact"/>
             </w:pPr>
             <w:r>
@@ -9188,6 +9514,7 @@
             <w:pPr>
               <w:pStyle w:val="CompactGlossaryText"/>
               <w:jc w:val="left"/>
+              <w:wordWrap w:val="0"/>
               <w:spacing w:before="0" w:after="0" w:line="160" w:lineRule="exact"/>
             </w:pPr>
             <w:r>
@@ -9213,6 +9540,7 @@
             <w:pPr>
               <w:pStyle w:val="CompactGlossaryText"/>
               <w:jc w:val="left"/>
+              <w:wordWrap w:val="0"/>
               <w:spacing w:before="0" w:after="0" w:line="160" w:lineRule="exact"/>
             </w:pPr>
             <w:r>
@@ -9233,6 +9561,7 @@
             <w:pPr>
               <w:pStyle w:val="CompactGlossaryText"/>
               <w:jc w:val="left"/>
+              <w:wordWrap w:val="0"/>
               <w:spacing w:before="0" w:after="0" w:line="160" w:lineRule="exact"/>
             </w:pPr>
             <w:r>
@@ -9253,6 +9582,7 @@
             <w:pPr>
               <w:pStyle w:val="CompactGlossaryText"/>
               <w:jc w:val="left"/>
+              <w:wordWrap w:val="0"/>
               <w:spacing w:before="0" w:after="0" w:line="160" w:lineRule="exact"/>
             </w:pPr>
             <w:r>
@@ -9273,6 +9603,7 @@
             <w:pPr>
               <w:pStyle w:val="CompactGlossaryText"/>
               <w:jc w:val="left"/>
+              <w:wordWrap w:val="0"/>
               <w:spacing w:before="0" w:after="0" w:line="160" w:lineRule="exact"/>
             </w:pPr>
             <w:r>
@@ -9298,6 +9629,7 @@
             <w:pPr>
               <w:pStyle w:val="CompactGlossaryText"/>
               <w:jc w:val="left"/>
+              <w:wordWrap w:val="0"/>
               <w:spacing w:before="0" w:after="0" w:line="160" w:lineRule="exact"/>
             </w:pPr>
             <w:r>
@@ -9318,6 +9650,7 @@
             <w:pPr>
               <w:pStyle w:val="CompactGlossaryText"/>
               <w:jc w:val="left"/>
+              <w:wordWrap w:val="0"/>
               <w:spacing w:before="0" w:after="0" w:line="160" w:lineRule="exact"/>
             </w:pPr>
             <w:r>
@@ -9338,6 +9671,7 @@
             <w:pPr>
               <w:pStyle w:val="CompactGlossaryText"/>
               <w:jc w:val="left"/>
+              <w:wordWrap w:val="0"/>
               <w:spacing w:before="0" w:after="0" w:line="160" w:lineRule="exact"/>
             </w:pPr>
             <w:r>
@@ -9358,6 +9692,7 @@
             <w:pPr>
               <w:pStyle w:val="CompactGlossaryText"/>
               <w:jc w:val="left"/>
+              <w:wordWrap w:val="0"/>
               <w:spacing w:before="0" w:after="0" w:line="160" w:lineRule="exact"/>
             </w:pPr>
             <w:r>
@@ -9383,6 +9718,7 @@
             <w:pPr>
               <w:pStyle w:val="CompactGlossaryText"/>
               <w:jc w:val="left"/>
+              <w:wordWrap w:val="0"/>
               <w:spacing w:before="0" w:after="0" w:line="160" w:lineRule="exact"/>
             </w:pPr>
             <w:r>
@@ -9403,6 +9739,7 @@
             <w:pPr>
               <w:pStyle w:val="CompactGlossaryText"/>
               <w:jc w:val="left"/>
+              <w:wordWrap w:val="0"/>
               <w:spacing w:before="0" w:after="0" w:line="160" w:lineRule="exact"/>
             </w:pPr>
             <w:r>
@@ -9423,6 +9760,7 @@
             <w:pPr>
               <w:pStyle w:val="CompactGlossaryText"/>
               <w:jc w:val="left"/>
+              <w:wordWrap w:val="0"/>
               <w:spacing w:before="0" w:after="0" w:line="160" w:lineRule="exact"/>
             </w:pPr>
             <w:r>
@@ -9443,6 +9781,7 @@
             <w:pPr>
               <w:pStyle w:val="CompactGlossaryText"/>
               <w:jc w:val="left"/>
+              <w:wordWrap w:val="0"/>
               <w:spacing w:before="0" w:after="0" w:line="160" w:lineRule="exact"/>
             </w:pPr>
             <w:r>
@@ -9468,6 +9807,7 @@
             <w:pPr>
               <w:pStyle w:val="CompactGlossaryText"/>
               <w:jc w:val="left"/>
+              <w:wordWrap w:val="0"/>
               <w:spacing w:before="0" w:after="0" w:line="160" w:lineRule="exact"/>
             </w:pPr>
             <w:r>
@@ -9488,6 +9828,7 @@
             <w:pPr>
               <w:pStyle w:val="CompactGlossaryText"/>
               <w:jc w:val="left"/>
+              <w:wordWrap w:val="0"/>
               <w:spacing w:before="0" w:after="0" w:line="160" w:lineRule="exact"/>
             </w:pPr>
             <w:r>
@@ -9508,6 +9849,7 @@
             <w:pPr>
               <w:pStyle w:val="CompactGlossaryText"/>
               <w:jc w:val="left"/>
+              <w:wordWrap w:val="0"/>
               <w:spacing w:before="0" w:after="0" w:line="160" w:lineRule="exact"/>
             </w:pPr>
             <w:r>
@@ -9528,6 +9870,7 @@
             <w:pPr>
               <w:pStyle w:val="CompactGlossaryText"/>
               <w:jc w:val="left"/>
+              <w:wordWrap w:val="0"/>
               <w:spacing w:before="0" w:after="0" w:line="160" w:lineRule="exact"/>
             </w:pPr>
             <w:r>
@@ -9553,6 +9896,7 @@
             <w:pPr>
               <w:pStyle w:val="CompactGlossaryText"/>
               <w:jc w:val="left"/>
+              <w:wordWrap w:val="0"/>
               <w:spacing w:before="0" w:after="0" w:line="160" w:lineRule="exact"/>
             </w:pPr>
             <w:r>
@@ -9573,6 +9917,7 @@
             <w:pPr>
               <w:pStyle w:val="CompactGlossaryText"/>
               <w:jc w:val="left"/>
+              <w:wordWrap w:val="0"/>
               <w:spacing w:before="0" w:after="0" w:line="160" w:lineRule="exact"/>
             </w:pPr>
             <w:r>
@@ -9593,6 +9938,7 @@
             <w:pPr>
               <w:pStyle w:val="CompactGlossaryText"/>
               <w:jc w:val="left"/>
+              <w:wordWrap w:val="0"/>
               <w:spacing w:before="0" w:after="0" w:line="160" w:lineRule="exact"/>
             </w:pPr>
             <w:r>
@@ -9613,6 +9959,7 @@
             <w:pPr>
               <w:pStyle w:val="CompactGlossaryText"/>
               <w:jc w:val="left"/>
+              <w:wordWrap w:val="0"/>
               <w:spacing w:before="0" w:after="0" w:line="160" w:lineRule="exact"/>
             </w:pPr>
             <w:r>
@@ -9638,6 +9985,7 @@
             <w:pPr>
               <w:pStyle w:val="CompactGlossaryText"/>
               <w:jc w:val="left"/>
+              <w:wordWrap w:val="0"/>
               <w:spacing w:before="0" w:after="0" w:line="160" w:lineRule="exact"/>
             </w:pPr>
             <w:r>
@@ -9658,6 +10006,7 @@
             <w:pPr>
               <w:pStyle w:val="CompactGlossaryText"/>
               <w:jc w:val="left"/>
+              <w:wordWrap w:val="0"/>
               <w:spacing w:before="0" w:after="0" w:line="160" w:lineRule="exact"/>
             </w:pPr>
             <w:r>
@@ -9678,6 +10027,7 @@
             <w:pPr>
               <w:pStyle w:val="CompactGlossaryText"/>
               <w:jc w:val="left"/>
+              <w:wordWrap w:val="0"/>
               <w:spacing w:before="0" w:after="0" w:line="160" w:lineRule="exact"/>
             </w:pPr>
             <w:r>
@@ -9698,6 +10048,7 @@
             <w:pPr>
               <w:pStyle w:val="CompactGlossaryText"/>
               <w:jc w:val="left"/>
+              <w:wordWrap w:val="0"/>
               <w:spacing w:before="0" w:after="0" w:line="160" w:lineRule="exact"/>
             </w:pPr>
             <w:r>
@@ -9723,6 +10074,7 @@
             <w:pPr>
               <w:pStyle w:val="CompactGlossaryText"/>
               <w:jc w:val="left"/>
+              <w:wordWrap w:val="0"/>
               <w:spacing w:before="0" w:after="0" w:line="160" w:lineRule="exact"/>
             </w:pPr>
             <w:r>
@@ -9743,6 +10095,7 @@
             <w:pPr>
               <w:pStyle w:val="CompactGlossaryText"/>
               <w:jc w:val="left"/>
+              <w:wordWrap w:val="0"/>
               <w:spacing w:before="0" w:after="0" w:line="160" w:lineRule="exact"/>
             </w:pPr>
             <w:r>
@@ -9763,6 +10116,7 @@
             <w:pPr>
               <w:pStyle w:val="CompactGlossaryText"/>
               <w:jc w:val="left"/>
+              <w:wordWrap w:val="0"/>
               <w:spacing w:before="0" w:after="0" w:line="160" w:lineRule="exact"/>
             </w:pPr>
             <w:r>
@@ -9783,6 +10137,7 @@
             <w:pPr>
               <w:pStyle w:val="CompactGlossaryText"/>
               <w:jc w:val="left"/>
+              <w:wordWrap w:val="0"/>
               <w:spacing w:before="0" w:after="0" w:line="160" w:lineRule="exact"/>
             </w:pPr>
             <w:r>

--- a/docs/design/cc_ep_deliverable2_verification_reliability_ha.docx
+++ b/docs/design/cc_ep_deliverable2_verification_reliability_ha.docx
@@ -13,50 +13,6 @@
           <w:rFonts w:ascii="Calibri" w:hAnsi="Calibri" w:eastAsia="SimHei" w:cs="Calibri"/>
         </w:rPr>
         <w:t xml:space="preserve">UBCC 形式化验证与可靠性资格报告</w:t>
-      </w:r>
-    </w:p>
-    <w:p>
-      <w:pPr>
-        <w:ind w:left="0" w:firstLine="420"/>
-      </w:pPr>
-      <w:r>
-        <w:rPr>
-          <w:rFonts w:ascii="Calibri" w:hAnsi="Calibri" w:eastAsia="Microsoft YaHei" w:cs="Calibri"/>
-        </w:rPr>
-        <w:t xml:space="preserve">文档版本⁠：⁠V⁠1⁠.⁠0</w:t>
-      </w:r>
-    </w:p>
-    <w:p>
-      <w:pPr>
-        <w:ind w:left="0" w:firstLine="420"/>
-      </w:pPr>
-      <w:r>
-        <w:rPr>
-          <w:rFonts w:ascii="Calibri" w:hAnsi="Calibri" w:eastAsia="Microsoft YaHei" w:cs="Calibri"/>
-        </w:rPr>
-        <w:t xml:space="preserve">交付阶段：正式⁠文⁠档⁠第⁠一⁠版</w:t>
-      </w:r>
-    </w:p>
-    <w:p>
-      <w:pPr>
-        <w:ind w:left="0" w:firstLine="420"/>
-      </w:pPr>
-      <w:r>
-        <w:rPr>
-          <w:rFonts w:ascii="Calibri" w:hAnsi="Calibri" w:eastAsia="Microsoft YaHei" w:cs="Calibri"/>
-        </w:rPr>
-        <w:t xml:space="preserve">项目名称：&lt;XXX&gt;</w:t>
-      </w:r>
-    </w:p>
-    <w:p>
-      <w:pPr>
-        <w:ind w:left="0" w:firstLine="420"/>
-      </w:pPr>
-      <w:r>
-        <w:rPr>
-          <w:rFonts w:ascii="Calibri" w:hAnsi="Calibri" w:eastAsia="Microsoft YaHei" w:cs="Calibri"/>
-        </w:rPr>
-        <w:t xml:space="preserve">甲方单位：&lt;XXX&gt;</w:t>
       </w:r>
     </w:p>
     <w:p>
@@ -452,7 +408,7 @@
       <w:tblPr>
         <w:tblStyle w:val="TableGrid"/>
         <w:tblW w:w="5000" w:type="pct"/>
-        <w:tblLayout w:type="autofit"/>
+        <w:tblLayout w:type="fixed"/>
         <w:tblCellMar>
           <w:top w:w="60" w:type="dxa"/>
           <w:left w:w="90" w:type="dxa"/>
@@ -460,6 +416,11 @@
           <w:right w:w="90" w:type="dxa"/>
         </w:tblCellMar>
       </w:tblPr>
+      <w:tblGrid>
+        <w:gridCol w:w="4003"/>
+        <w:gridCol w:w="3584"/>
+        <w:gridCol w:w="2012"/>
+      </w:tblGrid>
       <w:tr>
         <w:trPr>
           <w:cantSplit/>
@@ -467,6 +428,7 @@
         </w:trPr>
         <w:tc>
           <w:tcPr>
+            <w:tcW w:w="4003" w:type="dxa"/>
             <w:shd w:val="clear" w:color="auto" w:fill="D9E2F3"/>
           </w:tcPr>
           <w:p>
@@ -489,6 +451,7 @@
         </w:tc>
         <w:tc>
           <w:tcPr>
+            <w:tcW w:w="3584" w:type="dxa"/>
             <w:shd w:val="clear" w:color="auto" w:fill="D9E2F3"/>
           </w:tcPr>
           <w:p>
@@ -511,6 +474,7 @@
         </w:tc>
         <w:tc>
           <w:tcPr>
+            <w:tcW w:w="2012" w:type="dxa"/>
             <w:shd w:val="clear" w:color="auto" w:fill="D9E2F3"/>
           </w:tcPr>
           <w:p>
@@ -537,7 +501,9 @@
           <w:cantSplit/>
         </w:trPr>
         <w:tc>
-          <w:tcPr/>
+          <w:tcPr>
+            <w:tcW w:w="4003" w:type="dxa"/>
+          </w:tcPr>
           <w:p>
             <w:pPr>
               <w:pStyle w:val="TableText"/>
@@ -556,7 +522,9 @@
           </w:p>
         </w:tc>
         <w:tc>
-          <w:tcPr/>
+          <w:tcPr>
+            <w:tcW w:w="3584" w:type="dxa"/>
+          </w:tcPr>
           <w:p>
             <w:pPr>
               <w:pStyle w:val="TableText"/>
@@ -575,7 +543,9 @@
           </w:p>
         </w:tc>
         <w:tc>
-          <w:tcPr/>
+          <w:tcPr>
+            <w:tcW w:w="2012" w:type="dxa"/>
+          </w:tcPr>
           <w:p>
             <w:pPr>
               <w:pStyle w:val="TableText"/>
@@ -599,7 +569,9 @@
           <w:cantSplit/>
         </w:trPr>
         <w:tc>
-          <w:tcPr/>
+          <w:tcPr>
+            <w:tcW w:w="4003" w:type="dxa"/>
+          </w:tcPr>
           <w:p>
             <w:pPr>
               <w:pStyle w:val="TableText"/>
@@ -618,7 +590,9 @@
           </w:p>
         </w:tc>
         <w:tc>
-          <w:tcPr/>
+          <w:tcPr>
+            <w:tcW w:w="3584" w:type="dxa"/>
+          </w:tcPr>
           <w:p>
             <w:pPr>
               <w:pStyle w:val="TableText"/>
@@ -637,7 +611,9 @@
           </w:p>
         </w:tc>
         <w:tc>
-          <w:tcPr/>
+          <w:tcPr>
+            <w:tcW w:w="2012" w:type="dxa"/>
+          </w:tcPr>
           <w:p>
             <w:pPr>
               <w:pStyle w:val="TableText"/>
@@ -661,7 +637,9 @@
           <w:cantSplit/>
         </w:trPr>
         <w:tc>
-          <w:tcPr/>
+          <w:tcPr>
+            <w:tcW w:w="4003" w:type="dxa"/>
+          </w:tcPr>
           <w:p>
             <w:pPr>
               <w:pStyle w:val="TableText"/>
@@ -680,7 +658,9 @@
           </w:p>
         </w:tc>
         <w:tc>
-          <w:tcPr/>
+          <w:tcPr>
+            <w:tcW w:w="3584" w:type="dxa"/>
+          </w:tcPr>
           <w:p>
             <w:pPr>
               <w:pStyle w:val="TableText"/>
@@ -699,7 +679,9 @@
           </w:p>
         </w:tc>
         <w:tc>
-          <w:tcPr/>
+          <w:tcPr>
+            <w:tcW w:w="2012" w:type="dxa"/>
+          </w:tcPr>
           <w:p>
             <w:pPr>
               <w:pStyle w:val="TableText"/>
@@ -723,7 +705,9 @@
           <w:cantSplit/>
         </w:trPr>
         <w:tc>
-          <w:tcPr/>
+          <w:tcPr>
+            <w:tcW w:w="4003" w:type="dxa"/>
+          </w:tcPr>
           <w:p>
             <w:pPr>
               <w:pStyle w:val="TableText"/>
@@ -742,7 +726,9 @@
           </w:p>
         </w:tc>
         <w:tc>
-          <w:tcPr/>
+          <w:tcPr>
+            <w:tcW w:w="3584" w:type="dxa"/>
+          </w:tcPr>
           <w:p>
             <w:pPr>
               <w:pStyle w:val="TableText"/>
@@ -761,7 +747,9 @@
           </w:p>
         </w:tc>
         <w:tc>
-          <w:tcPr/>
+          <w:tcPr>
+            <w:tcW w:w="2012" w:type="dxa"/>
+          </w:tcPr>
           <w:p>
             <w:pPr>
               <w:pStyle w:val="TableText"/>
@@ -785,7 +773,9 @@
           <w:cantSplit/>
         </w:trPr>
         <w:tc>
-          <w:tcPr/>
+          <w:tcPr>
+            <w:tcW w:w="4003" w:type="dxa"/>
+          </w:tcPr>
           <w:p>
             <w:pPr>
               <w:pStyle w:val="TableText"/>
@@ -804,7 +794,9 @@
           </w:p>
         </w:tc>
         <w:tc>
-          <w:tcPr/>
+          <w:tcPr>
+            <w:tcW w:w="3584" w:type="dxa"/>
+          </w:tcPr>
           <w:p>
             <w:pPr>
               <w:pStyle w:val="TableText"/>
@@ -823,7 +815,9 @@
           </w:p>
         </w:tc>
         <w:tc>
-          <w:tcPr/>
+          <w:tcPr>
+            <w:tcW w:w="2012" w:type="dxa"/>
+          </w:tcPr>
           <w:p>
             <w:pPr>
               <w:pStyle w:val="TableText"/>
@@ -847,7 +841,9 @@
           <w:cantSplit/>
         </w:trPr>
         <w:tc>
-          <w:tcPr/>
+          <w:tcPr>
+            <w:tcW w:w="4003" w:type="dxa"/>
+          </w:tcPr>
           <w:p>
             <w:pPr>
               <w:pStyle w:val="TableText"/>
@@ -866,7 +862,9 @@
           </w:p>
         </w:tc>
         <w:tc>
-          <w:tcPr/>
+          <w:tcPr>
+            <w:tcW w:w="3584" w:type="dxa"/>
+          </w:tcPr>
           <w:p>
             <w:pPr>
               <w:pStyle w:val="TableText"/>
@@ -885,7 +883,9 @@
           </w:p>
         </w:tc>
         <w:tc>
-          <w:tcPr/>
+          <w:tcPr>
+            <w:tcW w:w="2012" w:type="dxa"/>
+          </w:tcPr>
           <w:p>
             <w:pPr>
               <w:pStyle w:val="TableText"/>
@@ -909,7 +909,9 @@
           <w:cantSplit/>
         </w:trPr>
         <w:tc>
-          <w:tcPr/>
+          <w:tcPr>
+            <w:tcW w:w="4003" w:type="dxa"/>
+          </w:tcPr>
           <w:p>
             <w:pPr>
               <w:pStyle w:val="TableText"/>
@@ -928,7 +930,9 @@
           </w:p>
         </w:tc>
         <w:tc>
-          <w:tcPr/>
+          <w:tcPr>
+            <w:tcW w:w="3584" w:type="dxa"/>
+          </w:tcPr>
           <w:p>
             <w:pPr>
               <w:pStyle w:val="TableText"/>
@@ -947,7 +951,9 @@
           </w:p>
         </w:tc>
         <w:tc>
-          <w:tcPr/>
+          <w:tcPr>
+            <w:tcW w:w="2012" w:type="dxa"/>
+          </w:tcPr>
           <w:p>
             <w:pPr>
               <w:pStyle w:val="TableText"/>
@@ -1016,7 +1022,7 @@
       <w:tblPr>
         <w:tblStyle w:val="TableGrid"/>
         <w:tblW w:w="5000" w:type="pct"/>
-        <w:tblLayout w:type="autofit"/>
+        <w:tblLayout w:type="fixed"/>
         <w:tblCellMar>
           <w:top w:w="60" w:type="dxa"/>
           <w:left w:w="90" w:type="dxa"/>
@@ -1024,6 +1030,11 @@
           <w:right w:w="90" w:type="dxa"/>
         </w:tblCellMar>
       </w:tblPr>
+      <w:tblGrid>
+        <w:gridCol w:w="1305"/>
+        <w:gridCol w:w="4147"/>
+        <w:gridCol w:w="4147"/>
+      </w:tblGrid>
       <w:tr>
         <w:trPr>
           <w:cantSplit/>
@@ -1031,6 +1042,7 @@
         </w:trPr>
         <w:tc>
           <w:tcPr>
+            <w:tcW w:w="1305" w:type="dxa"/>
             <w:shd w:val="clear" w:color="auto" w:fill="D9E2F3"/>
           </w:tcPr>
           <w:p>
@@ -1053,6 +1065,7 @@
         </w:tc>
         <w:tc>
           <w:tcPr>
+            <w:tcW w:w="4147" w:type="dxa"/>
             <w:shd w:val="clear" w:color="auto" w:fill="D9E2F3"/>
           </w:tcPr>
           <w:p>
@@ -1075,6 +1088,7 @@
         </w:tc>
         <w:tc>
           <w:tcPr>
+            <w:tcW w:w="4147" w:type="dxa"/>
             <w:shd w:val="clear" w:color="auto" w:fill="D9E2F3"/>
           </w:tcPr>
           <w:p>
@@ -1101,7 +1115,9 @@
           <w:cantSplit/>
         </w:trPr>
         <w:tc>
-          <w:tcPr/>
+          <w:tcPr>
+            <w:tcW w:w="1305" w:type="dxa"/>
+          </w:tcPr>
           <w:p>
             <w:pPr>
               <w:pStyle w:val="TableText"/>
@@ -1120,7 +1136,9 @@
           </w:p>
         </w:tc>
         <w:tc>
-          <w:tcPr/>
+          <w:tcPr>
+            <w:tcW w:w="4147" w:type="dxa"/>
+          </w:tcPr>
           <w:p>
             <w:pPr>
               <w:pStyle w:val="TableText"/>
@@ -1139,7 +1157,9 @@
           </w:p>
         </w:tc>
         <w:tc>
-          <w:tcPr/>
+          <w:tcPr>
+            <w:tcW w:w="4147" w:type="dxa"/>
+          </w:tcPr>
           <w:p>
             <w:pPr>
               <w:pStyle w:val="TableText"/>
@@ -1163,7 +1183,9 @@
           <w:cantSplit/>
         </w:trPr>
         <w:tc>
-          <w:tcPr/>
+          <w:tcPr>
+            <w:tcW w:w="1305" w:type="dxa"/>
+          </w:tcPr>
           <w:p>
             <w:pPr>
               <w:pStyle w:val="TableText"/>
@@ -1182,7 +1204,9 @@
           </w:p>
         </w:tc>
         <w:tc>
-          <w:tcPr/>
+          <w:tcPr>
+            <w:tcW w:w="4147" w:type="dxa"/>
+          </w:tcPr>
           <w:p>
             <w:pPr>
               <w:pStyle w:val="TableText"/>
@@ -1201,7 +1225,9 @@
           </w:p>
         </w:tc>
         <w:tc>
-          <w:tcPr/>
+          <w:tcPr>
+            <w:tcW w:w="4147" w:type="dxa"/>
+          </w:tcPr>
           <w:p>
             <w:pPr>
               <w:pStyle w:val="TableText"/>
@@ -1225,7 +1251,9 @@
           <w:cantSplit/>
         </w:trPr>
         <w:tc>
-          <w:tcPr/>
+          <w:tcPr>
+            <w:tcW w:w="1305" w:type="dxa"/>
+          </w:tcPr>
           <w:p>
             <w:pPr>
               <w:pStyle w:val="TableText"/>
@@ -1244,7 +1272,9 @@
           </w:p>
         </w:tc>
         <w:tc>
-          <w:tcPr/>
+          <w:tcPr>
+            <w:tcW w:w="4147" w:type="dxa"/>
+          </w:tcPr>
           <w:p>
             <w:pPr>
               <w:pStyle w:val="TableText"/>
@@ -1263,21 +1293,23 @@
           </w:p>
         </w:tc>
         <w:tc>
-          <w:tcPr/>
-          <w:p>
-            <w:pPr>
-              <w:pStyle w:val="TableText"/>
-              <w:jc w:val="left"/>
-              <w:wordWrap w:val="0"/>
-              <w:spacing w:before="0" w:after="0" w:line="320" w:lineRule="exact"/>
-            </w:pPr>
-            <w:r>
-              <w:rPr>
-                <w:rFonts w:ascii="Calibri" w:hAnsi="Calibri" w:eastAsia="Microsoft YaHei" w:cs="Calibri"/>
-                <w:sz w:val="18"/>
-                <w:szCs w:val="18"/>
-              </w:rPr>
-              <w:t xml:space="preserve">2N1S、O⁠3、单向完成语义和两个 L⁠3 压力点</w:t>
+          <w:tcPr>
+            <w:tcW w:w="4147" w:type="dxa"/>
+          </w:tcPr>
+          <w:p>
+            <w:pPr>
+              <w:pStyle w:val="TableText"/>
+              <w:jc w:val="left"/>
+              <w:wordWrap w:val="0"/>
+              <w:spacing w:before="0" w:after="0" w:line="320" w:lineRule="exact"/>
+            </w:pPr>
+            <w:r>
+              <w:rPr>
+                <w:rFonts w:ascii="Calibri" w:hAnsi="Calibri" w:eastAsia="Microsoft YaHei" w:cs="Calibri"/>
+                <w:sz w:val="18"/>
+                <w:szCs w:val="18"/>
+              </w:rPr>
+              <w:t xml:space="preserve">2N1S、O⁠3、单向完成语义和固定 256 K⁠i⁠B L⁠3 配置</w:t>
             </w:r>
           </w:p>
         </w:tc>
@@ -1287,7 +1319,9 @@
           <w:cantSplit/>
         </w:trPr>
         <w:tc>
-          <w:tcPr/>
+          <w:tcPr>
+            <w:tcW w:w="1305" w:type="dxa"/>
+          </w:tcPr>
           <w:p>
             <w:pPr>
               <w:pStyle w:val="TableText"/>
@@ -1306,7 +1340,9 @@
           </w:p>
         </w:tc>
         <w:tc>
-          <w:tcPr/>
+          <w:tcPr>
+            <w:tcW w:w="4147" w:type="dxa"/>
+          </w:tcPr>
           <w:p>
             <w:pPr>
               <w:pStyle w:val="TableText"/>
@@ -1325,7 +1361,9 @@
           </w:p>
         </w:tc>
         <w:tc>
-          <w:tcPr/>
+          <w:tcPr>
+            <w:tcW w:w="4147" w:type="dxa"/>
+          </w:tcPr>
           <w:p>
             <w:pPr>
               <w:pStyle w:val="TableText"/>
@@ -1451,7 +1489,7 @@
       <w:tblPr>
         <w:tblStyle w:val="TableGrid"/>
         <w:tblW w:w="5000" w:type="pct"/>
-        <w:tblLayout w:type="autofit"/>
+        <w:tblLayout w:type="fixed"/>
         <w:tblCellMar>
           <w:top w:w="60" w:type="dxa"/>
           <w:left w:w="90" w:type="dxa"/>
@@ -1459,6 +1497,12 @@
           <w:right w:w="90" w:type="dxa"/>
         </w:tblCellMar>
       </w:tblPr>
+      <w:tblGrid>
+        <w:gridCol w:w="1922"/>
+        <w:gridCol w:w="2912"/>
+        <w:gridCol w:w="2912"/>
+        <w:gridCol w:w="1852"/>
+      </w:tblGrid>
       <w:tr>
         <w:trPr>
           <w:cantSplit/>
@@ -1466,6 +1510,7 @@
         </w:trPr>
         <w:tc>
           <w:tcPr>
+            <w:tcW w:w="1922" w:type="dxa"/>
             <w:shd w:val="clear" w:color="auto" w:fill="D9E2F3"/>
           </w:tcPr>
           <w:p>
@@ -1488,6 +1533,7 @@
         </w:tc>
         <w:tc>
           <w:tcPr>
+            <w:tcW w:w="2912" w:type="dxa"/>
             <w:shd w:val="clear" w:color="auto" w:fill="D9E2F3"/>
           </w:tcPr>
           <w:p>
@@ -1510,6 +1556,7 @@
         </w:tc>
         <w:tc>
           <w:tcPr>
+            <w:tcW w:w="2912" w:type="dxa"/>
             <w:shd w:val="clear" w:color="auto" w:fill="D9E2F3"/>
           </w:tcPr>
           <w:p>
@@ -1532,6 +1579,7 @@
         </w:tc>
         <w:tc>
           <w:tcPr>
+            <w:tcW w:w="1852" w:type="dxa"/>
             <w:shd w:val="clear" w:color="auto" w:fill="D9E2F3"/>
           </w:tcPr>
           <w:p>
@@ -1558,7 +1606,9 @@
           <w:cantSplit/>
         </w:trPr>
         <w:tc>
-          <w:tcPr/>
+          <w:tcPr>
+            <w:tcW w:w="1922" w:type="dxa"/>
+          </w:tcPr>
           <w:p>
             <w:pPr>
               <w:pStyle w:val="TableText"/>
@@ -1577,7 +1627,9 @@
           </w:p>
         </w:tc>
         <w:tc>
-          <w:tcPr/>
+          <w:tcPr>
+            <w:tcW w:w="2912" w:type="dxa"/>
+          </w:tcPr>
           <w:p>
             <w:pPr>
               <w:pStyle w:val="TableText"/>
@@ -1596,7 +1648,9 @@
           </w:p>
         </w:tc>
         <w:tc>
-          <w:tcPr/>
+          <w:tcPr>
+            <w:tcW w:w="2912" w:type="dxa"/>
+          </w:tcPr>
           <w:p>
             <w:pPr>
               <w:pStyle w:val="TableText"/>
@@ -1615,7 +1669,9 @@
           </w:p>
         </w:tc>
         <w:tc>
-          <w:tcPr/>
+          <w:tcPr>
+            <w:tcW w:w="1852" w:type="dxa"/>
+          </w:tcPr>
           <w:p>
             <w:pPr>
               <w:pStyle w:val="TableText"/>
@@ -1639,7 +1695,9 @@
           <w:cantSplit/>
         </w:trPr>
         <w:tc>
-          <w:tcPr/>
+          <w:tcPr>
+            <w:tcW w:w="1922" w:type="dxa"/>
+          </w:tcPr>
           <w:p>
             <w:pPr>
               <w:pStyle w:val="TableText"/>
@@ -1658,7 +1716,9 @@
           </w:p>
         </w:tc>
         <w:tc>
-          <w:tcPr/>
+          <w:tcPr>
+            <w:tcW w:w="2912" w:type="dxa"/>
+          </w:tcPr>
           <w:p>
             <w:pPr>
               <w:pStyle w:val="TableText"/>
@@ -1677,7 +1737,9 @@
           </w:p>
         </w:tc>
         <w:tc>
-          <w:tcPr/>
+          <w:tcPr>
+            <w:tcW w:w="2912" w:type="dxa"/>
+          </w:tcPr>
           <w:p>
             <w:pPr>
               <w:pStyle w:val="TableText"/>
@@ -1696,7 +1758,9 @@
           </w:p>
         </w:tc>
         <w:tc>
-          <w:tcPr/>
+          <w:tcPr>
+            <w:tcW w:w="1852" w:type="dxa"/>
+          </w:tcPr>
           <w:p>
             <w:pPr>
               <w:pStyle w:val="TableText"/>
@@ -1720,7 +1784,9 @@
           <w:cantSplit/>
         </w:trPr>
         <w:tc>
-          <w:tcPr/>
+          <w:tcPr>
+            <w:tcW w:w="1922" w:type="dxa"/>
+          </w:tcPr>
           <w:p>
             <w:pPr>
               <w:pStyle w:val="TableText"/>
@@ -1739,7 +1805,9 @@
           </w:p>
         </w:tc>
         <w:tc>
-          <w:tcPr/>
+          <w:tcPr>
+            <w:tcW w:w="2912" w:type="dxa"/>
+          </w:tcPr>
           <w:p>
             <w:pPr>
               <w:pStyle w:val="TableText"/>
@@ -1758,7 +1826,9 @@
           </w:p>
         </w:tc>
         <w:tc>
-          <w:tcPr/>
+          <w:tcPr>
+            <w:tcW w:w="2912" w:type="dxa"/>
+          </w:tcPr>
           <w:p>
             <w:pPr>
               <w:pStyle w:val="TableText"/>
@@ -1777,7 +1847,9 @@
           </w:p>
         </w:tc>
         <w:tc>
-          <w:tcPr/>
+          <w:tcPr>
+            <w:tcW w:w="1852" w:type="dxa"/>
+          </w:tcPr>
           <w:p>
             <w:pPr>
               <w:pStyle w:val="TableText"/>
@@ -1801,7 +1873,9 @@
           <w:cantSplit/>
         </w:trPr>
         <w:tc>
-          <w:tcPr/>
+          <w:tcPr>
+            <w:tcW w:w="1922" w:type="dxa"/>
+          </w:tcPr>
           <w:p>
             <w:pPr>
               <w:pStyle w:val="TableText"/>
@@ -1820,26 +1894,30 @@
           </w:p>
         </w:tc>
         <w:tc>
-          <w:tcPr/>
-          <w:p>
-            <w:pPr>
-              <w:pStyle w:val="TableText"/>
-              <w:jc w:val="left"/>
-              <w:wordWrap w:val="0"/>
-              <w:spacing w:before="0" w:after="0" w:line="320" w:lineRule="exact"/>
-            </w:pPr>
-            <w:r>
-              <w:rPr>
-                <w:rFonts w:ascii="Calibri" w:hAnsi="Calibri" w:eastAsia="Microsoft YaHei" w:cs="Calibri"/>
-                <w:sz w:val="18"/>
-                <w:szCs w:val="18"/>
-              </w:rPr>
-              <w:t xml:space="preserve">永久 H⁠o⁠m⁠e 失效恢复、客户物理 H⁠A 和端口级 S⁠w⁠i⁠t⁠c⁠h 微体系结构</w:t>
-            </w:r>
-          </w:p>
-        </w:tc>
-        <w:tc>
-          <w:tcPr/>
+          <w:tcPr>
+            <w:tcW w:w="2912" w:type="dxa"/>
+          </w:tcPr>
+          <w:p>
+            <w:pPr>
+              <w:pStyle w:val="TableText"/>
+              <w:jc w:val="left"/>
+              <w:wordWrap w:val="0"/>
+              <w:spacing w:before="0" w:after="0" w:line="320" w:lineRule="exact"/>
+            </w:pPr>
+            <w:r>
+              <w:rPr>
+                <w:rFonts w:ascii="Calibri" w:hAnsi="Calibri" w:eastAsia="Microsoft YaHei" w:cs="Calibri"/>
+                <w:sz w:val="18"/>
+                <w:szCs w:val="18"/>
+              </w:rPr>
+              <w:t xml:space="preserve">永久 H⁠o⁠m⁠e 失效恢复、目标物理 H⁠A 和端口级 S⁠w⁠i⁠t⁠c⁠h 微体系结构</w:t>
+            </w:r>
+          </w:p>
+        </w:tc>
+        <w:tc>
+          <w:tcPr>
+            <w:tcW w:w="2912" w:type="dxa"/>
+          </w:tcPr>
           <w:p>
             <w:pPr>
               <w:pStyle w:val="TableText"/>
@@ -1858,7 +1936,9 @@
           </w:p>
         </w:tc>
         <w:tc>
-          <w:tcPr/>
+          <w:tcPr>
+            <w:tcW w:w="1852" w:type="dxa"/>
+          </w:tcPr>
           <w:p>
             <w:pPr>
               <w:pStyle w:val="TableText"/>
@@ -2105,7 +2185,7 @@
       <w:tblPr>
         <w:tblStyle w:val="TableGrid"/>
         <w:tblW w:w="5000" w:type="pct"/>
-        <w:tblLayout w:type="autofit"/>
+        <w:tblLayout w:type="fixed"/>
         <w:tblCellMar>
           <w:top w:w="60" w:type="dxa"/>
           <w:left w:w="90" w:type="dxa"/>
@@ -2113,6 +2193,10 @@
           <w:right w:w="90" w:type="dxa"/>
         </w:tblCellMar>
       </w:tblPr>
+      <w:tblGrid>
+        <w:gridCol w:w="3529"/>
+        <w:gridCol w:w="6070"/>
+      </w:tblGrid>
       <w:tr>
         <w:trPr>
           <w:cantSplit/>
@@ -2120,6 +2204,7 @@
         </w:trPr>
         <w:tc>
           <w:tcPr>
+            <w:tcW w:w="3529" w:type="dxa"/>
             <w:shd w:val="clear" w:color="auto" w:fill="D9E2F3"/>
           </w:tcPr>
           <w:p>
@@ -2142,6 +2227,7 @@
         </w:tc>
         <w:tc>
           <w:tcPr>
+            <w:tcW w:w="6070" w:type="dxa"/>
             <w:shd w:val="clear" w:color="auto" w:fill="D9E2F3"/>
           </w:tcPr>
           <w:p>
@@ -2168,7 +2254,9 @@
           <w:cantSplit/>
         </w:trPr>
         <w:tc>
-          <w:tcPr/>
+          <w:tcPr>
+            <w:tcW w:w="3529" w:type="dxa"/>
+          </w:tcPr>
           <w:p>
             <w:pPr>
               <w:pStyle w:val="TableText"/>
@@ -2187,7 +2275,9 @@
           </w:p>
         </w:tc>
         <w:tc>
-          <w:tcPr/>
+          <w:tcPr>
+            <w:tcW w:w="6070" w:type="dxa"/>
+          </w:tcPr>
           <w:p>
             <w:pPr>
               <w:pStyle w:val="TableText"/>
@@ -2211,7 +2301,9 @@
           <w:cantSplit/>
         </w:trPr>
         <w:tc>
-          <w:tcPr/>
+          <w:tcPr>
+            <w:tcW w:w="3529" w:type="dxa"/>
+          </w:tcPr>
           <w:p>
             <w:pPr>
               <w:pStyle w:val="TableText"/>
@@ -2230,7 +2322,9 @@
           </w:p>
         </w:tc>
         <w:tc>
-          <w:tcPr/>
+          <w:tcPr>
+            <w:tcW w:w="6070" w:type="dxa"/>
+          </w:tcPr>
           <w:p>
             <w:pPr>
               <w:pStyle w:val="TableText"/>
@@ -2254,7 +2348,9 @@
           <w:cantSplit/>
         </w:trPr>
         <w:tc>
-          <w:tcPr/>
+          <w:tcPr>
+            <w:tcW w:w="3529" w:type="dxa"/>
+          </w:tcPr>
           <w:p>
             <w:pPr>
               <w:pStyle w:val="TableText"/>
@@ -2273,7 +2369,9 @@
           </w:p>
         </w:tc>
         <w:tc>
-          <w:tcPr/>
+          <w:tcPr>
+            <w:tcW w:w="6070" w:type="dxa"/>
+          </w:tcPr>
           <w:p>
             <w:pPr>
               <w:pStyle w:val="TableText"/>
@@ -2297,7 +2395,9 @@
           <w:cantSplit/>
         </w:trPr>
         <w:tc>
-          <w:tcPr/>
+          <w:tcPr>
+            <w:tcW w:w="3529" w:type="dxa"/>
+          </w:tcPr>
           <w:p>
             <w:pPr>
               <w:pStyle w:val="TableText"/>
@@ -2316,7 +2416,9 @@
           </w:p>
         </w:tc>
         <w:tc>
-          <w:tcPr/>
+          <w:tcPr>
+            <w:tcW w:w="6070" w:type="dxa"/>
+          </w:tcPr>
           <w:p>
             <w:pPr>
               <w:pStyle w:val="TableText"/>
@@ -2340,7 +2442,9 @@
           <w:cantSplit/>
         </w:trPr>
         <w:tc>
-          <w:tcPr/>
+          <w:tcPr>
+            <w:tcW w:w="3529" w:type="dxa"/>
+          </w:tcPr>
           <w:p>
             <w:pPr>
               <w:pStyle w:val="TableText"/>
@@ -2359,7 +2463,9 @@
           </w:p>
         </w:tc>
         <w:tc>
-          <w:tcPr/>
+          <w:tcPr>
+            <w:tcW w:w="6070" w:type="dxa"/>
+          </w:tcPr>
           <w:p>
             <w:pPr>
               <w:pStyle w:val="TableText"/>
@@ -2383,7 +2489,9 @@
           <w:cantSplit/>
         </w:trPr>
         <w:tc>
-          <w:tcPr/>
+          <w:tcPr>
+            <w:tcW w:w="3529" w:type="dxa"/>
+          </w:tcPr>
           <w:p>
             <w:pPr>
               <w:pStyle w:val="TableText"/>
@@ -2402,7 +2510,9 @@
           </w:p>
         </w:tc>
         <w:tc>
-          <w:tcPr/>
+          <w:tcPr>
+            <w:tcW w:w="6070" w:type="dxa"/>
+          </w:tcPr>
           <w:p>
             <w:pPr>
               <w:pStyle w:val="TableText"/>
@@ -2426,7 +2536,9 @@
           <w:cantSplit/>
         </w:trPr>
         <w:tc>
-          <w:tcPr/>
+          <w:tcPr>
+            <w:tcW w:w="3529" w:type="dxa"/>
+          </w:tcPr>
           <w:p>
             <w:pPr>
               <w:pStyle w:val="TableText"/>
@@ -2445,7 +2557,9 @@
           </w:p>
         </w:tc>
         <w:tc>
-          <w:tcPr/>
+          <w:tcPr>
+            <w:tcW w:w="6070" w:type="dxa"/>
+          </w:tcPr>
           <w:p>
             <w:pPr>
               <w:pStyle w:val="TableText"/>
@@ -2784,7 +2898,7 @@
       <w:tblPr>
         <w:tblStyle w:val="TableGrid"/>
         <w:tblW w:w="5000" w:type="pct"/>
-        <w:tblLayout w:type="autofit"/>
+        <w:tblLayout w:type="fixed"/>
         <w:tblCellMar>
           <w:top w:w="60" w:type="dxa"/>
           <w:left w:w="90" w:type="dxa"/>
@@ -2792,6 +2906,12 @@
           <w:right w:w="90" w:type="dxa"/>
         </w:tblCellMar>
       </w:tblPr>
+      <w:tblGrid>
+        <w:gridCol w:w="2792"/>
+        <w:gridCol w:w="2650"/>
+        <w:gridCol w:w="1507"/>
+        <w:gridCol w:w="2650"/>
+      </w:tblGrid>
       <w:tr>
         <w:trPr>
           <w:cantSplit/>
@@ -2799,6 +2919,7 @@
         </w:trPr>
         <w:tc>
           <w:tcPr>
+            <w:tcW w:w="2792" w:type="dxa"/>
             <w:shd w:val="clear" w:color="auto" w:fill="D9E2F3"/>
           </w:tcPr>
           <w:p>
@@ -2821,6 +2942,7 @@
         </w:tc>
         <w:tc>
           <w:tcPr>
+            <w:tcW w:w="2650" w:type="dxa"/>
             <w:shd w:val="clear" w:color="auto" w:fill="D9E2F3"/>
           </w:tcPr>
           <w:p>
@@ -2843,6 +2965,7 @@
         </w:tc>
         <w:tc>
           <w:tcPr>
+            <w:tcW w:w="1507" w:type="dxa"/>
             <w:shd w:val="clear" w:color="auto" w:fill="D9E2F3"/>
           </w:tcPr>
           <w:p>
@@ -2865,6 +2988,7 @@
         </w:tc>
         <w:tc>
           <w:tcPr>
+            <w:tcW w:w="2650" w:type="dxa"/>
             <w:shd w:val="clear" w:color="auto" w:fill="D9E2F3"/>
           </w:tcPr>
           <w:p>
@@ -2891,7 +3015,9 @@
           <w:cantSplit/>
         </w:trPr>
         <w:tc>
-          <w:tcPr/>
+          <w:tcPr>
+            <w:tcW w:w="2792" w:type="dxa"/>
+          </w:tcPr>
           <w:p>
             <w:pPr>
               <w:pStyle w:val="TableText"/>
@@ -2910,7 +3036,9 @@
           </w:p>
         </w:tc>
         <w:tc>
-          <w:tcPr/>
+          <w:tcPr>
+            <w:tcW w:w="2650" w:type="dxa"/>
+          </w:tcPr>
           <w:p>
             <w:pPr>
               <w:pStyle w:val="TableText"/>
@@ -2929,7 +3057,9 @@
           </w:p>
         </w:tc>
         <w:tc>
-          <w:tcPr/>
+          <w:tcPr>
+            <w:tcW w:w="1507" w:type="dxa"/>
+          </w:tcPr>
           <w:p>
             <w:pPr>
               <w:pStyle w:val="TableText"/>
@@ -2948,7 +3078,9 @@
           </w:p>
         </w:tc>
         <w:tc>
-          <w:tcPr/>
+          <w:tcPr>
+            <w:tcW w:w="2650" w:type="dxa"/>
+          </w:tcPr>
           <w:p>
             <w:pPr>
               <w:pStyle w:val="TableText"/>
@@ -2972,7 +3104,9 @@
           <w:cantSplit/>
         </w:trPr>
         <w:tc>
-          <w:tcPr/>
+          <w:tcPr>
+            <w:tcW w:w="2792" w:type="dxa"/>
+          </w:tcPr>
           <w:p>
             <w:pPr>
               <w:pStyle w:val="TableText"/>
@@ -2991,7 +3125,9 @@
           </w:p>
         </w:tc>
         <w:tc>
-          <w:tcPr/>
+          <w:tcPr>
+            <w:tcW w:w="2650" w:type="dxa"/>
+          </w:tcPr>
           <w:p>
             <w:pPr>
               <w:pStyle w:val="TableText"/>
@@ -3010,7 +3146,9 @@
           </w:p>
         </w:tc>
         <w:tc>
-          <w:tcPr/>
+          <w:tcPr>
+            <w:tcW w:w="1507" w:type="dxa"/>
+          </w:tcPr>
           <w:p>
             <w:pPr>
               <w:pStyle w:val="TableText"/>
@@ -3029,7 +3167,9 @@
           </w:p>
         </w:tc>
         <w:tc>
-          <w:tcPr/>
+          <w:tcPr>
+            <w:tcW w:w="2650" w:type="dxa"/>
+          </w:tcPr>
           <w:p>
             <w:pPr>
               <w:pStyle w:val="TableText"/>
@@ -3053,7 +3193,9 @@
           <w:cantSplit/>
         </w:trPr>
         <w:tc>
-          <w:tcPr/>
+          <w:tcPr>
+            <w:tcW w:w="2792" w:type="dxa"/>
+          </w:tcPr>
           <w:p>
             <w:pPr>
               <w:pStyle w:val="TableText"/>
@@ -3072,7 +3214,9 @@
           </w:p>
         </w:tc>
         <w:tc>
-          <w:tcPr/>
+          <w:tcPr>
+            <w:tcW w:w="2650" w:type="dxa"/>
+          </w:tcPr>
           <w:p>
             <w:pPr>
               <w:pStyle w:val="TableText"/>
@@ -3091,7 +3235,9 @@
           </w:p>
         </w:tc>
         <w:tc>
-          <w:tcPr/>
+          <w:tcPr>
+            <w:tcW w:w="1507" w:type="dxa"/>
+          </w:tcPr>
           <w:p>
             <w:pPr>
               <w:pStyle w:val="TableText"/>
@@ -3110,7 +3256,9 @@
           </w:p>
         </w:tc>
         <w:tc>
-          <w:tcPr/>
+          <w:tcPr>
+            <w:tcW w:w="2650" w:type="dxa"/>
+          </w:tcPr>
           <w:p>
             <w:pPr>
               <w:pStyle w:val="TableText"/>
@@ -3134,7 +3282,9 @@
           <w:cantSplit/>
         </w:trPr>
         <w:tc>
-          <w:tcPr/>
+          <w:tcPr>
+            <w:tcW w:w="2792" w:type="dxa"/>
+          </w:tcPr>
           <w:p>
             <w:pPr>
               <w:pStyle w:val="TableText"/>
@@ -3153,7 +3303,9 @@
           </w:p>
         </w:tc>
         <w:tc>
-          <w:tcPr/>
+          <w:tcPr>
+            <w:tcW w:w="2650" w:type="dxa"/>
+          </w:tcPr>
           <w:p>
             <w:pPr>
               <w:pStyle w:val="TableText"/>
@@ -3172,7 +3324,9 @@
           </w:p>
         </w:tc>
         <w:tc>
-          <w:tcPr/>
+          <w:tcPr>
+            <w:tcW w:w="1507" w:type="dxa"/>
+          </w:tcPr>
           <w:p>
             <w:pPr>
               <w:pStyle w:val="TableText"/>
@@ -3191,7 +3345,9 @@
           </w:p>
         </w:tc>
         <w:tc>
-          <w:tcPr/>
+          <w:tcPr>
+            <w:tcW w:w="2650" w:type="dxa"/>
+          </w:tcPr>
           <w:p>
             <w:pPr>
               <w:pStyle w:val="TableText"/>
@@ -3215,7 +3371,9 @@
           <w:cantSplit/>
         </w:trPr>
         <w:tc>
-          <w:tcPr/>
+          <w:tcPr>
+            <w:tcW w:w="2792" w:type="dxa"/>
+          </w:tcPr>
           <w:p>
             <w:pPr>
               <w:pStyle w:val="TableText"/>
@@ -3234,7 +3392,9 @@
           </w:p>
         </w:tc>
         <w:tc>
-          <w:tcPr/>
+          <w:tcPr>
+            <w:tcW w:w="2650" w:type="dxa"/>
+          </w:tcPr>
           <w:p>
             <w:pPr>
               <w:pStyle w:val="TableText"/>
@@ -3253,7 +3413,9 @@
           </w:p>
         </w:tc>
         <w:tc>
-          <w:tcPr/>
+          <w:tcPr>
+            <w:tcW w:w="1507" w:type="dxa"/>
+          </w:tcPr>
           <w:p>
             <w:pPr>
               <w:pStyle w:val="TableText"/>
@@ -3272,7 +3434,9 @@
           </w:p>
         </w:tc>
         <w:tc>
-          <w:tcPr/>
+          <w:tcPr>
+            <w:tcW w:w="2650" w:type="dxa"/>
+          </w:tcPr>
           <w:p>
             <w:pPr>
               <w:pStyle w:val="TableText"/>
@@ -3656,7 +3820,7 @@
       <w:tblPr>
         <w:tblStyle w:val="TableGrid"/>
         <w:tblW w:w="5000" w:type="pct"/>
-        <w:tblLayout w:type="autofit"/>
+        <w:tblLayout w:type="fixed"/>
         <w:tblCellMar>
           <w:top w:w="60" w:type="dxa"/>
           <w:left w:w="90" w:type="dxa"/>
@@ -3664,6 +3828,12 @@
           <w:right w:w="90" w:type="dxa"/>
         </w:tblCellMar>
       </w:tblPr>
+      <w:tblGrid>
+        <w:gridCol w:w="1831"/>
+        <w:gridCol w:w="3377"/>
+        <w:gridCol w:w="3013"/>
+        <w:gridCol w:w="1377"/>
+      </w:tblGrid>
       <w:tr>
         <w:trPr>
           <w:cantSplit/>
@@ -3671,6 +3841,7 @@
         </w:trPr>
         <w:tc>
           <w:tcPr>
+            <w:tcW w:w="1831" w:type="dxa"/>
             <w:shd w:val="clear" w:color="auto" w:fill="D9E2F3"/>
           </w:tcPr>
           <w:p>
@@ -3693,6 +3864,7 @@
         </w:tc>
         <w:tc>
           <w:tcPr>
+            <w:tcW w:w="3377" w:type="dxa"/>
             <w:shd w:val="clear" w:color="auto" w:fill="D9E2F3"/>
           </w:tcPr>
           <w:p>
@@ -3715,6 +3887,7 @@
         </w:tc>
         <w:tc>
           <w:tcPr>
+            <w:tcW w:w="3013" w:type="dxa"/>
             <w:shd w:val="clear" w:color="auto" w:fill="D9E2F3"/>
           </w:tcPr>
           <w:p>
@@ -3737,6 +3910,7 @@
         </w:tc>
         <w:tc>
           <w:tcPr>
+            <w:tcW w:w="1377" w:type="dxa"/>
             <w:shd w:val="clear" w:color="auto" w:fill="D9E2F3"/>
           </w:tcPr>
           <w:p>
@@ -3763,7 +3937,9 @@
           <w:cantSplit/>
         </w:trPr>
         <w:tc>
-          <w:tcPr/>
+          <w:tcPr>
+            <w:tcW w:w="1831" w:type="dxa"/>
+          </w:tcPr>
           <w:p>
             <w:pPr>
               <w:pStyle w:val="TableText"/>
@@ -3782,7 +3958,9 @@
           </w:p>
         </w:tc>
         <w:tc>
-          <w:tcPr/>
+          <w:tcPr>
+            <w:tcW w:w="3377" w:type="dxa"/>
+          </w:tcPr>
           <w:p>
             <w:pPr>
               <w:pStyle w:val="TableText"/>
@@ -3801,7 +3979,9 @@
           </w:p>
         </w:tc>
         <w:tc>
-          <w:tcPr/>
+          <w:tcPr>
+            <w:tcW w:w="3013" w:type="dxa"/>
+          </w:tcPr>
           <w:p>
             <w:pPr>
               <w:pStyle w:val="TableText"/>
@@ -3820,7 +4000,9 @@
           </w:p>
         </w:tc>
         <w:tc>
-          <w:tcPr/>
+          <w:tcPr>
+            <w:tcW w:w="1377" w:type="dxa"/>
+          </w:tcPr>
           <w:p>
             <w:pPr>
               <w:pStyle w:val="TableText"/>
@@ -3844,7 +4026,9 @@
           <w:cantSplit/>
         </w:trPr>
         <w:tc>
-          <w:tcPr/>
+          <w:tcPr>
+            <w:tcW w:w="1831" w:type="dxa"/>
+          </w:tcPr>
           <w:p>
             <w:pPr>
               <w:pStyle w:val="TableText"/>
@@ -3863,7 +4047,9 @@
           </w:p>
         </w:tc>
         <w:tc>
-          <w:tcPr/>
+          <w:tcPr>
+            <w:tcW w:w="3377" w:type="dxa"/>
+          </w:tcPr>
           <w:p>
             <w:pPr>
               <w:pStyle w:val="TableText"/>
@@ -3882,7 +4068,9 @@
           </w:p>
         </w:tc>
         <w:tc>
-          <w:tcPr/>
+          <w:tcPr>
+            <w:tcW w:w="3013" w:type="dxa"/>
+          </w:tcPr>
           <w:p>
             <w:pPr>
               <w:pStyle w:val="TableText"/>
@@ -3901,7 +4089,9 @@
           </w:p>
         </w:tc>
         <w:tc>
-          <w:tcPr/>
+          <w:tcPr>
+            <w:tcW w:w="1377" w:type="dxa"/>
+          </w:tcPr>
           <w:p>
             <w:pPr>
               <w:pStyle w:val="TableText"/>
@@ -3925,7 +4115,9 @@
           <w:cantSplit/>
         </w:trPr>
         <w:tc>
-          <w:tcPr/>
+          <w:tcPr>
+            <w:tcW w:w="1831" w:type="dxa"/>
+          </w:tcPr>
           <w:p>
             <w:pPr>
               <w:pStyle w:val="TableText"/>
@@ -3944,7 +4136,9 @@
           </w:p>
         </w:tc>
         <w:tc>
-          <w:tcPr/>
+          <w:tcPr>
+            <w:tcW w:w="3377" w:type="dxa"/>
+          </w:tcPr>
           <w:p>
             <w:pPr>
               <w:pStyle w:val="TableText"/>
@@ -3963,7 +4157,9 @@
           </w:p>
         </w:tc>
         <w:tc>
-          <w:tcPr/>
+          <w:tcPr>
+            <w:tcW w:w="3013" w:type="dxa"/>
+          </w:tcPr>
           <w:p>
             <w:pPr>
               <w:pStyle w:val="TableText"/>
@@ -3982,7 +4178,9 @@
           </w:p>
         </w:tc>
         <w:tc>
-          <w:tcPr/>
+          <w:tcPr>
+            <w:tcW w:w="1377" w:type="dxa"/>
+          </w:tcPr>
           <w:p>
             <w:pPr>
               <w:pStyle w:val="TableText"/>
@@ -4006,7 +4204,9 @@
           <w:cantSplit/>
         </w:trPr>
         <w:tc>
-          <w:tcPr/>
+          <w:tcPr>
+            <w:tcW w:w="1831" w:type="dxa"/>
+          </w:tcPr>
           <w:p>
             <w:pPr>
               <w:pStyle w:val="TableText"/>
@@ -4025,7 +4225,9 @@
           </w:p>
         </w:tc>
         <w:tc>
-          <w:tcPr/>
+          <w:tcPr>
+            <w:tcW w:w="3377" w:type="dxa"/>
+          </w:tcPr>
           <w:p>
             <w:pPr>
               <w:pStyle w:val="TableText"/>
@@ -4044,7 +4246,9 @@
           </w:p>
         </w:tc>
         <w:tc>
-          <w:tcPr/>
+          <w:tcPr>
+            <w:tcW w:w="3013" w:type="dxa"/>
+          </w:tcPr>
           <w:p>
             <w:pPr>
               <w:pStyle w:val="TableText"/>
@@ -4063,7 +4267,9 @@
           </w:p>
         </w:tc>
         <w:tc>
-          <w:tcPr/>
+          <w:tcPr>
+            <w:tcW w:w="1377" w:type="dxa"/>
+          </w:tcPr>
           <w:p>
             <w:pPr>
               <w:pStyle w:val="TableText"/>
@@ -4087,7 +4293,9 @@
           <w:cantSplit/>
         </w:trPr>
         <w:tc>
-          <w:tcPr/>
+          <w:tcPr>
+            <w:tcW w:w="1831" w:type="dxa"/>
+          </w:tcPr>
           <w:p>
             <w:pPr>
               <w:pStyle w:val="TableText"/>
@@ -4106,7 +4314,9 @@
           </w:p>
         </w:tc>
         <w:tc>
-          <w:tcPr/>
+          <w:tcPr>
+            <w:tcW w:w="3377" w:type="dxa"/>
+          </w:tcPr>
           <w:p>
             <w:pPr>
               <w:pStyle w:val="TableText"/>
@@ -4125,7 +4335,9 @@
           </w:p>
         </w:tc>
         <w:tc>
-          <w:tcPr/>
+          <w:tcPr>
+            <w:tcW w:w="3013" w:type="dxa"/>
+          </w:tcPr>
           <w:p>
             <w:pPr>
               <w:pStyle w:val="TableText"/>
@@ -4144,7 +4356,9 @@
           </w:p>
         </w:tc>
         <w:tc>
-          <w:tcPr/>
+          <w:tcPr>
+            <w:tcW w:w="1377" w:type="dxa"/>
+          </w:tcPr>
           <w:p>
             <w:pPr>
               <w:pStyle w:val="TableText"/>
@@ -4168,7 +4382,9 @@
           <w:cantSplit/>
         </w:trPr>
         <w:tc>
-          <w:tcPr/>
+          <w:tcPr>
+            <w:tcW w:w="1831" w:type="dxa"/>
+          </w:tcPr>
           <w:p>
             <w:pPr>
               <w:pStyle w:val="TableText"/>
@@ -4187,7 +4403,9 @@
           </w:p>
         </w:tc>
         <w:tc>
-          <w:tcPr/>
+          <w:tcPr>
+            <w:tcW w:w="3377" w:type="dxa"/>
+          </w:tcPr>
           <w:p>
             <w:pPr>
               <w:pStyle w:val="TableText"/>
@@ -4206,7 +4424,9 @@
           </w:p>
         </w:tc>
         <w:tc>
-          <w:tcPr/>
+          <w:tcPr>
+            <w:tcW w:w="3013" w:type="dxa"/>
+          </w:tcPr>
           <w:p>
             <w:pPr>
               <w:pStyle w:val="TableText"/>
@@ -4225,7 +4445,9 @@
           </w:p>
         </w:tc>
         <w:tc>
-          <w:tcPr/>
+          <w:tcPr>
+            <w:tcW w:w="1377" w:type="dxa"/>
+          </w:tcPr>
           <w:p>
             <w:pPr>
               <w:pStyle w:val="TableText"/>
@@ -4373,7 +4595,7 @@
       <w:tblPr>
         <w:tblStyle w:val="TableGrid"/>
         <w:tblW w:w="5000" w:type="pct"/>
-        <w:tblLayout w:type="autofit"/>
+        <w:tblLayout w:type="fixed"/>
         <w:tblCellMar>
           <w:top w:w="60" w:type="dxa"/>
           <w:left w:w="90" w:type="dxa"/>
@@ -4381,6 +4603,12 @@
           <w:right w:w="90" w:type="dxa"/>
         </w:tblCellMar>
       </w:tblPr>
+      <w:tblGrid>
+        <w:gridCol w:w="1457"/>
+        <w:gridCol w:w="1457"/>
+        <w:gridCol w:w="4957"/>
+        <w:gridCol w:w="1726"/>
+      </w:tblGrid>
       <w:tr>
         <w:trPr>
           <w:cantSplit/>
@@ -4388,6 +4616,7 @@
         </w:trPr>
         <w:tc>
           <w:tcPr>
+            <w:tcW w:w="1457" w:type="dxa"/>
             <w:shd w:val="clear" w:color="auto" w:fill="D9E2F3"/>
           </w:tcPr>
           <w:p>
@@ -4410,6 +4639,7 @@
         </w:tc>
         <w:tc>
           <w:tcPr>
+            <w:tcW w:w="1457" w:type="dxa"/>
             <w:shd w:val="clear" w:color="auto" w:fill="D9E2F3"/>
           </w:tcPr>
           <w:p>
@@ -4432,6 +4662,7 @@
         </w:tc>
         <w:tc>
           <w:tcPr>
+            <w:tcW w:w="4957" w:type="dxa"/>
             <w:shd w:val="clear" w:color="auto" w:fill="D9E2F3"/>
           </w:tcPr>
           <w:p>
@@ -4454,6 +4685,7 @@
         </w:tc>
         <w:tc>
           <w:tcPr>
+            <w:tcW w:w="1726" w:type="dxa"/>
             <w:shd w:val="clear" w:color="auto" w:fill="D9E2F3"/>
           </w:tcPr>
           <w:p>
@@ -4480,7 +4712,9 @@
           <w:cantSplit/>
         </w:trPr>
         <w:tc>
-          <w:tcPr/>
+          <w:tcPr>
+            <w:tcW w:w="1457" w:type="dxa"/>
+          </w:tcPr>
           <w:p>
             <w:pPr>
               <w:pStyle w:val="TableText"/>
@@ -4499,7 +4733,9 @@
           </w:p>
         </w:tc>
         <w:tc>
-          <w:tcPr/>
+          <w:tcPr>
+            <w:tcW w:w="1457" w:type="dxa"/>
+          </w:tcPr>
           <w:p>
             <w:pPr>
               <w:pStyle w:val="TableText"/>
@@ -4518,7 +4754,9 @@
           </w:p>
         </w:tc>
         <w:tc>
-          <w:tcPr/>
+          <w:tcPr>
+            <w:tcW w:w="4957" w:type="dxa"/>
+          </w:tcPr>
           <w:p>
             <w:pPr>
               <w:pStyle w:val="TableText"/>
@@ -4537,7 +4775,9 @@
           </w:p>
         </w:tc>
         <w:tc>
-          <w:tcPr/>
+          <w:tcPr>
+            <w:tcW w:w="1726" w:type="dxa"/>
+          </w:tcPr>
           <w:p>
             <w:pPr>
               <w:pStyle w:val="TableText"/>
@@ -4561,7 +4801,9 @@
           <w:cantSplit/>
         </w:trPr>
         <w:tc>
-          <w:tcPr/>
+          <w:tcPr>
+            <w:tcW w:w="1457" w:type="dxa"/>
+          </w:tcPr>
           <w:p>
             <w:pPr>
               <w:pStyle w:val="TableText"/>
@@ -4580,7 +4822,9 @@
           </w:p>
         </w:tc>
         <w:tc>
-          <w:tcPr/>
+          <w:tcPr>
+            <w:tcW w:w="1457" w:type="dxa"/>
+          </w:tcPr>
           <w:p>
             <w:pPr>
               <w:pStyle w:val="TableText"/>
@@ -4599,7 +4843,9 @@
           </w:p>
         </w:tc>
         <w:tc>
-          <w:tcPr/>
+          <w:tcPr>
+            <w:tcW w:w="4957" w:type="dxa"/>
+          </w:tcPr>
           <w:p>
             <w:pPr>
               <w:pStyle w:val="TableText"/>
@@ -4618,7 +4864,9 @@
           </w:p>
         </w:tc>
         <w:tc>
-          <w:tcPr/>
+          <w:tcPr>
+            <w:tcW w:w="1726" w:type="dxa"/>
+          </w:tcPr>
           <w:p>
             <w:pPr>
               <w:pStyle w:val="TableText"/>
@@ -4642,7 +4890,9 @@
           <w:cantSplit/>
         </w:trPr>
         <w:tc>
-          <w:tcPr/>
+          <w:tcPr>
+            <w:tcW w:w="1457" w:type="dxa"/>
+          </w:tcPr>
           <w:p>
             <w:pPr>
               <w:pStyle w:val="TableText"/>
@@ -4661,7 +4911,9 @@
           </w:p>
         </w:tc>
         <w:tc>
-          <w:tcPr/>
+          <w:tcPr>
+            <w:tcW w:w="1457" w:type="dxa"/>
+          </w:tcPr>
           <w:p>
             <w:pPr>
               <w:pStyle w:val="TableText"/>
@@ -4680,7 +4932,9 @@
           </w:p>
         </w:tc>
         <w:tc>
-          <w:tcPr/>
+          <w:tcPr>
+            <w:tcW w:w="4957" w:type="dxa"/>
+          </w:tcPr>
           <w:p>
             <w:pPr>
               <w:pStyle w:val="TableText"/>
@@ -4699,7 +4953,9 @@
           </w:p>
         </w:tc>
         <w:tc>
-          <w:tcPr/>
+          <w:tcPr>
+            <w:tcW w:w="1726" w:type="dxa"/>
+          </w:tcPr>
           <w:p>
             <w:pPr>
               <w:pStyle w:val="TableText"/>
@@ -4723,7 +4979,9 @@
           <w:cantSplit/>
         </w:trPr>
         <w:tc>
-          <w:tcPr/>
+          <w:tcPr>
+            <w:tcW w:w="1457" w:type="dxa"/>
+          </w:tcPr>
           <w:p>
             <w:pPr>
               <w:pStyle w:val="TableText"/>
@@ -4742,7 +5000,9 @@
           </w:p>
         </w:tc>
         <w:tc>
-          <w:tcPr/>
+          <w:tcPr>
+            <w:tcW w:w="1457" w:type="dxa"/>
+          </w:tcPr>
           <w:p>
             <w:pPr>
               <w:pStyle w:val="TableText"/>
@@ -4761,7 +5021,9 @@
           </w:p>
         </w:tc>
         <w:tc>
-          <w:tcPr/>
+          <w:tcPr>
+            <w:tcW w:w="4957" w:type="dxa"/>
+          </w:tcPr>
           <w:p>
             <w:pPr>
               <w:pStyle w:val="TableText"/>
@@ -4780,7 +5042,9 @@
           </w:p>
         </w:tc>
         <w:tc>
-          <w:tcPr/>
+          <w:tcPr>
+            <w:tcW w:w="1726" w:type="dxa"/>
+          </w:tcPr>
           <w:p>
             <w:pPr>
               <w:pStyle w:val="TableText"/>
@@ -4804,7 +5068,9 @@
           <w:cantSplit/>
         </w:trPr>
         <w:tc>
-          <w:tcPr/>
+          <w:tcPr>
+            <w:tcW w:w="1457" w:type="dxa"/>
+          </w:tcPr>
           <w:p>
             <w:pPr>
               <w:pStyle w:val="TableText"/>
@@ -4823,7 +5089,9 @@
           </w:p>
         </w:tc>
         <w:tc>
-          <w:tcPr/>
+          <w:tcPr>
+            <w:tcW w:w="1457" w:type="dxa"/>
+          </w:tcPr>
           <w:p>
             <w:pPr>
               <w:pStyle w:val="TableText"/>
@@ -4842,7 +5110,9 @@
           </w:p>
         </w:tc>
         <w:tc>
-          <w:tcPr/>
+          <w:tcPr>
+            <w:tcW w:w="4957" w:type="dxa"/>
+          </w:tcPr>
           <w:p>
             <w:pPr>
               <w:pStyle w:val="TableText"/>
@@ -4861,7 +5131,9 @@
           </w:p>
         </w:tc>
         <w:tc>
-          <w:tcPr/>
+          <w:tcPr>
+            <w:tcW w:w="1726" w:type="dxa"/>
+          </w:tcPr>
           <w:p>
             <w:pPr>
               <w:pStyle w:val="TableText"/>
@@ -4885,7 +5157,9 @@
           <w:cantSplit/>
         </w:trPr>
         <w:tc>
-          <w:tcPr/>
+          <w:tcPr>
+            <w:tcW w:w="1457" w:type="dxa"/>
+          </w:tcPr>
           <w:p>
             <w:pPr>
               <w:pStyle w:val="TableText"/>
@@ -4904,7 +5178,9 @@
           </w:p>
         </w:tc>
         <w:tc>
-          <w:tcPr/>
+          <w:tcPr>
+            <w:tcW w:w="1457" w:type="dxa"/>
+          </w:tcPr>
           <w:p>
             <w:pPr>
               <w:pStyle w:val="TableText"/>
@@ -4923,7 +5199,9 @@
           </w:p>
         </w:tc>
         <w:tc>
-          <w:tcPr/>
+          <w:tcPr>
+            <w:tcW w:w="4957" w:type="dxa"/>
+          </w:tcPr>
           <w:p>
             <w:pPr>
               <w:pStyle w:val="TableText"/>
@@ -4942,7 +5220,9 @@
           </w:p>
         </w:tc>
         <w:tc>
-          <w:tcPr/>
+          <w:tcPr>
+            <w:tcW w:w="1726" w:type="dxa"/>
+          </w:tcPr>
           <w:p>
             <w:pPr>
               <w:pStyle w:val="TableText"/>
@@ -4981,7 +5261,7 @@
       <w:r>
         <w:drawing>
           <wp:inline distT="0" distB="0" distL="0" distR="0">
-            <wp:extent cx="5580000" cy="2763820"/>
+            <wp:extent cx="5579999" cy="3034650"/>
             <wp:effectExtent l="0" t="0" r="0" b="0"/>
             <wp:docPr id="3" name="图 5-1 Q1-Q5 故障资格结果" descr="图 5-1 Q1-Q5 故障资格结果"/>
             <wp:cNvGraphicFramePr>
@@ -5003,7 +5283,7 @@
                   <pic:spPr>
                     <a:xfrm>
                       <a:off x="0" y="0"/>
-                      <a:ext cx="5580000" cy="2763820"/>
+                      <a:ext cx="5579999" cy="3034650"/>
                     </a:xfrm>
                     <a:prstGeom prst="rect">
                       <a:avLst/>
@@ -5044,7 +5324,7 @@
       <w:tblPr>
         <w:tblStyle w:val="TableGrid"/>
         <w:tblW w:w="5000" w:type="pct"/>
-        <w:tblLayout w:type="autofit"/>
+        <w:tblLayout w:type="fixed"/>
         <w:tblCellMar>
           <w:top w:w="60" w:type="dxa"/>
           <w:left w:w="90" w:type="dxa"/>
@@ -5052,6 +5332,10 @@
           <w:right w:w="90" w:type="dxa"/>
         </w:tblCellMar>
       </w:tblPr>
+      <w:tblGrid>
+        <w:gridCol w:w="2626"/>
+        <w:gridCol w:w="6973"/>
+      </w:tblGrid>
       <w:tr>
         <w:trPr>
           <w:cantSplit/>
@@ -5059,6 +5343,7 @@
         </w:trPr>
         <w:tc>
           <w:tcPr>
+            <w:tcW w:w="2626" w:type="dxa"/>
             <w:shd w:val="clear" w:color="auto" w:fill="D9E2F3"/>
           </w:tcPr>
           <w:p>
@@ -5081,6 +5366,7 @@
         </w:tc>
         <w:tc>
           <w:tcPr>
+            <w:tcW w:w="6973" w:type="dxa"/>
             <w:shd w:val="clear" w:color="auto" w:fill="D9E2F3"/>
           </w:tcPr>
           <w:p>
@@ -5107,7 +5393,9 @@
           <w:cantSplit/>
         </w:trPr>
         <w:tc>
-          <w:tcPr/>
+          <w:tcPr>
+            <w:tcW w:w="2626" w:type="dxa"/>
+          </w:tcPr>
           <w:p>
             <w:pPr>
               <w:pStyle w:val="TableText"/>
@@ -5126,7 +5414,9 @@
           </w:p>
         </w:tc>
         <w:tc>
-          <w:tcPr/>
+          <w:tcPr>
+            <w:tcW w:w="6973" w:type="dxa"/>
+          </w:tcPr>
           <w:p>
             <w:pPr>
               <w:pStyle w:val="TableText"/>
@@ -5150,7 +5440,9 @@
           <w:cantSplit/>
         </w:trPr>
         <w:tc>
-          <w:tcPr/>
+          <w:tcPr>
+            <w:tcW w:w="2626" w:type="dxa"/>
+          </w:tcPr>
           <w:p>
             <w:pPr>
               <w:pStyle w:val="TableText"/>
@@ -5169,7 +5461,9 @@
           </w:p>
         </w:tc>
         <w:tc>
-          <w:tcPr/>
+          <w:tcPr>
+            <w:tcW w:w="6973" w:type="dxa"/>
+          </w:tcPr>
           <w:p>
             <w:pPr>
               <w:pStyle w:val="TableText"/>
@@ -5193,7 +5487,9 @@
           <w:cantSplit/>
         </w:trPr>
         <w:tc>
-          <w:tcPr/>
+          <w:tcPr>
+            <w:tcW w:w="2626" w:type="dxa"/>
+          </w:tcPr>
           <w:p>
             <w:pPr>
               <w:pStyle w:val="TableText"/>
@@ -5212,7 +5508,9 @@
           </w:p>
         </w:tc>
         <w:tc>
-          <w:tcPr/>
+          <w:tcPr>
+            <w:tcW w:w="6973" w:type="dxa"/>
+          </w:tcPr>
           <w:p>
             <w:pPr>
               <w:pStyle w:val="TableText"/>
@@ -5236,7 +5534,9 @@
           <w:cantSplit/>
         </w:trPr>
         <w:tc>
-          <w:tcPr/>
+          <w:tcPr>
+            <w:tcW w:w="2626" w:type="dxa"/>
+          </w:tcPr>
           <w:p>
             <w:pPr>
               <w:pStyle w:val="TableText"/>
@@ -5255,7 +5555,9 @@
           </w:p>
         </w:tc>
         <w:tc>
-          <w:tcPr/>
+          <w:tcPr>
+            <w:tcW w:w="6973" w:type="dxa"/>
+          </w:tcPr>
           <w:p>
             <w:pPr>
               <w:pStyle w:val="TableText"/>
@@ -5291,7 +5593,7 @@
       <w:tblPr>
         <w:tblStyle w:val="TableGrid"/>
         <w:tblW w:w="5000" w:type="pct"/>
-        <w:tblLayout w:type="autofit"/>
+        <w:tblLayout w:type="fixed"/>
         <w:tblCellMar>
           <w:top w:w="60" w:type="dxa"/>
           <w:left w:w="90" w:type="dxa"/>
@@ -5299,6 +5601,11 @@
           <w:right w:w="90" w:type="dxa"/>
         </w:tblCellMar>
       </w:tblPr>
+      <w:tblGrid>
+        <w:gridCol w:w="1797"/>
+        <w:gridCol w:w="2371"/>
+        <w:gridCol w:w="5431"/>
+      </w:tblGrid>
       <w:tr>
         <w:trPr>
           <w:cantSplit/>
@@ -5306,6 +5613,7 @@
         </w:trPr>
         <w:tc>
           <w:tcPr>
+            <w:tcW w:w="1797" w:type="dxa"/>
             <w:shd w:val="clear" w:color="auto" w:fill="D9E2F3"/>
           </w:tcPr>
           <w:p>
@@ -5328,6 +5636,7 @@
         </w:tc>
         <w:tc>
           <w:tcPr>
+            <w:tcW w:w="2371" w:type="dxa"/>
             <w:shd w:val="clear" w:color="auto" w:fill="D9E2F3"/>
           </w:tcPr>
           <w:p>
@@ -5350,6 +5659,7 @@
         </w:tc>
         <w:tc>
           <w:tcPr>
+            <w:tcW w:w="5431" w:type="dxa"/>
             <w:shd w:val="clear" w:color="auto" w:fill="D9E2F3"/>
           </w:tcPr>
           <w:p>
@@ -5376,7 +5686,9 @@
           <w:cantSplit/>
         </w:trPr>
         <w:tc>
-          <w:tcPr/>
+          <w:tcPr>
+            <w:tcW w:w="1797" w:type="dxa"/>
+          </w:tcPr>
           <w:p>
             <w:pPr>
               <w:pStyle w:val="TableText"/>
@@ -5395,7 +5707,9 @@
           </w:p>
         </w:tc>
         <w:tc>
-          <w:tcPr/>
+          <w:tcPr>
+            <w:tcW w:w="2371" w:type="dxa"/>
+          </w:tcPr>
           <w:p>
             <w:pPr>
               <w:pStyle w:val="TableText"/>
@@ -5414,7 +5728,9 @@
           </w:p>
         </w:tc>
         <w:tc>
-          <w:tcPr/>
+          <w:tcPr>
+            <w:tcW w:w="5431" w:type="dxa"/>
+          </w:tcPr>
           <w:p>
             <w:pPr>
               <w:pStyle w:val="TableText"/>
@@ -5438,7 +5754,9 @@
           <w:cantSplit/>
         </w:trPr>
         <w:tc>
-          <w:tcPr/>
+          <w:tcPr>
+            <w:tcW w:w="1797" w:type="dxa"/>
+          </w:tcPr>
           <w:p>
             <w:pPr>
               <w:pStyle w:val="TableText"/>
@@ -5457,7 +5775,9 @@
           </w:p>
         </w:tc>
         <w:tc>
-          <w:tcPr/>
+          <w:tcPr>
+            <w:tcW w:w="2371" w:type="dxa"/>
+          </w:tcPr>
           <w:p>
             <w:pPr>
               <w:pStyle w:val="TableText"/>
@@ -5476,7 +5796,9 @@
           </w:p>
         </w:tc>
         <w:tc>
-          <w:tcPr/>
+          <w:tcPr>
+            <w:tcW w:w="5431" w:type="dxa"/>
+          </w:tcPr>
           <w:p>
             <w:pPr>
               <w:pStyle w:val="TableText"/>
@@ -5500,7 +5822,9 @@
           <w:cantSplit/>
         </w:trPr>
         <w:tc>
-          <w:tcPr/>
+          <w:tcPr>
+            <w:tcW w:w="1797" w:type="dxa"/>
+          </w:tcPr>
           <w:p>
             <w:pPr>
               <w:pStyle w:val="TableText"/>
@@ -5519,7 +5843,9 @@
           </w:p>
         </w:tc>
         <w:tc>
-          <w:tcPr/>
+          <w:tcPr>
+            <w:tcW w:w="2371" w:type="dxa"/>
+          </w:tcPr>
           <w:p>
             <w:pPr>
               <w:pStyle w:val="TableText"/>
@@ -5538,7 +5864,9 @@
           </w:p>
         </w:tc>
         <w:tc>
-          <w:tcPr/>
+          <w:tcPr>
+            <w:tcW w:w="5431" w:type="dxa"/>
+          </w:tcPr>
           <w:p>
             <w:pPr>
               <w:pStyle w:val="TableText"/>
@@ -5562,7 +5890,9 @@
           <w:cantSplit/>
         </w:trPr>
         <w:tc>
-          <w:tcPr/>
+          <w:tcPr>
+            <w:tcW w:w="1797" w:type="dxa"/>
+          </w:tcPr>
           <w:p>
             <w:pPr>
               <w:pStyle w:val="TableText"/>
@@ -5581,7 +5911,9 @@
           </w:p>
         </w:tc>
         <w:tc>
-          <w:tcPr/>
+          <w:tcPr>
+            <w:tcW w:w="2371" w:type="dxa"/>
+          </w:tcPr>
           <w:p>
             <w:pPr>
               <w:pStyle w:val="TableText"/>
@@ -5600,7 +5932,9 @@
           </w:p>
         </w:tc>
         <w:tc>
-          <w:tcPr/>
+          <w:tcPr>
+            <w:tcW w:w="5431" w:type="dxa"/>
+          </w:tcPr>
           <w:p>
             <w:pPr>
               <w:pStyle w:val="TableText"/>
@@ -5758,7 +6092,7 @@
       <w:tblPr>
         <w:tblStyle w:val="TableGrid"/>
         <w:tblW w:w="5000" w:type="pct"/>
-        <w:tblLayout w:type="autofit"/>
+        <w:tblLayout w:type="fixed"/>
         <w:tblCellMar>
           <w:top w:w="60" w:type="dxa"/>
           <w:left w:w="90" w:type="dxa"/>
@@ -5766,6 +6100,11 @@
           <w:right w:w="90" w:type="dxa"/>
         </w:tblCellMar>
       </w:tblPr>
+      <w:tblGrid>
+        <w:gridCol w:w="3075"/>
+        <w:gridCol w:w="4754"/>
+        <w:gridCol w:w="1769"/>
+      </w:tblGrid>
       <w:tr>
         <w:trPr>
           <w:cantSplit/>
@@ -5773,6 +6112,7 @@
         </w:trPr>
         <w:tc>
           <w:tcPr>
+            <w:tcW w:w="3075" w:type="dxa"/>
             <w:shd w:val="clear" w:color="auto" w:fill="D9E2F3"/>
           </w:tcPr>
           <w:p>
@@ -5795,6 +6135,7 @@
         </w:tc>
         <w:tc>
           <w:tcPr>
+            <w:tcW w:w="4754" w:type="dxa"/>
             <w:shd w:val="clear" w:color="auto" w:fill="D9E2F3"/>
           </w:tcPr>
           <w:p>
@@ -5817,6 +6158,7 @@
         </w:tc>
         <w:tc>
           <w:tcPr>
+            <w:tcW w:w="1769" w:type="dxa"/>
             <w:shd w:val="clear" w:color="auto" w:fill="D9E2F3"/>
           </w:tcPr>
           <w:p>
@@ -5843,7 +6185,9 @@
           <w:cantSplit/>
         </w:trPr>
         <w:tc>
-          <w:tcPr/>
+          <w:tcPr>
+            <w:tcW w:w="3075" w:type="dxa"/>
+          </w:tcPr>
           <w:p>
             <w:pPr>
               <w:pStyle w:val="TableText"/>
@@ -5862,7 +6206,9 @@
           </w:p>
         </w:tc>
         <w:tc>
-          <w:tcPr/>
+          <w:tcPr>
+            <w:tcW w:w="4754" w:type="dxa"/>
+          </w:tcPr>
           <w:p>
             <w:pPr>
               <w:pStyle w:val="TableText"/>
@@ -5881,7 +6227,9 @@
           </w:p>
         </w:tc>
         <w:tc>
-          <w:tcPr/>
+          <w:tcPr>
+            <w:tcW w:w="1769" w:type="dxa"/>
+          </w:tcPr>
           <w:p>
             <w:pPr>
               <w:pStyle w:val="TableText"/>
@@ -5905,7 +6253,9 @@
           <w:cantSplit/>
         </w:trPr>
         <w:tc>
-          <w:tcPr/>
+          <w:tcPr>
+            <w:tcW w:w="3075" w:type="dxa"/>
+          </w:tcPr>
           <w:p>
             <w:pPr>
               <w:pStyle w:val="TableText"/>
@@ -5924,7 +6274,9 @@
           </w:p>
         </w:tc>
         <w:tc>
-          <w:tcPr/>
+          <w:tcPr>
+            <w:tcW w:w="4754" w:type="dxa"/>
+          </w:tcPr>
           <w:p>
             <w:pPr>
               <w:pStyle w:val="TableText"/>
@@ -5943,7 +6295,9 @@
           </w:p>
         </w:tc>
         <w:tc>
-          <w:tcPr/>
+          <w:tcPr>
+            <w:tcW w:w="1769" w:type="dxa"/>
+          </w:tcPr>
           <w:p>
             <w:pPr>
               <w:pStyle w:val="TableText"/>
@@ -5967,7 +6321,9 @@
           <w:cantSplit/>
         </w:trPr>
         <w:tc>
-          <w:tcPr/>
+          <w:tcPr>
+            <w:tcW w:w="3075" w:type="dxa"/>
+          </w:tcPr>
           <w:p>
             <w:pPr>
               <w:pStyle w:val="TableText"/>
@@ -5986,7 +6342,9 @@
           </w:p>
         </w:tc>
         <w:tc>
-          <w:tcPr/>
+          <w:tcPr>
+            <w:tcW w:w="4754" w:type="dxa"/>
+          </w:tcPr>
           <w:p>
             <w:pPr>
               <w:pStyle w:val="TableText"/>
@@ -6005,7 +6363,9 @@
           </w:p>
         </w:tc>
         <w:tc>
-          <w:tcPr/>
+          <w:tcPr>
+            <w:tcW w:w="1769" w:type="dxa"/>
+          </w:tcPr>
           <w:p>
             <w:pPr>
               <w:pStyle w:val="TableText"/>
@@ -6029,7 +6389,9 @@
           <w:cantSplit/>
         </w:trPr>
         <w:tc>
-          <w:tcPr/>
+          <w:tcPr>
+            <w:tcW w:w="3075" w:type="dxa"/>
+          </w:tcPr>
           <w:p>
             <w:pPr>
               <w:pStyle w:val="TableText"/>
@@ -6048,7 +6410,9 @@
           </w:p>
         </w:tc>
         <w:tc>
-          <w:tcPr/>
+          <w:tcPr>
+            <w:tcW w:w="4754" w:type="dxa"/>
+          </w:tcPr>
           <w:p>
             <w:pPr>
               <w:pStyle w:val="TableText"/>
@@ -6067,7 +6431,9 @@
           </w:p>
         </w:tc>
         <w:tc>
-          <w:tcPr/>
+          <w:tcPr>
+            <w:tcW w:w="1769" w:type="dxa"/>
+          </w:tcPr>
           <w:p>
             <w:pPr>
               <w:pStyle w:val="TableText"/>
@@ -6130,7 +6496,7 @@
         <w:rPr>
           <w:rFonts w:ascii="Calibri" w:hAnsi="Calibri" w:eastAsia="Microsoft YaHei" w:cs="Calibri"/>
         </w:rPr>
-        <w:t xml:space="preserve">相对窄化 VI 参考模型有何结构差异。比较范围固定为 2N1S、O3、单向完成语义，以及⁠ ⁠1⁠0⁠0⁠%</w:t>
+        <w:t xml:space="preserve">相对窄化 VI 参考模型有何结构差异。比较范围固定为 2N1S、O3、单向完成语义、256 KiB</w:t>
       </w:r>
     </w:p>
     <w:p>
@@ -6141,7 +6507,7 @@
         <w:rPr>
           <w:rFonts w:ascii="Calibri" w:hAnsi="Calibri" w:eastAsia="Microsoft YaHei" w:cs="Calibri"/>
         </w:rPr>
-        <w:t xml:space="preserve">和 150% L3 压力；它是理论与可执行参考比较，不是物理⁠芯⁠片⁠测⁠量⁠。</w:t>
+        <w:t xml:space="preserve">L3 和 100% L3 压力；它是理论与可执行参考比较，不是物理⁠芯⁠片⁠测⁠量⁠。</w:t>
       </w:r>
     </w:p>
     <w:p>
@@ -6160,7 +6526,7 @@
       <w:tblPr>
         <w:tblStyle w:val="TableGrid"/>
         <w:tblW w:w="5000" w:type="pct"/>
-        <w:tblLayout w:type="autofit"/>
+        <w:tblLayout w:type="fixed"/>
         <w:tblCellMar>
           <w:top w:w="60" w:type="dxa"/>
           <w:left w:w="90" w:type="dxa"/>
@@ -6168,6 +6534,11 @@
           <w:right w:w="90" w:type="dxa"/>
         </w:tblCellMar>
       </w:tblPr>
+      <w:tblGrid>
+        <w:gridCol w:w="1961"/>
+        <w:gridCol w:w="4147"/>
+        <w:gridCol w:w="3491"/>
+      </w:tblGrid>
       <w:tr>
         <w:trPr>
           <w:cantSplit/>
@@ -6175,6 +6546,7 @@
         </w:trPr>
         <w:tc>
           <w:tcPr>
+            <w:tcW w:w="1961" w:type="dxa"/>
             <w:shd w:val="clear" w:color="auto" w:fill="D9E2F3"/>
           </w:tcPr>
           <w:p>
@@ -6197,6 +6569,7 @@
         </w:tc>
         <w:tc>
           <w:tcPr>
+            <w:tcW w:w="4147" w:type="dxa"/>
             <w:shd w:val="clear" w:color="auto" w:fill="D9E2F3"/>
           </w:tcPr>
           <w:p>
@@ -6213,12 +6586,13 @@
                 <w:sz w:val="18"/>
                 <w:szCs w:val="18"/>
               </w:rPr>
-              <w:t xml:space="preserve">客户确认 / 冻结参考假设</w:t>
-            </w:r>
-          </w:p>
-        </w:tc>
-        <w:tc>
-          <w:tcPr>
+              <w:t xml:space="preserve">冻结参考条件</w:t>
+            </w:r>
+          </w:p>
+        </w:tc>
+        <w:tc>
+          <w:tcPr>
+            <w:tcW w:w="3491" w:type="dxa"/>
             <w:shd w:val="clear" w:color="auto" w:fill="D9E2F3"/>
           </w:tcPr>
           <w:p>
@@ -6245,7 +6619,9 @@
           <w:cantSplit/>
         </w:trPr>
         <w:tc>
-          <w:tcPr/>
+          <w:tcPr>
+            <w:tcW w:w="1961" w:type="dxa"/>
+          </w:tcPr>
           <w:p>
             <w:pPr>
               <w:pStyle w:val="TableText"/>
@@ -6264,7 +6640,9 @@
           </w:p>
         </w:tc>
         <w:tc>
-          <w:tcPr/>
+          <w:tcPr>
+            <w:tcW w:w="4147" w:type="dxa"/>
+          </w:tcPr>
           <w:p>
             <w:pPr>
               <w:pStyle w:val="TableText"/>
@@ -6283,21 +6661,23 @@
           </w:p>
         </w:tc>
         <w:tc>
-          <w:tcPr/>
-          <w:p>
-            <w:pPr>
-              <w:pStyle w:val="TableText"/>
-              <w:jc w:val="left"/>
-              <w:wordWrap w:val="0"/>
-              <w:spacing w:before="0" w:after="0" w:line="320" w:lineRule="exact"/>
-            </w:pPr>
-            <w:r>
-              <w:rPr>
-                <w:rFonts w:ascii="Calibri" w:hAnsi="Calibri" w:eastAsia="Microsoft YaHei" w:cs="Calibri"/>
-                <w:sz w:val="18"/>
-                <w:szCs w:val="18"/>
-              </w:rPr>
-              <w:t xml:space="preserve">客户物理芯片的核、缓存和 H⁠o⁠m⁠e 微体系结构</w:t>
+          <w:tcPr>
+            <w:tcW w:w="3491" w:type="dxa"/>
+          </w:tcPr>
+          <w:p>
+            <w:pPr>
+              <w:pStyle w:val="TableText"/>
+              <w:jc w:val="left"/>
+              <w:wordWrap w:val="0"/>
+              <w:spacing w:before="0" w:after="0" w:line="320" w:lineRule="exact"/>
+            </w:pPr>
+            <w:r>
+              <w:rPr>
+                <w:rFonts w:ascii="Calibri" w:hAnsi="Calibri" w:eastAsia="Microsoft YaHei" w:cs="Calibri"/>
+                <w:sz w:val="18"/>
+                <w:szCs w:val="18"/>
+              </w:rPr>
+              <w:t xml:space="preserve">目标物理芯片的核、缓存和 H⁠o⁠m⁠e 微体系结构</w:t>
             </w:r>
           </w:p>
         </w:tc>
@@ -6307,7 +6687,9 @@
           <w:cantSplit/>
         </w:trPr>
         <w:tc>
-          <w:tcPr/>
+          <w:tcPr>
+            <w:tcW w:w="1961" w:type="dxa"/>
+          </w:tcPr>
           <w:p>
             <w:pPr>
               <w:pStyle w:val="TableText"/>
@@ -6326,40 +6708,44 @@
           </w:p>
         </w:tc>
         <w:tc>
-          <w:tcPr/>
-          <w:p>
-            <w:pPr>
-              <w:pStyle w:val="TableText"/>
-              <w:jc w:val="left"/>
-              <w:wordWrap w:val="0"/>
-              <w:spacing w:before="0" w:after="0" w:line="320" w:lineRule="exact"/>
-            </w:pPr>
-            <w:r>
-              <w:rPr>
-                <w:rFonts w:ascii="Calibri" w:hAnsi="Calibri" w:eastAsia="Microsoft YaHei" w:cs="Calibri"/>
-                <w:sz w:val="18"/>
-                <w:szCs w:val="18"/>
-              </w:rPr>
-              <w:t xml:space="preserve">相同 t⁠e⁠s⁠t⁠c⁠a⁠s⁠e、输入、操作配比和 L⁠3 压力点</w:t>
-            </w:r>
-          </w:p>
-        </w:tc>
-        <w:tc>
-          <w:tcPr/>
-          <w:p>
-            <w:pPr>
-              <w:pStyle w:val="TableText"/>
-              <w:jc w:val="left"/>
-              <w:wordWrap w:val="0"/>
-              <w:spacing w:before="0" w:after="0" w:line="320" w:lineRule="exact"/>
-            </w:pPr>
-            <w:r>
-              <w:rPr>
-                <w:rFonts w:ascii="Calibri" w:hAnsi="Calibri" w:eastAsia="Microsoft YaHei" w:cs="Calibri"/>
-                <w:sz w:val="18"/>
-                <w:szCs w:val="18"/>
-              </w:rPr>
-              <w:t xml:space="preserve">未冻结 w⁠o⁠r⁠k⁠l⁠o⁠a⁠d、流量分布和更大规模压力</w:t>
+          <w:tcPr>
+            <w:tcW w:w="4147" w:type="dxa"/>
+          </w:tcPr>
+          <w:p>
+            <w:pPr>
+              <w:pStyle w:val="TableText"/>
+              <w:jc w:val="left"/>
+              <w:wordWrap w:val="0"/>
+              <w:spacing w:before="0" w:after="0" w:line="320" w:lineRule="exact"/>
+            </w:pPr>
+            <w:r>
+              <w:rPr>
+                <w:rFonts w:ascii="Calibri" w:hAnsi="Calibri" w:eastAsia="Microsoft YaHei" w:cs="Calibri"/>
+                <w:sz w:val="18"/>
+                <w:szCs w:val="18"/>
+              </w:rPr>
+              <w:t xml:space="preserve">相同 t⁠e⁠s⁠t⁠c⁠a⁠s⁠e、输入、操作配比和 100% L⁠3 压力</w:t>
+            </w:r>
+          </w:p>
+        </w:tc>
+        <w:tc>
+          <w:tcPr>
+            <w:tcW w:w="3491" w:type="dxa"/>
+          </w:tcPr>
+          <w:p>
+            <w:pPr>
+              <w:pStyle w:val="TableText"/>
+              <w:jc w:val="left"/>
+              <w:wordWrap w:val="0"/>
+              <w:spacing w:before="0" w:after="0" w:line="320" w:lineRule="exact"/>
+            </w:pPr>
+            <w:r>
+              <w:rPr>
+                <w:rFonts w:ascii="Calibri" w:hAnsi="Calibri" w:eastAsia="Microsoft YaHei" w:cs="Calibri"/>
+                <w:sz w:val="18"/>
+                <w:szCs w:val="18"/>
+              </w:rPr>
+              <w:t xml:space="preserve">未冻结 w⁠o⁠r⁠k⁠l⁠o⁠a⁠d、流量分布和其他 L⁠3 配置</w:t>
             </w:r>
           </w:p>
         </w:tc>
@@ -6369,7 +6755,9 @@
           <w:cantSplit/>
         </w:trPr>
         <w:tc>
-          <w:tcPr/>
+          <w:tcPr>
+            <w:tcW w:w="1961" w:type="dxa"/>
+          </w:tcPr>
           <w:p>
             <w:pPr>
               <w:pStyle w:val="TableText"/>
@@ -6388,7 +6776,9 @@
           </w:p>
         </w:tc>
         <w:tc>
-          <w:tcPr/>
+          <w:tcPr>
+            <w:tcW w:w="4147" w:type="dxa"/>
+          </w:tcPr>
           <w:p>
             <w:pPr>
               <w:pStyle w:val="TableText"/>
@@ -6407,7 +6797,9 @@
           </w:p>
         </w:tc>
         <w:tc>
-          <w:tcPr/>
+          <w:tcPr>
+            <w:tcW w:w="3491" w:type="dxa"/>
+          </w:tcPr>
           <w:p>
             <w:pPr>
               <w:pStyle w:val="TableText"/>
@@ -6431,7 +6823,9 @@
           <w:cantSplit/>
         </w:trPr>
         <w:tc>
-          <w:tcPr/>
+          <w:tcPr>
+            <w:tcW w:w="1961" w:type="dxa"/>
+          </w:tcPr>
           <w:p>
             <w:pPr>
               <w:pStyle w:val="TableText"/>
@@ -6450,7 +6844,9 @@
           </w:p>
         </w:tc>
         <w:tc>
-          <w:tcPr/>
+          <w:tcPr>
+            <w:tcW w:w="4147" w:type="dxa"/>
+          </w:tcPr>
           <w:p>
             <w:pPr>
               <w:pStyle w:val="TableText"/>
@@ -6469,21 +6865,23 @@
           </w:p>
         </w:tc>
         <w:tc>
-          <w:tcPr/>
-          <w:p>
-            <w:pPr>
-              <w:pStyle w:val="TableText"/>
-              <w:jc w:val="left"/>
-              <w:wordWrap w:val="0"/>
-              <w:spacing w:before="0" w:after="0" w:line="320" w:lineRule="exact"/>
-            </w:pPr>
-            <w:r>
-              <w:rPr>
-                <w:rFonts w:ascii="Calibri" w:hAnsi="Calibri" w:eastAsia="Microsoft YaHei" w:cs="Calibri"/>
-                <w:sz w:val="18"/>
-                <w:szCs w:val="18"/>
-              </w:rPr>
-              <w:t xml:space="preserve">客户 H⁠A 的私有优化、缓冲、队列、预测和一致性扩展</w:t>
+          <w:tcPr>
+            <w:tcW w:w="3491" w:type="dxa"/>
+          </w:tcPr>
+          <w:p>
+            <w:pPr>
+              <w:pStyle w:val="TableText"/>
+              <w:jc w:val="left"/>
+              <w:wordWrap w:val="0"/>
+              <w:spacing w:before="0" w:after="0" w:line="320" w:lineRule="exact"/>
+            </w:pPr>
+            <w:r>
+              <w:rPr>
+                <w:rFonts w:ascii="Calibri" w:hAnsi="Calibri" w:eastAsia="Microsoft YaHei" w:cs="Calibri"/>
+                <w:sz w:val="18"/>
+                <w:szCs w:val="18"/>
+              </w:rPr>
+              <w:t xml:space="preserve">未建模 H⁠A 的优化、缓冲、队列、预测和一致性扩展</w:t>
             </w:r>
           </w:p>
         </w:tc>
@@ -6493,7 +6891,9 @@
           <w:cantSplit/>
         </w:trPr>
         <w:tc>
-          <w:tcPr/>
+          <w:tcPr>
+            <w:tcW w:w="1961" w:type="dxa"/>
+          </w:tcPr>
           <w:p>
             <w:pPr>
               <w:pStyle w:val="TableText"/>
@@ -6512,7 +6912,9 @@
           </w:p>
         </w:tc>
         <w:tc>
-          <w:tcPr/>
+          <w:tcPr>
+            <w:tcW w:w="4147" w:type="dxa"/>
+          </w:tcPr>
           <w:p>
             <w:pPr>
               <w:pStyle w:val="TableText"/>
@@ -6531,7 +6933,9 @@
           </w:p>
         </w:tc>
         <w:tc>
-          <w:tcPr/>
+          <w:tcPr>
+            <w:tcW w:w="3491" w:type="dxa"/>
+          </w:tcPr>
           <w:p>
             <w:pPr>
               <w:pStyle w:val="TableText"/>
@@ -6555,7 +6959,9 @@
           <w:cantSplit/>
         </w:trPr>
         <w:tc>
-          <w:tcPr/>
+          <w:tcPr>
+            <w:tcW w:w="1961" w:type="dxa"/>
+          </w:tcPr>
           <w:p>
             <w:pPr>
               <w:pStyle w:val="TableText"/>
@@ -6574,7 +6980,9 @@
           </w:p>
         </w:tc>
         <w:tc>
-          <w:tcPr/>
+          <w:tcPr>
+            <w:tcW w:w="4147" w:type="dxa"/>
+          </w:tcPr>
           <w:p>
             <w:pPr>
               <w:pStyle w:val="TableText"/>
@@ -6593,21 +7001,23 @@
           </w:p>
         </w:tc>
         <w:tc>
-          <w:tcPr/>
-          <w:p>
-            <w:pPr>
-              <w:pStyle w:val="TableText"/>
-              <w:jc w:val="left"/>
-              <w:wordWrap w:val="0"/>
-              <w:spacing w:before="0" w:after="0" w:line="320" w:lineRule="exact"/>
-            </w:pPr>
-            <w:r>
-              <w:rPr>
-                <w:rFonts w:ascii="Calibri" w:hAnsi="Calibri" w:eastAsia="Microsoft YaHei" w:cs="Calibri"/>
-                <w:sz w:val="18"/>
-                <w:szCs w:val="18"/>
-              </w:rPr>
-              <w:t xml:space="preserve">将参考模型结果宣称为客户物理实现结果</w:t>
+          <w:tcPr>
+            <w:tcW w:w="3491" w:type="dxa"/>
+          </w:tcPr>
+          <w:p>
+            <w:pPr>
+              <w:pStyle w:val="TableText"/>
+              <w:jc w:val="left"/>
+              <w:wordWrap w:val="0"/>
+              <w:spacing w:before="0" w:after="0" w:line="320" w:lineRule="exact"/>
+            </w:pPr>
+            <w:r>
+              <w:rPr>
+                <w:rFonts w:ascii="Calibri" w:hAnsi="Calibri" w:eastAsia="Microsoft YaHei" w:cs="Calibri"/>
+                <w:sz w:val="18"/>
+                <w:szCs w:val="18"/>
+              </w:rPr>
+              <w:t xml:space="preserve">将参考模型结果外推为目标物理实现结果</w:t>
             </w:r>
           </w:p>
         </w:tc>
@@ -6621,7 +7031,7 @@
         <w:rPr>
           <w:rFonts w:ascii="Calibri" w:hAnsi="Calibri" w:eastAsia="Microsoft YaHei" w:cs="Calibri"/>
         </w:rPr>
-        <w:t xml:space="preserve">这些条件保证配对比较在已确认参考范围内使用共同输入和共同完成边界。聚合优⁠势⁠表⁠示⁠冻⁠结</w:t>
+        <w:t xml:space="preserve">这些条件保证配对比较在冻结参考范围内使用共同输入和共同完成边界。聚合优⁠势⁠表⁠示⁠冻⁠结</w:t>
       </w:r>
     </w:p>
     <w:p>
@@ -6651,7 +7061,7 @@
       <w:tblPr>
         <w:tblStyle w:val="TableGrid"/>
         <w:tblW w:w="5000" w:type="pct"/>
-        <w:tblLayout w:type="autofit"/>
+        <w:tblLayout w:type="fixed"/>
         <w:tblCellMar>
           <w:top w:w="60" w:type="dxa"/>
           <w:left w:w="90" w:type="dxa"/>
@@ -6659,6 +7069,12 @@
           <w:right w:w="90" w:type="dxa"/>
         </w:tblCellMar>
       </w:tblPr>
+      <w:tblGrid>
+        <w:gridCol w:w="1181"/>
+        <w:gridCol w:w="2953"/>
+        <w:gridCol w:w="1979"/>
+        <w:gridCol w:w="3485"/>
+      </w:tblGrid>
       <w:tr>
         <w:trPr>
           <w:cantSplit/>
@@ -6666,6 +7082,7 @@
         </w:trPr>
         <w:tc>
           <w:tcPr>
+            <w:tcW w:w="1181" w:type="dxa"/>
             <w:shd w:val="clear" w:color="auto" w:fill="D9E2F3"/>
           </w:tcPr>
           <w:p>
@@ -6688,6 +7105,7 @@
         </w:tc>
         <w:tc>
           <w:tcPr>
+            <w:tcW w:w="2953" w:type="dxa"/>
             <w:shd w:val="clear" w:color="auto" w:fill="D9E2F3"/>
           </w:tcPr>
           <w:p>
@@ -6710,6 +7128,7 @@
         </w:tc>
         <w:tc>
           <w:tcPr>
+            <w:tcW w:w="1979" w:type="dxa"/>
             <w:shd w:val="clear" w:color="auto" w:fill="D9E2F3"/>
           </w:tcPr>
           <w:p>
@@ -6732,6 +7151,7 @@
         </w:tc>
         <w:tc>
           <w:tcPr>
+            <w:tcW w:w="3485" w:type="dxa"/>
             <w:shd w:val="clear" w:color="auto" w:fill="D9E2F3"/>
           </w:tcPr>
           <w:p>
@@ -6758,7 +7178,9 @@
           <w:cantSplit/>
         </w:trPr>
         <w:tc>
-          <w:tcPr/>
+          <w:tcPr>
+            <w:tcW w:w="1181" w:type="dxa"/>
+          </w:tcPr>
           <w:p>
             <w:pPr>
               <w:pStyle w:val="TableText"/>
@@ -6777,7 +7199,9 @@
           </w:p>
         </w:tc>
         <w:tc>
-          <w:tcPr/>
+          <w:tcPr>
+            <w:tcW w:w="2953" w:type="dxa"/>
+          </w:tcPr>
           <w:p>
             <w:pPr>
               <w:pStyle w:val="TableText"/>
@@ -6796,7 +7220,9 @@
           </w:p>
         </w:tc>
         <w:tc>
-          <w:tcPr/>
+          <w:tcPr>
+            <w:tcW w:w="1979" w:type="dxa"/>
+          </w:tcPr>
           <w:p>
             <w:pPr>
               <w:pStyle w:val="TableText"/>
@@ -6815,7 +7241,9 @@
           </w:p>
         </w:tc>
         <w:tc>
-          <w:tcPr/>
+          <w:tcPr>
+            <w:tcW w:w="3485" w:type="dxa"/>
+          </w:tcPr>
           <w:p>
             <w:pPr>
               <w:pStyle w:val="TableText"/>
@@ -6839,7 +7267,9 @@
           <w:cantSplit/>
         </w:trPr>
         <w:tc>
-          <w:tcPr/>
+          <w:tcPr>
+            <w:tcW w:w="1181" w:type="dxa"/>
+          </w:tcPr>
           <w:p>
             <w:pPr>
               <w:pStyle w:val="TableText"/>
@@ -6858,7 +7288,9 @@
           </w:p>
         </w:tc>
         <w:tc>
-          <w:tcPr/>
+          <w:tcPr>
+            <w:tcW w:w="2953" w:type="dxa"/>
+          </w:tcPr>
           <w:p>
             <w:pPr>
               <w:pStyle w:val="TableText"/>
@@ -6877,7 +7309,9 @@
           </w:p>
         </w:tc>
         <w:tc>
-          <w:tcPr/>
+          <w:tcPr>
+            <w:tcW w:w="1979" w:type="dxa"/>
+          </w:tcPr>
           <w:p>
             <w:pPr>
               <w:pStyle w:val="TableText"/>
@@ -6896,7 +7330,9 @@
           </w:p>
         </w:tc>
         <w:tc>
-          <w:tcPr/>
+          <w:tcPr>
+            <w:tcW w:w="3485" w:type="dxa"/>
+          </w:tcPr>
           <w:p>
             <w:pPr>
               <w:pStyle w:val="TableText"/>
@@ -6920,7 +7356,9 @@
           <w:cantSplit/>
         </w:trPr>
         <w:tc>
-          <w:tcPr/>
+          <w:tcPr>
+            <w:tcW w:w="1181" w:type="dxa"/>
+          </w:tcPr>
           <w:p>
             <w:pPr>
               <w:pStyle w:val="TableText"/>
@@ -6939,7 +7377,9 @@
           </w:p>
         </w:tc>
         <w:tc>
-          <w:tcPr/>
+          <w:tcPr>
+            <w:tcW w:w="2953" w:type="dxa"/>
+          </w:tcPr>
           <w:p>
             <w:pPr>
               <w:pStyle w:val="TableText"/>
@@ -6958,7 +7398,9 @@
           </w:p>
         </w:tc>
         <w:tc>
-          <w:tcPr/>
+          <w:tcPr>
+            <w:tcW w:w="1979" w:type="dxa"/>
+          </w:tcPr>
           <w:p>
             <w:pPr>
               <w:pStyle w:val="TableText"/>
@@ -6977,7 +7419,9 @@
           </w:p>
         </w:tc>
         <w:tc>
-          <w:tcPr/>
+          <w:tcPr>
+            <w:tcW w:w="3485" w:type="dxa"/>
+          </w:tcPr>
           <w:p>
             <w:pPr>
               <w:pStyle w:val="TableText"/>
@@ -7001,7 +7445,9 @@
           <w:cantSplit/>
         </w:trPr>
         <w:tc>
-          <w:tcPr/>
+          <w:tcPr>
+            <w:tcW w:w="1181" w:type="dxa"/>
+          </w:tcPr>
           <w:p>
             <w:pPr>
               <w:pStyle w:val="TableText"/>
@@ -7020,7 +7466,9 @@
           </w:p>
         </w:tc>
         <w:tc>
-          <w:tcPr/>
+          <w:tcPr>
+            <w:tcW w:w="2953" w:type="dxa"/>
+          </w:tcPr>
           <w:p>
             <w:pPr>
               <w:pStyle w:val="TableText"/>
@@ -7039,7 +7487,9 @@
           </w:p>
         </w:tc>
         <w:tc>
-          <w:tcPr/>
+          <w:tcPr>
+            <w:tcW w:w="1979" w:type="dxa"/>
+          </w:tcPr>
           <w:p>
             <w:pPr>
               <w:pStyle w:val="TableText"/>
@@ -7058,7 +7508,9 @@
           </w:p>
         </w:tc>
         <w:tc>
-          <w:tcPr/>
+          <w:tcPr>
+            <w:tcW w:w="3485" w:type="dxa"/>
+          </w:tcPr>
           <w:p>
             <w:pPr>
               <w:pStyle w:val="TableText"/>
@@ -7105,7 +7557,7 @@
       <w:tblPr>
         <w:tblStyle w:val="TableGrid"/>
         <w:tblW w:w="5000" w:type="pct"/>
-        <w:tblLayout w:type="autofit"/>
+        <w:tblLayout w:type="fixed"/>
         <w:tblCellMar>
           <w:top w:w="60" w:type="dxa"/>
           <w:left w:w="90" w:type="dxa"/>
@@ -7113,6 +7565,13 @@
           <w:right w:w="90" w:type="dxa"/>
         </w:tblCellMar>
       </w:tblPr>
+      <w:tblGrid>
+        <w:gridCol w:w="2543"/>
+        <w:gridCol w:w="1318"/>
+        <w:gridCol w:w="2098"/>
+        <w:gridCol w:w="2209"/>
+        <w:gridCol w:w="1429"/>
+      </w:tblGrid>
       <w:tr>
         <w:trPr>
           <w:cantSplit/>
@@ -7120,6 +7579,7 @@
         </w:trPr>
         <w:tc>
           <w:tcPr>
+            <w:tcW w:w="2543" w:type="dxa"/>
             <w:shd w:val="clear" w:color="auto" w:fill="D9E2F3"/>
           </w:tcPr>
           <w:p>
@@ -7136,12 +7596,13 @@
                 <w:sz w:val="18"/>
                 <w:szCs w:val="18"/>
               </w:rPr>
-              <w:t xml:space="preserve">L⁠3 压力</w:t>
-            </w:r>
-          </w:p>
-        </w:tc>
-        <w:tc>
-          <w:tcPr>
+              <w:t xml:space="preserve">固定 L⁠3 配置</w:t>
+            </w:r>
+          </w:p>
+        </w:tc>
+        <w:tc>
+          <w:tcPr>
+            <w:tcW w:w="1318" w:type="dxa"/>
             <w:shd w:val="clear" w:color="auto" w:fill="D9E2F3"/>
           </w:tcPr>
           <w:p>
@@ -7164,6 +7625,7 @@
         </w:tc>
         <w:tc>
           <w:tcPr>
+            <w:tcW w:w="2098" w:type="dxa"/>
             <w:shd w:val="clear" w:color="auto" w:fill="D9E2F3"/>
           </w:tcPr>
           <w:p>
@@ -7186,6 +7648,7 @@
         </w:tc>
         <w:tc>
           <w:tcPr>
+            <w:tcW w:w="2209" w:type="dxa"/>
             <w:shd w:val="clear" w:color="auto" w:fill="D9E2F3"/>
           </w:tcPr>
           <w:p>
@@ -7208,6 +7671,7 @@
         </w:tc>
         <w:tc>
           <w:tcPr>
+            <w:tcW w:w="1429" w:type="dxa"/>
             <w:shd w:val="clear" w:color="auto" w:fill="D9E2F3"/>
           </w:tcPr>
           <w:p>
@@ -7234,26 +7698,30 @@
           <w:cantSplit/>
         </w:trPr>
         <w:tc>
-          <w:tcPr/>
-          <w:p>
-            <w:pPr>
-              <w:pStyle w:val="TableText"/>
-              <w:jc w:val="left"/>
-              <w:wordWrap w:val="0"/>
-              <w:spacing w:before="0" w:after="0" w:line="320" w:lineRule="exact"/>
-            </w:pPr>
-            <w:r>
-              <w:rPr>
-                <w:rFonts w:ascii="Calibri" w:hAnsi="Calibri" w:eastAsia="Microsoft YaHei" w:cs="Calibri"/>
-                <w:sz w:val="18"/>
-                <w:szCs w:val="18"/>
-              </w:rPr>
-              <w:t xml:space="preserve">100%</w:t>
-            </w:r>
-          </w:p>
-        </w:tc>
-        <w:tc>
-          <w:tcPr/>
+          <w:tcPr>
+            <w:tcW w:w="2543" w:type="dxa"/>
+          </w:tcPr>
+          <w:p>
+            <w:pPr>
+              <w:pStyle w:val="TableText"/>
+              <w:jc w:val="left"/>
+              <w:wordWrap w:val="0"/>
+              <w:spacing w:before="0" w:after="0" w:line="320" w:lineRule="exact"/>
+            </w:pPr>
+            <w:r>
+              <w:rPr>
+                <w:rFonts w:ascii="Calibri" w:hAnsi="Calibri" w:eastAsia="Microsoft YaHei" w:cs="Calibri"/>
+                <w:sz w:val="18"/>
+                <w:szCs w:val="18"/>
+              </w:rPr>
+              <w:t xml:space="preserve">256 K⁠i⁠B / 100% 压力</w:t>
+            </w:r>
+          </w:p>
+        </w:tc>
+        <w:tc>
+          <w:tcPr>
+            <w:tcW w:w="1318" w:type="dxa"/>
+          </w:tcPr>
           <w:p>
             <w:pPr>
               <w:pStyle w:val="TableText"/>
@@ -7272,7 +7740,9 @@
           </w:p>
         </w:tc>
         <w:tc>
-          <w:tcPr/>
+          <w:tcPr>
+            <w:tcW w:w="2098" w:type="dxa"/>
+          </w:tcPr>
           <w:p>
             <w:pPr>
               <w:pStyle w:val="TableText"/>
@@ -7291,7 +7761,9 @@
           </w:p>
         </w:tc>
         <w:tc>
-          <w:tcPr/>
+          <w:tcPr>
+            <w:tcW w:w="2209" w:type="dxa"/>
+          </w:tcPr>
           <w:p>
             <w:pPr>
               <w:pStyle w:val="TableText"/>
@@ -7310,7 +7782,9 @@
           </w:p>
         </w:tc>
         <w:tc>
-          <w:tcPr/>
+          <w:tcPr>
+            <w:tcW w:w="1429" w:type="dxa"/>
+          </w:tcPr>
           <w:p>
             <w:pPr>
               <w:pStyle w:val="TableText"/>
@@ -7334,26 +7808,30 @@
           <w:cantSplit/>
         </w:trPr>
         <w:tc>
-          <w:tcPr/>
-          <w:p>
-            <w:pPr>
-              <w:pStyle w:val="TableText"/>
-              <w:jc w:val="left"/>
-              <w:wordWrap w:val="0"/>
-              <w:spacing w:before="0" w:after="0" w:line="320" w:lineRule="exact"/>
-            </w:pPr>
-            <w:r>
-              <w:rPr>
-                <w:rFonts w:ascii="Calibri" w:hAnsi="Calibri" w:eastAsia="Microsoft YaHei" w:cs="Calibri"/>
-                <w:sz w:val="18"/>
-                <w:szCs w:val="18"/>
-              </w:rPr>
-              <w:t xml:space="preserve">100%</w:t>
-            </w:r>
-          </w:p>
-        </w:tc>
-        <w:tc>
-          <w:tcPr/>
+          <w:tcPr>
+            <w:tcW w:w="2543" w:type="dxa"/>
+          </w:tcPr>
+          <w:p>
+            <w:pPr>
+              <w:pStyle w:val="TableText"/>
+              <w:jc w:val="left"/>
+              <w:wordWrap w:val="0"/>
+              <w:spacing w:before="0" w:after="0" w:line="320" w:lineRule="exact"/>
+            </w:pPr>
+            <w:r>
+              <w:rPr>
+                <w:rFonts w:ascii="Calibri" w:hAnsi="Calibri" w:eastAsia="Microsoft YaHei" w:cs="Calibri"/>
+                <w:sz w:val="18"/>
+                <w:szCs w:val="18"/>
+              </w:rPr>
+              <w:t xml:space="preserve">256 K⁠i⁠B / 100% 压力</w:t>
+            </w:r>
+          </w:p>
+        </w:tc>
+        <w:tc>
+          <w:tcPr>
+            <w:tcW w:w="1318" w:type="dxa"/>
+          </w:tcPr>
           <w:p>
             <w:pPr>
               <w:pStyle w:val="TableText"/>
@@ -7372,7 +7850,9 @@
           </w:p>
         </w:tc>
         <w:tc>
-          <w:tcPr/>
+          <w:tcPr>
+            <w:tcW w:w="2098" w:type="dxa"/>
+          </w:tcPr>
           <w:p>
             <w:pPr>
               <w:pStyle w:val="TableText"/>
@@ -7391,7 +7871,9 @@
           </w:p>
         </w:tc>
         <w:tc>
-          <w:tcPr/>
+          <w:tcPr>
+            <w:tcW w:w="2209" w:type="dxa"/>
+          </w:tcPr>
           <w:p>
             <w:pPr>
               <w:pStyle w:val="TableText"/>
@@ -7410,7 +7892,9 @@
           </w:p>
         </w:tc>
         <w:tc>
-          <w:tcPr/>
+          <w:tcPr>
+            <w:tcW w:w="1429" w:type="dxa"/>
+          </w:tcPr>
           <w:p>
             <w:pPr>
               <w:pStyle w:val="TableText"/>
@@ -7425,206 +7909,6 @@
                 <w:szCs w:val="18"/>
               </w:rPr>
               <w:t xml:space="preserve">3.645%</w:t>
-            </w:r>
-          </w:p>
-        </w:tc>
-      </w:tr>
-      <w:tr>
-        <w:trPr>
-          <w:cantSplit/>
-        </w:trPr>
-        <w:tc>
-          <w:tcPr/>
-          <w:p>
-            <w:pPr>
-              <w:pStyle w:val="TableText"/>
-              <w:jc w:val="left"/>
-              <w:wordWrap w:val="0"/>
-              <w:spacing w:before="0" w:after="0" w:line="320" w:lineRule="exact"/>
-            </w:pPr>
-            <w:r>
-              <w:rPr>
-                <w:rFonts w:ascii="Calibri" w:hAnsi="Calibri" w:eastAsia="Microsoft YaHei" w:cs="Calibri"/>
-                <w:sz w:val="18"/>
-                <w:szCs w:val="18"/>
-              </w:rPr>
-              <w:t xml:space="preserve">150%</w:t>
-            </w:r>
-          </w:p>
-        </w:tc>
-        <w:tc>
-          <w:tcPr/>
-          <w:p>
-            <w:pPr>
-              <w:pStyle w:val="TableText"/>
-              <w:jc w:val="left"/>
-              <w:wordWrap w:val="0"/>
-              <w:spacing w:before="0" w:after="0" w:line="320" w:lineRule="exact"/>
-            </w:pPr>
-            <w:r>
-              <w:rPr>
-                <w:rFonts w:ascii="Calibri" w:hAnsi="Calibri" w:eastAsia="Microsoft YaHei" w:cs="Calibri"/>
-                <w:sz w:val="18"/>
-                <w:szCs w:val="18"/>
-              </w:rPr>
-              <w:t xml:space="preserve">核心场景组</w:t>
-            </w:r>
-          </w:p>
-        </w:tc>
-        <w:tc>
-          <w:tcPr/>
-          <w:p>
-            <w:pPr>
-              <w:pStyle w:val="TableText"/>
-              <w:jc w:val="left"/>
-              <w:wordWrap w:val="0"/>
-              <w:spacing w:before="0" w:after="0" w:line="320" w:lineRule="exact"/>
-            </w:pPr>
-            <w:r>
-              <w:rPr>
-                <w:rFonts w:ascii="Calibri" w:hAnsi="Calibri" w:eastAsia="Microsoft YaHei" w:cs="Calibri"/>
-                <w:sz w:val="18"/>
-                <w:szCs w:val="18"/>
-              </w:rPr>
-              <w:t xml:space="preserve">31.406</w:t>
-            </w:r>
-          </w:p>
-        </w:tc>
-        <w:tc>
-          <w:tcPr/>
-          <w:p>
-            <w:pPr>
-              <w:pStyle w:val="TableText"/>
-              <w:jc w:val="left"/>
-              <w:wordWrap w:val="0"/>
-              <w:spacing w:before="0" w:after="0" w:line="320" w:lineRule="exact"/>
-            </w:pPr>
-            <w:r>
-              <w:rPr>
-                <w:rFonts w:ascii="Calibri" w:hAnsi="Calibri" w:eastAsia="Microsoft YaHei" w:cs="Calibri"/>
-                <w:sz w:val="18"/>
-                <w:szCs w:val="18"/>
-              </w:rPr>
-              <w:t xml:space="preserve">39.346</w:t>
-            </w:r>
-          </w:p>
-        </w:tc>
-        <w:tc>
-          <w:tcPr/>
-          <w:p>
-            <w:pPr>
-              <w:pStyle w:val="TableText"/>
-              <w:jc w:val="left"/>
-              <w:wordWrap w:val="0"/>
-              <w:spacing w:before="0" w:after="0" w:line="320" w:lineRule="exact"/>
-            </w:pPr>
-            <w:r>
-              <w:rPr>
-                <w:rFonts w:ascii="Calibri" w:hAnsi="Calibri" w:eastAsia="Microsoft YaHei" w:cs="Calibri"/>
-                <w:sz w:val="18"/>
-                <w:szCs w:val="18"/>
-              </w:rPr>
-              <w:t xml:space="preserve">20.179%</w:t>
-            </w:r>
-          </w:p>
-        </w:tc>
-      </w:tr>
-      <w:tr>
-        <w:trPr>
-          <w:cantSplit/>
-        </w:trPr>
-        <w:tc>
-          <w:tcPr/>
-          <w:p>
-            <w:pPr>
-              <w:pStyle w:val="TableText"/>
-              <w:jc w:val="left"/>
-              <w:wordWrap w:val="0"/>
-              <w:spacing w:before="0" w:after="0" w:line="320" w:lineRule="exact"/>
-            </w:pPr>
-            <w:r>
-              <w:rPr>
-                <w:rFonts w:ascii="Calibri" w:hAnsi="Calibri" w:eastAsia="Microsoft YaHei" w:cs="Calibri"/>
-                <w:sz w:val="18"/>
-                <w:szCs w:val="18"/>
-              </w:rPr>
-              <w:t xml:space="preserve">150%</w:t>
-            </w:r>
-          </w:p>
-        </w:tc>
-        <w:tc>
-          <w:tcPr/>
-          <w:p>
-            <w:pPr>
-              <w:pStyle w:val="TableText"/>
-              <w:jc w:val="left"/>
-              <w:wordWrap w:val="0"/>
-              <w:spacing w:before="0" w:after="0" w:line="320" w:lineRule="exact"/>
-            </w:pPr>
-            <w:r>
-              <w:rPr>
-                <w:rFonts w:ascii="Calibri" w:hAnsi="Calibri" w:eastAsia="Microsoft YaHei" w:cs="Calibri"/>
-                <w:sz w:val="18"/>
-                <w:szCs w:val="18"/>
-              </w:rPr>
-              <w:t xml:space="preserve">代表场景组</w:t>
-            </w:r>
-          </w:p>
-        </w:tc>
-        <w:tc>
-          <w:tcPr/>
-          <w:p>
-            <w:pPr>
-              <w:pStyle w:val="TableText"/>
-              <w:jc w:val="left"/>
-              <w:wordWrap w:val="0"/>
-              <w:spacing w:before="0" w:after="0" w:line="320" w:lineRule="exact"/>
-            </w:pPr>
-            <w:r>
-              <w:rPr>
-                <w:rFonts w:ascii="Calibri" w:hAnsi="Calibri" w:eastAsia="Microsoft YaHei" w:cs="Calibri"/>
-                <w:sz w:val="18"/>
-                <w:szCs w:val="18"/>
-              </w:rPr>
-              <w:t xml:space="preserve">76.195</w:t>
-            </w:r>
-          </w:p>
-        </w:tc>
-        <w:tc>
-          <w:tcPr/>
-          <w:p>
-            <w:pPr>
-              <w:pStyle w:val="TableText"/>
-              <w:jc w:val="left"/>
-              <w:wordWrap w:val="0"/>
-              <w:spacing w:before="0" w:after="0" w:line="320" w:lineRule="exact"/>
-            </w:pPr>
-            <w:r>
-              <w:rPr>
-                <w:rFonts w:ascii="Calibri" w:hAnsi="Calibri" w:eastAsia="Microsoft YaHei" w:cs="Calibri"/>
-                <w:sz w:val="18"/>
-                <w:szCs w:val="18"/>
-              </w:rPr>
-              <w:t xml:space="preserve">79.073</w:t>
-            </w:r>
-          </w:p>
-        </w:tc>
-        <w:tc>
-          <w:tcPr/>
-          <w:p>
-            <w:pPr>
-              <w:pStyle w:val="TableText"/>
-              <w:jc w:val="left"/>
-              <w:wordWrap w:val="0"/>
-              <w:spacing w:before="0" w:after="0" w:line="320" w:lineRule="exact"/>
-            </w:pPr>
-            <w:r>
-              <w:rPr>
-                <w:rFonts w:ascii="Calibri" w:hAnsi="Calibri" w:eastAsia="Microsoft YaHei" w:cs="Calibri"/>
-                <w:sz w:val="18"/>
-                <w:szCs w:val="18"/>
-              </w:rPr>
-              <w:t xml:space="preserve">3.640%</w:t>
             </w:r>
           </w:p>
         </w:tc>
@@ -7638,7 +7922,7 @@
         <w:rPr>
           <w:rFonts w:ascii="Calibri" w:hAnsi="Calibri" w:eastAsia="Microsoft YaHei" w:cs="Calibri"/>
         </w:rPr>
-        <w:t xml:space="preserve">在该冻结范围内，两压力点的核心场景组和代表场景组均满足 UBCC 平均时延低于 HA-VI。</w:t>
+        <w:t xml:space="preserve">在该固定 L3 配置下，核心场景组和代表场景组均满足 UBCC 平均时延低于 HA-VI。</w:t>
       </w:r>
     </w:p>
     <w:p>
@@ -7649,7 +7933,7 @@
         <w:rPr>
           <w:rFonts w:ascii="Calibri" w:hAnsi="Calibri" w:eastAsia="Microsoft YaHei" w:cs="Calibri"/>
         </w:rPr>
-        <w:t xml:space="preserve">该结果与理论分析相互印证，但不外推到未建模 HA 机制或客户⁠物⁠理⁠实⁠现⁠。</w:t>
+        <w:t xml:space="preserve">该结果与理论分析相互印证，但不外推到未建模 HA 机制或目标⁠物⁠理⁠实⁠现⁠。</w:t>
       </w:r>
     </w:p>
     <w:p>
@@ -8005,7 +8289,7 @@
       <w:tblPr>
         <w:tblStyle w:val="TableGrid"/>
         <w:tblW w:w="5000" w:type="pct"/>
-        <w:tblLayout w:type="autofit"/>
+        <w:tblLayout w:type="fixed"/>
         <w:tblCellMar>
           <w:top w:w="60" w:type="dxa"/>
           <w:left w:w="90" w:type="dxa"/>
@@ -8013,6 +8297,10 @@
           <w:right w:w="90" w:type="dxa"/>
         </w:tblCellMar>
       </w:tblPr>
+      <w:tblGrid>
+        <w:gridCol w:w="4120"/>
+        <w:gridCol w:w="5479"/>
+      </w:tblGrid>
       <w:tr>
         <w:trPr>
           <w:cantSplit/>
@@ -8020,6 +8308,7 @@
         </w:trPr>
         <w:tc>
           <w:tcPr>
+            <w:tcW w:w="4120" w:type="dxa"/>
             <w:shd w:val="clear" w:color="auto" w:fill="D9E2F3"/>
           </w:tcPr>
           <w:p>
@@ -8042,6 +8331,7 @@
         </w:tc>
         <w:tc>
           <w:tcPr>
+            <w:tcW w:w="5479" w:type="dxa"/>
             <w:shd w:val="clear" w:color="auto" w:fill="D9E2F3"/>
           </w:tcPr>
           <w:p>
@@ -8068,7 +8358,9 @@
           <w:cantSplit/>
         </w:trPr>
         <w:tc>
-          <w:tcPr/>
+          <w:tcPr>
+            <w:tcW w:w="4120" w:type="dxa"/>
+          </w:tcPr>
           <w:p>
             <w:pPr>
               <w:pStyle w:val="TableText"/>
@@ -8087,7 +8379,9 @@
           </w:p>
         </w:tc>
         <w:tc>
-          <w:tcPr/>
+          <w:tcPr>
+            <w:tcW w:w="5479" w:type="dxa"/>
+          </w:tcPr>
           <w:p>
             <w:pPr>
               <w:pStyle w:val="TableText"/>
@@ -8111,7 +8405,9 @@
           <w:cantSplit/>
         </w:trPr>
         <w:tc>
-          <w:tcPr/>
+          <w:tcPr>
+            <w:tcW w:w="4120" w:type="dxa"/>
+          </w:tcPr>
           <w:p>
             <w:pPr>
               <w:pStyle w:val="TableText"/>
@@ -8130,7 +8426,9 @@
           </w:p>
         </w:tc>
         <w:tc>
-          <w:tcPr/>
+          <w:tcPr>
+            <w:tcW w:w="5479" w:type="dxa"/>
+          </w:tcPr>
           <w:p>
             <w:pPr>
               <w:pStyle w:val="TableText"/>
@@ -8154,7 +8452,9 @@
           <w:cantSplit/>
         </w:trPr>
         <w:tc>
-          <w:tcPr/>
+          <w:tcPr>
+            <w:tcW w:w="4120" w:type="dxa"/>
+          </w:tcPr>
           <w:p>
             <w:pPr>
               <w:pStyle w:val="TableText"/>
@@ -8173,7 +8473,9 @@
           </w:p>
         </w:tc>
         <w:tc>
-          <w:tcPr/>
+          <w:tcPr>
+            <w:tcW w:w="5479" w:type="dxa"/>
+          </w:tcPr>
           <w:p>
             <w:pPr>
               <w:pStyle w:val="TableText"/>
@@ -8197,7 +8499,9 @@
           <w:cantSplit/>
         </w:trPr>
         <w:tc>
-          <w:tcPr/>
+          <w:tcPr>
+            <w:tcW w:w="4120" w:type="dxa"/>
+          </w:tcPr>
           <w:p>
             <w:pPr>
               <w:pStyle w:val="TableText"/>
@@ -8216,7 +8520,9 @@
           </w:p>
         </w:tc>
         <w:tc>
-          <w:tcPr/>
+          <w:tcPr>
+            <w:tcW w:w="5479" w:type="dxa"/>
+          </w:tcPr>
           <w:p>
             <w:pPr>
               <w:pStyle w:val="TableText"/>
@@ -8240,7 +8546,9 @@
           <w:cantSplit/>
         </w:trPr>
         <w:tc>
-          <w:tcPr/>
+          <w:tcPr>
+            <w:tcW w:w="4120" w:type="dxa"/>
+          </w:tcPr>
           <w:p>
             <w:pPr>
               <w:pStyle w:val="TableText"/>
@@ -8259,7 +8567,9 @@
           </w:p>
         </w:tc>
         <w:tc>
-          <w:tcPr/>
+          <w:tcPr>
+            <w:tcW w:w="5479" w:type="dxa"/>
+          </w:tcPr>
           <w:p>
             <w:pPr>
               <w:pStyle w:val="TableText"/>
@@ -8283,7 +8593,9 @@
           <w:cantSplit/>
         </w:trPr>
         <w:tc>
-          <w:tcPr/>
+          <w:tcPr>
+            <w:tcW w:w="4120" w:type="dxa"/>
+          </w:tcPr>
           <w:p>
             <w:pPr>
               <w:pStyle w:val="TableText"/>
@@ -8302,7 +8614,9 @@
           </w:p>
         </w:tc>
         <w:tc>
-          <w:tcPr/>
+          <w:tcPr>
+            <w:tcW w:w="5479" w:type="dxa"/>
+          </w:tcPr>
           <w:p>
             <w:pPr>
               <w:pStyle w:val="TableText"/>
@@ -8338,7 +8652,7 @@
       <w:tblPr>
         <w:tblStyle w:val="TableGrid"/>
         <w:tblW w:w="5000" w:type="pct"/>
-        <w:tblLayout w:type="autofit"/>
+        <w:tblLayout w:type="fixed"/>
         <w:tblCellMar>
           <w:top w:w="60" w:type="dxa"/>
           <w:left w:w="90" w:type="dxa"/>
@@ -8346,6 +8660,10 @@
           <w:right w:w="90" w:type="dxa"/>
         </w:tblCellMar>
       </w:tblPr>
+      <w:tblGrid>
+        <w:gridCol w:w="2966"/>
+        <w:gridCol w:w="6633"/>
+      </w:tblGrid>
       <w:tr>
         <w:trPr>
           <w:cantSplit/>
@@ -8353,6 +8671,7 @@
         </w:trPr>
         <w:tc>
           <w:tcPr>
+            <w:tcW w:w="2966" w:type="dxa"/>
             <w:shd w:val="clear" w:color="auto" w:fill="D9E2F3"/>
           </w:tcPr>
           <w:p>
@@ -8375,6 +8694,7 @@
         </w:tc>
         <w:tc>
           <w:tcPr>
+            <w:tcW w:w="6633" w:type="dxa"/>
             <w:shd w:val="clear" w:color="auto" w:fill="D9E2F3"/>
           </w:tcPr>
           <w:p>
@@ -8401,7 +8721,9 @@
           <w:cantSplit/>
         </w:trPr>
         <w:tc>
-          <w:tcPr/>
+          <w:tcPr>
+            <w:tcW w:w="2966" w:type="dxa"/>
+          </w:tcPr>
           <w:p>
             <w:pPr>
               <w:pStyle w:val="TableText"/>
@@ -8420,7 +8742,9 @@
           </w:p>
         </w:tc>
         <w:tc>
-          <w:tcPr/>
+          <w:tcPr>
+            <w:tcW w:w="6633" w:type="dxa"/>
+          </w:tcPr>
           <w:p>
             <w:pPr>
               <w:pStyle w:val="TableText"/>
@@ -8444,7 +8768,9 @@
           <w:cantSplit/>
         </w:trPr>
         <w:tc>
-          <w:tcPr/>
+          <w:tcPr>
+            <w:tcW w:w="2966" w:type="dxa"/>
+          </w:tcPr>
           <w:p>
             <w:pPr>
               <w:pStyle w:val="TableText"/>
@@ -8463,7 +8789,9 @@
           </w:p>
         </w:tc>
         <w:tc>
-          <w:tcPr/>
+          <w:tcPr>
+            <w:tcW w:w="6633" w:type="dxa"/>
+          </w:tcPr>
           <w:p>
             <w:pPr>
               <w:pStyle w:val="TableText"/>
@@ -8487,7 +8815,9 @@
           <w:cantSplit/>
         </w:trPr>
         <w:tc>
-          <w:tcPr/>
+          <w:tcPr>
+            <w:tcW w:w="2966" w:type="dxa"/>
+          </w:tcPr>
           <w:p>
             <w:pPr>
               <w:pStyle w:val="TableText"/>
@@ -8506,7 +8836,9 @@
           </w:p>
         </w:tc>
         <w:tc>
-          <w:tcPr/>
+          <w:tcPr>
+            <w:tcW w:w="6633" w:type="dxa"/>
+          </w:tcPr>
           <w:p>
             <w:pPr>
               <w:pStyle w:val="TableText"/>
@@ -8530,7 +8862,9 @@
           <w:cantSplit/>
         </w:trPr>
         <w:tc>
-          <w:tcPr/>
+          <w:tcPr>
+            <w:tcW w:w="2966" w:type="dxa"/>
+          </w:tcPr>
           <w:p>
             <w:pPr>
               <w:pStyle w:val="TableText"/>
@@ -8549,7 +8883,9 @@
           </w:p>
         </w:tc>
         <w:tc>
-          <w:tcPr/>
+          <w:tcPr>
+            <w:tcW w:w="6633" w:type="dxa"/>
+          </w:tcPr>
           <w:p>
             <w:pPr>
               <w:pStyle w:val="TableText"/>
@@ -8573,7 +8909,9 @@
           <w:cantSplit/>
         </w:trPr>
         <w:tc>
-          <w:tcPr/>
+          <w:tcPr>
+            <w:tcW w:w="2966" w:type="dxa"/>
+          </w:tcPr>
           <w:p>
             <w:pPr>
               <w:pStyle w:val="TableText"/>
@@ -8592,7 +8930,9 @@
           </w:p>
         </w:tc>
         <w:tc>
-          <w:tcPr/>
+          <w:tcPr>
+            <w:tcW w:w="6633" w:type="dxa"/>
+          </w:tcPr>
           <w:p>
             <w:pPr>
               <w:pStyle w:val="TableText"/>
@@ -8616,7 +8956,9 @@
           <w:cantSplit/>
         </w:trPr>
         <w:tc>
-          <w:tcPr/>
+          <w:tcPr>
+            <w:tcW w:w="2966" w:type="dxa"/>
+          </w:tcPr>
           <w:p>
             <w:pPr>
               <w:pStyle w:val="TableText"/>
@@ -8635,7 +8977,9 @@
           </w:p>
         </w:tc>
         <w:tc>
-          <w:tcPr/>
+          <w:tcPr>
+            <w:tcW w:w="6633" w:type="dxa"/>
+          </w:tcPr>
           <w:p>
             <w:pPr>
               <w:pStyle w:val="TableText"/>
@@ -8659,7 +9003,9 @@
           <w:cantSplit/>
         </w:trPr>
         <w:tc>
-          <w:tcPr/>
+          <w:tcPr>
+            <w:tcW w:w="2966" w:type="dxa"/>
+          </w:tcPr>
           <w:p>
             <w:pPr>
               <w:pStyle w:val="TableText"/>
@@ -8678,7 +9024,9 @@
           </w:p>
         </w:tc>
         <w:tc>
-          <w:tcPr/>
+          <w:tcPr>
+            <w:tcW w:w="6633" w:type="dxa"/>
+          </w:tcPr>
           <w:p>
             <w:pPr>
               <w:pStyle w:val="TableText"/>
@@ -8714,7 +9062,7 @@
       <w:tblPr>
         <w:tblStyle w:val="TableGrid"/>
         <w:tblW w:w="5000" w:type="pct"/>
-        <w:tblLayout w:type="autofit"/>
+        <w:tblLayout w:type="fixed"/>
         <w:tblCellMar>
           <w:top w:w="60" w:type="dxa"/>
           <w:left w:w="90" w:type="dxa"/>
@@ -8722,6 +9070,12 @@
           <w:right w:w="90" w:type="dxa"/>
         </w:tblCellMar>
       </w:tblPr>
+      <w:tblGrid>
+        <w:gridCol w:w="1144"/>
+        <w:gridCol w:w="2214"/>
+        <w:gridCol w:w="3285"/>
+        <w:gridCol w:w="2955"/>
+      </w:tblGrid>
       <w:tr>
         <w:trPr>
           <w:cantSplit/>
@@ -8729,6 +9083,7 @@
         </w:trPr>
         <w:tc>
           <w:tcPr>
+            <w:tcW w:w="1144" w:type="dxa"/>
             <w:shd w:val="clear" w:color="auto" w:fill="D9E2F3"/>
           </w:tcPr>
           <w:p>
@@ -8751,6 +9106,7 @@
         </w:tc>
         <w:tc>
           <w:tcPr>
+            <w:tcW w:w="2214" w:type="dxa"/>
             <w:shd w:val="clear" w:color="auto" w:fill="D9E2F3"/>
           </w:tcPr>
           <w:p>
@@ -8773,6 +9129,7 @@
         </w:tc>
         <w:tc>
           <w:tcPr>
+            <w:tcW w:w="3285" w:type="dxa"/>
             <w:shd w:val="clear" w:color="auto" w:fill="D9E2F3"/>
           </w:tcPr>
           <w:p>
@@ -8795,6 +9152,7 @@
         </w:tc>
         <w:tc>
           <w:tcPr>
+            <w:tcW w:w="2955" w:type="dxa"/>
             <w:shd w:val="clear" w:color="auto" w:fill="D9E2F3"/>
           </w:tcPr>
           <w:p>
@@ -8821,7 +9179,9 @@
           <w:cantSplit/>
         </w:trPr>
         <w:tc>
-          <w:tcPr/>
+          <w:tcPr>
+            <w:tcW w:w="1144" w:type="dxa"/>
+          </w:tcPr>
           <w:p>
             <w:pPr>
               <w:pStyle w:val="TableText"/>
@@ -8840,7 +9200,9 @@
           </w:p>
         </w:tc>
         <w:tc>
-          <w:tcPr/>
+          <w:tcPr>
+            <w:tcW w:w="2214" w:type="dxa"/>
+          </w:tcPr>
           <w:p>
             <w:pPr>
               <w:pStyle w:val="TableText"/>
@@ -8859,7 +9221,9 @@
           </w:p>
         </w:tc>
         <w:tc>
-          <w:tcPr/>
+          <w:tcPr>
+            <w:tcW w:w="3285" w:type="dxa"/>
+          </w:tcPr>
           <w:p>
             <w:pPr>
               <w:pStyle w:val="TableText"/>
@@ -8878,7 +9242,9 @@
           </w:p>
         </w:tc>
         <w:tc>
-          <w:tcPr/>
+          <w:tcPr>
+            <w:tcW w:w="2955" w:type="dxa"/>
+          </w:tcPr>
           <w:p>
             <w:pPr>
               <w:pStyle w:val="TableText"/>
@@ -8902,7 +9268,9 @@
           <w:cantSplit/>
         </w:trPr>
         <w:tc>
-          <w:tcPr/>
+          <w:tcPr>
+            <w:tcW w:w="1144" w:type="dxa"/>
+          </w:tcPr>
           <w:p>
             <w:pPr>
               <w:pStyle w:val="TableText"/>
@@ -8921,7 +9289,9 @@
           </w:p>
         </w:tc>
         <w:tc>
-          <w:tcPr/>
+          <w:tcPr>
+            <w:tcW w:w="2214" w:type="dxa"/>
+          </w:tcPr>
           <w:p>
             <w:pPr>
               <w:pStyle w:val="TableText"/>
@@ -8940,7 +9310,9 @@
           </w:p>
         </w:tc>
         <w:tc>
-          <w:tcPr/>
+          <w:tcPr>
+            <w:tcW w:w="3285" w:type="dxa"/>
+          </w:tcPr>
           <w:p>
             <w:pPr>
               <w:pStyle w:val="TableText"/>
@@ -8959,7 +9331,9 @@
           </w:p>
         </w:tc>
         <w:tc>
-          <w:tcPr/>
+          <w:tcPr>
+            <w:tcW w:w="2955" w:type="dxa"/>
+          </w:tcPr>
           <w:p>
             <w:pPr>
               <w:pStyle w:val="TableText"/>
@@ -8983,7 +9357,9 @@
           <w:cantSplit/>
         </w:trPr>
         <w:tc>
-          <w:tcPr/>
+          <w:tcPr>
+            <w:tcW w:w="1144" w:type="dxa"/>
+          </w:tcPr>
           <w:p>
             <w:pPr>
               <w:pStyle w:val="TableText"/>
@@ -9002,7 +9378,9 @@
           </w:p>
         </w:tc>
         <w:tc>
-          <w:tcPr/>
+          <w:tcPr>
+            <w:tcW w:w="2214" w:type="dxa"/>
+          </w:tcPr>
           <w:p>
             <w:pPr>
               <w:pStyle w:val="TableText"/>
@@ -9021,7 +9399,9 @@
           </w:p>
         </w:tc>
         <w:tc>
-          <w:tcPr/>
+          <w:tcPr>
+            <w:tcW w:w="3285" w:type="dxa"/>
+          </w:tcPr>
           <w:p>
             <w:pPr>
               <w:pStyle w:val="TableText"/>
@@ -9040,7 +9420,9 @@
           </w:p>
         </w:tc>
         <w:tc>
-          <w:tcPr/>
+          <w:tcPr>
+            <w:tcW w:w="2955" w:type="dxa"/>
+          </w:tcPr>
           <w:p>
             <w:pPr>
               <w:pStyle w:val="TableText"/>
@@ -9064,7 +9446,9 @@
           <w:cantSplit/>
         </w:trPr>
         <w:tc>
-          <w:tcPr/>
+          <w:tcPr>
+            <w:tcW w:w="1144" w:type="dxa"/>
+          </w:tcPr>
           <w:p>
             <w:pPr>
               <w:pStyle w:val="TableText"/>
@@ -9083,7 +9467,9 @@
           </w:p>
         </w:tc>
         <w:tc>
-          <w:tcPr/>
+          <w:tcPr>
+            <w:tcW w:w="2214" w:type="dxa"/>
+          </w:tcPr>
           <w:p>
             <w:pPr>
               <w:pStyle w:val="TableText"/>
@@ -9102,7 +9488,9 @@
           </w:p>
         </w:tc>
         <w:tc>
-          <w:tcPr/>
+          <w:tcPr>
+            <w:tcW w:w="3285" w:type="dxa"/>
+          </w:tcPr>
           <w:p>
             <w:pPr>
               <w:pStyle w:val="TableText"/>
@@ -9121,7 +9509,9 @@
           </w:p>
         </w:tc>
         <w:tc>
-          <w:tcPr/>
+          <w:tcPr>
+            <w:tcW w:w="2955" w:type="dxa"/>
+          </w:tcPr>
           <w:p>
             <w:pPr>
               <w:pStyle w:val="TableText"/>
@@ -9145,7 +9535,9 @@
           <w:cantSplit/>
         </w:trPr>
         <w:tc>
-          <w:tcPr/>
+          <w:tcPr>
+            <w:tcW w:w="1144" w:type="dxa"/>
+          </w:tcPr>
           <w:p>
             <w:pPr>
               <w:pStyle w:val="TableText"/>
@@ -9164,7 +9556,9 @@
           </w:p>
         </w:tc>
         <w:tc>
-          <w:tcPr/>
+          <w:tcPr>
+            <w:tcW w:w="2214" w:type="dxa"/>
+          </w:tcPr>
           <w:p>
             <w:pPr>
               <w:pStyle w:val="TableText"/>
@@ -9183,7 +9577,9 @@
           </w:p>
         </w:tc>
         <w:tc>
-          <w:tcPr/>
+          <w:tcPr>
+            <w:tcW w:w="3285" w:type="dxa"/>
+          </w:tcPr>
           <w:p>
             <w:pPr>
               <w:pStyle w:val="TableText"/>
@@ -9202,7 +9598,9 @@
           </w:p>
         </w:tc>
         <w:tc>
-          <w:tcPr/>
+          <w:tcPr>
+            <w:tcW w:w="2955" w:type="dxa"/>
+          </w:tcPr>
           <w:p>
             <w:pPr>
               <w:pStyle w:val="TableText"/>
@@ -9238,11 +9636,11 @@
       <w:tblPr>
         <w:tblStyle w:val="TableGrid"/>
         <w:tblW w:w="5000" w:type="pct"/>
-        <w:tblLayout w:type="autofit"/>
+        <w:tblLayout w:type="fixed"/>
         <w:tblCellMar>
-          <w:top w:w="0" w:type="dxa"/>
+          <w:top w:w="70" w:type="dxa"/>
           <w:left w:w="45" w:type="dxa"/>
-          <w:bottom w:w="0" w:type="dxa"/>
+          <w:bottom w:w="70" w:type="dxa"/>
           <w:right w:w="45" w:type="dxa"/>
         </w:tblCellMar>
       </w:tblPr>
@@ -9267,14 +9665,14 @@
               <w:pStyle w:val="CompactGlossaryText"/>
               <w:jc w:val="left"/>
               <w:wordWrap w:val="0"/>
-              <w:spacing w:before="0" w:after="0" w:line="160" w:lineRule="exact"/>
+              <w:spacing w:before="0" w:after="0" w:line="310" w:lineRule="exact"/>
             </w:pPr>
             <w:r>
               <w:rPr>
                 <w:rFonts w:ascii="Calibri" w:hAnsi="Calibri" w:eastAsia="SimHei" w:cs="Calibri"/>
                 <w:b/>
-                <w:sz w:val="16"/>
-                <w:szCs w:val="16"/>
+                <w:sz w:val="18"/>
+                <w:szCs w:val="18"/>
               </w:rPr>
               <w:t xml:space="preserve">术语</w:t>
             </w:r>
@@ -9290,14 +9688,14 @@
               <w:pStyle w:val="CompactGlossaryText"/>
               <w:jc w:val="left"/>
               <w:wordWrap w:val="0"/>
-              <w:spacing w:before="0" w:after="0" w:line="160" w:lineRule="exact"/>
+              <w:spacing w:before="0" w:after="0" w:line="310" w:lineRule="exact"/>
             </w:pPr>
             <w:r>
               <w:rPr>
                 <w:rFonts w:ascii="Calibri" w:hAnsi="Calibri" w:eastAsia="SimHei" w:cs="Calibri"/>
                 <w:b/>
-                <w:sz w:val="16"/>
-                <w:szCs w:val="16"/>
+                <w:sz w:val="18"/>
+                <w:szCs w:val="18"/>
               </w:rPr>
               <w:t xml:space="preserve">说明</w:t>
             </w:r>
@@ -9313,14 +9711,14 @@
               <w:pStyle w:val="CompactGlossaryText"/>
               <w:jc w:val="left"/>
               <w:wordWrap w:val="0"/>
-              <w:spacing w:before="0" w:after="0" w:line="160" w:lineRule="exact"/>
+              <w:spacing w:before="0" w:after="0" w:line="310" w:lineRule="exact"/>
             </w:pPr>
             <w:r>
               <w:rPr>
                 <w:rFonts w:ascii="Calibri" w:hAnsi="Calibri" w:eastAsia="SimHei" w:cs="Calibri"/>
                 <w:b/>
-                <w:sz w:val="16"/>
-                <w:szCs w:val="16"/>
+                <w:sz w:val="18"/>
+                <w:szCs w:val="18"/>
               </w:rPr>
               <w:t xml:space="preserve">术语</w:t>
             </w:r>
@@ -9336,14 +9734,14 @@
               <w:pStyle w:val="CompactGlossaryText"/>
               <w:jc w:val="left"/>
               <w:wordWrap w:val="0"/>
-              <w:spacing w:before="0" w:after="0" w:line="160" w:lineRule="exact"/>
+              <w:spacing w:before="0" w:after="0" w:line="310" w:lineRule="exact"/>
             </w:pPr>
             <w:r>
               <w:rPr>
                 <w:rFonts w:ascii="Calibri" w:hAnsi="Calibri" w:eastAsia="SimHei" w:cs="Calibri"/>
                 <w:b/>
-                <w:sz w:val="16"/>
-                <w:szCs w:val="16"/>
+                <w:sz w:val="18"/>
+                <w:szCs w:val="18"/>
               </w:rPr>
               <w:t xml:space="preserve">说明</w:t>
             </w:r>
@@ -9363,13 +9761,13 @@
               <w:pStyle w:val="CompactGlossaryText"/>
               <w:jc w:val="left"/>
               <w:wordWrap w:val="0"/>
-              <w:spacing w:before="0" w:after="0" w:line="160" w:lineRule="exact"/>
-            </w:pPr>
-            <w:r>
-              <w:rPr>
-                <w:rFonts w:ascii="Calibri" w:hAnsi="Calibri" w:eastAsia="Microsoft YaHei" w:cs="Calibri"/>
-                <w:sz w:val="16"/>
-                <w:szCs w:val="16"/>
+              <w:spacing w:before="0" w:after="0" w:line="310" w:lineRule="exact"/>
+            </w:pPr>
+            <w:r>
+              <w:rPr>
+                <w:rFonts w:ascii="Calibri" w:hAnsi="Calibri" w:eastAsia="Microsoft YaHei" w:cs="Calibri"/>
+                <w:sz w:val="18"/>
+                <w:szCs w:val="18"/>
               </w:rPr>
               <w:t xml:space="preserve">U⁠B⁠C⁠C</w:t>
             </w:r>
@@ -9384,13 +9782,13 @@
               <w:pStyle w:val="CompactGlossaryText"/>
               <w:jc w:val="left"/>
               <w:wordWrap w:val="0"/>
-              <w:spacing w:before="0" w:after="0" w:line="160" w:lineRule="exact"/>
-            </w:pPr>
-            <w:r>
-              <w:rPr>
-                <w:rFonts w:ascii="Calibri" w:hAnsi="Calibri" w:eastAsia="Microsoft YaHei" w:cs="Calibri"/>
-                <w:sz w:val="16"/>
-                <w:szCs w:val="16"/>
+              <w:spacing w:before="0" w:after="0" w:line="310" w:lineRule="exact"/>
+            </w:pPr>
+            <w:r>
+              <w:rPr>
+                <w:rFonts w:ascii="Calibri" w:hAnsi="Calibri" w:eastAsia="Microsoft YaHei" w:cs="Calibri"/>
+                <w:sz w:val="18"/>
+                <w:szCs w:val="18"/>
               </w:rPr>
               <w:t xml:space="preserve">跨节点缓存一致性方案及全局目录控制器</w:t>
             </w:r>
@@ -9405,13 +9803,13 @@
               <w:pStyle w:val="CompactGlossaryText"/>
               <w:jc w:val="left"/>
               <w:wordWrap w:val="0"/>
-              <w:spacing w:before="0" w:after="0" w:line="160" w:lineRule="exact"/>
-            </w:pPr>
-            <w:r>
-              <w:rPr>
-                <w:rFonts w:ascii="Calibri" w:hAnsi="Calibri" w:eastAsia="Microsoft YaHei" w:cs="Calibri"/>
-                <w:sz w:val="16"/>
-                <w:szCs w:val="16"/>
+              <w:spacing w:before="0" w:after="0" w:line="310" w:lineRule="exact"/>
+            </w:pPr>
+            <w:r>
+              <w:rPr>
+                <w:rFonts w:ascii="Calibri" w:hAnsi="Calibri" w:eastAsia="Microsoft YaHei" w:cs="Calibri"/>
+                <w:sz w:val="18"/>
+                <w:szCs w:val="18"/>
               </w:rPr>
               <w:t xml:space="preserve">r⁠e⁠q⁠I⁠d</w:t>
             </w:r>
@@ -9426,13 +9824,13 @@
               <w:pStyle w:val="CompactGlossaryText"/>
               <w:jc w:val="left"/>
               <w:wordWrap w:val="0"/>
-              <w:spacing w:before="0" w:after="0" w:line="160" w:lineRule="exact"/>
-            </w:pPr>
-            <w:r>
-              <w:rPr>
-                <w:rFonts w:ascii="Calibri" w:hAnsi="Calibri" w:eastAsia="Microsoft YaHei" w:cs="Calibri"/>
-                <w:sz w:val="16"/>
-                <w:szCs w:val="16"/>
+              <w:spacing w:before="0" w:after="0" w:line="310" w:lineRule="exact"/>
+            </w:pPr>
+            <w:r>
+              <w:rPr>
+                <w:rFonts w:ascii="Calibri" w:hAnsi="Calibri" w:eastAsia="Microsoft YaHei" w:cs="Calibri"/>
+                <w:sz w:val="18"/>
+                <w:szCs w:val="18"/>
               </w:rPr>
               <w:t xml:space="preserve">标识具体请求的事务编号</w:t>
             </w:r>
@@ -9452,13 +9850,13 @@
               <w:pStyle w:val="CompactGlossaryText"/>
               <w:jc w:val="left"/>
               <w:wordWrap w:val="0"/>
-              <w:spacing w:before="0" w:after="0" w:line="160" w:lineRule="exact"/>
-            </w:pPr>
-            <w:r>
-              <w:rPr>
-                <w:rFonts w:ascii="Calibri" w:hAnsi="Calibri" w:eastAsia="Microsoft YaHei" w:cs="Calibri"/>
-                <w:sz w:val="16"/>
-                <w:szCs w:val="16"/>
+              <w:spacing w:before="0" w:after="0" w:line="310" w:lineRule="exact"/>
+            </w:pPr>
+            <w:r>
+              <w:rPr>
+                <w:rFonts w:ascii="Calibri" w:hAnsi="Calibri" w:eastAsia="Microsoft YaHei" w:cs="Calibri"/>
+                <w:sz w:val="18"/>
+                <w:szCs w:val="18"/>
               </w:rPr>
               <w:t xml:space="preserve">E⁠P⁠-⁠R⁠N⁠F</w:t>
             </w:r>
@@ -9473,13 +9871,13 @@
               <w:pStyle w:val="CompactGlossaryText"/>
               <w:jc w:val="left"/>
               <w:wordWrap w:val="0"/>
-              <w:spacing w:before="0" w:after="0" w:line="160" w:lineRule="exact"/>
-            </w:pPr>
-            <w:r>
-              <w:rPr>
-                <w:rFonts w:ascii="Calibri" w:hAnsi="Calibri" w:eastAsia="Microsoft YaHei" w:cs="Calibri"/>
-                <w:sz w:val="16"/>
-                <w:szCs w:val="16"/>
+              <w:spacing w:before="0" w:after="0" w:line="310" w:lineRule="exact"/>
+            </w:pPr>
+            <w:r>
+              <w:rPr>
+                <w:rFonts w:ascii="Calibri" w:hAnsi="Calibri" w:eastAsia="Microsoft YaHei" w:cs="Calibri"/>
+                <w:sz w:val="18"/>
+                <w:szCs w:val="18"/>
               </w:rPr>
               <w:t xml:space="preserve">代表 O⁠u⁠t⁠e⁠r 域参与节点内 s⁠n⁠o⁠o⁠p 的端点</w:t>
             </w:r>
@@ -9494,13 +9892,13 @@
               <w:pStyle w:val="CompactGlossaryText"/>
               <w:jc w:val="left"/>
               <w:wordWrap w:val="0"/>
-              <w:spacing w:before="0" w:after="0" w:line="160" w:lineRule="exact"/>
-            </w:pPr>
-            <w:r>
-              <w:rPr>
-                <w:rFonts w:ascii="Calibri" w:hAnsi="Calibri" w:eastAsia="Microsoft YaHei" w:cs="Calibri"/>
-                <w:sz w:val="16"/>
-                <w:szCs w:val="16"/>
+              <w:spacing w:before="0" w:after="0" w:line="310" w:lineRule="exact"/>
+            </w:pPr>
+            <w:r>
+              <w:rPr>
+                <w:rFonts w:ascii="Calibri" w:hAnsi="Calibri" w:eastAsia="Microsoft YaHei" w:cs="Calibri"/>
+                <w:sz w:val="18"/>
+                <w:szCs w:val="18"/>
               </w:rPr>
               <w:t xml:space="preserve">s⁠t⁠a⁠b⁠l⁠e t⁠u⁠p⁠l⁠e</w:t>
             </w:r>
@@ -9515,13 +9913,13 @@
               <w:pStyle w:val="CompactGlossaryText"/>
               <w:jc w:val="left"/>
               <w:wordWrap w:val="0"/>
-              <w:spacing w:before="0" w:after="0" w:line="160" w:lineRule="exact"/>
-            </w:pPr>
-            <w:r>
-              <w:rPr>
-                <w:rFonts w:ascii="Calibri" w:hAnsi="Calibri" w:eastAsia="Microsoft YaHei" w:cs="Calibri"/>
-                <w:sz w:val="16"/>
-                <w:szCs w:val="16"/>
+              <w:spacing w:before="0" w:after="0" w:line="310" w:lineRule="exact"/>
+            </w:pPr>
+            <w:r>
+              <w:rPr>
+                <w:rFonts w:ascii="Calibri" w:hAnsi="Calibri" w:eastAsia="Microsoft YaHei" w:cs="Calibri"/>
+                <w:sz w:val="18"/>
+                <w:szCs w:val="18"/>
               </w:rPr>
               <w:t xml:space="preserve">重试期间保持不变的事务身份</w:t>
             </w:r>
@@ -9541,13 +9939,13 @@
               <w:pStyle w:val="CompactGlossaryText"/>
               <w:jc w:val="left"/>
               <w:wordWrap w:val="0"/>
-              <w:spacing w:before="0" w:after="0" w:line="160" w:lineRule="exact"/>
-            </w:pPr>
-            <w:r>
-              <w:rPr>
-                <w:rFonts w:ascii="Calibri" w:hAnsi="Calibri" w:eastAsia="Microsoft YaHei" w:cs="Calibri"/>
-                <w:sz w:val="16"/>
-                <w:szCs w:val="16"/>
+              <w:spacing w:before="0" w:after="0" w:line="310" w:lineRule="exact"/>
+            </w:pPr>
+            <w:r>
+              <w:rPr>
+                <w:rFonts w:ascii="Calibri" w:hAnsi="Calibri" w:eastAsia="Microsoft YaHei" w:cs="Calibri"/>
+                <w:sz w:val="18"/>
+                <w:szCs w:val="18"/>
               </w:rPr>
               <w:t xml:space="preserve">R⁠e⁠s⁠i⁠d⁠e⁠n⁠t⁠D⁠i⁠r</w:t>
             </w:r>
@@ -9562,13 +9960,13 @@
               <w:pStyle w:val="CompactGlossaryText"/>
               <w:jc w:val="left"/>
               <w:wordWrap w:val="0"/>
-              <w:spacing w:before="0" w:after="0" w:line="160" w:lineRule="exact"/>
-            </w:pPr>
-            <w:r>
-              <w:rPr>
-                <w:rFonts w:ascii="Calibri" w:hAnsi="Calibri" w:eastAsia="Microsoft YaHei" w:cs="Calibri"/>
-                <w:sz w:val="16"/>
-                <w:szCs w:val="16"/>
+              <w:spacing w:before="0" w:after="0" w:line="310" w:lineRule="exact"/>
+            </w:pPr>
+            <w:r>
+              <w:rPr>
+                <w:rFonts w:ascii="Calibri" w:hAnsi="Calibri" w:eastAsia="Microsoft YaHei" w:cs="Calibri"/>
+                <w:sz w:val="18"/>
+                <w:szCs w:val="18"/>
               </w:rPr>
               <w:t xml:space="preserve">S⁠R⁠A⁠M 驻留目录</w:t>
             </w:r>
@@ -9583,13 +9981,13 @@
               <w:pStyle w:val="CompactGlossaryText"/>
               <w:jc w:val="left"/>
               <w:wordWrap w:val="0"/>
-              <w:spacing w:before="0" w:after="0" w:line="160" w:lineRule="exact"/>
-            </w:pPr>
-            <w:r>
-              <w:rPr>
-                <w:rFonts w:ascii="Calibri" w:hAnsi="Calibri" w:eastAsia="Microsoft YaHei" w:cs="Calibri"/>
-                <w:sz w:val="16"/>
-                <w:szCs w:val="16"/>
+              <w:spacing w:before="0" w:after="0" w:line="310" w:lineRule="exact"/>
+            </w:pPr>
+            <w:r>
+              <w:rPr>
+                <w:rFonts w:ascii="Calibri" w:hAnsi="Calibri" w:eastAsia="Microsoft YaHei" w:cs="Calibri"/>
+                <w:sz w:val="18"/>
+                <w:szCs w:val="18"/>
               </w:rPr>
               <w:t xml:space="preserve">t⁠o⁠m⁠b⁠s⁠t⁠o⁠n⁠e</w:t>
             </w:r>
@@ -9604,13 +10002,13 @@
               <w:pStyle w:val="CompactGlossaryText"/>
               <w:jc w:val="left"/>
               <w:wordWrap w:val="0"/>
-              <w:spacing w:before="0" w:after="0" w:line="160" w:lineRule="exact"/>
-            </w:pPr>
-            <w:r>
-              <w:rPr>
-                <w:rFonts w:ascii="Calibri" w:hAnsi="Calibri" w:eastAsia="Microsoft YaHei" w:cs="Calibri"/>
-                <w:sz w:val="16"/>
-                <w:szCs w:val="16"/>
+              <w:spacing w:before="0" w:after="0" w:line="310" w:lineRule="exact"/>
+            </w:pPr>
+            <w:r>
+              <w:rPr>
+                <w:rFonts w:ascii="Calibri" w:hAnsi="Calibri" w:eastAsia="Microsoft YaHei" w:cs="Calibri"/>
+                <w:sz w:val="18"/>
+                <w:szCs w:val="18"/>
               </w:rPr>
               <w:t xml:space="preserve">已完成事务的幂等确认记录</w:t>
             </w:r>
@@ -9630,13 +10028,13 @@
               <w:pStyle w:val="CompactGlossaryText"/>
               <w:jc w:val="left"/>
               <w:wordWrap w:val="0"/>
-              <w:spacing w:before="0" w:after="0" w:line="160" w:lineRule="exact"/>
-            </w:pPr>
-            <w:r>
-              <w:rPr>
-                <w:rFonts w:ascii="Calibri" w:hAnsi="Calibri" w:eastAsia="Microsoft YaHei" w:cs="Calibri"/>
-                <w:sz w:val="16"/>
-                <w:szCs w:val="16"/>
+              <w:spacing w:before="0" w:after="0" w:line="310" w:lineRule="exact"/>
+            </w:pPr>
+            <w:r>
+              <w:rPr>
+                <w:rFonts w:ascii="Calibri" w:hAnsi="Calibri" w:eastAsia="Microsoft YaHei" w:cs="Calibri"/>
+                <w:sz w:val="18"/>
+                <w:szCs w:val="18"/>
               </w:rPr>
               <w:t xml:space="preserve">B⁠a⁠c⁠k⁠s⁠t⁠o⁠r⁠e</w:t>
             </w:r>
@@ -9651,13 +10049,13 @@
               <w:pStyle w:val="CompactGlossaryText"/>
               <w:jc w:val="left"/>
               <w:wordWrap w:val="0"/>
-              <w:spacing w:before="0" w:after="0" w:line="160" w:lineRule="exact"/>
-            </w:pPr>
-            <w:r>
-              <w:rPr>
-                <w:rFonts w:ascii="Calibri" w:hAnsi="Calibri" w:eastAsia="Microsoft YaHei" w:cs="Calibri"/>
-                <w:sz w:val="16"/>
-                <w:szCs w:val="16"/>
+              <w:spacing w:before="0" w:after="0" w:line="310" w:lineRule="exact"/>
+            </w:pPr>
+            <w:r>
+              <w:rPr>
+                <w:rFonts w:ascii="Calibri" w:hAnsi="Calibri" w:eastAsia="Microsoft YaHei" w:cs="Calibri"/>
+                <w:sz w:val="18"/>
+                <w:szCs w:val="18"/>
               </w:rPr>
               <w:t xml:space="preserve">冷目录元数据的后备存储</w:t>
             </w:r>
@@ -9672,13 +10070,13 @@
               <w:pStyle w:val="CompactGlossaryText"/>
               <w:jc w:val="left"/>
               <w:wordWrap w:val="0"/>
-              <w:spacing w:before="0" w:after="0" w:line="160" w:lineRule="exact"/>
-            </w:pPr>
-            <w:r>
-              <w:rPr>
-                <w:rFonts w:ascii="Calibri" w:hAnsi="Calibri" w:eastAsia="Microsoft YaHei" w:cs="Calibri"/>
-                <w:sz w:val="16"/>
-                <w:szCs w:val="16"/>
+              <w:spacing w:before="0" w:after="0" w:line="310" w:lineRule="exact"/>
+            </w:pPr>
+            <w:r>
+              <w:rPr>
+                <w:rFonts w:ascii="Calibri" w:hAnsi="Calibri" w:eastAsia="Microsoft YaHei" w:cs="Calibri"/>
+                <w:sz w:val="18"/>
+                <w:szCs w:val="18"/>
               </w:rPr>
               <w:t xml:space="preserve">p⁠a⁠r⁠t⁠i⁠a⁠l A⁠c⁠k</w:t>
             </w:r>
@@ -9693,13 +10091,13 @@
               <w:pStyle w:val="CompactGlossaryText"/>
               <w:jc w:val="left"/>
               <w:wordWrap w:val="0"/>
-              <w:spacing w:before="0" w:after="0" w:line="160" w:lineRule="exact"/>
-            </w:pPr>
-            <w:r>
-              <w:rPr>
-                <w:rFonts w:ascii="Calibri" w:hAnsi="Calibri" w:eastAsia="Microsoft YaHei" w:cs="Calibri"/>
-                <w:sz w:val="16"/>
-                <w:szCs w:val="16"/>
+              <w:spacing w:before="0" w:after="0" w:line="310" w:lineRule="exact"/>
+            </w:pPr>
+            <w:r>
+              <w:rPr>
+                <w:rFonts w:ascii="Calibri" w:hAnsi="Calibri" w:eastAsia="Microsoft YaHei" w:cs="Calibri"/>
+                <w:sz w:val="18"/>
+                <w:szCs w:val="18"/>
               </w:rPr>
               <w:t xml:space="preserve">目标集合中部分节点已经完成确认</w:t>
             </w:r>
@@ -9719,13 +10117,13 @@
               <w:pStyle w:val="CompactGlossaryText"/>
               <w:jc w:val="left"/>
               <w:wordWrap w:val="0"/>
-              <w:spacing w:before="0" w:after="0" w:line="160" w:lineRule="exact"/>
-            </w:pPr>
-            <w:r>
-              <w:rPr>
-                <w:rFonts w:ascii="Calibri" w:hAnsi="Calibri" w:eastAsia="Microsoft YaHei" w:cs="Calibri"/>
-                <w:sz w:val="16"/>
-                <w:szCs w:val="16"/>
+              <w:spacing w:before="0" w:after="0" w:line="310" w:lineRule="exact"/>
+            </w:pPr>
+            <w:r>
+              <w:rPr>
+                <w:rFonts w:ascii="Calibri" w:hAnsi="Calibri" w:eastAsia="Microsoft YaHei" w:cs="Calibri"/>
+                <w:sz w:val="18"/>
+                <w:szCs w:val="18"/>
               </w:rPr>
               <w:t xml:space="preserve">T⁠L⁠A+</w:t>
             </w:r>
@@ -9740,13 +10138,13 @@
               <w:pStyle w:val="CompactGlossaryText"/>
               <w:jc w:val="left"/>
               <w:wordWrap w:val="0"/>
-              <w:spacing w:before="0" w:after="0" w:line="160" w:lineRule="exact"/>
-            </w:pPr>
-            <w:r>
-              <w:rPr>
-                <w:rFonts w:ascii="Calibri" w:hAnsi="Calibri" w:eastAsia="Microsoft YaHei" w:cs="Calibri"/>
-                <w:sz w:val="16"/>
-                <w:szCs w:val="16"/>
+              <w:spacing w:before="0" w:after="0" w:line="310" w:lineRule="exact"/>
+            </w:pPr>
+            <w:r>
+              <w:rPr>
+                <w:rFonts w:ascii="Calibri" w:hAnsi="Calibri" w:eastAsia="Microsoft YaHei" w:cs="Calibri"/>
+                <w:sz w:val="18"/>
+                <w:szCs w:val="18"/>
               </w:rPr>
               <w:t xml:space="preserve">用于描述并检查协议状态与动作的形式化语言</w:t>
             </w:r>
@@ -9761,13 +10159,13 @@
               <w:pStyle w:val="CompactGlossaryText"/>
               <w:jc w:val="left"/>
               <w:wordWrap w:val="0"/>
-              <w:spacing w:before="0" w:after="0" w:line="160" w:lineRule="exact"/>
-            </w:pPr>
-            <w:r>
-              <w:rPr>
-                <w:rFonts w:ascii="Calibri" w:hAnsi="Calibri" w:eastAsia="Microsoft YaHei" w:cs="Calibri"/>
-                <w:sz w:val="16"/>
-                <w:szCs w:val="16"/>
+              <w:spacing w:before="0" w:after="0" w:line="310" w:lineRule="exact"/>
+            </w:pPr>
+            <w:r>
+              <w:rPr>
+                <w:rFonts w:ascii="Calibri" w:hAnsi="Calibri" w:eastAsia="Microsoft YaHei" w:cs="Calibri"/>
+                <w:sz w:val="18"/>
+                <w:szCs w:val="18"/>
               </w:rPr>
               <w:t xml:space="preserve">故障资格验证</w:t>
             </w:r>
@@ -9782,13 +10180,13 @@
               <w:pStyle w:val="CompactGlossaryText"/>
               <w:jc w:val="left"/>
               <w:wordWrap w:val="0"/>
-              <w:spacing w:before="0" w:after="0" w:line="160" w:lineRule="exact"/>
-            </w:pPr>
-            <w:r>
-              <w:rPr>
-                <w:rFonts w:ascii="Calibri" w:hAnsi="Calibri" w:eastAsia="Microsoft YaHei" w:cs="Calibri"/>
-                <w:sz w:val="16"/>
-                <w:szCs w:val="16"/>
+              <w:spacing w:before="0" w:after="0" w:line="310" w:lineRule="exact"/>
+            </w:pPr>
+            <w:r>
+              <w:rPr>
+                <w:rFonts w:ascii="Calibri" w:hAnsi="Calibri" w:eastAsia="Microsoft YaHei" w:cs="Calibri"/>
+                <w:sz w:val="18"/>
+                <w:szCs w:val="18"/>
               </w:rPr>
               <w:t xml:space="preserve">对可恢复消息传输故障的可执行验证矩阵</w:t>
             </w:r>
@@ -9808,13 +10206,13 @@
               <w:pStyle w:val="CompactGlossaryText"/>
               <w:jc w:val="left"/>
               <w:wordWrap w:val="0"/>
-              <w:spacing w:before="0" w:after="0" w:line="160" w:lineRule="exact"/>
-            </w:pPr>
-            <w:r>
-              <w:rPr>
-                <w:rFonts w:ascii="Calibri" w:hAnsi="Calibri" w:eastAsia="Microsoft YaHei" w:cs="Calibri"/>
-                <w:sz w:val="16"/>
-                <w:szCs w:val="16"/>
+              <w:spacing w:before="0" w:after="0" w:line="310" w:lineRule="exact"/>
+            </w:pPr>
+            <w:r>
+              <w:rPr>
+                <w:rFonts w:ascii="Calibri" w:hAnsi="Calibri" w:eastAsia="Microsoft YaHei" w:cs="Calibri"/>
+                <w:sz w:val="18"/>
+                <w:szCs w:val="18"/>
               </w:rPr>
               <w:t xml:space="preserve">O⁠3</w:t>
             </w:r>
@@ -9829,13 +10227,13 @@
               <w:pStyle w:val="CompactGlossaryText"/>
               <w:jc w:val="left"/>
               <w:wordWrap w:val="0"/>
-              <w:spacing w:before="0" w:after="0" w:line="160" w:lineRule="exact"/>
-            </w:pPr>
-            <w:r>
-              <w:rPr>
-                <w:rFonts w:ascii="Calibri" w:hAnsi="Calibri" w:eastAsia="Microsoft YaHei" w:cs="Calibri"/>
-                <w:sz w:val="16"/>
-                <w:szCs w:val="16"/>
+              <w:spacing w:before="0" w:after="0" w:line="310" w:lineRule="exact"/>
+            </w:pPr>
+            <w:r>
+              <w:rPr>
+                <w:rFonts w:ascii="Calibri" w:hAnsi="Calibri" w:eastAsia="Microsoft YaHei" w:cs="Calibri"/>
+                <w:sz w:val="18"/>
+                <w:szCs w:val="18"/>
               </w:rPr>
               <w:t xml:space="preserve">支持乱序执行的处理器模型</w:t>
             </w:r>
@@ -9850,13 +10248,13 @@
               <w:pStyle w:val="CompactGlossaryText"/>
               <w:jc w:val="left"/>
               <w:wordWrap w:val="0"/>
-              <w:spacing w:before="0" w:after="0" w:line="160" w:lineRule="exact"/>
-            </w:pPr>
-            <w:r>
-              <w:rPr>
-                <w:rFonts w:ascii="Calibri" w:hAnsi="Calibri" w:eastAsia="Microsoft YaHei" w:cs="Calibri"/>
-                <w:sz w:val="16"/>
-                <w:szCs w:val="16"/>
+              <w:spacing w:before="0" w:after="0" w:line="310" w:lineRule="exact"/>
+            </w:pPr>
+            <w:r>
+              <w:rPr>
+                <w:rFonts w:ascii="Calibri" w:hAnsi="Calibri" w:eastAsia="Microsoft YaHei" w:cs="Calibri"/>
+                <w:sz w:val="18"/>
+                <w:szCs w:val="18"/>
               </w:rPr>
               <w:t xml:space="preserve">Q⁠1⁠-⁠Q⁠5</w:t>
             </w:r>
@@ -9871,13 +10269,13 @@
               <w:pStyle w:val="CompactGlossaryText"/>
               <w:jc w:val="left"/>
               <w:wordWrap w:val="0"/>
-              <w:spacing w:before="0" w:after="0" w:line="160" w:lineRule="exact"/>
-            </w:pPr>
-            <w:r>
-              <w:rPr>
-                <w:rFonts w:ascii="Calibri" w:hAnsi="Calibri" w:eastAsia="Microsoft YaHei" w:cs="Calibri"/>
-                <w:sz w:val="16"/>
-                <w:szCs w:val="16"/>
+              <w:spacing w:before="0" w:after="0" w:line="310" w:lineRule="exact"/>
+            </w:pPr>
+            <w:r>
+              <w:rPr>
+                <w:rFonts w:ascii="Calibri" w:hAnsi="Calibri" w:eastAsia="Microsoft YaHei" w:cs="Calibri"/>
+                <w:sz w:val="18"/>
+                <w:szCs w:val="18"/>
               </w:rPr>
               <w:t xml:space="preserve">从基础单故障到多拓扑故障的五级资格分组</w:t>
             </w:r>
@@ -9897,13 +10295,13 @@
               <w:pStyle w:val="CompactGlossaryText"/>
               <w:jc w:val="left"/>
               <w:wordWrap w:val="0"/>
-              <w:spacing w:before="0" w:after="0" w:line="160" w:lineRule="exact"/>
-            </w:pPr>
-            <w:r>
-              <w:rPr>
-                <w:rFonts w:ascii="Calibri" w:hAnsi="Calibri" w:eastAsia="Microsoft YaHei" w:cs="Calibri"/>
-                <w:sz w:val="16"/>
-                <w:szCs w:val="16"/>
+              <w:spacing w:before="0" w:after="0" w:line="310" w:lineRule="exact"/>
+            </w:pPr>
+            <w:r>
+              <w:rPr>
+                <w:rFonts w:ascii="Calibri" w:hAnsi="Calibri" w:eastAsia="Microsoft YaHei" w:cs="Calibri"/>
+                <w:sz w:val="18"/>
+                <w:szCs w:val="18"/>
               </w:rPr>
               <w:t xml:space="preserve">S⁠a⁠f⁠e⁠t⁠y</w:t>
             </w:r>
@@ -9918,13 +10316,13 @@
               <w:pStyle w:val="CompactGlossaryText"/>
               <w:jc w:val="left"/>
               <w:wordWrap w:val="0"/>
-              <w:spacing w:before="0" w:after="0" w:line="160" w:lineRule="exact"/>
-            </w:pPr>
-            <w:r>
-              <w:rPr>
-                <w:rFonts w:ascii="Calibri" w:hAnsi="Calibri" w:eastAsia="Microsoft YaHei" w:cs="Calibri"/>
-                <w:sz w:val="16"/>
-                <w:szCs w:val="16"/>
+              <w:spacing w:before="0" w:after="0" w:line="310" w:lineRule="exact"/>
+            </w:pPr>
+            <w:r>
+              <w:rPr>
+                <w:rFonts w:ascii="Calibri" w:hAnsi="Calibri" w:eastAsia="Microsoft YaHei" w:cs="Calibri"/>
+                <w:sz w:val="18"/>
+                <w:szCs w:val="18"/>
               </w:rPr>
               <w:t xml:space="preserve">所有可达状态均满足的不变量</w:t>
             </w:r>
@@ -9939,13 +10337,13 @@
               <w:pStyle w:val="CompactGlossaryText"/>
               <w:jc w:val="left"/>
               <w:wordWrap w:val="0"/>
-              <w:spacing w:before="0" w:after="0" w:line="160" w:lineRule="exact"/>
-            </w:pPr>
-            <w:r>
-              <w:rPr>
-                <w:rFonts w:ascii="Calibri" w:hAnsi="Calibri" w:eastAsia="Microsoft YaHei" w:cs="Calibri"/>
-                <w:sz w:val="16"/>
-                <w:szCs w:val="16"/>
+              <w:spacing w:before="0" w:after="0" w:line="310" w:lineRule="exact"/>
+            </w:pPr>
+            <w:r>
+              <w:rPr>
+                <w:rFonts w:ascii="Calibri" w:hAnsi="Calibri" w:eastAsia="Microsoft YaHei" w:cs="Calibri"/>
+                <w:sz w:val="18"/>
+                <w:szCs w:val="18"/>
               </w:rPr>
               <w:t xml:space="preserve">u⁠b⁠s⁠i⁠m</w:t>
             </w:r>
@@ -9960,13 +10358,13 @@
               <w:pStyle w:val="CompactGlossaryText"/>
               <w:jc w:val="left"/>
               <w:wordWrap w:val="0"/>
-              <w:spacing w:before="0" w:after="0" w:line="160" w:lineRule="exact"/>
-            </w:pPr>
-            <w:r>
-              <w:rPr>
-                <w:rFonts w:ascii="Calibri" w:hAnsi="Calibri" w:eastAsia="Microsoft YaHei" w:cs="Calibri"/>
-                <w:sz w:val="16"/>
-                <w:szCs w:val="16"/>
+              <w:spacing w:before="0" w:after="0" w:line="310" w:lineRule="exact"/>
+            </w:pPr>
+            <w:r>
+              <w:rPr>
+                <w:rFonts w:ascii="Calibri" w:hAnsi="Calibri" w:eastAsia="Microsoft YaHei" w:cs="Calibri"/>
+                <w:sz w:val="18"/>
+                <w:szCs w:val="18"/>
               </w:rPr>
               <w:t xml:space="preserve"/>
             </w:r>
@@ -9986,13 +10384,13 @@
               <w:pStyle w:val="CompactGlossaryText"/>
               <w:jc w:val="left"/>
               <w:wordWrap w:val="0"/>
-              <w:spacing w:before="0" w:after="0" w:line="160" w:lineRule="exact"/>
-            </w:pPr>
-            <w:r>
-              <w:rPr>
-                <w:rFonts w:ascii="Calibri" w:hAnsi="Calibri" w:eastAsia="Microsoft YaHei" w:cs="Calibri"/>
-                <w:sz w:val="16"/>
-                <w:szCs w:val="16"/>
+              <w:spacing w:before="0" w:after="0" w:line="310" w:lineRule="exact"/>
+            </w:pPr>
+            <w:r>
+              <w:rPr>
+                <w:rFonts w:ascii="Calibri" w:hAnsi="Calibri" w:eastAsia="Microsoft YaHei" w:cs="Calibri"/>
+                <w:sz w:val="18"/>
+                <w:szCs w:val="18"/>
               </w:rPr>
               <w:t xml:space="preserve">L⁠i⁠v⁠e⁠n⁠e⁠s⁠s</w:t>
             </w:r>
@@ -10007,13 +10405,13 @@
               <w:pStyle w:val="CompactGlossaryText"/>
               <w:jc w:val="left"/>
               <w:wordWrap w:val="0"/>
-              <w:spacing w:before="0" w:after="0" w:line="160" w:lineRule="exact"/>
-            </w:pPr>
-            <w:r>
-              <w:rPr>
-                <w:rFonts w:ascii="Calibri" w:hAnsi="Calibri" w:eastAsia="Microsoft YaHei" w:cs="Calibri"/>
-                <w:sz w:val="16"/>
-                <w:szCs w:val="16"/>
+              <w:spacing w:before="0" w:after="0" w:line="310" w:lineRule="exact"/>
+            </w:pPr>
+            <w:r>
+              <w:rPr>
+                <w:rFonts w:ascii="Calibri" w:hAnsi="Calibri" w:eastAsia="Microsoft YaHei" w:cs="Calibri"/>
+                <w:sz w:val="18"/>
+                <w:szCs w:val="18"/>
               </w:rPr>
               <w:t xml:space="preserve">在公平和最终可达条件下事务最终完成的性质</w:t>
             </w:r>
@@ -10028,13 +10426,13 @@
               <w:pStyle w:val="CompactGlossaryText"/>
               <w:jc w:val="left"/>
               <w:wordWrap w:val="0"/>
-              <w:spacing w:before="0" w:after="0" w:line="160" w:lineRule="exact"/>
-            </w:pPr>
-            <w:r>
-              <w:rPr>
-                <w:rFonts w:ascii="Calibri" w:hAnsi="Calibri" w:eastAsia="Microsoft YaHei" w:cs="Calibri"/>
-                <w:sz w:val="16"/>
-                <w:szCs w:val="16"/>
+              <w:spacing w:before="0" w:after="0" w:line="310" w:lineRule="exact"/>
+            </w:pPr>
+            <w:r>
+              <w:rPr>
+                <w:rFonts w:ascii="Calibri" w:hAnsi="Calibri" w:eastAsia="Microsoft YaHei" w:cs="Calibri"/>
+                <w:sz w:val="18"/>
+                <w:szCs w:val="18"/>
               </w:rPr>
               <w:t xml:space="preserve">u⁠b</w:t>
             </w:r>
@@ -10049,13 +10447,13 @@
               <w:pStyle w:val="CompactGlossaryText"/>
               <w:jc w:val="left"/>
               <w:wordWrap w:val="0"/>
-              <w:spacing w:before="0" w:after="0" w:line="160" w:lineRule="exact"/>
-            </w:pPr>
-            <w:r>
-              <w:rPr>
-                <w:rFonts w:ascii="Calibri" w:hAnsi="Calibri" w:eastAsia="Microsoft YaHei" w:cs="Calibri"/>
-                <w:sz w:val="16"/>
-                <w:szCs w:val="16"/>
+              <w:spacing w:before="0" w:after="0" w:line="310" w:lineRule="exact"/>
+            </w:pPr>
+            <w:r>
+              <w:rPr>
+                <w:rFonts w:ascii="Calibri" w:hAnsi="Calibri" w:eastAsia="Microsoft YaHei" w:cs="Calibri"/>
+                <w:sz w:val="18"/>
+                <w:szCs w:val="18"/>
               </w:rPr>
               <w:t xml:space="preserve"/>
             </w:r>
@@ -10075,13 +10473,13 @@
               <w:pStyle w:val="CompactGlossaryText"/>
               <w:jc w:val="left"/>
               <w:wordWrap w:val="0"/>
-              <w:spacing w:before="0" w:after="0" w:line="160" w:lineRule="exact"/>
-            </w:pPr>
-            <w:r>
-              <w:rPr>
-                <w:rFonts w:ascii="Calibri" w:hAnsi="Calibri" w:eastAsia="Microsoft YaHei" w:cs="Calibri"/>
-                <w:sz w:val="16"/>
-                <w:szCs w:val="16"/>
+              <w:spacing w:before="0" w:after="0" w:line="310" w:lineRule="exact"/>
+            </w:pPr>
+            <w:r>
+              <w:rPr>
+                <w:rFonts w:ascii="Calibri" w:hAnsi="Calibri" w:eastAsia="Microsoft YaHei" w:cs="Calibri"/>
+                <w:sz w:val="18"/>
+                <w:szCs w:val="18"/>
               </w:rPr>
               <w:t xml:space="preserve">e⁠p⁠o⁠c⁠h</w:t>
             </w:r>
@@ -10096,13 +10494,13 @@
               <w:pStyle w:val="CompactGlossaryText"/>
               <w:jc w:val="left"/>
               <w:wordWrap w:val="0"/>
-              <w:spacing w:before="0" w:after="0" w:line="160" w:lineRule="exact"/>
-            </w:pPr>
-            <w:r>
-              <w:rPr>
-                <w:rFonts w:ascii="Calibri" w:hAnsi="Calibri" w:eastAsia="Microsoft YaHei" w:cs="Calibri"/>
-                <w:sz w:val="16"/>
-                <w:szCs w:val="16"/>
+              <w:spacing w:before="0" w:after="0" w:line="310" w:lineRule="exact"/>
+            </w:pPr>
+            <w:r>
+              <w:rPr>
+                <w:rFonts w:ascii="Calibri" w:hAnsi="Calibri" w:eastAsia="Microsoft YaHei" w:cs="Calibri"/>
+                <w:sz w:val="18"/>
+                <w:szCs w:val="18"/>
               </w:rPr>
               <w:t xml:space="preserve">区分同址新旧事务的单调序号</w:t>
             </w:r>
@@ -10117,13 +10515,13 @@
               <w:pStyle w:val="CompactGlossaryText"/>
               <w:jc w:val="left"/>
               <w:wordWrap w:val="0"/>
-              <w:spacing w:before="0" w:after="0" w:line="160" w:lineRule="exact"/>
-            </w:pPr>
-            <w:r>
-              <w:rPr>
-                <w:rFonts w:ascii="Calibri" w:hAnsi="Calibri" w:eastAsia="Microsoft YaHei" w:cs="Calibri"/>
-                <w:sz w:val="16"/>
-                <w:szCs w:val="16"/>
+              <w:spacing w:before="0" w:after="0" w:line="310" w:lineRule="exact"/>
+            </w:pPr>
+            <w:r>
+              <w:rPr>
+                <w:rFonts w:ascii="Calibri" w:hAnsi="Calibri" w:eastAsia="Microsoft YaHei" w:cs="Calibri"/>
+                <w:sz w:val="18"/>
+                <w:szCs w:val="18"/>
               </w:rPr>
               <w:t xml:space="preserve"/>
             </w:r>
@@ -10138,13 +10536,13 @@
               <w:pStyle w:val="CompactGlossaryText"/>
               <w:jc w:val="left"/>
               <w:wordWrap w:val="0"/>
-              <w:spacing w:before="0" w:after="0" w:line="160" w:lineRule="exact"/>
-            </w:pPr>
-            <w:r>
-              <w:rPr>
-                <w:rFonts w:ascii="Calibri" w:hAnsi="Calibri" w:eastAsia="Microsoft YaHei" w:cs="Calibri"/>
-                <w:sz w:val="16"/>
-                <w:szCs w:val="16"/>
+              <w:spacing w:before="0" w:after="0" w:line="310" w:lineRule="exact"/>
+            </w:pPr>
+            <w:r>
+              <w:rPr>
+                <w:rFonts w:ascii="Calibri" w:hAnsi="Calibri" w:eastAsia="Microsoft YaHei" w:cs="Calibri"/>
+                <w:sz w:val="18"/>
+                <w:szCs w:val="18"/>
               </w:rPr>
               <w:t xml:space="preserve"/>
             </w:r>
@@ -10153,6 +10551,8 @@
       </w:tr>
     </w:tbl>
     <w:sectPr>
+      <w:titlePg/>
+      <w:footerReference w:type="first" r:id="rIdFirstFooter"/>
       <w:footerReference w:type="default" r:id="rIdFooter"/>
       <w:pgSz w:w="11906" w:h="16838"/>
       <w:pgMar w:top="1417" w:right="1134" w:bottom="1417" w:left="1134" w:header="567" w:footer="567"/>
@@ -10183,6 +10583,12 @@
       <w:t> 页</w:t>
     </w:r>
   </w:p>
+</w:ftr>
+</file>
+
+<file path=word/footerFirst.xml><?xml version="1.0" encoding="utf-8"?>
+<w:ftr xmlns:w="http://schemas.openxmlformats.org/wordprocessingml/2006/main">
+  <w:p/>
 </w:ftr>
 </file>
 
@@ -10302,12 +10708,12 @@
     <w:basedOn w:val="TableText"/>
     <w:pPr>
       <w:jc w:val="left"/>
-      <w:spacing w:before="0" w:after="0" w:line="160" w:lineRule="exact"/>
+      <w:spacing w:before="0" w:after="0" w:line="310" w:lineRule="exact"/>
     </w:pPr>
     <w:rPr>
       <w:rFonts w:ascii="Calibri" w:hAnsi="Calibri" w:eastAsia="Microsoft YaHei" w:cs="Calibri"/>
-      <w:sz w:val="16"/>
-      <w:szCs w:val="16"/>
+      <w:sz w:val="18"/>
+      <w:szCs w:val="18"/>
     </w:rPr>
   </w:style>
   <w:style w:type="paragraph" w:styleId="FigureCaption">

--- a/docs/design/cc_ep_deliverable2_verification_reliability_ha.docx
+++ b/docs/design/cc_ep_deliverable2_verification_reliability_ha.docx
@@ -212,7 +212,7 @@
         <w:rPr>
           <w:rFonts w:ascii="Calibri" w:hAnsi="Calibri" w:eastAsia="Microsoft YaHei" w:cs="Calibri"/>
         </w:rPr>
-        <w:t xml:space="preserve">本报告验证 UBCC 在正常执行、并发竞争和可恢复消息传输故障下的协议正确性，⁠重⁠点⁠覆⁠盖⁠：</w:t>
+        <w:t xml:space="preserve">本报告验证 UBCC 方案在正常执行、并发竞争和可恢复消息传输故障下的协议正确性，⁠重⁠点⁠覆⁠盖⁠：</w:t>
       </w:r>
     </w:p>
     <w:p>
@@ -323,7 +323,7 @@
         <w:rPr>
           <w:rFonts w:ascii="Calibri" w:hAnsi="Calibri" w:eastAsia="Microsoft YaHei" w:cs="Calibri"/>
         </w:rPr>
-        <w:t xml:space="preserve">UBCC 采用分层验证方法：形式化模型验证状态与动作规则，定向机制验证连接模⁠型⁠与⁠实⁠现⁠，</w:t>
+        <w:t xml:space="preserve">UBCC 方案采用分层验证方法：形式化模型验证状态与动作规则，定向机制验证连接模⁠型⁠与⁠实⁠现⁠，</w:t>
       </w:r>
     </w:p>
     <w:p>
@@ -878,7 +878,7 @@
                 <w:sz w:val="18"/>
                 <w:szCs w:val="18"/>
               </w:rPr>
-              <w:t xml:space="preserve">52 项物理运行</w:t>
+              <w:t xml:space="preserve">52 项仿真测试</w:t>
             </w:r>
           </w:p>
         </w:tc>
@@ -2907,10 +2907,10 @@
         </w:tblCellMar>
       </w:tblPr>
       <w:tblGrid>
-        <w:gridCol w:w="2792"/>
-        <w:gridCol w:w="2650"/>
-        <w:gridCol w:w="1507"/>
-        <w:gridCol w:w="2650"/>
+        <w:gridCol w:w="2708"/>
+        <w:gridCol w:w="2571"/>
+        <w:gridCol w:w="1473"/>
+        <w:gridCol w:w="2846"/>
       </w:tblGrid>
       <w:tr>
         <w:trPr>
@@ -2919,7 +2919,7 @@
         </w:trPr>
         <w:tc>
           <w:tcPr>
-            <w:tcW w:w="2792" w:type="dxa"/>
+            <w:tcW w:w="2708" w:type="dxa"/>
             <w:shd w:val="clear" w:color="auto" w:fill="D9E2F3"/>
           </w:tcPr>
           <w:p>
@@ -2942,7 +2942,7 @@
         </w:tc>
         <w:tc>
           <w:tcPr>
-            <w:tcW w:w="2650" w:type="dxa"/>
+            <w:tcW w:w="2571" w:type="dxa"/>
             <w:shd w:val="clear" w:color="auto" w:fill="D9E2F3"/>
           </w:tcPr>
           <w:p>
@@ -2965,7 +2965,7 @@
         </w:tc>
         <w:tc>
           <w:tcPr>
-            <w:tcW w:w="1507" w:type="dxa"/>
+            <w:tcW w:w="1473" w:type="dxa"/>
             <w:shd w:val="clear" w:color="auto" w:fill="D9E2F3"/>
           </w:tcPr>
           <w:p>
@@ -2988,7 +2988,7 @@
         </w:tc>
         <w:tc>
           <w:tcPr>
-            <w:tcW w:w="2650" w:type="dxa"/>
+            <w:tcW w:w="2846" w:type="dxa"/>
             <w:shd w:val="clear" w:color="auto" w:fill="D9E2F3"/>
           </w:tcPr>
           <w:p>
@@ -3016,7 +3016,7 @@
         </w:trPr>
         <w:tc>
           <w:tcPr>
-            <w:tcW w:w="2792" w:type="dxa"/>
+            <w:tcW w:w="2708" w:type="dxa"/>
           </w:tcPr>
           <w:p>
             <w:pPr>
@@ -3037,7 +3037,7 @@
         </w:tc>
         <w:tc>
           <w:tcPr>
-            <w:tcW w:w="2650" w:type="dxa"/>
+            <w:tcW w:w="2571" w:type="dxa"/>
           </w:tcPr>
           <w:p>
             <w:pPr>
@@ -3058,7 +3058,7 @@
         </w:tc>
         <w:tc>
           <w:tcPr>
-            <w:tcW w:w="1507" w:type="dxa"/>
+            <w:tcW w:w="1473" w:type="dxa"/>
           </w:tcPr>
           <w:p>
             <w:pPr>
@@ -3079,7 +3079,7 @@
         </w:tc>
         <w:tc>
           <w:tcPr>
-            <w:tcW w:w="2650" w:type="dxa"/>
+            <w:tcW w:w="2846" w:type="dxa"/>
           </w:tcPr>
           <w:p>
             <w:pPr>
@@ -3105,7 +3105,7 @@
         </w:trPr>
         <w:tc>
           <w:tcPr>
-            <w:tcW w:w="2792" w:type="dxa"/>
+            <w:tcW w:w="2708" w:type="dxa"/>
           </w:tcPr>
           <w:p>
             <w:pPr>
@@ -3126,7 +3126,7 @@
         </w:tc>
         <w:tc>
           <w:tcPr>
-            <w:tcW w:w="2650" w:type="dxa"/>
+            <w:tcW w:w="2571" w:type="dxa"/>
           </w:tcPr>
           <w:p>
             <w:pPr>
@@ -3147,7 +3147,7 @@
         </w:tc>
         <w:tc>
           <w:tcPr>
-            <w:tcW w:w="1507" w:type="dxa"/>
+            <w:tcW w:w="1473" w:type="dxa"/>
           </w:tcPr>
           <w:p>
             <w:pPr>
@@ -3168,7 +3168,7 @@
         </w:tc>
         <w:tc>
           <w:tcPr>
-            <w:tcW w:w="2650" w:type="dxa"/>
+            <w:tcW w:w="2846" w:type="dxa"/>
           </w:tcPr>
           <w:p>
             <w:pPr>
@@ -3194,7 +3194,7 @@
         </w:trPr>
         <w:tc>
           <w:tcPr>
-            <w:tcW w:w="2792" w:type="dxa"/>
+            <w:tcW w:w="2708" w:type="dxa"/>
           </w:tcPr>
           <w:p>
             <w:pPr>
@@ -3215,7 +3215,7 @@
         </w:tc>
         <w:tc>
           <w:tcPr>
-            <w:tcW w:w="2650" w:type="dxa"/>
+            <w:tcW w:w="2571" w:type="dxa"/>
           </w:tcPr>
           <w:p>
             <w:pPr>
@@ -3236,7 +3236,7 @@
         </w:tc>
         <w:tc>
           <w:tcPr>
-            <w:tcW w:w="1507" w:type="dxa"/>
+            <w:tcW w:w="1473" w:type="dxa"/>
           </w:tcPr>
           <w:p>
             <w:pPr>
@@ -3257,7 +3257,7 @@
         </w:tc>
         <w:tc>
           <w:tcPr>
-            <w:tcW w:w="2650" w:type="dxa"/>
+            <w:tcW w:w="2846" w:type="dxa"/>
           </w:tcPr>
           <w:p>
             <w:pPr>
@@ -3283,7 +3283,7 @@
         </w:trPr>
         <w:tc>
           <w:tcPr>
-            <w:tcW w:w="2792" w:type="dxa"/>
+            <w:tcW w:w="2708" w:type="dxa"/>
           </w:tcPr>
           <w:p>
             <w:pPr>
@@ -3304,7 +3304,7 @@
         </w:tc>
         <w:tc>
           <w:tcPr>
-            <w:tcW w:w="2650" w:type="dxa"/>
+            <w:tcW w:w="2571" w:type="dxa"/>
           </w:tcPr>
           <w:p>
             <w:pPr>
@@ -3325,7 +3325,7 @@
         </w:tc>
         <w:tc>
           <w:tcPr>
-            <w:tcW w:w="1507" w:type="dxa"/>
+            <w:tcW w:w="1473" w:type="dxa"/>
           </w:tcPr>
           <w:p>
             <w:pPr>
@@ -3346,22 +3346,22 @@
         </w:tc>
         <w:tc>
           <w:tcPr>
-            <w:tcW w:w="2650" w:type="dxa"/>
-          </w:tcPr>
-          <w:p>
-            <w:pPr>
-              <w:pStyle w:val="TableText"/>
-              <w:jc w:val="left"/>
-              <w:wordWrap w:val="0"/>
-              <w:spacing w:before="0" w:after="0" w:line="320" w:lineRule="exact"/>
-            </w:pPr>
-            <w:r>
-              <w:rPr>
-                <w:rFonts w:ascii="Calibri" w:hAnsi="Calibri" w:eastAsia="Microsoft YaHei" w:cs="Calibri"/>
-                <w:sz w:val="18"/>
-                <w:szCs w:val="18"/>
-              </w:rPr>
-              <w:t xml:space="preserve">未单独检查，由可执行验证补充</w:t>
+            <w:tcW w:w="2846" w:type="dxa"/>
+          </w:tcPr>
+          <w:p>
+            <w:pPr>
+              <w:pStyle w:val="TableText"/>
+              <w:jc w:val="left"/>
+              <w:wordWrap w:val="0"/>
+              <w:spacing w:before="0" w:after="0" w:line="320" w:lineRule="exact"/>
+            </w:pPr>
+            <w:r>
+              <w:rPr>
+                <w:rFonts w:ascii="Calibri" w:hAnsi="Calibri" w:eastAsia="Microsoft YaHei" w:cs="Calibri"/>
+                <w:sz w:val="18"/>
+                <w:szCs w:val="18"/>
+              </w:rPr>
+              <w:t xml:space="preserve">由 T⁠C⁠9⁠8 验证</w:t>
             </w:r>
           </w:p>
         </w:tc>
@@ -3372,7 +3372,7 @@
         </w:trPr>
         <w:tc>
           <w:tcPr>
-            <w:tcW w:w="2792" w:type="dxa"/>
+            <w:tcW w:w="2708" w:type="dxa"/>
           </w:tcPr>
           <w:p>
             <w:pPr>
@@ -3393,7 +3393,7 @@
         </w:tc>
         <w:tc>
           <w:tcPr>
-            <w:tcW w:w="2650" w:type="dxa"/>
+            <w:tcW w:w="2571" w:type="dxa"/>
           </w:tcPr>
           <w:p>
             <w:pPr>
@@ -3414,7 +3414,7 @@
         </w:tc>
         <w:tc>
           <w:tcPr>
-            <w:tcW w:w="1507" w:type="dxa"/>
+            <w:tcW w:w="1473" w:type="dxa"/>
           </w:tcPr>
           <w:p>
             <w:pPr>
@@ -3435,22 +3435,22 @@
         </w:tc>
         <w:tc>
           <w:tcPr>
-            <w:tcW w:w="2650" w:type="dxa"/>
-          </w:tcPr>
-          <w:p>
-            <w:pPr>
-              <w:pStyle w:val="TableText"/>
-              <w:jc w:val="left"/>
-              <w:wordWrap w:val="0"/>
-              <w:spacing w:before="0" w:after="0" w:line="320" w:lineRule="exact"/>
-            </w:pPr>
-            <w:r>
-              <w:rPr>
-                <w:rFonts w:ascii="Calibri" w:hAnsi="Calibri" w:eastAsia="Microsoft YaHei" w:cs="Calibri"/>
-                <w:sz w:val="18"/>
-                <w:szCs w:val="18"/>
-              </w:rPr>
-              <w:t xml:space="preserve">未单独检查，由可执行验证补充</w:t>
+            <w:tcW w:w="2846" w:type="dxa"/>
+          </w:tcPr>
+          <w:p>
+            <w:pPr>
+              <w:pStyle w:val="TableText"/>
+              <w:jc w:val="left"/>
+              <w:wordWrap w:val="0"/>
+              <w:spacing w:before="0" w:after="0" w:line="320" w:lineRule="exact"/>
+            </w:pPr>
+            <w:r>
+              <w:rPr>
+                <w:rFonts w:ascii="Calibri" w:hAnsi="Calibri" w:eastAsia="Microsoft YaHei" w:cs="Calibri"/>
+                <w:sz w:val="18"/>
+                <w:szCs w:val="18"/>
+              </w:rPr>
+              <w:t xml:space="preserve">由 T⁠C⁠2⁠2⁠4、T⁠C⁠1⁠2⁠6 验证</w:t>
             </w:r>
           </w:p>
         </w:tc>
@@ -3488,7 +3488,7 @@
         <w:rPr>
           <w:rFonts w:ascii="Calibri" w:hAnsi="Calibri" w:eastAsia="Microsoft YaHei" w:cs="Calibri"/>
         </w:rPr>
-        <w:t xml:space="preserve">UBCC 使用保留和提交两个阶段管理跨⁠节⁠点⁠授⁠权⁠：</w:t>
+        <w:t xml:space="preserve">Home UBCC 控制器使用保留和提交两个阶段管理跨⁠节⁠点⁠授⁠权⁠：</w:t>
       </w:r>
     </w:p>
     <w:p>
@@ -3499,7 +3499,7 @@
         <w:rPr>
           <w:rFonts w:ascii="Calibri" w:hAnsi="Calibri" w:eastAsia="Microsoft YaHei" w:cs="Calibri"/>
         </w:rPr>
-        <w:t xml:space="preserve">1. 请求通过仲裁后，UBCC 建立 outstanding 并记录 intended state；</w:t>
+        <w:t xml:space="preserve">1. 请求通过仲裁后，Home UBCC 控制器建立 outstanding 并记录 intended state；</w:t>
       </w:r>
     </w:p>
     <w:p>
@@ -3532,7 +3532,7 @@
         <w:rPr>
           <w:rFonts w:ascii="Calibri" w:hAnsi="Calibri" w:eastAsia="Microsoft YaHei" w:cs="Calibri"/>
         </w:rPr>
-        <w:t xml:space="preserve">4. UBCC 校验 epoch、reqId 和 requester；</w:t>
+        <w:t xml:space="preserve">4. Home UBCC 控制器校验 epoch、reqId 和 requester；</w:t>
       </w:r>
     </w:p>
     <w:p>
@@ -5250,7 +5250,7 @@
         <w:rPr>
           <w:rFonts w:ascii="Calibri" w:hAnsi="Calibri" w:eastAsia="Microsoft YaHei" w:cs="Calibri"/>
         </w:rPr>
-        <w:t xml:space="preserve">五组共 52 项物理运行，最终结果为 52/5⁠2⁠ ⁠通⁠过⁠。</w:t>
+        <w:t xml:space="preserve">五组共 52 项仿真测试，最终结果为 52/5⁠2⁠ ⁠通⁠过⁠。</w:t>
       </w:r>
     </w:p>
     <w:p>
@@ -5962,7 +5962,7 @@
         <w:rPr>
           <w:rFonts w:ascii="Calibri" w:hAnsi="Calibri" w:eastAsia="Microsoft YaHei" w:cs="Calibri"/>
         </w:rPr>
-        <w:t xml:space="preserve">同一 case 可同时包含多个动作，因此动作覆盖数不等于物理⁠运⁠行⁠总⁠数⁠。</w:t>
+        <w:t xml:space="preserve">同一测试可同时包含多个故障动作，因此动作覆盖数不等于仿真⁠测⁠试⁠总⁠数⁠。</w:t>
       </w:r>
     </w:p>
     <w:p>
@@ -7070,10 +7070,10 @@
         </w:tblCellMar>
       </w:tblPr>
       <w:tblGrid>
-        <w:gridCol w:w="1181"/>
-        <w:gridCol w:w="2953"/>
-        <w:gridCol w:w="1979"/>
-        <w:gridCol w:w="3485"/>
+        <w:gridCol w:w="1156"/>
+        <w:gridCol w:w="3180"/>
+        <w:gridCol w:w="1915"/>
+        <w:gridCol w:w="3348"/>
       </w:tblGrid>
       <w:tr>
         <w:trPr>
@@ -7082,7 +7082,7 @@
         </w:trPr>
         <w:tc>
           <w:tcPr>
-            <w:tcW w:w="1181" w:type="dxa"/>
+            <w:tcW w:w="1156" w:type="dxa"/>
             <w:shd w:val="clear" w:color="auto" w:fill="D9E2F3"/>
           </w:tcPr>
           <w:p>
@@ -7105,7 +7105,7 @@
         </w:tc>
         <w:tc>
           <w:tcPr>
-            <w:tcW w:w="2953" w:type="dxa"/>
+            <w:tcW w:w="3180" w:type="dxa"/>
             <w:shd w:val="clear" w:color="auto" w:fill="D9E2F3"/>
           </w:tcPr>
           <w:p>
@@ -7128,7 +7128,7 @@
         </w:tc>
         <w:tc>
           <w:tcPr>
-            <w:tcW w:w="1979" w:type="dxa"/>
+            <w:tcW w:w="1915" w:type="dxa"/>
             <w:shd w:val="clear" w:color="auto" w:fill="D9E2F3"/>
           </w:tcPr>
           <w:p>
@@ -7151,7 +7151,7 @@
         </w:tc>
         <w:tc>
           <w:tcPr>
-            <w:tcW w:w="3485" w:type="dxa"/>
+            <w:tcW w:w="3348" w:type="dxa"/>
             <w:shd w:val="clear" w:color="auto" w:fill="D9E2F3"/>
           </w:tcPr>
           <w:p>
@@ -7179,7 +7179,7 @@
         </w:trPr>
         <w:tc>
           <w:tcPr>
-            <w:tcW w:w="1181" w:type="dxa"/>
+            <w:tcW w:w="1156" w:type="dxa"/>
           </w:tcPr>
           <w:p>
             <w:pPr>
@@ -7200,7 +7200,7 @@
         </w:tc>
         <w:tc>
           <w:tcPr>
-            <w:tcW w:w="2953" w:type="dxa"/>
+            <w:tcW w:w="3180" w:type="dxa"/>
           </w:tcPr>
           <w:p>
             <w:pPr>
@@ -7221,7 +7221,7 @@
         </w:tc>
         <w:tc>
           <w:tcPr>
-            <w:tcW w:w="1979" w:type="dxa"/>
+            <w:tcW w:w="1915" w:type="dxa"/>
           </w:tcPr>
           <w:p>
             <w:pPr>
@@ -7242,7 +7242,7 @@
         </w:tc>
         <w:tc>
           <w:tcPr>
-            <w:tcW w:w="3485" w:type="dxa"/>
+            <w:tcW w:w="3348" w:type="dxa"/>
           </w:tcPr>
           <w:p>
             <w:pPr>
@@ -7268,7 +7268,7 @@
         </w:trPr>
         <w:tc>
           <w:tcPr>
-            <w:tcW w:w="1181" w:type="dxa"/>
+            <w:tcW w:w="1156" w:type="dxa"/>
           </w:tcPr>
           <w:p>
             <w:pPr>
@@ -7289,28 +7289,28 @@
         </w:tc>
         <w:tc>
           <w:tcPr>
-            <w:tcW w:w="2953" w:type="dxa"/>
-          </w:tcPr>
-          <w:p>
-            <w:pPr>
-              <w:pStyle w:val="TableText"/>
-              <w:jc w:val="left"/>
-              <w:wordWrap w:val="0"/>
-              <w:spacing w:before="0" w:after="0" w:line="320" w:lineRule="exact"/>
-            </w:pPr>
-            <w:r>
-              <w:rPr>
-                <w:rFonts w:ascii="Calibri" w:hAnsi="Calibri" w:eastAsia="Microsoft YaHei" w:cs="Calibri"/>
-                <w:sz w:val="18"/>
-                <w:szCs w:val="18"/>
-              </w:rPr>
-              <w:t xml:space="preserve">独立 R⁠e⁠s⁠i⁠d⁠e⁠n⁠t⁠D⁠i⁠r + B⁠a⁠c⁠k⁠s⁠t⁠o⁠r⁠e</w:t>
-            </w:r>
-          </w:p>
-        </w:tc>
-        <w:tc>
-          <w:tcPr>
-            <w:tcW w:w="1979" w:type="dxa"/>
+            <w:tcW w:w="3180" w:type="dxa"/>
+          </w:tcPr>
+          <w:p>
+            <w:pPr>
+              <w:pStyle w:val="TableText"/>
+              <w:jc w:val="left"/>
+              <w:wordWrap w:val="0"/>
+              <w:spacing w:before="0" w:after="0" w:line="320" w:lineRule="exact"/>
+            </w:pPr>
+            <w:r>
+              <w:rPr>
+                <w:rFonts w:ascii="Calibri" w:hAnsi="Calibri" w:eastAsia="Microsoft YaHei" w:cs="Calibri"/>
+                <w:sz w:val="18"/>
+                <w:szCs w:val="18"/>
+              </w:rPr>
+              <w:t xml:space="preserve">独立 R⁠e⁠s⁠i⁠d⁠e⁠n⁠t⁠D⁠i⁠r + H⁠6⁠4 B⁠a⁠c⁠k⁠s⁠t⁠o⁠r⁠e</w:t>
+            </w:r>
+          </w:p>
+        </w:tc>
+        <w:tc>
+          <w:tcPr>
+            <w:tcW w:w="1915" w:type="dxa"/>
           </w:tcPr>
           <w:p>
             <w:pPr>
@@ -7331,22 +7331,22 @@
         </w:tc>
         <w:tc>
           <w:tcPr>
-            <w:tcW w:w="3485" w:type="dxa"/>
-          </w:tcPr>
-          <w:p>
-            <w:pPr>
-              <w:pStyle w:val="TableText"/>
-              <w:jc w:val="left"/>
-              <w:wordWrap w:val="0"/>
-              <w:spacing w:before="0" w:after="0" w:line="320" w:lineRule="exact"/>
-            </w:pPr>
-            <w:r>
-              <w:rPr>
-                <w:rFonts w:ascii="Calibri" w:hAnsi="Calibri" w:eastAsia="Microsoft YaHei" w:cs="Calibri"/>
-                <w:sz w:val="18"/>
-                <w:szCs w:val="18"/>
-              </w:rPr>
-              <w:t xml:space="preserve">U⁠B⁠C⁠C 将全局元数据与节点内 H⁠o⁠m⁠e 资源解耦</w:t>
+            <w:tcW w:w="3348" w:type="dxa"/>
+          </w:tcPr>
+          <w:p>
+            <w:pPr>
+              <w:pStyle w:val="TableText"/>
+              <w:jc w:val="left"/>
+              <w:wordWrap w:val="0"/>
+              <w:spacing w:before="0" w:after="0" w:line="320" w:lineRule="exact"/>
+            </w:pPr>
+            <w:r>
+              <w:rPr>
+                <w:rFonts w:ascii="Calibri" w:hAnsi="Calibri" w:eastAsia="Microsoft YaHei" w:cs="Calibri"/>
+                <w:sz w:val="18"/>
+                <w:szCs w:val="18"/>
+              </w:rPr>
+              <w:t xml:space="preserve">U⁠B⁠C⁠C 方案将全局元数据与节点内 H⁠o⁠m⁠e 资源解耦</w:t>
             </w:r>
           </w:p>
         </w:tc>
@@ -7357,7 +7357,7 @@
         </w:trPr>
         <w:tc>
           <w:tcPr>
-            <w:tcW w:w="1181" w:type="dxa"/>
+            <w:tcW w:w="1156" w:type="dxa"/>
           </w:tcPr>
           <w:p>
             <w:pPr>
@@ -7378,7 +7378,7 @@
         </w:tc>
         <w:tc>
           <w:tcPr>
-            <w:tcW w:w="2953" w:type="dxa"/>
+            <w:tcW w:w="3180" w:type="dxa"/>
           </w:tcPr>
           <w:p>
             <w:pPr>
@@ -7399,7 +7399,7 @@
         </w:tc>
         <w:tc>
           <w:tcPr>
-            <w:tcW w:w="1979" w:type="dxa"/>
+            <w:tcW w:w="1915" w:type="dxa"/>
           </w:tcPr>
           <w:p>
             <w:pPr>
@@ -7420,7 +7420,7 @@
         </w:tc>
         <w:tc>
           <w:tcPr>
-            <w:tcW w:w="3485" w:type="dxa"/>
+            <w:tcW w:w="3348" w:type="dxa"/>
           </w:tcPr>
           <w:p>
             <w:pPr>
@@ -7446,7 +7446,7 @@
         </w:trPr>
         <w:tc>
           <w:tcPr>
-            <w:tcW w:w="1181" w:type="dxa"/>
+            <w:tcW w:w="1156" w:type="dxa"/>
           </w:tcPr>
           <w:p>
             <w:pPr>
@@ -7467,7 +7467,7 @@
         </w:tc>
         <w:tc>
           <w:tcPr>
-            <w:tcW w:w="2953" w:type="dxa"/>
+            <w:tcW w:w="3180" w:type="dxa"/>
           </w:tcPr>
           <w:p>
             <w:pPr>
@@ -7488,7 +7488,7 @@
         </w:tc>
         <w:tc>
           <w:tcPr>
-            <w:tcW w:w="1979" w:type="dxa"/>
+            <w:tcW w:w="1915" w:type="dxa"/>
           </w:tcPr>
           <w:p>
             <w:pPr>
@@ -7509,7 +7509,7 @@
         </w:tc>
         <w:tc>
           <w:tcPr>
-            <w:tcW w:w="3485" w:type="dxa"/>
+            <w:tcW w:w="3348" w:type="dxa"/>
           </w:tcPr>
           <w:p>
             <w:pPr>
@@ -9769,7 +9769,7 @@
                 <w:sz w:val="18"/>
                 <w:szCs w:val="18"/>
               </w:rPr>
-              <w:t xml:space="preserve">U⁠B⁠C⁠C</w:t>
+              <w:t xml:space="preserve">U⁠B⁠C⁠C 方案</w:t>
             </w:r>
           </w:p>
         </w:tc>
@@ -9790,7 +9790,7 @@
                 <w:sz w:val="18"/>
                 <w:szCs w:val="18"/>
               </w:rPr>
-              <w:t xml:space="preserve">跨节点缓存一致性方案及全局目录控制器</w:t>
+              <w:t xml:space="preserve">采用独立 O⁠u⁠t⁠e⁠r 一致性层和分层目录的跨节点一致性体系结构</w:t>
             </w:r>
           </w:p>
         </w:tc>
@@ -9811,7 +9811,7 @@
                 <w:sz w:val="18"/>
                 <w:szCs w:val="18"/>
               </w:rPr>
-              <w:t xml:space="preserve">r⁠e⁠q⁠I⁠d</w:t>
+              <w:t xml:space="preserve">e⁠p⁠o⁠c⁠h</w:t>
             </w:r>
           </w:p>
         </w:tc>
@@ -9832,7 +9832,7 @@
                 <w:sz w:val="18"/>
                 <w:szCs w:val="18"/>
               </w:rPr>
-              <w:t xml:space="preserve">标识具体请求的事务编号</w:t>
+              <w:t xml:space="preserve">区分同址新旧事务的单调序号</w:t>
             </w:r>
           </w:p>
         </w:tc>
@@ -9858,7 +9858,7 @@
                 <w:sz w:val="18"/>
                 <w:szCs w:val="18"/>
               </w:rPr>
-              <w:t xml:space="preserve">E⁠P⁠-⁠R⁠N⁠F</w:t>
+              <w:t xml:space="preserve">U⁠B⁠C⁠C 控制器</w:t>
             </w:r>
           </w:p>
         </w:tc>
@@ -9879,7 +9879,7 @@
                 <w:sz w:val="18"/>
                 <w:szCs w:val="18"/>
               </w:rPr>
-              <w:t xml:space="preserve">代表 O⁠u⁠t⁠e⁠r 域参与节点内 s⁠n⁠o⁠o⁠p 的端点</w:t>
+              <w:t xml:space="preserve">维护全局目录并执行同址事务仲裁的控制器组件</w:t>
             </w:r>
           </w:p>
         </w:tc>
@@ -9900,7 +9900,7 @@
                 <w:sz w:val="18"/>
                 <w:szCs w:val="18"/>
               </w:rPr>
-              <w:t xml:space="preserve">s⁠t⁠a⁠b⁠l⁠e t⁠u⁠p⁠l⁠e</w:t>
+              <w:t xml:space="preserve">r⁠e⁠q⁠I⁠d</w:t>
             </w:r>
           </w:p>
         </w:tc>
@@ -9921,7 +9921,7 @@
                 <w:sz w:val="18"/>
                 <w:szCs w:val="18"/>
               </w:rPr>
-              <w:t xml:space="preserve">重试期间保持不变的事务身份</w:t>
+              <w:t xml:space="preserve">标识具体请求的事务编号</w:t>
             </w:r>
           </w:p>
         </w:tc>
@@ -9947,7 +9947,7 @@
                 <w:sz w:val="18"/>
                 <w:szCs w:val="18"/>
               </w:rPr>
-              <w:t xml:space="preserve">R⁠e⁠s⁠i⁠d⁠e⁠n⁠t⁠D⁠i⁠r</w:t>
+              <w:t xml:space="preserve">H⁠o⁠m⁠e U⁠B⁠C⁠C 控制器</w:t>
             </w:r>
           </w:p>
         </w:tc>
@@ -9968,7 +9968,7 @@
                 <w:sz w:val="18"/>
                 <w:szCs w:val="18"/>
               </w:rPr>
-              <w:t xml:space="preserve">S⁠R⁠A⁠M 驻留目录</w:t>
+              <w:t xml:space="preserve">由地址映射选定、负责目标地址目录和提交的控制器实例</w:t>
             </w:r>
           </w:p>
         </w:tc>
@@ -9989,7 +9989,7 @@
                 <w:sz w:val="18"/>
                 <w:szCs w:val="18"/>
               </w:rPr>
-              <w:t xml:space="preserve">t⁠o⁠m⁠b⁠s⁠t⁠o⁠n⁠e</w:t>
+              <w:t xml:space="preserve">s⁠t⁠a⁠b⁠l⁠e t⁠u⁠p⁠l⁠e</w:t>
             </w:r>
           </w:p>
         </w:tc>
@@ -10010,7 +10010,7 @@
                 <w:sz w:val="18"/>
                 <w:szCs w:val="18"/>
               </w:rPr>
-              <w:t xml:space="preserve">已完成事务的幂等确认记录</w:t>
+              <w:t xml:space="preserve">重试期间保持不变的事务身份</w:t>
             </w:r>
           </w:p>
         </w:tc>
@@ -10036,7 +10036,7 @@
                 <w:sz w:val="18"/>
                 <w:szCs w:val="18"/>
               </w:rPr>
-              <w:t xml:space="preserve">B⁠a⁠c⁠k⁠s⁠t⁠o⁠r⁠e</w:t>
+              <w:t xml:space="preserve">E⁠P⁠-⁠R⁠N⁠F</w:t>
             </w:r>
           </w:p>
         </w:tc>
@@ -10057,7 +10057,7 @@
                 <w:sz w:val="18"/>
                 <w:szCs w:val="18"/>
               </w:rPr>
-              <w:t xml:space="preserve">冷目录元数据的后备存储</w:t>
+              <w:t xml:space="preserve">代表 O⁠u⁠t⁠e⁠r 域参与节点内 s⁠n⁠o⁠o⁠p 的端点</w:t>
             </w:r>
           </w:p>
         </w:tc>
@@ -10078,7 +10078,7 @@
                 <w:sz w:val="18"/>
                 <w:szCs w:val="18"/>
               </w:rPr>
-              <w:t xml:space="preserve">p⁠a⁠r⁠t⁠i⁠a⁠l A⁠c⁠k</w:t>
+              <w:t xml:space="preserve">t⁠o⁠m⁠b⁠s⁠t⁠o⁠n⁠e</w:t>
             </w:r>
           </w:p>
         </w:tc>
@@ -10099,7 +10099,7 @@
                 <w:sz w:val="18"/>
                 <w:szCs w:val="18"/>
               </w:rPr>
-              <w:t xml:space="preserve">目标集合中部分节点已经完成确认</w:t>
+              <w:t xml:space="preserve">已完成事务的幂等确认记录</w:t>
             </w:r>
           </w:p>
         </w:tc>
@@ -10125,7 +10125,7 @@
                 <w:sz w:val="18"/>
                 <w:szCs w:val="18"/>
               </w:rPr>
-              <w:t xml:space="preserve">T⁠L⁠A+</w:t>
+              <w:t xml:space="preserve">R⁠e⁠s⁠i⁠d⁠e⁠n⁠t⁠D⁠i⁠r</w:t>
             </w:r>
           </w:p>
         </w:tc>
@@ -10146,7 +10146,7 @@
                 <w:sz w:val="18"/>
                 <w:szCs w:val="18"/>
               </w:rPr>
-              <w:t xml:space="preserve">用于描述并检查协议状态与动作的形式化语言</w:t>
+              <w:t xml:space="preserve">S⁠R⁠A⁠M 驻留目录</w:t>
             </w:r>
           </w:p>
         </w:tc>
@@ -10167,7 +10167,7 @@
                 <w:sz w:val="18"/>
                 <w:szCs w:val="18"/>
               </w:rPr>
-              <w:t xml:space="preserve">故障资格验证</w:t>
+              <w:t xml:space="preserve">p⁠a⁠r⁠t⁠i⁠a⁠l A⁠c⁠k</w:t>
             </w:r>
           </w:p>
         </w:tc>
@@ -10188,7 +10188,7 @@
                 <w:sz w:val="18"/>
                 <w:szCs w:val="18"/>
               </w:rPr>
-              <w:t xml:space="preserve">对可恢复消息传输故障的可执行验证矩阵</w:t>
+              <w:t xml:space="preserve">目标集合中部分节点已经完成确认</w:t>
             </w:r>
           </w:p>
         </w:tc>
@@ -10214,7 +10214,7 @@
                 <w:sz w:val="18"/>
                 <w:szCs w:val="18"/>
               </w:rPr>
-              <w:t xml:space="preserve">O⁠3</w:t>
+              <w:t xml:space="preserve">H⁠6⁠4 B⁠a⁠c⁠k⁠s⁠t⁠o⁠r⁠e</w:t>
             </w:r>
           </w:p>
         </w:tc>
@@ -10235,7 +10235,7 @@
                 <w:sz w:val="18"/>
                 <w:szCs w:val="18"/>
               </w:rPr>
-              <w:t xml:space="preserve">支持乱序执行的处理器模型</w:t>
+              <w:t xml:space="preserve">位于 m⁠e⁠t⁠a⁠d⁠a⁠t⁠a D⁠R⁠A⁠M、保存冷目录元数据的 64 B b⁠u⁠c⁠k⁠e⁠t 哈希表</w:t>
             </w:r>
           </w:p>
         </w:tc>
@@ -10303,7 +10303,7 @@
                 <w:sz w:val="18"/>
                 <w:szCs w:val="18"/>
               </w:rPr>
-              <w:t xml:space="preserve">S⁠a⁠f⁠e⁠t⁠y</w:t>
+              <w:t xml:space="preserve">T⁠L⁠A+</w:t>
             </w:r>
           </w:p>
         </w:tc>
@@ -10324,7 +10324,7 @@
                 <w:sz w:val="18"/>
                 <w:szCs w:val="18"/>
               </w:rPr>
-              <w:t xml:space="preserve">所有可达状态均满足的不变量</w:t>
+              <w:t xml:space="preserve">用于描述并检查协议状态与动作的形式化语言</w:t>
             </w:r>
           </w:p>
         </w:tc>
@@ -10392,7 +10392,7 @@
                 <w:sz w:val="18"/>
                 <w:szCs w:val="18"/>
               </w:rPr>
-              <w:t xml:space="preserve">L⁠i⁠v⁠e⁠n⁠e⁠s⁠s</w:t>
+              <w:t xml:space="preserve">O⁠3</w:t>
             </w:r>
           </w:p>
         </w:tc>
@@ -10413,7 +10413,7 @@
                 <w:sz w:val="18"/>
                 <w:szCs w:val="18"/>
               </w:rPr>
-              <w:t xml:space="preserve">在公平和最终可达条件下事务最终完成的性质</w:t>
+              <w:t xml:space="preserve">O⁠u⁠t⁠-⁠o⁠f⁠-⁠O⁠r⁠d⁠e⁠r，乱序执行并按架构顺序提交的处理器模型；用于验证乱序条件下的同步与一致性语义</w:t>
             </w:r>
           </w:p>
         </w:tc>
@@ -10481,7 +10481,7 @@
                 <w:sz w:val="18"/>
                 <w:szCs w:val="18"/>
               </w:rPr>
-              <w:t xml:space="preserve">e⁠p⁠o⁠c⁠h</w:t>
+              <w:t xml:space="preserve">S⁠a⁠f⁠e⁠t⁠y</w:t>
             </w:r>
           </w:p>
         </w:tc>
@@ -10502,7 +10502,7 @@
                 <w:sz w:val="18"/>
                 <w:szCs w:val="18"/>
               </w:rPr>
-              <w:t xml:space="preserve">区分同址新旧事务的单调序号</w:t>
+              <w:t xml:space="preserve">所有可达状态均满足的不变量</w:t>
             </w:r>
           </w:p>
         </w:tc>
@@ -10523,7 +10523,7 @@
                 <w:sz w:val="18"/>
                 <w:szCs w:val="18"/>
               </w:rPr>
-              <w:t xml:space="preserve"/>
+              <w:t xml:space="preserve">L⁠i⁠v⁠e⁠n⁠e⁠s⁠s</w:t>
             </w:r>
           </w:p>
         </w:tc>
@@ -10544,7 +10544,7 @@
                 <w:sz w:val="18"/>
                 <w:szCs w:val="18"/>
               </w:rPr>
-              <w:t xml:space="preserve"/>
+              <w:t xml:space="preserve">在公平调度和消息最终可达条件下，事务能够持续推进并最终完成的性质</w:t>
             </w:r>
           </w:p>
         </w:tc>

--- a/docs/design/cc_ep_deliverable2_verification_reliability_ha.docx
+++ b/docs/design/cc_ep_deliverable2_verification_reliability_ha.docx
@@ -117,7 +117,7 @@
         <w:rPr>
           <w:rFonts w:ascii="Calibri" w:hAnsi="Calibri" w:eastAsia="Microsoft YaHei" w:cs="Calibri"/>
         </w:rPr>
-        <w:t xml:space="preserve">8.⁠ ⁠交⁠付⁠范⁠围</w:t>
+        <w:t xml:space="preserve">8.⁠ ⁠交⁠付⁠内⁠容</w:t>
       </w:r>
     </w:p>
     <w:p>
@@ -981,7 +981,7 @@
         <w:rPr>
           <w:rFonts w:ascii="Calibri" w:hAnsi="Calibri" w:eastAsia="Microsoft YaHei" w:cs="Calibri"/>
         </w:rPr>
-        <w:t xml:space="preserve">表中 Liveness 结论仅适用于对应 temporal property、FairSpec/forward-progress 公平⁠性⁠和⁠可⁠恢⁠复</w:t>
+        <w:t xml:space="preserve">表中 Liveness 结论成立于对应 temporal property、FairSpec/forward-progress 公平⁠性⁠和⁠可⁠恢⁠复</w:t>
       </w:r>
     </w:p>
     <w:p>
@@ -992,7 +992,7 @@
         <w:rPr>
           <w:rFonts w:ascii="Calibri" w:hAnsi="Calibri" w:eastAsia="Microsoft YaHei" w:cs="Calibri"/>
         </w:rPr>
-        <w:t xml:space="preserve">故障最终解除的模型条件；focused 仲裁与 waiter 模型只单独检查 Safety，不作独立⁠活⁠性⁠证⁠明⁠。</w:t>
+        <w:t xml:space="preserve">故障最终解除的模型条件；focused 仲裁与 waiter 模型提供 Safety ⁠检⁠查⁠结⁠果⁠。</w:t>
       </w:r>
     </w:p>
     <w:p>
@@ -1031,9 +1031,9 @@
         </w:tblCellMar>
       </w:tblPr>
       <w:tblGrid>
-        <w:gridCol w:w="1305"/>
-        <w:gridCol w:w="4147"/>
-        <w:gridCol w:w="4147"/>
+        <w:gridCol w:w="1315"/>
+        <w:gridCol w:w="4197"/>
+        <w:gridCol w:w="4086"/>
       </w:tblGrid>
       <w:tr>
         <w:trPr>
@@ -1042,7 +1042,7 @@
         </w:trPr>
         <w:tc>
           <w:tcPr>
-            <w:tcW w:w="1305" w:type="dxa"/>
+            <w:tcW w:w="1315" w:type="dxa"/>
             <w:shd w:val="clear" w:color="auto" w:fill="D9E2F3"/>
           </w:tcPr>
           <w:p>
@@ -1065,7 +1065,7 @@
         </w:tc>
         <w:tc>
           <w:tcPr>
-            <w:tcW w:w="4147" w:type="dxa"/>
+            <w:tcW w:w="4197" w:type="dxa"/>
             <w:shd w:val="clear" w:color="auto" w:fill="D9E2F3"/>
           </w:tcPr>
           <w:p>
@@ -1088,7 +1088,7 @@
         </w:tc>
         <w:tc>
           <w:tcPr>
-            <w:tcW w:w="4147" w:type="dxa"/>
+            <w:tcW w:w="4086" w:type="dxa"/>
             <w:shd w:val="clear" w:color="auto" w:fill="D9E2F3"/>
           </w:tcPr>
           <w:p>
@@ -1116,7 +1116,7 @@
         </w:trPr>
         <w:tc>
           <w:tcPr>
-            <w:tcW w:w="1305" w:type="dxa"/>
+            <w:tcW w:w="1315" w:type="dxa"/>
           </w:tcPr>
           <w:p>
             <w:pPr>
@@ -1137,7 +1137,7 @@
         </w:tc>
         <w:tc>
           <w:tcPr>
-            <w:tcW w:w="4147" w:type="dxa"/>
+            <w:tcW w:w="4197" w:type="dxa"/>
           </w:tcPr>
           <w:p>
             <w:pPr>
@@ -1158,33 +1158,33 @@
         </w:tc>
         <w:tc>
           <w:tcPr>
-            <w:tcW w:w="4147" w:type="dxa"/>
-          </w:tcPr>
-          <w:p>
-            <w:pPr>
-              <w:pStyle w:val="TableText"/>
-              <w:jc w:val="left"/>
-              <w:wordWrap w:val="0"/>
-              <w:spacing w:before="0" w:after="0" w:line="320" w:lineRule="exact"/>
-            </w:pPr>
-            <w:r>
-              <w:rPr>
-                <w:rFonts w:ascii="Calibri" w:hAnsi="Calibri" w:eastAsia="Microsoft YaHei" w:cs="Calibri"/>
-                <w:sz w:val="18"/>
-                <w:szCs w:val="18"/>
-              </w:rPr>
-              <w:t xml:space="preserve">当前实现及冻结可执行场景</w:t>
-            </w:r>
-          </w:p>
-        </w:tc>
-      </w:tr>
-      <w:tr>
-        <w:trPr>
-          <w:cantSplit/>
-        </w:trPr>
-        <w:tc>
-          <w:tcPr>
-            <w:tcW w:w="1305" w:type="dxa"/>
+            <w:tcW w:w="4086" w:type="dxa"/>
+          </w:tcPr>
+          <w:p>
+            <w:pPr>
+              <w:pStyle w:val="TableText"/>
+              <w:jc w:val="left"/>
+              <w:wordWrap w:val="0"/>
+              <w:spacing w:before="0" w:after="0" w:line="320" w:lineRule="exact"/>
+            </w:pPr>
+            <w:r>
+              <w:rPr>
+                <w:rFonts w:ascii="Calibri" w:hAnsi="Calibri" w:eastAsia="Microsoft YaHei" w:cs="Calibri"/>
+                <w:sz w:val="18"/>
+                <w:szCs w:val="18"/>
+              </w:rPr>
+              <w:t xml:space="preserve">当前实现及既定可执行场景</w:t>
+            </w:r>
+          </w:p>
+        </w:tc>
+      </w:tr>
+      <w:tr>
+        <w:trPr>
+          <w:cantSplit/>
+        </w:trPr>
+        <w:tc>
+          <w:tcPr>
+            <w:tcW w:w="1315" w:type="dxa"/>
           </w:tcPr>
           <w:p>
             <w:pPr>
@@ -1205,7 +1205,7 @@
         </w:tc>
         <w:tc>
           <w:tcPr>
-            <w:tcW w:w="4147" w:type="dxa"/>
+            <w:tcW w:w="4197" w:type="dxa"/>
           </w:tcPr>
           <w:p>
             <w:pPr>
@@ -1226,7 +1226,7 @@
         </w:tc>
         <w:tc>
           <w:tcPr>
-            <w:tcW w:w="4147" w:type="dxa"/>
+            <w:tcW w:w="4086" w:type="dxa"/>
           </w:tcPr>
           <w:p>
             <w:pPr>
@@ -1252,7 +1252,7 @@
         </w:trPr>
         <w:tc>
           <w:tcPr>
-            <w:tcW w:w="1305" w:type="dxa"/>
+            <w:tcW w:w="1315" w:type="dxa"/>
           </w:tcPr>
           <w:p>
             <w:pPr>
@@ -1273,28 +1273,28 @@
         </w:tc>
         <w:tc>
           <w:tcPr>
-            <w:tcW w:w="4147" w:type="dxa"/>
-          </w:tcPr>
-          <w:p>
-            <w:pPr>
-              <w:pStyle w:val="TableText"/>
-              <w:jc w:val="left"/>
-              <w:wordWrap w:val="0"/>
-              <w:spacing w:before="0" w:after="0" w:line="320" w:lineRule="exact"/>
-            </w:pPr>
-            <w:r>
-              <w:rPr>
-                <w:rFonts w:ascii="Calibri" w:hAnsi="Calibri" w:eastAsia="Microsoft YaHei" w:cs="Calibri"/>
-                <w:sz w:val="18"/>
-                <w:szCs w:val="18"/>
-              </w:rPr>
-              <w:t xml:space="preserve">冻结 H⁠A⁠-⁠V⁠I 参考范围内聚合结果支持 U⁠B⁠C⁠C 优势</w:t>
-            </w:r>
-          </w:p>
-        </w:tc>
-        <w:tc>
-          <w:tcPr>
-            <w:tcW w:w="4147" w:type="dxa"/>
+            <w:tcW w:w="4197" w:type="dxa"/>
+          </w:tcPr>
+          <w:p>
+            <w:pPr>
+              <w:pStyle w:val="TableText"/>
+              <w:jc w:val="left"/>
+              <w:wordWrap w:val="0"/>
+              <w:spacing w:before="0" w:after="0" w:line="320" w:lineRule="exact"/>
+            </w:pPr>
+            <w:r>
+              <w:rPr>
+                <w:rFonts w:ascii="Calibri" w:hAnsi="Calibri" w:eastAsia="Microsoft YaHei" w:cs="Calibri"/>
+                <w:sz w:val="18"/>
+                <w:szCs w:val="18"/>
+              </w:rPr>
+              <w:t xml:space="preserve">既定 H⁠A⁠-⁠V⁠I 参考范围内聚合结果支持 U⁠B⁠C⁠C 优势</w:t>
+            </w:r>
+          </w:p>
+        </w:tc>
+        <w:tc>
+          <w:tcPr>
+            <w:tcW w:w="4086" w:type="dxa"/>
           </w:tcPr>
           <w:p>
             <w:pPr>
@@ -1310,74 +1310,6 @@
                 <w:szCs w:val="18"/>
               </w:rPr>
               <w:t xml:space="preserve">2N1S、O⁠3、单向完成语义和固定 256 K⁠i⁠B L⁠3 配置</w:t>
-            </w:r>
-          </w:p>
-        </w:tc>
-      </w:tr>
-      <w:tr>
-        <w:trPr>
-          <w:cantSplit/>
-        </w:trPr>
-        <w:tc>
-          <w:tcPr>
-            <w:tcW w:w="1305" w:type="dxa"/>
-          </w:tcPr>
-          <w:p>
-            <w:pPr>
-              <w:pStyle w:val="TableText"/>
-              <w:jc w:val="left"/>
-              <w:wordWrap w:val="0"/>
-              <w:spacing w:before="0" w:after="0" w:line="320" w:lineRule="exact"/>
-            </w:pPr>
-            <w:r>
-              <w:rPr>
-                <w:rFonts w:ascii="Calibri" w:hAnsi="Calibri" w:eastAsia="Microsoft YaHei" w:cs="Calibri"/>
-                <w:sz w:val="18"/>
-                <w:szCs w:val="18"/>
-              </w:rPr>
-              <w:t xml:space="preserve">范围外</w:t>
-            </w:r>
-          </w:p>
-        </w:tc>
-        <w:tc>
-          <w:tcPr>
-            <w:tcW w:w="4147" w:type="dxa"/>
-          </w:tcPr>
-          <w:p>
-            <w:pPr>
-              <w:pStyle w:val="TableText"/>
-              <w:jc w:val="left"/>
-              <w:wordWrap w:val="0"/>
-              <w:spacing w:before="0" w:after="0" w:line="320" w:lineRule="exact"/>
-            </w:pPr>
-            <w:r>
-              <w:rPr>
-                <w:rFonts w:ascii="Calibri" w:hAnsi="Calibri" w:eastAsia="Microsoft YaHei" w:cs="Calibri"/>
-                <w:sz w:val="18"/>
-                <w:szCs w:val="18"/>
-              </w:rPr>
-              <w:t xml:space="preserve">不作本次交付能力主张</w:t>
-            </w:r>
-          </w:p>
-        </w:tc>
-        <w:tc>
-          <w:tcPr>
-            <w:tcW w:w="4147" w:type="dxa"/>
-          </w:tcPr>
-          <w:p>
-            <w:pPr>
-              <w:pStyle w:val="TableText"/>
-              <w:jc w:val="left"/>
-              <w:wordWrap w:val="0"/>
-              <w:spacing w:before="0" w:after="0" w:line="320" w:lineRule="exact"/>
-            </w:pPr>
-            <w:r>
-              <w:rPr>
-                <w:rFonts w:ascii="Calibri" w:hAnsi="Calibri" w:eastAsia="Microsoft YaHei" w:cs="Calibri"/>
-                <w:sz w:val="18"/>
-                <w:szCs w:val="18"/>
-              </w:rPr>
-              <w:t xml:space="preserve">永久 H⁠o⁠m⁠e 故障在线恢复、物理芯片和端口级 S⁠w⁠i⁠t⁠c⁠h 微体系结构</w:t>
             </w:r>
           </w:p>
         </w:tc>
@@ -1498,10 +1430,9 @@
         </w:tblCellMar>
       </w:tblPr>
       <w:tblGrid>
-        <w:gridCol w:w="1922"/>
-        <w:gridCol w:w="2912"/>
-        <w:gridCol w:w="2912"/>
-        <w:gridCol w:w="1852"/>
+        <w:gridCol w:w="2329"/>
+        <w:gridCol w:w="3635"/>
+        <w:gridCol w:w="3635"/>
       </w:tblGrid>
       <w:tr>
         <w:trPr>
@@ -1510,7 +1441,7 @@
         </w:trPr>
         <w:tc>
           <w:tcPr>
-            <w:tcW w:w="1922" w:type="dxa"/>
+            <w:tcW w:w="2329" w:type="dxa"/>
             <w:shd w:val="clear" w:color="auto" w:fill="D9E2F3"/>
           </w:tcPr>
           <w:p>
@@ -1533,7 +1464,7 @@
         </w:tc>
         <w:tc>
           <w:tcPr>
-            <w:tcW w:w="2912" w:type="dxa"/>
+            <w:tcW w:w="3635" w:type="dxa"/>
             <w:shd w:val="clear" w:color="auto" w:fill="D9E2F3"/>
           </w:tcPr>
           <w:p>
@@ -1556,7 +1487,7 @@
         </w:tc>
         <w:tc>
           <w:tcPr>
-            <w:tcW w:w="2912" w:type="dxa"/>
+            <w:tcW w:w="3635" w:type="dxa"/>
             <w:shd w:val="clear" w:color="auto" w:fill="D9E2F3"/>
           </w:tcPr>
           <w:p>
@@ -1573,41 +1504,18 @@
                 <w:sz w:val="18"/>
                 <w:szCs w:val="18"/>
               </w:rPr>
-              <w:t xml:space="preserve">可支持的结论</w:t>
-            </w:r>
-          </w:p>
-        </w:tc>
-        <w:tc>
-          <w:tcPr>
-            <w:tcW w:w="1852" w:type="dxa"/>
-            <w:shd w:val="clear" w:color="auto" w:fill="D9E2F3"/>
-          </w:tcPr>
-          <w:p>
-            <w:pPr>
-              <w:pStyle w:val="TableText"/>
-              <w:jc w:val="left"/>
-              <w:wordWrap w:val="0"/>
-              <w:spacing w:before="0" w:after="0" w:line="320" w:lineRule="exact"/>
-            </w:pPr>
-            <w:r>
-              <w:rPr>
-                <w:rFonts w:ascii="Calibri" w:hAnsi="Calibri" w:eastAsia="SimHei" w:cs="Calibri"/>
-                <w:b/>
-                <w:sz w:val="18"/>
-                <w:szCs w:val="18"/>
-              </w:rPr>
-              <w:t xml:space="preserve">不应外推为</w:t>
-            </w:r>
-          </w:p>
-        </w:tc>
-      </w:tr>
-      <w:tr>
-        <w:trPr>
-          <w:cantSplit/>
-        </w:trPr>
-        <w:tc>
-          <w:tcPr>
-            <w:tcW w:w="1922" w:type="dxa"/>
+              <w:t xml:space="preserve">支持的结论</w:t>
+            </w:r>
+          </w:p>
+        </w:tc>
+      </w:tr>
+      <w:tr>
+        <w:trPr>
+          <w:cantSplit/>
+        </w:trPr>
+        <w:tc>
+          <w:tcPr>
+            <w:tcW w:w="2329" w:type="dxa"/>
           </w:tcPr>
           <w:p>
             <w:pPr>
@@ -1628,7 +1536,7 @@
         </w:tc>
         <w:tc>
           <w:tcPr>
-            <w:tcW w:w="2912" w:type="dxa"/>
+            <w:tcW w:w="3635" w:type="dxa"/>
           </w:tcPr>
           <w:p>
             <w:pPr>
@@ -1649,7 +1557,7 @@
         </w:tc>
         <w:tc>
           <w:tcPr>
-            <w:tcW w:w="2912" w:type="dxa"/>
+            <w:tcW w:w="3635" w:type="dxa"/>
           </w:tcPr>
           <w:p>
             <w:pPr>
@@ -1668,35 +1576,14 @@
             </w:r>
           </w:p>
         </w:tc>
-        <w:tc>
-          <w:tcPr>
-            <w:tcW w:w="1852" w:type="dxa"/>
-          </w:tcPr>
-          <w:p>
-            <w:pPr>
-              <w:pStyle w:val="TableText"/>
-              <w:jc w:val="left"/>
-              <w:wordWrap w:val="0"/>
-              <w:spacing w:before="0" w:after="0" w:line="320" w:lineRule="exact"/>
-            </w:pPr>
-            <w:r>
-              <w:rPr>
-                <w:rFonts w:ascii="Calibri" w:hAnsi="Calibri" w:eastAsia="Microsoft YaHei" w:cs="Calibri"/>
-                <w:sz w:val="18"/>
-                <w:szCs w:val="18"/>
-              </w:rPr>
-              <w:t xml:space="preserve">对所有环境和所有故障的穷尽证明</w:t>
-            </w:r>
-          </w:p>
-        </w:tc>
-      </w:tr>
-      <w:tr>
-        <w:trPr>
-          <w:cantSplit/>
-        </w:trPr>
-        <w:tc>
-          <w:tcPr>
-            <w:tcW w:w="1922" w:type="dxa"/>
+      </w:tr>
+      <w:tr>
+        <w:trPr>
+          <w:cantSplit/>
+        </w:trPr>
+        <w:tc>
+          <w:tcPr>
+            <w:tcW w:w="2329" w:type="dxa"/>
           </w:tcPr>
           <w:p>
             <w:pPr>
@@ -1717,7 +1604,7 @@
         </w:tc>
         <w:tc>
           <w:tcPr>
-            <w:tcW w:w="2912" w:type="dxa"/>
+            <w:tcW w:w="3635" w:type="dxa"/>
           </w:tcPr>
           <w:p>
             <w:pPr>
@@ -1738,54 +1625,33 @@
         </w:tc>
         <w:tc>
           <w:tcPr>
-            <w:tcW w:w="2912" w:type="dxa"/>
-          </w:tcPr>
-          <w:p>
-            <w:pPr>
-              <w:pStyle w:val="TableText"/>
-              <w:jc w:val="left"/>
-              <w:wordWrap w:val="0"/>
-              <w:spacing w:before="0" w:after="0" w:line="320" w:lineRule="exact"/>
-            </w:pPr>
-            <w:r>
-              <w:rPr>
-                <w:rFonts w:ascii="Calibri" w:hAnsi="Calibri" w:eastAsia="Microsoft YaHei" w:cs="Calibri"/>
-                <w:sz w:val="18"/>
-                <w:szCs w:val="18"/>
-              </w:rPr>
-              <w:t xml:space="preserve">核心/传输模型的 S⁠a⁠f⁠e⁠t⁠y/L⁠i⁠v⁠e⁠n⁠e⁠s⁠s，以及 f⁠o⁠c⁠u⁠s⁠e⁠d 模型声明的 S⁠a⁠f⁠e⁠t⁠y</w:t>
-            </w:r>
-          </w:p>
-        </w:tc>
-        <w:tc>
-          <w:tcPr>
-            <w:tcW w:w="1852" w:type="dxa"/>
-          </w:tcPr>
-          <w:p>
-            <w:pPr>
-              <w:pStyle w:val="TableText"/>
-              <w:jc w:val="left"/>
-              <w:wordWrap w:val="0"/>
-              <w:spacing w:before="0" w:after="0" w:line="320" w:lineRule="exact"/>
-            </w:pPr>
-            <w:r>
-              <w:rPr>
-                <w:rFonts w:ascii="Calibri" w:hAnsi="Calibri" w:eastAsia="Microsoft YaHei" w:cs="Calibri"/>
-                <w:sz w:val="18"/>
-                <w:szCs w:val="18"/>
-              </w:rPr>
-              <w:t xml:space="preserve">未建模硬件细节或完整系统的无界证明</w:t>
-            </w:r>
-          </w:p>
-        </w:tc>
-      </w:tr>
-      <w:tr>
-        <w:trPr>
-          <w:cantSplit/>
-        </w:trPr>
-        <w:tc>
-          <w:tcPr>
-            <w:tcW w:w="1922" w:type="dxa"/>
+            <w:tcW w:w="3635" w:type="dxa"/>
+          </w:tcPr>
+          <w:p>
+            <w:pPr>
+              <w:pStyle w:val="TableText"/>
+              <w:jc w:val="left"/>
+              <w:wordWrap w:val="0"/>
+              <w:spacing w:before="0" w:after="0" w:line="320" w:lineRule="exact"/>
+            </w:pPr>
+            <w:r>
+              <w:rPr>
+                <w:rFonts w:ascii="Calibri" w:hAnsi="Calibri" w:eastAsia="Microsoft YaHei" w:cs="Calibri"/>
+                <w:sz w:val="18"/>
+                <w:szCs w:val="18"/>
+              </w:rPr>
+              <w:t xml:space="preserve">核心与传输模型的 S⁠a⁠f⁠e⁠t⁠y/L⁠i⁠v⁠e⁠n⁠e⁠s⁠s，以及 f⁠o⁠c⁠u⁠s⁠e⁠d 模型声明的 S⁠a⁠f⁠e⁠t⁠y</w:t>
+            </w:r>
+          </w:p>
+        </w:tc>
+      </w:tr>
+      <w:tr>
+        <w:trPr>
+          <w:cantSplit/>
+        </w:trPr>
+        <w:tc>
+          <w:tcPr>
+            <w:tcW w:w="2329" w:type="dxa"/>
           </w:tcPr>
           <w:p>
             <w:pPr>
@@ -1806,7 +1672,7 @@
         </w:tc>
         <w:tc>
           <w:tcPr>
-            <w:tcW w:w="2912" w:type="dxa"/>
+            <w:tcW w:w="3635" w:type="dxa"/>
           </w:tcPr>
           <w:p>
             <w:pPr>
@@ -1827,132 +1693,22 @@
         </w:tc>
         <w:tc>
           <w:tcPr>
-            <w:tcW w:w="2912" w:type="dxa"/>
-          </w:tcPr>
-          <w:p>
-            <w:pPr>
-              <w:pStyle w:val="TableText"/>
-              <w:jc w:val="left"/>
-              <w:wordWrap w:val="0"/>
-              <w:spacing w:before="0" w:after="0" w:line="320" w:lineRule="exact"/>
-            </w:pPr>
-            <w:r>
-              <w:rPr>
-                <w:rFonts w:ascii="Calibri" w:hAnsi="Calibri" w:eastAsia="Microsoft YaHei" w:cs="Calibri"/>
-                <w:sz w:val="18"/>
-                <w:szCs w:val="18"/>
-              </w:rPr>
-              <w:t xml:space="preserve">解释机制差异和实验结果来源</w:t>
-            </w:r>
-          </w:p>
-        </w:tc>
-        <w:tc>
-          <w:tcPr>
-            <w:tcW w:w="1852" w:type="dxa"/>
-          </w:tcPr>
-          <w:p>
-            <w:pPr>
-              <w:pStyle w:val="TableText"/>
-              <w:jc w:val="left"/>
-              <w:wordWrap w:val="0"/>
-              <w:spacing w:before="0" w:after="0" w:line="320" w:lineRule="exact"/>
-            </w:pPr>
-            <w:r>
-              <w:rPr>
-                <w:rFonts w:ascii="Calibri" w:hAnsi="Calibri" w:eastAsia="Microsoft YaHei" w:cs="Calibri"/>
-                <w:sz w:val="18"/>
-                <w:szCs w:val="18"/>
-              </w:rPr>
-              <w:t xml:space="preserve">实现通过、性能胜负或物理芯片测量</w:t>
-            </w:r>
-          </w:p>
-        </w:tc>
-      </w:tr>
-      <w:tr>
-        <w:trPr>
-          <w:cantSplit/>
-        </w:trPr>
-        <w:tc>
-          <w:tcPr>
-            <w:tcW w:w="1922" w:type="dxa"/>
-          </w:tcPr>
-          <w:p>
-            <w:pPr>
-              <w:pStyle w:val="TableText"/>
-              <w:jc w:val="left"/>
-              <w:wordWrap w:val="0"/>
-              <w:spacing w:before="0" w:after="0" w:line="320" w:lineRule="exact"/>
-            </w:pPr>
-            <w:r>
-              <w:rPr>
-                <w:rFonts w:ascii="Calibri" w:hAnsi="Calibri" w:eastAsia="Microsoft YaHei" w:cs="Calibri"/>
-                <w:sz w:val="18"/>
-                <w:szCs w:val="18"/>
-              </w:rPr>
-              <w:t xml:space="preserve">本次范围外</w:t>
-            </w:r>
-          </w:p>
-        </w:tc>
-        <w:tc>
-          <w:tcPr>
-            <w:tcW w:w="2912" w:type="dxa"/>
-          </w:tcPr>
-          <w:p>
-            <w:pPr>
-              <w:pStyle w:val="TableText"/>
-              <w:jc w:val="left"/>
-              <w:wordWrap w:val="0"/>
-              <w:spacing w:before="0" w:after="0" w:line="320" w:lineRule="exact"/>
-            </w:pPr>
-            <w:r>
-              <w:rPr>
-                <w:rFonts w:ascii="Calibri" w:hAnsi="Calibri" w:eastAsia="Microsoft YaHei" w:cs="Calibri"/>
-                <w:sz w:val="18"/>
-                <w:szCs w:val="18"/>
-              </w:rPr>
-              <w:t xml:space="preserve">永久 H⁠o⁠m⁠e 失效恢复、目标物理 H⁠A 和端口级 S⁠w⁠i⁠t⁠c⁠h 微体系结构</w:t>
-            </w:r>
-          </w:p>
-        </w:tc>
-        <w:tc>
-          <w:tcPr>
-            <w:tcW w:w="2912" w:type="dxa"/>
-          </w:tcPr>
-          <w:p>
-            <w:pPr>
-              <w:pStyle w:val="TableText"/>
-              <w:jc w:val="left"/>
-              <w:wordWrap w:val="0"/>
-              <w:spacing w:before="0" w:after="0" w:line="320" w:lineRule="exact"/>
-            </w:pPr>
-            <w:r>
-              <w:rPr>
-                <w:rFonts w:ascii="Calibri" w:hAnsi="Calibri" w:eastAsia="Microsoft YaHei" w:cs="Calibri"/>
-                <w:sz w:val="18"/>
-                <w:szCs w:val="18"/>
-              </w:rPr>
-              <w:t xml:space="preserve">明确交付边界</w:t>
-            </w:r>
-          </w:p>
-        </w:tc>
-        <w:tc>
-          <w:tcPr>
-            <w:tcW w:w="1852" w:type="dxa"/>
-          </w:tcPr>
-          <w:p>
-            <w:pPr>
-              <w:pStyle w:val="TableText"/>
-              <w:jc w:val="left"/>
-              <w:wordWrap w:val="0"/>
-              <w:spacing w:before="0" w:after="0" w:line="320" w:lineRule="exact"/>
-            </w:pPr>
-            <w:r>
-              <w:rPr>
-                <w:rFonts w:ascii="Calibri" w:hAnsi="Calibri" w:eastAsia="Microsoft YaHei" w:cs="Calibri"/>
-                <w:sz w:val="18"/>
-                <w:szCs w:val="18"/>
-              </w:rPr>
-              <w:t xml:space="preserve">已验证或已实现能力</w:t>
+            <w:tcW w:w="3635" w:type="dxa"/>
+          </w:tcPr>
+          <w:p>
+            <w:pPr>
+              <w:pStyle w:val="TableText"/>
+              <w:jc w:val="left"/>
+              <w:wordWrap w:val="0"/>
+              <w:spacing w:before="0" w:after="0" w:line="320" w:lineRule="exact"/>
+            </w:pPr>
+            <w:r>
+              <w:rPr>
+                <w:rFonts w:ascii="Calibri" w:hAnsi="Calibri" w:eastAsia="Microsoft YaHei" w:cs="Calibri"/>
+                <w:sz w:val="18"/>
+                <w:szCs w:val="18"/>
+              </w:rPr>
+              <w:t xml:space="preserve">机制差异、实验结果来源与适用条件</w:t>
             </w:r>
           </w:p>
         </w:tc>
@@ -2385,7 +2141,7 @@
                 <w:sz w:val="16"/>
                 <w:szCs w:val="16"/>
               </w:rPr>
-              <w:t xml:space="preserve">目标集合冻结、I⁠n⁠v⁠a⁠l⁠i⁠d⁠a⁠t⁠e⁠R⁠e⁠q 和 A⁠c⁠k 位图</w:t>
+              <w:t xml:space="preserve">目标集合确定并保持、I⁠n⁠v⁠a⁠l⁠i⁠d⁠a⁠t⁠e⁠R⁠e⁠q 和 A⁠c⁠k 位图</w:t>
             </w:r>
           </w:p>
         </w:tc>
@@ -3813,7 +3569,7 @@
         <w:rPr>
           <w:rFonts w:ascii="Calibri" w:hAnsi="Calibri" w:eastAsia="Microsoft YaHei" w:cs="Calibri"/>
         </w:rPr>
-        <w:t xml:space="preserve">本次可靠性结论面向可恢复传输故障。故障注入不改变节点和 Home 的持久⁠存⁠活⁠假⁠设⁠。</w:t>
+        <w:t xml:space="preserve">可靠性验证采用节点与 Home 持续存活、可恢复传输故障最终解除的⁠模⁠型⁠条⁠件⁠。</w:t>
       </w:r>
     </w:p>
     <w:tbl>
@@ -3829,10 +3585,10 @@
         </w:tblCellMar>
       </w:tblPr>
       <w:tblGrid>
-        <w:gridCol w:w="1831"/>
-        <w:gridCol w:w="3377"/>
-        <w:gridCol w:w="3013"/>
-        <w:gridCol w:w="1377"/>
+        <w:gridCol w:w="1250"/>
+        <w:gridCol w:w="3650"/>
+        <w:gridCol w:w="3250"/>
+        <w:gridCol w:w="1450"/>
       </w:tblGrid>
       <w:tr>
         <w:trPr>
@@ -3841,7 +3597,7 @@
         </w:trPr>
         <w:tc>
           <w:tcPr>
-            <w:tcW w:w="1831" w:type="dxa"/>
+            <w:tcW w:w="1250" w:type="dxa"/>
             <w:shd w:val="clear" w:color="auto" w:fill="D9E2F3"/>
           </w:tcPr>
           <w:p>
@@ -3864,7 +3620,7 @@
         </w:tc>
         <w:tc>
           <w:tcPr>
-            <w:tcW w:w="3377" w:type="dxa"/>
+            <w:tcW w:w="3650" w:type="dxa"/>
             <w:shd w:val="clear" w:color="auto" w:fill="D9E2F3"/>
           </w:tcPr>
           <w:p>
@@ -3887,7 +3643,7 @@
         </w:tc>
         <w:tc>
           <w:tcPr>
-            <w:tcW w:w="3013" w:type="dxa"/>
+            <w:tcW w:w="3250" w:type="dxa"/>
             <w:shd w:val="clear" w:color="auto" w:fill="D9E2F3"/>
           </w:tcPr>
           <w:p>
@@ -3910,7 +3666,7 @@
         </w:tc>
         <w:tc>
           <w:tcPr>
-            <w:tcW w:w="1377" w:type="dxa"/>
+            <w:tcW w:w="1450" w:type="dxa"/>
             <w:shd w:val="clear" w:color="auto" w:fill="D9E2F3"/>
           </w:tcPr>
           <w:p>
@@ -3927,18 +3683,18 @@
                 <w:sz w:val="18"/>
                 <w:szCs w:val="18"/>
               </w:rPr>
-              <w:t xml:space="preserve">本次证据边界</w:t>
-            </w:r>
-          </w:p>
-        </w:tc>
-      </w:tr>
-      <w:tr>
-        <w:trPr>
-          <w:cantSplit/>
-        </w:trPr>
-        <w:tc>
-          <w:tcPr>
-            <w:tcW w:w="1831" w:type="dxa"/>
+              <w:t xml:space="preserve">验证证据</w:t>
+            </w:r>
+          </w:p>
+        </w:tc>
+      </w:tr>
+      <w:tr>
+        <w:trPr>
+          <w:cantSplit/>
+        </w:trPr>
+        <w:tc>
+          <w:tcPr>
+            <w:tcW w:w="1250" w:type="dxa"/>
           </w:tcPr>
           <w:p>
             <w:pPr>
@@ -3959,7 +3715,7 @@
         </w:tc>
         <w:tc>
           <w:tcPr>
-            <w:tcW w:w="3377" w:type="dxa"/>
+            <w:tcW w:w="3650" w:type="dxa"/>
           </w:tcPr>
           <w:p>
             <w:pPr>
@@ -3980,7 +3736,7 @@
         </w:tc>
         <w:tc>
           <w:tcPr>
-            <w:tcW w:w="3013" w:type="dxa"/>
+            <w:tcW w:w="3250" w:type="dxa"/>
           </w:tcPr>
           <w:p>
             <w:pPr>
@@ -4001,7 +3757,7 @@
         </w:tc>
         <w:tc>
           <w:tcPr>
-            <w:tcW w:w="1377" w:type="dxa"/>
+            <w:tcW w:w="1450" w:type="dxa"/>
           </w:tcPr>
           <w:p>
             <w:pPr>
@@ -4027,7 +3783,7 @@
         </w:trPr>
         <w:tc>
           <w:tcPr>
-            <w:tcW w:w="1831" w:type="dxa"/>
+            <w:tcW w:w="1250" w:type="dxa"/>
           </w:tcPr>
           <w:p>
             <w:pPr>
@@ -4048,7 +3804,7 @@
         </w:tc>
         <w:tc>
           <w:tcPr>
-            <w:tcW w:w="3377" w:type="dxa"/>
+            <w:tcW w:w="3650" w:type="dxa"/>
           </w:tcPr>
           <w:p>
             <w:pPr>
@@ -4069,7 +3825,7 @@
         </w:tc>
         <w:tc>
           <w:tcPr>
-            <w:tcW w:w="3013" w:type="dxa"/>
+            <w:tcW w:w="3250" w:type="dxa"/>
           </w:tcPr>
           <w:p>
             <w:pPr>
@@ -4090,7 +3846,7 @@
         </w:tc>
         <w:tc>
           <w:tcPr>
-            <w:tcW w:w="1377" w:type="dxa"/>
+            <w:tcW w:w="1450" w:type="dxa"/>
           </w:tcPr>
           <w:p>
             <w:pPr>
@@ -4116,7 +3872,7 @@
         </w:trPr>
         <w:tc>
           <w:tcPr>
-            <w:tcW w:w="1831" w:type="dxa"/>
+            <w:tcW w:w="1250" w:type="dxa"/>
           </w:tcPr>
           <w:p>
             <w:pPr>
@@ -4137,7 +3893,7 @@
         </w:tc>
         <w:tc>
           <w:tcPr>
-            <w:tcW w:w="3377" w:type="dxa"/>
+            <w:tcW w:w="3650" w:type="dxa"/>
           </w:tcPr>
           <w:p>
             <w:pPr>
@@ -4158,7 +3914,7 @@
         </w:tc>
         <w:tc>
           <w:tcPr>
-            <w:tcW w:w="3013" w:type="dxa"/>
+            <w:tcW w:w="3250" w:type="dxa"/>
           </w:tcPr>
           <w:p>
             <w:pPr>
@@ -4179,7 +3935,7 @@
         </w:tc>
         <w:tc>
           <w:tcPr>
-            <w:tcW w:w="1377" w:type="dxa"/>
+            <w:tcW w:w="1450" w:type="dxa"/>
           </w:tcPr>
           <w:p>
             <w:pPr>
@@ -4205,7 +3961,7 @@
         </w:trPr>
         <w:tc>
           <w:tcPr>
-            <w:tcW w:w="1831" w:type="dxa"/>
+            <w:tcW w:w="1250" w:type="dxa"/>
           </w:tcPr>
           <w:p>
             <w:pPr>
@@ -4226,7 +3982,7 @@
         </w:tc>
         <w:tc>
           <w:tcPr>
-            <w:tcW w:w="3377" w:type="dxa"/>
+            <w:tcW w:w="3650" w:type="dxa"/>
           </w:tcPr>
           <w:p>
             <w:pPr>
@@ -4247,7 +4003,7 @@
         </w:tc>
         <w:tc>
           <w:tcPr>
-            <w:tcW w:w="3013" w:type="dxa"/>
+            <w:tcW w:w="3250" w:type="dxa"/>
           </w:tcPr>
           <w:p>
             <w:pPr>
@@ -4268,7 +4024,7 @@
         </w:tc>
         <w:tc>
           <w:tcPr>
-            <w:tcW w:w="1377" w:type="dxa"/>
+            <w:tcW w:w="1450" w:type="dxa"/>
           </w:tcPr>
           <w:p>
             <w:pPr>
@@ -4294,7 +4050,7 @@
         </w:trPr>
         <w:tc>
           <w:tcPr>
-            <w:tcW w:w="1831" w:type="dxa"/>
+            <w:tcW w:w="1250" w:type="dxa"/>
           </w:tcPr>
           <w:p>
             <w:pPr>
@@ -4315,7 +4071,7 @@
         </w:tc>
         <w:tc>
           <w:tcPr>
-            <w:tcW w:w="3377" w:type="dxa"/>
+            <w:tcW w:w="3650" w:type="dxa"/>
           </w:tcPr>
           <w:p>
             <w:pPr>
@@ -4336,7 +4092,7 @@
         </w:tc>
         <w:tc>
           <w:tcPr>
-            <w:tcW w:w="3013" w:type="dxa"/>
+            <w:tcW w:w="3250" w:type="dxa"/>
           </w:tcPr>
           <w:p>
             <w:pPr>
@@ -4357,7 +4113,7 @@
         </w:tc>
         <w:tc>
           <w:tcPr>
-            <w:tcW w:w="1377" w:type="dxa"/>
+            <w:tcW w:w="1450" w:type="dxa"/>
           </w:tcPr>
           <w:p>
             <w:pPr>
@@ -4373,95 +4129,6 @@
                 <w:szCs w:val="18"/>
               </w:rPr>
               <w:t xml:space="preserve">Q⁠4</w:t>
-            </w:r>
-          </w:p>
-        </w:tc>
-      </w:tr>
-      <w:tr>
-        <w:trPr>
-          <w:cantSplit/>
-        </w:trPr>
-        <w:tc>
-          <w:tcPr>
-            <w:tcW w:w="1831" w:type="dxa"/>
-          </w:tcPr>
-          <w:p>
-            <w:pPr>
-              <w:pStyle w:val="TableText"/>
-              <w:jc w:val="left"/>
-              <w:wordWrap w:val="0"/>
-              <w:spacing w:before="0" w:after="0" w:line="320" w:lineRule="exact"/>
-            </w:pPr>
-            <w:r>
-              <w:rPr>
-                <w:rFonts w:ascii="Calibri" w:hAnsi="Calibri" w:eastAsia="Microsoft YaHei" w:cs="Calibri"/>
-                <w:sz w:val="18"/>
-                <w:szCs w:val="18"/>
-              </w:rPr>
-              <w:t xml:space="preserve">永久节点或 H⁠o⁠m⁠e 故障</w:t>
-            </w:r>
-          </w:p>
-        </w:tc>
-        <w:tc>
-          <w:tcPr>
-            <w:tcW w:w="3377" w:type="dxa"/>
-          </w:tcPr>
-          <w:p>
-            <w:pPr>
-              <w:pStyle w:val="TableText"/>
-              <w:jc w:val="left"/>
-              <w:wordWrap w:val="0"/>
-              <w:spacing w:before="0" w:after="0" w:line="320" w:lineRule="exact"/>
-            </w:pPr>
-            <w:r>
-              <w:rPr>
-                <w:rFonts w:ascii="Calibri" w:hAnsi="Calibri" w:eastAsia="Microsoft YaHei" w:cs="Calibri"/>
-                <w:sz w:val="18"/>
-                <w:szCs w:val="18"/>
-              </w:rPr>
-              <w:t xml:space="preserve">节点不再恢复服务</w:t>
-            </w:r>
-          </w:p>
-        </w:tc>
-        <w:tc>
-          <w:tcPr>
-            <w:tcW w:w="3013" w:type="dxa"/>
-          </w:tcPr>
-          <w:p>
-            <w:pPr>
-              <w:pStyle w:val="TableText"/>
-              <w:jc w:val="left"/>
-              <w:wordWrap w:val="0"/>
-              <w:spacing w:before="0" w:after="0" w:line="320" w:lineRule="exact"/>
-            </w:pPr>
-            <w:r>
-              <w:rPr>
-                <w:rFonts w:ascii="Calibri" w:hAnsi="Calibri" w:eastAsia="Microsoft YaHei" w:cs="Calibri"/>
-                <w:sz w:val="18"/>
-                <w:szCs w:val="18"/>
-              </w:rPr>
-              <w:t xml:space="preserve">需要冗余 H⁠o⁠m⁠e、数据副本与在线重配置</w:t>
-            </w:r>
-          </w:p>
-        </w:tc>
-        <w:tc>
-          <w:tcPr>
-            <w:tcW w:w="1377" w:type="dxa"/>
-          </w:tcPr>
-          <w:p>
-            <w:pPr>
-              <w:pStyle w:val="TableText"/>
-              <w:jc w:val="left"/>
-              <w:wordWrap w:val="0"/>
-              <w:spacing w:before="0" w:after="0" w:line="320" w:lineRule="exact"/>
-            </w:pPr>
-            <w:r>
-              <w:rPr>
-                <w:rFonts w:ascii="Calibri" w:hAnsi="Calibri" w:eastAsia="Microsoft YaHei" w:cs="Calibri"/>
-                <w:sz w:val="18"/>
-                <w:szCs w:val="18"/>
-              </w:rPr>
-              <w:t xml:space="preserve">不在本次范围</w:t>
             </w:r>
           </w:p>
         </w:tc>
@@ -5255,61 +4922,6 @@
     </w:p>
     <w:p>
       <w:pPr>
-        <w:jc w:val="center"/>
-        <w:spacing w:before="100" w:after="40" w:line="240" w:lineRule="auto"/>
-      </w:pPr>
-      <w:r>
-        <w:drawing>
-          <wp:inline distT="0" distB="0" distL="0" distR="0">
-            <wp:extent cx="5579999" cy="3034650"/>
-            <wp:effectExtent l="0" t="0" r="0" b="0"/>
-            <wp:docPr id="3" name="图 5-1 Q1-Q5 故障资格结果" descr="图 5-1 Q1-Q5 故障资格结果"/>
-            <wp:cNvGraphicFramePr>
-              <a:graphicFrameLocks xmlns:a="http://schemas.openxmlformats.org/drawingml/2006/main" noChangeAspect="1"/>
-            </wp:cNvGraphicFramePr>
-            <a:graphic xmlns:a="http://schemas.openxmlformats.org/drawingml/2006/main">
-              <a:graphicData uri="http://schemas.openxmlformats.org/drawingml/2006/picture">
-                <pic:pic xmlns:pic="http://schemas.openxmlformats.org/drawingml/2006/picture">
-                  <pic:nvPicPr>
-                    <pic:cNvPr id="3" name="图 5-1 Q1-Q5 故障资格结果"/>
-                    <pic:cNvPicPr/>
-                  </pic:nvPicPr>
-                  <pic:blipFill>
-                    <a:blip xmlns:r="http://schemas.openxmlformats.org/officeDocument/2006/relationships" r:embed="rIdImage3"/>
-                    <a:stretch>
-                      <a:fillRect/>
-                    </a:stretch>
-                  </pic:blipFill>
-                  <pic:spPr>
-                    <a:xfrm>
-                      <a:off x="0" y="0"/>
-                      <a:ext cx="5579999" cy="3034650"/>
-                    </a:xfrm>
-                    <a:prstGeom prst="rect">
-                      <a:avLst/>
-                    </a:prstGeom>
-                  </pic:spPr>
-                </pic:pic>
-              </a:graphicData>
-            </a:graphic>
-          </wp:inline>
-        </w:drawing>
-      </w:r>
-    </w:p>
-    <w:p>
-      <w:pPr>
-        <w:pStyle w:val="FigureCaption"/>
-        <w:jc w:val="center"/>
-      </w:pPr>
-      <w:r>
-        <w:rPr>
-          <w:rFonts w:ascii="Calibri" w:hAnsi="Calibri" w:eastAsia="Microsoft YaHei" w:cs="Calibri"/>
-        </w:rPr>
-        <w:t xml:space="preserve">图 5-1　Q1-Q5 故障资格结果</w:t>
-      </w:r>
-    </w:p>
-    <w:p>
-      <w:pPr>
         <w:pStyle w:val="Heading3"/>
         <w:keepNext/>
       </w:pPr>
@@ -6474,7 +6086,7 @@
         <w:rPr>
           <w:rFonts w:ascii="Calibri" w:hAnsi="Calibri" w:eastAsia="SimHei" w:cs="Calibri"/>
         </w:rPr>
-        <w:t xml:space="preserve">6.1 比较目的与冻结范围</w:t>
+        <w:t xml:space="preserve">6.1 比较目的与固定范围</w:t>
       </w:r>
     </w:p>
     <w:p>
@@ -6485,7 +6097,7 @@
         <w:rPr>
           <w:rFonts w:ascii="Calibri" w:hAnsi="Calibri" w:eastAsia="Microsoft YaHei" w:cs="Calibri"/>
         </w:rPr>
-        <w:t xml:space="preserve">HA-VI 证据用于回答：在相同 workload、完成边界和冻结参数下，UBCC 的目录定位⁠与⁠权⁠限⁠路⁠径</w:t>
+        <w:t xml:space="preserve">HA-VI 证据用于回答：在相同 workload、完成边界和统一参数下，UBCC 的目录定位⁠与⁠权⁠限⁠路⁠径</w:t>
       </w:r>
     </w:p>
     <w:p>
@@ -6507,7 +6119,7 @@
         <w:rPr>
           <w:rFonts w:ascii="Calibri" w:hAnsi="Calibri" w:eastAsia="Microsoft YaHei" w:cs="Calibri"/>
         </w:rPr>
-        <w:t xml:space="preserve">L3 和 100% L3 压力；它是理论与可执行参考比较，不是物理⁠芯⁠片⁠测⁠量⁠。</w:t>
+        <w:t xml:space="preserve">L3 和 100% L3 压力；该结果定位为理论分析与可执行参考⁠模⁠型⁠比⁠较⁠。</w:t>
       </w:r>
     </w:p>
     <w:p>
@@ -6519,7 +6131,7 @@
         <w:rPr>
           <w:rFonts w:ascii="Calibri" w:hAnsi="Calibri" w:eastAsia="SimHei" w:cs="Calibri"/>
         </w:rPr>
-        <w:t xml:space="preserve">6.2 假设与公平性边界</w:t>
+        <w:t xml:space="preserve">6.2 参考条件与公平性定义</w:t>
       </w:r>
     </w:p>
     <w:tbl>
@@ -6535,9 +6147,9 @@
         </w:tblCellMar>
       </w:tblPr>
       <w:tblGrid>
-        <w:gridCol w:w="1961"/>
-        <w:gridCol w:w="4147"/>
-        <w:gridCol w:w="3491"/>
+        <w:gridCol w:w="1942"/>
+        <w:gridCol w:w="4097"/>
+        <w:gridCol w:w="3559"/>
       </w:tblGrid>
       <w:tr>
         <w:trPr>
@@ -6546,7 +6158,7 @@
         </w:trPr>
         <w:tc>
           <w:tcPr>
-            <w:tcW w:w="1961" w:type="dxa"/>
+            <w:tcW w:w="1942" w:type="dxa"/>
             <w:shd w:val="clear" w:color="auto" w:fill="D9E2F3"/>
           </w:tcPr>
           <w:p>
@@ -6569,7 +6181,7 @@
         </w:tc>
         <w:tc>
           <w:tcPr>
-            <w:tcW w:w="4147" w:type="dxa"/>
+            <w:tcW w:w="4097" w:type="dxa"/>
             <w:shd w:val="clear" w:color="auto" w:fill="D9E2F3"/>
           </w:tcPr>
           <w:p>
@@ -6586,13 +6198,13 @@
                 <w:sz w:val="18"/>
                 <w:szCs w:val="18"/>
               </w:rPr>
-              <w:t xml:space="preserve">冻结参考条件</w:t>
-            </w:r>
-          </w:p>
-        </w:tc>
-        <w:tc>
-          <w:tcPr>
-            <w:tcW w:w="3491" w:type="dxa"/>
+              <w:t xml:space="preserve">统一参考条件</w:t>
+            </w:r>
+          </w:p>
+        </w:tc>
+        <w:tc>
+          <w:tcPr>
+            <w:tcW w:w="3559" w:type="dxa"/>
             <w:shd w:val="clear" w:color="auto" w:fill="D9E2F3"/>
           </w:tcPr>
           <w:p>
@@ -6609,18 +6221,18 @@
                 <w:sz w:val="18"/>
                 <w:szCs w:val="18"/>
               </w:rPr>
-              <w:t xml:space="preserve">未建模硬件或禁止外推项</w:t>
-            </w:r>
-          </w:p>
-        </w:tc>
-      </w:tr>
-      <w:tr>
-        <w:trPr>
-          <w:cantSplit/>
-        </w:trPr>
-        <w:tc>
-          <w:tcPr>
-            <w:tcW w:w="1961" w:type="dxa"/>
+              <w:t xml:space="preserve">参考模型抽象</w:t>
+            </w:r>
+          </w:p>
+        </w:tc>
+      </w:tr>
+      <w:tr>
+        <w:trPr>
+          <w:cantSplit/>
+        </w:trPr>
+        <w:tc>
+          <w:tcPr>
+            <w:tcW w:w="1942" w:type="dxa"/>
           </w:tcPr>
           <w:p>
             <w:pPr>
@@ -6641,7 +6253,7 @@
         </w:tc>
         <w:tc>
           <w:tcPr>
-            <w:tcW w:w="4147" w:type="dxa"/>
+            <w:tcW w:w="4097" w:type="dxa"/>
           </w:tcPr>
           <w:p>
             <w:pPr>
@@ -6662,33 +6274,33 @@
         </w:tc>
         <w:tc>
           <w:tcPr>
-            <w:tcW w:w="3491" w:type="dxa"/>
-          </w:tcPr>
-          <w:p>
-            <w:pPr>
-              <w:pStyle w:val="TableText"/>
-              <w:jc w:val="left"/>
-              <w:wordWrap w:val="0"/>
-              <w:spacing w:before="0" w:after="0" w:line="320" w:lineRule="exact"/>
-            </w:pPr>
-            <w:r>
-              <w:rPr>
-                <w:rFonts w:ascii="Calibri" w:hAnsi="Calibri" w:eastAsia="Microsoft YaHei" w:cs="Calibri"/>
-                <w:sz w:val="18"/>
-                <w:szCs w:val="18"/>
-              </w:rPr>
-              <w:t xml:space="preserve">目标物理芯片的核、缓存和 H⁠o⁠m⁠e 微体系结构</w:t>
-            </w:r>
-          </w:p>
-        </w:tc>
-      </w:tr>
-      <w:tr>
-        <w:trPr>
-          <w:cantSplit/>
-        </w:trPr>
-        <w:tc>
-          <w:tcPr>
-            <w:tcW w:w="1961" w:type="dxa"/>
+            <w:tcW w:w="3559" w:type="dxa"/>
+          </w:tcPr>
+          <w:p>
+            <w:pPr>
+              <w:pStyle w:val="TableText"/>
+              <w:jc w:val="left"/>
+              <w:wordWrap w:val="0"/>
+              <w:spacing w:before="0" w:after="0" w:line="320" w:lineRule="exact"/>
+            </w:pPr>
+            <w:r>
+              <w:rPr>
+                <w:rFonts w:ascii="Calibri" w:hAnsi="Calibri" w:eastAsia="Microsoft YaHei" w:cs="Calibri"/>
+                <w:sz w:val="18"/>
+                <w:szCs w:val="18"/>
+              </w:rPr>
+              <w:t xml:space="preserve">处理器、缓存与 H⁠o⁠m⁠e 采用共同可执行环境配置</w:t>
+            </w:r>
+          </w:p>
+        </w:tc>
+      </w:tr>
+      <w:tr>
+        <w:trPr>
+          <w:cantSplit/>
+        </w:trPr>
+        <w:tc>
+          <w:tcPr>
+            <w:tcW w:w="1942" w:type="dxa"/>
           </w:tcPr>
           <w:p>
             <w:pPr>
@@ -6709,7 +6321,7 @@
         </w:tc>
         <w:tc>
           <w:tcPr>
-            <w:tcW w:w="4147" w:type="dxa"/>
+            <w:tcW w:w="4097" w:type="dxa"/>
           </w:tcPr>
           <w:p>
             <w:pPr>
@@ -6730,33 +6342,33 @@
         </w:tc>
         <w:tc>
           <w:tcPr>
-            <w:tcW w:w="3491" w:type="dxa"/>
-          </w:tcPr>
-          <w:p>
-            <w:pPr>
-              <w:pStyle w:val="TableText"/>
-              <w:jc w:val="left"/>
-              <w:wordWrap w:val="0"/>
-              <w:spacing w:before="0" w:after="0" w:line="320" w:lineRule="exact"/>
-            </w:pPr>
-            <w:r>
-              <w:rPr>
-                <w:rFonts w:ascii="Calibri" w:hAnsi="Calibri" w:eastAsia="Microsoft YaHei" w:cs="Calibri"/>
-                <w:sz w:val="18"/>
-                <w:szCs w:val="18"/>
-              </w:rPr>
-              <w:t xml:space="preserve">未冻结 w⁠o⁠r⁠k⁠l⁠o⁠a⁠d、流量分布和其他 L⁠3 配置</w:t>
-            </w:r>
-          </w:p>
-        </w:tc>
-      </w:tr>
-      <w:tr>
-        <w:trPr>
-          <w:cantSplit/>
-        </w:trPr>
-        <w:tc>
-          <w:tcPr>
-            <w:tcW w:w="1961" w:type="dxa"/>
+            <w:tcW w:w="3559" w:type="dxa"/>
+          </w:tcPr>
+          <w:p>
+            <w:pPr>
+              <w:pStyle w:val="TableText"/>
+              <w:jc w:val="left"/>
+              <w:wordWrap w:val="0"/>
+              <w:spacing w:before="0" w:after="0" w:line="320" w:lineRule="exact"/>
+            </w:pPr>
+            <w:r>
+              <w:rPr>
+                <w:rFonts w:ascii="Calibri" w:hAnsi="Calibri" w:eastAsia="Microsoft YaHei" w:cs="Calibri"/>
+                <w:sz w:val="18"/>
+                <w:szCs w:val="18"/>
+              </w:rPr>
+              <w:t xml:space="preserve">结果对应表列 w⁠o⁠r⁠k⁠l⁠o⁠a⁠d、输入配比与 L⁠3 配置</w:t>
+            </w:r>
+          </w:p>
+        </w:tc>
+      </w:tr>
+      <w:tr>
+        <w:trPr>
+          <w:cantSplit/>
+        </w:trPr>
+        <w:tc>
+          <w:tcPr>
+            <w:tcW w:w="1942" w:type="dxa"/>
           </w:tcPr>
           <w:p>
             <w:pPr>
@@ -6777,7 +6389,7 @@
         </w:tc>
         <w:tc>
           <w:tcPr>
-            <w:tcW w:w="4147" w:type="dxa"/>
+            <w:tcW w:w="4097" w:type="dxa"/>
           </w:tcPr>
           <w:p>
             <w:pPr>
@@ -6798,33 +6410,33 @@
         </w:tc>
         <w:tc>
           <w:tcPr>
-            <w:tcW w:w="3491" w:type="dxa"/>
-          </w:tcPr>
-          <w:p>
-            <w:pPr>
-              <w:pStyle w:val="TableText"/>
-              <w:jc w:val="left"/>
-              <w:wordWrap w:val="0"/>
-              <w:spacing w:before="0" w:after="0" w:line="320" w:lineRule="exact"/>
-            </w:pPr>
-            <w:r>
-              <w:rPr>
-                <w:rFonts w:ascii="Calibri" w:hAnsi="Calibri" w:eastAsia="Microsoft YaHei" w:cs="Calibri"/>
-                <w:sz w:val="18"/>
-                <w:szCs w:val="18"/>
-              </w:rPr>
-              <w:t xml:space="preserve">物理链路握手、未纳入主值的内部服务阶段</w:t>
-            </w:r>
-          </w:p>
-        </w:tc>
-      </w:tr>
-      <w:tr>
-        <w:trPr>
-          <w:cantSplit/>
-        </w:trPr>
-        <w:tc>
-          <w:tcPr>
-            <w:tcW w:w="1961" w:type="dxa"/>
+            <w:tcW w:w="3559" w:type="dxa"/>
+          </w:tcPr>
+          <w:p>
+            <w:pPr>
+              <w:pStyle w:val="TableText"/>
+              <w:jc w:val="left"/>
+              <w:wordWrap w:val="0"/>
+              <w:spacing w:before="0" w:after="0" w:line="320" w:lineRule="exact"/>
+            </w:pPr>
+            <w:r>
+              <w:rPr>
+                <w:rFonts w:ascii="Calibri" w:hAnsi="Calibri" w:eastAsia="Microsoft YaHei" w:cs="Calibri"/>
+                <w:sz w:val="18"/>
+                <w:szCs w:val="18"/>
+              </w:rPr>
+              <w:t xml:space="preserve">计量采用根操作单向完成事件</w:t>
+            </w:r>
+          </w:p>
+        </w:tc>
+      </w:tr>
+      <w:tr>
+        <w:trPr>
+          <w:cantSplit/>
+        </w:trPr>
+        <w:tc>
+          <w:tcPr>
+            <w:tcW w:w="1942" w:type="dxa"/>
           </w:tcPr>
           <w:p>
             <w:pPr>
@@ -6845,54 +6457,54 @@
         </w:tc>
         <w:tc>
           <w:tcPr>
-            <w:tcW w:w="4147" w:type="dxa"/>
-          </w:tcPr>
-          <w:p>
-            <w:pPr>
-              <w:pStyle w:val="TableText"/>
-              <w:jc w:val="left"/>
-              <w:wordWrap w:val="0"/>
-              <w:spacing w:before="0" w:after="0" w:line="320" w:lineRule="exact"/>
-            </w:pPr>
-            <w:r>
-              <w:rPr>
-                <w:rFonts w:ascii="Calibri" w:hAnsi="Calibri" w:eastAsia="Microsoft YaHei" w:cs="Calibri"/>
-                <w:sz w:val="18"/>
-                <w:szCs w:val="18"/>
-              </w:rPr>
-              <w:t xml:space="preserve">冻结 H⁠A⁠-⁠V⁠I 可执行参考模型及其目录、状态和时延参数</w:t>
-            </w:r>
-          </w:p>
-        </w:tc>
-        <w:tc>
-          <w:tcPr>
-            <w:tcW w:w="3491" w:type="dxa"/>
-          </w:tcPr>
-          <w:p>
-            <w:pPr>
-              <w:pStyle w:val="TableText"/>
-              <w:jc w:val="left"/>
-              <w:wordWrap w:val="0"/>
-              <w:spacing w:before="0" w:after="0" w:line="320" w:lineRule="exact"/>
-            </w:pPr>
-            <w:r>
-              <w:rPr>
-                <w:rFonts w:ascii="Calibri" w:hAnsi="Calibri" w:eastAsia="Microsoft YaHei" w:cs="Calibri"/>
-                <w:sz w:val="18"/>
-                <w:szCs w:val="18"/>
-              </w:rPr>
-              <w:t xml:space="preserve">未建模 H⁠A 的优化、缓冲、队列、预测和一致性扩展</w:t>
-            </w:r>
-          </w:p>
-        </w:tc>
-      </w:tr>
-      <w:tr>
-        <w:trPr>
-          <w:cantSplit/>
-        </w:trPr>
-        <w:tc>
-          <w:tcPr>
-            <w:tcW w:w="1961" w:type="dxa"/>
+            <w:tcW w:w="4097" w:type="dxa"/>
+          </w:tcPr>
+          <w:p>
+            <w:pPr>
+              <w:pStyle w:val="TableText"/>
+              <w:jc w:val="left"/>
+              <w:wordWrap w:val="0"/>
+              <w:spacing w:before="0" w:after="0" w:line="320" w:lineRule="exact"/>
+            </w:pPr>
+            <w:r>
+              <w:rPr>
+                <w:rFonts w:ascii="Calibri" w:hAnsi="Calibri" w:eastAsia="Microsoft YaHei" w:cs="Calibri"/>
+                <w:sz w:val="18"/>
+                <w:szCs w:val="18"/>
+              </w:rPr>
+              <w:t xml:space="preserve">既定 H⁠A⁠-⁠V⁠I 可执行参考模型及其目录、状态和时延参数</w:t>
+            </w:r>
+          </w:p>
+        </w:tc>
+        <w:tc>
+          <w:tcPr>
+            <w:tcW w:w="3559" w:type="dxa"/>
+          </w:tcPr>
+          <w:p>
+            <w:pPr>
+              <w:pStyle w:val="TableText"/>
+              <w:jc w:val="left"/>
+              <w:wordWrap w:val="0"/>
+              <w:spacing w:before="0" w:after="0" w:line="320" w:lineRule="exact"/>
+            </w:pPr>
+            <w:r>
+              <w:rPr>
+                <w:rFonts w:ascii="Calibri" w:hAnsi="Calibri" w:eastAsia="Microsoft YaHei" w:cs="Calibri"/>
+                <w:sz w:val="18"/>
+                <w:szCs w:val="18"/>
+              </w:rPr>
+              <w:t xml:space="preserve">H⁠A⁠-⁠V⁠I 按表列目录、状态与时延参数执行</w:t>
+            </w:r>
+          </w:p>
+        </w:tc>
+      </w:tr>
+      <w:tr>
+        <w:trPr>
+          <w:cantSplit/>
+        </w:trPr>
+        <w:tc>
+          <w:tcPr>
+            <w:tcW w:w="1942" w:type="dxa"/>
           </w:tcPr>
           <w:p>
             <w:pPr>
@@ -6913,7 +6525,7 @@
         </w:tc>
         <w:tc>
           <w:tcPr>
-            <w:tcW w:w="4147" w:type="dxa"/>
+            <w:tcW w:w="4097" w:type="dxa"/>
           </w:tcPr>
           <w:p>
             <w:pPr>
@@ -6934,33 +6546,33 @@
         </w:tc>
         <w:tc>
           <w:tcPr>
-            <w:tcW w:w="3491" w:type="dxa"/>
-          </w:tcPr>
-          <w:p>
-            <w:pPr>
-              <w:pStyle w:val="TableText"/>
-              <w:jc w:val="left"/>
-              <w:wordWrap w:val="0"/>
-              <w:spacing w:before="0" w:after="0" w:line="320" w:lineRule="exact"/>
-            </w:pPr>
-            <w:r>
-              <w:rPr>
-                <w:rFonts w:ascii="Calibri" w:hAnsi="Calibri" w:eastAsia="Microsoft YaHei" w:cs="Calibri"/>
-                <w:sz w:val="18"/>
-                <w:szCs w:val="18"/>
-              </w:rPr>
-              <w:t xml:space="preserve">端口级 S⁠w⁠i⁠t⁠c⁠h 排队、仲裁、拥塞和链路误码</w:t>
-            </w:r>
-          </w:p>
-        </w:tc>
-      </w:tr>
-      <w:tr>
-        <w:trPr>
-          <w:cantSplit/>
-        </w:trPr>
-        <w:tc>
-          <w:tcPr>
-            <w:tcW w:w="1961" w:type="dxa"/>
+            <w:tcW w:w="3559" w:type="dxa"/>
+          </w:tcPr>
+          <w:p>
+            <w:pPr>
+              <w:pStyle w:val="TableText"/>
+              <w:jc w:val="left"/>
+              <w:wordWrap w:val="0"/>
+              <w:spacing w:before="0" w:after="0" w:line="320" w:lineRule="exact"/>
+            </w:pPr>
+            <w:r>
+              <w:rPr>
+                <w:rFonts w:ascii="Calibri" w:hAnsi="Calibri" w:eastAsia="Microsoft YaHei" w:cs="Calibri"/>
+                <w:sz w:val="18"/>
+                <w:szCs w:val="18"/>
+              </w:rPr>
+              <w:t xml:space="preserve">通信采用共同可执行传输环境</w:t>
+            </w:r>
+          </w:p>
+        </w:tc>
+      </w:tr>
+      <w:tr>
+        <w:trPr>
+          <w:cantSplit/>
+        </w:trPr>
+        <w:tc>
+          <w:tcPr>
+            <w:tcW w:w="1942" w:type="dxa"/>
           </w:tcPr>
           <w:p>
             <w:pPr>
@@ -6981,43 +6593,43 @@
         </w:tc>
         <w:tc>
           <w:tcPr>
-            <w:tcW w:w="4147" w:type="dxa"/>
-          </w:tcPr>
-          <w:p>
-            <w:pPr>
-              <w:pStyle w:val="TableText"/>
-              <w:jc w:val="left"/>
-              <w:wordWrap w:val="0"/>
-              <w:spacing w:before="0" w:after="0" w:line="320" w:lineRule="exact"/>
-            </w:pPr>
-            <w:r>
-              <w:rPr>
-                <w:rFonts w:ascii="Calibri" w:hAnsi="Calibri" w:eastAsia="Microsoft YaHei" w:cs="Calibri"/>
-                <w:sz w:val="18"/>
-                <w:szCs w:val="18"/>
-              </w:rPr>
-              <w:t xml:space="preserve">按冻结主值形成核心场景组和代表场景组的等权聚合</w:t>
-            </w:r>
-          </w:p>
-        </w:tc>
-        <w:tc>
-          <w:tcPr>
-            <w:tcW w:w="3491" w:type="dxa"/>
-          </w:tcPr>
-          <w:p>
-            <w:pPr>
-              <w:pStyle w:val="TableText"/>
-              <w:jc w:val="left"/>
-              <w:wordWrap w:val="0"/>
-              <w:spacing w:before="0" w:after="0" w:line="320" w:lineRule="exact"/>
-            </w:pPr>
-            <w:r>
-              <w:rPr>
-                <w:rFonts w:ascii="Calibri" w:hAnsi="Calibri" w:eastAsia="Microsoft YaHei" w:cs="Calibri"/>
-                <w:sz w:val="18"/>
-                <w:szCs w:val="18"/>
-              </w:rPr>
-              <w:t xml:space="preserve">将参考模型结果外推为目标物理实现结果</w:t>
+            <w:tcW w:w="4097" w:type="dxa"/>
+          </w:tcPr>
+          <w:p>
+            <w:pPr>
+              <w:pStyle w:val="TableText"/>
+              <w:jc w:val="left"/>
+              <w:wordWrap w:val="0"/>
+              <w:spacing w:before="0" w:after="0" w:line="320" w:lineRule="exact"/>
+            </w:pPr>
+            <w:r>
+              <w:rPr>
+                <w:rFonts w:ascii="Calibri" w:hAnsi="Calibri" w:eastAsia="Microsoft YaHei" w:cs="Calibri"/>
+                <w:sz w:val="18"/>
+                <w:szCs w:val="18"/>
+              </w:rPr>
+              <w:t xml:space="preserve">按正式主值形成核心场景组和代表场景组的等权聚合</w:t>
+            </w:r>
+          </w:p>
+        </w:tc>
+        <w:tc>
+          <w:tcPr>
+            <w:tcW w:w="3559" w:type="dxa"/>
+          </w:tcPr>
+          <w:p>
+            <w:pPr>
+              <w:pStyle w:val="TableText"/>
+              <w:jc w:val="left"/>
+              <w:wordWrap w:val="0"/>
+              <w:spacing w:before="0" w:after="0" w:line="320" w:lineRule="exact"/>
+            </w:pPr>
+            <w:r>
+              <w:rPr>
+                <w:rFonts w:ascii="Calibri" w:hAnsi="Calibri" w:eastAsia="Microsoft YaHei" w:cs="Calibri"/>
+                <w:sz w:val="18"/>
+                <w:szCs w:val="18"/>
+              </w:rPr>
+              <w:t xml:space="preserve">结论适用于核心与代表场景组聚合</w:t>
             </w:r>
           </w:p>
         </w:tc>
@@ -7031,7 +6643,7 @@
         <w:rPr>
           <w:rFonts w:ascii="Calibri" w:hAnsi="Calibri" w:eastAsia="Microsoft YaHei" w:cs="Calibri"/>
         </w:rPr>
-        <w:t xml:space="preserve">这些条件保证配对比较在冻结参考范围内使用共同输入和共同完成边界。聚合优⁠势⁠表⁠示⁠冻⁠结</w:t>
+        <w:t xml:space="preserve">这些条件保证配对比较在既定参考范围内使用共同输入和共同完成边界。结论反映⁠核⁠心⁠场⁠景⁠组</w:t>
       </w:r>
     </w:p>
     <w:p>
@@ -7042,7 +6654,7 @@
         <w:rPr>
           <w:rFonts w:ascii="Calibri" w:hAnsi="Calibri" w:eastAsia="Microsoft YaHei" w:cs="Calibri"/>
         </w:rPr>
-        <w:t xml:space="preserve">场景组的平均主值占优，不表示每一个 testcase、内部阶段或子操作都⁠必⁠须⁠占⁠优⁠。</w:t>
+        <w:t xml:space="preserve">与代表场景组的平均主值⁠比⁠较⁠结⁠果⁠。</w:t>
       </w:r>
     </w:p>
     <w:p>
@@ -7145,7 +6757,7 @@
                 <w:sz w:val="18"/>
                 <w:szCs w:val="18"/>
               </w:rPr>
-              <w:t xml:space="preserve">H⁠A⁠-⁠V⁠I 冻结参考</w:t>
+              <w:t xml:space="preserve">H⁠A⁠-⁠V⁠I 既定参考模型</w:t>
             </w:r>
           </w:p>
         </w:tc>
@@ -7325,7 +6937,7 @@
                 <w:sz w:val="18"/>
                 <w:szCs w:val="18"/>
               </w:rPr>
-              <w:t xml:space="preserve">冻结参考目录组织</w:t>
+              <w:t xml:space="preserve">既定参考目录组织</w:t>
             </w:r>
           </w:p>
         </w:tc>
@@ -7538,7 +7150,7 @@
         <w:rPr>
           <w:rFonts w:ascii="Calibri" w:hAnsi="Calibri" w:eastAsia="Microsoft YaHei" w:cs="Calibri"/>
         </w:rPr>
-        <w:t xml:space="preserve">理论比较只解释结构差异，不单独构成性能胜负结论。性能裁决来自相同输入下的冻结⁠配⁠对⁠运⁠行⁠。</w:t>
+        <w:t xml:space="preserve">理论结构比较用于解释机制差异，性能结论由相同输入下的正式配对⁠运⁠行⁠给⁠出⁠。</w:t>
       </w:r>
     </w:p>
     <w:p>
@@ -7550,7 +7162,7 @@
         <w:rPr>
           <w:rFonts w:ascii="Calibri" w:hAnsi="Calibri" w:eastAsia="SimHei" w:cs="Calibri"/>
         </w:rPr>
-        <w:t xml:space="preserve">6.4 冻结 HA-VI 参考结果</w:t>
+        <w:t xml:space="preserve">6.4 HA-VI 参考结果</w:t>
       </w:r>
     </w:p>
     <w:tbl>
@@ -7933,7 +7545,7 @@
         <w:rPr>
           <w:rFonts w:ascii="Calibri" w:hAnsi="Calibri" w:eastAsia="Microsoft YaHei" w:cs="Calibri"/>
         </w:rPr>
-        <w:t xml:space="preserve">该结果与理论分析相互印证，但不外推到未建模 HA 机制或目标⁠物⁠理⁠实⁠现⁠。</w:t>
+        <w:t xml:space="preserve">该结果与理论分析相互印证，适用于上述 HA-VI 参考模型及固定⁠实⁠验⁠配⁠置⁠。</w:t>
       </w:r>
     </w:p>
     <w:p>
@@ -8035,7 +7647,7 @@
         <w:rPr>
           <w:rFonts w:ascii="Calibri" w:hAnsi="Calibri" w:eastAsia="SimHei" w:cs="Calibri"/>
         </w:rPr>
-        <w:t xml:space="preserve">7.2 16 节点能力与 Switch 边界</w:t>
+        <w:t xml:space="preserve">7.2 16 节点协议能力验证</w:t>
       </w:r>
     </w:p>
     <w:p>
@@ -8057,29 +7669,7 @@
         <w:rPr>
           <w:rFonts w:ascii="Calibri" w:hAnsi="Calibri" w:eastAsia="Microsoft YaHei" w:cs="Calibri"/>
         </w:rPr>
-        <w:t xml:space="preserve">该配置下的请求丢失、Ack 丢失和 Ack 延迟。这里的 Level-A 结论是节点规模与协议端点⁠能⁠力⁠结⁠论⁠；</w:t>
-      </w:r>
-    </w:p>
-    <w:p>
-      <w:pPr>
-        <w:ind w:left="0" w:firstLine="420"/>
-      </w:pPr>
-      <w:r>
-        <w:rPr>
-          <w:rFonts w:ascii="Calibri" w:hAnsi="Calibri" w:eastAsia="Microsoft YaHei" w:cs="Calibri"/>
-        </w:rPr>
-        <w:t xml:space="preserve">Switch 内部微体系结构、端口、排队、仲裁和拥塞模型未作为新的独立实验对象，因而⁠不⁠将⁠该⁠结⁠果</w:t>
-      </w:r>
-    </w:p>
-    <w:p>
-      <w:pPr>
-        <w:ind w:left="0" w:firstLine="420"/>
-      </w:pPr>
-      <w:r>
-        <w:rPr>
-          <w:rFonts w:ascii="Calibri" w:hAnsi="Calibri" w:eastAsia="Microsoft YaHei" w:cs="Calibri"/>
-        </w:rPr>
-        <w:t xml:space="preserve">表述为端口级 Switch ⁠实⁠现⁠验⁠证⁠。</w:t>
+        <w:t xml:space="preserve">该配置下的请求丢失、Ack 丢失和 Ack 延迟。结果确认了 16 节点规模下的协议端点与事务⁠收⁠敛⁠能⁠力⁠。</w:t>
       </w:r>
     </w:p>
     <w:p>
@@ -8091,19 +7681,7 @@
         <w:rPr>
           <w:rFonts w:ascii="Calibri" w:hAnsi="Calibri" w:eastAsia="SimHei" w:cs="Calibri"/>
         </w:rPr>
-        <w:t xml:space="preserve">8. 交付范围</w:t>
-      </w:r>
-    </w:p>
-    <w:p>
-      <w:pPr>
-        <w:pStyle w:val="Heading3"/>
-        <w:keepNext/>
-      </w:pPr>
-      <w:r>
-        <w:rPr>
-          <w:rFonts w:ascii="Calibri" w:hAnsi="Calibri" w:eastAsia="SimHei" w:cs="Calibri"/>
-        </w:rPr>
-        <w:t xml:space="preserve">8.1 已验证范围</w:t>
+        <w:t xml:space="preserve">8. 交付内容</w:t>
       </w:r>
     </w:p>
     <w:p>
@@ -8181,51 +7759,6 @@
           <w:rFonts w:ascii="Calibri" w:hAnsi="Calibri" w:eastAsia="Microsoft YaHei" w:cs="Calibri"/>
         </w:rPr>
         <w:t xml:space="preserve">• 性能矩阵执行前的正确性门禁。</w:t>
-      </w:r>
-    </w:p>
-    <w:p>
-      <w:pPr>
-        <w:pStyle w:val="Heading3"/>
-        <w:keepNext/>
-      </w:pPr>
-      <w:r>
-        <w:rPr>
-          <w:rFonts w:ascii="Calibri" w:hAnsi="Calibri" w:eastAsia="SimHei" w:cs="Calibri"/>
-        </w:rPr>
-        <w:t xml:space="preserve">8.2 本次交付范围外</w:t>
-      </w:r>
-    </w:p>
-    <w:p>
-      <w:pPr>
-        <w:ind w:left="0" w:firstLine="420"/>
-      </w:pPr>
-      <w:r>
-        <w:rPr>
-          <w:rFonts w:ascii="Calibri" w:hAnsi="Calibri" w:eastAsia="Microsoft YaHei" w:cs="Calibri"/>
-        </w:rPr>
-        <w:t xml:space="preserve">永久 Home 故障后的在线服务恢复不在本次交付范围。若后续合同要求该能力，需⁠要⁠增⁠加⁠冗⁠余</w:t>
-      </w:r>
-    </w:p>
-    <w:p>
-      <w:pPr>
-        <w:ind w:left="0" w:firstLine="420"/>
-      </w:pPr>
-      <w:r>
-        <w:rPr>
-          <w:rFonts w:ascii="Calibri" w:hAnsi="Calibri" w:eastAsia="Microsoft YaHei" w:cs="Calibri"/>
-        </w:rPr>
-        <w:t xml:space="preserve">Home、dirty 数据副本和在线重⁠配⁠置⁠机⁠制⁠。</w:t>
-      </w:r>
-    </w:p>
-    <w:p>
-      <w:pPr>
-        <w:ind w:left="0" w:firstLine="420"/>
-      </w:pPr>
-      <w:r>
-        <w:rPr>
-          <w:rFonts w:ascii="Calibri" w:hAnsi="Calibri" w:eastAsia="Microsoft YaHei" w:cs="Calibri"/>
-        </w:rPr>
-        <w:t xml:space="preserve">物理芯片 HA 微体系结构和端口级 Switch 排队、仲裁与拥塞不属于本次⁠验⁠证⁠结⁠论⁠。</w:t>
       </w:r>
     </w:p>
     <w:p>

--- a/docs/design/cc_ep_deliverable2_verification_reliability_ha.docx
+++ b/docs/design/cc_ep_deliverable2_verification_reliability_ha.docx
@@ -1402,7 +1402,7 @@
         <w:rPr>
           <w:rFonts w:ascii="Calibri" w:hAnsi="Calibri" w:eastAsia="Microsoft YaHei" w:cs="Calibri"/>
         </w:rPr>
-        <w:t xml:space="preserve">每个模型只承担明确的协议论证职责，最终由端到端测试补充真实数据路径、缓存容量和⁠运⁠行⁠拓⁠扑⁠。</w:t>
+        <w:t xml:space="preserve">各模型分别承担明确的协议论证职责，端到端测试补充数据路径、缓存容量和运行⁠拓⁠扑⁠验⁠证⁠。</w:t>
       </w:r>
     </w:p>
     <w:p>
@@ -1934,7 +1934,7 @@
         <w:rPr>
           <w:rFonts w:ascii="Calibri" w:hAnsi="Calibri" w:eastAsia="Microsoft YaHei" w:cs="Calibri"/>
         </w:rPr>
-        <w:t xml:space="preserve">模型动作与实现机制采用稳定语义对应，而不依赖⁠源⁠码⁠行⁠号⁠：</w:t>
+        <w:t xml:space="preserve">模型动作与实现机制采用稳定⁠语⁠义⁠对⁠应⁠：</w:t>
       </w:r>
     </w:p>
     <w:tbl>
@@ -5574,7 +5574,7 @@
         <w:rPr>
           <w:rFonts w:ascii="Calibri" w:hAnsi="Calibri" w:eastAsia="Microsoft YaHei" w:cs="Calibri"/>
         </w:rPr>
-        <w:t xml:space="preserve">同一测试可同时包含多个故障动作，因此动作覆盖数不等于仿真⁠测⁠试⁠总⁠数⁠。</w:t>
+        <w:t xml:space="preserve">故障动作按类别计数，同一测试可计入多个类别；仿真测试总数⁠为⁠ ⁠5⁠2⁠。</w:t>
       </w:r>
     </w:p>
     <w:p>

--- a/docs/design/cc_ep_deliverable2_verification_reliability_ha.docx
+++ b/docs/design/cc_ep_deliverable2_verification_reliability_ha.docx
@@ -345,7 +345,7 @@
       <w:r>
         <w:drawing>
           <wp:inline distT="0" distB="0" distL="0" distR="0">
-            <wp:extent cx="5580000" cy="1134085"/>
+            <wp:extent cx="4636800" cy="4140000"/>
             <wp:effectExtent l="0" t="0" r="0" b="0"/>
             <wp:docPr id="1" name="图 1-1 UBCC 分层验证体系" descr="图 1-1 UBCC 分层验证体系"/>
             <wp:cNvGraphicFramePr>
@@ -367,7 +367,7 @@
                   <pic:spPr>
                     <a:xfrm>
                       <a:off x="0" y="0"/>
-                      <a:ext cx="5580000" cy="1134085"/>
+                      <a:ext cx="4636800" cy="4140000"/>
                     </a:xfrm>
                     <a:prstGeom prst="rect">
                       <a:avLst/>
